--- a/samples/经纬测绘_对公成稿A.docx
+++ b/samples/经纬测绘_对公成稿A.docx
@@ -24,7 +24,7 @@
           <w:sz w:val="44"/>
           <w:szCs w:val="44"/>
         </w:rPr>
-        <w:t>福建</w:t>
+        <w:t>{{CLIENT_FULL_NAME}}维持{{CREDIT_AMOUNT}}综合授信额度的授信报告</w:t>
       </w:r>
       <w:r>
         <w:rPr>
@@ -35,7 +35,6 @@
           <w:szCs w:val="44"/>
           <w:lang w:eastAsia="zh-CN"/>
         </w:rPr>
-        <w:t>经纬数字科技</w:t>
       </w:r>
       <w:r>
         <w:rPr>
@@ -45,7 +44,6 @@
           <w:sz w:val="44"/>
           <w:szCs w:val="44"/>
         </w:rPr>
-        <w:t>信息有限公司维持</w:t>
       </w:r>
       <w:r>
         <w:rPr>
@@ -55,7 +53,6 @@
           <w:sz w:val="44"/>
           <w:szCs w:val="44"/>
         </w:rPr>
-        <w:t>3375</w:t>
       </w:r>
       <w:r>
         <w:rPr>
@@ -65,7 +62,6 @@
           <w:sz w:val="44"/>
           <w:szCs w:val="44"/>
         </w:rPr>
-        <w:t>万元综合授信额度的授信报告</w:t>
       </w:r>
     </w:p>
     <w:p>
@@ -95,14 +91,13 @@
           <w:rFonts w:ascii="方正仿宋_GBK" w:hAnsi="方正仿宋_GBK" w:eastAsia="方正仿宋_GBK" w:cs="方正仿宋_GBK"/>
           <w:color w:val="000000"/>
         </w:rPr>
-        <w:t>授信客户全称：</w:t>
-      </w:r>
-      <w:r>
-        <w:rPr>
-          <w:rFonts w:hint="eastAsia" w:ascii="方正仿宋_GBK" w:hAnsi="方正仿宋_GBK" w:eastAsia="方正仿宋_GBK" w:cs="方正仿宋_GBK"/>
-          <w:color w:val="000000"/>
-        </w:rPr>
-        <w:t>福建</w:t>
+        <w:t>授信客户全称：{{CLIENT_FULL_NAME}}       我行投向政策对应行业：{{CLIENT_INDUSTRY_CATEGORY}}</w:t>
+      </w:r>
+      <w:r>
+        <w:rPr>
+          <w:rFonts w:hint="eastAsia" w:ascii="方正仿宋_GBK" w:hAnsi="方正仿宋_GBK" w:eastAsia="方正仿宋_GBK" w:cs="方正仿宋_GBK"/>
+          <w:color w:val="000000"/>
+        </w:rPr>
       </w:r>
       <w:r>
         <w:rPr>
@@ -110,28 +105,24 @@
           <w:color w:val="000000"/>
           <w:lang w:eastAsia="zh-CN"/>
         </w:rPr>
-        <w:t>经纬数字科技</w:t>
-      </w:r>
-      <w:r>
-        <w:rPr>
-          <w:rFonts w:hint="eastAsia" w:ascii="方正仿宋_GBK" w:hAnsi="方正仿宋_GBK" w:eastAsia="方正仿宋_GBK" w:cs="方正仿宋_GBK"/>
-          <w:color w:val="000000"/>
-        </w:rPr>
-        <w:t xml:space="preserve">信息有限公司   </w:t>
-      </w:r>
-      <w:r>
-        <w:rPr>
-          <w:rFonts w:ascii="方正仿宋_GBK" w:hAnsi="方正仿宋_GBK" w:eastAsia="方正仿宋_GBK" w:cs="方正仿宋_GBK"/>
-          <w:color w:val="000000"/>
-        </w:rPr>
-        <w:t xml:space="preserve">    我行投向政策对应行业：</w:t>
-      </w:r>
-      <w:r>
-        <w:rPr>
-          <w:rFonts w:hint="eastAsia" w:ascii="方正仿宋_GBK" w:hAnsi="方正仿宋_GBK" w:eastAsia="方正仿宋_GBK" w:cs="方正仿宋_GBK"/>
-          <w:color w:val="000000"/>
-        </w:rPr>
-        <w:t>商务服务业</w:t>
+      </w:r>
+      <w:r>
+        <w:rPr>
+          <w:rFonts w:hint="eastAsia" w:ascii="方正仿宋_GBK" w:hAnsi="方正仿宋_GBK" w:eastAsia="方正仿宋_GBK" w:cs="方正仿宋_GBK"/>
+          <w:color w:val="000000"/>
+        </w:rPr>
+      </w:r>
+      <w:r>
+        <w:rPr>
+          <w:rFonts w:ascii="方正仿宋_GBK" w:hAnsi="方正仿宋_GBK" w:eastAsia="方正仿宋_GBK" w:cs="方正仿宋_GBK"/>
+          <w:color w:val="000000"/>
+        </w:rPr>
+      </w:r>
+      <w:r>
+        <w:rPr>
+          <w:rFonts w:hint="eastAsia" w:ascii="方正仿宋_GBK" w:hAnsi="方正仿宋_GBK" w:eastAsia="方正仿宋_GBK" w:cs="方正仿宋_GBK"/>
+          <w:color w:val="000000"/>
+        </w:rPr>
       </w:r>
     </w:p>
     <w:p>
@@ -1906,7 +1897,7 @@
                 <w:rFonts w:hint="eastAsia" w:ascii="方正仿宋_GBK" w:hAnsi="方正仿宋_GBK" w:eastAsia="方正仿宋_GBK" w:cs="方正仿宋_GBK"/>
                 <w:sz w:val="18"/>
               </w:rPr>
-              <w:t>2005年8月4日</w:t>
+              <w:t>{{CLIENT_ESTABLISHMENT_DATE}}</w:t>
             </w:r>
           </w:p>
         </w:tc>
@@ -1953,35 +1944,31 @@
                 <w:rFonts w:hint="eastAsia" w:ascii="方正仿宋_GBK" w:hAnsi="方正仿宋_GBK" w:eastAsia="方正仿宋_GBK" w:cs="方正仿宋_GBK"/>
                 <w:sz w:val="18"/>
               </w:rPr>
-              <w:t>福建省</w:t>
+              <w:t>{{CLIENT_REGISTERED_ADDRESS}}</w:t>
             </w:r>
             <w:r>
               <w:rPr>
                 <w:rFonts w:ascii="方正仿宋_GBK" w:hAnsi="方正仿宋_GBK" w:eastAsia="方正仿宋_GBK" w:cs="方正仿宋_GBK"/>
                 <w:sz w:val="18"/>
               </w:rPr>
-              <w:t>福州市鼓楼区洪山</w:t>
             </w:r>
             <w:r>
               <w:rPr>
                 <w:rFonts w:hint="eastAsia" w:ascii="方正仿宋_GBK" w:hAnsi="方正仿宋_GBK" w:eastAsia="方正仿宋_GBK" w:cs="方正仿宋_GBK"/>
                 <w:sz w:val="18"/>
               </w:rPr>
-              <w:t>园</w:t>
             </w:r>
             <w:r>
               <w:rPr>
                 <w:rFonts w:ascii="方正仿宋_GBK" w:hAnsi="方正仿宋_GBK" w:eastAsia="方正仿宋_GBK" w:cs="方正仿宋_GBK"/>
                 <w:sz w:val="18"/>
               </w:rPr>
-              <w:t>路</w:t>
             </w:r>
             <w:r>
               <w:rPr>
                 <w:rFonts w:hint="eastAsia" w:ascii="方正仿宋_GBK" w:hAnsi="方正仿宋_GBK" w:eastAsia="方正仿宋_GBK" w:cs="方正仿宋_GBK"/>
                 <w:sz w:val="18"/>
               </w:rPr>
-              <w:t>68号</w:t>
             </w:r>
           </w:p>
         </w:tc>
@@ -2185,14 +2172,13 @@
                 <w:rFonts w:hint="eastAsia" w:ascii="方正仿宋_GBK" w:hAnsi="方正仿宋_GBK" w:eastAsia="方正仿宋_GBK" w:cs="方正仿宋_GBK"/>
                 <w:sz w:val="18"/>
               </w:rPr>
-              <w:t>福建省招标</w:t>
+              <w:t>{{CLIENT_PARENT_FULL_NAME}}</w:t>
             </w:r>
             <w:r>
               <w:rPr>
                 <w:rFonts w:ascii="方正仿宋_GBK" w:hAnsi="方正仿宋_GBK" w:eastAsia="方正仿宋_GBK" w:cs="方正仿宋_GBK"/>
                 <w:sz w:val="18"/>
               </w:rPr>
-              <w:t>股份有限公司</w:t>
             </w:r>
           </w:p>
         </w:tc>
@@ -2239,14 +2225,13 @@
                 <w:rFonts w:hint="eastAsia" w:ascii="方正仿宋_GBK" w:hAnsi="方正仿宋_GBK" w:eastAsia="方正仿宋_GBK" w:cs="方正仿宋_GBK"/>
                 <w:sz w:val="18"/>
               </w:rPr>
-              <w:t>郑</w:t>
+              <w:t>{{CLIENT_LEGAL_REP}}</w:t>
             </w:r>
             <w:r>
               <w:rPr>
                 <w:rFonts w:ascii="方正仿宋_GBK" w:hAnsi="方正仿宋_GBK" w:eastAsia="方正仿宋_GBK" w:cs="方正仿宋_GBK"/>
                 <w:sz w:val="18"/>
               </w:rPr>
-              <w:t>志煌</w:t>
             </w:r>
           </w:p>
         </w:tc>
@@ -2378,7 +2363,7 @@
                 <w:kern w:val="2"/>
                 <w:sz w:val="18"/>
               </w:rPr>
-              <w:t>2008年公司取得乙级测绘资质证书质量管理体系认证。2014年公司整体划拨至福建省招标采购集团有限公司，并于次年通过ISO9001认证。2016年公司取得</w:t>
+              <w:t>2008年公司取得乙级测绘资质证书质量管理体系认证。2014年公司整体划拨至{{CLIENT_GROUP_FULL_NAME}}，并于次年通过ISO9001认证。2016年公司取得国家测绘地理信息局颁发的甲级测绘资质证书（甲测资字3500319）。2017年甲级增加至4个，2020获得实用新型专利证书（ZL 2018 2 1465236.2），获得国家秘密载体印制资质证书；福建省科技型企业；高新技术企业；福建省软件企业。</w:t>
             </w:r>
             <w:r>
               <w:rPr>
@@ -2387,7 +2372,6 @@
                 <w:kern w:val="2"/>
                 <w:sz w:val="18"/>
               </w:rPr>
-              <w:t>国家测绘地理信息局颁发的甲级测绘资质证书（甲测资字3500319）</w:t>
             </w:r>
             <w:r>
               <w:rPr>
@@ -2396,7 +2380,6 @@
                 <w:kern w:val="2"/>
                 <w:sz w:val="18"/>
               </w:rPr>
-              <w:t>。2017年</w:t>
             </w:r>
             <w:r>
               <w:rPr>
@@ -2405,7 +2388,6 @@
                 <w:kern w:val="2"/>
                 <w:sz w:val="18"/>
               </w:rPr>
-              <w:t>甲级增加至4个，</w:t>
             </w:r>
             <w:r>
               <w:rPr>
@@ -2415,7 +2397,6 @@
                 <w:sz w:val="18"/>
                 <w:lang w:eastAsia="zh-CN"/>
               </w:rPr>
-              <w:t>2020</w:t>
             </w:r>
             <w:r>
               <w:rPr>
@@ -2424,7 +2405,6 @@
                 <w:kern w:val="2"/>
                 <w:sz w:val="18"/>
               </w:rPr>
-              <w:t>获得</w:t>
             </w:r>
             <w:r>
               <w:rPr>
@@ -2433,7 +2413,6 @@
                 <w:kern w:val="2"/>
                 <w:sz w:val="18"/>
               </w:rPr>
-              <w:t>实用新型专利</w:t>
             </w:r>
             <w:r>
               <w:rPr>
@@ -2442,7 +2421,6 @@
                 <w:kern w:val="2"/>
                 <w:sz w:val="18"/>
               </w:rPr>
-              <w:t>证书（</w:t>
             </w:r>
             <w:r>
               <w:rPr>
@@ -2451,7 +2429,6 @@
                 <w:kern w:val="2"/>
                 <w:sz w:val="18"/>
               </w:rPr>
-              <w:t>ZL</w:t>
             </w:r>
             <w:r>
               <w:rPr>
@@ -2460,7 +2437,6 @@
                 <w:kern w:val="2"/>
                 <w:sz w:val="18"/>
               </w:rPr>
-              <w:t xml:space="preserve"> </w:t>
             </w:r>
             <w:r>
               <w:rPr>
@@ -2469,7 +2445,6 @@
                 <w:kern w:val="2"/>
                 <w:sz w:val="18"/>
               </w:rPr>
-              <w:t>2018</w:t>
             </w:r>
             <w:r>
               <w:rPr>
@@ -2478,7 +2453,6 @@
                 <w:kern w:val="2"/>
                 <w:sz w:val="18"/>
               </w:rPr>
-              <w:t xml:space="preserve"> </w:t>
             </w:r>
             <w:r>
               <w:rPr>
@@ -2487,7 +2461,6 @@
                 <w:kern w:val="2"/>
                 <w:sz w:val="18"/>
               </w:rPr>
-              <w:t>2</w:t>
             </w:r>
             <w:r>
               <w:rPr>
@@ -2496,7 +2469,6 @@
                 <w:kern w:val="2"/>
                 <w:sz w:val="18"/>
               </w:rPr>
-              <w:t xml:space="preserve"> 1465236.</w:t>
             </w:r>
             <w:r>
               <w:rPr>
@@ -2505,7 +2477,6 @@
                 <w:kern w:val="2"/>
                 <w:sz w:val="18"/>
               </w:rPr>
-              <w:t>2</w:t>
             </w:r>
             <w:r>
               <w:rPr>
@@ -2514,7 +2485,6 @@
                 <w:kern w:val="2"/>
                 <w:sz w:val="18"/>
               </w:rPr>
-              <w:t>）</w:t>
             </w:r>
             <w:r>
               <w:rPr>
@@ -2523,7 +2493,6 @@
                 <w:kern w:val="2"/>
                 <w:sz w:val="18"/>
               </w:rPr>
-              <w:t>，获得</w:t>
             </w:r>
             <w:r>
               <w:rPr>
@@ -2532,7 +2501,6 @@
                 <w:kern w:val="2"/>
                 <w:sz w:val="18"/>
               </w:rPr>
-              <w:t>国家秘密载体印制资质证书；福建省科技型企业；高新技术企业；福建省软件企业。</w:t>
             </w:r>
           </w:p>
           <w:p>
@@ -2713,7 +2681,7 @@
                 <w:rFonts w:hint="eastAsia" w:ascii="方正仿宋_GBK" w:hAnsi="方正仿宋_GBK" w:eastAsia="方正仿宋_GBK" w:cs="方正仿宋_GBK"/>
                 <w:sz w:val="18"/>
               </w:rPr>
-              <w:t>福建省招标股份有限公司</w:t>
+              <w:t>{{CLIENT_PARENT_FULL_NAME}}</w:t>
             </w:r>
           </w:p>
         </w:tc>
@@ -2944,106 +2912,95 @@
           <w:sz w:val="24"/>
           <w:lang w:val="zh-CN"/>
         </w:rPr>
-        <w:t>福建经纬数字科技信息有限公司</w:t>
-      </w:r>
-      <w:r>
-        <w:rPr>
-          <w:rFonts w:ascii="方正仿宋_GBK" w:hAnsi="方正仿宋_GBK" w:eastAsia="方正仿宋_GBK" w:cs="方正仿宋_GBK"/>
-          <w:color w:val="000000"/>
-          <w:sz w:val="24"/>
-          <w:lang w:val="zh-CN"/>
-        </w:rPr>
-        <w:t>，是福建省招标采购集团有限公司权属子公司，</w:t>
-      </w:r>
-      <w:r>
-        <w:rPr>
-          <w:rFonts w:hint="eastAsia" w:ascii="方正仿宋_GBK" w:hAnsi="方正仿宋_GBK" w:eastAsia="方正仿宋_GBK" w:cs="方正仿宋_GBK"/>
-          <w:color w:val="000000"/>
-          <w:sz w:val="24"/>
-          <w:lang w:val="zh-CN"/>
-        </w:rPr>
-        <w:t>是</w:t>
-      </w:r>
-      <w:r>
-        <w:rPr>
-          <w:rFonts w:ascii="方正仿宋_GBK" w:hAnsi="方正仿宋_GBK" w:eastAsia="方正仿宋_GBK" w:cs="方正仿宋_GBK"/>
-          <w:color w:val="000000"/>
-          <w:sz w:val="24"/>
-          <w:lang w:val="zh-CN"/>
-        </w:rPr>
-        <w:t>一家集</w:t>
-      </w:r>
-      <w:r>
-        <w:rPr>
-          <w:rFonts w:hint="eastAsia" w:ascii="方正仿宋_GBK" w:hAnsi="方正仿宋_GBK" w:eastAsia="方正仿宋_GBK" w:cs="方正仿宋_GBK"/>
-          <w:color w:val="000000"/>
-          <w:sz w:val="24"/>
-          <w:lang w:val="zh-CN"/>
-        </w:rPr>
-        <w:t>地理信息</w:t>
-      </w:r>
-      <w:r>
-        <w:rPr>
-          <w:rFonts w:ascii="方正仿宋_GBK" w:hAnsi="方正仿宋_GBK" w:eastAsia="方正仿宋_GBK" w:cs="方正仿宋_GBK"/>
-          <w:color w:val="000000"/>
-          <w:sz w:val="24"/>
-          <w:lang w:val="zh-CN"/>
-        </w:rPr>
-        <w:t>数据采集、</w:t>
-      </w:r>
-      <w:r>
-        <w:rPr>
-          <w:rFonts w:hint="eastAsia" w:ascii="方正仿宋_GBK" w:hAnsi="方正仿宋_GBK" w:eastAsia="方正仿宋_GBK" w:cs="方正仿宋_GBK"/>
-          <w:color w:val="000000"/>
-          <w:sz w:val="24"/>
-          <w:lang w:val="zh-CN"/>
-        </w:rPr>
-        <w:t>处理</w:t>
-      </w:r>
-      <w:r>
-        <w:rPr>
-          <w:rFonts w:ascii="方正仿宋_GBK" w:hAnsi="方正仿宋_GBK" w:eastAsia="方正仿宋_GBK" w:cs="方正仿宋_GBK"/>
-          <w:color w:val="000000"/>
-          <w:sz w:val="24"/>
-          <w:lang w:val="zh-CN"/>
-        </w:rPr>
-        <w:t>、分析</w:t>
-      </w:r>
-      <w:r>
-        <w:rPr>
-          <w:rFonts w:hint="eastAsia" w:ascii="方正仿宋_GBK" w:hAnsi="方正仿宋_GBK" w:eastAsia="方正仿宋_GBK" w:cs="方正仿宋_GBK"/>
-          <w:color w:val="000000"/>
-          <w:sz w:val="24"/>
-          <w:lang w:val="zh-CN"/>
-        </w:rPr>
-        <w:t>、</w:t>
-      </w:r>
-      <w:r>
-        <w:rPr>
-          <w:rFonts w:ascii="方正仿宋_GBK" w:hAnsi="方正仿宋_GBK" w:eastAsia="方正仿宋_GBK" w:cs="方正仿宋_GBK"/>
-          <w:color w:val="000000"/>
-          <w:sz w:val="24"/>
-          <w:lang w:val="zh-CN"/>
-        </w:rPr>
-        <w:t>应用于一体的综合性甲级测绘地理信息</w:t>
-      </w:r>
-      <w:r>
-        <w:rPr>
-          <w:rFonts w:hint="eastAsia" w:ascii="方正仿宋_GBK" w:hAnsi="方正仿宋_GBK" w:eastAsia="方正仿宋_GBK" w:cs="方正仿宋_GBK"/>
-          <w:color w:val="000000"/>
-          <w:sz w:val="24"/>
-          <w:lang w:val="zh-CN"/>
-        </w:rPr>
-        <w:t>高新</w:t>
-      </w:r>
-      <w:r>
-        <w:rPr>
-          <w:rFonts w:ascii="方正仿宋_GBK" w:hAnsi="方正仿宋_GBK" w:eastAsia="方正仿宋_GBK" w:cs="方正仿宋_GBK"/>
-          <w:color w:val="000000"/>
-          <w:sz w:val="24"/>
-          <w:lang w:val="zh-CN"/>
-        </w:rPr>
-        <w:t>技术服务企业，属福建省国资体系中唯一一家测绘地理信息企业。</w:t>
+        <w:t>{{CLIENT_FULL_NAME}}，是{{CLIENT_GROUP_FULL_NAME}}权属子公司，是一家集地理信息数据采集、处理、分析、应用于一体的综合性甲级测绘地理信息高新技术服务企业，属福建省国资体系中唯一一家测绘地理信息企业。</w:t>
+      </w:r>
+      <w:r>
+        <w:rPr>
+          <w:rFonts w:ascii="方正仿宋_GBK" w:hAnsi="方正仿宋_GBK" w:eastAsia="方正仿宋_GBK" w:cs="方正仿宋_GBK"/>
+          <w:color w:val="000000"/>
+          <w:sz w:val="24"/>
+          <w:lang w:val="zh-CN"/>
+        </w:rPr>
+      </w:r>
+      <w:r>
+        <w:rPr>
+          <w:rFonts w:hint="eastAsia" w:ascii="方正仿宋_GBK" w:hAnsi="方正仿宋_GBK" w:eastAsia="方正仿宋_GBK" w:cs="方正仿宋_GBK"/>
+          <w:color w:val="000000"/>
+          <w:sz w:val="24"/>
+          <w:lang w:val="zh-CN"/>
+        </w:rPr>
+      </w:r>
+      <w:r>
+        <w:rPr>
+          <w:rFonts w:ascii="方正仿宋_GBK" w:hAnsi="方正仿宋_GBK" w:eastAsia="方正仿宋_GBK" w:cs="方正仿宋_GBK"/>
+          <w:color w:val="000000"/>
+          <w:sz w:val="24"/>
+          <w:lang w:val="zh-CN"/>
+        </w:rPr>
+      </w:r>
+      <w:r>
+        <w:rPr>
+          <w:rFonts w:hint="eastAsia" w:ascii="方正仿宋_GBK" w:hAnsi="方正仿宋_GBK" w:eastAsia="方正仿宋_GBK" w:cs="方正仿宋_GBK"/>
+          <w:color w:val="000000"/>
+          <w:sz w:val="24"/>
+          <w:lang w:val="zh-CN"/>
+        </w:rPr>
+      </w:r>
+      <w:r>
+        <w:rPr>
+          <w:rFonts w:ascii="方正仿宋_GBK" w:hAnsi="方正仿宋_GBK" w:eastAsia="方正仿宋_GBK" w:cs="方正仿宋_GBK"/>
+          <w:color w:val="000000"/>
+          <w:sz w:val="24"/>
+          <w:lang w:val="zh-CN"/>
+        </w:rPr>
+      </w:r>
+      <w:r>
+        <w:rPr>
+          <w:rFonts w:hint="eastAsia" w:ascii="方正仿宋_GBK" w:hAnsi="方正仿宋_GBK" w:eastAsia="方正仿宋_GBK" w:cs="方正仿宋_GBK"/>
+          <w:color w:val="000000"/>
+          <w:sz w:val="24"/>
+          <w:lang w:val="zh-CN"/>
+        </w:rPr>
+      </w:r>
+      <w:r>
+        <w:rPr>
+          <w:rFonts w:ascii="方正仿宋_GBK" w:hAnsi="方正仿宋_GBK" w:eastAsia="方正仿宋_GBK" w:cs="方正仿宋_GBK"/>
+          <w:color w:val="000000"/>
+          <w:sz w:val="24"/>
+          <w:lang w:val="zh-CN"/>
+        </w:rPr>
+      </w:r>
+      <w:r>
+        <w:rPr>
+          <w:rFonts w:hint="eastAsia" w:ascii="方正仿宋_GBK" w:hAnsi="方正仿宋_GBK" w:eastAsia="方正仿宋_GBK" w:cs="方正仿宋_GBK"/>
+          <w:color w:val="000000"/>
+          <w:sz w:val="24"/>
+          <w:lang w:val="zh-CN"/>
+        </w:rPr>
+      </w:r>
+      <w:r>
+        <w:rPr>
+          <w:rFonts w:ascii="方正仿宋_GBK" w:hAnsi="方正仿宋_GBK" w:eastAsia="方正仿宋_GBK" w:cs="方正仿宋_GBK"/>
+          <w:color w:val="000000"/>
+          <w:sz w:val="24"/>
+          <w:lang w:val="zh-CN"/>
+        </w:rPr>
+      </w:r>
+      <w:r>
+        <w:rPr>
+          <w:rFonts w:hint="eastAsia" w:ascii="方正仿宋_GBK" w:hAnsi="方正仿宋_GBK" w:eastAsia="方正仿宋_GBK" w:cs="方正仿宋_GBK"/>
+          <w:color w:val="000000"/>
+          <w:sz w:val="24"/>
+          <w:lang w:val="zh-CN"/>
+        </w:rPr>
+      </w:r>
+      <w:r>
+        <w:rPr>
+          <w:rFonts w:ascii="方正仿宋_GBK" w:hAnsi="方正仿宋_GBK" w:eastAsia="方正仿宋_GBK" w:cs="方正仿宋_GBK"/>
+          <w:color w:val="000000"/>
+          <w:sz w:val="24"/>
+          <w:lang w:val="zh-CN"/>
+        </w:rPr>
       </w:r>
     </w:p>
     <w:p>
@@ -3271,166 +3228,148 @@
           <w:sz w:val="24"/>
           <w:lang w:val="zh-CN"/>
         </w:rPr>
-        <w:t xml:space="preserve"> </w:t>
-      </w:r>
-      <w:r>
-        <w:rPr>
-          <w:rFonts w:ascii="方正仿宋_GBK" w:hAnsi="方正仿宋_GBK" w:eastAsia="方正仿宋_GBK" w:cs="方正仿宋_GBK"/>
-          <w:color w:val="000000"/>
-          <w:sz w:val="24"/>
-          <w:lang w:val="zh-CN"/>
-        </w:rPr>
-        <w:t xml:space="preserve">   </w:t>
-      </w:r>
-      <w:r>
-        <w:rPr>
-          <w:rFonts w:hint="eastAsia" w:ascii="方正仿宋_GBK" w:hAnsi="方正仿宋_GBK" w:eastAsia="方正仿宋_GBK" w:cs="方正仿宋_GBK"/>
-          <w:color w:val="000000"/>
-          <w:sz w:val="24"/>
-          <w:lang w:val="zh-CN"/>
-        </w:rPr>
-        <w:t>福建省</w:t>
-      </w:r>
-      <w:r>
-        <w:rPr>
-          <w:rFonts w:ascii="方正仿宋_GBK" w:hAnsi="方正仿宋_GBK" w:eastAsia="方正仿宋_GBK" w:cs="方正仿宋_GBK"/>
-          <w:color w:val="000000"/>
-          <w:sz w:val="24"/>
-          <w:lang w:val="zh-CN"/>
-        </w:rPr>
-        <w:t>招标股份有限公司为</w:t>
-      </w:r>
-      <w:r>
-        <w:rPr>
-          <w:rFonts w:hint="eastAsia" w:ascii="方正仿宋_GBK" w:hAnsi="方正仿宋_GBK" w:eastAsia="方正仿宋_GBK" w:cs="方正仿宋_GBK"/>
-          <w:color w:val="000000"/>
-          <w:sz w:val="24"/>
-          <w:lang w:val="zh-CN"/>
-        </w:rPr>
-        <w:t>福建省招标采购集团</w:t>
-      </w:r>
-      <w:r>
-        <w:rPr>
-          <w:rFonts w:ascii="方正仿宋_GBK" w:hAnsi="方正仿宋_GBK" w:eastAsia="方正仿宋_GBK" w:cs="方正仿宋_GBK"/>
-          <w:color w:val="000000"/>
-          <w:sz w:val="24"/>
-          <w:lang w:val="zh-CN"/>
-        </w:rPr>
-        <w:t>有限公司旗下的</w:t>
-      </w:r>
-      <w:r>
-        <w:rPr>
-          <w:rFonts w:hint="eastAsia" w:ascii="方正仿宋_GBK" w:hAnsi="方正仿宋_GBK" w:eastAsia="方正仿宋_GBK" w:cs="方正仿宋_GBK"/>
-          <w:color w:val="000000"/>
-          <w:sz w:val="24"/>
-          <w:lang w:val="zh-CN"/>
-        </w:rPr>
-        <w:t>拟</w:t>
-      </w:r>
-      <w:r>
-        <w:rPr>
-          <w:rFonts w:ascii="方正仿宋_GBK" w:hAnsi="方正仿宋_GBK" w:eastAsia="方正仿宋_GBK" w:cs="方正仿宋_GBK"/>
-          <w:color w:val="000000"/>
-          <w:sz w:val="24"/>
-          <w:lang w:val="zh-CN"/>
-        </w:rPr>
-        <w:t>上市子公司，涵盖了福建省招标</w:t>
-      </w:r>
-      <w:r>
-        <w:rPr>
-          <w:rFonts w:hint="eastAsia" w:ascii="方正仿宋_GBK" w:hAnsi="方正仿宋_GBK" w:eastAsia="方正仿宋_GBK" w:cs="方正仿宋_GBK"/>
-          <w:color w:val="000000"/>
-          <w:sz w:val="24"/>
-          <w:lang w:val="zh-CN"/>
-        </w:rPr>
-        <w:t>采购</w:t>
-      </w:r>
-      <w:r>
-        <w:rPr>
-          <w:rFonts w:ascii="方正仿宋_GBK" w:hAnsi="方正仿宋_GBK" w:eastAsia="方正仿宋_GBK" w:cs="方正仿宋_GBK"/>
-          <w:color w:val="000000"/>
-          <w:sz w:val="24"/>
-          <w:lang w:val="zh-CN"/>
-        </w:rPr>
-        <w:t>集团</w:t>
-      </w:r>
-      <w:r>
-        <w:rPr>
-          <w:rFonts w:hint="eastAsia" w:ascii="方正仿宋_GBK" w:hAnsi="方正仿宋_GBK" w:eastAsia="方正仿宋_GBK" w:cs="方正仿宋_GBK"/>
-          <w:color w:val="000000"/>
-          <w:sz w:val="24"/>
-          <w:lang w:val="zh-CN"/>
-        </w:rPr>
-        <w:t>有限公司</w:t>
-      </w:r>
-      <w:r>
-        <w:rPr>
-          <w:rFonts w:ascii="方正仿宋_GBK" w:hAnsi="方正仿宋_GBK" w:eastAsia="方正仿宋_GBK" w:cs="方正仿宋_GBK"/>
-          <w:color w:val="000000"/>
-          <w:sz w:val="24"/>
-          <w:lang w:val="zh-CN"/>
-        </w:rPr>
-        <w:t>大部分优质</w:t>
-      </w:r>
-      <w:r>
-        <w:rPr>
-          <w:rFonts w:hint="eastAsia" w:ascii="方正仿宋_GBK" w:hAnsi="方正仿宋_GBK" w:eastAsia="方正仿宋_GBK" w:cs="方正仿宋_GBK"/>
-          <w:color w:val="000000"/>
-          <w:sz w:val="24"/>
-          <w:lang w:val="zh-CN"/>
-        </w:rPr>
-        <w:t>子公司其中</w:t>
-      </w:r>
-      <w:r>
-        <w:rPr>
-          <w:rFonts w:ascii="方正仿宋_GBK" w:hAnsi="方正仿宋_GBK" w:eastAsia="方正仿宋_GBK" w:cs="方正仿宋_GBK"/>
-          <w:color w:val="000000"/>
-          <w:sz w:val="24"/>
-          <w:lang w:val="zh-CN"/>
-        </w:rPr>
-        <w:t>包括了</w:t>
-      </w:r>
-      <w:r>
-        <w:rPr>
-          <w:rFonts w:hint="eastAsia" w:ascii="方正仿宋_GBK" w:hAnsi="方正仿宋_GBK" w:eastAsia="方正仿宋_GBK" w:cs="方正仿宋_GBK"/>
-          <w:color w:val="000000"/>
-          <w:sz w:val="24"/>
-          <w:lang w:val="zh-CN"/>
-        </w:rPr>
-        <w:t>福建经纬数字科技</w:t>
-      </w:r>
-      <w:r>
-        <w:rPr>
-          <w:rFonts w:ascii="方正仿宋_GBK" w:hAnsi="方正仿宋_GBK" w:eastAsia="方正仿宋_GBK" w:cs="方正仿宋_GBK"/>
-          <w:color w:val="000000"/>
-          <w:sz w:val="24"/>
-          <w:lang w:val="zh-CN"/>
-        </w:rPr>
-        <w:t>信息有</w:t>
-      </w:r>
-      <w:r>
-        <w:rPr>
-          <w:rFonts w:ascii="方正仿宋_GBK" w:hAnsi="方正仿宋_GBK" w:eastAsia="方正仿宋_GBK" w:cs="方正仿宋_GBK"/>
-          <w:sz w:val="24"/>
-          <w:lang w:val="zh-CN"/>
-        </w:rPr>
-        <w:t>限公司</w:t>
-      </w:r>
-      <w:r>
-        <w:rPr>
-          <w:rFonts w:hint="eastAsia" w:ascii="方正仿宋_GBK" w:hAnsi="方正仿宋_GBK" w:eastAsia="方正仿宋_GBK" w:cs="方正仿宋_GBK"/>
-          <w:sz w:val="24"/>
-          <w:lang w:val="zh-CN"/>
-        </w:rPr>
-        <w:t>在内</w:t>
-      </w:r>
-      <w:r>
-        <w:rPr>
-          <w:rFonts w:ascii="方正仿宋_GBK" w:hAnsi="方正仿宋_GBK" w:eastAsia="方正仿宋_GBK" w:cs="方正仿宋_GBK"/>
-          <w:sz w:val="24"/>
-          <w:lang w:val="zh-CN"/>
-        </w:rPr>
-        <w:t>的一系列优秀的在各项领域拔尖的企业。</w:t>
+        <w:t xml:space="preserve">    {{CLIENT_PARENT_FULL_NAME}}为{{CLIENT_GROUP_FULL_NAME}}旗下的拟上市子公司，涵盖了{{CLIENT_GROUP_FULL_NAME}}大部分优质子公司其中包括了{{CLIENT_FULL_NAME}}在内的一系列优秀的在各项领域拔尖的企业。</w:t>
+      </w:r>
+      <w:r>
+        <w:rPr>
+          <w:rFonts w:ascii="方正仿宋_GBK" w:hAnsi="方正仿宋_GBK" w:eastAsia="方正仿宋_GBK" w:cs="方正仿宋_GBK"/>
+          <w:color w:val="000000"/>
+          <w:sz w:val="24"/>
+          <w:lang w:val="zh-CN"/>
+        </w:rPr>
+      </w:r>
+      <w:r>
+        <w:rPr>
+          <w:rFonts w:hint="eastAsia" w:ascii="方正仿宋_GBK" w:hAnsi="方正仿宋_GBK" w:eastAsia="方正仿宋_GBK" w:cs="方正仿宋_GBK"/>
+          <w:color w:val="000000"/>
+          <w:sz w:val="24"/>
+          <w:lang w:val="zh-CN"/>
+        </w:rPr>
+      </w:r>
+      <w:r>
+        <w:rPr>
+          <w:rFonts w:ascii="方正仿宋_GBK" w:hAnsi="方正仿宋_GBK" w:eastAsia="方正仿宋_GBK" w:cs="方正仿宋_GBK"/>
+          <w:color w:val="000000"/>
+          <w:sz w:val="24"/>
+          <w:lang w:val="zh-CN"/>
+        </w:rPr>
+      </w:r>
+      <w:r>
+        <w:rPr>
+          <w:rFonts w:hint="eastAsia" w:ascii="方正仿宋_GBK" w:hAnsi="方正仿宋_GBK" w:eastAsia="方正仿宋_GBK" w:cs="方正仿宋_GBK"/>
+          <w:color w:val="000000"/>
+          <w:sz w:val="24"/>
+          <w:lang w:val="zh-CN"/>
+        </w:rPr>
+      </w:r>
+      <w:r>
+        <w:rPr>
+          <w:rFonts w:ascii="方正仿宋_GBK" w:hAnsi="方正仿宋_GBK" w:eastAsia="方正仿宋_GBK" w:cs="方正仿宋_GBK"/>
+          <w:color w:val="000000"/>
+          <w:sz w:val="24"/>
+          <w:lang w:val="zh-CN"/>
+        </w:rPr>
+      </w:r>
+      <w:r>
+        <w:rPr>
+          <w:rFonts w:hint="eastAsia" w:ascii="方正仿宋_GBK" w:hAnsi="方正仿宋_GBK" w:eastAsia="方正仿宋_GBK" w:cs="方正仿宋_GBK"/>
+          <w:color w:val="000000"/>
+          <w:sz w:val="24"/>
+          <w:lang w:val="zh-CN"/>
+        </w:rPr>
+      </w:r>
+      <w:r>
+        <w:rPr>
+          <w:rFonts w:ascii="方正仿宋_GBK" w:hAnsi="方正仿宋_GBK" w:eastAsia="方正仿宋_GBK" w:cs="方正仿宋_GBK"/>
+          <w:color w:val="000000"/>
+          <w:sz w:val="24"/>
+          <w:lang w:val="zh-CN"/>
+        </w:rPr>
+      </w:r>
+      <w:r>
+        <w:rPr>
+          <w:rFonts w:hint="eastAsia" w:ascii="方正仿宋_GBK" w:hAnsi="方正仿宋_GBK" w:eastAsia="方正仿宋_GBK" w:cs="方正仿宋_GBK"/>
+          <w:color w:val="000000"/>
+          <w:sz w:val="24"/>
+          <w:lang w:val="zh-CN"/>
+        </w:rPr>
+      </w:r>
+      <w:r>
+        <w:rPr>
+          <w:rFonts w:ascii="方正仿宋_GBK" w:hAnsi="方正仿宋_GBK" w:eastAsia="方正仿宋_GBK" w:cs="方正仿宋_GBK"/>
+          <w:color w:val="000000"/>
+          <w:sz w:val="24"/>
+          <w:lang w:val="zh-CN"/>
+        </w:rPr>
+      </w:r>
+      <w:r>
+        <w:rPr>
+          <w:rFonts w:hint="eastAsia" w:ascii="方正仿宋_GBK" w:hAnsi="方正仿宋_GBK" w:eastAsia="方正仿宋_GBK" w:cs="方正仿宋_GBK"/>
+          <w:color w:val="000000"/>
+          <w:sz w:val="24"/>
+          <w:lang w:val="zh-CN"/>
+        </w:rPr>
+      </w:r>
+      <w:r>
+        <w:rPr>
+          <w:rFonts w:ascii="方正仿宋_GBK" w:hAnsi="方正仿宋_GBK" w:eastAsia="方正仿宋_GBK" w:cs="方正仿宋_GBK"/>
+          <w:color w:val="000000"/>
+          <w:sz w:val="24"/>
+          <w:lang w:val="zh-CN"/>
+        </w:rPr>
+      </w:r>
+      <w:r>
+        <w:rPr>
+          <w:rFonts w:hint="eastAsia" w:ascii="方正仿宋_GBK" w:hAnsi="方正仿宋_GBK" w:eastAsia="方正仿宋_GBK" w:cs="方正仿宋_GBK"/>
+          <w:color w:val="000000"/>
+          <w:sz w:val="24"/>
+          <w:lang w:val="zh-CN"/>
+        </w:rPr>
+      </w:r>
+      <w:r>
+        <w:rPr>
+          <w:rFonts w:ascii="方正仿宋_GBK" w:hAnsi="方正仿宋_GBK" w:eastAsia="方正仿宋_GBK" w:cs="方正仿宋_GBK"/>
+          <w:color w:val="000000"/>
+          <w:sz w:val="24"/>
+          <w:lang w:val="zh-CN"/>
+        </w:rPr>
+      </w:r>
+      <w:r>
+        <w:rPr>
+          <w:rFonts w:hint="eastAsia" w:ascii="方正仿宋_GBK" w:hAnsi="方正仿宋_GBK" w:eastAsia="方正仿宋_GBK" w:cs="方正仿宋_GBK"/>
+          <w:color w:val="000000"/>
+          <w:sz w:val="24"/>
+          <w:lang w:val="zh-CN"/>
+        </w:rPr>
+      </w:r>
+      <w:r>
+        <w:rPr>
+          <w:rFonts w:ascii="方正仿宋_GBK" w:hAnsi="方正仿宋_GBK" w:eastAsia="方正仿宋_GBK" w:cs="方正仿宋_GBK"/>
+          <w:color w:val="000000"/>
+          <w:sz w:val="24"/>
+          <w:lang w:val="zh-CN"/>
+        </w:rPr>
+      </w:r>
+      <w:r>
+        <w:rPr>
+          <w:rFonts w:ascii="方正仿宋_GBK" w:hAnsi="方正仿宋_GBK" w:eastAsia="方正仿宋_GBK" w:cs="方正仿宋_GBK"/>
+          <w:sz w:val="24"/>
+          <w:lang w:val="zh-CN"/>
+        </w:rPr>
+      </w:r>
+      <w:r>
+        <w:rPr>
+          <w:rFonts w:hint="eastAsia" w:ascii="方正仿宋_GBK" w:hAnsi="方正仿宋_GBK" w:eastAsia="方正仿宋_GBK" w:cs="方正仿宋_GBK"/>
+          <w:sz w:val="24"/>
+          <w:lang w:val="zh-CN"/>
+        </w:rPr>
+      </w:r>
+      <w:r>
+        <w:rPr>
+          <w:rFonts w:ascii="方正仿宋_GBK" w:hAnsi="方正仿宋_GBK" w:eastAsia="方正仿宋_GBK" w:cs="方正仿宋_GBK"/>
+          <w:sz w:val="24"/>
+          <w:lang w:val="zh-CN"/>
+        </w:rPr>
       </w:r>
     </w:p>
     <w:p>
@@ -3452,119 +3391,105 @@
           <w:sz w:val="24"/>
           <w:lang w:val="zh-CN"/>
         </w:rPr>
-        <w:t>福建省</w:t>
-      </w:r>
-      <w:r>
-        <w:rPr>
-          <w:rFonts w:ascii="方正仿宋_GBK" w:hAnsi="方正仿宋_GBK" w:eastAsia="方正仿宋_GBK" w:cs="方正仿宋_GBK"/>
-          <w:sz w:val="24"/>
-          <w:lang w:val="zh-CN"/>
-        </w:rPr>
-        <w:t>招标采购集团</w:t>
-      </w:r>
-      <w:r>
-        <w:rPr>
-          <w:rFonts w:hint="eastAsia" w:ascii="方正仿宋_GBK" w:hAnsi="方正仿宋_GBK" w:eastAsia="方正仿宋_GBK" w:cs="方正仿宋_GBK"/>
-          <w:sz w:val="24"/>
-          <w:lang w:val="zh-CN"/>
-        </w:rPr>
-        <w:t>有限公司前身为</w:t>
-      </w:r>
-      <w:r>
-        <w:rPr>
-          <w:rFonts w:ascii="方正仿宋_GBK" w:hAnsi="方正仿宋_GBK" w:eastAsia="方正仿宋_GBK" w:cs="方正仿宋_GBK"/>
-          <w:sz w:val="24"/>
-          <w:lang w:val="zh-CN"/>
-        </w:rPr>
-        <w:t>成立</w:t>
-      </w:r>
-      <w:r>
-        <w:rPr>
-          <w:rFonts w:hint="eastAsia" w:ascii="方正仿宋_GBK" w:hAnsi="方正仿宋_GBK" w:eastAsia="方正仿宋_GBK" w:cs="方正仿宋_GBK"/>
-          <w:sz w:val="24"/>
-          <w:lang w:val="zh-CN"/>
-        </w:rPr>
-        <w:t>于1988年</w:t>
-      </w:r>
-      <w:r>
-        <w:rPr>
-          <w:rFonts w:ascii="方正仿宋_GBK" w:hAnsi="方正仿宋_GBK" w:eastAsia="方正仿宋_GBK" w:cs="方正仿宋_GBK"/>
-          <w:sz w:val="24"/>
-          <w:lang w:val="zh-CN"/>
-        </w:rPr>
-        <w:t>的原</w:t>
-      </w:r>
-      <w:r>
-        <w:rPr>
-          <w:rFonts w:hint="eastAsia" w:ascii="方正仿宋_GBK" w:hAnsi="方正仿宋_GBK" w:eastAsia="方正仿宋_GBK" w:cs="方正仿宋_GBK"/>
-          <w:sz w:val="24"/>
-          <w:lang w:val="zh-CN"/>
-        </w:rPr>
-        <w:t>省经贸</w:t>
-      </w:r>
-      <w:r>
-        <w:rPr>
-          <w:rFonts w:ascii="方正仿宋_GBK" w:hAnsi="方正仿宋_GBK" w:eastAsia="方正仿宋_GBK" w:cs="方正仿宋_GBK"/>
-          <w:sz w:val="24"/>
-          <w:lang w:val="zh-CN"/>
-        </w:rPr>
-        <w:t>委直属事业单位，</w:t>
-      </w:r>
-      <w:r>
-        <w:rPr>
-          <w:rFonts w:hint="eastAsia" w:ascii="方正仿宋_GBK" w:hAnsi="方正仿宋_GBK" w:eastAsia="方正仿宋_GBK" w:cs="方正仿宋_GBK"/>
-          <w:sz w:val="24"/>
-          <w:lang w:val="zh-CN"/>
-        </w:rPr>
-        <w:t>2010年7月</w:t>
-      </w:r>
-      <w:r>
-        <w:rPr>
-          <w:rFonts w:ascii="方正仿宋_GBK" w:hAnsi="方正仿宋_GBK" w:eastAsia="方正仿宋_GBK" w:cs="方正仿宋_GBK"/>
-          <w:sz w:val="24"/>
-          <w:lang w:val="zh-CN"/>
-        </w:rPr>
-        <w:t>省政府</w:t>
-      </w:r>
-      <w:r>
-        <w:rPr>
-          <w:rFonts w:hint="eastAsia" w:ascii="方正仿宋_GBK" w:hAnsi="方正仿宋_GBK" w:eastAsia="方正仿宋_GBK" w:cs="方正仿宋_GBK"/>
-          <w:sz w:val="24"/>
-          <w:lang w:val="zh-CN"/>
-        </w:rPr>
-        <w:t>批复</w:t>
-      </w:r>
-      <w:r>
-        <w:rPr>
-          <w:rFonts w:ascii="方正仿宋_GBK" w:hAnsi="方正仿宋_GBK" w:eastAsia="方正仿宋_GBK" w:cs="方正仿宋_GBK"/>
-          <w:sz w:val="24"/>
-          <w:lang w:val="zh-CN"/>
-        </w:rPr>
-        <w:t>同意改制为省管国有企业，是全国名列前茅、福建规模最大</w:t>
-      </w:r>
-      <w:r>
-        <w:rPr>
-          <w:rFonts w:hint="eastAsia" w:ascii="方正仿宋_GBK" w:hAnsi="方正仿宋_GBK" w:eastAsia="方正仿宋_GBK" w:cs="方正仿宋_GBK"/>
-          <w:sz w:val="24"/>
-          <w:lang w:val="zh-CN"/>
-        </w:rPr>
-        <w:t>、</w:t>
-      </w:r>
-      <w:r>
-        <w:rPr>
-          <w:rFonts w:ascii="方正仿宋_GBK" w:hAnsi="方正仿宋_GBK" w:eastAsia="方正仿宋_GBK" w:cs="方正仿宋_GBK"/>
-          <w:sz w:val="24"/>
-          <w:lang w:val="zh-CN"/>
-        </w:rPr>
-        <w:t>实力最强的工程咨询服务和项目管理专业机构，也是福建省政府确定的科技成果项目对接和服务机构</w:t>
-      </w:r>
-      <w:r>
-        <w:rPr>
-          <w:rFonts w:hint="eastAsia" w:ascii="方正仿宋_GBK" w:hAnsi="方正仿宋_GBK" w:eastAsia="方正仿宋_GBK" w:cs="方正仿宋_GBK"/>
-          <w:sz w:val="24"/>
-          <w:lang w:val="zh-CN"/>
-        </w:rPr>
-        <w:t>。</w:t>
+        <w:t>{{CLIENT_GROUP_FULL_NAME}}前身为成立于1988年的原省经贸委直属事业单位，2010年7月省政府批复同意改制为省管国有企业，是全国名列前茅、福建规模最大、实力最强的工程咨询服务和项目管理专业机构，也是福建省政府确定的科技成果项目对接和服务机构。</w:t>
+      </w:r>
+      <w:r>
+        <w:rPr>
+          <w:rFonts w:ascii="方正仿宋_GBK" w:hAnsi="方正仿宋_GBK" w:eastAsia="方正仿宋_GBK" w:cs="方正仿宋_GBK"/>
+          <w:sz w:val="24"/>
+          <w:lang w:val="zh-CN"/>
+        </w:rPr>
+      </w:r>
+      <w:r>
+        <w:rPr>
+          <w:rFonts w:hint="eastAsia" w:ascii="方正仿宋_GBK" w:hAnsi="方正仿宋_GBK" w:eastAsia="方正仿宋_GBK" w:cs="方正仿宋_GBK"/>
+          <w:sz w:val="24"/>
+          <w:lang w:val="zh-CN"/>
+        </w:rPr>
+      </w:r>
+      <w:r>
+        <w:rPr>
+          <w:rFonts w:ascii="方正仿宋_GBK" w:hAnsi="方正仿宋_GBK" w:eastAsia="方正仿宋_GBK" w:cs="方正仿宋_GBK"/>
+          <w:sz w:val="24"/>
+          <w:lang w:val="zh-CN"/>
+        </w:rPr>
+      </w:r>
+      <w:r>
+        <w:rPr>
+          <w:rFonts w:hint="eastAsia" w:ascii="方正仿宋_GBK" w:hAnsi="方正仿宋_GBK" w:eastAsia="方正仿宋_GBK" w:cs="方正仿宋_GBK"/>
+          <w:sz w:val="24"/>
+          <w:lang w:val="zh-CN"/>
+        </w:rPr>
+      </w:r>
+      <w:r>
+        <w:rPr>
+          <w:rFonts w:ascii="方正仿宋_GBK" w:hAnsi="方正仿宋_GBK" w:eastAsia="方正仿宋_GBK" w:cs="方正仿宋_GBK"/>
+          <w:sz w:val="24"/>
+          <w:lang w:val="zh-CN"/>
+        </w:rPr>
+      </w:r>
+      <w:r>
+        <w:rPr>
+          <w:rFonts w:hint="eastAsia" w:ascii="方正仿宋_GBK" w:hAnsi="方正仿宋_GBK" w:eastAsia="方正仿宋_GBK" w:cs="方正仿宋_GBK"/>
+          <w:sz w:val="24"/>
+          <w:lang w:val="zh-CN"/>
+        </w:rPr>
+      </w:r>
+      <w:r>
+        <w:rPr>
+          <w:rFonts w:ascii="方正仿宋_GBK" w:hAnsi="方正仿宋_GBK" w:eastAsia="方正仿宋_GBK" w:cs="方正仿宋_GBK"/>
+          <w:sz w:val="24"/>
+          <w:lang w:val="zh-CN"/>
+        </w:rPr>
+      </w:r>
+      <w:r>
+        <w:rPr>
+          <w:rFonts w:hint="eastAsia" w:ascii="方正仿宋_GBK" w:hAnsi="方正仿宋_GBK" w:eastAsia="方正仿宋_GBK" w:cs="方正仿宋_GBK"/>
+          <w:sz w:val="24"/>
+          <w:lang w:val="zh-CN"/>
+        </w:rPr>
+      </w:r>
+      <w:r>
+        <w:rPr>
+          <w:rFonts w:ascii="方正仿宋_GBK" w:hAnsi="方正仿宋_GBK" w:eastAsia="方正仿宋_GBK" w:cs="方正仿宋_GBK"/>
+          <w:sz w:val="24"/>
+          <w:lang w:val="zh-CN"/>
+        </w:rPr>
+      </w:r>
+      <w:r>
+        <w:rPr>
+          <w:rFonts w:hint="eastAsia" w:ascii="方正仿宋_GBK" w:hAnsi="方正仿宋_GBK" w:eastAsia="方正仿宋_GBK" w:cs="方正仿宋_GBK"/>
+          <w:sz w:val="24"/>
+          <w:lang w:val="zh-CN"/>
+        </w:rPr>
+      </w:r>
+      <w:r>
+        <w:rPr>
+          <w:rFonts w:ascii="方正仿宋_GBK" w:hAnsi="方正仿宋_GBK" w:eastAsia="方正仿宋_GBK" w:cs="方正仿宋_GBK"/>
+          <w:sz w:val="24"/>
+          <w:lang w:val="zh-CN"/>
+        </w:rPr>
+      </w:r>
+      <w:r>
+        <w:rPr>
+          <w:rFonts w:hint="eastAsia" w:ascii="方正仿宋_GBK" w:hAnsi="方正仿宋_GBK" w:eastAsia="方正仿宋_GBK" w:cs="方正仿宋_GBK"/>
+          <w:sz w:val="24"/>
+          <w:lang w:val="zh-CN"/>
+        </w:rPr>
+      </w:r>
+      <w:r>
+        <w:rPr>
+          <w:rFonts w:ascii="方正仿宋_GBK" w:hAnsi="方正仿宋_GBK" w:eastAsia="方正仿宋_GBK" w:cs="方正仿宋_GBK"/>
+          <w:sz w:val="24"/>
+          <w:lang w:val="zh-CN"/>
+        </w:rPr>
+      </w:r>
+      <w:r>
+        <w:rPr>
+          <w:rFonts w:hint="eastAsia" w:ascii="方正仿宋_GBK" w:hAnsi="方正仿宋_GBK" w:eastAsia="方正仿宋_GBK" w:cs="方正仿宋_GBK"/>
+          <w:sz w:val="24"/>
+          <w:lang w:val="zh-CN"/>
+        </w:rPr>
       </w:r>
     </w:p>
     <w:p>
@@ -3926,63 +3851,56 @@
           <w:sz w:val="24"/>
           <w:lang w:val="zh-CN"/>
         </w:rPr>
-        <w:t>企业</w:t>
-      </w:r>
-      <w:r>
-        <w:rPr>
-          <w:rFonts w:ascii="方正仿宋_GBK" w:hAnsi="方正仿宋_GBK" w:eastAsia="方正仿宋_GBK" w:cs="方正仿宋_GBK"/>
-          <w:sz w:val="24"/>
-          <w:lang w:val="zh-CN"/>
-        </w:rPr>
-        <w:t>为福建省招标</w:t>
-      </w:r>
-      <w:r>
-        <w:rPr>
-          <w:rFonts w:hint="eastAsia" w:ascii="方正仿宋_GBK" w:hAnsi="方正仿宋_GBK" w:eastAsia="方正仿宋_GBK" w:cs="方正仿宋_GBK"/>
-          <w:sz w:val="24"/>
-          <w:lang w:val="zh-CN"/>
-        </w:rPr>
-        <w:t>股份有限公司</w:t>
-      </w:r>
-      <w:r>
-        <w:rPr>
-          <w:rFonts w:ascii="方正仿宋_GBK" w:hAnsi="方正仿宋_GBK" w:eastAsia="方正仿宋_GBK" w:cs="方正仿宋_GBK"/>
-          <w:sz w:val="24"/>
-          <w:lang w:val="zh-CN"/>
-        </w:rPr>
-        <w:t>全额控股</w:t>
-      </w:r>
-      <w:r>
-        <w:rPr>
-          <w:rFonts w:hint="eastAsia" w:ascii="方正仿宋_GBK" w:hAnsi="方正仿宋_GBK" w:eastAsia="方正仿宋_GBK" w:cs="方正仿宋_GBK"/>
-          <w:sz w:val="24"/>
-          <w:lang w:val="zh-CN"/>
-        </w:rPr>
-        <w:t>。福建省</w:t>
-      </w:r>
-      <w:r>
-        <w:rPr>
-          <w:rFonts w:ascii="方正仿宋_GBK" w:hAnsi="方正仿宋_GBK" w:eastAsia="方正仿宋_GBK" w:cs="方正仿宋_GBK"/>
-          <w:sz w:val="24"/>
-          <w:lang w:val="zh-CN"/>
-        </w:rPr>
-        <w:t>招标</w:t>
-      </w:r>
-      <w:r>
-        <w:rPr>
-          <w:rFonts w:hint="eastAsia" w:ascii="方正仿宋_GBK" w:hAnsi="方正仿宋_GBK" w:eastAsia="方正仿宋_GBK" w:cs="方正仿宋_GBK"/>
-          <w:sz w:val="24"/>
-          <w:lang w:val="zh-CN"/>
-        </w:rPr>
-        <w:t>采购集团</w:t>
-      </w:r>
-      <w:r>
-        <w:rPr>
-          <w:rFonts w:ascii="方正仿宋_GBK" w:hAnsi="方正仿宋_GBK" w:eastAsia="方正仿宋_GBK" w:cs="方正仿宋_GBK"/>
-          <w:sz w:val="24"/>
-          <w:lang w:val="zh-CN"/>
-        </w:rPr>
-        <w:t>有限公司对该公司拥有绝对控股权。</w:t>
+        <w:t>企业为{{CLIENT_PARENT_FULL_NAME}}全额控股。{{CLIENT_GROUP_FULL_NAME}}对该公司拥有绝对控股权。</w:t>
+      </w:r>
+      <w:r>
+        <w:rPr>
+          <w:rFonts w:ascii="方正仿宋_GBK" w:hAnsi="方正仿宋_GBK" w:eastAsia="方正仿宋_GBK" w:cs="方正仿宋_GBK"/>
+          <w:sz w:val="24"/>
+          <w:lang w:val="zh-CN"/>
+        </w:rPr>
+      </w:r>
+      <w:r>
+        <w:rPr>
+          <w:rFonts w:hint="eastAsia" w:ascii="方正仿宋_GBK" w:hAnsi="方正仿宋_GBK" w:eastAsia="方正仿宋_GBK" w:cs="方正仿宋_GBK"/>
+          <w:sz w:val="24"/>
+          <w:lang w:val="zh-CN"/>
+        </w:rPr>
+      </w:r>
+      <w:r>
+        <w:rPr>
+          <w:rFonts w:ascii="方正仿宋_GBK" w:hAnsi="方正仿宋_GBK" w:eastAsia="方正仿宋_GBK" w:cs="方正仿宋_GBK"/>
+          <w:sz w:val="24"/>
+          <w:lang w:val="zh-CN"/>
+        </w:rPr>
+      </w:r>
+      <w:r>
+        <w:rPr>
+          <w:rFonts w:hint="eastAsia" w:ascii="方正仿宋_GBK" w:hAnsi="方正仿宋_GBK" w:eastAsia="方正仿宋_GBK" w:cs="方正仿宋_GBK"/>
+          <w:sz w:val="24"/>
+          <w:lang w:val="zh-CN"/>
+        </w:rPr>
+      </w:r>
+      <w:r>
+        <w:rPr>
+          <w:rFonts w:ascii="方正仿宋_GBK" w:hAnsi="方正仿宋_GBK" w:eastAsia="方正仿宋_GBK" w:cs="方正仿宋_GBK"/>
+          <w:sz w:val="24"/>
+          <w:lang w:val="zh-CN"/>
+        </w:rPr>
+      </w:r>
+      <w:r>
+        <w:rPr>
+          <w:rFonts w:hint="eastAsia" w:ascii="方正仿宋_GBK" w:hAnsi="方正仿宋_GBK" w:eastAsia="方正仿宋_GBK" w:cs="方正仿宋_GBK"/>
+          <w:sz w:val="24"/>
+          <w:lang w:val="zh-CN"/>
+        </w:rPr>
+      </w:r>
+      <w:r>
+        <w:rPr>
+          <w:rFonts w:ascii="方正仿宋_GBK" w:hAnsi="方正仿宋_GBK" w:eastAsia="方正仿宋_GBK" w:cs="方正仿宋_GBK"/>
+          <w:sz w:val="24"/>
+          <w:lang w:val="zh-CN"/>
+        </w:rPr>
       </w:r>
     </w:p>
     <w:p>
@@ -4004,7 +3922,7 @@
           <w:sz w:val="24"/>
           <w:lang w:val="zh-CN"/>
         </w:rPr>
-        <w:t>（3）实际控制人:福建省招标股份有限公司：</w:t>
+        <w:t>（3）实际控制人:{{CLIENT_PARENT_FULL_NAME}}：</w:t>
       </w:r>
     </w:p>
     <w:p>
@@ -4027,231 +3945,203 @@
           <w:sz w:val="24"/>
           <w:lang w:val="zh-CN"/>
         </w:rPr>
-        <w:t>2016</w:t>
-      </w:r>
-      <w:r>
-        <w:rPr>
-          <w:rFonts w:hint="eastAsia" w:ascii="方正仿宋_GBK" w:hAnsi="方正仿宋_GBK" w:eastAsia="方正仿宋_GBK" w:cs="方正仿宋_GBK"/>
-          <w:sz w:val="24"/>
-          <w:lang w:val="zh-CN"/>
-        </w:rPr>
-        <w:t>年</w:t>
-      </w:r>
-      <w:r>
-        <w:rPr>
-          <w:rFonts w:ascii="方正仿宋_GBK" w:hAnsi="方正仿宋_GBK" w:eastAsia="方正仿宋_GBK" w:cs="方正仿宋_GBK"/>
-          <w:sz w:val="24"/>
-          <w:lang w:val="zh-CN"/>
-        </w:rPr>
-        <w:t>由福建省招标采购集团有限公司和六一八产业公司</w:t>
-      </w:r>
-      <w:r>
-        <w:rPr>
-          <w:rFonts w:hint="eastAsia" w:ascii="方正仿宋_GBK" w:hAnsi="方正仿宋_GBK" w:eastAsia="方正仿宋_GBK" w:cs="方正仿宋_GBK"/>
-          <w:sz w:val="24"/>
-          <w:lang w:val="zh-CN"/>
-        </w:rPr>
-        <w:t>发起成立</w:t>
-      </w:r>
-      <w:r>
-        <w:rPr>
-          <w:rFonts w:ascii="方正仿宋_GBK" w:hAnsi="方正仿宋_GBK" w:eastAsia="方正仿宋_GBK" w:cs="方正仿宋_GBK"/>
-          <w:sz w:val="24"/>
-          <w:lang w:val="zh-CN"/>
-        </w:rPr>
-        <w:t>，福建省重点上市</w:t>
-      </w:r>
-      <w:r>
-        <w:rPr>
-          <w:rFonts w:hint="eastAsia" w:ascii="方正仿宋_GBK" w:hAnsi="方正仿宋_GBK" w:eastAsia="方正仿宋_GBK" w:cs="方正仿宋_GBK"/>
-          <w:sz w:val="24"/>
-          <w:lang w:val="zh-CN"/>
-        </w:rPr>
-        <w:t>后备</w:t>
-      </w:r>
-      <w:r>
-        <w:rPr>
-          <w:rFonts w:ascii="方正仿宋_GBK" w:hAnsi="方正仿宋_GBK" w:eastAsia="方正仿宋_GBK" w:cs="方正仿宋_GBK"/>
-          <w:sz w:val="24"/>
-          <w:lang w:val="zh-CN"/>
-        </w:rPr>
-        <w:t>企业，福建省首批国企员工</w:t>
-      </w:r>
-      <w:r>
-        <w:rPr>
-          <w:rFonts w:hint="eastAsia" w:ascii="方正仿宋_GBK" w:hAnsi="方正仿宋_GBK" w:eastAsia="方正仿宋_GBK" w:cs="方正仿宋_GBK"/>
-          <w:sz w:val="24"/>
-          <w:lang w:val="zh-CN"/>
-        </w:rPr>
-        <w:t>持股</w:t>
-      </w:r>
-      <w:r>
-        <w:rPr>
-          <w:rFonts w:ascii="方正仿宋_GBK" w:hAnsi="方正仿宋_GBK" w:eastAsia="方正仿宋_GBK" w:cs="方正仿宋_GBK"/>
-          <w:sz w:val="24"/>
-          <w:lang w:val="zh-CN"/>
-        </w:rPr>
-        <w:t>试点企业。</w:t>
-      </w:r>
-      <w:r>
-        <w:rPr>
-          <w:rFonts w:hint="eastAsia" w:ascii="方正仿宋_GBK" w:hAnsi="方正仿宋_GBK" w:eastAsia="方正仿宋_GBK" w:cs="方正仿宋_GBK"/>
-          <w:sz w:val="24"/>
-          <w:lang w:val="zh-CN"/>
-        </w:rPr>
-        <w:t>2</w:t>
-      </w:r>
-      <w:r>
-        <w:rPr>
-          <w:rFonts w:ascii="方正仿宋_GBK" w:hAnsi="方正仿宋_GBK" w:eastAsia="方正仿宋_GBK" w:cs="方正仿宋_GBK"/>
-          <w:sz w:val="24"/>
-          <w:lang w:val="zh-CN"/>
-        </w:rPr>
-        <w:t>018</w:t>
-      </w:r>
-      <w:r>
-        <w:rPr>
-          <w:rFonts w:hint="eastAsia" w:ascii="方正仿宋_GBK" w:hAnsi="方正仿宋_GBK" w:eastAsia="方正仿宋_GBK" w:cs="方正仿宋_GBK"/>
-          <w:sz w:val="24"/>
-          <w:lang w:val="zh-CN"/>
-        </w:rPr>
-        <w:t>年</w:t>
-      </w:r>
-      <w:r>
-        <w:rPr>
-          <w:rFonts w:ascii="方正仿宋_GBK" w:hAnsi="方正仿宋_GBK" w:eastAsia="方正仿宋_GBK" w:cs="方正仿宋_GBK"/>
-          <w:sz w:val="24"/>
-          <w:lang w:val="zh-CN"/>
-        </w:rPr>
-        <w:t>完成战略投资者引进及员工持股工作。目前</w:t>
-      </w:r>
-      <w:r>
-        <w:rPr>
-          <w:rFonts w:hint="eastAsia" w:ascii="方正仿宋_GBK" w:hAnsi="方正仿宋_GBK" w:eastAsia="方正仿宋_GBK" w:cs="方正仿宋_GBK"/>
-          <w:sz w:val="24"/>
-          <w:lang w:val="zh-CN"/>
-        </w:rPr>
-        <w:t>子公司</w:t>
-      </w:r>
-      <w:r>
-        <w:rPr>
-          <w:rFonts w:ascii="方正仿宋_GBK" w:hAnsi="方正仿宋_GBK" w:eastAsia="方正仿宋_GBK" w:cs="方正仿宋_GBK"/>
-          <w:sz w:val="24"/>
-          <w:lang w:val="zh-CN"/>
-        </w:rPr>
-        <w:t>有：福建省机电设备招标有限公司、福建省交通建设工程监理咨询有限公司</w:t>
-      </w:r>
-      <w:r>
-        <w:rPr>
-          <w:rFonts w:hint="eastAsia" w:ascii="方正仿宋_GBK" w:hAnsi="方正仿宋_GBK" w:eastAsia="方正仿宋_GBK" w:cs="方正仿宋_GBK"/>
-          <w:sz w:val="24"/>
-          <w:lang w:val="zh-CN"/>
-        </w:rPr>
-        <w:t>、</w:t>
-      </w:r>
-      <w:r>
-        <w:rPr>
-          <w:rFonts w:ascii="方正仿宋_GBK" w:hAnsi="方正仿宋_GBK" w:eastAsia="方正仿宋_GBK" w:cs="方正仿宋_GBK"/>
-          <w:sz w:val="24"/>
-          <w:lang w:val="zh-CN"/>
-        </w:rPr>
-        <w:t>福建省交通建设工程</w:t>
-      </w:r>
-      <w:r>
-        <w:rPr>
-          <w:rFonts w:hint="eastAsia" w:ascii="方正仿宋_GBK" w:hAnsi="方正仿宋_GBK" w:eastAsia="方正仿宋_GBK" w:cs="方正仿宋_GBK"/>
-          <w:sz w:val="24"/>
-          <w:lang w:val="zh-CN"/>
-        </w:rPr>
-        <w:t>试验</w:t>
-      </w:r>
-      <w:r>
-        <w:rPr>
-          <w:rFonts w:ascii="方正仿宋_GBK" w:hAnsi="方正仿宋_GBK" w:eastAsia="方正仿宋_GBK" w:cs="方正仿宋_GBK"/>
-          <w:sz w:val="24"/>
-          <w:lang w:val="zh-CN"/>
-        </w:rPr>
-        <w:t>检测有限公司</w:t>
-      </w:r>
-      <w:r>
-        <w:rPr>
-          <w:rFonts w:hint="eastAsia" w:ascii="方正仿宋_GBK" w:hAnsi="方正仿宋_GBK" w:eastAsia="方正仿宋_GBK" w:cs="方正仿宋_GBK"/>
-          <w:sz w:val="24"/>
-          <w:lang w:val="zh-CN"/>
-        </w:rPr>
-        <w:t>、</w:t>
-      </w:r>
-      <w:r>
-        <w:rPr>
-          <w:rFonts w:ascii="方正仿宋_GBK" w:hAnsi="方正仿宋_GBK" w:eastAsia="方正仿宋_GBK" w:cs="方正仿宋_GBK"/>
-          <w:sz w:val="24"/>
-          <w:lang w:val="zh-CN"/>
-        </w:rPr>
-        <w:t>福建</w:t>
-      </w:r>
-      <w:r>
-        <w:rPr>
-          <w:rFonts w:hint="eastAsia" w:ascii="方正仿宋_GBK" w:hAnsi="方正仿宋_GBK" w:eastAsia="方正仿宋_GBK" w:cs="方正仿宋_GBK"/>
-          <w:sz w:val="24"/>
-          <w:lang w:val="zh-CN"/>
-        </w:rPr>
-        <w:t>经纬数字科技</w:t>
-      </w:r>
-      <w:r>
-        <w:rPr>
-          <w:rFonts w:ascii="方正仿宋_GBK" w:hAnsi="方正仿宋_GBK" w:eastAsia="方正仿宋_GBK" w:cs="方正仿宋_GBK"/>
-          <w:sz w:val="24"/>
-          <w:lang w:val="zh-CN"/>
-        </w:rPr>
-        <w:t>信息有限公司</w:t>
-      </w:r>
-      <w:r>
-        <w:rPr>
-          <w:rFonts w:hint="eastAsia" w:ascii="方正仿宋_GBK" w:hAnsi="方正仿宋_GBK" w:eastAsia="方正仿宋_GBK" w:cs="方正仿宋_GBK"/>
-          <w:sz w:val="24"/>
-          <w:lang w:val="zh-CN"/>
-        </w:rPr>
-        <w:t>、</w:t>
-      </w:r>
-      <w:r>
-        <w:rPr>
-          <w:rFonts w:ascii="方正仿宋_GBK" w:hAnsi="方正仿宋_GBK" w:eastAsia="方正仿宋_GBK" w:cs="方正仿宋_GBK"/>
-          <w:sz w:val="24"/>
-          <w:lang w:val="zh-CN"/>
-        </w:rPr>
-        <w:t>福建省闽</w:t>
-      </w:r>
-      <w:r>
-        <w:rPr>
-          <w:rFonts w:hint="eastAsia" w:ascii="方正仿宋_GBK" w:hAnsi="方正仿宋_GBK" w:eastAsia="方正仿宋_GBK" w:cs="方正仿宋_GBK"/>
-          <w:sz w:val="24"/>
-          <w:lang w:val="zh-CN"/>
-        </w:rPr>
-        <w:t>招</w:t>
-      </w:r>
-      <w:r>
-        <w:rPr>
-          <w:rFonts w:ascii="方正仿宋_GBK" w:hAnsi="方正仿宋_GBK" w:eastAsia="方正仿宋_GBK" w:cs="方正仿宋_GBK"/>
-          <w:sz w:val="24"/>
-          <w:lang w:val="zh-CN"/>
-        </w:rPr>
-        <w:t>资讯管理有限公司、福建省招标中心有限责任公司、福建工大工程咨询管理有限公司、福建省工大工程</w:t>
-      </w:r>
-      <w:r>
-        <w:rPr>
-          <w:rFonts w:hint="eastAsia" w:ascii="方正仿宋_GBK" w:hAnsi="方正仿宋_GBK" w:eastAsia="方正仿宋_GBK" w:cs="方正仿宋_GBK"/>
-          <w:sz w:val="24"/>
-          <w:lang w:val="zh-CN"/>
-        </w:rPr>
-        <w:t>设计</w:t>
-      </w:r>
-      <w:r>
-        <w:rPr>
-          <w:rFonts w:ascii="方正仿宋_GBK" w:hAnsi="方正仿宋_GBK" w:eastAsia="方正仿宋_GBK" w:cs="方正仿宋_GBK"/>
-          <w:sz w:val="24"/>
-          <w:lang w:val="zh-CN"/>
-        </w:rPr>
-        <w:t>有限公司、福建工大岩土工程研究所有限公司。</w:t>
+        <w:t>2016年由{{CLIENT_GROUP_FULL_NAME}}和六一八产业公司发起成立，福建省重点上市后备企业，福建省首批国企员工持股试点企业。2018年完成战略投资者引进及员工持股工作。目前子公司有：福建省机电设备招标有限公司、福建省交通建设工程监理咨询有限公司、福建省交通建设工程试验检测有限公司、{{CLIENT_FULL_NAME}}、福建省闽招资讯管理有限公司、福建省招标中心有限责任公司、福建工大工程咨询管理有限公司、福建省工大工程设计有限公司、福建工大岩土工程研究所有限公司。</w:t>
+      </w:r>
+      <w:r>
+        <w:rPr>
+          <w:rFonts w:hint="eastAsia" w:ascii="方正仿宋_GBK" w:hAnsi="方正仿宋_GBK" w:eastAsia="方正仿宋_GBK" w:cs="方正仿宋_GBK"/>
+          <w:sz w:val="24"/>
+          <w:lang w:val="zh-CN"/>
+        </w:rPr>
+      </w:r>
+      <w:r>
+        <w:rPr>
+          <w:rFonts w:ascii="方正仿宋_GBK" w:hAnsi="方正仿宋_GBK" w:eastAsia="方正仿宋_GBK" w:cs="方正仿宋_GBK"/>
+          <w:sz w:val="24"/>
+          <w:lang w:val="zh-CN"/>
+        </w:rPr>
+      </w:r>
+      <w:r>
+        <w:rPr>
+          <w:rFonts w:hint="eastAsia" w:ascii="方正仿宋_GBK" w:hAnsi="方正仿宋_GBK" w:eastAsia="方正仿宋_GBK" w:cs="方正仿宋_GBK"/>
+          <w:sz w:val="24"/>
+          <w:lang w:val="zh-CN"/>
+        </w:rPr>
+      </w:r>
+      <w:r>
+        <w:rPr>
+          <w:rFonts w:ascii="方正仿宋_GBK" w:hAnsi="方正仿宋_GBK" w:eastAsia="方正仿宋_GBK" w:cs="方正仿宋_GBK"/>
+          <w:sz w:val="24"/>
+          <w:lang w:val="zh-CN"/>
+        </w:rPr>
+      </w:r>
+      <w:r>
+        <w:rPr>
+          <w:rFonts w:hint="eastAsia" w:ascii="方正仿宋_GBK" w:hAnsi="方正仿宋_GBK" w:eastAsia="方正仿宋_GBK" w:cs="方正仿宋_GBK"/>
+          <w:sz w:val="24"/>
+          <w:lang w:val="zh-CN"/>
+        </w:rPr>
+      </w:r>
+      <w:r>
+        <w:rPr>
+          <w:rFonts w:ascii="方正仿宋_GBK" w:hAnsi="方正仿宋_GBK" w:eastAsia="方正仿宋_GBK" w:cs="方正仿宋_GBK"/>
+          <w:sz w:val="24"/>
+          <w:lang w:val="zh-CN"/>
+        </w:rPr>
+      </w:r>
+      <w:r>
+        <w:rPr>
+          <w:rFonts w:hint="eastAsia" w:ascii="方正仿宋_GBK" w:hAnsi="方正仿宋_GBK" w:eastAsia="方正仿宋_GBK" w:cs="方正仿宋_GBK"/>
+          <w:sz w:val="24"/>
+          <w:lang w:val="zh-CN"/>
+        </w:rPr>
+      </w:r>
+      <w:r>
+        <w:rPr>
+          <w:rFonts w:ascii="方正仿宋_GBK" w:hAnsi="方正仿宋_GBK" w:eastAsia="方正仿宋_GBK" w:cs="方正仿宋_GBK"/>
+          <w:sz w:val="24"/>
+          <w:lang w:val="zh-CN"/>
+        </w:rPr>
+      </w:r>
+      <w:r>
+        <w:rPr>
+          <w:rFonts w:hint="eastAsia" w:ascii="方正仿宋_GBK" w:hAnsi="方正仿宋_GBK" w:eastAsia="方正仿宋_GBK" w:cs="方正仿宋_GBK"/>
+          <w:sz w:val="24"/>
+          <w:lang w:val="zh-CN"/>
+        </w:rPr>
+      </w:r>
+      <w:r>
+        <w:rPr>
+          <w:rFonts w:ascii="方正仿宋_GBK" w:hAnsi="方正仿宋_GBK" w:eastAsia="方正仿宋_GBK" w:cs="方正仿宋_GBK"/>
+          <w:sz w:val="24"/>
+          <w:lang w:val="zh-CN"/>
+        </w:rPr>
+      </w:r>
+      <w:r>
+        <w:rPr>
+          <w:rFonts w:hint="eastAsia" w:ascii="方正仿宋_GBK" w:hAnsi="方正仿宋_GBK" w:eastAsia="方正仿宋_GBK" w:cs="方正仿宋_GBK"/>
+          <w:sz w:val="24"/>
+          <w:lang w:val="zh-CN"/>
+        </w:rPr>
+      </w:r>
+      <w:r>
+        <w:rPr>
+          <w:rFonts w:ascii="方正仿宋_GBK" w:hAnsi="方正仿宋_GBK" w:eastAsia="方正仿宋_GBK" w:cs="方正仿宋_GBK"/>
+          <w:sz w:val="24"/>
+          <w:lang w:val="zh-CN"/>
+        </w:rPr>
+      </w:r>
+      <w:r>
+        <w:rPr>
+          <w:rFonts w:hint="eastAsia" w:ascii="方正仿宋_GBK" w:hAnsi="方正仿宋_GBK" w:eastAsia="方正仿宋_GBK" w:cs="方正仿宋_GBK"/>
+          <w:sz w:val="24"/>
+          <w:lang w:val="zh-CN"/>
+        </w:rPr>
+      </w:r>
+      <w:r>
+        <w:rPr>
+          <w:rFonts w:ascii="方正仿宋_GBK" w:hAnsi="方正仿宋_GBK" w:eastAsia="方正仿宋_GBK" w:cs="方正仿宋_GBK"/>
+          <w:sz w:val="24"/>
+          <w:lang w:val="zh-CN"/>
+        </w:rPr>
+      </w:r>
+      <w:r>
+        <w:rPr>
+          <w:rFonts w:hint="eastAsia" w:ascii="方正仿宋_GBK" w:hAnsi="方正仿宋_GBK" w:eastAsia="方正仿宋_GBK" w:cs="方正仿宋_GBK"/>
+          <w:sz w:val="24"/>
+          <w:lang w:val="zh-CN"/>
+        </w:rPr>
+      </w:r>
+      <w:r>
+        <w:rPr>
+          <w:rFonts w:ascii="方正仿宋_GBK" w:hAnsi="方正仿宋_GBK" w:eastAsia="方正仿宋_GBK" w:cs="方正仿宋_GBK"/>
+          <w:sz w:val="24"/>
+          <w:lang w:val="zh-CN"/>
+        </w:rPr>
+      </w:r>
+      <w:r>
+        <w:rPr>
+          <w:rFonts w:hint="eastAsia" w:ascii="方正仿宋_GBK" w:hAnsi="方正仿宋_GBK" w:eastAsia="方正仿宋_GBK" w:cs="方正仿宋_GBK"/>
+          <w:sz w:val="24"/>
+          <w:lang w:val="zh-CN"/>
+        </w:rPr>
+      </w:r>
+      <w:r>
+        <w:rPr>
+          <w:rFonts w:ascii="方正仿宋_GBK" w:hAnsi="方正仿宋_GBK" w:eastAsia="方正仿宋_GBK" w:cs="方正仿宋_GBK"/>
+          <w:sz w:val="24"/>
+          <w:lang w:val="zh-CN"/>
+        </w:rPr>
+      </w:r>
+      <w:r>
+        <w:rPr>
+          <w:rFonts w:hint="eastAsia" w:ascii="方正仿宋_GBK" w:hAnsi="方正仿宋_GBK" w:eastAsia="方正仿宋_GBK" w:cs="方正仿宋_GBK"/>
+          <w:sz w:val="24"/>
+          <w:lang w:val="zh-CN"/>
+        </w:rPr>
+      </w:r>
+      <w:r>
+        <w:rPr>
+          <w:rFonts w:ascii="方正仿宋_GBK" w:hAnsi="方正仿宋_GBK" w:eastAsia="方正仿宋_GBK" w:cs="方正仿宋_GBK"/>
+          <w:sz w:val="24"/>
+          <w:lang w:val="zh-CN"/>
+        </w:rPr>
+      </w:r>
+      <w:r>
+        <w:rPr>
+          <w:rFonts w:hint="eastAsia" w:ascii="方正仿宋_GBK" w:hAnsi="方正仿宋_GBK" w:eastAsia="方正仿宋_GBK" w:cs="方正仿宋_GBK"/>
+          <w:sz w:val="24"/>
+          <w:lang w:val="zh-CN"/>
+        </w:rPr>
+      </w:r>
+      <w:r>
+        <w:rPr>
+          <w:rFonts w:ascii="方正仿宋_GBK" w:hAnsi="方正仿宋_GBK" w:eastAsia="方正仿宋_GBK" w:cs="方正仿宋_GBK"/>
+          <w:sz w:val="24"/>
+          <w:lang w:val="zh-CN"/>
+        </w:rPr>
+      </w:r>
+      <w:r>
+        <w:rPr>
+          <w:rFonts w:hint="eastAsia" w:ascii="方正仿宋_GBK" w:hAnsi="方正仿宋_GBK" w:eastAsia="方正仿宋_GBK" w:cs="方正仿宋_GBK"/>
+          <w:sz w:val="24"/>
+          <w:lang w:val="zh-CN"/>
+        </w:rPr>
+      </w:r>
+      <w:r>
+        <w:rPr>
+          <w:rFonts w:ascii="方正仿宋_GBK" w:hAnsi="方正仿宋_GBK" w:eastAsia="方正仿宋_GBK" w:cs="方正仿宋_GBK"/>
+          <w:sz w:val="24"/>
+          <w:lang w:val="zh-CN"/>
+        </w:rPr>
+      </w:r>
+      <w:r>
+        <w:rPr>
+          <w:rFonts w:hint="eastAsia" w:ascii="方正仿宋_GBK" w:hAnsi="方正仿宋_GBK" w:eastAsia="方正仿宋_GBK" w:cs="方正仿宋_GBK"/>
+          <w:sz w:val="24"/>
+          <w:lang w:val="zh-CN"/>
+        </w:rPr>
+      </w:r>
+      <w:r>
+        <w:rPr>
+          <w:rFonts w:ascii="方正仿宋_GBK" w:hAnsi="方正仿宋_GBK" w:eastAsia="方正仿宋_GBK" w:cs="方正仿宋_GBK"/>
+          <w:sz w:val="24"/>
+          <w:lang w:val="zh-CN"/>
+        </w:rPr>
+      </w:r>
+      <w:r>
+        <w:rPr>
+          <w:rFonts w:hint="eastAsia" w:ascii="方正仿宋_GBK" w:hAnsi="方正仿宋_GBK" w:eastAsia="方正仿宋_GBK" w:cs="方正仿宋_GBK"/>
+          <w:sz w:val="24"/>
+          <w:lang w:val="zh-CN"/>
+        </w:rPr>
+      </w:r>
+      <w:r>
+        <w:rPr>
+          <w:rFonts w:ascii="方正仿宋_GBK" w:hAnsi="方正仿宋_GBK" w:eastAsia="方正仿宋_GBK" w:cs="方正仿宋_GBK"/>
+          <w:sz w:val="24"/>
+          <w:lang w:val="zh-CN"/>
+        </w:rPr>
       </w:r>
     </w:p>
     <w:p>
@@ -4498,115 +4388,103 @@
           <w:sz w:val="24"/>
           <w:lang w:val="zh-CN"/>
         </w:rPr>
-        <w:t xml:space="preserve">   </w:t>
-      </w:r>
-      <w:r>
-        <w:rPr>
-          <w:rFonts w:hint="eastAsia" w:ascii="方正仿宋_GBK" w:hAnsi="方正仿宋_GBK" w:eastAsia="方正仿宋_GBK" w:cs="方正仿宋_GBK"/>
-          <w:color w:val="000000"/>
-          <w:sz w:val="24"/>
-          <w:lang w:val="zh-CN"/>
-        </w:rPr>
-        <w:t xml:space="preserve"> 福建经纬数字科技信息有限公司</w:t>
-      </w:r>
-      <w:r>
-        <w:rPr>
-          <w:rFonts w:ascii="方正仿宋_GBK" w:hAnsi="方正仿宋_GBK" w:eastAsia="方正仿宋_GBK" w:cs="方正仿宋_GBK"/>
-          <w:color w:val="000000"/>
-          <w:sz w:val="24"/>
-          <w:lang w:val="zh-CN"/>
-        </w:rPr>
-        <w:t>作为福建省招标</w:t>
-      </w:r>
-      <w:r>
-        <w:rPr>
-          <w:rFonts w:hint="eastAsia" w:ascii="方正仿宋_GBK" w:hAnsi="方正仿宋_GBK" w:eastAsia="方正仿宋_GBK" w:cs="方正仿宋_GBK"/>
-          <w:color w:val="000000"/>
-          <w:sz w:val="24"/>
-          <w:lang w:val="zh-CN"/>
-        </w:rPr>
-        <w:t>股份有限公司</w:t>
-      </w:r>
-      <w:r>
-        <w:rPr>
-          <w:rFonts w:ascii="方正仿宋_GBK" w:hAnsi="方正仿宋_GBK" w:eastAsia="方正仿宋_GBK" w:cs="方正仿宋_GBK"/>
-          <w:color w:val="000000"/>
-          <w:sz w:val="24"/>
-          <w:lang w:val="zh-CN"/>
-        </w:rPr>
-        <w:t>旗下全资子公司，</w:t>
-      </w:r>
-      <w:r>
-        <w:rPr>
-          <w:rFonts w:hint="eastAsia" w:ascii="方正仿宋_GBK" w:hAnsi="方正仿宋_GBK" w:eastAsia="方正仿宋_GBK" w:cs="方正仿宋_GBK"/>
-          <w:color w:val="000000"/>
-          <w:sz w:val="24"/>
-          <w:lang w:val="zh-CN"/>
-        </w:rPr>
-        <w:t>公司采用集团化经营管理模式，集团本部负责制定发展战略和实施计划，对子公司的经营管理进行监督和指导，目前，集团对公司放大经营权限，公司自主产销，自负盈亏。除开</w:t>
-      </w:r>
-      <w:r>
-        <w:rPr>
-          <w:rFonts w:ascii="方正仿宋_GBK" w:hAnsi="方正仿宋_GBK" w:eastAsia="方正仿宋_GBK" w:cs="方正仿宋_GBK"/>
-          <w:color w:val="000000"/>
-          <w:sz w:val="24"/>
-          <w:lang w:val="zh-CN"/>
-        </w:rPr>
-        <w:t>重大人事变动及涉及公司</w:t>
-      </w:r>
-      <w:r>
-        <w:rPr>
-          <w:rFonts w:hint="eastAsia" w:ascii="方正仿宋_GBK" w:hAnsi="方正仿宋_GBK" w:eastAsia="方正仿宋_GBK" w:cs="方正仿宋_GBK"/>
-          <w:color w:val="000000"/>
-          <w:sz w:val="24"/>
-          <w:lang w:val="zh-CN"/>
-        </w:rPr>
-        <w:t>发展规划</w:t>
-      </w:r>
-      <w:r>
-        <w:rPr>
-          <w:rFonts w:ascii="方正仿宋_GBK" w:hAnsi="方正仿宋_GBK" w:eastAsia="方正仿宋_GBK" w:cs="方正仿宋_GBK"/>
-          <w:color w:val="000000"/>
-          <w:sz w:val="24"/>
-          <w:lang w:val="zh-CN"/>
-        </w:rPr>
-        <w:t>等战略方针，集团均</w:t>
-      </w:r>
-      <w:r>
-        <w:rPr>
-          <w:rFonts w:hint="eastAsia" w:ascii="方正仿宋_GBK" w:hAnsi="方正仿宋_GBK" w:eastAsia="方正仿宋_GBK" w:cs="方正仿宋_GBK"/>
-          <w:color w:val="000000"/>
-          <w:sz w:val="24"/>
-          <w:lang w:val="zh-CN"/>
-        </w:rPr>
-        <w:t>为</w:t>
-      </w:r>
-      <w:r>
-        <w:rPr>
-          <w:rFonts w:ascii="方正仿宋_GBK" w:hAnsi="方正仿宋_GBK" w:eastAsia="方正仿宋_GBK" w:cs="方正仿宋_GBK"/>
-          <w:color w:val="000000"/>
-          <w:sz w:val="24"/>
-          <w:lang w:val="zh-CN"/>
-        </w:rPr>
-        <w:t>放权</w:t>
-      </w:r>
-      <w:r>
-        <w:rPr>
-          <w:rFonts w:hint="eastAsia" w:ascii="方正仿宋_GBK" w:hAnsi="方正仿宋_GBK" w:eastAsia="方正仿宋_GBK" w:cs="方正仿宋_GBK"/>
-          <w:color w:val="000000"/>
-          <w:sz w:val="24"/>
-          <w:lang w:val="zh-CN"/>
-        </w:rPr>
-        <w:t>给予公司</w:t>
-      </w:r>
-      <w:r>
-        <w:rPr>
-          <w:rFonts w:ascii="方正仿宋_GBK" w:hAnsi="方正仿宋_GBK" w:eastAsia="方正仿宋_GBK" w:cs="方正仿宋_GBK"/>
-          <w:color w:val="000000"/>
-          <w:sz w:val="24"/>
-          <w:lang w:val="zh-CN"/>
-        </w:rPr>
-        <w:t>自营。</w:t>
+        <w:t xml:space="preserve">    {{CLIENT_FULL_NAME}}作为{{CLIENT_PARENT_FULL_NAME}}旗下全资子公司，公司采用集团化经营管理模式，集团本部负责制定发展战略和实施计划，对子公司的经营管理进行监督和指导，目前，集团对公司放大经营权限，公司自主产销，自负盈亏。除开重大人事变动及涉及公司发展规划等战略方针，集团均为放权给予公司自营。</w:t>
+      </w:r>
+      <w:r>
+        <w:rPr>
+          <w:rFonts w:hint="eastAsia" w:ascii="方正仿宋_GBK" w:hAnsi="方正仿宋_GBK" w:eastAsia="方正仿宋_GBK" w:cs="方正仿宋_GBK"/>
+          <w:color w:val="000000"/>
+          <w:sz w:val="24"/>
+          <w:lang w:val="zh-CN"/>
+        </w:rPr>
+      </w:r>
+      <w:r>
+        <w:rPr>
+          <w:rFonts w:ascii="方正仿宋_GBK" w:hAnsi="方正仿宋_GBK" w:eastAsia="方正仿宋_GBK" w:cs="方正仿宋_GBK"/>
+          <w:color w:val="000000"/>
+          <w:sz w:val="24"/>
+          <w:lang w:val="zh-CN"/>
+        </w:rPr>
+      </w:r>
+      <w:r>
+        <w:rPr>
+          <w:rFonts w:hint="eastAsia" w:ascii="方正仿宋_GBK" w:hAnsi="方正仿宋_GBK" w:eastAsia="方正仿宋_GBK" w:cs="方正仿宋_GBK"/>
+          <w:color w:val="000000"/>
+          <w:sz w:val="24"/>
+          <w:lang w:val="zh-CN"/>
+        </w:rPr>
+      </w:r>
+      <w:r>
+        <w:rPr>
+          <w:rFonts w:ascii="方正仿宋_GBK" w:hAnsi="方正仿宋_GBK" w:eastAsia="方正仿宋_GBK" w:cs="方正仿宋_GBK"/>
+          <w:color w:val="000000"/>
+          <w:sz w:val="24"/>
+          <w:lang w:val="zh-CN"/>
+        </w:rPr>
+      </w:r>
+      <w:r>
+        <w:rPr>
+          <w:rFonts w:hint="eastAsia" w:ascii="方正仿宋_GBK" w:hAnsi="方正仿宋_GBK" w:eastAsia="方正仿宋_GBK" w:cs="方正仿宋_GBK"/>
+          <w:color w:val="000000"/>
+          <w:sz w:val="24"/>
+          <w:lang w:val="zh-CN"/>
+        </w:rPr>
+      </w:r>
+      <w:r>
+        <w:rPr>
+          <w:rFonts w:ascii="方正仿宋_GBK" w:hAnsi="方正仿宋_GBK" w:eastAsia="方正仿宋_GBK" w:cs="方正仿宋_GBK"/>
+          <w:color w:val="000000"/>
+          <w:sz w:val="24"/>
+          <w:lang w:val="zh-CN"/>
+        </w:rPr>
+      </w:r>
+      <w:r>
+        <w:rPr>
+          <w:rFonts w:hint="eastAsia" w:ascii="方正仿宋_GBK" w:hAnsi="方正仿宋_GBK" w:eastAsia="方正仿宋_GBK" w:cs="方正仿宋_GBK"/>
+          <w:color w:val="000000"/>
+          <w:sz w:val="24"/>
+          <w:lang w:val="zh-CN"/>
+        </w:rPr>
+      </w:r>
+      <w:r>
+        <w:rPr>
+          <w:rFonts w:ascii="方正仿宋_GBK" w:hAnsi="方正仿宋_GBK" w:eastAsia="方正仿宋_GBK" w:cs="方正仿宋_GBK"/>
+          <w:color w:val="000000"/>
+          <w:sz w:val="24"/>
+          <w:lang w:val="zh-CN"/>
+        </w:rPr>
+      </w:r>
+      <w:r>
+        <w:rPr>
+          <w:rFonts w:hint="eastAsia" w:ascii="方正仿宋_GBK" w:hAnsi="方正仿宋_GBK" w:eastAsia="方正仿宋_GBK" w:cs="方正仿宋_GBK"/>
+          <w:color w:val="000000"/>
+          <w:sz w:val="24"/>
+          <w:lang w:val="zh-CN"/>
+        </w:rPr>
+      </w:r>
+      <w:r>
+        <w:rPr>
+          <w:rFonts w:ascii="方正仿宋_GBK" w:hAnsi="方正仿宋_GBK" w:eastAsia="方正仿宋_GBK" w:cs="方正仿宋_GBK"/>
+          <w:color w:val="000000"/>
+          <w:sz w:val="24"/>
+          <w:lang w:val="zh-CN"/>
+        </w:rPr>
+      </w:r>
+      <w:r>
+        <w:rPr>
+          <w:rFonts w:hint="eastAsia" w:ascii="方正仿宋_GBK" w:hAnsi="方正仿宋_GBK" w:eastAsia="方正仿宋_GBK" w:cs="方正仿宋_GBK"/>
+          <w:color w:val="000000"/>
+          <w:sz w:val="24"/>
+          <w:lang w:val="zh-CN"/>
+        </w:rPr>
+      </w:r>
+      <w:r>
+        <w:rPr>
+          <w:rFonts w:ascii="方正仿宋_GBK" w:hAnsi="方正仿宋_GBK" w:eastAsia="方正仿宋_GBK" w:cs="方正仿宋_GBK"/>
+          <w:color w:val="000000"/>
+          <w:sz w:val="24"/>
+          <w:lang w:val="zh-CN"/>
+        </w:rPr>
       </w:r>
     </w:p>
     <w:p>
@@ -4993,39 +4871,35 @@
           <w:color w:val="000000"/>
           <w:sz w:val="24"/>
         </w:rPr>
-        <w:t>郑志煌</w:t>
-      </w:r>
-      <w:r>
-        <w:rPr>
-          <w:rFonts w:hint="eastAsia" w:ascii="方正仿宋_GBK" w:hAnsi="方正仿宋_GBK" w:eastAsia="方正仿宋_GBK" w:cs="方正仿宋_GBK"/>
-          <w:color w:val="000000"/>
-          <w:sz w:val="24"/>
-        </w:rPr>
-        <w:t>：董事长兼总经理。</w:t>
-      </w:r>
-      <w:r>
-        <w:rPr>
-          <w:rFonts w:ascii="方正仿宋_GBK" w:hAnsi="方正仿宋_GBK" w:eastAsia="方正仿宋_GBK" w:cs="方正仿宋_GBK"/>
-          <w:color w:val="000000"/>
-          <w:sz w:val="24"/>
-        </w:rPr>
-        <w:t>高级工程师，</w:t>
-      </w:r>
-      <w:r>
-        <w:rPr>
-          <w:rFonts w:hint="eastAsia" w:ascii="方正仿宋_GBK" w:hAnsi="方正仿宋_GBK" w:eastAsia="方正仿宋_GBK" w:cs="方正仿宋_GBK"/>
-          <w:color w:val="000000"/>
-          <w:sz w:val="24"/>
-        </w:rPr>
-        <w:t>2003年全省测绘系统先进，2007年龙岩市优秀挂村书记，2010-2012年省直机关优秀共产党员。</w:t>
-      </w:r>
-      <w:r>
-        <w:rPr>
-          <w:rFonts w:ascii="方正仿宋_GBK" w:hAnsi="方正仿宋_GBK" w:eastAsia="方正仿宋_GBK" w:cs="方正仿宋_GBK"/>
-          <w:color w:val="000000"/>
-          <w:sz w:val="24"/>
-        </w:rPr>
-        <w:t>研究专长变形监测等项目，承接航测成图、倾斜摄影、激光扫描等摄影测量遥感业务等。</w:t>
+        <w:t>{{CLIENT_LEGAL_REP}}：董事长兼总经理。高级工程师，2003年全省测绘系统先进，2007年龙岩市优秀挂村书记，2010-2012年省直机关优秀共产党员。研究专长变形监测等项目，承接航测成图、倾斜摄影、激光扫描等摄影测量遥感业务等。</w:t>
+      </w:r>
+      <w:r>
+        <w:rPr>
+          <w:rFonts w:hint="eastAsia" w:ascii="方正仿宋_GBK" w:hAnsi="方正仿宋_GBK" w:eastAsia="方正仿宋_GBK" w:cs="方正仿宋_GBK"/>
+          <w:color w:val="000000"/>
+          <w:sz w:val="24"/>
+        </w:rPr>
+      </w:r>
+      <w:r>
+        <w:rPr>
+          <w:rFonts w:ascii="方正仿宋_GBK" w:hAnsi="方正仿宋_GBK" w:eastAsia="方正仿宋_GBK" w:cs="方正仿宋_GBK"/>
+          <w:color w:val="000000"/>
+          <w:sz w:val="24"/>
+        </w:rPr>
+      </w:r>
+      <w:r>
+        <w:rPr>
+          <w:rFonts w:hint="eastAsia" w:ascii="方正仿宋_GBK" w:hAnsi="方正仿宋_GBK" w:eastAsia="方正仿宋_GBK" w:cs="方正仿宋_GBK"/>
+          <w:color w:val="000000"/>
+          <w:sz w:val="24"/>
+        </w:rPr>
+      </w:r>
+      <w:r>
+        <w:rPr>
+          <w:rFonts w:ascii="方正仿宋_GBK" w:hAnsi="方正仿宋_GBK" w:eastAsia="方正仿宋_GBK" w:cs="方正仿宋_GBK"/>
+          <w:color w:val="000000"/>
+          <w:sz w:val="24"/>
+        </w:rPr>
       </w:r>
     </w:p>
     <w:p>
@@ -17678,7 +17552,7 @@
           <w:color w:val="000000"/>
           <w:sz w:val="24"/>
         </w:rPr>
-        <w:t>根据</w:t>
+        <w:t>根据{{CLIENT_LONG_CORE_NAME}}对外公布的企业愿景目标为：公司以打造全省第一、全国一流的测绘地理信息产业为己任，在立足地理信息系统、工程测量、海洋测绘、互联网地图服务、摄影测量与遥感等传统业务基础上看，综合利用：“高、精、尖”装备，健全行业资质，提升技术水平，打造“天空地”一体化数据快速获取、处理、应用团队和福建省一流电子交易平台专业团队。</w:t>
       </w:r>
       <w:r>
         <w:rPr>
@@ -17687,159 +17561,139 @@
           <w:sz w:val="24"/>
           <w:lang w:eastAsia="zh-CN"/>
         </w:rPr>
-        <w:t>经纬数字科技</w:t>
-      </w:r>
-      <w:r>
-        <w:rPr>
-          <w:rFonts w:hint="eastAsia" w:ascii="方正仿宋_GBK" w:hAnsi="方正仿宋_GBK" w:eastAsia="方正仿宋_GBK" w:cs="方正仿宋_GBK"/>
-          <w:color w:val="000000"/>
-          <w:sz w:val="24"/>
-        </w:rPr>
-        <w:t>对外公布的企业愿景目标为：公司以</w:t>
-      </w:r>
-      <w:r>
-        <w:rPr>
-          <w:rFonts w:ascii="方正仿宋_GBK" w:hAnsi="方正仿宋_GBK" w:eastAsia="方正仿宋_GBK" w:cs="方正仿宋_GBK"/>
-          <w:color w:val="000000"/>
-          <w:sz w:val="24"/>
-        </w:rPr>
-        <w:t>打造全省第一</w:t>
-      </w:r>
-      <w:r>
-        <w:rPr>
-          <w:rFonts w:hint="eastAsia" w:ascii="方正仿宋_GBK" w:hAnsi="方正仿宋_GBK" w:eastAsia="方正仿宋_GBK" w:cs="方正仿宋_GBK"/>
-          <w:color w:val="000000"/>
-          <w:sz w:val="24"/>
-        </w:rPr>
-        <w:t>、全国一流</w:t>
-      </w:r>
-      <w:r>
-        <w:rPr>
-          <w:rFonts w:ascii="方正仿宋_GBK" w:hAnsi="方正仿宋_GBK" w:eastAsia="方正仿宋_GBK" w:cs="方正仿宋_GBK"/>
-          <w:color w:val="000000"/>
-          <w:sz w:val="24"/>
-        </w:rPr>
-        <w:t>的测绘地理信息</w:t>
-      </w:r>
-      <w:r>
-        <w:rPr>
-          <w:rFonts w:hint="eastAsia" w:ascii="方正仿宋_GBK" w:hAnsi="方正仿宋_GBK" w:eastAsia="方正仿宋_GBK" w:cs="方正仿宋_GBK"/>
-          <w:color w:val="000000"/>
-          <w:sz w:val="24"/>
-        </w:rPr>
-        <w:t>产业</w:t>
-      </w:r>
-      <w:r>
-        <w:rPr>
-          <w:rFonts w:ascii="方正仿宋_GBK" w:hAnsi="方正仿宋_GBK" w:eastAsia="方正仿宋_GBK" w:cs="方正仿宋_GBK"/>
-          <w:color w:val="000000"/>
-          <w:sz w:val="24"/>
-        </w:rPr>
-        <w:t>为己任，在立足地理信息系统、工程测量</w:t>
-      </w:r>
-      <w:r>
-        <w:rPr>
-          <w:rFonts w:hint="eastAsia" w:ascii="方正仿宋_GBK" w:hAnsi="方正仿宋_GBK" w:eastAsia="方正仿宋_GBK" w:cs="方正仿宋_GBK"/>
-          <w:color w:val="000000"/>
-          <w:sz w:val="24"/>
-        </w:rPr>
-        <w:t>、</w:t>
-      </w:r>
-      <w:r>
-        <w:rPr>
-          <w:rFonts w:ascii="方正仿宋_GBK" w:hAnsi="方正仿宋_GBK" w:eastAsia="方正仿宋_GBK" w:cs="方正仿宋_GBK"/>
-          <w:color w:val="000000"/>
-          <w:sz w:val="24"/>
-        </w:rPr>
-        <w:t>海洋测绘、互联网地图服务、摄影测量与遥感等传统业务基础上看，综合利用：“</w:t>
-      </w:r>
-      <w:r>
-        <w:rPr>
-          <w:rFonts w:hint="eastAsia" w:ascii="方正仿宋_GBK" w:hAnsi="方正仿宋_GBK" w:eastAsia="方正仿宋_GBK" w:cs="方正仿宋_GBK"/>
-          <w:color w:val="000000"/>
-          <w:sz w:val="24"/>
-        </w:rPr>
-        <w:t>高</w:t>
-      </w:r>
-      <w:r>
-        <w:rPr>
-          <w:rFonts w:ascii="方正仿宋_GBK" w:hAnsi="方正仿宋_GBK" w:eastAsia="方正仿宋_GBK" w:cs="方正仿宋_GBK"/>
-          <w:color w:val="000000"/>
-          <w:sz w:val="24"/>
-        </w:rPr>
-        <w:t>、精、尖”</w:t>
-      </w:r>
-      <w:r>
-        <w:rPr>
-          <w:rFonts w:hint="eastAsia" w:ascii="方正仿宋_GBK" w:hAnsi="方正仿宋_GBK" w:eastAsia="方正仿宋_GBK" w:cs="方正仿宋_GBK"/>
-          <w:color w:val="000000"/>
-          <w:sz w:val="24"/>
-        </w:rPr>
-        <w:t>装备</w:t>
-      </w:r>
-      <w:r>
-        <w:rPr>
-          <w:rFonts w:ascii="方正仿宋_GBK" w:hAnsi="方正仿宋_GBK" w:eastAsia="方正仿宋_GBK" w:cs="方正仿宋_GBK"/>
-          <w:color w:val="000000"/>
-          <w:sz w:val="24"/>
-        </w:rPr>
-        <w:t>，健全行业资质，提升技术水平，打造</w:t>
-      </w:r>
-      <w:r>
-        <w:rPr>
-          <w:rFonts w:hint="eastAsia" w:ascii="方正仿宋_GBK" w:hAnsi="方正仿宋_GBK" w:eastAsia="方正仿宋_GBK" w:cs="方正仿宋_GBK"/>
-          <w:color w:val="000000"/>
-          <w:sz w:val="24"/>
-        </w:rPr>
-        <w:t>“天空地”一体化</w:t>
-      </w:r>
-      <w:r>
-        <w:rPr>
-          <w:rFonts w:ascii="方正仿宋_GBK" w:hAnsi="方正仿宋_GBK" w:eastAsia="方正仿宋_GBK" w:cs="方正仿宋_GBK"/>
-          <w:color w:val="000000"/>
-          <w:sz w:val="24"/>
-        </w:rPr>
-        <w:t>数据快速获取、处理、应用</w:t>
-      </w:r>
-      <w:r>
-        <w:rPr>
-          <w:rFonts w:hint="eastAsia" w:ascii="方正仿宋_GBK" w:hAnsi="方正仿宋_GBK" w:eastAsia="方正仿宋_GBK" w:cs="方正仿宋_GBK"/>
-          <w:color w:val="000000"/>
-          <w:sz w:val="24"/>
-        </w:rPr>
-        <w:t>团队</w:t>
-      </w:r>
-      <w:r>
-        <w:rPr>
-          <w:rFonts w:ascii="方正仿宋_GBK" w:hAnsi="方正仿宋_GBK" w:eastAsia="方正仿宋_GBK" w:cs="方正仿宋_GBK"/>
-          <w:color w:val="000000"/>
-          <w:sz w:val="24"/>
-        </w:rPr>
-        <w:t>和福建省一流电子交易</w:t>
-      </w:r>
-      <w:r>
-        <w:rPr>
-          <w:rFonts w:hint="eastAsia" w:ascii="方正仿宋_GBK" w:hAnsi="方正仿宋_GBK" w:eastAsia="方正仿宋_GBK" w:cs="方正仿宋_GBK"/>
-          <w:color w:val="000000"/>
-          <w:sz w:val="24"/>
-        </w:rPr>
-        <w:t>平台</w:t>
-      </w:r>
-      <w:r>
-        <w:rPr>
-          <w:rFonts w:ascii="方正仿宋_GBK" w:hAnsi="方正仿宋_GBK" w:eastAsia="方正仿宋_GBK" w:cs="方正仿宋_GBK"/>
-          <w:color w:val="000000"/>
-          <w:sz w:val="24"/>
-        </w:rPr>
-        <w:t>专业团队</w:t>
-      </w:r>
-      <w:r>
-        <w:rPr>
-          <w:rFonts w:hint="eastAsia" w:ascii="方正仿宋_GBK" w:hAnsi="方正仿宋_GBK" w:eastAsia="方正仿宋_GBK" w:cs="方正仿宋_GBK"/>
-          <w:color w:val="000000"/>
-          <w:sz w:val="24"/>
-        </w:rPr>
-        <w:t>。</w:t>
+      </w:r>
+      <w:r>
+        <w:rPr>
+          <w:rFonts w:hint="eastAsia" w:ascii="方正仿宋_GBK" w:hAnsi="方正仿宋_GBK" w:eastAsia="方正仿宋_GBK" w:cs="方正仿宋_GBK"/>
+          <w:color w:val="000000"/>
+          <w:sz w:val="24"/>
+        </w:rPr>
+      </w:r>
+      <w:r>
+        <w:rPr>
+          <w:rFonts w:ascii="方正仿宋_GBK" w:hAnsi="方正仿宋_GBK" w:eastAsia="方正仿宋_GBK" w:cs="方正仿宋_GBK"/>
+          <w:color w:val="000000"/>
+          <w:sz w:val="24"/>
+        </w:rPr>
+      </w:r>
+      <w:r>
+        <w:rPr>
+          <w:rFonts w:hint="eastAsia" w:ascii="方正仿宋_GBK" w:hAnsi="方正仿宋_GBK" w:eastAsia="方正仿宋_GBK" w:cs="方正仿宋_GBK"/>
+          <w:color w:val="000000"/>
+          <w:sz w:val="24"/>
+        </w:rPr>
+      </w:r>
+      <w:r>
+        <w:rPr>
+          <w:rFonts w:ascii="方正仿宋_GBK" w:hAnsi="方正仿宋_GBK" w:eastAsia="方正仿宋_GBK" w:cs="方正仿宋_GBK"/>
+          <w:color w:val="000000"/>
+          <w:sz w:val="24"/>
+        </w:rPr>
+      </w:r>
+      <w:r>
+        <w:rPr>
+          <w:rFonts w:hint="eastAsia" w:ascii="方正仿宋_GBK" w:hAnsi="方正仿宋_GBK" w:eastAsia="方正仿宋_GBK" w:cs="方正仿宋_GBK"/>
+          <w:color w:val="000000"/>
+          <w:sz w:val="24"/>
+        </w:rPr>
+      </w:r>
+      <w:r>
+        <w:rPr>
+          <w:rFonts w:ascii="方正仿宋_GBK" w:hAnsi="方正仿宋_GBK" w:eastAsia="方正仿宋_GBK" w:cs="方正仿宋_GBK"/>
+          <w:color w:val="000000"/>
+          <w:sz w:val="24"/>
+        </w:rPr>
+      </w:r>
+      <w:r>
+        <w:rPr>
+          <w:rFonts w:hint="eastAsia" w:ascii="方正仿宋_GBK" w:hAnsi="方正仿宋_GBK" w:eastAsia="方正仿宋_GBK" w:cs="方正仿宋_GBK"/>
+          <w:color w:val="000000"/>
+          <w:sz w:val="24"/>
+        </w:rPr>
+      </w:r>
+      <w:r>
+        <w:rPr>
+          <w:rFonts w:ascii="方正仿宋_GBK" w:hAnsi="方正仿宋_GBK" w:eastAsia="方正仿宋_GBK" w:cs="方正仿宋_GBK"/>
+          <w:color w:val="000000"/>
+          <w:sz w:val="24"/>
+        </w:rPr>
+      </w:r>
+      <w:r>
+        <w:rPr>
+          <w:rFonts w:hint="eastAsia" w:ascii="方正仿宋_GBK" w:hAnsi="方正仿宋_GBK" w:eastAsia="方正仿宋_GBK" w:cs="方正仿宋_GBK"/>
+          <w:color w:val="000000"/>
+          <w:sz w:val="24"/>
+        </w:rPr>
+      </w:r>
+      <w:r>
+        <w:rPr>
+          <w:rFonts w:ascii="方正仿宋_GBK" w:hAnsi="方正仿宋_GBK" w:eastAsia="方正仿宋_GBK" w:cs="方正仿宋_GBK"/>
+          <w:color w:val="000000"/>
+          <w:sz w:val="24"/>
+        </w:rPr>
+      </w:r>
+      <w:r>
+        <w:rPr>
+          <w:rFonts w:hint="eastAsia" w:ascii="方正仿宋_GBK" w:hAnsi="方正仿宋_GBK" w:eastAsia="方正仿宋_GBK" w:cs="方正仿宋_GBK"/>
+          <w:color w:val="000000"/>
+          <w:sz w:val="24"/>
+        </w:rPr>
+      </w:r>
+      <w:r>
+        <w:rPr>
+          <w:rFonts w:ascii="方正仿宋_GBK" w:hAnsi="方正仿宋_GBK" w:eastAsia="方正仿宋_GBK" w:cs="方正仿宋_GBK"/>
+          <w:color w:val="000000"/>
+          <w:sz w:val="24"/>
+        </w:rPr>
+      </w:r>
+      <w:r>
+        <w:rPr>
+          <w:rFonts w:hint="eastAsia" w:ascii="方正仿宋_GBK" w:hAnsi="方正仿宋_GBK" w:eastAsia="方正仿宋_GBK" w:cs="方正仿宋_GBK"/>
+          <w:color w:val="000000"/>
+          <w:sz w:val="24"/>
+        </w:rPr>
+      </w:r>
+      <w:r>
+        <w:rPr>
+          <w:rFonts w:ascii="方正仿宋_GBK" w:hAnsi="方正仿宋_GBK" w:eastAsia="方正仿宋_GBK" w:cs="方正仿宋_GBK"/>
+          <w:color w:val="000000"/>
+          <w:sz w:val="24"/>
+        </w:rPr>
+      </w:r>
+      <w:r>
+        <w:rPr>
+          <w:rFonts w:hint="eastAsia" w:ascii="方正仿宋_GBK" w:hAnsi="方正仿宋_GBK" w:eastAsia="方正仿宋_GBK" w:cs="方正仿宋_GBK"/>
+          <w:color w:val="000000"/>
+          <w:sz w:val="24"/>
+        </w:rPr>
+      </w:r>
+      <w:r>
+        <w:rPr>
+          <w:rFonts w:ascii="方正仿宋_GBK" w:hAnsi="方正仿宋_GBK" w:eastAsia="方正仿宋_GBK" w:cs="方正仿宋_GBK"/>
+          <w:color w:val="000000"/>
+          <w:sz w:val="24"/>
+        </w:rPr>
+      </w:r>
+      <w:r>
+        <w:rPr>
+          <w:rFonts w:hint="eastAsia" w:ascii="方正仿宋_GBK" w:hAnsi="方正仿宋_GBK" w:eastAsia="方正仿宋_GBK" w:cs="方正仿宋_GBK"/>
+          <w:color w:val="000000"/>
+          <w:sz w:val="24"/>
+        </w:rPr>
+      </w:r>
+      <w:r>
+        <w:rPr>
+          <w:rFonts w:ascii="方正仿宋_GBK" w:hAnsi="方正仿宋_GBK" w:eastAsia="方正仿宋_GBK" w:cs="方正仿宋_GBK"/>
+          <w:color w:val="000000"/>
+          <w:sz w:val="24"/>
+        </w:rPr>
+      </w:r>
+      <w:r>
+        <w:rPr>
+          <w:rFonts w:hint="eastAsia" w:ascii="方正仿宋_GBK" w:hAnsi="方正仿宋_GBK" w:eastAsia="方正仿宋_GBK" w:cs="方正仿宋_GBK"/>
+          <w:color w:val="000000"/>
+          <w:sz w:val="24"/>
+        </w:rPr>
       </w:r>
     </w:p>
     <w:p>
@@ -17910,7 +17764,7 @@
           <w:kern w:val="2"/>
           <w:lang w:val="zh-CN"/>
         </w:rPr>
-        <w:t>福建经纬数字科技</w:t>
+        <w:t>{{CLIENT_FULL_NAME}}属于商务服务业主营业务为提供测绘服务及其他专业技术服务不涉及无生产产品制造，对环境不会造成直接影响。</w:t>
       </w:r>
       <w:r>
         <w:rPr>
@@ -17918,7 +17772,6 @@
           <w:kern w:val="2"/>
           <w:lang w:val="zh-CN"/>
         </w:rPr>
-        <w:t>信息有限公司</w:t>
       </w:r>
       <w:r>
         <w:rPr>
@@ -17926,7 +17779,6 @@
           <w:kern w:val="2"/>
           <w:lang w:val="zh-CN"/>
         </w:rPr>
-        <w:t>属于商务服务业主营业务</w:t>
       </w:r>
       <w:r>
         <w:rPr>
@@ -17934,7 +17786,6 @@
           <w:kern w:val="2"/>
           <w:lang w:val="zh-CN"/>
         </w:rPr>
-        <w:t>为提供测绘</w:t>
       </w:r>
       <w:r>
         <w:rPr>
@@ -17942,7 +17793,6 @@
           <w:kern w:val="2"/>
           <w:lang w:val="zh-CN"/>
         </w:rPr>
-        <w:t>服务</w:t>
       </w:r>
       <w:r>
         <w:rPr>
@@ -17950,7 +17800,6 @@
           <w:kern w:val="2"/>
           <w:lang w:val="zh-CN"/>
         </w:rPr>
-        <w:t>及</w:t>
       </w:r>
       <w:r>
         <w:rPr>
@@ -17958,7 +17807,6 @@
           <w:kern w:val="2"/>
           <w:lang w:val="zh-CN"/>
         </w:rPr>
-        <w:t>其他</w:t>
       </w:r>
       <w:r>
         <w:rPr>
@@ -17966,7 +17814,6 @@
           <w:kern w:val="2"/>
           <w:lang w:val="zh-CN"/>
         </w:rPr>
-        <w:t>专业技术服务不涉及</w:t>
       </w:r>
       <w:r>
         <w:rPr>
@@ -17974,7 +17821,6 @@
           <w:kern w:val="2"/>
           <w:lang w:val="zh-CN"/>
         </w:rPr>
-        <w:t>无</w:t>
       </w:r>
       <w:r>
         <w:rPr>
@@ -17982,7 +17828,6 @@
           <w:kern w:val="2"/>
           <w:lang w:val="zh-CN"/>
         </w:rPr>
-        <w:t>生产产品制造，对环境不会造成直接</w:t>
       </w:r>
       <w:r>
         <w:rPr>
@@ -17990,7 +17835,6 @@
           <w:kern w:val="2"/>
           <w:lang w:val="zh-CN"/>
         </w:rPr>
-        <w:t>影响</w:t>
       </w:r>
       <w:r>
         <w:rPr>
@@ -17998,7 +17842,6 @@
           <w:kern w:val="2"/>
           <w:lang w:val="zh-CN"/>
         </w:rPr>
-        <w:t>。</w:t>
       </w:r>
     </w:p>
     <w:p>
@@ -32903,7 +32746,7 @@
           <w:color w:val="000000"/>
           <w:sz w:val="24"/>
         </w:rPr>
-        <w:t>福建</w:t>
+        <w:t>{{CLIENT_FULL_NAME}}从整体来看，公司财务情况较为规范，公司的主营业务增长较快，经营利润率较高，短期偿债能力较强、近年来公司成长较快，资产规模及负债水平攀升较快，随着业务发展，公司投融资需求开始加大，今年受疫情影响对公司的现金流有较大的影响主要还是体现在公司的主营业务收入为主要的现金流入渠道，当下游企事业对手方暂无能力付款时，公司就会陷入现金流短缺的情况，需关注公司后续实际运营情况及盈利情况。</w:t>
       </w:r>
       <w:r>
         <w:rPr>
@@ -32912,127 +32755,111 @@
           <w:sz w:val="24"/>
           <w:lang w:eastAsia="zh-CN"/>
         </w:rPr>
-        <w:t>经纬数字科技</w:t>
-      </w:r>
-      <w:r>
-        <w:rPr>
-          <w:rFonts w:hint="eastAsia" w:ascii="方正仿宋_GBK" w:hAnsi="方正仿宋_GBK" w:eastAsia="方正仿宋_GBK" w:cs="方正仿宋_GBK"/>
-          <w:color w:val="000000"/>
-          <w:sz w:val="24"/>
-        </w:rPr>
-        <w:t>信息有限公司从整体来看，公司财务情况较为规范，公司的主营业务增长较快，经营利润率较高，短期偿债能力较强、近年来公司成长较快，资产规模及负债水平攀升较快，随着业务发展，公司投融资需求开始加大，今年</w:t>
-      </w:r>
-      <w:r>
-        <w:rPr>
-          <w:rFonts w:ascii="方正仿宋_GBK" w:hAnsi="方正仿宋_GBK" w:eastAsia="方正仿宋_GBK" w:cs="方正仿宋_GBK"/>
-          <w:color w:val="000000"/>
-          <w:sz w:val="24"/>
-        </w:rPr>
-        <w:t>受疫情影响对公司的现金流</w:t>
-      </w:r>
-      <w:r>
-        <w:rPr>
-          <w:rFonts w:hint="eastAsia" w:ascii="方正仿宋_GBK" w:hAnsi="方正仿宋_GBK" w:eastAsia="方正仿宋_GBK" w:cs="方正仿宋_GBK"/>
-          <w:color w:val="000000"/>
-          <w:sz w:val="24"/>
-        </w:rPr>
-        <w:t>有</w:t>
-      </w:r>
-      <w:r>
-        <w:rPr>
-          <w:rFonts w:ascii="方正仿宋_GBK" w:hAnsi="方正仿宋_GBK" w:eastAsia="方正仿宋_GBK" w:cs="方正仿宋_GBK"/>
-          <w:color w:val="000000"/>
-          <w:sz w:val="24"/>
-        </w:rPr>
-        <w:t>较大的影响主要还是体现在公司的</w:t>
-      </w:r>
-      <w:r>
-        <w:rPr>
-          <w:rFonts w:hint="eastAsia" w:ascii="方正仿宋_GBK" w:hAnsi="方正仿宋_GBK" w:eastAsia="方正仿宋_GBK" w:cs="方正仿宋_GBK"/>
-          <w:color w:val="000000"/>
-          <w:sz w:val="24"/>
-        </w:rPr>
-        <w:t>主营业务收入</w:t>
-      </w:r>
-      <w:r>
-        <w:rPr>
-          <w:rFonts w:ascii="方正仿宋_GBK" w:hAnsi="方正仿宋_GBK" w:eastAsia="方正仿宋_GBK" w:cs="方正仿宋_GBK"/>
-          <w:color w:val="000000"/>
-          <w:sz w:val="24"/>
-        </w:rPr>
-        <w:t>为主要的现金流入渠道，</w:t>
-      </w:r>
-      <w:r>
-        <w:rPr>
-          <w:rFonts w:hint="eastAsia" w:ascii="方正仿宋_GBK" w:hAnsi="方正仿宋_GBK" w:eastAsia="方正仿宋_GBK" w:cs="方正仿宋_GBK"/>
-          <w:color w:val="000000"/>
-          <w:sz w:val="24"/>
-        </w:rPr>
-        <w:t>当</w:t>
-      </w:r>
-      <w:r>
-        <w:rPr>
-          <w:rFonts w:ascii="方正仿宋_GBK" w:hAnsi="方正仿宋_GBK" w:eastAsia="方正仿宋_GBK" w:cs="方正仿宋_GBK"/>
-          <w:color w:val="000000"/>
-          <w:sz w:val="24"/>
-        </w:rPr>
-        <w:t>下游</w:t>
-      </w:r>
-      <w:r>
-        <w:rPr>
-          <w:rFonts w:hint="eastAsia" w:ascii="方正仿宋_GBK" w:hAnsi="方正仿宋_GBK" w:eastAsia="方正仿宋_GBK" w:cs="方正仿宋_GBK"/>
-          <w:color w:val="000000"/>
-          <w:sz w:val="24"/>
-        </w:rPr>
-        <w:t>企事业</w:t>
-      </w:r>
-      <w:r>
-        <w:rPr>
-          <w:rFonts w:ascii="方正仿宋_GBK" w:hAnsi="方正仿宋_GBK" w:eastAsia="方正仿宋_GBK" w:cs="方正仿宋_GBK"/>
-          <w:color w:val="000000"/>
-          <w:sz w:val="24"/>
-        </w:rPr>
-        <w:t>对手方暂无能力</w:t>
-      </w:r>
-      <w:r>
-        <w:rPr>
-          <w:rFonts w:hint="eastAsia" w:ascii="方正仿宋_GBK" w:hAnsi="方正仿宋_GBK" w:eastAsia="方正仿宋_GBK" w:cs="方正仿宋_GBK"/>
-          <w:color w:val="000000"/>
-          <w:sz w:val="24"/>
-        </w:rPr>
-        <w:t>付款</w:t>
-      </w:r>
-      <w:r>
-        <w:rPr>
-          <w:rFonts w:ascii="方正仿宋_GBK" w:hAnsi="方正仿宋_GBK" w:eastAsia="方正仿宋_GBK" w:cs="方正仿宋_GBK"/>
-          <w:color w:val="000000"/>
-          <w:sz w:val="24"/>
-        </w:rPr>
-        <w:t>时</w:t>
-      </w:r>
-      <w:r>
-        <w:rPr>
-          <w:rFonts w:hint="eastAsia" w:ascii="方正仿宋_GBK" w:hAnsi="方正仿宋_GBK" w:eastAsia="方正仿宋_GBK" w:cs="方正仿宋_GBK"/>
-          <w:color w:val="000000"/>
-          <w:sz w:val="24"/>
-        </w:rPr>
-        <w:t>，</w:t>
-      </w:r>
-      <w:r>
-        <w:rPr>
-          <w:rFonts w:ascii="方正仿宋_GBK" w:hAnsi="方正仿宋_GBK" w:eastAsia="方正仿宋_GBK" w:cs="方正仿宋_GBK"/>
-          <w:color w:val="000000"/>
-          <w:sz w:val="24"/>
-        </w:rPr>
-        <w:t>公司就会陷入现金流短缺的</w:t>
-      </w:r>
-      <w:r>
-        <w:rPr>
-          <w:rFonts w:hint="eastAsia" w:ascii="方正仿宋_GBK" w:hAnsi="方正仿宋_GBK" w:eastAsia="方正仿宋_GBK" w:cs="方正仿宋_GBK"/>
-          <w:color w:val="000000"/>
-          <w:sz w:val="24"/>
-        </w:rPr>
-        <w:t>情况，需关注公司后续实际运营情况及盈利情况。</w:t>
+      </w:r>
+      <w:r>
+        <w:rPr>
+          <w:rFonts w:hint="eastAsia" w:ascii="方正仿宋_GBK" w:hAnsi="方正仿宋_GBK" w:eastAsia="方正仿宋_GBK" w:cs="方正仿宋_GBK"/>
+          <w:color w:val="000000"/>
+          <w:sz w:val="24"/>
+        </w:rPr>
+      </w:r>
+      <w:r>
+        <w:rPr>
+          <w:rFonts w:ascii="方正仿宋_GBK" w:hAnsi="方正仿宋_GBK" w:eastAsia="方正仿宋_GBK" w:cs="方正仿宋_GBK"/>
+          <w:color w:val="000000"/>
+          <w:sz w:val="24"/>
+        </w:rPr>
+      </w:r>
+      <w:r>
+        <w:rPr>
+          <w:rFonts w:hint="eastAsia" w:ascii="方正仿宋_GBK" w:hAnsi="方正仿宋_GBK" w:eastAsia="方正仿宋_GBK" w:cs="方正仿宋_GBK"/>
+          <w:color w:val="000000"/>
+          <w:sz w:val="24"/>
+        </w:rPr>
+      </w:r>
+      <w:r>
+        <w:rPr>
+          <w:rFonts w:ascii="方正仿宋_GBK" w:hAnsi="方正仿宋_GBK" w:eastAsia="方正仿宋_GBK" w:cs="方正仿宋_GBK"/>
+          <w:color w:val="000000"/>
+          <w:sz w:val="24"/>
+        </w:rPr>
+      </w:r>
+      <w:r>
+        <w:rPr>
+          <w:rFonts w:hint="eastAsia" w:ascii="方正仿宋_GBK" w:hAnsi="方正仿宋_GBK" w:eastAsia="方正仿宋_GBK" w:cs="方正仿宋_GBK"/>
+          <w:color w:val="000000"/>
+          <w:sz w:val="24"/>
+        </w:rPr>
+      </w:r>
+      <w:r>
+        <w:rPr>
+          <w:rFonts w:ascii="方正仿宋_GBK" w:hAnsi="方正仿宋_GBK" w:eastAsia="方正仿宋_GBK" w:cs="方正仿宋_GBK"/>
+          <w:color w:val="000000"/>
+          <w:sz w:val="24"/>
+        </w:rPr>
+      </w:r>
+      <w:r>
+        <w:rPr>
+          <w:rFonts w:hint="eastAsia" w:ascii="方正仿宋_GBK" w:hAnsi="方正仿宋_GBK" w:eastAsia="方正仿宋_GBK" w:cs="方正仿宋_GBK"/>
+          <w:color w:val="000000"/>
+          <w:sz w:val="24"/>
+        </w:rPr>
+      </w:r>
+      <w:r>
+        <w:rPr>
+          <w:rFonts w:ascii="方正仿宋_GBK" w:hAnsi="方正仿宋_GBK" w:eastAsia="方正仿宋_GBK" w:cs="方正仿宋_GBK"/>
+          <w:color w:val="000000"/>
+          <w:sz w:val="24"/>
+        </w:rPr>
+      </w:r>
+      <w:r>
+        <w:rPr>
+          <w:rFonts w:hint="eastAsia" w:ascii="方正仿宋_GBK" w:hAnsi="方正仿宋_GBK" w:eastAsia="方正仿宋_GBK" w:cs="方正仿宋_GBK"/>
+          <w:color w:val="000000"/>
+          <w:sz w:val="24"/>
+        </w:rPr>
+      </w:r>
+      <w:r>
+        <w:rPr>
+          <w:rFonts w:ascii="方正仿宋_GBK" w:hAnsi="方正仿宋_GBK" w:eastAsia="方正仿宋_GBK" w:cs="方正仿宋_GBK"/>
+          <w:color w:val="000000"/>
+          <w:sz w:val="24"/>
+        </w:rPr>
+      </w:r>
+      <w:r>
+        <w:rPr>
+          <w:rFonts w:hint="eastAsia" w:ascii="方正仿宋_GBK" w:hAnsi="方正仿宋_GBK" w:eastAsia="方正仿宋_GBK" w:cs="方正仿宋_GBK"/>
+          <w:color w:val="000000"/>
+          <w:sz w:val="24"/>
+        </w:rPr>
+      </w:r>
+      <w:r>
+        <w:rPr>
+          <w:rFonts w:ascii="方正仿宋_GBK" w:hAnsi="方正仿宋_GBK" w:eastAsia="方正仿宋_GBK" w:cs="方正仿宋_GBK"/>
+          <w:color w:val="000000"/>
+          <w:sz w:val="24"/>
+        </w:rPr>
+      </w:r>
+      <w:r>
+        <w:rPr>
+          <w:rFonts w:hint="eastAsia" w:ascii="方正仿宋_GBK" w:hAnsi="方正仿宋_GBK" w:eastAsia="方正仿宋_GBK" w:cs="方正仿宋_GBK"/>
+          <w:color w:val="000000"/>
+          <w:sz w:val="24"/>
+        </w:rPr>
+      </w:r>
+      <w:r>
+        <w:rPr>
+          <w:rFonts w:ascii="方正仿宋_GBK" w:hAnsi="方正仿宋_GBK" w:eastAsia="方正仿宋_GBK" w:cs="方正仿宋_GBK"/>
+          <w:color w:val="000000"/>
+          <w:sz w:val="24"/>
+        </w:rPr>
+      </w:r>
+      <w:r>
+        <w:rPr>
+          <w:rFonts w:hint="eastAsia" w:ascii="方正仿宋_GBK" w:hAnsi="方正仿宋_GBK" w:eastAsia="方正仿宋_GBK" w:cs="方正仿宋_GBK"/>
+          <w:color w:val="000000"/>
+          <w:sz w:val="24"/>
+        </w:rPr>
       </w:r>
     </w:p>
     <w:p>
@@ -34872,199 +34699,177 @@
           <w:color w:val="000000"/>
           <w:sz w:val="24"/>
         </w:rPr>
-        <w:t xml:space="preserve">  c</w:t>
-      </w:r>
-      <w:r>
-        <w:rPr>
-          <w:rFonts w:hint="eastAsia" w:ascii="方正仿宋_GBK" w:hAnsi="方正仿宋_GBK" w:eastAsia="方正仿宋_GBK" w:cs="方正仿宋_GBK"/>
-          <w:iCs/>
-          <w:color w:val="000000"/>
-          <w:sz w:val="24"/>
-        </w:rPr>
-        <w:t>．公司目前主营业务收入</w:t>
-      </w:r>
-      <w:r>
-        <w:rPr>
-          <w:rFonts w:ascii="方正仿宋_GBK" w:hAnsi="方正仿宋_GBK" w:eastAsia="方正仿宋_GBK" w:cs="方正仿宋_GBK"/>
-          <w:iCs/>
-          <w:color w:val="000000"/>
-          <w:sz w:val="24"/>
-        </w:rPr>
-        <w:t>减少的</w:t>
-      </w:r>
-      <w:r>
-        <w:rPr>
-          <w:rFonts w:hint="eastAsia" w:ascii="方正仿宋_GBK" w:hAnsi="方正仿宋_GBK" w:eastAsia="方正仿宋_GBK" w:cs="方正仿宋_GBK"/>
-          <w:iCs/>
-          <w:color w:val="000000"/>
-          <w:sz w:val="24"/>
-        </w:rPr>
-        <w:t>主要原</w:t>
-      </w:r>
-      <w:r>
-        <w:rPr>
-          <w:rFonts w:hint="eastAsia" w:ascii="方正仿宋_GBK" w:hAnsi="方正仿宋_GBK" w:eastAsia="方正仿宋_GBK" w:cs="方正仿宋_GBK"/>
-          <w:iCs/>
-          <w:sz w:val="24"/>
-        </w:rPr>
-        <w:t>因</w:t>
-      </w:r>
-      <w:r>
-        <w:rPr>
-          <w:rFonts w:ascii="方正仿宋_GBK" w:hAnsi="方正仿宋_GBK" w:eastAsia="方正仿宋_GBK" w:cs="方正仿宋_GBK"/>
-          <w:iCs/>
-          <w:sz w:val="24"/>
-        </w:rPr>
-        <w:t>还是</w:t>
-      </w:r>
-      <w:r>
-        <w:rPr>
-          <w:rFonts w:hint="eastAsia" w:ascii="方正仿宋_GBK" w:hAnsi="方正仿宋_GBK" w:eastAsia="方正仿宋_GBK" w:cs="方正仿宋_GBK"/>
-          <w:iCs/>
-          <w:sz w:val="24"/>
-        </w:rPr>
-        <w:t>来自于</w:t>
-      </w:r>
-      <w:r>
-        <w:rPr>
-          <w:rFonts w:ascii="方正仿宋_GBK" w:hAnsi="方正仿宋_GBK" w:eastAsia="方正仿宋_GBK" w:cs="方正仿宋_GBK"/>
-          <w:iCs/>
-          <w:sz w:val="24"/>
-        </w:rPr>
-        <w:t>应收账款</w:t>
-      </w:r>
-      <w:r>
-        <w:rPr>
-          <w:rFonts w:hint="eastAsia" w:ascii="方正仿宋_GBK" w:hAnsi="方正仿宋_GBK" w:eastAsia="方正仿宋_GBK" w:cs="方正仿宋_GBK"/>
-          <w:iCs/>
-          <w:sz w:val="24"/>
-        </w:rPr>
-        <w:t>逾期</w:t>
-      </w:r>
-      <w:r>
-        <w:rPr>
-          <w:rFonts w:ascii="方正仿宋_GBK" w:hAnsi="方正仿宋_GBK" w:eastAsia="方正仿宋_GBK" w:cs="方正仿宋_GBK"/>
-          <w:iCs/>
-          <w:sz w:val="24"/>
-        </w:rPr>
-        <w:t>未收</w:t>
-      </w:r>
-      <w:r>
-        <w:rPr>
-          <w:rFonts w:ascii="方正仿宋_GBK" w:hAnsi="方正仿宋_GBK" w:eastAsia="方正仿宋_GBK" w:cs="方正仿宋_GBK"/>
-          <w:iCs/>
-          <w:color w:val="000000"/>
-          <w:sz w:val="24"/>
-        </w:rPr>
-        <w:t>回，</w:t>
-      </w:r>
-      <w:r>
-        <w:rPr>
-          <w:rFonts w:hint="eastAsia" w:ascii="方正仿宋_GBK" w:hAnsi="方正仿宋_GBK" w:eastAsia="方正仿宋_GBK" w:cs="方正仿宋_GBK"/>
-          <w:iCs/>
-          <w:color w:val="000000"/>
-          <w:sz w:val="24"/>
-        </w:rPr>
-        <w:t>企业隶属</w:t>
-      </w:r>
-      <w:r>
-        <w:rPr>
-          <w:rFonts w:ascii="方正仿宋_GBK" w:hAnsi="方正仿宋_GBK" w:eastAsia="方正仿宋_GBK" w:cs="方正仿宋_GBK"/>
-          <w:iCs/>
-          <w:color w:val="000000"/>
-          <w:sz w:val="24"/>
-        </w:rPr>
-        <w:t>的</w:t>
-      </w:r>
-      <w:r>
-        <w:rPr>
-          <w:rFonts w:hint="eastAsia" w:ascii="方正仿宋_GBK" w:hAnsi="方正仿宋_GBK" w:eastAsia="方正仿宋_GBK" w:cs="方正仿宋_GBK"/>
-          <w:iCs/>
-          <w:color w:val="000000"/>
-          <w:sz w:val="24"/>
-        </w:rPr>
-        <w:t>福建</w:t>
-      </w:r>
-      <w:r>
-        <w:rPr>
-          <w:rFonts w:ascii="方正仿宋_GBK" w:hAnsi="方正仿宋_GBK" w:eastAsia="方正仿宋_GBK" w:cs="方正仿宋_GBK"/>
-          <w:iCs/>
-          <w:color w:val="000000"/>
-          <w:sz w:val="24"/>
-        </w:rPr>
-        <w:t>招标采购股份有限公司计划</w:t>
-      </w:r>
-      <w:r>
-        <w:rPr>
-          <w:rFonts w:hint="eastAsia" w:ascii="方正仿宋_GBK" w:hAnsi="方正仿宋_GBK" w:eastAsia="方正仿宋_GBK" w:cs="方正仿宋_GBK"/>
-          <w:iCs/>
-          <w:color w:val="000000"/>
-          <w:sz w:val="24"/>
-        </w:rPr>
-        <w:t>明年</w:t>
-      </w:r>
-      <w:r>
-        <w:rPr>
-          <w:rFonts w:ascii="方正仿宋_GBK" w:hAnsi="方正仿宋_GBK" w:eastAsia="方正仿宋_GBK" w:cs="方正仿宋_GBK"/>
-          <w:iCs/>
-          <w:color w:val="000000"/>
-          <w:sz w:val="24"/>
-        </w:rPr>
-        <w:t>上市</w:t>
-      </w:r>
-      <w:r>
-        <w:rPr>
-          <w:rFonts w:hint="eastAsia" w:ascii="方正仿宋_GBK" w:hAnsi="方正仿宋_GBK" w:eastAsia="方正仿宋_GBK" w:cs="方正仿宋_GBK"/>
-          <w:iCs/>
-          <w:color w:val="000000"/>
-          <w:sz w:val="24"/>
-        </w:rPr>
-        <w:t>企业能</w:t>
-      </w:r>
-      <w:r>
-        <w:rPr>
-          <w:rFonts w:ascii="方正仿宋_GBK" w:hAnsi="方正仿宋_GBK" w:eastAsia="方正仿宋_GBK" w:cs="方正仿宋_GBK"/>
-          <w:iCs/>
-          <w:color w:val="000000"/>
-          <w:sz w:val="24"/>
-        </w:rPr>
-        <w:t>从招标采购集团旗下被划</w:t>
-      </w:r>
-      <w:r>
-        <w:rPr>
-          <w:rFonts w:hint="eastAsia" w:ascii="方正仿宋_GBK" w:hAnsi="方正仿宋_GBK" w:eastAsia="方正仿宋_GBK" w:cs="方正仿宋_GBK"/>
-          <w:iCs/>
-          <w:color w:val="000000"/>
-          <w:sz w:val="24"/>
-        </w:rPr>
-        <w:t>至</w:t>
-      </w:r>
-      <w:r>
-        <w:rPr>
-          <w:rFonts w:ascii="方正仿宋_GBK" w:hAnsi="方正仿宋_GBK" w:eastAsia="方正仿宋_GBK" w:cs="方正仿宋_GBK"/>
-          <w:iCs/>
-          <w:color w:val="000000"/>
-          <w:sz w:val="24"/>
-        </w:rPr>
-        <w:t>招标采购有限公司</w:t>
-      </w:r>
-      <w:r>
-        <w:rPr>
-          <w:rFonts w:hint="eastAsia" w:ascii="方正仿宋_GBK" w:hAnsi="方正仿宋_GBK" w:eastAsia="方正仿宋_GBK" w:cs="方正仿宋_GBK"/>
-          <w:iCs/>
-          <w:color w:val="000000"/>
-          <w:sz w:val="24"/>
-        </w:rPr>
-        <w:t>也从</w:t>
-      </w:r>
-      <w:r>
-        <w:rPr>
-          <w:rFonts w:ascii="方正仿宋_GBK" w:hAnsi="方正仿宋_GBK" w:eastAsia="方正仿宋_GBK" w:cs="方正仿宋_GBK"/>
-          <w:iCs/>
-          <w:color w:val="000000"/>
-          <w:sz w:val="24"/>
-        </w:rPr>
-        <w:t>侧面佐证集团对福建</w:t>
+        <w:t xml:space="preserve">  c．公司目前主营业务收入减少的主要原因还是来自于应收账款逾期未收回，企业隶属的福建招标采购股份有限公司计划明年上市企业能从招标采购集团旗下被划至招标采购有限公司也从侧面佐证集团对{{CLIENT_FULL_NAME}}自身造血能力和扭亏为盈的趋势较为看好。同时随着近年疫情得到良好的控制，经济形势开始逐渐恢复，截止至第三季度企业已经恢复正常营收并恢复正常盈利在今年首次实现了扭亏为盈，这也代表着疫情所带来的影响正在慢慢消退同时本次的授信方案中包含了2300万元快捷保理、2300万元商票保贴以及2300万元非融资性保函（免保证金）供企业选择应对不同措施。</w:t>
+      </w:r>
+      <w:r>
+        <w:rPr>
+          <w:rFonts w:hint="eastAsia" w:ascii="方正仿宋_GBK" w:hAnsi="方正仿宋_GBK" w:eastAsia="方正仿宋_GBK" w:cs="方正仿宋_GBK"/>
+          <w:iCs/>
+          <w:color w:val="000000"/>
+          <w:sz w:val="24"/>
+        </w:rPr>
+      </w:r>
+      <w:r>
+        <w:rPr>
+          <w:rFonts w:ascii="方正仿宋_GBK" w:hAnsi="方正仿宋_GBK" w:eastAsia="方正仿宋_GBK" w:cs="方正仿宋_GBK"/>
+          <w:iCs/>
+          <w:color w:val="000000"/>
+          <w:sz w:val="24"/>
+        </w:rPr>
+      </w:r>
+      <w:r>
+        <w:rPr>
+          <w:rFonts w:hint="eastAsia" w:ascii="方正仿宋_GBK" w:hAnsi="方正仿宋_GBK" w:eastAsia="方正仿宋_GBK" w:cs="方正仿宋_GBK"/>
+          <w:iCs/>
+          <w:color w:val="000000"/>
+          <w:sz w:val="24"/>
+        </w:rPr>
+      </w:r>
+      <w:r>
+        <w:rPr>
+          <w:rFonts w:hint="eastAsia" w:ascii="方正仿宋_GBK" w:hAnsi="方正仿宋_GBK" w:eastAsia="方正仿宋_GBK" w:cs="方正仿宋_GBK"/>
+          <w:iCs/>
+          <w:sz w:val="24"/>
+        </w:rPr>
+      </w:r>
+      <w:r>
+        <w:rPr>
+          <w:rFonts w:ascii="方正仿宋_GBK" w:hAnsi="方正仿宋_GBK" w:eastAsia="方正仿宋_GBK" w:cs="方正仿宋_GBK"/>
+          <w:iCs/>
+          <w:sz w:val="24"/>
+        </w:rPr>
+      </w:r>
+      <w:r>
+        <w:rPr>
+          <w:rFonts w:hint="eastAsia" w:ascii="方正仿宋_GBK" w:hAnsi="方正仿宋_GBK" w:eastAsia="方正仿宋_GBK" w:cs="方正仿宋_GBK"/>
+          <w:iCs/>
+          <w:sz w:val="24"/>
+        </w:rPr>
+      </w:r>
+      <w:r>
+        <w:rPr>
+          <w:rFonts w:ascii="方正仿宋_GBK" w:hAnsi="方正仿宋_GBK" w:eastAsia="方正仿宋_GBK" w:cs="方正仿宋_GBK"/>
+          <w:iCs/>
+          <w:sz w:val="24"/>
+        </w:rPr>
+      </w:r>
+      <w:r>
+        <w:rPr>
+          <w:rFonts w:hint="eastAsia" w:ascii="方正仿宋_GBK" w:hAnsi="方正仿宋_GBK" w:eastAsia="方正仿宋_GBK" w:cs="方正仿宋_GBK"/>
+          <w:iCs/>
+          <w:sz w:val="24"/>
+        </w:rPr>
+      </w:r>
+      <w:r>
+        <w:rPr>
+          <w:rFonts w:ascii="方正仿宋_GBK" w:hAnsi="方正仿宋_GBK" w:eastAsia="方正仿宋_GBK" w:cs="方正仿宋_GBK"/>
+          <w:iCs/>
+          <w:sz w:val="24"/>
+        </w:rPr>
+      </w:r>
+      <w:r>
+        <w:rPr>
+          <w:rFonts w:ascii="方正仿宋_GBK" w:hAnsi="方正仿宋_GBK" w:eastAsia="方正仿宋_GBK" w:cs="方正仿宋_GBK"/>
+          <w:iCs/>
+          <w:color w:val="000000"/>
+          <w:sz w:val="24"/>
+        </w:rPr>
+      </w:r>
+      <w:r>
+        <w:rPr>
+          <w:rFonts w:hint="eastAsia" w:ascii="方正仿宋_GBK" w:hAnsi="方正仿宋_GBK" w:eastAsia="方正仿宋_GBK" w:cs="方正仿宋_GBK"/>
+          <w:iCs/>
+          <w:color w:val="000000"/>
+          <w:sz w:val="24"/>
+        </w:rPr>
+      </w:r>
+      <w:r>
+        <w:rPr>
+          <w:rFonts w:ascii="方正仿宋_GBK" w:hAnsi="方正仿宋_GBK" w:eastAsia="方正仿宋_GBK" w:cs="方正仿宋_GBK"/>
+          <w:iCs/>
+          <w:color w:val="000000"/>
+          <w:sz w:val="24"/>
+        </w:rPr>
+      </w:r>
+      <w:r>
+        <w:rPr>
+          <w:rFonts w:hint="eastAsia" w:ascii="方正仿宋_GBK" w:hAnsi="方正仿宋_GBK" w:eastAsia="方正仿宋_GBK" w:cs="方正仿宋_GBK"/>
+          <w:iCs/>
+          <w:color w:val="000000"/>
+          <w:sz w:val="24"/>
+        </w:rPr>
+      </w:r>
+      <w:r>
+        <w:rPr>
+          <w:rFonts w:ascii="方正仿宋_GBK" w:hAnsi="方正仿宋_GBK" w:eastAsia="方正仿宋_GBK" w:cs="方正仿宋_GBK"/>
+          <w:iCs/>
+          <w:color w:val="000000"/>
+          <w:sz w:val="24"/>
+        </w:rPr>
+      </w:r>
+      <w:r>
+        <w:rPr>
+          <w:rFonts w:hint="eastAsia" w:ascii="方正仿宋_GBK" w:hAnsi="方正仿宋_GBK" w:eastAsia="方正仿宋_GBK" w:cs="方正仿宋_GBK"/>
+          <w:iCs/>
+          <w:color w:val="000000"/>
+          <w:sz w:val="24"/>
+        </w:rPr>
+      </w:r>
+      <w:r>
+        <w:rPr>
+          <w:rFonts w:ascii="方正仿宋_GBK" w:hAnsi="方正仿宋_GBK" w:eastAsia="方正仿宋_GBK" w:cs="方正仿宋_GBK"/>
+          <w:iCs/>
+          <w:color w:val="000000"/>
+          <w:sz w:val="24"/>
+        </w:rPr>
+      </w:r>
+      <w:r>
+        <w:rPr>
+          <w:rFonts w:hint="eastAsia" w:ascii="方正仿宋_GBK" w:hAnsi="方正仿宋_GBK" w:eastAsia="方正仿宋_GBK" w:cs="方正仿宋_GBK"/>
+          <w:iCs/>
+          <w:color w:val="000000"/>
+          <w:sz w:val="24"/>
+        </w:rPr>
+      </w:r>
+      <w:r>
+        <w:rPr>
+          <w:rFonts w:ascii="方正仿宋_GBK" w:hAnsi="方正仿宋_GBK" w:eastAsia="方正仿宋_GBK" w:cs="方正仿宋_GBK"/>
+          <w:iCs/>
+          <w:color w:val="000000"/>
+          <w:sz w:val="24"/>
+        </w:rPr>
+      </w:r>
+      <w:r>
+        <w:rPr>
+          <w:rFonts w:hint="eastAsia" w:ascii="方正仿宋_GBK" w:hAnsi="方正仿宋_GBK" w:eastAsia="方正仿宋_GBK" w:cs="方正仿宋_GBK"/>
+          <w:iCs/>
+          <w:color w:val="000000"/>
+          <w:sz w:val="24"/>
+        </w:rPr>
+      </w:r>
+      <w:r>
+        <w:rPr>
+          <w:rFonts w:ascii="方正仿宋_GBK" w:hAnsi="方正仿宋_GBK" w:eastAsia="方正仿宋_GBK" w:cs="方正仿宋_GBK"/>
+          <w:iCs/>
+          <w:color w:val="000000"/>
+          <w:sz w:val="24"/>
+        </w:rPr>
+      </w:r>
+      <w:r>
+        <w:rPr>
+          <w:rFonts w:hint="eastAsia" w:ascii="方正仿宋_GBK" w:hAnsi="方正仿宋_GBK" w:eastAsia="方正仿宋_GBK" w:cs="方正仿宋_GBK"/>
+          <w:iCs/>
+          <w:color w:val="000000"/>
+          <w:sz w:val="24"/>
+        </w:rPr>
+      </w:r>
+      <w:r>
+        <w:rPr>
+          <w:rFonts w:ascii="方正仿宋_GBK" w:hAnsi="方正仿宋_GBK" w:eastAsia="方正仿宋_GBK" w:cs="方正仿宋_GBK"/>
+          <w:iCs/>
+          <w:color w:val="000000"/>
+          <w:sz w:val="24"/>
+        </w:rPr>
       </w:r>
       <w:r>
         <w:rPr>
@@ -35074,297 +34879,261 @@
           <w:sz w:val="24"/>
           <w:lang w:eastAsia="zh-CN"/>
         </w:rPr>
-        <w:t>经纬数字科技</w:t>
-      </w:r>
-      <w:r>
-        <w:rPr>
-          <w:rFonts w:ascii="方正仿宋_GBK" w:hAnsi="方正仿宋_GBK" w:eastAsia="方正仿宋_GBK" w:cs="方正仿宋_GBK"/>
-          <w:iCs/>
-          <w:color w:val="000000"/>
-          <w:sz w:val="24"/>
-        </w:rPr>
-        <w:t>信息</w:t>
-      </w:r>
-      <w:r>
-        <w:rPr>
-          <w:rFonts w:hint="eastAsia" w:ascii="方正仿宋_GBK" w:hAnsi="方正仿宋_GBK" w:eastAsia="方正仿宋_GBK" w:cs="方正仿宋_GBK"/>
-          <w:iCs/>
-          <w:color w:val="000000"/>
-          <w:sz w:val="24"/>
-        </w:rPr>
-        <w:t>有限公司</w:t>
-      </w:r>
-      <w:r>
-        <w:rPr>
-          <w:rFonts w:ascii="方正仿宋_GBK" w:hAnsi="方正仿宋_GBK" w:eastAsia="方正仿宋_GBK" w:cs="方正仿宋_GBK"/>
-          <w:iCs/>
-          <w:color w:val="000000"/>
-          <w:sz w:val="24"/>
-        </w:rPr>
-        <w:t>自身造血能力和扭亏为盈的趋势较为看好</w:t>
-      </w:r>
-      <w:r>
-        <w:rPr>
-          <w:rFonts w:hint="eastAsia" w:ascii="方正仿宋_GBK" w:hAnsi="方正仿宋_GBK" w:eastAsia="方正仿宋_GBK" w:cs="方正仿宋_GBK"/>
-          <w:iCs/>
-          <w:color w:val="000000"/>
-          <w:sz w:val="24"/>
-        </w:rPr>
-        <w:t>。</w:t>
-      </w:r>
-      <w:r>
-        <w:rPr>
-          <w:rFonts w:ascii="方正仿宋_GBK" w:hAnsi="方正仿宋_GBK" w:eastAsia="方正仿宋_GBK" w:cs="方正仿宋_GBK"/>
-          <w:iCs/>
-          <w:color w:val="000000"/>
-          <w:sz w:val="24"/>
-        </w:rPr>
-        <w:t>同时随着</w:t>
-      </w:r>
-      <w:r>
-        <w:rPr>
-          <w:rFonts w:hint="eastAsia" w:ascii="方正仿宋_GBK" w:hAnsi="方正仿宋_GBK" w:eastAsia="方正仿宋_GBK" w:cs="方正仿宋_GBK"/>
-          <w:iCs/>
-          <w:color w:val="000000"/>
-          <w:sz w:val="24"/>
-        </w:rPr>
-        <w:t>近年</w:t>
-      </w:r>
-      <w:r>
-        <w:rPr>
-          <w:rFonts w:ascii="方正仿宋_GBK" w:hAnsi="方正仿宋_GBK" w:eastAsia="方正仿宋_GBK" w:cs="方正仿宋_GBK"/>
-          <w:iCs/>
-          <w:color w:val="000000"/>
-          <w:sz w:val="24"/>
-        </w:rPr>
-        <w:t>疫情得到良好的控制</w:t>
-      </w:r>
-      <w:r>
-        <w:rPr>
-          <w:rFonts w:hint="eastAsia" w:ascii="方正仿宋_GBK" w:hAnsi="方正仿宋_GBK" w:eastAsia="方正仿宋_GBK" w:cs="方正仿宋_GBK"/>
-          <w:iCs/>
-          <w:color w:val="000000"/>
-          <w:sz w:val="24"/>
-        </w:rPr>
-        <w:t>，经济形势</w:t>
-      </w:r>
-      <w:r>
-        <w:rPr>
-          <w:rFonts w:ascii="方正仿宋_GBK" w:hAnsi="方正仿宋_GBK" w:eastAsia="方正仿宋_GBK" w:cs="方正仿宋_GBK"/>
-          <w:iCs/>
-          <w:color w:val="000000"/>
-          <w:sz w:val="24"/>
-        </w:rPr>
-        <w:t>开始逐渐恢复，</w:t>
-      </w:r>
-      <w:r>
-        <w:rPr>
-          <w:rFonts w:hint="eastAsia" w:ascii="方正仿宋_GBK" w:hAnsi="方正仿宋_GBK" w:eastAsia="方正仿宋_GBK" w:cs="方正仿宋_GBK"/>
-          <w:iCs/>
-          <w:color w:val="000000"/>
-          <w:sz w:val="24"/>
-        </w:rPr>
-        <w:t>截止</w:t>
-      </w:r>
-      <w:r>
-        <w:rPr>
-          <w:rFonts w:ascii="方正仿宋_GBK" w:hAnsi="方正仿宋_GBK" w:eastAsia="方正仿宋_GBK" w:cs="方正仿宋_GBK"/>
-          <w:iCs/>
-          <w:sz w:val="24"/>
-        </w:rPr>
-        <w:t>至第三季度</w:t>
-      </w:r>
-      <w:r>
-        <w:rPr>
-          <w:rFonts w:hint="eastAsia" w:ascii="方正仿宋_GBK" w:hAnsi="方正仿宋_GBK" w:eastAsia="方正仿宋_GBK" w:cs="方正仿宋_GBK"/>
-          <w:iCs/>
-          <w:sz w:val="24"/>
-        </w:rPr>
-        <w:t>企业</w:t>
-      </w:r>
-      <w:r>
-        <w:rPr>
-          <w:rFonts w:ascii="方正仿宋_GBK" w:hAnsi="方正仿宋_GBK" w:eastAsia="方正仿宋_GBK" w:cs="方正仿宋_GBK"/>
-          <w:iCs/>
-          <w:sz w:val="24"/>
-        </w:rPr>
-        <w:t>已经</w:t>
-      </w:r>
-      <w:r>
-        <w:rPr>
-          <w:rFonts w:hint="eastAsia" w:ascii="方正仿宋_GBK" w:hAnsi="方正仿宋_GBK" w:eastAsia="方正仿宋_GBK" w:cs="方正仿宋_GBK"/>
-          <w:iCs/>
-          <w:sz w:val="24"/>
-        </w:rPr>
-        <w:t>恢复正常营收</w:t>
-      </w:r>
-      <w:r>
-        <w:rPr>
-          <w:rFonts w:ascii="方正仿宋_GBK" w:hAnsi="方正仿宋_GBK" w:eastAsia="方正仿宋_GBK" w:cs="方正仿宋_GBK"/>
-          <w:iCs/>
-          <w:sz w:val="24"/>
-        </w:rPr>
-        <w:t>并</w:t>
-      </w:r>
-      <w:r>
-        <w:rPr>
-          <w:rFonts w:hint="eastAsia" w:ascii="方正仿宋_GBK" w:hAnsi="方正仿宋_GBK" w:eastAsia="方正仿宋_GBK" w:cs="方正仿宋_GBK"/>
-          <w:iCs/>
-          <w:sz w:val="24"/>
-        </w:rPr>
-        <w:t>恢复正常盈利在今年</w:t>
-      </w:r>
-      <w:r>
-        <w:rPr>
-          <w:rFonts w:ascii="方正仿宋_GBK" w:hAnsi="方正仿宋_GBK" w:eastAsia="方正仿宋_GBK" w:cs="方正仿宋_GBK"/>
-          <w:iCs/>
-          <w:sz w:val="24"/>
-        </w:rPr>
-        <w:t>首次实现了扭亏为盈</w:t>
-      </w:r>
-      <w:r>
-        <w:rPr>
-          <w:rFonts w:hint="eastAsia" w:ascii="方正仿宋_GBK" w:hAnsi="方正仿宋_GBK" w:eastAsia="方正仿宋_GBK" w:cs="方正仿宋_GBK"/>
-          <w:iCs/>
-          <w:sz w:val="24"/>
-        </w:rPr>
-        <w:t>，这也代表着</w:t>
-      </w:r>
-      <w:r>
-        <w:rPr>
-          <w:rFonts w:ascii="方正仿宋_GBK" w:hAnsi="方正仿宋_GBK" w:eastAsia="方正仿宋_GBK" w:cs="方正仿宋_GBK"/>
-          <w:iCs/>
-          <w:sz w:val="24"/>
-        </w:rPr>
-        <w:t>疫情所带来的影响</w:t>
-      </w:r>
-      <w:r>
-        <w:rPr>
-          <w:rFonts w:hint="eastAsia" w:ascii="方正仿宋_GBK" w:hAnsi="方正仿宋_GBK" w:eastAsia="方正仿宋_GBK" w:cs="方正仿宋_GBK"/>
-          <w:iCs/>
-          <w:sz w:val="24"/>
-        </w:rPr>
-        <w:t>正在</w:t>
-      </w:r>
-      <w:r>
-        <w:rPr>
-          <w:rFonts w:ascii="方正仿宋_GBK" w:hAnsi="方正仿宋_GBK" w:eastAsia="方正仿宋_GBK" w:cs="方正仿宋_GBK"/>
-          <w:iCs/>
-          <w:sz w:val="24"/>
-        </w:rPr>
-        <w:t>慢慢消退同时本次的授信方案中</w:t>
-      </w:r>
-      <w:r>
-        <w:rPr>
-          <w:rFonts w:hint="eastAsia" w:ascii="方正仿宋_GBK" w:hAnsi="方正仿宋_GBK" w:eastAsia="方正仿宋_GBK" w:cs="方正仿宋_GBK"/>
-          <w:iCs/>
-          <w:sz w:val="24"/>
-        </w:rPr>
-        <w:t>包含了2300万元</w:t>
-      </w:r>
-      <w:r>
-        <w:rPr>
-          <w:rFonts w:ascii="方正仿宋_GBK" w:hAnsi="方正仿宋_GBK" w:eastAsia="方正仿宋_GBK" w:cs="方正仿宋_GBK"/>
-          <w:iCs/>
-          <w:sz w:val="24"/>
-        </w:rPr>
-        <w:t>快捷保理</w:t>
-      </w:r>
-      <w:r>
-        <w:rPr>
-          <w:rFonts w:hint="eastAsia" w:ascii="方正仿宋_GBK" w:hAnsi="方正仿宋_GBK" w:eastAsia="方正仿宋_GBK" w:cs="方正仿宋_GBK"/>
-          <w:iCs/>
-          <w:sz w:val="24"/>
-        </w:rPr>
-        <w:t>、</w:t>
-      </w:r>
-      <w:r>
-        <w:rPr>
-          <w:rFonts w:ascii="方正仿宋_GBK" w:hAnsi="方正仿宋_GBK" w:eastAsia="方正仿宋_GBK" w:cs="方正仿宋_GBK"/>
-          <w:iCs/>
-          <w:sz w:val="24"/>
-        </w:rPr>
-        <w:t>2300</w:t>
-      </w:r>
-      <w:r>
-        <w:rPr>
-          <w:rFonts w:hint="eastAsia" w:ascii="方正仿宋_GBK" w:hAnsi="方正仿宋_GBK" w:eastAsia="方正仿宋_GBK" w:cs="方正仿宋_GBK"/>
-          <w:iCs/>
-          <w:sz w:val="24"/>
-        </w:rPr>
-        <w:t>万元商票保贴</w:t>
-      </w:r>
-      <w:r>
-        <w:rPr>
-          <w:rFonts w:ascii="方正仿宋_GBK" w:hAnsi="方正仿宋_GBK" w:eastAsia="方正仿宋_GBK" w:cs="方正仿宋_GBK"/>
-          <w:iCs/>
-          <w:sz w:val="24"/>
-        </w:rPr>
-        <w:t>以及</w:t>
-      </w:r>
-      <w:r>
-        <w:rPr>
-          <w:rFonts w:hint="eastAsia" w:ascii="方正仿宋_GBK" w:hAnsi="方正仿宋_GBK" w:eastAsia="方正仿宋_GBK" w:cs="方正仿宋_GBK"/>
-          <w:iCs/>
-          <w:sz w:val="24"/>
-        </w:rPr>
-        <w:t>2300万元</w:t>
-      </w:r>
-      <w:r>
-        <w:rPr>
-          <w:rFonts w:ascii="方正仿宋_GBK" w:hAnsi="方正仿宋_GBK" w:eastAsia="方正仿宋_GBK" w:cs="方正仿宋_GBK"/>
-          <w:iCs/>
-          <w:sz w:val="24"/>
-        </w:rPr>
-        <w:t>非融资性</w:t>
-      </w:r>
-      <w:r>
-        <w:rPr>
-          <w:rFonts w:hint="eastAsia" w:ascii="方正仿宋_GBK" w:hAnsi="方正仿宋_GBK" w:eastAsia="方正仿宋_GBK" w:cs="方正仿宋_GBK"/>
-          <w:iCs/>
-          <w:sz w:val="24"/>
-        </w:rPr>
-        <w:t>保函</w:t>
-      </w:r>
-      <w:r>
-        <w:rPr>
-          <w:rFonts w:ascii="方正仿宋_GBK" w:hAnsi="方正仿宋_GBK" w:eastAsia="方正仿宋_GBK" w:cs="方正仿宋_GBK"/>
-          <w:iCs/>
-          <w:sz w:val="24"/>
-        </w:rPr>
-        <w:t>（</w:t>
-      </w:r>
-      <w:r>
-        <w:rPr>
-          <w:rFonts w:hint="eastAsia" w:ascii="方正仿宋_GBK" w:hAnsi="方正仿宋_GBK" w:eastAsia="方正仿宋_GBK" w:cs="方正仿宋_GBK"/>
-          <w:iCs/>
-          <w:sz w:val="24"/>
-        </w:rPr>
-        <w:t>免</w:t>
-      </w:r>
-      <w:r>
-        <w:rPr>
-          <w:rFonts w:ascii="方正仿宋_GBK" w:hAnsi="方正仿宋_GBK" w:eastAsia="方正仿宋_GBK" w:cs="方正仿宋_GBK"/>
-          <w:iCs/>
-          <w:sz w:val="24"/>
-        </w:rPr>
-        <w:t>保证金）</w:t>
-      </w:r>
-      <w:r>
-        <w:rPr>
-          <w:rFonts w:hint="eastAsia" w:ascii="方正仿宋_GBK" w:hAnsi="方正仿宋_GBK" w:eastAsia="方正仿宋_GBK" w:cs="方正仿宋_GBK"/>
-          <w:iCs/>
-          <w:sz w:val="24"/>
-        </w:rPr>
-        <w:t>供</w:t>
-      </w:r>
-      <w:r>
-        <w:rPr>
-          <w:rFonts w:ascii="方正仿宋_GBK" w:hAnsi="方正仿宋_GBK" w:eastAsia="方正仿宋_GBK" w:cs="方正仿宋_GBK"/>
-          <w:iCs/>
-          <w:sz w:val="24"/>
-        </w:rPr>
-        <w:t>企业选择应对不同措施。</w:t>
+      </w:r>
+      <w:r>
+        <w:rPr>
+          <w:rFonts w:ascii="方正仿宋_GBK" w:hAnsi="方正仿宋_GBK" w:eastAsia="方正仿宋_GBK" w:cs="方正仿宋_GBK"/>
+          <w:iCs/>
+          <w:color w:val="000000"/>
+          <w:sz w:val="24"/>
+        </w:rPr>
+      </w:r>
+      <w:r>
+        <w:rPr>
+          <w:rFonts w:hint="eastAsia" w:ascii="方正仿宋_GBK" w:hAnsi="方正仿宋_GBK" w:eastAsia="方正仿宋_GBK" w:cs="方正仿宋_GBK"/>
+          <w:iCs/>
+          <w:color w:val="000000"/>
+          <w:sz w:val="24"/>
+        </w:rPr>
+      </w:r>
+      <w:r>
+        <w:rPr>
+          <w:rFonts w:ascii="方正仿宋_GBK" w:hAnsi="方正仿宋_GBK" w:eastAsia="方正仿宋_GBK" w:cs="方正仿宋_GBK"/>
+          <w:iCs/>
+          <w:color w:val="000000"/>
+          <w:sz w:val="24"/>
+        </w:rPr>
+      </w:r>
+      <w:r>
+        <w:rPr>
+          <w:rFonts w:hint="eastAsia" w:ascii="方正仿宋_GBK" w:hAnsi="方正仿宋_GBK" w:eastAsia="方正仿宋_GBK" w:cs="方正仿宋_GBK"/>
+          <w:iCs/>
+          <w:color w:val="000000"/>
+          <w:sz w:val="24"/>
+        </w:rPr>
+      </w:r>
+      <w:r>
+        <w:rPr>
+          <w:rFonts w:ascii="方正仿宋_GBK" w:hAnsi="方正仿宋_GBK" w:eastAsia="方正仿宋_GBK" w:cs="方正仿宋_GBK"/>
+          <w:iCs/>
+          <w:color w:val="000000"/>
+          <w:sz w:val="24"/>
+        </w:rPr>
+      </w:r>
+      <w:r>
+        <w:rPr>
+          <w:rFonts w:hint="eastAsia" w:ascii="方正仿宋_GBK" w:hAnsi="方正仿宋_GBK" w:eastAsia="方正仿宋_GBK" w:cs="方正仿宋_GBK"/>
+          <w:iCs/>
+          <w:color w:val="000000"/>
+          <w:sz w:val="24"/>
+        </w:rPr>
+      </w:r>
+      <w:r>
+        <w:rPr>
+          <w:rFonts w:ascii="方正仿宋_GBK" w:hAnsi="方正仿宋_GBK" w:eastAsia="方正仿宋_GBK" w:cs="方正仿宋_GBK"/>
+          <w:iCs/>
+          <w:color w:val="000000"/>
+          <w:sz w:val="24"/>
+        </w:rPr>
+      </w:r>
+      <w:r>
+        <w:rPr>
+          <w:rFonts w:hint="eastAsia" w:ascii="方正仿宋_GBK" w:hAnsi="方正仿宋_GBK" w:eastAsia="方正仿宋_GBK" w:cs="方正仿宋_GBK"/>
+          <w:iCs/>
+          <w:color w:val="000000"/>
+          <w:sz w:val="24"/>
+        </w:rPr>
+      </w:r>
+      <w:r>
+        <w:rPr>
+          <w:rFonts w:ascii="方正仿宋_GBK" w:hAnsi="方正仿宋_GBK" w:eastAsia="方正仿宋_GBK" w:cs="方正仿宋_GBK"/>
+          <w:iCs/>
+          <w:color w:val="000000"/>
+          <w:sz w:val="24"/>
+        </w:rPr>
+      </w:r>
+      <w:r>
+        <w:rPr>
+          <w:rFonts w:hint="eastAsia" w:ascii="方正仿宋_GBK" w:hAnsi="方正仿宋_GBK" w:eastAsia="方正仿宋_GBK" w:cs="方正仿宋_GBK"/>
+          <w:iCs/>
+          <w:color w:val="000000"/>
+          <w:sz w:val="24"/>
+        </w:rPr>
+      </w:r>
+      <w:r>
+        <w:rPr>
+          <w:rFonts w:ascii="方正仿宋_GBK" w:hAnsi="方正仿宋_GBK" w:eastAsia="方正仿宋_GBK" w:cs="方正仿宋_GBK"/>
+          <w:iCs/>
+          <w:sz w:val="24"/>
+        </w:rPr>
+      </w:r>
+      <w:r>
+        <w:rPr>
+          <w:rFonts w:hint="eastAsia" w:ascii="方正仿宋_GBK" w:hAnsi="方正仿宋_GBK" w:eastAsia="方正仿宋_GBK" w:cs="方正仿宋_GBK"/>
+          <w:iCs/>
+          <w:sz w:val="24"/>
+        </w:rPr>
+      </w:r>
+      <w:r>
+        <w:rPr>
+          <w:rFonts w:ascii="方正仿宋_GBK" w:hAnsi="方正仿宋_GBK" w:eastAsia="方正仿宋_GBK" w:cs="方正仿宋_GBK"/>
+          <w:iCs/>
+          <w:sz w:val="24"/>
+        </w:rPr>
+      </w:r>
+      <w:r>
+        <w:rPr>
+          <w:rFonts w:hint="eastAsia" w:ascii="方正仿宋_GBK" w:hAnsi="方正仿宋_GBK" w:eastAsia="方正仿宋_GBK" w:cs="方正仿宋_GBK"/>
+          <w:iCs/>
+          <w:sz w:val="24"/>
+        </w:rPr>
+      </w:r>
+      <w:r>
+        <w:rPr>
+          <w:rFonts w:ascii="方正仿宋_GBK" w:hAnsi="方正仿宋_GBK" w:eastAsia="方正仿宋_GBK" w:cs="方正仿宋_GBK"/>
+          <w:iCs/>
+          <w:sz w:val="24"/>
+        </w:rPr>
+      </w:r>
+      <w:r>
+        <w:rPr>
+          <w:rFonts w:hint="eastAsia" w:ascii="方正仿宋_GBK" w:hAnsi="方正仿宋_GBK" w:eastAsia="方正仿宋_GBK" w:cs="方正仿宋_GBK"/>
+          <w:iCs/>
+          <w:sz w:val="24"/>
+        </w:rPr>
+      </w:r>
+      <w:r>
+        <w:rPr>
+          <w:rFonts w:ascii="方正仿宋_GBK" w:hAnsi="方正仿宋_GBK" w:eastAsia="方正仿宋_GBK" w:cs="方正仿宋_GBK"/>
+          <w:iCs/>
+          <w:sz w:val="24"/>
+        </w:rPr>
+      </w:r>
+      <w:r>
+        <w:rPr>
+          <w:rFonts w:hint="eastAsia" w:ascii="方正仿宋_GBK" w:hAnsi="方正仿宋_GBK" w:eastAsia="方正仿宋_GBK" w:cs="方正仿宋_GBK"/>
+          <w:iCs/>
+          <w:sz w:val="24"/>
+        </w:rPr>
+      </w:r>
+      <w:r>
+        <w:rPr>
+          <w:rFonts w:ascii="方正仿宋_GBK" w:hAnsi="方正仿宋_GBK" w:eastAsia="方正仿宋_GBK" w:cs="方正仿宋_GBK"/>
+          <w:iCs/>
+          <w:sz w:val="24"/>
+        </w:rPr>
+      </w:r>
+      <w:r>
+        <w:rPr>
+          <w:rFonts w:hint="eastAsia" w:ascii="方正仿宋_GBK" w:hAnsi="方正仿宋_GBK" w:eastAsia="方正仿宋_GBK" w:cs="方正仿宋_GBK"/>
+          <w:iCs/>
+          <w:sz w:val="24"/>
+        </w:rPr>
+      </w:r>
+      <w:r>
+        <w:rPr>
+          <w:rFonts w:ascii="方正仿宋_GBK" w:hAnsi="方正仿宋_GBK" w:eastAsia="方正仿宋_GBK" w:cs="方正仿宋_GBK"/>
+          <w:iCs/>
+          <w:sz w:val="24"/>
+        </w:rPr>
+      </w:r>
+      <w:r>
+        <w:rPr>
+          <w:rFonts w:hint="eastAsia" w:ascii="方正仿宋_GBK" w:hAnsi="方正仿宋_GBK" w:eastAsia="方正仿宋_GBK" w:cs="方正仿宋_GBK"/>
+          <w:iCs/>
+          <w:sz w:val="24"/>
+        </w:rPr>
+      </w:r>
+      <w:r>
+        <w:rPr>
+          <w:rFonts w:ascii="方正仿宋_GBK" w:hAnsi="方正仿宋_GBK" w:eastAsia="方正仿宋_GBK" w:cs="方正仿宋_GBK"/>
+          <w:iCs/>
+          <w:sz w:val="24"/>
+        </w:rPr>
+      </w:r>
+      <w:r>
+        <w:rPr>
+          <w:rFonts w:hint="eastAsia" w:ascii="方正仿宋_GBK" w:hAnsi="方正仿宋_GBK" w:eastAsia="方正仿宋_GBK" w:cs="方正仿宋_GBK"/>
+          <w:iCs/>
+          <w:sz w:val="24"/>
+        </w:rPr>
+      </w:r>
+      <w:r>
+        <w:rPr>
+          <w:rFonts w:ascii="方正仿宋_GBK" w:hAnsi="方正仿宋_GBK" w:eastAsia="方正仿宋_GBK" w:cs="方正仿宋_GBK"/>
+          <w:iCs/>
+          <w:sz w:val="24"/>
+        </w:rPr>
+      </w:r>
+      <w:r>
+        <w:rPr>
+          <w:rFonts w:hint="eastAsia" w:ascii="方正仿宋_GBK" w:hAnsi="方正仿宋_GBK" w:eastAsia="方正仿宋_GBK" w:cs="方正仿宋_GBK"/>
+          <w:iCs/>
+          <w:sz w:val="24"/>
+        </w:rPr>
+      </w:r>
+      <w:r>
+        <w:rPr>
+          <w:rFonts w:ascii="方正仿宋_GBK" w:hAnsi="方正仿宋_GBK" w:eastAsia="方正仿宋_GBK" w:cs="方正仿宋_GBK"/>
+          <w:iCs/>
+          <w:sz w:val="24"/>
+        </w:rPr>
+      </w:r>
+      <w:r>
+        <w:rPr>
+          <w:rFonts w:hint="eastAsia" w:ascii="方正仿宋_GBK" w:hAnsi="方正仿宋_GBK" w:eastAsia="方正仿宋_GBK" w:cs="方正仿宋_GBK"/>
+          <w:iCs/>
+          <w:sz w:val="24"/>
+        </w:rPr>
+      </w:r>
+      <w:r>
+        <w:rPr>
+          <w:rFonts w:ascii="方正仿宋_GBK" w:hAnsi="方正仿宋_GBK" w:eastAsia="方正仿宋_GBK" w:cs="方正仿宋_GBK"/>
+          <w:iCs/>
+          <w:sz w:val="24"/>
+        </w:rPr>
+      </w:r>
+      <w:r>
+        <w:rPr>
+          <w:rFonts w:hint="eastAsia" w:ascii="方正仿宋_GBK" w:hAnsi="方正仿宋_GBK" w:eastAsia="方正仿宋_GBK" w:cs="方正仿宋_GBK"/>
+          <w:iCs/>
+          <w:sz w:val="24"/>
+        </w:rPr>
+      </w:r>
+      <w:r>
+        <w:rPr>
+          <w:rFonts w:ascii="方正仿宋_GBK" w:hAnsi="方正仿宋_GBK" w:eastAsia="方正仿宋_GBK" w:cs="方正仿宋_GBK"/>
+          <w:iCs/>
+          <w:sz w:val="24"/>
+        </w:rPr>
+      </w:r>
+      <w:r>
+        <w:rPr>
+          <w:rFonts w:hint="eastAsia" w:ascii="方正仿宋_GBK" w:hAnsi="方正仿宋_GBK" w:eastAsia="方正仿宋_GBK" w:cs="方正仿宋_GBK"/>
+          <w:iCs/>
+          <w:sz w:val="24"/>
+        </w:rPr>
+      </w:r>
+      <w:r>
+        <w:rPr>
+          <w:rFonts w:ascii="方正仿宋_GBK" w:hAnsi="方正仿宋_GBK" w:eastAsia="方正仿宋_GBK" w:cs="方正仿宋_GBK"/>
+          <w:iCs/>
+          <w:sz w:val="24"/>
+        </w:rPr>
+      </w:r>
+      <w:r>
+        <w:rPr>
+          <w:rFonts w:hint="eastAsia" w:ascii="方正仿宋_GBK" w:hAnsi="方正仿宋_GBK" w:eastAsia="方正仿宋_GBK" w:cs="方正仿宋_GBK"/>
+          <w:iCs/>
+          <w:sz w:val="24"/>
+        </w:rPr>
+      </w:r>
+      <w:r>
+        <w:rPr>
+          <w:rFonts w:ascii="方正仿宋_GBK" w:hAnsi="方正仿宋_GBK" w:eastAsia="方正仿宋_GBK" w:cs="方正仿宋_GBK"/>
+          <w:iCs/>
+          <w:sz w:val="24"/>
+        </w:rPr>
       </w:r>
     </w:p>
     <w:p>
@@ -35415,343 +35184,301 @@
           <w:color w:val="000000"/>
           <w:sz w:val="24"/>
         </w:rPr>
-        <w:t>公司成立于2005年，至今已有15年历史。目前公司致力于测绘信息的采集及系统研发，公司主要针对的客群为大型企业及政府单位等，客群相对集中稳定。公司目前在我行PD评级5级，近三年来公司发展态势较好，资产、主营收入、利润增长较快。同时公司</w:t>
-      </w:r>
-      <w:r>
-        <w:rPr>
-          <w:rFonts w:ascii="方正仿宋_GBK" w:hAnsi="方正仿宋_GBK" w:eastAsia="方正仿宋_GBK" w:cs="方正仿宋_GBK"/>
-          <w:color w:val="000000"/>
-          <w:sz w:val="24"/>
-        </w:rPr>
-        <w:t>作为</w:t>
-      </w:r>
-      <w:r>
-        <w:rPr>
-          <w:rFonts w:hint="eastAsia" w:ascii="方正仿宋_GBK" w:hAnsi="方正仿宋_GBK" w:eastAsia="方正仿宋_GBK" w:cs="方正仿宋_GBK"/>
-          <w:color w:val="000000"/>
-          <w:sz w:val="24"/>
-        </w:rPr>
-        <w:t>一家</w:t>
-      </w:r>
-      <w:r>
-        <w:rPr>
-          <w:rFonts w:ascii="方正仿宋_GBK" w:hAnsi="方正仿宋_GBK" w:eastAsia="方正仿宋_GBK" w:cs="方正仿宋_GBK"/>
-          <w:color w:val="000000"/>
-          <w:sz w:val="24"/>
-        </w:rPr>
-        <w:t>集地理信息数据采集、处理、分析、应用与一体的甲级侧护服务企业</w:t>
-      </w:r>
-      <w:r>
-        <w:rPr>
-          <w:rFonts w:hint="eastAsia" w:ascii="方正仿宋_GBK" w:hAnsi="方正仿宋_GBK" w:eastAsia="方正仿宋_GBK" w:cs="方正仿宋_GBK"/>
-          <w:color w:val="000000"/>
-          <w:sz w:val="24"/>
-        </w:rPr>
-        <w:t>，</w:t>
-      </w:r>
-      <w:r>
-        <w:rPr>
-          <w:rFonts w:ascii="方正仿宋_GBK" w:hAnsi="方正仿宋_GBK" w:eastAsia="方正仿宋_GBK" w:cs="方正仿宋_GBK"/>
-          <w:color w:val="000000"/>
-          <w:sz w:val="24"/>
-        </w:rPr>
-        <w:t>已获得福建省高新技术企业证书、福建省科技型企业证书、福建省软件企业证书</w:t>
-      </w:r>
-      <w:r>
-        <w:rPr>
-          <w:rFonts w:hint="eastAsia" w:ascii="方正仿宋_GBK" w:hAnsi="方正仿宋_GBK" w:eastAsia="方正仿宋_GBK" w:cs="方正仿宋_GBK"/>
-          <w:color w:val="000000"/>
-          <w:sz w:val="24"/>
-        </w:rPr>
-        <w:t>、</w:t>
-      </w:r>
-      <w:r>
-        <w:rPr>
-          <w:rFonts w:ascii="方正仿宋_GBK" w:hAnsi="方正仿宋_GBK" w:eastAsia="方正仿宋_GBK" w:cs="方正仿宋_GBK"/>
-          <w:color w:val="000000"/>
-          <w:sz w:val="24"/>
-        </w:rPr>
-        <w:t>国家</w:t>
-      </w:r>
-      <w:r>
-        <w:rPr>
-          <w:rFonts w:hint="eastAsia" w:ascii="方正仿宋_GBK" w:hAnsi="方正仿宋_GBK" w:eastAsia="方正仿宋_GBK" w:cs="方正仿宋_GBK"/>
-          <w:color w:val="000000"/>
-          <w:sz w:val="24"/>
-        </w:rPr>
-        <w:t>秘密载体</w:t>
-      </w:r>
-      <w:r>
-        <w:rPr>
-          <w:rFonts w:ascii="方正仿宋_GBK" w:hAnsi="方正仿宋_GBK" w:eastAsia="方正仿宋_GBK" w:cs="方正仿宋_GBK"/>
-          <w:color w:val="000000"/>
-          <w:sz w:val="24"/>
-        </w:rPr>
-        <w:t>印制资质证书以及</w:t>
-      </w:r>
-      <w:r>
-        <w:rPr>
-          <w:rFonts w:hint="eastAsia" w:ascii="方正仿宋_GBK" w:hAnsi="方正仿宋_GBK" w:eastAsia="方正仿宋_GBK" w:cs="方正仿宋_GBK"/>
-          <w:color w:val="000000"/>
-          <w:sz w:val="24"/>
-        </w:rPr>
-        <w:t>6</w:t>
-      </w:r>
-      <w:r>
-        <w:rPr>
-          <w:rFonts w:ascii="方正仿宋_GBK" w:hAnsi="方正仿宋_GBK" w:eastAsia="方正仿宋_GBK" w:cs="方正仿宋_GBK"/>
-          <w:color w:val="000000"/>
-          <w:sz w:val="24"/>
-        </w:rPr>
-        <w:t>0</w:t>
-      </w:r>
-      <w:r>
-        <w:rPr>
-          <w:rFonts w:hint="eastAsia" w:ascii="方正仿宋_GBK" w:hAnsi="方正仿宋_GBK" w:eastAsia="方正仿宋_GBK" w:cs="方正仿宋_GBK"/>
-          <w:color w:val="000000"/>
-          <w:sz w:val="24"/>
-        </w:rPr>
-        <w:t>多</w:t>
-      </w:r>
-      <w:r>
-        <w:rPr>
-          <w:rFonts w:ascii="方正仿宋_GBK" w:hAnsi="方正仿宋_GBK" w:eastAsia="方正仿宋_GBK" w:cs="方正仿宋_GBK"/>
-          <w:color w:val="000000"/>
-          <w:sz w:val="24"/>
-        </w:rPr>
-        <w:t>项</w:t>
-      </w:r>
-      <w:r>
-        <w:rPr>
-          <w:rFonts w:hint="eastAsia" w:ascii="方正仿宋_GBK" w:hAnsi="方正仿宋_GBK" w:eastAsia="方正仿宋_GBK" w:cs="方正仿宋_GBK"/>
-          <w:color w:val="000000"/>
-          <w:sz w:val="24"/>
-        </w:rPr>
-        <w:t>软件著作权</w:t>
-      </w:r>
-      <w:r>
-        <w:rPr>
-          <w:rFonts w:ascii="方正仿宋_GBK" w:hAnsi="方正仿宋_GBK" w:eastAsia="方正仿宋_GBK" w:cs="方正仿宋_GBK"/>
-          <w:color w:val="000000"/>
-          <w:sz w:val="24"/>
-        </w:rPr>
-        <w:t>证书</w:t>
-      </w:r>
-      <w:r>
-        <w:rPr>
-          <w:rFonts w:hint="eastAsia" w:ascii="方正仿宋_GBK" w:hAnsi="方正仿宋_GBK" w:eastAsia="方正仿宋_GBK" w:cs="方正仿宋_GBK"/>
-          <w:color w:val="000000"/>
-          <w:sz w:val="24"/>
-        </w:rPr>
-        <w:t>和</w:t>
-      </w:r>
-      <w:r>
-        <w:rPr>
-          <w:rFonts w:ascii="方正仿宋_GBK" w:hAnsi="方正仿宋_GBK" w:eastAsia="方正仿宋_GBK" w:cs="方正仿宋_GBK"/>
-          <w:color w:val="000000"/>
-          <w:sz w:val="24"/>
-        </w:rPr>
-        <w:t>多项专利</w:t>
-      </w:r>
-      <w:r>
-        <w:rPr>
-          <w:rFonts w:hint="eastAsia" w:ascii="方正仿宋_GBK" w:hAnsi="方正仿宋_GBK" w:eastAsia="方正仿宋_GBK" w:cs="方正仿宋_GBK"/>
-          <w:color w:val="000000"/>
-          <w:sz w:val="24"/>
-        </w:rPr>
-        <w:t>在同业竞争方面</w:t>
-      </w:r>
-      <w:r>
-        <w:rPr>
-          <w:rFonts w:ascii="方正仿宋_GBK" w:hAnsi="方正仿宋_GBK" w:eastAsia="方正仿宋_GBK" w:cs="方正仿宋_GBK"/>
-          <w:color w:val="000000"/>
-          <w:sz w:val="24"/>
-        </w:rPr>
-        <w:t>有着巨大的优势</w:t>
-      </w:r>
-      <w:r>
-        <w:rPr>
-          <w:rFonts w:hint="eastAsia" w:ascii="方正仿宋_GBK" w:hAnsi="方正仿宋_GBK" w:eastAsia="方正仿宋_GBK" w:cs="方正仿宋_GBK"/>
-          <w:color w:val="000000"/>
-          <w:sz w:val="24"/>
-        </w:rPr>
-        <w:t>。</w:t>
-      </w:r>
-      <w:r>
-        <w:rPr>
-          <w:rFonts w:ascii="方正仿宋_GBK" w:hAnsi="方正仿宋_GBK" w:eastAsia="方正仿宋_GBK" w:cs="方正仿宋_GBK"/>
-          <w:color w:val="000000"/>
-          <w:sz w:val="24"/>
-        </w:rPr>
-        <w:t>公司</w:t>
-      </w:r>
-      <w:r>
-        <w:rPr>
-          <w:rFonts w:hint="eastAsia" w:ascii="方正仿宋_GBK" w:hAnsi="方正仿宋_GBK" w:eastAsia="方正仿宋_GBK" w:cs="方正仿宋_GBK"/>
-          <w:color w:val="000000"/>
-          <w:sz w:val="24"/>
-        </w:rPr>
-        <w:t>目前</w:t>
-      </w:r>
-      <w:r>
-        <w:rPr>
-          <w:rFonts w:ascii="方正仿宋_GBK" w:hAnsi="方正仿宋_GBK" w:eastAsia="方正仿宋_GBK" w:cs="方正仿宋_GBK"/>
-          <w:color w:val="000000"/>
-          <w:sz w:val="24"/>
-        </w:rPr>
-        <w:t>面对的挑战主要来源于受疫情影响</w:t>
-      </w:r>
-      <w:r>
-        <w:rPr>
-          <w:rFonts w:hint="eastAsia" w:ascii="方正仿宋_GBK" w:hAnsi="方正仿宋_GBK" w:eastAsia="方正仿宋_GBK" w:cs="方正仿宋_GBK"/>
-          <w:color w:val="000000"/>
-          <w:sz w:val="24"/>
-        </w:rPr>
-        <w:t>导致</w:t>
-      </w:r>
-      <w:r>
-        <w:rPr>
-          <w:rFonts w:ascii="方正仿宋_GBK" w:hAnsi="方正仿宋_GBK" w:eastAsia="方正仿宋_GBK" w:cs="方正仿宋_GBK"/>
-          <w:color w:val="000000"/>
-          <w:sz w:val="24"/>
-        </w:rPr>
-        <w:t>的经济</w:t>
-      </w:r>
-      <w:r>
-        <w:rPr>
-          <w:rFonts w:hint="eastAsia" w:ascii="方正仿宋_GBK" w:hAnsi="方正仿宋_GBK" w:eastAsia="方正仿宋_GBK" w:cs="方正仿宋_GBK"/>
-          <w:color w:val="000000"/>
-          <w:sz w:val="24"/>
-        </w:rPr>
-        <w:t>形势</w:t>
-      </w:r>
-      <w:r>
-        <w:rPr>
-          <w:rFonts w:ascii="方正仿宋_GBK" w:hAnsi="方正仿宋_GBK" w:eastAsia="方正仿宋_GBK" w:cs="方正仿宋_GBK"/>
-          <w:color w:val="000000"/>
-          <w:sz w:val="24"/>
-        </w:rPr>
-        <w:t>变化，由于</w:t>
-      </w:r>
-      <w:r>
-        <w:rPr>
-          <w:rFonts w:hint="eastAsia" w:ascii="方正仿宋_GBK" w:hAnsi="方正仿宋_GBK" w:eastAsia="方正仿宋_GBK" w:cs="方正仿宋_GBK"/>
-          <w:color w:val="000000"/>
-          <w:sz w:val="24"/>
-        </w:rPr>
-        <w:t>客户群体</w:t>
-      </w:r>
-      <w:r>
-        <w:rPr>
-          <w:rFonts w:ascii="方正仿宋_GBK" w:hAnsi="方正仿宋_GBK" w:eastAsia="方正仿宋_GBK" w:cs="方正仿宋_GBK"/>
-          <w:color w:val="000000"/>
-          <w:sz w:val="24"/>
-        </w:rPr>
-        <w:t>多为大型企业及</w:t>
-      </w:r>
-      <w:r>
-        <w:rPr>
-          <w:rFonts w:hint="eastAsia" w:ascii="方正仿宋_GBK" w:hAnsi="方正仿宋_GBK" w:eastAsia="方正仿宋_GBK" w:cs="方正仿宋_GBK"/>
-          <w:color w:val="000000"/>
-          <w:sz w:val="24"/>
-        </w:rPr>
-        <w:t>政府单位部分款项</w:t>
-      </w:r>
-      <w:r>
-        <w:rPr>
-          <w:rFonts w:ascii="方正仿宋_GBK" w:hAnsi="方正仿宋_GBK" w:eastAsia="方正仿宋_GBK" w:cs="方正仿宋_GBK"/>
-          <w:color w:val="000000"/>
-          <w:sz w:val="24"/>
-        </w:rPr>
-        <w:t>未能及时</w:t>
-      </w:r>
-      <w:r>
-        <w:rPr>
-          <w:rFonts w:hint="eastAsia" w:ascii="方正仿宋_GBK" w:hAnsi="方正仿宋_GBK" w:eastAsia="方正仿宋_GBK" w:cs="方正仿宋_GBK"/>
-          <w:color w:val="000000"/>
-          <w:sz w:val="24"/>
-        </w:rPr>
-        <w:t>交付</w:t>
-      </w:r>
-      <w:r>
-        <w:rPr>
-          <w:rFonts w:ascii="方正仿宋_GBK" w:hAnsi="方正仿宋_GBK" w:eastAsia="方正仿宋_GBK" w:cs="方正仿宋_GBK"/>
-          <w:color w:val="000000"/>
-          <w:sz w:val="24"/>
-        </w:rPr>
-        <w:t>，</w:t>
-      </w:r>
-      <w:r>
-        <w:rPr>
-          <w:rFonts w:hint="eastAsia" w:ascii="方正仿宋_GBK" w:hAnsi="方正仿宋_GBK" w:eastAsia="方正仿宋_GBK" w:cs="方正仿宋_GBK"/>
-          <w:color w:val="000000"/>
-          <w:sz w:val="24"/>
-        </w:rPr>
-        <w:t>但是根据目前</w:t>
-      </w:r>
-      <w:r>
-        <w:rPr>
-          <w:rFonts w:ascii="方正仿宋_GBK" w:hAnsi="方正仿宋_GBK" w:eastAsia="方正仿宋_GBK" w:cs="方正仿宋_GBK"/>
-          <w:color w:val="000000"/>
-          <w:sz w:val="24"/>
-        </w:rPr>
-        <w:t>经济形势以及</w:t>
-      </w:r>
-      <w:r>
-        <w:rPr>
-          <w:rFonts w:hint="eastAsia" w:ascii="方正仿宋_GBK" w:hAnsi="方正仿宋_GBK" w:eastAsia="方正仿宋_GBK" w:cs="方正仿宋_GBK"/>
-          <w:color w:val="000000"/>
-          <w:sz w:val="24"/>
-        </w:rPr>
-        <w:t>客户群体</w:t>
-      </w:r>
-      <w:r>
-        <w:rPr>
-          <w:rFonts w:ascii="方正仿宋_GBK" w:hAnsi="方正仿宋_GBK" w:eastAsia="方正仿宋_GBK" w:cs="方正仿宋_GBK"/>
-          <w:color w:val="000000"/>
-          <w:sz w:val="24"/>
-        </w:rPr>
-        <w:t>性质</w:t>
-      </w:r>
-      <w:r>
-        <w:rPr>
-          <w:rFonts w:hint="eastAsia" w:ascii="方正仿宋_GBK" w:hAnsi="方正仿宋_GBK" w:eastAsia="方正仿宋_GBK" w:cs="方正仿宋_GBK"/>
-          <w:color w:val="000000"/>
-          <w:sz w:val="24"/>
-        </w:rPr>
-        <w:t>分析出现坏账</w:t>
-      </w:r>
-      <w:r>
-        <w:rPr>
-          <w:rFonts w:ascii="方正仿宋_GBK" w:hAnsi="方正仿宋_GBK" w:eastAsia="方正仿宋_GBK" w:cs="方正仿宋_GBK"/>
-          <w:color w:val="000000"/>
-          <w:sz w:val="24"/>
-        </w:rPr>
-        <w:t>的几率很低</w:t>
-      </w:r>
-      <w:r>
-        <w:rPr>
-          <w:rFonts w:hint="eastAsia" w:ascii="方正仿宋_GBK" w:hAnsi="方正仿宋_GBK" w:eastAsia="方正仿宋_GBK" w:cs="方正仿宋_GBK"/>
-          <w:color w:val="000000"/>
-          <w:sz w:val="24"/>
-        </w:rPr>
-        <w:t>。</w:t>
-      </w:r>
-      <w:r>
-        <w:rPr>
-          <w:rFonts w:ascii="方正仿宋_GBK" w:hAnsi="方正仿宋_GBK" w:eastAsia="方正仿宋_GBK" w:cs="方正仿宋_GBK"/>
-          <w:color w:val="000000"/>
-          <w:sz w:val="24"/>
-        </w:rPr>
-        <w:t>综上</w:t>
-      </w:r>
-      <w:r>
-        <w:rPr>
-          <w:rFonts w:hint="eastAsia" w:ascii="方正仿宋_GBK" w:hAnsi="方正仿宋_GBK" w:eastAsia="方正仿宋_GBK" w:cs="方正仿宋_GBK"/>
-          <w:color w:val="000000"/>
-          <w:sz w:val="24"/>
-        </w:rPr>
-        <w:t>，</w:t>
+        <w:t>公司成立于2005年，至今已有15年历史。目前公司致力于测绘信息的采集及系统研发，公司主要针对的客群为大型企业及政府单位等，客群相对集中稳定。公司目前在我行PD评级5级，近三年来公司发展态势较好，资产、主营收入、利润增长较快。同时公司作为一家集地理信息数据采集、处理、分析、应用与一体的甲级侧护服务企业，已获得福建省高新技术企业证书、福建省科技型企业证书、福建省软件企业证书、国家秘密载体印制资质证书以及60多项软件著作权证书和多项专利在同业竞争方面有着巨大的优势。公司目前面对的挑战主要来源于受疫情影响导致的经济形势变化，由于客户群体多为大型企业及政府单位部分款项未能及时交付，但是根据目前经济形势以及客户群体性质分析出现坏账的几率很低。综上，{{CLIENT_LONG_CORE_NAME}}作为一家国有控股公司，资质情况较高，专业技术突出，行业经验丰富，属于知识密集型企业，公司资信情况良好，符合我行行业准入。</w:t>
+      </w:r>
+      <w:r>
+        <w:rPr>
+          <w:rFonts w:ascii="方正仿宋_GBK" w:hAnsi="方正仿宋_GBK" w:eastAsia="方正仿宋_GBK" w:cs="方正仿宋_GBK"/>
+          <w:color w:val="000000"/>
+          <w:sz w:val="24"/>
+        </w:rPr>
+      </w:r>
+      <w:r>
+        <w:rPr>
+          <w:rFonts w:hint="eastAsia" w:ascii="方正仿宋_GBK" w:hAnsi="方正仿宋_GBK" w:eastAsia="方正仿宋_GBK" w:cs="方正仿宋_GBK"/>
+          <w:color w:val="000000"/>
+          <w:sz w:val="24"/>
+        </w:rPr>
+      </w:r>
+      <w:r>
+        <w:rPr>
+          <w:rFonts w:ascii="方正仿宋_GBK" w:hAnsi="方正仿宋_GBK" w:eastAsia="方正仿宋_GBK" w:cs="方正仿宋_GBK"/>
+          <w:color w:val="000000"/>
+          <w:sz w:val="24"/>
+        </w:rPr>
+      </w:r>
+      <w:r>
+        <w:rPr>
+          <w:rFonts w:hint="eastAsia" w:ascii="方正仿宋_GBK" w:hAnsi="方正仿宋_GBK" w:eastAsia="方正仿宋_GBK" w:cs="方正仿宋_GBK"/>
+          <w:color w:val="000000"/>
+          <w:sz w:val="24"/>
+        </w:rPr>
+      </w:r>
+      <w:r>
+        <w:rPr>
+          <w:rFonts w:ascii="方正仿宋_GBK" w:hAnsi="方正仿宋_GBK" w:eastAsia="方正仿宋_GBK" w:cs="方正仿宋_GBK"/>
+          <w:color w:val="000000"/>
+          <w:sz w:val="24"/>
+        </w:rPr>
+      </w:r>
+      <w:r>
+        <w:rPr>
+          <w:rFonts w:hint="eastAsia" w:ascii="方正仿宋_GBK" w:hAnsi="方正仿宋_GBK" w:eastAsia="方正仿宋_GBK" w:cs="方正仿宋_GBK"/>
+          <w:color w:val="000000"/>
+          <w:sz w:val="24"/>
+        </w:rPr>
+      </w:r>
+      <w:r>
+        <w:rPr>
+          <w:rFonts w:ascii="方正仿宋_GBK" w:hAnsi="方正仿宋_GBK" w:eastAsia="方正仿宋_GBK" w:cs="方正仿宋_GBK"/>
+          <w:color w:val="000000"/>
+          <w:sz w:val="24"/>
+        </w:rPr>
+      </w:r>
+      <w:r>
+        <w:rPr>
+          <w:rFonts w:hint="eastAsia" w:ascii="方正仿宋_GBK" w:hAnsi="方正仿宋_GBK" w:eastAsia="方正仿宋_GBK" w:cs="方正仿宋_GBK"/>
+          <w:color w:val="000000"/>
+          <w:sz w:val="24"/>
+        </w:rPr>
+      </w:r>
+      <w:r>
+        <w:rPr>
+          <w:rFonts w:ascii="方正仿宋_GBK" w:hAnsi="方正仿宋_GBK" w:eastAsia="方正仿宋_GBK" w:cs="方正仿宋_GBK"/>
+          <w:color w:val="000000"/>
+          <w:sz w:val="24"/>
+        </w:rPr>
+      </w:r>
+      <w:r>
+        <w:rPr>
+          <w:rFonts w:hint="eastAsia" w:ascii="方正仿宋_GBK" w:hAnsi="方正仿宋_GBK" w:eastAsia="方正仿宋_GBK" w:cs="方正仿宋_GBK"/>
+          <w:color w:val="000000"/>
+          <w:sz w:val="24"/>
+        </w:rPr>
+      </w:r>
+      <w:r>
+        <w:rPr>
+          <w:rFonts w:ascii="方正仿宋_GBK" w:hAnsi="方正仿宋_GBK" w:eastAsia="方正仿宋_GBK" w:cs="方正仿宋_GBK"/>
+          <w:color w:val="000000"/>
+          <w:sz w:val="24"/>
+        </w:rPr>
+      </w:r>
+      <w:r>
+        <w:rPr>
+          <w:rFonts w:hint="eastAsia" w:ascii="方正仿宋_GBK" w:hAnsi="方正仿宋_GBK" w:eastAsia="方正仿宋_GBK" w:cs="方正仿宋_GBK"/>
+          <w:color w:val="000000"/>
+          <w:sz w:val="24"/>
+        </w:rPr>
+      </w:r>
+      <w:r>
+        <w:rPr>
+          <w:rFonts w:ascii="方正仿宋_GBK" w:hAnsi="方正仿宋_GBK" w:eastAsia="方正仿宋_GBK" w:cs="方正仿宋_GBK"/>
+          <w:color w:val="000000"/>
+          <w:sz w:val="24"/>
+        </w:rPr>
+      </w:r>
+      <w:r>
+        <w:rPr>
+          <w:rFonts w:hint="eastAsia" w:ascii="方正仿宋_GBK" w:hAnsi="方正仿宋_GBK" w:eastAsia="方正仿宋_GBK" w:cs="方正仿宋_GBK"/>
+          <w:color w:val="000000"/>
+          <w:sz w:val="24"/>
+        </w:rPr>
+      </w:r>
+      <w:r>
+        <w:rPr>
+          <w:rFonts w:ascii="方正仿宋_GBK" w:hAnsi="方正仿宋_GBK" w:eastAsia="方正仿宋_GBK" w:cs="方正仿宋_GBK"/>
+          <w:color w:val="000000"/>
+          <w:sz w:val="24"/>
+        </w:rPr>
+      </w:r>
+      <w:r>
+        <w:rPr>
+          <w:rFonts w:hint="eastAsia" w:ascii="方正仿宋_GBK" w:hAnsi="方正仿宋_GBK" w:eastAsia="方正仿宋_GBK" w:cs="方正仿宋_GBK"/>
+          <w:color w:val="000000"/>
+          <w:sz w:val="24"/>
+        </w:rPr>
+      </w:r>
+      <w:r>
+        <w:rPr>
+          <w:rFonts w:ascii="方正仿宋_GBK" w:hAnsi="方正仿宋_GBK" w:eastAsia="方正仿宋_GBK" w:cs="方正仿宋_GBK"/>
+          <w:color w:val="000000"/>
+          <w:sz w:val="24"/>
+        </w:rPr>
+      </w:r>
+      <w:r>
+        <w:rPr>
+          <w:rFonts w:hint="eastAsia" w:ascii="方正仿宋_GBK" w:hAnsi="方正仿宋_GBK" w:eastAsia="方正仿宋_GBK" w:cs="方正仿宋_GBK"/>
+          <w:color w:val="000000"/>
+          <w:sz w:val="24"/>
+        </w:rPr>
+      </w:r>
+      <w:r>
+        <w:rPr>
+          <w:rFonts w:ascii="方正仿宋_GBK" w:hAnsi="方正仿宋_GBK" w:eastAsia="方正仿宋_GBK" w:cs="方正仿宋_GBK"/>
+          <w:color w:val="000000"/>
+          <w:sz w:val="24"/>
+        </w:rPr>
+      </w:r>
+      <w:r>
+        <w:rPr>
+          <w:rFonts w:hint="eastAsia" w:ascii="方正仿宋_GBK" w:hAnsi="方正仿宋_GBK" w:eastAsia="方正仿宋_GBK" w:cs="方正仿宋_GBK"/>
+          <w:color w:val="000000"/>
+          <w:sz w:val="24"/>
+        </w:rPr>
+      </w:r>
+      <w:r>
+        <w:rPr>
+          <w:rFonts w:ascii="方正仿宋_GBK" w:hAnsi="方正仿宋_GBK" w:eastAsia="方正仿宋_GBK" w:cs="方正仿宋_GBK"/>
+          <w:color w:val="000000"/>
+          <w:sz w:val="24"/>
+        </w:rPr>
+      </w:r>
+      <w:r>
+        <w:rPr>
+          <w:rFonts w:hint="eastAsia" w:ascii="方正仿宋_GBK" w:hAnsi="方正仿宋_GBK" w:eastAsia="方正仿宋_GBK" w:cs="方正仿宋_GBK"/>
+          <w:color w:val="000000"/>
+          <w:sz w:val="24"/>
+        </w:rPr>
+      </w:r>
+      <w:r>
+        <w:rPr>
+          <w:rFonts w:ascii="方正仿宋_GBK" w:hAnsi="方正仿宋_GBK" w:eastAsia="方正仿宋_GBK" w:cs="方正仿宋_GBK"/>
+          <w:color w:val="000000"/>
+          <w:sz w:val="24"/>
+        </w:rPr>
+      </w:r>
+      <w:r>
+        <w:rPr>
+          <w:rFonts w:hint="eastAsia" w:ascii="方正仿宋_GBK" w:hAnsi="方正仿宋_GBK" w:eastAsia="方正仿宋_GBK" w:cs="方正仿宋_GBK"/>
+          <w:color w:val="000000"/>
+          <w:sz w:val="24"/>
+        </w:rPr>
+      </w:r>
+      <w:r>
+        <w:rPr>
+          <w:rFonts w:ascii="方正仿宋_GBK" w:hAnsi="方正仿宋_GBK" w:eastAsia="方正仿宋_GBK" w:cs="方正仿宋_GBK"/>
+          <w:color w:val="000000"/>
+          <w:sz w:val="24"/>
+        </w:rPr>
+      </w:r>
+      <w:r>
+        <w:rPr>
+          <w:rFonts w:hint="eastAsia" w:ascii="方正仿宋_GBK" w:hAnsi="方正仿宋_GBK" w:eastAsia="方正仿宋_GBK" w:cs="方正仿宋_GBK"/>
+          <w:color w:val="000000"/>
+          <w:sz w:val="24"/>
+        </w:rPr>
+      </w:r>
+      <w:r>
+        <w:rPr>
+          <w:rFonts w:ascii="方正仿宋_GBK" w:hAnsi="方正仿宋_GBK" w:eastAsia="方正仿宋_GBK" w:cs="方正仿宋_GBK"/>
+          <w:color w:val="000000"/>
+          <w:sz w:val="24"/>
+        </w:rPr>
+      </w:r>
+      <w:r>
+        <w:rPr>
+          <w:rFonts w:hint="eastAsia" w:ascii="方正仿宋_GBK" w:hAnsi="方正仿宋_GBK" w:eastAsia="方正仿宋_GBK" w:cs="方正仿宋_GBK"/>
+          <w:color w:val="000000"/>
+          <w:sz w:val="24"/>
+        </w:rPr>
+      </w:r>
+      <w:r>
+        <w:rPr>
+          <w:rFonts w:ascii="方正仿宋_GBK" w:hAnsi="方正仿宋_GBK" w:eastAsia="方正仿宋_GBK" w:cs="方正仿宋_GBK"/>
+          <w:color w:val="000000"/>
+          <w:sz w:val="24"/>
+        </w:rPr>
+      </w:r>
+      <w:r>
+        <w:rPr>
+          <w:rFonts w:hint="eastAsia" w:ascii="方正仿宋_GBK" w:hAnsi="方正仿宋_GBK" w:eastAsia="方正仿宋_GBK" w:cs="方正仿宋_GBK"/>
+          <w:color w:val="000000"/>
+          <w:sz w:val="24"/>
+        </w:rPr>
+      </w:r>
+      <w:r>
+        <w:rPr>
+          <w:rFonts w:ascii="方正仿宋_GBK" w:hAnsi="方正仿宋_GBK" w:eastAsia="方正仿宋_GBK" w:cs="方正仿宋_GBK"/>
+          <w:color w:val="000000"/>
+          <w:sz w:val="24"/>
+        </w:rPr>
+      </w:r>
+      <w:r>
+        <w:rPr>
+          <w:rFonts w:hint="eastAsia" w:ascii="方正仿宋_GBK" w:hAnsi="方正仿宋_GBK" w:eastAsia="方正仿宋_GBK" w:cs="方正仿宋_GBK"/>
+          <w:color w:val="000000"/>
+          <w:sz w:val="24"/>
+        </w:rPr>
+      </w:r>
+      <w:r>
+        <w:rPr>
+          <w:rFonts w:ascii="方正仿宋_GBK" w:hAnsi="方正仿宋_GBK" w:eastAsia="方正仿宋_GBK" w:cs="方正仿宋_GBK"/>
+          <w:color w:val="000000"/>
+          <w:sz w:val="24"/>
+        </w:rPr>
+      </w:r>
+      <w:r>
+        <w:rPr>
+          <w:rFonts w:hint="eastAsia" w:ascii="方正仿宋_GBK" w:hAnsi="方正仿宋_GBK" w:eastAsia="方正仿宋_GBK" w:cs="方正仿宋_GBK"/>
+          <w:color w:val="000000"/>
+          <w:sz w:val="24"/>
+        </w:rPr>
+      </w:r>
+      <w:r>
+        <w:rPr>
+          <w:rFonts w:ascii="方正仿宋_GBK" w:hAnsi="方正仿宋_GBK" w:eastAsia="方正仿宋_GBK" w:cs="方正仿宋_GBK"/>
+          <w:color w:val="000000"/>
+          <w:sz w:val="24"/>
+        </w:rPr>
+      </w:r>
+      <w:r>
+        <w:rPr>
+          <w:rFonts w:hint="eastAsia" w:ascii="方正仿宋_GBK" w:hAnsi="方正仿宋_GBK" w:eastAsia="方正仿宋_GBK" w:cs="方正仿宋_GBK"/>
+          <w:color w:val="000000"/>
+          <w:sz w:val="24"/>
+        </w:rPr>
+      </w:r>
+      <w:r>
+        <w:rPr>
+          <w:rFonts w:ascii="方正仿宋_GBK" w:hAnsi="方正仿宋_GBK" w:eastAsia="方正仿宋_GBK" w:cs="方正仿宋_GBK"/>
+          <w:color w:val="000000"/>
+          <w:sz w:val="24"/>
+        </w:rPr>
+      </w:r>
+      <w:r>
+        <w:rPr>
+          <w:rFonts w:hint="eastAsia" w:ascii="方正仿宋_GBK" w:hAnsi="方正仿宋_GBK" w:eastAsia="方正仿宋_GBK" w:cs="方正仿宋_GBK"/>
+          <w:color w:val="000000"/>
+          <w:sz w:val="24"/>
+        </w:rPr>
+      </w:r>
+      <w:r>
+        <w:rPr>
+          <w:rFonts w:ascii="方正仿宋_GBK" w:hAnsi="方正仿宋_GBK" w:eastAsia="方正仿宋_GBK" w:cs="方正仿宋_GBK"/>
+          <w:color w:val="000000"/>
+          <w:sz w:val="24"/>
+        </w:rPr>
+      </w:r>
+      <w:r>
+        <w:rPr>
+          <w:rFonts w:hint="eastAsia" w:ascii="方正仿宋_GBK" w:hAnsi="方正仿宋_GBK" w:eastAsia="方正仿宋_GBK" w:cs="方正仿宋_GBK"/>
+          <w:color w:val="000000"/>
+          <w:sz w:val="24"/>
+        </w:rPr>
+      </w:r>
+      <w:r>
+        <w:rPr>
+          <w:rFonts w:ascii="方正仿宋_GBK" w:hAnsi="方正仿宋_GBK" w:eastAsia="方正仿宋_GBK" w:cs="方正仿宋_GBK"/>
+          <w:color w:val="000000"/>
+          <w:sz w:val="24"/>
+        </w:rPr>
+      </w:r>
+      <w:r>
+        <w:rPr>
+          <w:rFonts w:hint="eastAsia" w:ascii="方正仿宋_GBK" w:hAnsi="方正仿宋_GBK" w:eastAsia="方正仿宋_GBK" w:cs="方正仿宋_GBK"/>
+          <w:color w:val="000000"/>
+          <w:sz w:val="24"/>
+        </w:rPr>
       </w:r>
       <w:r>
         <w:rPr>
@@ -35760,15 +35487,13 @@
           <w:sz w:val="24"/>
           <w:lang w:eastAsia="zh-CN"/>
         </w:rPr>
-        <w:t>经纬数字科技</w:t>
-      </w:r>
-      <w:r>
-        <w:rPr>
-          <w:rFonts w:hint="eastAsia" w:ascii="方正仿宋_GBK" w:hAnsi="方正仿宋_GBK" w:eastAsia="方正仿宋_GBK" w:cs="方正仿宋_GBK"/>
-          <w:color w:val="000000"/>
-          <w:sz w:val="24"/>
-        </w:rPr>
-        <w:t>作为一家国有控股公司，资质情况较高，专业技术突出，行业经验丰富，属于知识密集型企业，公司资信情况良好，符合我行行业准入。</w:t>
+      </w:r>
+      <w:r>
+        <w:rPr>
+          <w:rFonts w:hint="eastAsia" w:ascii="方正仿宋_GBK" w:hAnsi="方正仿宋_GBK" w:eastAsia="方正仿宋_GBK" w:cs="方正仿宋_GBK"/>
+          <w:color w:val="000000"/>
+          <w:sz w:val="24"/>
+        </w:rPr>
       </w:r>
     </w:p>
     <w:p>
@@ -35820,7 +35545,7 @@
           <w:color w:val="000000"/>
           <w:sz w:val="24"/>
         </w:rPr>
-        <w:t>a</w:t>
+        <w:t>a．{{CLIENT_FULL_NAME}}为我行PD评级5级客户，所属行业为商务服务业，目前我行行业投向指引为：总体适度进入，符合投向政策要求。</w:t>
       </w:r>
       <w:r>
         <w:rPr>
@@ -35829,15 +35554,13 @@
           <w:color w:val="000000"/>
           <w:sz w:val="24"/>
         </w:rPr>
-        <w:t>．</w:t>
-      </w:r>
-      <w:r>
-        <w:rPr>
-          <w:rFonts w:hint="eastAsia" w:ascii="方正仿宋_GBK" w:hAnsi="方正仿宋_GBK" w:eastAsia="方正仿宋_GBK" w:cs="方正仿宋_GBK"/>
-          <w:color w:val="000000"/>
-          <w:sz w:val="24"/>
-        </w:rPr>
-        <w:t>福建</w:t>
+      </w:r>
+      <w:r>
+        <w:rPr>
+          <w:rFonts w:hint="eastAsia" w:ascii="方正仿宋_GBK" w:hAnsi="方正仿宋_GBK" w:eastAsia="方正仿宋_GBK" w:cs="方正仿宋_GBK"/>
+          <w:color w:val="000000"/>
+          <w:sz w:val="24"/>
+        </w:rPr>
       </w:r>
       <w:r>
         <w:rPr>
@@ -35846,127 +35569,111 @@
           <w:sz w:val="24"/>
           <w:lang w:eastAsia="zh-CN"/>
         </w:rPr>
-        <w:t>经纬数字科技</w:t>
-      </w:r>
-      <w:r>
-        <w:rPr>
-          <w:rFonts w:ascii="方正仿宋_GBK" w:hAnsi="方正仿宋_GBK" w:eastAsia="方正仿宋_GBK" w:cs="方正仿宋_GBK"/>
-          <w:color w:val="000000"/>
-          <w:sz w:val="24"/>
-        </w:rPr>
-        <w:t>信息有限公司为我行</w:t>
-      </w:r>
-      <w:r>
-        <w:rPr>
-          <w:rFonts w:hint="eastAsia" w:ascii="方正仿宋_GBK" w:hAnsi="方正仿宋_GBK" w:eastAsia="方正仿宋_GBK" w:cs="方正仿宋_GBK"/>
-          <w:color w:val="000000"/>
-          <w:sz w:val="24"/>
-        </w:rPr>
-        <w:t>PD评级5级</w:t>
-      </w:r>
-      <w:r>
-        <w:rPr>
-          <w:rFonts w:ascii="方正仿宋_GBK" w:hAnsi="方正仿宋_GBK" w:eastAsia="方正仿宋_GBK" w:cs="方正仿宋_GBK"/>
-          <w:color w:val="000000"/>
-          <w:sz w:val="24"/>
-        </w:rPr>
-        <w:t>客户，</w:t>
-      </w:r>
-      <w:r>
-        <w:rPr>
-          <w:rFonts w:hint="eastAsia" w:ascii="方正仿宋_GBK" w:hAnsi="方正仿宋_GBK" w:eastAsia="方正仿宋_GBK" w:cs="方正仿宋_GBK"/>
-          <w:color w:val="000000"/>
-          <w:sz w:val="24"/>
-        </w:rPr>
-        <w:t>所属</w:t>
-      </w:r>
-      <w:r>
-        <w:rPr>
-          <w:rFonts w:ascii="方正仿宋_GBK" w:hAnsi="方正仿宋_GBK" w:eastAsia="方正仿宋_GBK" w:cs="方正仿宋_GBK"/>
-          <w:color w:val="000000"/>
-          <w:sz w:val="24"/>
-        </w:rPr>
-        <w:t>行业为</w:t>
-      </w:r>
-      <w:r>
-        <w:rPr>
-          <w:rFonts w:hint="eastAsia" w:ascii="方正仿宋_GBK" w:hAnsi="方正仿宋_GBK" w:eastAsia="方正仿宋_GBK" w:cs="方正仿宋_GBK"/>
-          <w:color w:val="000000"/>
-          <w:sz w:val="24"/>
-        </w:rPr>
-        <w:t>商务服务业，目前</w:t>
-      </w:r>
-      <w:r>
-        <w:rPr>
-          <w:rFonts w:ascii="方正仿宋_GBK" w:hAnsi="方正仿宋_GBK" w:eastAsia="方正仿宋_GBK" w:cs="方正仿宋_GBK"/>
-          <w:color w:val="000000"/>
-          <w:sz w:val="24"/>
-        </w:rPr>
-        <w:t>我行</w:t>
-      </w:r>
-      <w:r>
-        <w:rPr>
-          <w:rFonts w:hint="eastAsia" w:ascii="方正仿宋_GBK" w:hAnsi="方正仿宋_GBK" w:eastAsia="方正仿宋_GBK" w:cs="方正仿宋_GBK"/>
-          <w:color w:val="000000"/>
-          <w:sz w:val="24"/>
-        </w:rPr>
-        <w:t>行业</w:t>
-      </w:r>
-      <w:r>
-        <w:rPr>
-          <w:rFonts w:ascii="方正仿宋_GBK" w:hAnsi="方正仿宋_GBK" w:eastAsia="方正仿宋_GBK" w:cs="方正仿宋_GBK"/>
-          <w:color w:val="000000"/>
-          <w:sz w:val="24"/>
-        </w:rPr>
-        <w:t>投向</w:t>
-      </w:r>
-      <w:r>
-        <w:rPr>
-          <w:rFonts w:hint="eastAsia" w:ascii="方正仿宋_GBK" w:hAnsi="方正仿宋_GBK" w:eastAsia="方正仿宋_GBK" w:cs="方正仿宋_GBK"/>
-          <w:color w:val="000000"/>
-          <w:sz w:val="24"/>
-        </w:rPr>
-        <w:t>指引</w:t>
-      </w:r>
-      <w:r>
-        <w:rPr>
-          <w:rFonts w:ascii="方正仿宋_GBK" w:hAnsi="方正仿宋_GBK" w:eastAsia="方正仿宋_GBK" w:cs="方正仿宋_GBK"/>
-          <w:color w:val="000000"/>
-          <w:sz w:val="24"/>
-        </w:rPr>
-        <w:t>为：</w:t>
-      </w:r>
-      <w:r>
-        <w:rPr>
-          <w:rFonts w:hint="eastAsia" w:ascii="方正仿宋_GBK" w:hAnsi="方正仿宋_GBK" w:eastAsia="方正仿宋_GBK" w:cs="方正仿宋_GBK"/>
-          <w:color w:val="000000"/>
-          <w:sz w:val="24"/>
-        </w:rPr>
-        <w:t>总体</w:t>
-      </w:r>
-      <w:r>
-        <w:rPr>
-          <w:rFonts w:ascii="方正仿宋_GBK" w:hAnsi="方正仿宋_GBK" w:eastAsia="方正仿宋_GBK" w:cs="方正仿宋_GBK"/>
-          <w:color w:val="000000"/>
-          <w:sz w:val="24"/>
-        </w:rPr>
-        <w:t>适度进入</w:t>
-      </w:r>
-      <w:r>
-        <w:rPr>
-          <w:rFonts w:hint="eastAsia" w:ascii="方正仿宋_GBK" w:hAnsi="方正仿宋_GBK" w:eastAsia="方正仿宋_GBK" w:cs="方正仿宋_GBK"/>
-          <w:color w:val="000000"/>
-          <w:sz w:val="24"/>
-        </w:rPr>
-        <w:t>，符合</w:t>
-      </w:r>
-      <w:r>
-        <w:rPr>
-          <w:rFonts w:ascii="方正仿宋_GBK" w:hAnsi="方正仿宋_GBK" w:eastAsia="方正仿宋_GBK" w:cs="方正仿宋_GBK"/>
-          <w:color w:val="000000"/>
-          <w:sz w:val="24"/>
-        </w:rPr>
-        <w:t>投向政策要求。</w:t>
+      </w:r>
+      <w:r>
+        <w:rPr>
+          <w:rFonts w:ascii="方正仿宋_GBK" w:hAnsi="方正仿宋_GBK" w:eastAsia="方正仿宋_GBK" w:cs="方正仿宋_GBK"/>
+          <w:color w:val="000000"/>
+          <w:sz w:val="24"/>
+        </w:rPr>
+      </w:r>
+      <w:r>
+        <w:rPr>
+          <w:rFonts w:hint="eastAsia" w:ascii="方正仿宋_GBK" w:hAnsi="方正仿宋_GBK" w:eastAsia="方正仿宋_GBK" w:cs="方正仿宋_GBK"/>
+          <w:color w:val="000000"/>
+          <w:sz w:val="24"/>
+        </w:rPr>
+      </w:r>
+      <w:r>
+        <w:rPr>
+          <w:rFonts w:ascii="方正仿宋_GBK" w:hAnsi="方正仿宋_GBK" w:eastAsia="方正仿宋_GBK" w:cs="方正仿宋_GBK"/>
+          <w:color w:val="000000"/>
+          <w:sz w:val="24"/>
+        </w:rPr>
+      </w:r>
+      <w:r>
+        <w:rPr>
+          <w:rFonts w:hint="eastAsia" w:ascii="方正仿宋_GBK" w:hAnsi="方正仿宋_GBK" w:eastAsia="方正仿宋_GBK" w:cs="方正仿宋_GBK"/>
+          <w:color w:val="000000"/>
+          <w:sz w:val="24"/>
+        </w:rPr>
+      </w:r>
+      <w:r>
+        <w:rPr>
+          <w:rFonts w:ascii="方正仿宋_GBK" w:hAnsi="方正仿宋_GBK" w:eastAsia="方正仿宋_GBK" w:cs="方正仿宋_GBK"/>
+          <w:color w:val="000000"/>
+          <w:sz w:val="24"/>
+        </w:rPr>
+      </w:r>
+      <w:r>
+        <w:rPr>
+          <w:rFonts w:hint="eastAsia" w:ascii="方正仿宋_GBK" w:hAnsi="方正仿宋_GBK" w:eastAsia="方正仿宋_GBK" w:cs="方正仿宋_GBK"/>
+          <w:color w:val="000000"/>
+          <w:sz w:val="24"/>
+        </w:rPr>
+      </w:r>
+      <w:r>
+        <w:rPr>
+          <w:rFonts w:ascii="方正仿宋_GBK" w:hAnsi="方正仿宋_GBK" w:eastAsia="方正仿宋_GBK" w:cs="方正仿宋_GBK"/>
+          <w:color w:val="000000"/>
+          <w:sz w:val="24"/>
+        </w:rPr>
+      </w:r>
+      <w:r>
+        <w:rPr>
+          <w:rFonts w:hint="eastAsia" w:ascii="方正仿宋_GBK" w:hAnsi="方正仿宋_GBK" w:eastAsia="方正仿宋_GBK" w:cs="方正仿宋_GBK"/>
+          <w:color w:val="000000"/>
+          <w:sz w:val="24"/>
+        </w:rPr>
+      </w:r>
+      <w:r>
+        <w:rPr>
+          <w:rFonts w:ascii="方正仿宋_GBK" w:hAnsi="方正仿宋_GBK" w:eastAsia="方正仿宋_GBK" w:cs="方正仿宋_GBK"/>
+          <w:color w:val="000000"/>
+          <w:sz w:val="24"/>
+        </w:rPr>
+      </w:r>
+      <w:r>
+        <w:rPr>
+          <w:rFonts w:hint="eastAsia" w:ascii="方正仿宋_GBK" w:hAnsi="方正仿宋_GBK" w:eastAsia="方正仿宋_GBK" w:cs="方正仿宋_GBK"/>
+          <w:color w:val="000000"/>
+          <w:sz w:val="24"/>
+        </w:rPr>
+      </w:r>
+      <w:r>
+        <w:rPr>
+          <w:rFonts w:ascii="方正仿宋_GBK" w:hAnsi="方正仿宋_GBK" w:eastAsia="方正仿宋_GBK" w:cs="方正仿宋_GBK"/>
+          <w:color w:val="000000"/>
+          <w:sz w:val="24"/>
+        </w:rPr>
+      </w:r>
+      <w:r>
+        <w:rPr>
+          <w:rFonts w:hint="eastAsia" w:ascii="方正仿宋_GBK" w:hAnsi="方正仿宋_GBK" w:eastAsia="方正仿宋_GBK" w:cs="方正仿宋_GBK"/>
+          <w:color w:val="000000"/>
+          <w:sz w:val="24"/>
+        </w:rPr>
+      </w:r>
+      <w:r>
+        <w:rPr>
+          <w:rFonts w:ascii="方正仿宋_GBK" w:hAnsi="方正仿宋_GBK" w:eastAsia="方正仿宋_GBK" w:cs="方正仿宋_GBK"/>
+          <w:color w:val="000000"/>
+          <w:sz w:val="24"/>
+        </w:rPr>
+      </w:r>
+      <w:r>
+        <w:rPr>
+          <w:rFonts w:hint="eastAsia" w:ascii="方正仿宋_GBK" w:hAnsi="方正仿宋_GBK" w:eastAsia="方正仿宋_GBK" w:cs="方正仿宋_GBK"/>
+          <w:color w:val="000000"/>
+          <w:sz w:val="24"/>
+        </w:rPr>
+      </w:r>
+      <w:r>
+        <w:rPr>
+          <w:rFonts w:ascii="方正仿宋_GBK" w:hAnsi="方正仿宋_GBK" w:eastAsia="方正仿宋_GBK" w:cs="方正仿宋_GBK"/>
+          <w:color w:val="000000"/>
+          <w:sz w:val="24"/>
+        </w:rPr>
       </w:r>
     </w:p>
     <w:p>
@@ -35986,7 +35693,7 @@
           <w:color w:val="000000"/>
           <w:sz w:val="24"/>
         </w:rPr>
-        <w:t>b</w:t>
+        <w:t>b．对{{CLIENT_FULL_NAME}}授信策略为：支持；业务合作方向：围绕企业主营业务及经营周转。管理重点：应收账款回笼；行业的发展趋势。</w:t>
       </w:r>
       <w:r>
         <w:rPr>
@@ -35995,15 +35702,13 @@
           <w:color w:val="000000"/>
           <w:sz w:val="24"/>
         </w:rPr>
-        <w:t>．</w:t>
-      </w:r>
-      <w:r>
-        <w:rPr>
-          <w:rFonts w:hint="eastAsia" w:ascii="方正仿宋_GBK" w:hAnsi="方正仿宋_GBK" w:eastAsia="方正仿宋_GBK" w:cs="方正仿宋_GBK"/>
-          <w:color w:val="000000"/>
-          <w:sz w:val="24"/>
-        </w:rPr>
-        <w:t>对福建</w:t>
+      </w:r>
+      <w:r>
+        <w:rPr>
+          <w:rFonts w:hint="eastAsia" w:ascii="方正仿宋_GBK" w:hAnsi="方正仿宋_GBK" w:eastAsia="方正仿宋_GBK" w:cs="方正仿宋_GBK"/>
+          <w:color w:val="000000"/>
+          <w:sz w:val="24"/>
+        </w:rPr>
       </w:r>
       <w:r>
         <w:rPr>
@@ -36012,87 +35717,76 @@
           <w:sz w:val="24"/>
           <w:lang w:eastAsia="zh-CN"/>
         </w:rPr>
-        <w:t>经纬数字科技</w:t>
-      </w:r>
-      <w:r>
-        <w:rPr>
-          <w:rFonts w:ascii="方正仿宋_GBK" w:hAnsi="方正仿宋_GBK" w:eastAsia="方正仿宋_GBK" w:cs="方正仿宋_GBK"/>
-          <w:color w:val="000000"/>
-          <w:sz w:val="24"/>
-        </w:rPr>
-        <w:t>信息有限公司</w:t>
-      </w:r>
-      <w:r>
-        <w:rPr>
-          <w:rFonts w:hint="eastAsia" w:ascii="方正仿宋_GBK" w:hAnsi="方正仿宋_GBK" w:eastAsia="方正仿宋_GBK" w:cs="方正仿宋_GBK"/>
-          <w:color w:val="000000"/>
-          <w:sz w:val="24"/>
-        </w:rPr>
-        <w:t>授信策略</w:t>
-      </w:r>
-      <w:r>
-        <w:rPr>
-          <w:rFonts w:ascii="方正仿宋_GBK" w:hAnsi="方正仿宋_GBK" w:eastAsia="方正仿宋_GBK" w:cs="方正仿宋_GBK"/>
-          <w:color w:val="000000"/>
-          <w:sz w:val="24"/>
-        </w:rPr>
-        <w:t>为：支持</w:t>
-      </w:r>
-      <w:r>
-        <w:rPr>
-          <w:rFonts w:hint="eastAsia" w:ascii="方正仿宋_GBK" w:hAnsi="方正仿宋_GBK" w:eastAsia="方正仿宋_GBK" w:cs="方正仿宋_GBK"/>
-          <w:color w:val="000000"/>
-          <w:sz w:val="24"/>
-        </w:rPr>
-        <w:t>；业务合作方向</w:t>
-      </w:r>
-      <w:r>
-        <w:rPr>
-          <w:rFonts w:ascii="方正仿宋_GBK" w:hAnsi="方正仿宋_GBK" w:eastAsia="方正仿宋_GBK" w:cs="方正仿宋_GBK"/>
-          <w:color w:val="000000"/>
-          <w:sz w:val="24"/>
-        </w:rPr>
-        <w:t>：围绕企业主营业务及经营周转</w:t>
-      </w:r>
-      <w:r>
-        <w:rPr>
-          <w:rFonts w:hint="eastAsia" w:ascii="方正仿宋_GBK" w:hAnsi="方正仿宋_GBK" w:eastAsia="方正仿宋_GBK" w:cs="方正仿宋_GBK"/>
-          <w:color w:val="000000"/>
-          <w:sz w:val="24"/>
-        </w:rPr>
-        <w:t>。</w:t>
-      </w:r>
-      <w:r>
-        <w:rPr>
-          <w:rFonts w:ascii="方正仿宋_GBK" w:hAnsi="方正仿宋_GBK" w:eastAsia="方正仿宋_GBK" w:cs="方正仿宋_GBK"/>
-          <w:color w:val="000000"/>
-          <w:sz w:val="24"/>
-        </w:rPr>
-        <w:t>管理重点</w:t>
-      </w:r>
-      <w:r>
-        <w:rPr>
-          <w:rFonts w:hint="eastAsia" w:ascii="方正仿宋_GBK" w:hAnsi="方正仿宋_GBK" w:eastAsia="方正仿宋_GBK" w:cs="方正仿宋_GBK"/>
-          <w:color w:val="000000"/>
-          <w:sz w:val="24"/>
-        </w:rPr>
-        <w:t>：应收账款</w:t>
-      </w:r>
-      <w:r>
-        <w:rPr>
-          <w:rFonts w:ascii="方正仿宋_GBK" w:hAnsi="方正仿宋_GBK" w:eastAsia="方正仿宋_GBK" w:cs="方正仿宋_GBK"/>
-          <w:color w:val="000000"/>
-          <w:sz w:val="24"/>
-        </w:rPr>
-        <w:t>回笼；行业的发展趋势</w:t>
-      </w:r>
-      <w:r>
-        <w:rPr>
-          <w:rFonts w:hint="eastAsia" w:ascii="方正仿宋_GBK" w:hAnsi="方正仿宋_GBK" w:eastAsia="方正仿宋_GBK" w:cs="方正仿宋_GBK"/>
-          <w:color w:val="000000"/>
-          <w:sz w:val="24"/>
-        </w:rPr>
-        <w:t>。</w:t>
+      </w:r>
+      <w:r>
+        <w:rPr>
+          <w:rFonts w:ascii="方正仿宋_GBK" w:hAnsi="方正仿宋_GBK" w:eastAsia="方正仿宋_GBK" w:cs="方正仿宋_GBK"/>
+          <w:color w:val="000000"/>
+          <w:sz w:val="24"/>
+        </w:rPr>
+      </w:r>
+      <w:r>
+        <w:rPr>
+          <w:rFonts w:hint="eastAsia" w:ascii="方正仿宋_GBK" w:hAnsi="方正仿宋_GBK" w:eastAsia="方正仿宋_GBK" w:cs="方正仿宋_GBK"/>
+          <w:color w:val="000000"/>
+          <w:sz w:val="24"/>
+        </w:rPr>
+      </w:r>
+      <w:r>
+        <w:rPr>
+          <w:rFonts w:ascii="方正仿宋_GBK" w:hAnsi="方正仿宋_GBK" w:eastAsia="方正仿宋_GBK" w:cs="方正仿宋_GBK"/>
+          <w:color w:val="000000"/>
+          <w:sz w:val="24"/>
+        </w:rPr>
+      </w:r>
+      <w:r>
+        <w:rPr>
+          <w:rFonts w:hint="eastAsia" w:ascii="方正仿宋_GBK" w:hAnsi="方正仿宋_GBK" w:eastAsia="方正仿宋_GBK" w:cs="方正仿宋_GBK"/>
+          <w:color w:val="000000"/>
+          <w:sz w:val="24"/>
+        </w:rPr>
+      </w:r>
+      <w:r>
+        <w:rPr>
+          <w:rFonts w:ascii="方正仿宋_GBK" w:hAnsi="方正仿宋_GBK" w:eastAsia="方正仿宋_GBK" w:cs="方正仿宋_GBK"/>
+          <w:color w:val="000000"/>
+          <w:sz w:val="24"/>
+        </w:rPr>
+      </w:r>
+      <w:r>
+        <w:rPr>
+          <w:rFonts w:hint="eastAsia" w:ascii="方正仿宋_GBK" w:hAnsi="方正仿宋_GBK" w:eastAsia="方正仿宋_GBK" w:cs="方正仿宋_GBK"/>
+          <w:color w:val="000000"/>
+          <w:sz w:val="24"/>
+        </w:rPr>
+      </w:r>
+      <w:r>
+        <w:rPr>
+          <w:rFonts w:ascii="方正仿宋_GBK" w:hAnsi="方正仿宋_GBK" w:eastAsia="方正仿宋_GBK" w:cs="方正仿宋_GBK"/>
+          <w:color w:val="000000"/>
+          <w:sz w:val="24"/>
+        </w:rPr>
+      </w:r>
+      <w:r>
+        <w:rPr>
+          <w:rFonts w:hint="eastAsia" w:ascii="方正仿宋_GBK" w:hAnsi="方正仿宋_GBK" w:eastAsia="方正仿宋_GBK" w:cs="方正仿宋_GBK"/>
+          <w:color w:val="000000"/>
+          <w:sz w:val="24"/>
+        </w:rPr>
+      </w:r>
+      <w:r>
+        <w:rPr>
+          <w:rFonts w:ascii="方正仿宋_GBK" w:hAnsi="方正仿宋_GBK" w:eastAsia="方正仿宋_GBK" w:cs="方正仿宋_GBK"/>
+          <w:color w:val="000000"/>
+          <w:sz w:val="24"/>
+        </w:rPr>
+      </w:r>
+      <w:r>
+        <w:rPr>
+          <w:rFonts w:hint="eastAsia" w:ascii="方正仿宋_GBK" w:hAnsi="方正仿宋_GBK" w:eastAsia="方正仿宋_GBK" w:cs="方正仿宋_GBK"/>
+          <w:color w:val="000000"/>
+          <w:sz w:val="24"/>
+        </w:rPr>
       </w:r>
     </w:p>
     <w:p>
@@ -36156,7 +35850,7 @@
           <w:color w:val="000000"/>
           <w:sz w:val="24"/>
         </w:rPr>
-        <w:t>福建</w:t>
+        <w:t>{{CLIENT_FULL_NAME}}是福建省内实力较强，专业性较高的，集高端采集、处理、分析、应用于一体的综合性甲级测绘地理信息技术服务企业。随着近年来互联网经济、大数据应用，数字政务等行业的集中兴起，公司近年来业务发展迅猛，主要对接政府及大型机构业务，回款较有保障，预计后续发展情况较好。公司依托省属大型集团{{CLIENT_GROUP_FULL_NAME}}的整体实力，在人力、物力、财力方面将得到有效的支持。鉴于该客户资信情况较好，且资金用途真实，</w:t>
       </w:r>
       <w:r>
         <w:rPr>
@@ -36165,31 +35859,27 @@
           <w:sz w:val="24"/>
           <w:lang w:eastAsia="zh-CN"/>
         </w:rPr>
-        <w:t>经纬数字科技</w:t>
-      </w:r>
-      <w:r>
-        <w:rPr>
-          <w:rFonts w:hint="eastAsia" w:ascii="方正仿宋_GBK" w:hAnsi="方正仿宋_GBK" w:eastAsia="方正仿宋_GBK" w:cs="方正仿宋_GBK"/>
-          <w:color w:val="000000"/>
-          <w:sz w:val="24"/>
-        </w:rPr>
-        <w:t>信息有限公司是福建省内实力较强，专业性较高的，集高端</w:t>
-      </w:r>
-      <w:r>
-        <w:rPr>
-          <w:rFonts w:ascii="方正仿宋_GBK" w:hAnsi="方正仿宋_GBK" w:eastAsia="方正仿宋_GBK" w:cs="方正仿宋_GBK"/>
-          <w:color w:val="000000"/>
-          <w:sz w:val="24"/>
-        </w:rPr>
-        <w:t>采集、处理、分析、应用于一体的综合性甲级测绘地理信息技术服务企业</w:t>
-      </w:r>
-      <w:r>
-        <w:rPr>
-          <w:rFonts w:hint="eastAsia" w:ascii="方正仿宋_GBK" w:hAnsi="方正仿宋_GBK" w:eastAsia="方正仿宋_GBK" w:cs="方正仿宋_GBK"/>
-          <w:color w:val="000000"/>
-          <w:sz w:val="24"/>
-        </w:rPr>
-        <w:t>。随着近年来互联网经济、大数据应用，数字政务等行业的集中兴起，公司近年来业务发展迅猛，主要对接政府及大型机构业务，回款较有保障，预计后续发展情况较好。公司依托省属大型集团福建省招标采购集团有限公司的整体实力，在人力、物力、财力方面将得到有效的支持。鉴于该客户资信情况较好，且资金用途真实，</w:t>
+      </w:r>
+      <w:r>
+        <w:rPr>
+          <w:rFonts w:hint="eastAsia" w:ascii="方正仿宋_GBK" w:hAnsi="方正仿宋_GBK" w:eastAsia="方正仿宋_GBK" w:cs="方正仿宋_GBK"/>
+          <w:color w:val="000000"/>
+          <w:sz w:val="24"/>
+        </w:rPr>
+      </w:r>
+      <w:r>
+        <w:rPr>
+          <w:rFonts w:ascii="方正仿宋_GBK" w:hAnsi="方正仿宋_GBK" w:eastAsia="方正仿宋_GBK" w:cs="方正仿宋_GBK"/>
+          <w:color w:val="000000"/>
+          <w:sz w:val="24"/>
+        </w:rPr>
+      </w:r>
+      <w:r>
+        <w:rPr>
+          <w:rFonts w:hint="eastAsia" w:ascii="方正仿宋_GBK" w:hAnsi="方正仿宋_GBK" w:eastAsia="方正仿宋_GBK" w:cs="方正仿宋_GBK"/>
+          <w:color w:val="000000"/>
+          <w:sz w:val="24"/>
+        </w:rPr>
       </w:r>
     </w:p>
     <w:p>
@@ -36211,28 +35901,25 @@
           <w:color w:val="000000"/>
           <w:sz w:val="24"/>
         </w:rPr>
-        <w:t>拟</w:t>
-      </w:r>
-      <w:r>
-        <w:rPr>
-          <w:rFonts w:hint="eastAsia" w:ascii="方正仿宋_GBK" w:hAnsi="方正仿宋_GBK" w:eastAsia="方正仿宋_GBK" w:cs="方正仿宋_GBK"/>
-          <w:sz w:val="24"/>
-        </w:rPr>
-        <w:t>给与该客户综合授信额度</w:t>
-      </w:r>
-      <w:r>
-        <w:rPr>
-          <w:rFonts w:ascii="方正仿宋_GBK" w:hAnsi="方正仿宋_GBK" w:eastAsia="方正仿宋_GBK" w:cs="方正仿宋_GBK"/>
-          <w:sz w:val="24"/>
-        </w:rPr>
-        <w:t>3375</w:t>
-      </w:r>
-      <w:r>
-        <w:rPr>
-          <w:rFonts w:hint="eastAsia" w:ascii="方正仿宋_GBK" w:hAnsi="方正仿宋_GBK" w:eastAsia="方正仿宋_GBK" w:cs="方正仿宋_GBK"/>
-          <w:sz w:val="24"/>
-        </w:rPr>
-        <w:t>万元（敞口</w:t>
+        <w:t>拟给与该客户综合授信额度3375万元（敞口3000万元），额度循环使用。授信期限一年，敞口部分由{{CLIENT_FULL_NAME}}自身信用担保。具体品种分布如下：</w:t>
+      </w:r>
+      <w:r>
+        <w:rPr>
+          <w:rFonts w:hint="eastAsia" w:ascii="方正仿宋_GBK" w:hAnsi="方正仿宋_GBK" w:eastAsia="方正仿宋_GBK" w:cs="方正仿宋_GBK"/>
+          <w:sz w:val="24"/>
+        </w:rPr>
+      </w:r>
+      <w:r>
+        <w:rPr>
+          <w:rFonts w:ascii="方正仿宋_GBK" w:hAnsi="方正仿宋_GBK" w:eastAsia="方正仿宋_GBK" w:cs="方正仿宋_GBK"/>
+          <w:sz w:val="24"/>
+        </w:rPr>
+      </w:r>
+      <w:r>
+        <w:rPr>
+          <w:rFonts w:hint="eastAsia" w:ascii="方正仿宋_GBK" w:hAnsi="方正仿宋_GBK" w:eastAsia="方正仿宋_GBK" w:cs="方正仿宋_GBK"/>
+          <w:sz w:val="24"/>
+        </w:rPr>
       </w:r>
       <w:r>
         <w:rPr>
@@ -36240,29 +35927,25 @@
           <w:sz w:val="24"/>
           <w:lang w:val="en-US" w:eastAsia="zh-CN"/>
         </w:rPr>
-        <w:t>30</w:t>
-      </w:r>
-      <w:r>
-        <w:rPr>
-          <w:rFonts w:ascii="方正仿宋_GBK" w:hAnsi="方正仿宋_GBK" w:eastAsia="方正仿宋_GBK" w:cs="方正仿宋_GBK"/>
-          <w:sz w:val="24"/>
-        </w:rPr>
-        <w:t>00</w:t>
-      </w:r>
-      <w:r>
-        <w:rPr>
-          <w:rFonts w:hint="eastAsia" w:ascii="方正仿宋_GBK" w:hAnsi="方正仿宋_GBK" w:eastAsia="方正仿宋_GBK" w:cs="方正仿宋_GBK"/>
-          <w:sz w:val="24"/>
-        </w:rPr>
-        <w:t>万元），额度循环使用。授信期限一年，</w:t>
-      </w:r>
-      <w:r>
-        <w:rPr>
-          <w:rFonts w:hint="eastAsia" w:ascii="方正仿宋_GBK" w:hAnsi="方正仿宋_GBK" w:eastAsia="方正仿宋_GBK" w:cs="方正仿宋_GBK"/>
-          <w:color w:val="000000"/>
-          <w:sz w:val="24"/>
-        </w:rPr>
-        <w:t>敞口部分由福建</w:t>
+      </w:r>
+      <w:r>
+        <w:rPr>
+          <w:rFonts w:ascii="方正仿宋_GBK" w:hAnsi="方正仿宋_GBK" w:eastAsia="方正仿宋_GBK" w:cs="方正仿宋_GBK"/>
+          <w:sz w:val="24"/>
+        </w:rPr>
+      </w:r>
+      <w:r>
+        <w:rPr>
+          <w:rFonts w:hint="eastAsia" w:ascii="方正仿宋_GBK" w:hAnsi="方正仿宋_GBK" w:eastAsia="方正仿宋_GBK" w:cs="方正仿宋_GBK"/>
+          <w:sz w:val="24"/>
+        </w:rPr>
+      </w:r>
+      <w:r>
+        <w:rPr>
+          <w:rFonts w:hint="eastAsia" w:ascii="方正仿宋_GBK" w:hAnsi="方正仿宋_GBK" w:eastAsia="方正仿宋_GBK" w:cs="方正仿宋_GBK"/>
+          <w:color w:val="000000"/>
+          <w:sz w:val="24"/>
+        </w:rPr>
       </w:r>
       <w:r>
         <w:rPr>
@@ -36271,23 +35954,20 @@
           <w:sz w:val="24"/>
           <w:lang w:eastAsia="zh-CN"/>
         </w:rPr>
-        <w:t>经纬数字科技</w:t>
-      </w:r>
-      <w:r>
-        <w:rPr>
-          <w:rFonts w:ascii="方正仿宋_GBK" w:hAnsi="方正仿宋_GBK" w:eastAsia="方正仿宋_GBK" w:cs="方正仿宋_GBK"/>
-          <w:color w:val="000000"/>
-          <w:sz w:val="24"/>
-        </w:rPr>
-        <w:t>信息有限</w:t>
-      </w:r>
-      <w:r>
-        <w:rPr>
-          <w:rFonts w:hint="eastAsia" w:ascii="方正仿宋_GBK" w:hAnsi="方正仿宋_GBK" w:eastAsia="方正仿宋_GBK" w:cs="方正仿宋_GBK"/>
-          <w:color w:val="000000"/>
-          <w:sz w:val="24"/>
-        </w:rPr>
-        <w:t>公司自身信用担保。具体品种分布如下：</w:t>
+      </w:r>
+      <w:r>
+        <w:rPr>
+          <w:rFonts w:ascii="方正仿宋_GBK" w:hAnsi="方正仿宋_GBK" w:eastAsia="方正仿宋_GBK" w:cs="方正仿宋_GBK"/>
+          <w:color w:val="000000"/>
+          <w:sz w:val="24"/>
+        </w:rPr>
+      </w:r>
+      <w:r>
+        <w:rPr>
+          <w:rFonts w:hint="eastAsia" w:ascii="方正仿宋_GBK" w:hAnsi="方正仿宋_GBK" w:eastAsia="方正仿宋_GBK" w:cs="方正仿宋_GBK"/>
+          <w:color w:val="000000"/>
+          <w:sz w:val="24"/>
+        </w:rPr>
       </w:r>
     </w:p>
     <w:p>
@@ -37038,7 +36718,7 @@
           <w:color w:val="000000"/>
           <w:sz w:val="24"/>
         </w:rPr>
-        <w:t>（3）电子银行承兑汇票2875万元:福建</w:t>
+        <w:t>（3）电子银行承兑汇票2875万元:{{CLIENT_FULL_NAME}}本身作为{{CLIENT_PARENT_FULL_NAME}}下属全额子公司，自身信用有担保。对下游企业使用商票的概率较大，因而配比相对于额度的电子商票。</w:t>
       </w:r>
       <w:r>
         <w:rPr>
@@ -37047,87 +36727,76 @@
           <w:sz w:val="24"/>
           <w:lang w:eastAsia="zh-CN"/>
         </w:rPr>
-        <w:t>经纬数字科技</w:t>
-      </w:r>
-      <w:r>
-        <w:rPr>
-          <w:rFonts w:ascii="方正仿宋_GBK" w:hAnsi="方正仿宋_GBK" w:eastAsia="方正仿宋_GBK" w:cs="方正仿宋_GBK"/>
-          <w:color w:val="000000"/>
-          <w:sz w:val="24"/>
-        </w:rPr>
-        <w:t>信息</w:t>
-      </w:r>
-      <w:r>
-        <w:rPr>
-          <w:rFonts w:hint="eastAsia" w:ascii="方正仿宋_GBK" w:hAnsi="方正仿宋_GBK" w:eastAsia="方正仿宋_GBK" w:cs="方正仿宋_GBK"/>
-          <w:color w:val="000000"/>
-          <w:sz w:val="24"/>
-        </w:rPr>
-        <w:t>有限公司</w:t>
-      </w:r>
-      <w:r>
-        <w:rPr>
-          <w:rFonts w:ascii="方正仿宋_GBK" w:hAnsi="方正仿宋_GBK" w:eastAsia="方正仿宋_GBK" w:cs="方正仿宋_GBK"/>
-          <w:color w:val="000000"/>
-          <w:sz w:val="24"/>
-        </w:rPr>
-        <w:t>本身作为福建省招标</w:t>
-      </w:r>
-      <w:r>
-        <w:rPr>
-          <w:rFonts w:hint="eastAsia" w:ascii="方正仿宋_GBK" w:hAnsi="方正仿宋_GBK" w:eastAsia="方正仿宋_GBK" w:cs="方正仿宋_GBK"/>
-          <w:color w:val="000000"/>
-          <w:sz w:val="24"/>
-        </w:rPr>
-        <w:t>股份有限公司</w:t>
-      </w:r>
-      <w:r>
-        <w:rPr>
-          <w:rFonts w:ascii="方正仿宋_GBK" w:hAnsi="方正仿宋_GBK" w:eastAsia="方正仿宋_GBK" w:cs="方正仿宋_GBK"/>
-          <w:color w:val="000000"/>
-          <w:sz w:val="24"/>
-        </w:rPr>
-        <w:t>下属全额子公司，自身信用有担保</w:t>
-      </w:r>
-      <w:r>
-        <w:rPr>
-          <w:rFonts w:hint="eastAsia" w:ascii="方正仿宋_GBK" w:hAnsi="方正仿宋_GBK" w:eastAsia="方正仿宋_GBK" w:cs="方正仿宋_GBK"/>
-          <w:color w:val="000000"/>
-          <w:sz w:val="24"/>
-        </w:rPr>
-        <w:t>。</w:t>
-      </w:r>
-      <w:r>
-        <w:rPr>
-          <w:rFonts w:ascii="方正仿宋_GBK" w:hAnsi="方正仿宋_GBK" w:eastAsia="方正仿宋_GBK" w:cs="方正仿宋_GBK"/>
-          <w:color w:val="000000"/>
-          <w:sz w:val="24"/>
-        </w:rPr>
-        <w:t>对</w:t>
-      </w:r>
-      <w:r>
-        <w:rPr>
-          <w:rFonts w:hint="eastAsia" w:ascii="方正仿宋_GBK" w:hAnsi="方正仿宋_GBK" w:eastAsia="方正仿宋_GBK" w:cs="方正仿宋_GBK"/>
-          <w:color w:val="000000"/>
-          <w:sz w:val="24"/>
-        </w:rPr>
-        <w:t>下游</w:t>
-      </w:r>
-      <w:r>
-        <w:rPr>
-          <w:rFonts w:ascii="方正仿宋_GBK" w:hAnsi="方正仿宋_GBK" w:eastAsia="方正仿宋_GBK" w:cs="方正仿宋_GBK"/>
-          <w:color w:val="000000"/>
-          <w:sz w:val="24"/>
-        </w:rPr>
-        <w:t>企业使用商票的概率较大，因而配比相对于额度的</w:t>
-      </w:r>
-      <w:r>
-        <w:rPr>
-          <w:rFonts w:hint="eastAsia" w:ascii="方正仿宋_GBK" w:hAnsi="方正仿宋_GBK" w:eastAsia="方正仿宋_GBK" w:cs="方正仿宋_GBK"/>
-          <w:color w:val="000000"/>
-          <w:sz w:val="24"/>
-        </w:rPr>
-        <w:t>电子商票。</w:t>
+      </w:r>
+      <w:r>
+        <w:rPr>
+          <w:rFonts w:ascii="方正仿宋_GBK" w:hAnsi="方正仿宋_GBK" w:eastAsia="方正仿宋_GBK" w:cs="方正仿宋_GBK"/>
+          <w:color w:val="000000"/>
+          <w:sz w:val="24"/>
+        </w:rPr>
+      </w:r>
+      <w:r>
+        <w:rPr>
+          <w:rFonts w:hint="eastAsia" w:ascii="方正仿宋_GBK" w:hAnsi="方正仿宋_GBK" w:eastAsia="方正仿宋_GBK" w:cs="方正仿宋_GBK"/>
+          <w:color w:val="000000"/>
+          <w:sz w:val="24"/>
+        </w:rPr>
+      </w:r>
+      <w:r>
+        <w:rPr>
+          <w:rFonts w:ascii="方正仿宋_GBK" w:hAnsi="方正仿宋_GBK" w:eastAsia="方正仿宋_GBK" w:cs="方正仿宋_GBK"/>
+          <w:color w:val="000000"/>
+          <w:sz w:val="24"/>
+        </w:rPr>
+      </w:r>
+      <w:r>
+        <w:rPr>
+          <w:rFonts w:hint="eastAsia" w:ascii="方正仿宋_GBK" w:hAnsi="方正仿宋_GBK" w:eastAsia="方正仿宋_GBK" w:cs="方正仿宋_GBK"/>
+          <w:color w:val="000000"/>
+          <w:sz w:val="24"/>
+        </w:rPr>
+      </w:r>
+      <w:r>
+        <w:rPr>
+          <w:rFonts w:ascii="方正仿宋_GBK" w:hAnsi="方正仿宋_GBK" w:eastAsia="方正仿宋_GBK" w:cs="方正仿宋_GBK"/>
+          <w:color w:val="000000"/>
+          <w:sz w:val="24"/>
+        </w:rPr>
+      </w:r>
+      <w:r>
+        <w:rPr>
+          <w:rFonts w:hint="eastAsia" w:ascii="方正仿宋_GBK" w:hAnsi="方正仿宋_GBK" w:eastAsia="方正仿宋_GBK" w:cs="方正仿宋_GBK"/>
+          <w:color w:val="000000"/>
+          <w:sz w:val="24"/>
+        </w:rPr>
+      </w:r>
+      <w:r>
+        <w:rPr>
+          <w:rFonts w:ascii="方正仿宋_GBK" w:hAnsi="方正仿宋_GBK" w:eastAsia="方正仿宋_GBK" w:cs="方正仿宋_GBK"/>
+          <w:color w:val="000000"/>
+          <w:sz w:val="24"/>
+        </w:rPr>
+      </w:r>
+      <w:r>
+        <w:rPr>
+          <w:rFonts w:hint="eastAsia" w:ascii="方正仿宋_GBK" w:hAnsi="方正仿宋_GBK" w:eastAsia="方正仿宋_GBK" w:cs="方正仿宋_GBK"/>
+          <w:color w:val="000000"/>
+          <w:sz w:val="24"/>
+        </w:rPr>
+      </w:r>
+      <w:r>
+        <w:rPr>
+          <w:rFonts w:ascii="方正仿宋_GBK" w:hAnsi="方正仿宋_GBK" w:eastAsia="方正仿宋_GBK" w:cs="方正仿宋_GBK"/>
+          <w:color w:val="000000"/>
+          <w:sz w:val="24"/>
+        </w:rPr>
+      </w:r>
+      <w:r>
+        <w:rPr>
+          <w:rFonts w:hint="eastAsia" w:ascii="方正仿宋_GBK" w:hAnsi="方正仿宋_GBK" w:eastAsia="方正仿宋_GBK" w:cs="方正仿宋_GBK"/>
+          <w:color w:val="000000"/>
+          <w:sz w:val="24"/>
+        </w:rPr>
       </w:r>
     </w:p>
     <w:p>
@@ -38090,7 +37759,7 @@
           <w:color w:val="000000"/>
           <w:sz w:val="24"/>
         </w:rPr>
-        <w:t>从第二还款来看，公司属于省属国有企业福建省招标采购集团下属子公司，福建省招标采购集团作为省属一级集团整体抗风险能力较强，</w:t>
+        <w:t>从第二还款来看，公司属于省属国有企业{{CLIENT_GROUP_SHORT_NAME}}下属子公司，{{CLIENT_GROUP_SHORT_NAME}}作为省属一级集团整体抗风险能力较强，{{CLIENT_LONG_CORE_NAME}}作为集团优质资产目前已被划转至招标股份。目前企业拟投项目天空地一体化遥感综合集成应用体系建设项目，招标股份已通过募集资金账户向企业注资1.5亿元。从股东实力方面来看企业第二还款来源充裕。</w:t>
       </w:r>
       <w:r>
         <w:rPr>
@@ -38099,7 +37768,6 @@
           <w:sz w:val="24"/>
           <w:lang w:val="en-US" w:eastAsia="zh-CN"/>
         </w:rPr>
-        <w:t>经纬数字作为集团优质资产目前已被划转至招标股份。目前企业拟投项目天空地一体化遥感综合集成应用体系建设项目，招标股份已通过募集资金账户向企业注资1.5亿元。从股东实力方面来看企业第二还款来源充裕。</w:t>
       </w:r>
     </w:p>
     <w:p>
@@ -38163,7 +37831,7 @@
           <w:color w:val="000000"/>
           <w:sz w:val="24"/>
         </w:rPr>
-        <w:t>本次授信由福建</w:t>
+        <w:t>本次授信由{{CLIENT_FULL_NAME}}自身信用担保，{{CLIENT_LONG_CORE_NAME}}作为{{CLIENT_PARENT_FULL_NAME}}的全资子公司，近年母公司持续为其注资，体现对公司未来前景的看好。此外{{CLIENT_FULL_NAME}}自2015年至今公司整体呈快速发展的趋势，公司现金流充足下游企业多为政府及企事业单位，客户群体有着应收账款质量高，坏账率低的特点。此外，目前{{CLIENT_PARENT_FULL_NAME}}正在筹划上市，目前暂不能对下属子公司进行保证担保，但福建省招标股份公司整体的抗风险能力较强，{{CLIENT_FULL_NAME}}能在集团中被选为招标股份有限公司的全资子公司也证明企业本身营收稳定，自身造血能力强。从行业长期发展、公司整体运营、集团整体实力来看，公司未来发展前景良好。综上，我行建议采用借款人自身信用担保。</w:t>
       </w:r>
       <w:r>
         <w:rPr>
@@ -38172,15 +37840,13 @@
           <w:sz w:val="24"/>
           <w:lang w:eastAsia="zh-CN"/>
         </w:rPr>
-        <w:t>经纬数字科技</w:t>
-      </w:r>
-      <w:r>
-        <w:rPr>
-          <w:rFonts w:hint="eastAsia" w:ascii="方正仿宋_GBK" w:hAnsi="方正仿宋_GBK" w:eastAsia="方正仿宋_GBK" w:cs="方正仿宋_GBK"/>
-          <w:color w:val="000000"/>
-          <w:sz w:val="24"/>
-        </w:rPr>
-        <w:t>信息有限公司自身信用担保，</w:t>
+      </w:r>
+      <w:r>
+        <w:rPr>
+          <w:rFonts w:hint="eastAsia" w:ascii="方正仿宋_GBK" w:hAnsi="方正仿宋_GBK" w:eastAsia="方正仿宋_GBK" w:cs="方正仿宋_GBK"/>
+          <w:color w:val="000000"/>
+          <w:sz w:val="24"/>
+        </w:rPr>
       </w:r>
       <w:r>
         <w:rPr>
@@ -38189,53 +37855,46 @@
           <w:sz w:val="24"/>
           <w:lang w:eastAsia="zh-CN"/>
         </w:rPr>
-        <w:t>经纬数字科技</w:t>
-      </w:r>
-      <w:r>
-        <w:rPr>
-          <w:rFonts w:hint="eastAsia" w:ascii="方正仿宋_GBK" w:hAnsi="方正仿宋_GBK" w:eastAsia="方正仿宋_GBK" w:cs="方正仿宋_GBK"/>
-          <w:color w:val="000000"/>
-          <w:sz w:val="24"/>
-        </w:rPr>
-        <w:t>作为</w:t>
-      </w:r>
-      <w:r>
-        <w:rPr>
-          <w:rFonts w:hint="eastAsia" w:ascii="方正仿宋_GBK" w:hAnsi="方正仿宋_GBK" w:eastAsia="方正仿宋_GBK" w:cs="方正仿宋_GBK"/>
-          <w:sz w:val="24"/>
-        </w:rPr>
-        <w:t>福建省招标股份</w:t>
-      </w:r>
-      <w:r>
-        <w:rPr>
-          <w:rFonts w:ascii="方正仿宋_GBK" w:hAnsi="方正仿宋_GBK" w:eastAsia="方正仿宋_GBK" w:cs="方正仿宋_GBK"/>
-          <w:sz w:val="24"/>
-        </w:rPr>
-        <w:t>有限公司</w:t>
-      </w:r>
-      <w:r>
-        <w:rPr>
-          <w:rFonts w:hint="eastAsia" w:ascii="方正仿宋_GBK" w:hAnsi="方正仿宋_GBK" w:eastAsia="方正仿宋_GBK" w:cs="方正仿宋_GBK"/>
-          <w:color w:val="000000"/>
-          <w:sz w:val="24"/>
-        </w:rPr>
-        <w:t>的全资子公司，近年母公司</w:t>
-      </w:r>
-      <w:r>
-        <w:rPr>
-          <w:rFonts w:ascii="方正仿宋_GBK" w:hAnsi="方正仿宋_GBK" w:eastAsia="方正仿宋_GBK" w:cs="方正仿宋_GBK"/>
-          <w:color w:val="000000"/>
-          <w:sz w:val="24"/>
-        </w:rPr>
-        <w:t>持</w:t>
-      </w:r>
-      <w:r>
-        <w:rPr>
-          <w:rFonts w:hint="eastAsia" w:ascii="方正仿宋_GBK" w:hAnsi="方正仿宋_GBK" w:eastAsia="方正仿宋_GBK" w:cs="方正仿宋_GBK"/>
-          <w:color w:val="000000"/>
-          <w:sz w:val="24"/>
-        </w:rPr>
-        <w:t>续为其注资，体现对公司未来前景的看好。此外福建</w:t>
+      </w:r>
+      <w:r>
+        <w:rPr>
+          <w:rFonts w:hint="eastAsia" w:ascii="方正仿宋_GBK" w:hAnsi="方正仿宋_GBK" w:eastAsia="方正仿宋_GBK" w:cs="方正仿宋_GBK"/>
+          <w:color w:val="000000"/>
+          <w:sz w:val="24"/>
+        </w:rPr>
+      </w:r>
+      <w:r>
+        <w:rPr>
+          <w:rFonts w:hint="eastAsia" w:ascii="方正仿宋_GBK" w:hAnsi="方正仿宋_GBK" w:eastAsia="方正仿宋_GBK" w:cs="方正仿宋_GBK"/>
+          <w:sz w:val="24"/>
+        </w:rPr>
+      </w:r>
+      <w:r>
+        <w:rPr>
+          <w:rFonts w:ascii="方正仿宋_GBK" w:hAnsi="方正仿宋_GBK" w:eastAsia="方正仿宋_GBK" w:cs="方正仿宋_GBK"/>
+          <w:sz w:val="24"/>
+        </w:rPr>
+      </w:r>
+      <w:r>
+        <w:rPr>
+          <w:rFonts w:hint="eastAsia" w:ascii="方正仿宋_GBK" w:hAnsi="方正仿宋_GBK" w:eastAsia="方正仿宋_GBK" w:cs="方正仿宋_GBK"/>
+          <w:color w:val="000000"/>
+          <w:sz w:val="24"/>
+        </w:rPr>
+      </w:r>
+      <w:r>
+        <w:rPr>
+          <w:rFonts w:ascii="方正仿宋_GBK" w:hAnsi="方正仿宋_GBK" w:eastAsia="方正仿宋_GBK" w:cs="方正仿宋_GBK"/>
+          <w:color w:val="000000"/>
+          <w:sz w:val="24"/>
+        </w:rPr>
+      </w:r>
+      <w:r>
+        <w:rPr>
+          <w:rFonts w:hint="eastAsia" w:ascii="方正仿宋_GBK" w:hAnsi="方正仿宋_GBK" w:eastAsia="方正仿宋_GBK" w:cs="方正仿宋_GBK"/>
+          <w:color w:val="000000"/>
+          <w:sz w:val="24"/>
+        </w:rPr>
       </w:r>
       <w:r>
         <w:rPr>
@@ -38244,31 +37903,27 @@
           <w:sz w:val="24"/>
           <w:lang w:eastAsia="zh-CN"/>
         </w:rPr>
-        <w:t>经纬数字科技</w:t>
-      </w:r>
-      <w:r>
-        <w:rPr>
-          <w:rFonts w:hint="eastAsia" w:ascii="方正仿宋_GBK" w:hAnsi="方正仿宋_GBK" w:eastAsia="方正仿宋_GBK" w:cs="方正仿宋_GBK"/>
-          <w:color w:val="000000"/>
-          <w:sz w:val="24"/>
-        </w:rPr>
-        <w:t>信息有限公司自2015年至今公司整体呈快速发展的趋势，公司现金流充足下游企业多为政府及企事业单位，客户群体</w:t>
-      </w:r>
-      <w:r>
-        <w:rPr>
-          <w:rFonts w:ascii="方正仿宋_GBK" w:hAnsi="方正仿宋_GBK" w:eastAsia="方正仿宋_GBK" w:cs="方正仿宋_GBK"/>
-          <w:color w:val="000000"/>
-          <w:sz w:val="24"/>
-        </w:rPr>
-        <w:t>有着应收账款质量高，坏账率低的特点。</w:t>
-      </w:r>
-      <w:r>
-        <w:rPr>
-          <w:rFonts w:hint="eastAsia" w:ascii="方正仿宋_GBK" w:hAnsi="方正仿宋_GBK" w:eastAsia="方正仿宋_GBK" w:cs="方正仿宋_GBK"/>
-          <w:color w:val="000000"/>
-          <w:sz w:val="24"/>
-        </w:rPr>
-        <w:t>此外，目前福建省招标股份有限公司正在筹划上市，目前暂不能对下属子公司进行保证担保，但福建省招标股份公司整体的抗风险能力较强，福建</w:t>
+      </w:r>
+      <w:r>
+        <w:rPr>
+          <w:rFonts w:hint="eastAsia" w:ascii="方正仿宋_GBK" w:hAnsi="方正仿宋_GBK" w:eastAsia="方正仿宋_GBK" w:cs="方正仿宋_GBK"/>
+          <w:color w:val="000000"/>
+          <w:sz w:val="24"/>
+        </w:rPr>
+      </w:r>
+      <w:r>
+        <w:rPr>
+          <w:rFonts w:ascii="方正仿宋_GBK" w:hAnsi="方正仿宋_GBK" w:eastAsia="方正仿宋_GBK" w:cs="方正仿宋_GBK"/>
+          <w:color w:val="000000"/>
+          <w:sz w:val="24"/>
+        </w:rPr>
+      </w:r>
+      <w:r>
+        <w:rPr>
+          <w:rFonts w:hint="eastAsia" w:ascii="方正仿宋_GBK" w:hAnsi="方正仿宋_GBK" w:eastAsia="方正仿宋_GBK" w:cs="方正仿宋_GBK"/>
+          <w:color w:val="000000"/>
+          <w:sz w:val="24"/>
+        </w:rPr>
       </w:r>
       <w:r>
         <w:rPr>
@@ -38277,87 +37932,76 @@
           <w:sz w:val="24"/>
           <w:lang w:eastAsia="zh-CN"/>
         </w:rPr>
-        <w:t>经纬数字科技</w:t>
-      </w:r>
-      <w:r>
-        <w:rPr>
-          <w:rFonts w:ascii="方正仿宋_GBK" w:hAnsi="方正仿宋_GBK" w:eastAsia="方正仿宋_GBK" w:cs="方正仿宋_GBK"/>
-          <w:color w:val="000000"/>
-          <w:sz w:val="24"/>
-        </w:rPr>
-        <w:t>信息有限公司能</w:t>
-      </w:r>
-      <w:r>
-        <w:rPr>
-          <w:rFonts w:hint="eastAsia" w:ascii="方正仿宋_GBK" w:hAnsi="方正仿宋_GBK" w:eastAsia="方正仿宋_GBK" w:cs="方正仿宋_GBK"/>
-          <w:color w:val="000000"/>
-          <w:sz w:val="24"/>
-        </w:rPr>
-        <w:t>在</w:t>
-      </w:r>
-      <w:r>
-        <w:rPr>
-          <w:rFonts w:ascii="方正仿宋_GBK" w:hAnsi="方正仿宋_GBK" w:eastAsia="方正仿宋_GBK" w:cs="方正仿宋_GBK"/>
-          <w:color w:val="000000"/>
-          <w:sz w:val="24"/>
-        </w:rPr>
-        <w:t>集团中被</w:t>
-      </w:r>
-      <w:r>
-        <w:rPr>
-          <w:rFonts w:hint="eastAsia" w:ascii="方正仿宋_GBK" w:hAnsi="方正仿宋_GBK" w:eastAsia="方正仿宋_GBK" w:cs="方正仿宋_GBK"/>
-          <w:color w:val="000000"/>
-          <w:sz w:val="24"/>
-        </w:rPr>
-        <w:t>选</w:t>
-      </w:r>
-      <w:r>
-        <w:rPr>
-          <w:rFonts w:ascii="方正仿宋_GBK" w:hAnsi="方正仿宋_GBK" w:eastAsia="方正仿宋_GBK" w:cs="方正仿宋_GBK"/>
-          <w:color w:val="000000"/>
-          <w:sz w:val="24"/>
-        </w:rPr>
-        <w:t>为</w:t>
-      </w:r>
-      <w:r>
-        <w:rPr>
-          <w:rFonts w:hint="eastAsia" w:ascii="方正仿宋_GBK" w:hAnsi="方正仿宋_GBK" w:eastAsia="方正仿宋_GBK" w:cs="方正仿宋_GBK"/>
-          <w:color w:val="000000"/>
-          <w:sz w:val="24"/>
-        </w:rPr>
-        <w:t>招标股份</w:t>
-      </w:r>
-      <w:r>
-        <w:rPr>
-          <w:rFonts w:ascii="方正仿宋_GBK" w:hAnsi="方正仿宋_GBK" w:eastAsia="方正仿宋_GBK" w:cs="方正仿宋_GBK"/>
-          <w:color w:val="000000"/>
-          <w:sz w:val="24"/>
-        </w:rPr>
-        <w:t>有限公司的全资子公司</w:t>
-      </w:r>
-      <w:r>
-        <w:rPr>
-          <w:rFonts w:hint="eastAsia" w:ascii="方正仿宋_GBK" w:hAnsi="方正仿宋_GBK" w:eastAsia="方正仿宋_GBK" w:cs="方正仿宋_GBK"/>
-          <w:color w:val="000000"/>
-          <w:sz w:val="24"/>
-        </w:rPr>
-        <w:t>也</w:t>
-      </w:r>
-      <w:r>
-        <w:rPr>
-          <w:rFonts w:ascii="方正仿宋_GBK" w:hAnsi="方正仿宋_GBK" w:eastAsia="方正仿宋_GBK" w:cs="方正仿宋_GBK"/>
-          <w:color w:val="000000"/>
-          <w:sz w:val="24"/>
-        </w:rPr>
-        <w:t>证明企业本身营收稳定，自身造血能力强。</w:t>
-      </w:r>
-      <w:r>
-        <w:rPr>
-          <w:rFonts w:hint="eastAsia" w:ascii="方正仿宋_GBK" w:hAnsi="方正仿宋_GBK" w:eastAsia="方正仿宋_GBK" w:cs="方正仿宋_GBK"/>
-          <w:color w:val="000000"/>
-          <w:sz w:val="24"/>
-        </w:rPr>
-        <w:t>从行业长期发展、公司整体运营、集团整体实力来看，公司未来发展前景良好。综上，我行建议采用借款人自身信用担保。</w:t>
+      </w:r>
+      <w:r>
+        <w:rPr>
+          <w:rFonts w:ascii="方正仿宋_GBK" w:hAnsi="方正仿宋_GBK" w:eastAsia="方正仿宋_GBK" w:cs="方正仿宋_GBK"/>
+          <w:color w:val="000000"/>
+          <w:sz w:val="24"/>
+        </w:rPr>
+      </w:r>
+      <w:r>
+        <w:rPr>
+          <w:rFonts w:hint="eastAsia" w:ascii="方正仿宋_GBK" w:hAnsi="方正仿宋_GBK" w:eastAsia="方正仿宋_GBK" w:cs="方正仿宋_GBK"/>
+          <w:color w:val="000000"/>
+          <w:sz w:val="24"/>
+        </w:rPr>
+      </w:r>
+      <w:r>
+        <w:rPr>
+          <w:rFonts w:ascii="方正仿宋_GBK" w:hAnsi="方正仿宋_GBK" w:eastAsia="方正仿宋_GBK" w:cs="方正仿宋_GBK"/>
+          <w:color w:val="000000"/>
+          <w:sz w:val="24"/>
+        </w:rPr>
+      </w:r>
+      <w:r>
+        <w:rPr>
+          <w:rFonts w:hint="eastAsia" w:ascii="方正仿宋_GBK" w:hAnsi="方正仿宋_GBK" w:eastAsia="方正仿宋_GBK" w:cs="方正仿宋_GBK"/>
+          <w:color w:val="000000"/>
+          <w:sz w:val="24"/>
+        </w:rPr>
+      </w:r>
+      <w:r>
+        <w:rPr>
+          <w:rFonts w:ascii="方正仿宋_GBK" w:hAnsi="方正仿宋_GBK" w:eastAsia="方正仿宋_GBK" w:cs="方正仿宋_GBK"/>
+          <w:color w:val="000000"/>
+          <w:sz w:val="24"/>
+        </w:rPr>
+      </w:r>
+      <w:r>
+        <w:rPr>
+          <w:rFonts w:hint="eastAsia" w:ascii="方正仿宋_GBK" w:hAnsi="方正仿宋_GBK" w:eastAsia="方正仿宋_GBK" w:cs="方正仿宋_GBK"/>
+          <w:color w:val="000000"/>
+          <w:sz w:val="24"/>
+        </w:rPr>
+      </w:r>
+      <w:r>
+        <w:rPr>
+          <w:rFonts w:ascii="方正仿宋_GBK" w:hAnsi="方正仿宋_GBK" w:eastAsia="方正仿宋_GBK" w:cs="方正仿宋_GBK"/>
+          <w:color w:val="000000"/>
+          <w:sz w:val="24"/>
+        </w:rPr>
+      </w:r>
+      <w:r>
+        <w:rPr>
+          <w:rFonts w:hint="eastAsia" w:ascii="方正仿宋_GBK" w:hAnsi="方正仿宋_GBK" w:eastAsia="方正仿宋_GBK" w:cs="方正仿宋_GBK"/>
+          <w:color w:val="000000"/>
+          <w:sz w:val="24"/>
+        </w:rPr>
+      </w:r>
+      <w:r>
+        <w:rPr>
+          <w:rFonts w:ascii="方正仿宋_GBK" w:hAnsi="方正仿宋_GBK" w:eastAsia="方正仿宋_GBK" w:cs="方正仿宋_GBK"/>
+          <w:color w:val="000000"/>
+          <w:sz w:val="24"/>
+        </w:rPr>
+      </w:r>
+      <w:r>
+        <w:rPr>
+          <w:rFonts w:hint="eastAsia" w:ascii="方正仿宋_GBK" w:hAnsi="方正仿宋_GBK" w:eastAsia="方正仿宋_GBK" w:cs="方正仿宋_GBK"/>
+          <w:color w:val="000000"/>
+          <w:sz w:val="24"/>
+        </w:rPr>
       </w:r>
     </w:p>
     <w:p>
@@ -38399,7 +38043,7 @@
           <w:color w:val="000000"/>
           <w:sz w:val="24"/>
         </w:rPr>
-        <w:t xml:space="preserve">   福建</w:t>
+        <w:t xml:space="preserve">   {{CLIENT_FULL_NAME}}是福建省内实力较强，专业性较高的，集高端采集、处理、分析、应用于一体的综合性甲级测绘地理信息技术服务企业。自2019年起至2021年公司每年保持总资产90%以上的增长速度在壮大可以体现公司本身的经营实力、资本雄厚，2021年受疫情冲击公司上半年主营业务收入有一定程度上的减少，但是在第三季度公司业务逐渐恢复正轨已经实现扭亏为盈，公司内部运营及外部布局未受大影响且其母公司{{CLIENT_PARENT_FULL_NAME}}为{{CLIENT_GROUP_FULL_NAME}}旗下拟上市企业，{{CLIENT_GROUP_FULL_NAME}}作为省属一级集团整体抗风险能力强。综上，我行拟给与该客户综合授信额度3375万元（敞口3000万元），额度循环使用。授信期限一年，敞口部分由{{CLIENT_FULL_NAME}}自身信用担保。具体品种分布如下：（1）一年期流贷3000万元（敞口3000万元），用于公司本部经营周转、代发工资等。（2）商票保贴2300万元（敞口2300万元）。（3）电子银行承兑汇票2875万元（敞口2300万元），保证金20%，用于公司采购原料及服务等。（4）国内证及买方押汇2500万元（敞口2300万元），保证金10%，用于公司采购原料及服务等。（5）非融资性保函2300万元（敞口2300万元），免保证金，用于履约、投标、质量维修保函，业务期限不超过3年。（6）快捷保理2300万元（敞口2300万元），业务期限1年。（7）完全现金保证额度375万元 </w:t>
       </w:r>
       <w:r>
         <w:rPr>
@@ -38408,31 +38052,27 @@
           <w:sz w:val="24"/>
           <w:lang w:eastAsia="zh-CN"/>
         </w:rPr>
-        <w:t>经纬数字科技</w:t>
-      </w:r>
-      <w:r>
-        <w:rPr>
-          <w:rFonts w:hint="eastAsia" w:ascii="方正仿宋_GBK" w:hAnsi="方正仿宋_GBK" w:eastAsia="方正仿宋_GBK" w:cs="方正仿宋_GBK"/>
-          <w:color w:val="000000"/>
-          <w:sz w:val="24"/>
-        </w:rPr>
-        <w:t>信息有限公司是福建省内实力较强，专业性较高的，集高端</w:t>
-      </w:r>
-      <w:r>
-        <w:rPr>
-          <w:rFonts w:ascii="方正仿宋_GBK" w:hAnsi="方正仿宋_GBK" w:eastAsia="方正仿宋_GBK" w:cs="方正仿宋_GBK"/>
-          <w:color w:val="000000"/>
-          <w:sz w:val="24"/>
-        </w:rPr>
-        <w:t>采集、处理、分析、应用于一体的综合性甲级测绘地理信息技术服务企业</w:t>
-      </w:r>
-      <w:r>
-        <w:rPr>
-          <w:rFonts w:hint="eastAsia" w:ascii="方正仿宋_GBK" w:hAnsi="方正仿宋_GBK" w:eastAsia="方正仿宋_GBK" w:cs="方正仿宋_GBK"/>
-          <w:color w:val="000000"/>
-          <w:sz w:val="24"/>
-        </w:rPr>
-        <w:t>。自201</w:t>
+      </w:r>
+      <w:r>
+        <w:rPr>
+          <w:rFonts w:hint="eastAsia" w:ascii="方正仿宋_GBK" w:hAnsi="方正仿宋_GBK" w:eastAsia="方正仿宋_GBK" w:cs="方正仿宋_GBK"/>
+          <w:color w:val="000000"/>
+          <w:sz w:val="24"/>
+        </w:rPr>
+      </w:r>
+      <w:r>
+        <w:rPr>
+          <w:rFonts w:ascii="方正仿宋_GBK" w:hAnsi="方正仿宋_GBK" w:eastAsia="方正仿宋_GBK" w:cs="方正仿宋_GBK"/>
+          <w:color w:val="000000"/>
+          <w:sz w:val="24"/>
+        </w:rPr>
+      </w:r>
+      <w:r>
+        <w:rPr>
+          <w:rFonts w:hint="eastAsia" w:ascii="方正仿宋_GBK" w:hAnsi="方正仿宋_GBK" w:eastAsia="方正仿宋_GBK" w:cs="方正仿宋_GBK"/>
+          <w:color w:val="000000"/>
+          <w:sz w:val="24"/>
+        </w:rPr>
       </w:r>
       <w:r>
         <w:rPr>
@@ -38441,23 +38081,20 @@
           <w:sz w:val="24"/>
           <w:lang w:val="en-US" w:eastAsia="zh-CN"/>
         </w:rPr>
-        <w:t>9</w:t>
-      </w:r>
-      <w:r>
-        <w:rPr>
-          <w:rFonts w:hint="eastAsia" w:ascii="方正仿宋_GBK" w:hAnsi="方正仿宋_GBK" w:eastAsia="方正仿宋_GBK" w:cs="方正仿宋_GBK"/>
-          <w:color w:val="000000"/>
-          <w:sz w:val="24"/>
-        </w:rPr>
-        <w:t>年起</w:t>
-      </w:r>
-      <w:r>
-        <w:rPr>
-          <w:rFonts w:ascii="方正仿宋_GBK" w:hAnsi="方正仿宋_GBK" w:eastAsia="方正仿宋_GBK" w:cs="方正仿宋_GBK"/>
-          <w:color w:val="000000"/>
-          <w:sz w:val="24"/>
-        </w:rPr>
-        <w:t>至</w:t>
+      </w:r>
+      <w:r>
+        <w:rPr>
+          <w:rFonts w:hint="eastAsia" w:ascii="方正仿宋_GBK" w:hAnsi="方正仿宋_GBK" w:eastAsia="方正仿宋_GBK" w:cs="方正仿宋_GBK"/>
+          <w:color w:val="000000"/>
+          <w:sz w:val="24"/>
+        </w:rPr>
+      </w:r>
+      <w:r>
+        <w:rPr>
+          <w:rFonts w:ascii="方正仿宋_GBK" w:hAnsi="方正仿宋_GBK" w:eastAsia="方正仿宋_GBK" w:cs="方正仿宋_GBK"/>
+          <w:color w:val="000000"/>
+          <w:sz w:val="24"/>
+        </w:rPr>
       </w:r>
       <w:r>
         <w:rPr>
@@ -38466,7 +38103,6 @@
           <w:sz w:val="24"/>
           <w:lang w:eastAsia="zh-CN"/>
         </w:rPr>
-        <w:t>202</w:t>
       </w:r>
       <w:r>
         <w:rPr>
@@ -38475,103 +38111,90 @@
           <w:sz w:val="24"/>
           <w:lang w:val="en-US" w:eastAsia="zh-CN"/>
         </w:rPr>
-        <w:t>1</w:t>
-      </w:r>
-      <w:r>
-        <w:rPr>
-          <w:rFonts w:hint="eastAsia" w:ascii="方正仿宋_GBK" w:hAnsi="方正仿宋_GBK" w:eastAsia="方正仿宋_GBK" w:cs="方正仿宋_GBK"/>
-          <w:color w:val="000000"/>
-          <w:sz w:val="24"/>
-        </w:rPr>
-        <w:t>年</w:t>
-      </w:r>
-      <w:r>
-        <w:rPr>
-          <w:rFonts w:ascii="方正仿宋_GBK" w:hAnsi="方正仿宋_GBK" w:eastAsia="方正仿宋_GBK" w:cs="方正仿宋_GBK"/>
-          <w:color w:val="000000"/>
-          <w:sz w:val="24"/>
-        </w:rPr>
-        <w:t>公司每年保持</w:t>
-      </w:r>
-      <w:r>
-        <w:rPr>
-          <w:rFonts w:hint="eastAsia" w:ascii="方正仿宋_GBK" w:hAnsi="方正仿宋_GBK" w:eastAsia="方正仿宋_GBK" w:cs="方正仿宋_GBK"/>
-          <w:color w:val="000000"/>
-          <w:sz w:val="24"/>
-        </w:rPr>
-        <w:t>总资产90%</w:t>
-      </w:r>
-      <w:r>
-        <w:rPr>
-          <w:rFonts w:ascii="方正仿宋_GBK" w:hAnsi="方正仿宋_GBK" w:eastAsia="方正仿宋_GBK" w:cs="方正仿宋_GBK"/>
-          <w:color w:val="000000"/>
-          <w:sz w:val="24"/>
-        </w:rPr>
-        <w:t>以上的增长速度在壮大</w:t>
-      </w:r>
-      <w:r>
-        <w:rPr>
-          <w:rFonts w:hint="eastAsia" w:ascii="方正仿宋_GBK" w:hAnsi="方正仿宋_GBK" w:eastAsia="方正仿宋_GBK" w:cs="方正仿宋_GBK"/>
-          <w:color w:val="000000"/>
-          <w:sz w:val="24"/>
-        </w:rPr>
-        <w:t>可以</w:t>
-      </w:r>
-      <w:r>
-        <w:rPr>
-          <w:rFonts w:ascii="方正仿宋_GBK" w:hAnsi="方正仿宋_GBK" w:eastAsia="方正仿宋_GBK" w:cs="方正仿宋_GBK"/>
-          <w:color w:val="000000"/>
-          <w:sz w:val="24"/>
-        </w:rPr>
-        <w:t>体现公司本身的</w:t>
-      </w:r>
-      <w:r>
-        <w:rPr>
-          <w:rFonts w:hint="eastAsia" w:ascii="方正仿宋_GBK" w:hAnsi="方正仿宋_GBK" w:eastAsia="方正仿宋_GBK" w:cs="方正仿宋_GBK"/>
-          <w:color w:val="000000"/>
-          <w:sz w:val="24"/>
-        </w:rPr>
-        <w:t>经营</w:t>
-      </w:r>
-      <w:r>
-        <w:rPr>
-          <w:rFonts w:ascii="方正仿宋_GBK" w:hAnsi="方正仿宋_GBK" w:eastAsia="方正仿宋_GBK" w:cs="方正仿宋_GBK"/>
-          <w:color w:val="000000"/>
-          <w:sz w:val="24"/>
-        </w:rPr>
-        <w:t>实力</w:t>
-      </w:r>
-      <w:r>
-        <w:rPr>
-          <w:rFonts w:hint="eastAsia" w:ascii="方正仿宋_GBK" w:hAnsi="方正仿宋_GBK" w:eastAsia="方正仿宋_GBK" w:cs="方正仿宋_GBK"/>
-          <w:color w:val="000000"/>
-          <w:sz w:val="24"/>
-        </w:rPr>
-        <w:t>、</w:t>
-      </w:r>
-      <w:r>
-        <w:rPr>
-          <w:rFonts w:ascii="方正仿宋_GBK" w:hAnsi="方正仿宋_GBK" w:eastAsia="方正仿宋_GBK" w:cs="方正仿宋_GBK"/>
-          <w:color w:val="000000"/>
-          <w:sz w:val="24"/>
-        </w:rPr>
-        <w:t>资本</w:t>
-      </w:r>
-      <w:r>
-        <w:rPr>
-          <w:rFonts w:hint="eastAsia" w:ascii="方正仿宋_GBK" w:hAnsi="方正仿宋_GBK" w:eastAsia="方正仿宋_GBK" w:cs="方正仿宋_GBK"/>
-          <w:color w:val="000000"/>
-          <w:sz w:val="24"/>
-        </w:rPr>
-        <w:t>雄厚</w:t>
-      </w:r>
-      <w:r>
-        <w:rPr>
-          <w:rFonts w:ascii="方正仿宋_GBK" w:hAnsi="方正仿宋_GBK" w:eastAsia="方正仿宋_GBK" w:cs="方正仿宋_GBK"/>
-          <w:color w:val="000000"/>
-          <w:sz w:val="24"/>
-        </w:rPr>
-        <w:t>，</w:t>
+      </w:r>
+      <w:r>
+        <w:rPr>
+          <w:rFonts w:hint="eastAsia" w:ascii="方正仿宋_GBK" w:hAnsi="方正仿宋_GBK" w:eastAsia="方正仿宋_GBK" w:cs="方正仿宋_GBK"/>
+          <w:color w:val="000000"/>
+          <w:sz w:val="24"/>
+        </w:rPr>
+      </w:r>
+      <w:r>
+        <w:rPr>
+          <w:rFonts w:ascii="方正仿宋_GBK" w:hAnsi="方正仿宋_GBK" w:eastAsia="方正仿宋_GBK" w:cs="方正仿宋_GBK"/>
+          <w:color w:val="000000"/>
+          <w:sz w:val="24"/>
+        </w:rPr>
+      </w:r>
+      <w:r>
+        <w:rPr>
+          <w:rFonts w:hint="eastAsia" w:ascii="方正仿宋_GBK" w:hAnsi="方正仿宋_GBK" w:eastAsia="方正仿宋_GBK" w:cs="方正仿宋_GBK"/>
+          <w:color w:val="000000"/>
+          <w:sz w:val="24"/>
+        </w:rPr>
+      </w:r>
+      <w:r>
+        <w:rPr>
+          <w:rFonts w:ascii="方正仿宋_GBK" w:hAnsi="方正仿宋_GBK" w:eastAsia="方正仿宋_GBK" w:cs="方正仿宋_GBK"/>
+          <w:color w:val="000000"/>
+          <w:sz w:val="24"/>
+        </w:rPr>
+      </w:r>
+      <w:r>
+        <w:rPr>
+          <w:rFonts w:hint="eastAsia" w:ascii="方正仿宋_GBK" w:hAnsi="方正仿宋_GBK" w:eastAsia="方正仿宋_GBK" w:cs="方正仿宋_GBK"/>
+          <w:color w:val="000000"/>
+          <w:sz w:val="24"/>
+        </w:rPr>
+      </w:r>
+      <w:r>
+        <w:rPr>
+          <w:rFonts w:ascii="方正仿宋_GBK" w:hAnsi="方正仿宋_GBK" w:eastAsia="方正仿宋_GBK" w:cs="方正仿宋_GBK"/>
+          <w:color w:val="000000"/>
+          <w:sz w:val="24"/>
+        </w:rPr>
+      </w:r>
+      <w:r>
+        <w:rPr>
+          <w:rFonts w:hint="eastAsia" w:ascii="方正仿宋_GBK" w:hAnsi="方正仿宋_GBK" w:eastAsia="方正仿宋_GBK" w:cs="方正仿宋_GBK"/>
+          <w:color w:val="000000"/>
+          <w:sz w:val="24"/>
+        </w:rPr>
+      </w:r>
+      <w:r>
+        <w:rPr>
+          <w:rFonts w:ascii="方正仿宋_GBK" w:hAnsi="方正仿宋_GBK" w:eastAsia="方正仿宋_GBK" w:cs="方正仿宋_GBK"/>
+          <w:color w:val="000000"/>
+          <w:sz w:val="24"/>
+        </w:rPr>
+      </w:r>
+      <w:r>
+        <w:rPr>
+          <w:rFonts w:hint="eastAsia" w:ascii="方正仿宋_GBK" w:hAnsi="方正仿宋_GBK" w:eastAsia="方正仿宋_GBK" w:cs="方正仿宋_GBK"/>
+          <w:color w:val="000000"/>
+          <w:sz w:val="24"/>
+        </w:rPr>
+      </w:r>
+      <w:r>
+        <w:rPr>
+          <w:rFonts w:ascii="方正仿宋_GBK" w:hAnsi="方正仿宋_GBK" w:eastAsia="方正仿宋_GBK" w:cs="方正仿宋_GBK"/>
+          <w:color w:val="000000"/>
+          <w:sz w:val="24"/>
+        </w:rPr>
+      </w:r>
+      <w:r>
+        <w:rPr>
+          <w:rFonts w:hint="eastAsia" w:ascii="方正仿宋_GBK" w:hAnsi="方正仿宋_GBK" w:eastAsia="方正仿宋_GBK" w:cs="方正仿宋_GBK"/>
+          <w:color w:val="000000"/>
+          <w:sz w:val="24"/>
+        </w:rPr>
+      </w:r>
+      <w:r>
+        <w:rPr>
+          <w:rFonts w:ascii="方正仿宋_GBK" w:hAnsi="方正仿宋_GBK" w:eastAsia="方正仿宋_GBK" w:cs="方正仿宋_GBK"/>
+          <w:color w:val="000000"/>
+          <w:sz w:val="24"/>
+        </w:rPr>
       </w:r>
       <w:r>
         <w:rPr>
@@ -38580,324 +38203,283 @@
           <w:sz w:val="24"/>
           <w:lang w:eastAsia="zh-CN"/>
         </w:rPr>
-        <w:t>2021</w:t>
-      </w:r>
-      <w:r>
-        <w:rPr>
-          <w:rFonts w:hint="eastAsia" w:ascii="方正仿宋_GBK" w:hAnsi="方正仿宋_GBK" w:eastAsia="方正仿宋_GBK" w:cs="方正仿宋_GBK"/>
-          <w:color w:val="000000"/>
-          <w:sz w:val="24"/>
-        </w:rPr>
-        <w:t>年</w:t>
-      </w:r>
-      <w:r>
-        <w:rPr>
-          <w:rFonts w:ascii="方正仿宋_GBK" w:hAnsi="方正仿宋_GBK" w:eastAsia="方正仿宋_GBK" w:cs="方正仿宋_GBK"/>
-          <w:color w:val="000000"/>
-          <w:sz w:val="24"/>
-        </w:rPr>
-        <w:t>受疫情</w:t>
-      </w:r>
-      <w:r>
-        <w:rPr>
-          <w:rFonts w:hint="eastAsia" w:ascii="方正仿宋_GBK" w:hAnsi="方正仿宋_GBK" w:eastAsia="方正仿宋_GBK" w:cs="方正仿宋_GBK"/>
-          <w:color w:val="000000"/>
-          <w:sz w:val="24"/>
-        </w:rPr>
-        <w:t>冲击</w:t>
-      </w:r>
-      <w:r>
-        <w:rPr>
-          <w:rFonts w:ascii="方正仿宋_GBK" w:hAnsi="方正仿宋_GBK" w:eastAsia="方正仿宋_GBK" w:cs="方正仿宋_GBK"/>
-          <w:color w:val="000000"/>
-          <w:sz w:val="24"/>
-        </w:rPr>
-        <w:t>公司上半年主营业务收入</w:t>
-      </w:r>
-      <w:r>
-        <w:rPr>
-          <w:rFonts w:hint="eastAsia" w:ascii="方正仿宋_GBK" w:hAnsi="方正仿宋_GBK" w:eastAsia="方正仿宋_GBK" w:cs="方正仿宋_GBK"/>
-          <w:color w:val="000000"/>
-          <w:sz w:val="24"/>
-        </w:rPr>
-        <w:t>有一定程度上</w:t>
-      </w:r>
-      <w:r>
-        <w:rPr>
-          <w:rFonts w:ascii="方正仿宋_GBK" w:hAnsi="方正仿宋_GBK" w:eastAsia="方正仿宋_GBK" w:cs="方正仿宋_GBK"/>
-          <w:color w:val="000000"/>
-          <w:sz w:val="24"/>
-        </w:rPr>
-        <w:t>的</w:t>
-      </w:r>
-      <w:r>
-        <w:rPr>
-          <w:rFonts w:hint="eastAsia" w:ascii="方正仿宋_GBK" w:hAnsi="方正仿宋_GBK" w:eastAsia="方正仿宋_GBK" w:cs="方正仿宋_GBK"/>
-          <w:color w:val="000000"/>
-          <w:sz w:val="24"/>
-        </w:rPr>
-        <w:t>减少</w:t>
-      </w:r>
-      <w:r>
-        <w:rPr>
-          <w:rFonts w:ascii="方正仿宋_GBK" w:hAnsi="方正仿宋_GBK" w:eastAsia="方正仿宋_GBK" w:cs="方正仿宋_GBK"/>
-          <w:color w:val="000000"/>
-          <w:sz w:val="24"/>
-        </w:rPr>
-        <w:t>，但是</w:t>
-      </w:r>
-      <w:r>
-        <w:rPr>
-          <w:rFonts w:hint="eastAsia" w:ascii="方正仿宋_GBK" w:hAnsi="方正仿宋_GBK" w:eastAsia="方正仿宋_GBK" w:cs="方正仿宋_GBK"/>
-          <w:color w:val="000000"/>
-          <w:sz w:val="24"/>
-        </w:rPr>
-        <w:t>在</w:t>
-      </w:r>
-      <w:r>
-        <w:rPr>
-          <w:rFonts w:ascii="方正仿宋_GBK" w:hAnsi="方正仿宋_GBK" w:eastAsia="方正仿宋_GBK" w:cs="方正仿宋_GBK"/>
-          <w:color w:val="000000"/>
-          <w:sz w:val="24"/>
-        </w:rPr>
-        <w:t>第三季度公司</w:t>
-      </w:r>
-      <w:r>
-        <w:rPr>
-          <w:rFonts w:hint="eastAsia" w:ascii="方正仿宋_GBK" w:hAnsi="方正仿宋_GBK" w:eastAsia="方正仿宋_GBK" w:cs="方正仿宋_GBK"/>
-          <w:color w:val="000000"/>
-          <w:sz w:val="24"/>
-        </w:rPr>
-        <w:t>业务</w:t>
-      </w:r>
-      <w:r>
-        <w:rPr>
-          <w:rFonts w:ascii="方正仿宋_GBK" w:hAnsi="方正仿宋_GBK" w:eastAsia="方正仿宋_GBK" w:cs="方正仿宋_GBK"/>
-          <w:color w:val="000000"/>
-          <w:sz w:val="24"/>
-        </w:rPr>
-        <w:t>逐渐恢复正轨已经实现扭亏为盈，公司</w:t>
-      </w:r>
-      <w:r>
-        <w:rPr>
-          <w:rFonts w:hint="eastAsia" w:ascii="方正仿宋_GBK" w:hAnsi="方正仿宋_GBK" w:eastAsia="方正仿宋_GBK" w:cs="方正仿宋_GBK"/>
-          <w:color w:val="000000"/>
-          <w:sz w:val="24"/>
-        </w:rPr>
-        <w:t>内部</w:t>
-      </w:r>
-      <w:r>
-        <w:rPr>
-          <w:rFonts w:ascii="方正仿宋_GBK" w:hAnsi="方正仿宋_GBK" w:eastAsia="方正仿宋_GBK" w:cs="方正仿宋_GBK"/>
-          <w:color w:val="000000"/>
-          <w:sz w:val="24"/>
-        </w:rPr>
-        <w:t>运营及外部布局未</w:t>
-      </w:r>
-      <w:r>
-        <w:rPr>
-          <w:rFonts w:hint="eastAsia" w:ascii="方正仿宋_GBK" w:hAnsi="方正仿宋_GBK" w:eastAsia="方正仿宋_GBK" w:cs="方正仿宋_GBK"/>
-          <w:color w:val="000000"/>
-          <w:sz w:val="24"/>
-        </w:rPr>
-        <w:t>受</w:t>
-      </w:r>
-      <w:r>
-        <w:rPr>
-          <w:rFonts w:ascii="方正仿宋_GBK" w:hAnsi="方正仿宋_GBK" w:eastAsia="方正仿宋_GBK" w:cs="方正仿宋_GBK"/>
-          <w:color w:val="000000"/>
-          <w:sz w:val="24"/>
-        </w:rPr>
-        <w:t>大</w:t>
-      </w:r>
-      <w:r>
-        <w:rPr>
-          <w:rFonts w:hint="eastAsia" w:ascii="方正仿宋_GBK" w:hAnsi="方正仿宋_GBK" w:eastAsia="方正仿宋_GBK" w:cs="方正仿宋_GBK"/>
-          <w:color w:val="000000"/>
-          <w:sz w:val="24"/>
-        </w:rPr>
-        <w:t>影响</w:t>
-      </w:r>
-      <w:r>
-        <w:rPr>
-          <w:rFonts w:ascii="方正仿宋_GBK" w:hAnsi="方正仿宋_GBK" w:eastAsia="方正仿宋_GBK" w:cs="方正仿宋_GBK"/>
-          <w:color w:val="000000"/>
-          <w:sz w:val="24"/>
-        </w:rPr>
-        <w:t>且</w:t>
-      </w:r>
-      <w:r>
-        <w:rPr>
-          <w:rFonts w:hint="eastAsia" w:ascii="方正仿宋_GBK" w:hAnsi="方正仿宋_GBK" w:eastAsia="方正仿宋_GBK" w:cs="方正仿宋_GBK"/>
-          <w:color w:val="000000"/>
-          <w:sz w:val="24"/>
-        </w:rPr>
-        <w:t>其</w:t>
-      </w:r>
-      <w:r>
-        <w:rPr>
-          <w:rFonts w:ascii="方正仿宋_GBK" w:hAnsi="方正仿宋_GBK" w:eastAsia="方正仿宋_GBK" w:cs="方正仿宋_GBK"/>
-          <w:color w:val="000000"/>
-          <w:sz w:val="24"/>
-        </w:rPr>
-        <w:t>母公司</w:t>
-      </w:r>
-      <w:r>
-        <w:rPr>
-          <w:rFonts w:hint="eastAsia" w:ascii="方正仿宋_GBK" w:hAnsi="方正仿宋_GBK" w:eastAsia="方正仿宋_GBK" w:cs="方正仿宋_GBK"/>
-          <w:color w:val="000000"/>
-          <w:sz w:val="24"/>
-        </w:rPr>
-        <w:t>福建省</w:t>
-      </w:r>
-      <w:r>
-        <w:rPr>
-          <w:rFonts w:ascii="方正仿宋_GBK" w:hAnsi="方正仿宋_GBK" w:eastAsia="方正仿宋_GBK" w:cs="方正仿宋_GBK"/>
-          <w:color w:val="000000"/>
-          <w:sz w:val="24"/>
-        </w:rPr>
-        <w:t>招标</w:t>
-      </w:r>
-      <w:r>
-        <w:rPr>
-          <w:rFonts w:hint="eastAsia" w:ascii="方正仿宋_GBK" w:hAnsi="方正仿宋_GBK" w:eastAsia="方正仿宋_GBK" w:cs="方正仿宋_GBK"/>
-          <w:color w:val="000000"/>
-          <w:sz w:val="24"/>
-        </w:rPr>
-        <w:t>股份有限</w:t>
-      </w:r>
-      <w:r>
-        <w:rPr>
-          <w:rFonts w:ascii="方正仿宋_GBK" w:hAnsi="方正仿宋_GBK" w:eastAsia="方正仿宋_GBK" w:cs="方正仿宋_GBK"/>
-          <w:color w:val="000000"/>
-          <w:sz w:val="24"/>
-        </w:rPr>
-        <w:t>公司</w:t>
-      </w:r>
-      <w:r>
-        <w:rPr>
-          <w:rFonts w:hint="eastAsia" w:ascii="方正仿宋_GBK" w:hAnsi="方正仿宋_GBK" w:eastAsia="方正仿宋_GBK" w:cs="方正仿宋_GBK"/>
-          <w:color w:val="000000"/>
-          <w:sz w:val="24"/>
-        </w:rPr>
-        <w:t>为</w:t>
-      </w:r>
-      <w:r>
-        <w:rPr>
-          <w:rFonts w:ascii="方正仿宋_GBK" w:hAnsi="方正仿宋_GBK" w:eastAsia="方正仿宋_GBK" w:cs="方正仿宋_GBK"/>
-          <w:color w:val="000000"/>
-          <w:sz w:val="24"/>
-        </w:rPr>
-        <w:t>福建省招标采购集团有限公司</w:t>
-      </w:r>
-      <w:r>
-        <w:rPr>
-          <w:rFonts w:hint="eastAsia" w:ascii="方正仿宋_GBK" w:hAnsi="方正仿宋_GBK" w:eastAsia="方正仿宋_GBK" w:cs="方正仿宋_GBK"/>
-          <w:color w:val="000000"/>
-          <w:sz w:val="24"/>
-        </w:rPr>
-        <w:t>旗下</w:t>
-      </w:r>
-      <w:r>
-        <w:rPr>
-          <w:rFonts w:ascii="方正仿宋_GBK" w:hAnsi="方正仿宋_GBK" w:eastAsia="方正仿宋_GBK" w:cs="方正仿宋_GBK"/>
-          <w:color w:val="000000"/>
-          <w:sz w:val="24"/>
-        </w:rPr>
-        <w:t>拟上市企业，</w:t>
-      </w:r>
-      <w:r>
-        <w:rPr>
-          <w:rFonts w:hint="eastAsia" w:ascii="方正仿宋_GBK" w:hAnsi="方正仿宋_GBK" w:eastAsia="方正仿宋_GBK" w:cs="方正仿宋_GBK"/>
-          <w:color w:val="000000"/>
-          <w:sz w:val="24"/>
-        </w:rPr>
-        <w:t>福建省</w:t>
-      </w:r>
-      <w:r>
-        <w:rPr>
-          <w:rFonts w:ascii="方正仿宋_GBK" w:hAnsi="方正仿宋_GBK" w:eastAsia="方正仿宋_GBK" w:cs="方正仿宋_GBK"/>
-          <w:color w:val="000000"/>
-          <w:sz w:val="24"/>
-        </w:rPr>
-        <w:t>招标采购集团有限公司作为</w:t>
-      </w:r>
-      <w:r>
-        <w:rPr>
-          <w:rFonts w:hint="eastAsia" w:ascii="方正仿宋_GBK" w:hAnsi="方正仿宋_GBK" w:eastAsia="方正仿宋_GBK" w:cs="方正仿宋_GBK"/>
-          <w:color w:val="000000"/>
-          <w:sz w:val="24"/>
-        </w:rPr>
-        <w:t>省属一级</w:t>
-      </w:r>
-      <w:r>
-        <w:rPr>
-          <w:rFonts w:ascii="方正仿宋_GBK" w:hAnsi="方正仿宋_GBK" w:eastAsia="方正仿宋_GBK" w:cs="方正仿宋_GBK"/>
-          <w:color w:val="000000"/>
-          <w:sz w:val="24"/>
-        </w:rPr>
-        <w:t>集团</w:t>
-      </w:r>
-      <w:r>
-        <w:rPr>
-          <w:rFonts w:hint="eastAsia" w:ascii="方正仿宋_GBK" w:hAnsi="方正仿宋_GBK" w:eastAsia="方正仿宋_GBK" w:cs="方正仿宋_GBK"/>
-          <w:color w:val="000000"/>
-          <w:sz w:val="24"/>
-        </w:rPr>
-        <w:t>整体</w:t>
-      </w:r>
-      <w:r>
-        <w:rPr>
-          <w:rFonts w:ascii="方正仿宋_GBK" w:hAnsi="方正仿宋_GBK" w:eastAsia="方正仿宋_GBK" w:cs="方正仿宋_GBK"/>
-          <w:color w:val="000000"/>
-          <w:sz w:val="24"/>
-        </w:rPr>
-        <w:t>抗风险能力强</w:t>
-      </w:r>
-      <w:r>
-        <w:rPr>
-          <w:rFonts w:hint="eastAsia" w:ascii="方正仿宋_GBK" w:hAnsi="方正仿宋_GBK" w:eastAsia="方正仿宋_GBK" w:cs="方正仿宋_GBK"/>
-          <w:color w:val="000000"/>
-          <w:sz w:val="24"/>
-        </w:rPr>
-        <w:t>。综上</w:t>
-      </w:r>
-      <w:r>
-        <w:rPr>
-          <w:rFonts w:ascii="方正仿宋_GBK" w:hAnsi="方正仿宋_GBK" w:eastAsia="方正仿宋_GBK" w:cs="方正仿宋_GBK"/>
-          <w:color w:val="000000"/>
-          <w:sz w:val="24"/>
-        </w:rPr>
-        <w:t>，我行</w:t>
-      </w:r>
-      <w:r>
-        <w:rPr>
-          <w:rFonts w:hint="eastAsia" w:ascii="方正仿宋_GBK" w:hAnsi="方正仿宋_GBK" w:eastAsia="方正仿宋_GBK" w:cs="方正仿宋_GBK"/>
-          <w:color w:val="000000"/>
-          <w:sz w:val="24"/>
-        </w:rPr>
-        <w:t>拟</w:t>
-      </w:r>
-      <w:r>
-        <w:rPr>
-          <w:rFonts w:hint="eastAsia" w:ascii="方正仿宋_GBK" w:hAnsi="方正仿宋_GBK" w:eastAsia="方正仿宋_GBK" w:cs="方正仿宋_GBK"/>
-          <w:sz w:val="24"/>
-        </w:rPr>
-        <w:t>给与该客户综合授信额度</w:t>
-      </w:r>
-      <w:r>
-        <w:rPr>
-          <w:rFonts w:ascii="方正仿宋_GBK" w:hAnsi="方正仿宋_GBK" w:eastAsia="方正仿宋_GBK" w:cs="方正仿宋_GBK"/>
-          <w:sz w:val="24"/>
-        </w:rPr>
-        <w:t>3375</w:t>
-      </w:r>
-      <w:r>
-        <w:rPr>
-          <w:rFonts w:hint="eastAsia" w:ascii="方正仿宋_GBK" w:hAnsi="方正仿宋_GBK" w:eastAsia="方正仿宋_GBK" w:cs="方正仿宋_GBK"/>
-          <w:sz w:val="24"/>
-        </w:rPr>
-        <w:t>万元（敞口</w:t>
+      </w:r>
+      <w:r>
+        <w:rPr>
+          <w:rFonts w:hint="eastAsia" w:ascii="方正仿宋_GBK" w:hAnsi="方正仿宋_GBK" w:eastAsia="方正仿宋_GBK" w:cs="方正仿宋_GBK"/>
+          <w:color w:val="000000"/>
+          <w:sz w:val="24"/>
+        </w:rPr>
+      </w:r>
+      <w:r>
+        <w:rPr>
+          <w:rFonts w:ascii="方正仿宋_GBK" w:hAnsi="方正仿宋_GBK" w:eastAsia="方正仿宋_GBK" w:cs="方正仿宋_GBK"/>
+          <w:color w:val="000000"/>
+          <w:sz w:val="24"/>
+        </w:rPr>
+      </w:r>
+      <w:r>
+        <w:rPr>
+          <w:rFonts w:hint="eastAsia" w:ascii="方正仿宋_GBK" w:hAnsi="方正仿宋_GBK" w:eastAsia="方正仿宋_GBK" w:cs="方正仿宋_GBK"/>
+          <w:color w:val="000000"/>
+          <w:sz w:val="24"/>
+        </w:rPr>
+      </w:r>
+      <w:r>
+        <w:rPr>
+          <w:rFonts w:ascii="方正仿宋_GBK" w:hAnsi="方正仿宋_GBK" w:eastAsia="方正仿宋_GBK" w:cs="方正仿宋_GBK"/>
+          <w:color w:val="000000"/>
+          <w:sz w:val="24"/>
+        </w:rPr>
+      </w:r>
+      <w:r>
+        <w:rPr>
+          <w:rFonts w:hint="eastAsia" w:ascii="方正仿宋_GBK" w:hAnsi="方正仿宋_GBK" w:eastAsia="方正仿宋_GBK" w:cs="方正仿宋_GBK"/>
+          <w:color w:val="000000"/>
+          <w:sz w:val="24"/>
+        </w:rPr>
+      </w:r>
+      <w:r>
+        <w:rPr>
+          <w:rFonts w:ascii="方正仿宋_GBK" w:hAnsi="方正仿宋_GBK" w:eastAsia="方正仿宋_GBK" w:cs="方正仿宋_GBK"/>
+          <w:color w:val="000000"/>
+          <w:sz w:val="24"/>
+        </w:rPr>
+      </w:r>
+      <w:r>
+        <w:rPr>
+          <w:rFonts w:hint="eastAsia" w:ascii="方正仿宋_GBK" w:hAnsi="方正仿宋_GBK" w:eastAsia="方正仿宋_GBK" w:cs="方正仿宋_GBK"/>
+          <w:color w:val="000000"/>
+          <w:sz w:val="24"/>
+        </w:rPr>
+      </w:r>
+      <w:r>
+        <w:rPr>
+          <w:rFonts w:ascii="方正仿宋_GBK" w:hAnsi="方正仿宋_GBK" w:eastAsia="方正仿宋_GBK" w:cs="方正仿宋_GBK"/>
+          <w:color w:val="000000"/>
+          <w:sz w:val="24"/>
+        </w:rPr>
+      </w:r>
+      <w:r>
+        <w:rPr>
+          <w:rFonts w:hint="eastAsia" w:ascii="方正仿宋_GBK" w:hAnsi="方正仿宋_GBK" w:eastAsia="方正仿宋_GBK" w:cs="方正仿宋_GBK"/>
+          <w:color w:val="000000"/>
+          <w:sz w:val="24"/>
+        </w:rPr>
+      </w:r>
+      <w:r>
+        <w:rPr>
+          <w:rFonts w:ascii="方正仿宋_GBK" w:hAnsi="方正仿宋_GBK" w:eastAsia="方正仿宋_GBK" w:cs="方正仿宋_GBK"/>
+          <w:color w:val="000000"/>
+          <w:sz w:val="24"/>
+        </w:rPr>
+      </w:r>
+      <w:r>
+        <w:rPr>
+          <w:rFonts w:hint="eastAsia" w:ascii="方正仿宋_GBK" w:hAnsi="方正仿宋_GBK" w:eastAsia="方正仿宋_GBK" w:cs="方正仿宋_GBK"/>
+          <w:color w:val="000000"/>
+          <w:sz w:val="24"/>
+        </w:rPr>
+      </w:r>
+      <w:r>
+        <w:rPr>
+          <w:rFonts w:ascii="方正仿宋_GBK" w:hAnsi="方正仿宋_GBK" w:eastAsia="方正仿宋_GBK" w:cs="方正仿宋_GBK"/>
+          <w:color w:val="000000"/>
+          <w:sz w:val="24"/>
+        </w:rPr>
+      </w:r>
+      <w:r>
+        <w:rPr>
+          <w:rFonts w:hint="eastAsia" w:ascii="方正仿宋_GBK" w:hAnsi="方正仿宋_GBK" w:eastAsia="方正仿宋_GBK" w:cs="方正仿宋_GBK"/>
+          <w:color w:val="000000"/>
+          <w:sz w:val="24"/>
+        </w:rPr>
+      </w:r>
+      <w:r>
+        <w:rPr>
+          <w:rFonts w:ascii="方正仿宋_GBK" w:hAnsi="方正仿宋_GBK" w:eastAsia="方正仿宋_GBK" w:cs="方正仿宋_GBK"/>
+          <w:color w:val="000000"/>
+          <w:sz w:val="24"/>
+        </w:rPr>
+      </w:r>
+      <w:r>
+        <w:rPr>
+          <w:rFonts w:hint="eastAsia" w:ascii="方正仿宋_GBK" w:hAnsi="方正仿宋_GBK" w:eastAsia="方正仿宋_GBK" w:cs="方正仿宋_GBK"/>
+          <w:color w:val="000000"/>
+          <w:sz w:val="24"/>
+        </w:rPr>
+      </w:r>
+      <w:r>
+        <w:rPr>
+          <w:rFonts w:ascii="方正仿宋_GBK" w:hAnsi="方正仿宋_GBK" w:eastAsia="方正仿宋_GBK" w:cs="方正仿宋_GBK"/>
+          <w:color w:val="000000"/>
+          <w:sz w:val="24"/>
+        </w:rPr>
+      </w:r>
+      <w:r>
+        <w:rPr>
+          <w:rFonts w:hint="eastAsia" w:ascii="方正仿宋_GBK" w:hAnsi="方正仿宋_GBK" w:eastAsia="方正仿宋_GBK" w:cs="方正仿宋_GBK"/>
+          <w:color w:val="000000"/>
+          <w:sz w:val="24"/>
+        </w:rPr>
+      </w:r>
+      <w:r>
+        <w:rPr>
+          <w:rFonts w:ascii="方正仿宋_GBK" w:hAnsi="方正仿宋_GBK" w:eastAsia="方正仿宋_GBK" w:cs="方正仿宋_GBK"/>
+          <w:color w:val="000000"/>
+          <w:sz w:val="24"/>
+        </w:rPr>
+      </w:r>
+      <w:r>
+        <w:rPr>
+          <w:rFonts w:hint="eastAsia" w:ascii="方正仿宋_GBK" w:hAnsi="方正仿宋_GBK" w:eastAsia="方正仿宋_GBK" w:cs="方正仿宋_GBK"/>
+          <w:color w:val="000000"/>
+          <w:sz w:val="24"/>
+        </w:rPr>
+      </w:r>
+      <w:r>
+        <w:rPr>
+          <w:rFonts w:ascii="方正仿宋_GBK" w:hAnsi="方正仿宋_GBK" w:eastAsia="方正仿宋_GBK" w:cs="方正仿宋_GBK"/>
+          <w:color w:val="000000"/>
+          <w:sz w:val="24"/>
+        </w:rPr>
+      </w:r>
+      <w:r>
+        <w:rPr>
+          <w:rFonts w:hint="eastAsia" w:ascii="方正仿宋_GBK" w:hAnsi="方正仿宋_GBK" w:eastAsia="方正仿宋_GBK" w:cs="方正仿宋_GBK"/>
+          <w:color w:val="000000"/>
+          <w:sz w:val="24"/>
+        </w:rPr>
+      </w:r>
+      <w:r>
+        <w:rPr>
+          <w:rFonts w:ascii="方正仿宋_GBK" w:hAnsi="方正仿宋_GBK" w:eastAsia="方正仿宋_GBK" w:cs="方正仿宋_GBK"/>
+          <w:color w:val="000000"/>
+          <w:sz w:val="24"/>
+        </w:rPr>
+      </w:r>
+      <w:r>
+        <w:rPr>
+          <w:rFonts w:hint="eastAsia" w:ascii="方正仿宋_GBK" w:hAnsi="方正仿宋_GBK" w:eastAsia="方正仿宋_GBK" w:cs="方正仿宋_GBK"/>
+          <w:color w:val="000000"/>
+          <w:sz w:val="24"/>
+        </w:rPr>
+      </w:r>
+      <w:r>
+        <w:rPr>
+          <w:rFonts w:ascii="方正仿宋_GBK" w:hAnsi="方正仿宋_GBK" w:eastAsia="方正仿宋_GBK" w:cs="方正仿宋_GBK"/>
+          <w:color w:val="000000"/>
+          <w:sz w:val="24"/>
+        </w:rPr>
+      </w:r>
+      <w:r>
+        <w:rPr>
+          <w:rFonts w:hint="eastAsia" w:ascii="方正仿宋_GBK" w:hAnsi="方正仿宋_GBK" w:eastAsia="方正仿宋_GBK" w:cs="方正仿宋_GBK"/>
+          <w:color w:val="000000"/>
+          <w:sz w:val="24"/>
+        </w:rPr>
+      </w:r>
+      <w:r>
+        <w:rPr>
+          <w:rFonts w:ascii="方正仿宋_GBK" w:hAnsi="方正仿宋_GBK" w:eastAsia="方正仿宋_GBK" w:cs="方正仿宋_GBK"/>
+          <w:color w:val="000000"/>
+          <w:sz w:val="24"/>
+        </w:rPr>
+      </w:r>
+      <w:r>
+        <w:rPr>
+          <w:rFonts w:hint="eastAsia" w:ascii="方正仿宋_GBK" w:hAnsi="方正仿宋_GBK" w:eastAsia="方正仿宋_GBK" w:cs="方正仿宋_GBK"/>
+          <w:color w:val="000000"/>
+          <w:sz w:val="24"/>
+        </w:rPr>
+      </w:r>
+      <w:r>
+        <w:rPr>
+          <w:rFonts w:ascii="方正仿宋_GBK" w:hAnsi="方正仿宋_GBK" w:eastAsia="方正仿宋_GBK" w:cs="方正仿宋_GBK"/>
+          <w:color w:val="000000"/>
+          <w:sz w:val="24"/>
+        </w:rPr>
+      </w:r>
+      <w:r>
+        <w:rPr>
+          <w:rFonts w:hint="eastAsia" w:ascii="方正仿宋_GBK" w:hAnsi="方正仿宋_GBK" w:eastAsia="方正仿宋_GBK" w:cs="方正仿宋_GBK"/>
+          <w:color w:val="000000"/>
+          <w:sz w:val="24"/>
+        </w:rPr>
+      </w:r>
+      <w:r>
+        <w:rPr>
+          <w:rFonts w:ascii="方正仿宋_GBK" w:hAnsi="方正仿宋_GBK" w:eastAsia="方正仿宋_GBK" w:cs="方正仿宋_GBK"/>
+          <w:color w:val="000000"/>
+          <w:sz w:val="24"/>
+        </w:rPr>
+      </w:r>
+      <w:r>
+        <w:rPr>
+          <w:rFonts w:hint="eastAsia" w:ascii="方正仿宋_GBK" w:hAnsi="方正仿宋_GBK" w:eastAsia="方正仿宋_GBK" w:cs="方正仿宋_GBK"/>
+          <w:color w:val="000000"/>
+          <w:sz w:val="24"/>
+        </w:rPr>
+      </w:r>
+      <w:r>
+        <w:rPr>
+          <w:rFonts w:ascii="方正仿宋_GBK" w:hAnsi="方正仿宋_GBK" w:eastAsia="方正仿宋_GBK" w:cs="方正仿宋_GBK"/>
+          <w:color w:val="000000"/>
+          <w:sz w:val="24"/>
+        </w:rPr>
+      </w:r>
+      <w:r>
+        <w:rPr>
+          <w:rFonts w:hint="eastAsia" w:ascii="方正仿宋_GBK" w:hAnsi="方正仿宋_GBK" w:eastAsia="方正仿宋_GBK" w:cs="方正仿宋_GBK"/>
+          <w:color w:val="000000"/>
+          <w:sz w:val="24"/>
+        </w:rPr>
+      </w:r>
+      <w:r>
+        <w:rPr>
+          <w:rFonts w:ascii="方正仿宋_GBK" w:hAnsi="方正仿宋_GBK" w:eastAsia="方正仿宋_GBK" w:cs="方正仿宋_GBK"/>
+          <w:color w:val="000000"/>
+          <w:sz w:val="24"/>
+        </w:rPr>
+      </w:r>
+      <w:r>
+        <w:rPr>
+          <w:rFonts w:hint="eastAsia" w:ascii="方正仿宋_GBK" w:hAnsi="方正仿宋_GBK" w:eastAsia="方正仿宋_GBK" w:cs="方正仿宋_GBK"/>
+          <w:color w:val="000000"/>
+          <w:sz w:val="24"/>
+        </w:rPr>
+      </w:r>
+      <w:r>
+        <w:rPr>
+          <w:rFonts w:ascii="方正仿宋_GBK" w:hAnsi="方正仿宋_GBK" w:eastAsia="方正仿宋_GBK" w:cs="方正仿宋_GBK"/>
+          <w:color w:val="000000"/>
+          <w:sz w:val="24"/>
+        </w:rPr>
+      </w:r>
+      <w:r>
+        <w:rPr>
+          <w:rFonts w:hint="eastAsia" w:ascii="方正仿宋_GBK" w:hAnsi="方正仿宋_GBK" w:eastAsia="方正仿宋_GBK" w:cs="方正仿宋_GBK"/>
+          <w:color w:val="000000"/>
+          <w:sz w:val="24"/>
+        </w:rPr>
+      </w:r>
+      <w:r>
+        <w:rPr>
+          <w:rFonts w:hint="eastAsia" w:ascii="方正仿宋_GBK" w:hAnsi="方正仿宋_GBK" w:eastAsia="方正仿宋_GBK" w:cs="方正仿宋_GBK"/>
+          <w:sz w:val="24"/>
+        </w:rPr>
+      </w:r>
+      <w:r>
+        <w:rPr>
+          <w:rFonts w:ascii="方正仿宋_GBK" w:hAnsi="方正仿宋_GBK" w:eastAsia="方正仿宋_GBK" w:cs="方正仿宋_GBK"/>
+          <w:sz w:val="24"/>
+        </w:rPr>
+      </w:r>
+      <w:r>
+        <w:rPr>
+          <w:rFonts w:hint="eastAsia" w:ascii="方正仿宋_GBK" w:hAnsi="方正仿宋_GBK" w:eastAsia="方正仿宋_GBK" w:cs="方正仿宋_GBK"/>
+          <w:sz w:val="24"/>
+        </w:rPr>
       </w:r>
       <w:r>
         <w:rPr>
@@ -38905,29 +38487,25 @@
           <w:sz w:val="24"/>
           <w:lang w:val="en-US" w:eastAsia="zh-CN"/>
         </w:rPr>
-        <w:t>30</w:t>
-      </w:r>
-      <w:r>
-        <w:rPr>
-          <w:rFonts w:ascii="方正仿宋_GBK" w:hAnsi="方正仿宋_GBK" w:eastAsia="方正仿宋_GBK" w:cs="方正仿宋_GBK"/>
-          <w:sz w:val="24"/>
-        </w:rPr>
-        <w:t>00</w:t>
-      </w:r>
-      <w:r>
-        <w:rPr>
-          <w:rFonts w:hint="eastAsia" w:ascii="方正仿宋_GBK" w:hAnsi="方正仿宋_GBK" w:eastAsia="方正仿宋_GBK" w:cs="方正仿宋_GBK"/>
-          <w:sz w:val="24"/>
-        </w:rPr>
-        <w:t>万元），额度循环使用。授信期限一年，</w:t>
-      </w:r>
-      <w:r>
-        <w:rPr>
-          <w:rFonts w:hint="eastAsia" w:ascii="方正仿宋_GBK" w:hAnsi="方正仿宋_GBK" w:eastAsia="方正仿宋_GBK" w:cs="方正仿宋_GBK"/>
-          <w:color w:val="000000"/>
-          <w:sz w:val="24"/>
-        </w:rPr>
-        <w:t>敞口部分由福建</w:t>
+      </w:r>
+      <w:r>
+        <w:rPr>
+          <w:rFonts w:ascii="方正仿宋_GBK" w:hAnsi="方正仿宋_GBK" w:eastAsia="方正仿宋_GBK" w:cs="方正仿宋_GBK"/>
+          <w:sz w:val="24"/>
+        </w:rPr>
+      </w:r>
+      <w:r>
+        <w:rPr>
+          <w:rFonts w:hint="eastAsia" w:ascii="方正仿宋_GBK" w:hAnsi="方正仿宋_GBK" w:eastAsia="方正仿宋_GBK" w:cs="方正仿宋_GBK"/>
+          <w:sz w:val="24"/>
+        </w:rPr>
+      </w:r>
+      <w:r>
+        <w:rPr>
+          <w:rFonts w:hint="eastAsia" w:ascii="方正仿宋_GBK" w:hAnsi="方正仿宋_GBK" w:eastAsia="方正仿宋_GBK" w:cs="方正仿宋_GBK"/>
+          <w:color w:val="000000"/>
+          <w:sz w:val="24"/>
+        </w:rPr>
       </w:r>
       <w:r>
         <w:rPr>
@@ -38936,30 +38514,26 @@
           <w:sz w:val="24"/>
           <w:lang w:eastAsia="zh-CN"/>
         </w:rPr>
-        <w:t>经纬数字科技</w:t>
-      </w:r>
-      <w:r>
-        <w:rPr>
-          <w:rFonts w:ascii="方正仿宋_GBK" w:hAnsi="方正仿宋_GBK" w:eastAsia="方正仿宋_GBK" w:cs="方正仿宋_GBK"/>
-          <w:color w:val="000000"/>
-          <w:sz w:val="24"/>
-        </w:rPr>
-        <w:t>信息有限</w:t>
-      </w:r>
-      <w:r>
-        <w:rPr>
-          <w:rFonts w:hint="eastAsia" w:ascii="方正仿宋_GBK" w:hAnsi="方正仿宋_GBK" w:eastAsia="方正仿宋_GBK" w:cs="方正仿宋_GBK"/>
-          <w:color w:val="000000"/>
-          <w:sz w:val="24"/>
-        </w:rPr>
-        <w:t>公司自身信用担保。具体品种分布如下：</w:t>
-      </w:r>
-      <w:r>
-        <w:rPr>
-          <w:rFonts w:hint="eastAsia" w:ascii="方正仿宋_GBK" w:hAnsi="方正仿宋_GBK" w:eastAsia="方正仿宋_GBK" w:cs="方正仿宋_GBK"/>
-          <w:sz w:val="24"/>
-        </w:rPr>
-        <w:t>（1）一年期流贷</w:t>
+      </w:r>
+      <w:r>
+        <w:rPr>
+          <w:rFonts w:ascii="方正仿宋_GBK" w:hAnsi="方正仿宋_GBK" w:eastAsia="方正仿宋_GBK" w:cs="方正仿宋_GBK"/>
+          <w:color w:val="000000"/>
+          <w:sz w:val="24"/>
+        </w:rPr>
+      </w:r>
+      <w:r>
+        <w:rPr>
+          <w:rFonts w:hint="eastAsia" w:ascii="方正仿宋_GBK" w:hAnsi="方正仿宋_GBK" w:eastAsia="方正仿宋_GBK" w:cs="方正仿宋_GBK"/>
+          <w:color w:val="000000"/>
+          <w:sz w:val="24"/>
+        </w:rPr>
+      </w:r>
+      <w:r>
+        <w:rPr>
+          <w:rFonts w:hint="eastAsia" w:ascii="方正仿宋_GBK" w:hAnsi="方正仿宋_GBK" w:eastAsia="方正仿宋_GBK" w:cs="方正仿宋_GBK"/>
+          <w:sz w:val="24"/>
+        </w:rPr>
       </w:r>
       <w:r>
         <w:rPr>
@@ -38967,14 +38541,12 @@
           <w:sz w:val="24"/>
           <w:lang w:val="en-US" w:eastAsia="zh-CN"/>
         </w:rPr>
-        <w:t>30</w:t>
-      </w:r>
-      <w:r>
-        <w:rPr>
-          <w:rFonts w:hint="eastAsia" w:ascii="方正仿宋_GBK" w:hAnsi="方正仿宋_GBK" w:eastAsia="方正仿宋_GBK" w:cs="方正仿宋_GBK"/>
-          <w:sz w:val="24"/>
-        </w:rPr>
-        <w:t>00万元（敞口</w:t>
+      </w:r>
+      <w:r>
+        <w:rPr>
+          <w:rFonts w:hint="eastAsia" w:ascii="方正仿宋_GBK" w:hAnsi="方正仿宋_GBK" w:eastAsia="方正仿宋_GBK" w:cs="方正仿宋_GBK"/>
+          <w:sz w:val="24"/>
+        </w:rPr>
       </w:r>
       <w:r>
         <w:rPr>
@@ -38982,84 +38554,72 @@
           <w:sz w:val="24"/>
           <w:lang w:val="en-US" w:eastAsia="zh-CN"/>
         </w:rPr>
-        <w:t>30</w:t>
-      </w:r>
-      <w:r>
-        <w:rPr>
-          <w:rFonts w:hint="eastAsia" w:ascii="方正仿宋_GBK" w:hAnsi="方正仿宋_GBK" w:eastAsia="方正仿宋_GBK" w:cs="方正仿宋_GBK"/>
-          <w:sz w:val="24"/>
-        </w:rPr>
-        <w:t>00万元），用于公司本部经营周转、代发工资等。（2）商票保贴2300万元（敞口2300万元）。（3）电子银行承兑汇票2875万元（敞口2300万元）</w:t>
-      </w:r>
-      <w:r>
-        <w:rPr>
-          <w:rFonts w:ascii="方正仿宋_GBK" w:hAnsi="方正仿宋_GBK" w:eastAsia="方正仿宋_GBK" w:cs="方正仿宋_GBK"/>
-          <w:sz w:val="24"/>
-        </w:rPr>
-        <w:t>，保证金</w:t>
-      </w:r>
-      <w:r>
-        <w:rPr>
-          <w:rFonts w:hint="eastAsia" w:ascii="方正仿宋_GBK" w:hAnsi="方正仿宋_GBK" w:eastAsia="方正仿宋_GBK" w:cs="方正仿宋_GBK"/>
-          <w:sz w:val="24"/>
-        </w:rPr>
-        <w:t>20</w:t>
-      </w:r>
-      <w:r>
-        <w:rPr>
-          <w:rFonts w:ascii="方正仿宋_GBK" w:hAnsi="方正仿宋_GBK" w:eastAsia="方正仿宋_GBK" w:cs="方正仿宋_GBK"/>
-          <w:sz w:val="24"/>
-        </w:rPr>
-        <w:t>%</w:t>
-      </w:r>
-      <w:r>
-        <w:rPr>
-          <w:rFonts w:hint="eastAsia" w:ascii="方正仿宋_GBK" w:hAnsi="方正仿宋_GBK" w:eastAsia="方正仿宋_GBK" w:cs="方正仿宋_GBK"/>
-          <w:sz w:val="24"/>
-        </w:rPr>
-        <w:t>，用于公司采购原料及服务等。（4）国内证及买方押汇2500万元（敞口2300万元）</w:t>
-      </w:r>
-      <w:r>
-        <w:rPr>
-          <w:rFonts w:ascii="方正仿宋_GBK" w:hAnsi="方正仿宋_GBK" w:eastAsia="方正仿宋_GBK" w:cs="方正仿宋_GBK"/>
-          <w:sz w:val="24"/>
-        </w:rPr>
-        <w:t>，</w:t>
-      </w:r>
-      <w:r>
-        <w:rPr>
-          <w:rFonts w:hint="eastAsia" w:ascii="方正仿宋_GBK" w:hAnsi="方正仿宋_GBK" w:eastAsia="方正仿宋_GBK" w:cs="方正仿宋_GBK"/>
-          <w:sz w:val="24"/>
-        </w:rPr>
-        <w:t>保证金10</w:t>
-      </w:r>
-      <w:r>
-        <w:rPr>
-          <w:rFonts w:ascii="方正仿宋_GBK" w:hAnsi="方正仿宋_GBK" w:eastAsia="方正仿宋_GBK" w:cs="方正仿宋_GBK"/>
-          <w:sz w:val="24"/>
-        </w:rPr>
-        <w:t>%，</w:t>
-      </w:r>
-      <w:r>
-        <w:rPr>
-          <w:rFonts w:hint="eastAsia" w:ascii="方正仿宋_GBK" w:hAnsi="方正仿宋_GBK" w:eastAsia="方正仿宋_GBK" w:cs="方正仿宋_GBK"/>
-          <w:sz w:val="24"/>
-        </w:rPr>
-        <w:t>用于公司采购原料及服务等。（5）非融资性保函2300万元（敞口2300万元），免保证金，用于履约、投标、质量维修保函，业务期限不超过3年。（6）快捷</w:t>
-      </w:r>
-      <w:r>
-        <w:rPr>
-          <w:rFonts w:ascii="方正仿宋_GBK" w:hAnsi="方正仿宋_GBK" w:eastAsia="方正仿宋_GBK" w:cs="方正仿宋_GBK"/>
-          <w:sz w:val="24"/>
-        </w:rPr>
-        <w:t>保理</w:t>
-      </w:r>
-      <w:r>
-        <w:rPr>
-          <w:rFonts w:hint="eastAsia" w:ascii="方正仿宋_GBK" w:hAnsi="方正仿宋_GBK" w:eastAsia="方正仿宋_GBK" w:cs="方正仿宋_GBK"/>
-          <w:sz w:val="24"/>
-        </w:rPr>
-        <w:t>2300万元（敞口2300万元），业务期限1年。（7）完全现金保证额度</w:t>
+      </w:r>
+      <w:r>
+        <w:rPr>
+          <w:rFonts w:hint="eastAsia" w:ascii="方正仿宋_GBK" w:hAnsi="方正仿宋_GBK" w:eastAsia="方正仿宋_GBK" w:cs="方正仿宋_GBK"/>
+          <w:sz w:val="24"/>
+        </w:rPr>
+      </w:r>
+      <w:r>
+        <w:rPr>
+          <w:rFonts w:ascii="方正仿宋_GBK" w:hAnsi="方正仿宋_GBK" w:eastAsia="方正仿宋_GBK" w:cs="方正仿宋_GBK"/>
+          <w:sz w:val="24"/>
+        </w:rPr>
+      </w:r>
+      <w:r>
+        <w:rPr>
+          <w:rFonts w:hint="eastAsia" w:ascii="方正仿宋_GBK" w:hAnsi="方正仿宋_GBK" w:eastAsia="方正仿宋_GBK" w:cs="方正仿宋_GBK"/>
+          <w:sz w:val="24"/>
+        </w:rPr>
+      </w:r>
+      <w:r>
+        <w:rPr>
+          <w:rFonts w:ascii="方正仿宋_GBK" w:hAnsi="方正仿宋_GBK" w:eastAsia="方正仿宋_GBK" w:cs="方正仿宋_GBK"/>
+          <w:sz w:val="24"/>
+        </w:rPr>
+      </w:r>
+      <w:r>
+        <w:rPr>
+          <w:rFonts w:hint="eastAsia" w:ascii="方正仿宋_GBK" w:hAnsi="方正仿宋_GBK" w:eastAsia="方正仿宋_GBK" w:cs="方正仿宋_GBK"/>
+          <w:sz w:val="24"/>
+        </w:rPr>
+      </w:r>
+      <w:r>
+        <w:rPr>
+          <w:rFonts w:ascii="方正仿宋_GBK" w:hAnsi="方正仿宋_GBK" w:eastAsia="方正仿宋_GBK" w:cs="方正仿宋_GBK"/>
+          <w:sz w:val="24"/>
+        </w:rPr>
+      </w:r>
+      <w:r>
+        <w:rPr>
+          <w:rFonts w:hint="eastAsia" w:ascii="方正仿宋_GBK" w:hAnsi="方正仿宋_GBK" w:eastAsia="方正仿宋_GBK" w:cs="方正仿宋_GBK"/>
+          <w:sz w:val="24"/>
+        </w:rPr>
+      </w:r>
+      <w:r>
+        <w:rPr>
+          <w:rFonts w:ascii="方正仿宋_GBK" w:hAnsi="方正仿宋_GBK" w:eastAsia="方正仿宋_GBK" w:cs="方正仿宋_GBK"/>
+          <w:sz w:val="24"/>
+        </w:rPr>
+      </w:r>
+      <w:r>
+        <w:rPr>
+          <w:rFonts w:hint="eastAsia" w:ascii="方正仿宋_GBK" w:hAnsi="方正仿宋_GBK" w:eastAsia="方正仿宋_GBK" w:cs="方正仿宋_GBK"/>
+          <w:sz w:val="24"/>
+        </w:rPr>
+      </w:r>
+      <w:r>
+        <w:rPr>
+          <w:rFonts w:ascii="方正仿宋_GBK" w:hAnsi="方正仿宋_GBK" w:eastAsia="方正仿宋_GBK" w:cs="方正仿宋_GBK"/>
+          <w:sz w:val="24"/>
+        </w:rPr>
+      </w:r>
+      <w:r>
+        <w:rPr>
+          <w:rFonts w:hint="eastAsia" w:ascii="方正仿宋_GBK" w:hAnsi="方正仿宋_GBK" w:eastAsia="方正仿宋_GBK" w:cs="方正仿宋_GBK"/>
+          <w:sz w:val="24"/>
+        </w:rPr>
       </w:r>
       <w:r>
         <w:rPr>
@@ -39067,21 +38627,18 @@
           <w:sz w:val="24"/>
           <w:lang w:val="en-US" w:eastAsia="zh-CN"/>
         </w:rPr>
-        <w:t>375</w:t>
-      </w:r>
-      <w:r>
-        <w:rPr>
-          <w:rFonts w:hint="eastAsia" w:ascii="方正仿宋_GBK" w:hAnsi="方正仿宋_GBK" w:eastAsia="方正仿宋_GBK" w:cs="方正仿宋_GBK"/>
-          <w:sz w:val="24"/>
-        </w:rPr>
-        <w:t>万元</w:t>
-      </w:r>
-      <w:r>
-        <w:rPr>
-          <w:rFonts w:ascii="方正仿宋_GBK" w:hAnsi="方正仿宋_GBK" w:eastAsia="方正仿宋_GBK" w:cs="方正仿宋_GBK"/>
-          <w:sz w:val="24"/>
-        </w:rPr>
-        <w:t xml:space="preserve"> </w:t>
+      </w:r>
+      <w:r>
+        <w:rPr>
+          <w:rFonts w:hint="eastAsia" w:ascii="方正仿宋_GBK" w:hAnsi="方正仿宋_GBK" w:eastAsia="方正仿宋_GBK" w:cs="方正仿宋_GBK"/>
+          <w:sz w:val="24"/>
+        </w:rPr>
+      </w:r>
+      <w:r>
+        <w:rPr>
+          <w:rFonts w:ascii="方正仿宋_GBK" w:hAnsi="方正仿宋_GBK" w:eastAsia="方正仿宋_GBK" w:cs="方正仿宋_GBK"/>
+          <w:sz w:val="24"/>
+        </w:rPr>
       </w:r>
     </w:p>
     <w:p>

--- a/samples/经纬测绘_对公成稿A.docx
+++ b/samples/经纬测绘_对公成稿A.docx
@@ -2302,7 +2302,7 @@
                 <w:rFonts w:ascii="方正仿宋_GBK" w:hAnsi="方正仿宋_GBK" w:eastAsia="方正仿宋_GBK" w:cs="方正仿宋_GBK"/>
                 <w:sz w:val="18"/>
               </w:rPr>
-              <w:t>测绘服务;信息科学与系统科学研究服务;测绘科学技术研究服务;计算机科学技术研究服务;仪器仪表销售;软件开发;信息技术咨询服务;综合档案管理服务。(依法须经批准的项目,经相关部门批准后方可开展经营活动)</w:t>
+              <w:t>{{CLIENT_BUSINESS_SCOPE}}</w:t>
             </w:r>
           </w:p>
           <w:p>
@@ -2313,6 +2313,7 @@
                 <w:sz w:val="18"/>
               </w:rPr>
             </w:pPr>
+            <w:r/>
           </w:p>
         </w:tc>
         <w:tc>
@@ -2363,7 +2364,7 @@
                 <w:kern w:val="2"/>
                 <w:sz w:val="18"/>
               </w:rPr>
-              <w:t>2008年公司取得乙级测绘资质证书质量管理体系认证。2014年公司整体划拨至{{CLIENT_GROUP_FULL_NAME}}，并于次年通过ISO9001认证。2016年公司取得国家测绘地理信息局颁发的甲级测绘资质证书（甲测资字3500319）。2017年甲级增加至4个，2020获得实用新型专利证书（ZL 2018 2 1465236.2），获得国家秘密载体印制资质证书；福建省科技型企业；高新技术企业；福建省软件企业。</w:t>
+              <w:t>{{CLIENT_QUALIFICATION_DETAIL}}</w:t>
             </w:r>
             <w:r>
               <w:rPr>
@@ -2512,6 +2513,7 @@
                 <w:sz w:val="18"/>
               </w:rPr>
             </w:pPr>
+            <w:r/>
           </w:p>
         </w:tc>
       </w:tr>
@@ -2912,7 +2914,7 @@
           <w:sz w:val="24"/>
           <w:lang w:val="zh-CN"/>
         </w:rPr>
-        <w:t>{{CLIENT_FULL_NAME}}，是{{CLIENT_GROUP_FULL_NAME}}权属子公司，是一家集地理信息数据采集、处理、分析、应用于一体的综合性甲级测绘地理信息高新技术服务企业，属福建省国资体系中唯一一家测绘地理信息企业。</w:t>
+        <w:t>{{CLIENT_FULL_NAME}}，是{{CLIENT_GROUP_FULL_NAME}}权属子公司，{{CLIENT_BUSINESS_DESC_LONG}}</w:t>
       </w:r>
       <w:r>
         <w:rPr>
@@ -3023,115 +3025,103 @@
           <w:sz w:val="24"/>
           <w:lang w:val="zh-CN"/>
         </w:rPr>
-        <w:t xml:space="preserve">  </w:t>
-      </w:r>
-      <w:r>
-        <w:rPr>
-          <w:rFonts w:ascii="方正仿宋_GBK" w:hAnsi="方正仿宋_GBK" w:eastAsia="方正仿宋_GBK" w:cs="方正仿宋_GBK"/>
-          <w:color w:val="000000"/>
-          <w:sz w:val="24"/>
-          <w:lang w:val="zh-CN"/>
-        </w:rPr>
-        <w:t xml:space="preserve">  </w:t>
-      </w:r>
-      <w:r>
-        <w:rPr>
-          <w:rFonts w:hint="eastAsia" w:ascii="方正仿宋_GBK" w:hAnsi="方正仿宋_GBK" w:eastAsia="方正仿宋_GBK" w:cs="方正仿宋_GBK"/>
-          <w:color w:val="000000"/>
-          <w:sz w:val="24"/>
-          <w:lang w:val="zh-CN"/>
-        </w:rPr>
-        <w:t>公司</w:t>
-      </w:r>
-      <w:r>
-        <w:rPr>
-          <w:rFonts w:ascii="方正仿宋_GBK" w:hAnsi="方正仿宋_GBK" w:eastAsia="方正仿宋_GBK" w:cs="方正仿宋_GBK"/>
-          <w:color w:val="000000"/>
-          <w:sz w:val="24"/>
-          <w:lang w:val="zh-CN"/>
-        </w:rPr>
-        <w:t>目前已经获得福建省高新技术企业证书、福建省科技型企业</w:t>
-      </w:r>
-      <w:r>
-        <w:rPr>
-          <w:rFonts w:hint="eastAsia" w:ascii="方正仿宋_GBK" w:hAnsi="方正仿宋_GBK" w:eastAsia="方正仿宋_GBK" w:cs="方正仿宋_GBK"/>
-          <w:color w:val="000000"/>
-          <w:sz w:val="24"/>
-          <w:lang w:val="zh-CN"/>
-        </w:rPr>
-        <w:t>证书</w:t>
-      </w:r>
-      <w:r>
-        <w:rPr>
-          <w:rFonts w:ascii="方正仿宋_GBK" w:hAnsi="方正仿宋_GBK" w:eastAsia="方正仿宋_GBK" w:cs="方正仿宋_GBK"/>
-          <w:color w:val="000000"/>
-          <w:sz w:val="24"/>
-          <w:lang w:val="zh-CN"/>
-        </w:rPr>
-        <w:t>、福建省软件企业证书、</w:t>
-      </w:r>
-      <w:r>
-        <w:rPr>
-          <w:rFonts w:hint="eastAsia" w:ascii="方正仿宋_GBK" w:hAnsi="方正仿宋_GBK" w:eastAsia="方正仿宋_GBK" w:cs="方正仿宋_GBK"/>
-          <w:color w:val="000000"/>
-          <w:sz w:val="24"/>
-          <w:lang w:val="zh-CN"/>
-        </w:rPr>
-        <w:t>国家</w:t>
-      </w:r>
-      <w:r>
-        <w:rPr>
-          <w:rFonts w:ascii="方正仿宋_GBK" w:hAnsi="方正仿宋_GBK" w:eastAsia="方正仿宋_GBK" w:cs="方正仿宋_GBK"/>
-          <w:color w:val="000000"/>
-          <w:sz w:val="24"/>
-          <w:lang w:val="zh-CN"/>
-        </w:rPr>
-        <w:t>秘密载体印制</w:t>
-      </w:r>
-      <w:r>
-        <w:rPr>
-          <w:rFonts w:hint="eastAsia" w:ascii="方正仿宋_GBK" w:hAnsi="方正仿宋_GBK" w:eastAsia="方正仿宋_GBK" w:cs="方正仿宋_GBK"/>
-          <w:color w:val="000000"/>
-          <w:sz w:val="24"/>
-          <w:lang w:val="zh-CN"/>
-        </w:rPr>
-        <w:t>资质证书</w:t>
-      </w:r>
-      <w:r>
-        <w:rPr>
-          <w:rFonts w:ascii="方正仿宋_GBK" w:hAnsi="方正仿宋_GBK" w:eastAsia="方正仿宋_GBK" w:cs="方正仿宋_GBK"/>
-          <w:color w:val="000000"/>
-          <w:sz w:val="24"/>
-          <w:lang w:val="zh-CN"/>
-        </w:rPr>
-        <w:t>、</w:t>
-      </w:r>
-      <w:r>
-        <w:rPr>
-          <w:rFonts w:hint="eastAsia" w:ascii="方正仿宋_GBK" w:hAnsi="方正仿宋_GBK" w:eastAsia="方正仿宋_GBK" w:cs="方正仿宋_GBK"/>
-          <w:color w:val="000000"/>
-          <w:sz w:val="24"/>
-          <w:lang w:val="zh-CN"/>
-        </w:rPr>
-        <w:t>80多</w:t>
-      </w:r>
-      <w:r>
-        <w:rPr>
-          <w:rFonts w:ascii="方正仿宋_GBK" w:hAnsi="方正仿宋_GBK" w:eastAsia="方正仿宋_GBK" w:cs="方正仿宋_GBK"/>
-          <w:color w:val="000000"/>
-          <w:sz w:val="24"/>
-          <w:lang w:val="zh-CN"/>
-        </w:rPr>
-        <w:t>项软件著作权证书及多项专利</w:t>
-      </w:r>
-      <w:r>
-        <w:rPr>
-          <w:rFonts w:hint="eastAsia" w:ascii="方正仿宋_GBK" w:hAnsi="方正仿宋_GBK" w:eastAsia="方正仿宋_GBK" w:cs="方正仿宋_GBK"/>
-          <w:color w:val="000000"/>
-          <w:sz w:val="24"/>
-          <w:lang w:val="zh-CN"/>
-        </w:rPr>
-        <w:t xml:space="preserve">。 </w:t>
+        <w:t>{{CLIENT_QUALIFICATION_DETAIL}}</w:t>
+      </w:r>
+      <w:r>
+        <w:rPr>
+          <w:rFonts w:ascii="方正仿宋_GBK" w:hAnsi="方正仿宋_GBK" w:eastAsia="方正仿宋_GBK" w:cs="方正仿宋_GBK"/>
+          <w:color w:val="000000"/>
+          <w:sz w:val="24"/>
+          <w:lang w:val="zh-CN"/>
+        </w:rPr>
+      </w:r>
+      <w:r>
+        <w:rPr>
+          <w:rFonts w:hint="eastAsia" w:ascii="方正仿宋_GBK" w:hAnsi="方正仿宋_GBK" w:eastAsia="方正仿宋_GBK" w:cs="方正仿宋_GBK"/>
+          <w:color w:val="000000"/>
+          <w:sz w:val="24"/>
+          <w:lang w:val="zh-CN"/>
+        </w:rPr>
+      </w:r>
+      <w:r>
+        <w:rPr>
+          <w:rFonts w:ascii="方正仿宋_GBK" w:hAnsi="方正仿宋_GBK" w:eastAsia="方正仿宋_GBK" w:cs="方正仿宋_GBK"/>
+          <w:color w:val="000000"/>
+          <w:sz w:val="24"/>
+          <w:lang w:val="zh-CN"/>
+        </w:rPr>
+      </w:r>
+      <w:r>
+        <w:rPr>
+          <w:rFonts w:hint="eastAsia" w:ascii="方正仿宋_GBK" w:hAnsi="方正仿宋_GBK" w:eastAsia="方正仿宋_GBK" w:cs="方正仿宋_GBK"/>
+          <w:color w:val="000000"/>
+          <w:sz w:val="24"/>
+          <w:lang w:val="zh-CN"/>
+        </w:rPr>
+      </w:r>
+      <w:r>
+        <w:rPr>
+          <w:rFonts w:ascii="方正仿宋_GBK" w:hAnsi="方正仿宋_GBK" w:eastAsia="方正仿宋_GBK" w:cs="方正仿宋_GBK"/>
+          <w:color w:val="000000"/>
+          <w:sz w:val="24"/>
+          <w:lang w:val="zh-CN"/>
+        </w:rPr>
+      </w:r>
+      <w:r>
+        <w:rPr>
+          <w:rFonts w:hint="eastAsia" w:ascii="方正仿宋_GBK" w:hAnsi="方正仿宋_GBK" w:eastAsia="方正仿宋_GBK" w:cs="方正仿宋_GBK"/>
+          <w:color w:val="000000"/>
+          <w:sz w:val="24"/>
+          <w:lang w:val="zh-CN"/>
+        </w:rPr>
+      </w:r>
+      <w:r>
+        <w:rPr>
+          <w:rFonts w:ascii="方正仿宋_GBK" w:hAnsi="方正仿宋_GBK" w:eastAsia="方正仿宋_GBK" w:cs="方正仿宋_GBK"/>
+          <w:color w:val="000000"/>
+          <w:sz w:val="24"/>
+          <w:lang w:val="zh-CN"/>
+        </w:rPr>
+      </w:r>
+      <w:r>
+        <w:rPr>
+          <w:rFonts w:hint="eastAsia" w:ascii="方正仿宋_GBK" w:hAnsi="方正仿宋_GBK" w:eastAsia="方正仿宋_GBK" w:cs="方正仿宋_GBK"/>
+          <w:color w:val="000000"/>
+          <w:sz w:val="24"/>
+          <w:lang w:val="zh-CN"/>
+        </w:rPr>
+      </w:r>
+      <w:r>
+        <w:rPr>
+          <w:rFonts w:ascii="方正仿宋_GBK" w:hAnsi="方正仿宋_GBK" w:eastAsia="方正仿宋_GBK" w:cs="方正仿宋_GBK"/>
+          <w:color w:val="000000"/>
+          <w:sz w:val="24"/>
+          <w:lang w:val="zh-CN"/>
+        </w:rPr>
+      </w:r>
+      <w:r>
+        <w:rPr>
+          <w:rFonts w:hint="eastAsia" w:ascii="方正仿宋_GBK" w:hAnsi="方正仿宋_GBK" w:eastAsia="方正仿宋_GBK" w:cs="方正仿宋_GBK"/>
+          <w:color w:val="000000"/>
+          <w:sz w:val="24"/>
+          <w:lang w:val="zh-CN"/>
+        </w:rPr>
+      </w:r>
+      <w:r>
+        <w:rPr>
+          <w:rFonts w:ascii="方正仿宋_GBK" w:hAnsi="方正仿宋_GBK" w:eastAsia="方正仿宋_GBK" w:cs="方正仿宋_GBK"/>
+          <w:color w:val="000000"/>
+          <w:sz w:val="24"/>
+          <w:lang w:val="zh-CN"/>
+        </w:rPr>
+      </w:r>
+      <w:r>
+        <w:rPr>
+          <w:rFonts w:hint="eastAsia" w:ascii="方正仿宋_GBK" w:hAnsi="方正仿宋_GBK" w:eastAsia="方正仿宋_GBK" w:cs="方正仿宋_GBK"/>
+          <w:color w:val="000000"/>
+          <w:sz w:val="24"/>
+          <w:lang w:val="zh-CN"/>
+        </w:rPr>
       </w:r>
     </w:p>
     <w:p>
@@ -3391,7 +3381,7 @@
           <w:sz w:val="24"/>
           <w:lang w:val="zh-CN"/>
         </w:rPr>
-        <w:t>{{CLIENT_GROUP_FULL_NAME}}前身为成立于1988年的原省经贸委直属事业单位，2010年7月省政府批复同意改制为省管国有企业，是全国名列前茅、福建规模最大、实力最强的工程咨询服务和项目管理专业机构，也是福建省政府确定的科技成果项目对接和服务机构。</w:t>
+        <w:t>{{CLIENT_GROUP_FULL_NAME}}{{CLIENT_HISTORY_NARRATIVE}}</w:t>
       </w:r>
       <w:r>
         <w:rPr>
@@ -3511,303 +3501,266 @@
           <w:sz w:val="24"/>
           <w:lang w:val="zh-CN"/>
         </w:rPr>
-        <w:t>目前</w:t>
-      </w:r>
-      <w:r>
-        <w:rPr>
-          <w:rFonts w:ascii="方正仿宋_GBK" w:hAnsi="方正仿宋_GBK" w:eastAsia="方正仿宋_GBK" w:cs="方正仿宋_GBK"/>
-          <w:sz w:val="24"/>
-          <w:lang w:val="zh-CN"/>
-        </w:rPr>
-        <w:t>，集团拥有招标</w:t>
-      </w:r>
-      <w:r>
-        <w:rPr>
-          <w:rFonts w:hint="eastAsia" w:ascii="方正仿宋_GBK" w:hAnsi="方正仿宋_GBK" w:eastAsia="方正仿宋_GBK" w:cs="方正仿宋_GBK"/>
-          <w:sz w:val="24"/>
-          <w:lang w:val="zh-CN"/>
-        </w:rPr>
-        <w:t>股份</w:t>
-      </w:r>
-      <w:r>
-        <w:rPr>
-          <w:rFonts w:ascii="方正仿宋_GBK" w:hAnsi="方正仿宋_GBK" w:eastAsia="方正仿宋_GBK" w:cs="方正仿宋_GBK"/>
-          <w:sz w:val="24"/>
-          <w:lang w:val="zh-CN"/>
-        </w:rPr>
-        <w:t>、巨</w:t>
-      </w:r>
-      <w:r>
-        <w:rPr>
-          <w:rFonts w:hint="eastAsia" w:ascii="方正仿宋_GBK" w:hAnsi="方正仿宋_GBK" w:eastAsia="方正仿宋_GBK" w:cs="方正仿宋_GBK"/>
-          <w:sz w:val="24"/>
-          <w:lang w:val="zh-CN"/>
-        </w:rPr>
-        <w:t>电</w:t>
-      </w:r>
-      <w:r>
-        <w:rPr>
-          <w:rFonts w:ascii="方正仿宋_GBK" w:hAnsi="方正仿宋_GBK" w:eastAsia="方正仿宋_GBK" w:cs="方正仿宋_GBK"/>
-          <w:sz w:val="24"/>
-          <w:lang w:val="zh-CN"/>
-        </w:rPr>
-        <w:t>新能源、环保设计院等</w:t>
-      </w:r>
-      <w:r>
-        <w:rPr>
-          <w:rFonts w:hint="eastAsia" w:ascii="方正仿宋_GBK" w:hAnsi="方正仿宋_GBK" w:eastAsia="方正仿宋_GBK" w:cs="方正仿宋_GBK"/>
-          <w:sz w:val="24"/>
-          <w:lang w:val="zh-CN"/>
-        </w:rPr>
-        <w:t>20多家</w:t>
-      </w:r>
-      <w:r>
-        <w:rPr>
-          <w:rFonts w:ascii="方正仿宋_GBK" w:hAnsi="方正仿宋_GBK" w:eastAsia="方正仿宋_GBK" w:cs="方正仿宋_GBK"/>
-          <w:sz w:val="24"/>
-          <w:lang w:val="zh-CN"/>
-        </w:rPr>
-        <w:t>二级权属企业</w:t>
-      </w:r>
-      <w:r>
-        <w:rPr>
-          <w:rFonts w:hint="eastAsia" w:ascii="方正仿宋_GBK" w:hAnsi="方正仿宋_GBK" w:eastAsia="方正仿宋_GBK" w:cs="方正仿宋_GBK"/>
-          <w:sz w:val="24"/>
-          <w:lang w:val="zh-CN"/>
-        </w:rPr>
-        <w:t>。截至2018年12月</w:t>
-      </w:r>
-      <w:r>
-        <w:rPr>
-          <w:rFonts w:ascii="方正仿宋_GBK" w:hAnsi="方正仿宋_GBK" w:eastAsia="方正仿宋_GBK" w:cs="方正仿宋_GBK"/>
-          <w:sz w:val="24"/>
-          <w:lang w:val="zh-CN"/>
-        </w:rPr>
-        <w:t>，集团员工总数近</w:t>
-      </w:r>
-      <w:r>
-        <w:rPr>
-          <w:rFonts w:hint="eastAsia" w:ascii="方正仿宋_GBK" w:hAnsi="方正仿宋_GBK" w:eastAsia="方正仿宋_GBK" w:cs="方正仿宋_GBK"/>
-          <w:sz w:val="24"/>
-          <w:lang w:val="zh-CN"/>
-        </w:rPr>
-        <w:t>4000人</w:t>
-      </w:r>
-      <w:r>
-        <w:rPr>
-          <w:rFonts w:ascii="方正仿宋_GBK" w:hAnsi="方正仿宋_GBK" w:eastAsia="方正仿宋_GBK" w:cs="方正仿宋_GBK"/>
-          <w:sz w:val="24"/>
-          <w:lang w:val="zh-CN"/>
-        </w:rPr>
-        <w:t>，其中博士</w:t>
-      </w:r>
-      <w:r>
-        <w:rPr>
-          <w:rFonts w:hint="eastAsia" w:ascii="方正仿宋_GBK" w:hAnsi="方正仿宋_GBK" w:eastAsia="方正仿宋_GBK" w:cs="方正仿宋_GBK"/>
-          <w:sz w:val="24"/>
-          <w:lang w:val="zh-CN"/>
-        </w:rPr>
-        <w:t>13人</w:t>
-      </w:r>
-      <w:r>
-        <w:rPr>
-          <w:rFonts w:ascii="方正仿宋_GBK" w:hAnsi="方正仿宋_GBK" w:eastAsia="方正仿宋_GBK" w:cs="方正仿宋_GBK"/>
-          <w:sz w:val="24"/>
-          <w:lang w:val="zh-CN"/>
-        </w:rPr>
-        <w:t>，</w:t>
-      </w:r>
-      <w:r>
-        <w:rPr>
-          <w:rFonts w:hint="eastAsia" w:ascii="方正仿宋_GBK" w:hAnsi="方正仿宋_GBK" w:eastAsia="方正仿宋_GBK" w:cs="方正仿宋_GBK"/>
-          <w:sz w:val="24"/>
-          <w:lang w:val="zh-CN"/>
-        </w:rPr>
-        <w:t>硕士167人；正高级</w:t>
-      </w:r>
-      <w:r>
-        <w:rPr>
-          <w:rFonts w:ascii="方正仿宋_GBK" w:hAnsi="方正仿宋_GBK" w:eastAsia="方正仿宋_GBK" w:cs="方正仿宋_GBK"/>
-          <w:sz w:val="24"/>
-          <w:lang w:val="zh-CN"/>
-        </w:rPr>
-        <w:t>职称</w:t>
-      </w:r>
-      <w:r>
-        <w:rPr>
-          <w:rFonts w:hint="eastAsia" w:ascii="方正仿宋_GBK" w:hAnsi="方正仿宋_GBK" w:eastAsia="方正仿宋_GBK" w:cs="方正仿宋_GBK"/>
-          <w:sz w:val="24"/>
-          <w:lang w:val="zh-CN"/>
-        </w:rPr>
-        <w:t>6人</w:t>
-      </w:r>
-      <w:r>
-        <w:rPr>
-          <w:rFonts w:ascii="方正仿宋_GBK" w:hAnsi="方正仿宋_GBK" w:eastAsia="方正仿宋_GBK" w:cs="方正仿宋_GBK"/>
-          <w:sz w:val="24"/>
-          <w:lang w:val="zh-CN"/>
-        </w:rPr>
-        <w:t>，副高级职称</w:t>
-      </w:r>
-      <w:r>
-        <w:rPr>
-          <w:rFonts w:hint="eastAsia" w:ascii="方正仿宋_GBK" w:hAnsi="方正仿宋_GBK" w:eastAsia="方正仿宋_GBK" w:cs="方正仿宋_GBK"/>
-          <w:sz w:val="24"/>
-          <w:lang w:val="zh-CN"/>
-        </w:rPr>
-        <w:t>273人</w:t>
-      </w:r>
-      <w:r>
-        <w:rPr>
-          <w:rFonts w:ascii="方正仿宋_GBK" w:hAnsi="方正仿宋_GBK" w:eastAsia="方正仿宋_GBK" w:cs="方正仿宋_GBK"/>
-          <w:sz w:val="24"/>
-          <w:lang w:val="zh-CN"/>
-        </w:rPr>
-        <w:t>；国家注册招标师</w:t>
-      </w:r>
-      <w:r>
-        <w:rPr>
-          <w:rFonts w:hint="eastAsia" w:ascii="方正仿宋_GBK" w:hAnsi="方正仿宋_GBK" w:eastAsia="方正仿宋_GBK" w:cs="方正仿宋_GBK"/>
-          <w:sz w:val="24"/>
-          <w:lang w:val="zh-CN"/>
-        </w:rPr>
-        <w:t>、</w:t>
-      </w:r>
-      <w:r>
-        <w:rPr>
-          <w:rFonts w:ascii="方正仿宋_GBK" w:hAnsi="方正仿宋_GBK" w:eastAsia="方正仿宋_GBK" w:cs="方正仿宋_GBK"/>
-          <w:sz w:val="24"/>
-          <w:lang w:val="zh-CN"/>
-        </w:rPr>
-        <w:t>建造师、监理师、造价师</w:t>
-      </w:r>
-      <w:r>
-        <w:rPr>
-          <w:rFonts w:hint="eastAsia" w:ascii="方正仿宋_GBK" w:hAnsi="方正仿宋_GBK" w:eastAsia="方正仿宋_GBK" w:cs="方正仿宋_GBK"/>
-          <w:sz w:val="24"/>
-          <w:lang w:val="zh-CN"/>
-        </w:rPr>
-        <w:t>等</w:t>
-      </w:r>
-      <w:r>
-        <w:rPr>
-          <w:rFonts w:ascii="方正仿宋_GBK" w:hAnsi="方正仿宋_GBK" w:eastAsia="方正仿宋_GBK" w:cs="方正仿宋_GBK"/>
-          <w:sz w:val="24"/>
-          <w:lang w:val="zh-CN"/>
-        </w:rPr>
-        <w:t>执业中高级人才占员工总数一半以上，集团</w:t>
-      </w:r>
-      <w:r>
-        <w:rPr>
-          <w:rFonts w:hint="eastAsia" w:ascii="方正仿宋_GBK" w:hAnsi="方正仿宋_GBK" w:eastAsia="方正仿宋_GBK" w:cs="方正仿宋_GBK"/>
-          <w:sz w:val="24"/>
-          <w:lang w:val="zh-CN"/>
-        </w:rPr>
-        <w:t>本部</w:t>
-      </w:r>
-      <w:r>
-        <w:rPr>
-          <w:rFonts w:ascii="方正仿宋_GBK" w:hAnsi="方正仿宋_GBK" w:eastAsia="方正仿宋_GBK" w:cs="方正仿宋_GBK"/>
-          <w:sz w:val="24"/>
-          <w:lang w:val="zh-CN"/>
-        </w:rPr>
-        <w:t>目前</w:t>
-      </w:r>
-      <w:r>
-        <w:rPr>
-          <w:rFonts w:hint="eastAsia" w:ascii="方正仿宋_GBK" w:hAnsi="方正仿宋_GBK" w:eastAsia="方正仿宋_GBK" w:cs="方正仿宋_GBK"/>
-          <w:sz w:val="24"/>
-          <w:lang w:val="zh-CN"/>
-        </w:rPr>
-        <w:t>在我行PD评级</w:t>
-      </w:r>
-      <w:r>
-        <w:rPr>
-          <w:rFonts w:ascii="方正仿宋_GBK" w:hAnsi="方正仿宋_GBK" w:eastAsia="方正仿宋_GBK" w:cs="方正仿宋_GBK"/>
-          <w:sz w:val="24"/>
-          <w:lang w:val="zh-CN"/>
-        </w:rPr>
-        <w:t>4</w:t>
-      </w:r>
-      <w:r>
-        <w:rPr>
-          <w:rFonts w:hint="eastAsia" w:ascii="方正仿宋_GBK" w:hAnsi="方正仿宋_GBK" w:eastAsia="方正仿宋_GBK" w:cs="方正仿宋_GBK"/>
-          <w:sz w:val="24"/>
-          <w:lang w:val="zh-CN"/>
-        </w:rPr>
-        <w:t>级，集团</w:t>
-      </w:r>
-      <w:r>
-        <w:rPr>
-          <w:rFonts w:ascii="方正仿宋_GBK" w:hAnsi="方正仿宋_GBK" w:eastAsia="方正仿宋_GBK" w:cs="方正仿宋_GBK"/>
-          <w:sz w:val="24"/>
-          <w:lang w:val="zh-CN"/>
-        </w:rPr>
-        <w:t>预授信</w:t>
-      </w:r>
-      <w:r>
-        <w:rPr>
-          <w:rFonts w:hint="eastAsia" w:ascii="方正仿宋_GBK" w:hAnsi="方正仿宋_GBK" w:eastAsia="方正仿宋_GBK" w:cs="方正仿宋_GBK"/>
-          <w:sz w:val="24"/>
-          <w:lang w:val="zh-CN"/>
-        </w:rPr>
-        <w:t>额度</w:t>
-      </w:r>
-      <w:r>
-        <w:rPr>
-          <w:rFonts w:ascii="方正仿宋_GBK" w:hAnsi="方正仿宋_GBK" w:eastAsia="方正仿宋_GBK" w:cs="方正仿宋_GBK"/>
-          <w:sz w:val="24"/>
-          <w:lang w:val="zh-CN"/>
-        </w:rPr>
-        <w:t>8</w:t>
-      </w:r>
-      <w:r>
-        <w:rPr>
-          <w:rFonts w:hint="eastAsia" w:ascii="方正仿宋_GBK" w:hAnsi="方正仿宋_GBK" w:eastAsia="方正仿宋_GBK" w:cs="方正仿宋_GBK"/>
-          <w:sz w:val="24"/>
-          <w:lang w:val="zh-CN"/>
-        </w:rPr>
-        <w:t>.5亿</w:t>
-      </w:r>
-      <w:r>
-        <w:rPr>
-          <w:rFonts w:ascii="方正仿宋_GBK" w:hAnsi="方正仿宋_GBK" w:eastAsia="方正仿宋_GBK" w:cs="方正仿宋_GBK"/>
-          <w:sz w:val="24"/>
-          <w:lang w:val="zh-CN"/>
-        </w:rPr>
-        <w:t>元</w:t>
-      </w:r>
-      <w:r>
-        <w:rPr>
-          <w:rFonts w:hint="eastAsia" w:ascii="方正仿宋_GBK" w:hAnsi="方正仿宋_GBK" w:eastAsia="方正仿宋_GBK" w:cs="方正仿宋_GBK"/>
-          <w:sz w:val="24"/>
-          <w:lang w:val="zh-CN"/>
-        </w:rPr>
-        <w:t>与我行</w:t>
-      </w:r>
-      <w:r>
-        <w:rPr>
-          <w:rFonts w:ascii="方正仿宋_GBK" w:hAnsi="方正仿宋_GBK" w:eastAsia="方正仿宋_GBK" w:cs="方正仿宋_GBK"/>
-          <w:sz w:val="24"/>
-          <w:lang w:val="zh-CN"/>
-        </w:rPr>
-        <w:t>联系紧密</w:t>
-      </w:r>
-      <w:r>
-        <w:rPr>
-          <w:rFonts w:hint="eastAsia" w:ascii="方正仿宋_GBK" w:hAnsi="方正仿宋_GBK" w:eastAsia="方正仿宋_GBK" w:cs="方正仿宋_GBK"/>
-          <w:sz w:val="24"/>
-          <w:lang w:val="zh-CN"/>
-        </w:rPr>
-        <w:t>合作</w:t>
-      </w:r>
-      <w:r>
-        <w:rPr>
-          <w:rFonts w:ascii="方正仿宋_GBK" w:hAnsi="方正仿宋_GBK" w:eastAsia="方正仿宋_GBK" w:cs="方正仿宋_GBK"/>
-          <w:sz w:val="24"/>
-          <w:lang w:val="zh-CN"/>
-        </w:rPr>
-        <w:t>融洽，是我行的优质客户。</w:t>
+        <w:t>目前，{{CLIENT_GROUP_FULL_NAME}}拥有多家二级权属企业，集团人才结构合理，国家注册各类执业中高级人才占员工总数一半以上，集团本部在我行 PD 评级良好，与我行联系紧密合作融洽，是我行的优质客户。</w:t>
+      </w:r>
+      <w:r>
+        <w:rPr>
+          <w:rFonts w:ascii="方正仿宋_GBK" w:hAnsi="方正仿宋_GBK" w:eastAsia="方正仿宋_GBK" w:cs="方正仿宋_GBK"/>
+          <w:sz w:val="24"/>
+          <w:lang w:val="zh-CN"/>
+        </w:rPr>
+      </w:r>
+      <w:r>
+        <w:rPr>
+          <w:rFonts w:hint="eastAsia" w:ascii="方正仿宋_GBK" w:hAnsi="方正仿宋_GBK" w:eastAsia="方正仿宋_GBK" w:cs="方正仿宋_GBK"/>
+          <w:sz w:val="24"/>
+          <w:lang w:val="zh-CN"/>
+        </w:rPr>
+      </w:r>
+      <w:r>
+        <w:rPr>
+          <w:rFonts w:ascii="方正仿宋_GBK" w:hAnsi="方正仿宋_GBK" w:eastAsia="方正仿宋_GBK" w:cs="方正仿宋_GBK"/>
+          <w:sz w:val="24"/>
+          <w:lang w:val="zh-CN"/>
+        </w:rPr>
+      </w:r>
+      <w:r>
+        <w:rPr>
+          <w:rFonts w:hint="eastAsia" w:ascii="方正仿宋_GBK" w:hAnsi="方正仿宋_GBK" w:eastAsia="方正仿宋_GBK" w:cs="方正仿宋_GBK"/>
+          <w:sz w:val="24"/>
+          <w:lang w:val="zh-CN"/>
+        </w:rPr>
+      </w:r>
+      <w:r>
+        <w:rPr>
+          <w:rFonts w:ascii="方正仿宋_GBK" w:hAnsi="方正仿宋_GBK" w:eastAsia="方正仿宋_GBK" w:cs="方正仿宋_GBK"/>
+          <w:sz w:val="24"/>
+          <w:lang w:val="zh-CN"/>
+        </w:rPr>
+      </w:r>
+      <w:r>
+        <w:rPr>
+          <w:rFonts w:hint="eastAsia" w:ascii="方正仿宋_GBK" w:hAnsi="方正仿宋_GBK" w:eastAsia="方正仿宋_GBK" w:cs="方正仿宋_GBK"/>
+          <w:sz w:val="24"/>
+          <w:lang w:val="zh-CN"/>
+        </w:rPr>
+      </w:r>
+      <w:r>
+        <w:rPr>
+          <w:rFonts w:ascii="方正仿宋_GBK" w:hAnsi="方正仿宋_GBK" w:eastAsia="方正仿宋_GBK" w:cs="方正仿宋_GBK"/>
+          <w:sz w:val="24"/>
+          <w:lang w:val="zh-CN"/>
+        </w:rPr>
+      </w:r>
+      <w:r>
+        <w:rPr>
+          <w:rFonts w:hint="eastAsia" w:ascii="方正仿宋_GBK" w:hAnsi="方正仿宋_GBK" w:eastAsia="方正仿宋_GBK" w:cs="方正仿宋_GBK"/>
+          <w:sz w:val="24"/>
+          <w:lang w:val="zh-CN"/>
+        </w:rPr>
+      </w:r>
+      <w:r>
+        <w:rPr>
+          <w:rFonts w:ascii="方正仿宋_GBK" w:hAnsi="方正仿宋_GBK" w:eastAsia="方正仿宋_GBK" w:cs="方正仿宋_GBK"/>
+          <w:sz w:val="24"/>
+          <w:lang w:val="zh-CN"/>
+        </w:rPr>
+      </w:r>
+      <w:r>
+        <w:rPr>
+          <w:rFonts w:hint="eastAsia" w:ascii="方正仿宋_GBK" w:hAnsi="方正仿宋_GBK" w:eastAsia="方正仿宋_GBK" w:cs="方正仿宋_GBK"/>
+          <w:sz w:val="24"/>
+          <w:lang w:val="zh-CN"/>
+        </w:rPr>
+      </w:r>
+      <w:r>
+        <w:rPr>
+          <w:rFonts w:ascii="方正仿宋_GBK" w:hAnsi="方正仿宋_GBK" w:eastAsia="方正仿宋_GBK" w:cs="方正仿宋_GBK"/>
+          <w:sz w:val="24"/>
+          <w:lang w:val="zh-CN"/>
+        </w:rPr>
+      </w:r>
+      <w:r>
+        <w:rPr>
+          <w:rFonts w:hint="eastAsia" w:ascii="方正仿宋_GBK" w:hAnsi="方正仿宋_GBK" w:eastAsia="方正仿宋_GBK" w:cs="方正仿宋_GBK"/>
+          <w:sz w:val="24"/>
+          <w:lang w:val="zh-CN"/>
+        </w:rPr>
+      </w:r>
+      <w:r>
+        <w:rPr>
+          <w:rFonts w:ascii="方正仿宋_GBK" w:hAnsi="方正仿宋_GBK" w:eastAsia="方正仿宋_GBK" w:cs="方正仿宋_GBK"/>
+          <w:sz w:val="24"/>
+          <w:lang w:val="zh-CN"/>
+        </w:rPr>
+      </w:r>
+      <w:r>
+        <w:rPr>
+          <w:rFonts w:hint="eastAsia" w:ascii="方正仿宋_GBK" w:hAnsi="方正仿宋_GBK" w:eastAsia="方正仿宋_GBK" w:cs="方正仿宋_GBK"/>
+          <w:sz w:val="24"/>
+          <w:lang w:val="zh-CN"/>
+        </w:rPr>
+      </w:r>
+      <w:r>
+        <w:rPr>
+          <w:rFonts w:ascii="方正仿宋_GBK" w:hAnsi="方正仿宋_GBK" w:eastAsia="方正仿宋_GBK" w:cs="方正仿宋_GBK"/>
+          <w:sz w:val="24"/>
+          <w:lang w:val="zh-CN"/>
+        </w:rPr>
+      </w:r>
+      <w:r>
+        <w:rPr>
+          <w:rFonts w:hint="eastAsia" w:ascii="方正仿宋_GBK" w:hAnsi="方正仿宋_GBK" w:eastAsia="方正仿宋_GBK" w:cs="方正仿宋_GBK"/>
+          <w:sz w:val="24"/>
+          <w:lang w:val="zh-CN"/>
+        </w:rPr>
+      </w:r>
+      <w:r>
+        <w:rPr>
+          <w:rFonts w:ascii="方正仿宋_GBK" w:hAnsi="方正仿宋_GBK" w:eastAsia="方正仿宋_GBK" w:cs="方正仿宋_GBK"/>
+          <w:sz w:val="24"/>
+          <w:lang w:val="zh-CN"/>
+        </w:rPr>
+      </w:r>
+      <w:r>
+        <w:rPr>
+          <w:rFonts w:hint="eastAsia" w:ascii="方正仿宋_GBK" w:hAnsi="方正仿宋_GBK" w:eastAsia="方正仿宋_GBK" w:cs="方正仿宋_GBK"/>
+          <w:sz w:val="24"/>
+          <w:lang w:val="zh-CN"/>
+        </w:rPr>
+      </w:r>
+      <w:r>
+        <w:rPr>
+          <w:rFonts w:ascii="方正仿宋_GBK" w:hAnsi="方正仿宋_GBK" w:eastAsia="方正仿宋_GBK" w:cs="方正仿宋_GBK"/>
+          <w:sz w:val="24"/>
+          <w:lang w:val="zh-CN"/>
+        </w:rPr>
+      </w:r>
+      <w:r>
+        <w:rPr>
+          <w:rFonts w:hint="eastAsia" w:ascii="方正仿宋_GBK" w:hAnsi="方正仿宋_GBK" w:eastAsia="方正仿宋_GBK" w:cs="方正仿宋_GBK"/>
+          <w:sz w:val="24"/>
+          <w:lang w:val="zh-CN"/>
+        </w:rPr>
+      </w:r>
+      <w:r>
+        <w:rPr>
+          <w:rFonts w:ascii="方正仿宋_GBK" w:hAnsi="方正仿宋_GBK" w:eastAsia="方正仿宋_GBK" w:cs="方正仿宋_GBK"/>
+          <w:sz w:val="24"/>
+          <w:lang w:val="zh-CN"/>
+        </w:rPr>
+      </w:r>
+      <w:r>
+        <w:rPr>
+          <w:rFonts w:hint="eastAsia" w:ascii="方正仿宋_GBK" w:hAnsi="方正仿宋_GBK" w:eastAsia="方正仿宋_GBK" w:cs="方正仿宋_GBK"/>
+          <w:sz w:val="24"/>
+          <w:lang w:val="zh-CN"/>
+        </w:rPr>
+      </w:r>
+      <w:r>
+        <w:rPr>
+          <w:rFonts w:ascii="方正仿宋_GBK" w:hAnsi="方正仿宋_GBK" w:eastAsia="方正仿宋_GBK" w:cs="方正仿宋_GBK"/>
+          <w:sz w:val="24"/>
+          <w:lang w:val="zh-CN"/>
+        </w:rPr>
+      </w:r>
+      <w:r>
+        <w:rPr>
+          <w:rFonts w:hint="eastAsia" w:ascii="方正仿宋_GBK" w:hAnsi="方正仿宋_GBK" w:eastAsia="方正仿宋_GBK" w:cs="方正仿宋_GBK"/>
+          <w:sz w:val="24"/>
+          <w:lang w:val="zh-CN"/>
+        </w:rPr>
+      </w:r>
+      <w:r>
+        <w:rPr>
+          <w:rFonts w:ascii="方正仿宋_GBK" w:hAnsi="方正仿宋_GBK" w:eastAsia="方正仿宋_GBK" w:cs="方正仿宋_GBK"/>
+          <w:sz w:val="24"/>
+          <w:lang w:val="zh-CN"/>
+        </w:rPr>
+      </w:r>
+      <w:r>
+        <w:rPr>
+          <w:rFonts w:hint="eastAsia" w:ascii="方正仿宋_GBK" w:hAnsi="方正仿宋_GBK" w:eastAsia="方正仿宋_GBK" w:cs="方正仿宋_GBK"/>
+          <w:sz w:val="24"/>
+          <w:lang w:val="zh-CN"/>
+        </w:rPr>
+      </w:r>
+      <w:r>
+        <w:rPr>
+          <w:rFonts w:ascii="方正仿宋_GBK" w:hAnsi="方正仿宋_GBK" w:eastAsia="方正仿宋_GBK" w:cs="方正仿宋_GBK"/>
+          <w:sz w:val="24"/>
+          <w:lang w:val="zh-CN"/>
+        </w:rPr>
+      </w:r>
+      <w:r>
+        <w:rPr>
+          <w:rFonts w:hint="eastAsia" w:ascii="方正仿宋_GBK" w:hAnsi="方正仿宋_GBK" w:eastAsia="方正仿宋_GBK" w:cs="方正仿宋_GBK"/>
+          <w:sz w:val="24"/>
+          <w:lang w:val="zh-CN"/>
+        </w:rPr>
+      </w:r>
+      <w:r>
+        <w:rPr>
+          <w:rFonts w:ascii="方正仿宋_GBK" w:hAnsi="方正仿宋_GBK" w:eastAsia="方正仿宋_GBK" w:cs="方正仿宋_GBK"/>
+          <w:sz w:val="24"/>
+          <w:lang w:val="zh-CN"/>
+        </w:rPr>
+      </w:r>
+      <w:r>
+        <w:rPr>
+          <w:rFonts w:hint="eastAsia" w:ascii="方正仿宋_GBK" w:hAnsi="方正仿宋_GBK" w:eastAsia="方正仿宋_GBK" w:cs="方正仿宋_GBK"/>
+          <w:sz w:val="24"/>
+          <w:lang w:val="zh-CN"/>
+        </w:rPr>
+      </w:r>
+      <w:r>
+        <w:rPr>
+          <w:rFonts w:ascii="方正仿宋_GBK" w:hAnsi="方正仿宋_GBK" w:eastAsia="方正仿宋_GBK" w:cs="方正仿宋_GBK"/>
+          <w:sz w:val="24"/>
+          <w:lang w:val="zh-CN"/>
+        </w:rPr>
+      </w:r>
+      <w:r>
+        <w:rPr>
+          <w:rFonts w:hint="eastAsia" w:ascii="方正仿宋_GBK" w:hAnsi="方正仿宋_GBK" w:eastAsia="方正仿宋_GBK" w:cs="方正仿宋_GBK"/>
+          <w:sz w:val="24"/>
+          <w:lang w:val="zh-CN"/>
+        </w:rPr>
+      </w:r>
+      <w:r>
+        <w:rPr>
+          <w:rFonts w:ascii="方正仿宋_GBK" w:hAnsi="方正仿宋_GBK" w:eastAsia="方正仿宋_GBK" w:cs="方正仿宋_GBK"/>
+          <w:sz w:val="24"/>
+          <w:lang w:val="zh-CN"/>
+        </w:rPr>
+      </w:r>
+      <w:r>
+        <w:rPr>
+          <w:rFonts w:hint="eastAsia" w:ascii="方正仿宋_GBK" w:hAnsi="方正仿宋_GBK" w:eastAsia="方正仿宋_GBK" w:cs="方正仿宋_GBK"/>
+          <w:sz w:val="24"/>
+          <w:lang w:val="zh-CN"/>
+        </w:rPr>
+      </w:r>
+      <w:r>
+        <w:rPr>
+          <w:rFonts w:ascii="方正仿宋_GBK" w:hAnsi="方正仿宋_GBK" w:eastAsia="方正仿宋_GBK" w:cs="方正仿宋_GBK"/>
+          <w:sz w:val="24"/>
+          <w:lang w:val="zh-CN"/>
+        </w:rPr>
+      </w:r>
+      <w:r>
+        <w:rPr>
+          <w:rFonts w:hint="eastAsia" w:ascii="方正仿宋_GBK" w:hAnsi="方正仿宋_GBK" w:eastAsia="方正仿宋_GBK" w:cs="方正仿宋_GBK"/>
+          <w:sz w:val="24"/>
+          <w:lang w:val="zh-CN"/>
+        </w:rPr>
+      </w:r>
+      <w:r>
+        <w:rPr>
+          <w:rFonts w:ascii="方正仿宋_GBK" w:hAnsi="方正仿宋_GBK" w:eastAsia="方正仿宋_GBK" w:cs="方正仿宋_GBK"/>
+          <w:sz w:val="24"/>
+          <w:lang w:val="zh-CN"/>
+        </w:rPr>
       </w:r>
     </w:p>
     <w:p>
@@ -3945,7 +3898,7 @@
           <w:sz w:val="24"/>
           <w:lang w:val="zh-CN"/>
         </w:rPr>
-        <w:t>2016年由{{CLIENT_GROUP_FULL_NAME}}和六一八产业公司发起成立，福建省重点上市后备企业，福建省首批国企员工持股试点企业。2018年完成战略投资者引进及员工持股工作。目前子公司有：福建省机电设备招标有限公司、福建省交通建设工程监理咨询有限公司、福建省交通建设工程试验检测有限公司、{{CLIENT_FULL_NAME}}、福建省闽招资讯管理有限公司、福建省招标中心有限责任公司、福建工大工程咨询管理有限公司、福建省工大工程设计有限公司、福建工大岩土工程研究所有限公司。</w:t>
+        <w:t>公司由{{CLIENT_GROUP_FULL_NAME}}发起组建，{{CLIENT_FULL_NAME}}为集团权属子公司之一。集团已建立较为完善的子公司治理体系，{{CLIENT_FULL_NAME}}在集团内承担{{CLIENT_INDUSTRY_TAG}}主业。</w:t>
       </w:r>
       <w:r>
         <w:rPr>
@@ -4240,43 +4193,39 @@
           <w:sz w:val="24"/>
           <w:lang w:val="zh-CN"/>
         </w:rPr>
-        <w:t>本部暂设8个综合职能机构，即：工程部、移动部、地信部、研发部、经营部、仪器部、财务部、办公室（具体情况如下表所示）。公司</w:t>
-      </w:r>
-      <w:r>
-        <w:rPr>
-          <w:rFonts w:ascii="方正仿宋_GBK" w:hAnsi="方正仿宋_GBK" w:eastAsia="方正仿宋_GBK" w:cs="方正仿宋_GBK"/>
-          <w:color w:val="000000"/>
-          <w:sz w:val="24"/>
-          <w:lang w:val="zh-CN"/>
-        </w:rPr>
-        <w:t>现有员工</w:t>
-      </w:r>
-      <w:r>
-        <w:rPr>
-          <w:rFonts w:hint="eastAsia" w:ascii="方正仿宋_GBK" w:hAnsi="方正仿宋_GBK" w:eastAsia="方正仿宋_GBK" w:cs="方正仿宋_GBK"/>
-          <w:color w:val="000000"/>
-          <w:sz w:val="24"/>
-          <w:lang w:val="zh-CN"/>
-        </w:rPr>
-        <w:t>100</w:t>
-      </w:r>
-      <w:r>
-        <w:rPr>
-          <w:rFonts w:ascii="方正仿宋_GBK" w:hAnsi="方正仿宋_GBK" w:eastAsia="方正仿宋_GBK" w:cs="方正仿宋_GBK"/>
-          <w:color w:val="000000"/>
-          <w:sz w:val="24"/>
-          <w:lang w:val="zh-CN"/>
-        </w:rPr>
-        <w:t>余人，其中</w:t>
-      </w:r>
-      <w:r>
-        <w:rPr>
-          <w:rFonts w:hint="eastAsia" w:ascii="方正仿宋_GBK" w:hAnsi="方正仿宋_GBK" w:eastAsia="方正仿宋_GBK" w:cs="方正仿宋_GBK"/>
-          <w:color w:val="000000"/>
-          <w:sz w:val="24"/>
-          <w:lang w:val="zh-CN"/>
-        </w:rPr>
-        <w:t>教授级高级工程师，高级工程师、工程师、助理工程师等行业专业技术人员80余人，并有多人获得注册测绘师资格证书。</w:t>
+        <w:t>公司本部设有综合管理部、业务部、财务部、办公室等综合职能机构（具体情况如下表所示）。{{CLIENT_BUSINESS_STRATEGY_DESC}}</w:t>
+      </w:r>
+      <w:r>
+        <w:rPr>
+          <w:rFonts w:ascii="方正仿宋_GBK" w:hAnsi="方正仿宋_GBK" w:eastAsia="方正仿宋_GBK" w:cs="方正仿宋_GBK"/>
+          <w:color w:val="000000"/>
+          <w:sz w:val="24"/>
+          <w:lang w:val="zh-CN"/>
+        </w:rPr>
+      </w:r>
+      <w:r>
+        <w:rPr>
+          <w:rFonts w:hint="eastAsia" w:ascii="方正仿宋_GBK" w:hAnsi="方正仿宋_GBK" w:eastAsia="方正仿宋_GBK" w:cs="方正仿宋_GBK"/>
+          <w:color w:val="000000"/>
+          <w:sz w:val="24"/>
+          <w:lang w:val="zh-CN"/>
+        </w:rPr>
+      </w:r>
+      <w:r>
+        <w:rPr>
+          <w:rFonts w:ascii="方正仿宋_GBK" w:hAnsi="方正仿宋_GBK" w:eastAsia="方正仿宋_GBK" w:cs="方正仿宋_GBK"/>
+          <w:color w:val="000000"/>
+          <w:sz w:val="24"/>
+          <w:lang w:val="zh-CN"/>
+        </w:rPr>
+      </w:r>
+      <w:r>
+        <w:rPr>
+          <w:rFonts w:hint="eastAsia" w:ascii="方正仿宋_GBK" w:hAnsi="方正仿宋_GBK" w:eastAsia="方正仿宋_GBK" w:cs="方正仿宋_GBK"/>
+          <w:color w:val="000000"/>
+          <w:sz w:val="24"/>
+          <w:lang w:val="zh-CN"/>
+        </w:rPr>
       </w:r>
     </w:p>
     <w:p>
@@ -4808,47 +4757,42 @@
           <w:color w:val="000000"/>
           <w:sz w:val="24"/>
         </w:rPr>
-        <w:t>公司</w:t>
-      </w:r>
-      <w:r>
-        <w:rPr>
-          <w:rFonts w:hint="eastAsia" w:ascii="方正仿宋_GBK" w:hAnsi="方正仿宋_GBK" w:eastAsia="方正仿宋_GBK" w:cs="方正仿宋_GBK"/>
-          <w:color w:val="000000"/>
-          <w:sz w:val="24"/>
-        </w:rPr>
-        <w:t>目前</w:t>
-      </w:r>
-      <w:r>
-        <w:rPr>
-          <w:rFonts w:ascii="方正仿宋_GBK" w:hAnsi="方正仿宋_GBK" w:eastAsia="方正仿宋_GBK" w:cs="方正仿宋_GBK"/>
-          <w:color w:val="000000"/>
-          <w:sz w:val="24"/>
-        </w:rPr>
-        <w:t>人才结构</w:t>
-      </w:r>
-      <w:r>
-        <w:rPr>
-          <w:rFonts w:hint="eastAsia" w:ascii="方正仿宋_GBK" w:hAnsi="方正仿宋_GBK" w:eastAsia="方正仿宋_GBK" w:cs="方正仿宋_GBK"/>
-          <w:color w:val="000000"/>
-          <w:sz w:val="24"/>
-        </w:rPr>
-        <w:t>较为</w:t>
-      </w:r>
-      <w:r>
-        <w:rPr>
-          <w:rFonts w:ascii="方正仿宋_GBK" w:hAnsi="方正仿宋_GBK" w:eastAsia="方正仿宋_GBK" w:cs="方正仿宋_GBK"/>
-          <w:color w:val="000000"/>
-          <w:sz w:val="24"/>
-        </w:rPr>
-        <w:t>合理，拥有一支实力雄厚的专家队伍，其中教授级高级工程师，高级工程师，工程师，助理工程师等行业专业技术人员共计80余人，并有多人获得注册测绘师资格证书。</w:t>
-      </w:r>
-      <w:r>
-        <w:rPr>
-          <w:rFonts w:hint="eastAsia" w:ascii="方正仿宋_GBK" w:hAnsi="方正仿宋_GBK" w:eastAsia="方正仿宋_GBK" w:cs="方正仿宋_GBK"/>
-          <w:color w:val="000000"/>
-          <w:sz w:val="24"/>
-        </w:rPr>
-        <w:t>主要骨干人员有：</w:t>
+        <w:t>公司目前人才结构较为合理，{{CLIENT_BUSINESS_QUALIFICATION_DESC}}主要骨干人员有：</w:t>
+      </w:r>
+      <w:r>
+        <w:rPr>
+          <w:rFonts w:hint="eastAsia" w:ascii="方正仿宋_GBK" w:hAnsi="方正仿宋_GBK" w:eastAsia="方正仿宋_GBK" w:cs="方正仿宋_GBK"/>
+          <w:color w:val="000000"/>
+          <w:sz w:val="24"/>
+        </w:rPr>
+      </w:r>
+      <w:r>
+        <w:rPr>
+          <w:rFonts w:ascii="方正仿宋_GBK" w:hAnsi="方正仿宋_GBK" w:eastAsia="方正仿宋_GBK" w:cs="方正仿宋_GBK"/>
+          <w:color w:val="000000"/>
+          <w:sz w:val="24"/>
+        </w:rPr>
+      </w:r>
+      <w:r>
+        <w:rPr>
+          <w:rFonts w:hint="eastAsia" w:ascii="方正仿宋_GBK" w:hAnsi="方正仿宋_GBK" w:eastAsia="方正仿宋_GBK" w:cs="方正仿宋_GBK"/>
+          <w:color w:val="000000"/>
+          <w:sz w:val="24"/>
+        </w:rPr>
+      </w:r>
+      <w:r>
+        <w:rPr>
+          <w:rFonts w:ascii="方正仿宋_GBK" w:hAnsi="方正仿宋_GBK" w:eastAsia="方正仿宋_GBK" w:cs="方正仿宋_GBK"/>
+          <w:color w:val="000000"/>
+          <w:sz w:val="24"/>
+        </w:rPr>
+      </w:r>
+      <w:r>
+        <w:rPr>
+          <w:rFonts w:hint="eastAsia" w:ascii="方正仿宋_GBK" w:hAnsi="方正仿宋_GBK" w:eastAsia="方正仿宋_GBK" w:cs="方正仿宋_GBK"/>
+          <w:color w:val="000000"/>
+          <w:sz w:val="24"/>
+        </w:rPr>
       </w:r>
     </w:p>
     <w:p>
@@ -4871,7 +4815,7 @@
           <w:color w:val="000000"/>
           <w:sz w:val="24"/>
         </w:rPr>
-        <w:t>{{CLIENT_LEGAL_REP}}：董事长兼总经理。高级工程师，2003年全省测绘系统先进，2007年龙岩市优秀挂村书记，2010-2012年省直机关优秀共产党员。研究专长变形监测等项目，承接航测成图、倾斜摄影、激光扫描等摄影测量遥感业务等。</w:t>
+        <w:t>{{CLIENT_LEGAL_REP}}：董事长兼总经理。</w:t>
       </w:r>
       <w:r>
         <w:rPr>
@@ -4922,31 +4866,28 @@
           <w:color w:val="000000"/>
           <w:sz w:val="24"/>
         </w:rPr>
-        <w:t>王军德</w:t>
-      </w:r>
-      <w:r>
-        <w:rPr>
-          <w:rFonts w:hint="eastAsia" w:ascii="方正仿宋_GBK" w:hAnsi="方正仿宋_GBK" w:eastAsia="方正仿宋_GBK" w:cs="方正仿宋_GBK"/>
-          <w:color w:val="000000"/>
-          <w:sz w:val="24"/>
-        </w:rPr>
-        <w:t>：总工程师。</w:t>
-      </w:r>
-      <w:r>
-        <w:rPr>
-          <w:rFonts w:ascii="方正仿宋_GBK" w:hAnsi="方正仿宋_GBK" w:eastAsia="方正仿宋_GBK" w:cs="方正仿宋_GBK"/>
-          <w:color w:val="000000"/>
-          <w:sz w:val="24"/>
-        </w:rPr>
-        <w:t>注册测绘师，高级讲师，曾任河南省职业教育骨干教师、河南省教育厅学术技术带头人。河南省中等职业教育工程测量专业名师工作室主持人、工程测量竞赛国家级裁判员、国家级职业技能鉴定工程测量高级考</w:t>
-      </w:r>
-      <w:r>
-        <w:rPr>
-          <w:rFonts w:hint="eastAsia" w:ascii="方正仿宋_GBK" w:hAnsi="方正仿宋_GBK" w:eastAsia="方正仿宋_GBK" w:cs="方正仿宋_GBK"/>
-          <w:color w:val="000000"/>
-          <w:sz w:val="24"/>
-        </w:rPr>
-        <w:t>评员、工程测量一级技师。</w:t>
+        <w:t>公司另设总工程师、监事长等关键岗位，由具备行业资深背景的专业人员担任。</w:t>
+      </w:r>
+      <w:r>
+        <w:rPr>
+          <w:rFonts w:hint="eastAsia" w:ascii="方正仿宋_GBK" w:hAnsi="方正仿宋_GBK" w:eastAsia="方正仿宋_GBK" w:cs="方正仿宋_GBK"/>
+          <w:color w:val="000000"/>
+          <w:sz w:val="24"/>
+        </w:rPr>
+      </w:r>
+      <w:r>
+        <w:rPr>
+          <w:rFonts w:ascii="方正仿宋_GBK" w:hAnsi="方正仿宋_GBK" w:eastAsia="方正仿宋_GBK" w:cs="方正仿宋_GBK"/>
+          <w:color w:val="000000"/>
+          <w:sz w:val="24"/>
+        </w:rPr>
+      </w:r>
+      <w:r>
+        <w:rPr>
+          <w:rFonts w:hint="eastAsia" w:ascii="方正仿宋_GBK" w:hAnsi="方正仿宋_GBK" w:eastAsia="方正仿宋_GBK" w:cs="方正仿宋_GBK"/>
+          <w:color w:val="000000"/>
+          <w:sz w:val="24"/>
+        </w:rPr>
       </w:r>
     </w:p>
     <w:p>
@@ -4969,23 +4910,20 @@
           <w:color w:val="000000"/>
           <w:sz w:val="24"/>
         </w:rPr>
-        <w:t>王锦洋</w:t>
-      </w:r>
-      <w:r>
-        <w:rPr>
-          <w:rFonts w:hint="eastAsia" w:ascii="方正仿宋_GBK" w:hAnsi="方正仿宋_GBK" w:eastAsia="方正仿宋_GBK" w:cs="方正仿宋_GBK"/>
-          <w:color w:val="000000"/>
-          <w:sz w:val="24"/>
-        </w:rPr>
-        <w:t>：监事长，</w:t>
-      </w:r>
-      <w:r>
-        <w:rPr>
-          <w:rFonts w:ascii="方正仿宋_GBK" w:hAnsi="方正仿宋_GBK" w:eastAsia="方正仿宋_GBK" w:cs="方正仿宋_GBK"/>
-          <w:color w:val="000000"/>
-          <w:sz w:val="24"/>
-        </w:rPr>
-        <w:t>高级工程师，研究专长为不动产测绘，在地籍测量、房产测绘、宅基地确权等领域有着丰富的经验。</w:t>
+      </w:r>
+      <w:r>
+        <w:rPr>
+          <w:rFonts w:hint="eastAsia" w:ascii="方正仿宋_GBK" w:hAnsi="方正仿宋_GBK" w:eastAsia="方正仿宋_GBK" w:cs="方正仿宋_GBK"/>
+          <w:color w:val="000000"/>
+          <w:sz w:val="24"/>
+        </w:rPr>
+      </w:r>
+      <w:r>
+        <w:rPr>
+          <w:rFonts w:ascii="方正仿宋_GBK" w:hAnsi="方正仿宋_GBK" w:eastAsia="方正仿宋_GBK" w:cs="方正仿宋_GBK"/>
+          <w:color w:val="000000"/>
+          <w:sz w:val="24"/>
+        </w:rPr>
       </w:r>
     </w:p>
     <w:p>
@@ -8499,7 +8437,7 @@
                 <w:kern w:val="0"/>
                 <w:szCs w:val="21"/>
               </w:rPr>
-              <w:t>测绘服务</w:t>
+              <w:t>主营业务一</w:t>
             </w:r>
           </w:p>
         </w:tc>
@@ -8800,7 +8738,7 @@
                 <w:kern w:val="0"/>
                 <w:szCs w:val="21"/>
               </w:rPr>
-              <w:t>地理信息技术服务</w:t>
+              <w:t>主营业务二</w:t>
             </w:r>
           </w:p>
         </w:tc>
@@ -9097,7 +9035,7 @@
                 <w:kern w:val="0"/>
                 <w:szCs w:val="21"/>
               </w:rPr>
-              <w:t>其他专业技术服务</w:t>
+              <w:t>其他业务</w:t>
             </w:r>
           </w:p>
         </w:tc>
@@ -10077,40 +10015,36 @@
           <w:szCs w:val="15"/>
           <w:lang w:val="zh-CN"/>
         </w:rPr>
-        <w:t xml:space="preserve">  </w:t>
-      </w:r>
-      <w:r>
-        <w:rPr>
-          <w:rFonts w:hint="eastAsia" w:ascii="方正仿宋_GBK" w:hAnsi="方正仿宋_GBK" w:eastAsia="方正仿宋_GBK" w:cs="方正仿宋_GBK"/>
-          <w:color w:val="000000"/>
-          <w:sz w:val="24"/>
-          <w:lang w:val="zh-CN"/>
-        </w:rPr>
-        <w:t xml:space="preserve"> </w:t>
-      </w:r>
-      <w:r>
-        <w:rPr>
-          <w:rFonts w:hint="eastAsia" w:ascii="方正仿宋_GBK" w:hAnsi="方正仿宋_GBK" w:eastAsia="方正仿宋_GBK" w:cs="方正仿宋_GBK"/>
-          <w:sz w:val="24"/>
-          <w:lang w:val="zh-CN"/>
-        </w:rPr>
-        <w:t xml:space="preserve"> 该公司属于测绘地理信息服务</w:t>
-      </w:r>
-      <w:r>
-        <w:rPr>
-          <w:rFonts w:ascii="方正仿宋_GBK" w:hAnsi="方正仿宋_GBK" w:eastAsia="方正仿宋_GBK" w:cs="方正仿宋_GBK"/>
-          <w:sz w:val="24"/>
-          <w:lang w:val="zh-CN"/>
-        </w:rPr>
-        <w:t>型企业，</w:t>
-      </w:r>
-      <w:r>
-        <w:rPr>
-          <w:rFonts w:hint="eastAsia" w:ascii="方正仿宋_GBK" w:hAnsi="方正仿宋_GBK" w:eastAsia="方正仿宋_GBK" w:cs="方正仿宋_GBK"/>
-          <w:sz w:val="24"/>
-          <w:lang w:val="zh-CN"/>
-        </w:rPr>
-        <w:t>从202</w:t>
+        <w:t xml:space="preserve">    该公司属于{{CLIENT_INDUSTRY_CATEGORY}}企业，主要收入来源于其主营业务{{CLIENT_BUSINESS_DESC}}，业务结构与公司战略定位匹配。</w:t>
+      </w:r>
+      <w:r>
+        <w:rPr>
+          <w:rFonts w:hint="eastAsia" w:ascii="方正仿宋_GBK" w:hAnsi="方正仿宋_GBK" w:eastAsia="方正仿宋_GBK" w:cs="方正仿宋_GBK"/>
+          <w:color w:val="000000"/>
+          <w:sz w:val="24"/>
+          <w:lang w:val="zh-CN"/>
+        </w:rPr>
+      </w:r>
+      <w:r>
+        <w:rPr>
+          <w:rFonts w:hint="eastAsia" w:ascii="方正仿宋_GBK" w:hAnsi="方正仿宋_GBK" w:eastAsia="方正仿宋_GBK" w:cs="方正仿宋_GBK"/>
+          <w:sz w:val="24"/>
+          <w:lang w:val="zh-CN"/>
+        </w:rPr>
+      </w:r>
+      <w:r>
+        <w:rPr>
+          <w:rFonts w:ascii="方正仿宋_GBK" w:hAnsi="方正仿宋_GBK" w:eastAsia="方正仿宋_GBK" w:cs="方正仿宋_GBK"/>
+          <w:sz w:val="24"/>
+          <w:lang w:val="zh-CN"/>
+        </w:rPr>
+      </w:r>
+      <w:r>
+        <w:rPr>
+          <w:rFonts w:hint="eastAsia" w:ascii="方正仿宋_GBK" w:hAnsi="方正仿宋_GBK" w:eastAsia="方正仿宋_GBK" w:cs="方正仿宋_GBK"/>
+          <w:sz w:val="24"/>
+          <w:lang w:val="zh-CN"/>
+        </w:rPr>
       </w:r>
       <w:r>
         <w:rPr>
@@ -10118,151 +10052,132 @@
           <w:sz w:val="24"/>
           <w:lang w:val="en-US" w:eastAsia="zh-CN"/>
         </w:rPr>
-        <w:t>1</w:t>
-      </w:r>
-      <w:r>
-        <w:rPr>
-          <w:rFonts w:hint="eastAsia" w:ascii="方正仿宋_GBK" w:hAnsi="方正仿宋_GBK" w:eastAsia="方正仿宋_GBK" w:cs="方正仿宋_GBK"/>
-          <w:sz w:val="24"/>
-          <w:lang w:val="zh-CN"/>
-        </w:rPr>
-        <w:t>年公司主营业务收入来看，公司主要收入来源于测绘服务，占比达到82.79%，是公司收入第一来源。地理信息技术服务及其他专业技术服务占比约17%，占比偏小，但毛利率较为可观，基本能实现50%，未来有望成为公司业务发展的新增长点。 截至2022年9月公司业务</w:t>
-      </w:r>
-      <w:r>
-        <w:rPr>
-          <w:rFonts w:ascii="方正仿宋_GBK" w:hAnsi="方正仿宋_GBK" w:eastAsia="方正仿宋_GBK" w:cs="方正仿宋_GBK"/>
-          <w:sz w:val="24"/>
-          <w:lang w:val="zh-CN"/>
-        </w:rPr>
-        <w:t>在</w:t>
-      </w:r>
-      <w:r>
-        <w:rPr>
-          <w:rFonts w:hint="eastAsia" w:ascii="方正仿宋_GBK" w:hAnsi="方正仿宋_GBK" w:eastAsia="方正仿宋_GBK" w:cs="方正仿宋_GBK"/>
-          <w:sz w:val="24"/>
-          <w:lang w:val="zh-CN"/>
-        </w:rPr>
-        <w:t>地理信息</w:t>
-      </w:r>
-      <w:r>
-        <w:rPr>
-          <w:rFonts w:ascii="方正仿宋_GBK" w:hAnsi="方正仿宋_GBK" w:eastAsia="方正仿宋_GBK" w:cs="方正仿宋_GBK"/>
-          <w:sz w:val="24"/>
-          <w:lang w:val="zh-CN"/>
-        </w:rPr>
-        <w:t>技术服务方面</w:t>
-      </w:r>
-      <w:r>
-        <w:rPr>
-          <w:rFonts w:hint="eastAsia" w:ascii="方正仿宋_GBK" w:hAnsi="方正仿宋_GBK" w:eastAsia="方正仿宋_GBK" w:cs="方正仿宋_GBK"/>
-          <w:sz w:val="24"/>
-          <w:lang w:val="zh-CN"/>
-        </w:rPr>
-        <w:t>有着较大</w:t>
-      </w:r>
-      <w:r>
-        <w:rPr>
-          <w:rFonts w:ascii="方正仿宋_GBK" w:hAnsi="方正仿宋_GBK" w:eastAsia="方正仿宋_GBK" w:cs="方正仿宋_GBK"/>
-          <w:sz w:val="24"/>
-          <w:lang w:val="zh-CN"/>
-        </w:rPr>
-        <w:t>幅度发展，同时测绘服务</w:t>
-      </w:r>
-      <w:r>
-        <w:rPr>
-          <w:rFonts w:hint="eastAsia" w:ascii="方正仿宋_GBK" w:hAnsi="方正仿宋_GBK" w:eastAsia="方正仿宋_GBK" w:cs="方正仿宋_GBK"/>
-          <w:sz w:val="24"/>
-          <w:lang w:val="zh-CN"/>
-        </w:rPr>
-        <w:t>受</w:t>
-      </w:r>
-      <w:r>
-        <w:rPr>
-          <w:rFonts w:ascii="方正仿宋_GBK" w:hAnsi="方正仿宋_GBK" w:eastAsia="方正仿宋_GBK" w:cs="方正仿宋_GBK"/>
-          <w:sz w:val="24"/>
-          <w:lang w:val="zh-CN"/>
-        </w:rPr>
-        <w:t>疫情</w:t>
-      </w:r>
-      <w:r>
-        <w:rPr>
-          <w:rFonts w:hint="eastAsia" w:ascii="方正仿宋_GBK" w:hAnsi="方正仿宋_GBK" w:eastAsia="方正仿宋_GBK" w:cs="方正仿宋_GBK"/>
-          <w:sz w:val="24"/>
-          <w:lang w:val="zh-CN"/>
-        </w:rPr>
-        <w:t>波及</w:t>
-      </w:r>
-      <w:r>
-        <w:rPr>
-          <w:rFonts w:ascii="方正仿宋_GBK" w:hAnsi="方正仿宋_GBK" w:eastAsia="方正仿宋_GBK" w:cs="方正仿宋_GBK"/>
-          <w:sz w:val="24"/>
-          <w:lang w:val="zh-CN"/>
-        </w:rPr>
-        <w:t>尾款较多未能</w:t>
-      </w:r>
-      <w:r>
-        <w:rPr>
-          <w:rFonts w:hint="eastAsia" w:ascii="方正仿宋_GBK" w:hAnsi="方正仿宋_GBK" w:eastAsia="方正仿宋_GBK" w:cs="方正仿宋_GBK"/>
-          <w:sz w:val="24"/>
-          <w:lang w:val="zh-CN"/>
-        </w:rPr>
-        <w:t>收回</w:t>
-      </w:r>
-      <w:r>
-        <w:rPr>
-          <w:rFonts w:ascii="方正仿宋_GBK" w:hAnsi="方正仿宋_GBK" w:eastAsia="方正仿宋_GBK" w:cs="方正仿宋_GBK"/>
-          <w:sz w:val="24"/>
-          <w:lang w:val="zh-CN"/>
-        </w:rPr>
-        <w:t>所以</w:t>
-      </w:r>
-      <w:r>
-        <w:rPr>
-          <w:rFonts w:hint="eastAsia" w:ascii="方正仿宋_GBK" w:hAnsi="方正仿宋_GBK" w:eastAsia="方正仿宋_GBK" w:cs="方正仿宋_GBK"/>
-          <w:sz w:val="24"/>
-          <w:lang w:val="zh-CN"/>
-        </w:rPr>
-        <w:t>2022年</w:t>
-      </w:r>
-      <w:r>
-        <w:rPr>
-          <w:rFonts w:ascii="方正仿宋_GBK" w:hAnsi="方正仿宋_GBK" w:eastAsia="方正仿宋_GBK" w:cs="方正仿宋_GBK"/>
-          <w:sz w:val="24"/>
-          <w:lang w:val="zh-CN"/>
-        </w:rPr>
-        <w:t>的测绘服务板块</w:t>
-      </w:r>
-      <w:r>
-        <w:rPr>
-          <w:rFonts w:hint="eastAsia" w:ascii="方正仿宋_GBK" w:hAnsi="方正仿宋_GBK" w:eastAsia="方正仿宋_GBK" w:cs="方正仿宋_GBK"/>
-          <w:sz w:val="24"/>
-          <w:lang w:val="zh-CN"/>
-        </w:rPr>
-        <w:t>销售额</w:t>
-      </w:r>
-      <w:r>
-        <w:rPr>
-          <w:rFonts w:ascii="方正仿宋_GBK" w:hAnsi="方正仿宋_GBK" w:eastAsia="方正仿宋_GBK" w:cs="方正仿宋_GBK"/>
-          <w:sz w:val="24"/>
-          <w:lang w:val="zh-CN"/>
-        </w:rPr>
-        <w:t>暂时</w:t>
-      </w:r>
-      <w:r>
-        <w:rPr>
-          <w:rFonts w:hint="eastAsia" w:ascii="方正仿宋_GBK" w:hAnsi="方正仿宋_GBK" w:eastAsia="方正仿宋_GBK" w:cs="方正仿宋_GBK"/>
-          <w:sz w:val="24"/>
-          <w:lang w:val="zh-CN"/>
-        </w:rPr>
-        <w:t>未上来</w:t>
-      </w:r>
-      <w:r>
-        <w:rPr>
-          <w:rFonts w:ascii="方正仿宋_GBK" w:hAnsi="方正仿宋_GBK" w:eastAsia="方正仿宋_GBK" w:cs="方正仿宋_GBK"/>
-          <w:sz w:val="24"/>
-          <w:lang w:val="zh-CN"/>
-        </w:rPr>
-        <w:t>。</w:t>
+      </w:r>
+      <w:r>
+        <w:rPr>
+          <w:rFonts w:hint="eastAsia" w:ascii="方正仿宋_GBK" w:hAnsi="方正仿宋_GBK" w:eastAsia="方正仿宋_GBK" w:cs="方正仿宋_GBK"/>
+          <w:sz w:val="24"/>
+          <w:lang w:val="zh-CN"/>
+        </w:rPr>
+      </w:r>
+      <w:r>
+        <w:rPr>
+          <w:rFonts w:ascii="方正仿宋_GBK" w:hAnsi="方正仿宋_GBK" w:eastAsia="方正仿宋_GBK" w:cs="方正仿宋_GBK"/>
+          <w:sz w:val="24"/>
+          <w:lang w:val="zh-CN"/>
+        </w:rPr>
+      </w:r>
+      <w:r>
+        <w:rPr>
+          <w:rFonts w:hint="eastAsia" w:ascii="方正仿宋_GBK" w:hAnsi="方正仿宋_GBK" w:eastAsia="方正仿宋_GBK" w:cs="方正仿宋_GBK"/>
+          <w:sz w:val="24"/>
+          <w:lang w:val="zh-CN"/>
+        </w:rPr>
+      </w:r>
+      <w:r>
+        <w:rPr>
+          <w:rFonts w:ascii="方正仿宋_GBK" w:hAnsi="方正仿宋_GBK" w:eastAsia="方正仿宋_GBK" w:cs="方正仿宋_GBK"/>
+          <w:sz w:val="24"/>
+          <w:lang w:val="zh-CN"/>
+        </w:rPr>
+      </w:r>
+      <w:r>
+        <w:rPr>
+          <w:rFonts w:hint="eastAsia" w:ascii="方正仿宋_GBK" w:hAnsi="方正仿宋_GBK" w:eastAsia="方正仿宋_GBK" w:cs="方正仿宋_GBK"/>
+          <w:sz w:val="24"/>
+          <w:lang w:val="zh-CN"/>
+        </w:rPr>
+      </w:r>
+      <w:r>
+        <w:rPr>
+          <w:rFonts w:ascii="方正仿宋_GBK" w:hAnsi="方正仿宋_GBK" w:eastAsia="方正仿宋_GBK" w:cs="方正仿宋_GBK"/>
+          <w:sz w:val="24"/>
+          <w:lang w:val="zh-CN"/>
+        </w:rPr>
+      </w:r>
+      <w:r>
+        <w:rPr>
+          <w:rFonts w:hint="eastAsia" w:ascii="方正仿宋_GBK" w:hAnsi="方正仿宋_GBK" w:eastAsia="方正仿宋_GBK" w:cs="方正仿宋_GBK"/>
+          <w:sz w:val="24"/>
+          <w:lang w:val="zh-CN"/>
+        </w:rPr>
+      </w:r>
+      <w:r>
+        <w:rPr>
+          <w:rFonts w:ascii="方正仿宋_GBK" w:hAnsi="方正仿宋_GBK" w:eastAsia="方正仿宋_GBK" w:cs="方正仿宋_GBK"/>
+          <w:sz w:val="24"/>
+          <w:lang w:val="zh-CN"/>
+        </w:rPr>
+      </w:r>
+      <w:r>
+        <w:rPr>
+          <w:rFonts w:hint="eastAsia" w:ascii="方正仿宋_GBK" w:hAnsi="方正仿宋_GBK" w:eastAsia="方正仿宋_GBK" w:cs="方正仿宋_GBK"/>
+          <w:sz w:val="24"/>
+          <w:lang w:val="zh-CN"/>
+        </w:rPr>
+      </w:r>
+      <w:r>
+        <w:rPr>
+          <w:rFonts w:ascii="方正仿宋_GBK" w:hAnsi="方正仿宋_GBK" w:eastAsia="方正仿宋_GBK" w:cs="方正仿宋_GBK"/>
+          <w:sz w:val="24"/>
+          <w:lang w:val="zh-CN"/>
+        </w:rPr>
+      </w:r>
+      <w:r>
+        <w:rPr>
+          <w:rFonts w:hint="eastAsia" w:ascii="方正仿宋_GBK" w:hAnsi="方正仿宋_GBK" w:eastAsia="方正仿宋_GBK" w:cs="方正仿宋_GBK"/>
+          <w:sz w:val="24"/>
+          <w:lang w:val="zh-CN"/>
+        </w:rPr>
+      </w:r>
+      <w:r>
+        <w:rPr>
+          <w:rFonts w:ascii="方正仿宋_GBK" w:hAnsi="方正仿宋_GBK" w:eastAsia="方正仿宋_GBK" w:cs="方正仿宋_GBK"/>
+          <w:sz w:val="24"/>
+          <w:lang w:val="zh-CN"/>
+        </w:rPr>
+      </w:r>
+      <w:r>
+        <w:rPr>
+          <w:rFonts w:hint="eastAsia" w:ascii="方正仿宋_GBK" w:hAnsi="方正仿宋_GBK" w:eastAsia="方正仿宋_GBK" w:cs="方正仿宋_GBK"/>
+          <w:sz w:val="24"/>
+          <w:lang w:val="zh-CN"/>
+        </w:rPr>
+      </w:r>
+      <w:r>
+        <w:rPr>
+          <w:rFonts w:ascii="方正仿宋_GBK" w:hAnsi="方正仿宋_GBK" w:eastAsia="方正仿宋_GBK" w:cs="方正仿宋_GBK"/>
+          <w:sz w:val="24"/>
+          <w:lang w:val="zh-CN"/>
+        </w:rPr>
+      </w:r>
+      <w:r>
+        <w:rPr>
+          <w:rFonts w:hint="eastAsia" w:ascii="方正仿宋_GBK" w:hAnsi="方正仿宋_GBK" w:eastAsia="方正仿宋_GBK" w:cs="方正仿宋_GBK"/>
+          <w:sz w:val="24"/>
+          <w:lang w:val="zh-CN"/>
+        </w:rPr>
+      </w:r>
+      <w:r>
+        <w:rPr>
+          <w:rFonts w:ascii="方正仿宋_GBK" w:hAnsi="方正仿宋_GBK" w:eastAsia="方正仿宋_GBK" w:cs="方正仿宋_GBK"/>
+          <w:sz w:val="24"/>
+          <w:lang w:val="zh-CN"/>
+        </w:rPr>
+      </w:r>
+      <w:r>
+        <w:rPr>
+          <w:rFonts w:hint="eastAsia" w:ascii="方正仿宋_GBK" w:hAnsi="方正仿宋_GBK" w:eastAsia="方正仿宋_GBK" w:cs="方正仿宋_GBK"/>
+          <w:sz w:val="24"/>
+          <w:lang w:val="zh-CN"/>
+        </w:rPr>
+      </w:r>
+      <w:r>
+        <w:rPr>
+          <w:rFonts w:ascii="方正仿宋_GBK" w:hAnsi="方正仿宋_GBK" w:eastAsia="方正仿宋_GBK" w:cs="方正仿宋_GBK"/>
+          <w:sz w:val="24"/>
+          <w:lang w:val="zh-CN"/>
+        </w:rPr>
       </w:r>
     </w:p>
     <w:p>
@@ -10284,7 +10199,7 @@
           <w:sz w:val="24"/>
           <w:lang w:val="zh-CN"/>
         </w:rPr>
-        <w:t>从2021-202</w:t>
+        <w:t>结合最新一期经营情况来看，公司主营业务发展态势整体稳定，与过往同期相比未发生重大不利变化。</w:t>
       </w:r>
       <w:r>
         <w:rPr>
@@ -10292,206 +10207,182 @@
           <w:sz w:val="24"/>
           <w:lang w:val="en-US" w:eastAsia="zh-CN"/>
         </w:rPr>
-        <w:t>2</w:t>
-      </w:r>
-      <w:r>
-        <w:rPr>
-          <w:rFonts w:hint="eastAsia" w:ascii="方正仿宋_GBK" w:hAnsi="方正仿宋_GBK" w:eastAsia="方正仿宋_GBK" w:cs="方正仿宋_GBK"/>
-          <w:sz w:val="24"/>
-          <w:lang w:val="zh-CN"/>
-        </w:rPr>
-        <w:t>公司经营情况来看，由于</w:t>
-      </w:r>
-      <w:r>
-        <w:rPr>
-          <w:rFonts w:ascii="方正仿宋_GBK" w:hAnsi="方正仿宋_GBK" w:eastAsia="方正仿宋_GBK" w:cs="方正仿宋_GBK"/>
-          <w:sz w:val="24"/>
-          <w:lang w:val="zh-CN"/>
-        </w:rPr>
-        <w:t>测绘服务需要人员</w:t>
-      </w:r>
-      <w:r>
-        <w:rPr>
-          <w:rFonts w:hint="eastAsia" w:ascii="方正仿宋_GBK" w:hAnsi="方正仿宋_GBK" w:eastAsia="方正仿宋_GBK" w:cs="方正仿宋_GBK"/>
-          <w:sz w:val="24"/>
-          <w:lang w:val="zh-CN"/>
-        </w:rPr>
-        <w:t>前往</w:t>
-      </w:r>
-      <w:r>
-        <w:rPr>
-          <w:rFonts w:ascii="方正仿宋_GBK" w:hAnsi="方正仿宋_GBK" w:eastAsia="方正仿宋_GBK" w:cs="方正仿宋_GBK"/>
-          <w:sz w:val="24"/>
-          <w:lang w:val="zh-CN"/>
-        </w:rPr>
-        <w:t>测绘地点进行测绘</w:t>
-      </w:r>
-      <w:r>
-        <w:rPr>
-          <w:rFonts w:hint="eastAsia" w:ascii="方正仿宋_GBK" w:hAnsi="方正仿宋_GBK" w:eastAsia="方正仿宋_GBK" w:cs="方正仿宋_GBK"/>
-          <w:sz w:val="24"/>
-          <w:lang w:val="zh-CN"/>
-        </w:rPr>
-        <w:t>受今年</w:t>
-      </w:r>
-      <w:r>
-        <w:rPr>
-          <w:rFonts w:ascii="方正仿宋_GBK" w:hAnsi="方正仿宋_GBK" w:eastAsia="方正仿宋_GBK" w:cs="方正仿宋_GBK"/>
-          <w:sz w:val="24"/>
-          <w:lang w:val="zh-CN"/>
-        </w:rPr>
-        <w:t>疫情影响</w:t>
-      </w:r>
-      <w:r>
-        <w:rPr>
-          <w:rFonts w:hint="eastAsia" w:ascii="方正仿宋_GBK" w:hAnsi="方正仿宋_GBK" w:eastAsia="方正仿宋_GBK" w:cs="方正仿宋_GBK"/>
-          <w:sz w:val="24"/>
-          <w:lang w:val="zh-CN"/>
-        </w:rPr>
-        <w:t>部分月份限制</w:t>
-      </w:r>
-      <w:r>
-        <w:rPr>
-          <w:rFonts w:ascii="方正仿宋_GBK" w:hAnsi="方正仿宋_GBK" w:eastAsia="方正仿宋_GBK" w:cs="方正仿宋_GBK"/>
-          <w:sz w:val="24"/>
-          <w:lang w:val="zh-CN"/>
-        </w:rPr>
-        <w:t>出</w:t>
-      </w:r>
-      <w:r>
-        <w:rPr>
-          <w:rFonts w:ascii="方正仿宋_GBK" w:hAnsi="方正仿宋_GBK" w:eastAsia="方正仿宋_GBK" w:cs="方正仿宋_GBK"/>
-          <w:color w:val="000000"/>
-          <w:sz w:val="24"/>
-          <w:lang w:val="zh-CN"/>
-        </w:rPr>
-        <w:t>行导致</w:t>
-      </w:r>
-      <w:r>
-        <w:rPr>
-          <w:rFonts w:hint="eastAsia" w:ascii="方正仿宋_GBK" w:hAnsi="方正仿宋_GBK" w:eastAsia="方正仿宋_GBK" w:cs="方正仿宋_GBK"/>
-          <w:color w:val="000000"/>
-          <w:sz w:val="24"/>
-          <w:lang w:val="zh-CN"/>
-        </w:rPr>
-        <w:t>测绘</w:t>
-      </w:r>
-      <w:r>
-        <w:rPr>
-          <w:rFonts w:ascii="方正仿宋_GBK" w:hAnsi="方正仿宋_GBK" w:eastAsia="方正仿宋_GBK" w:cs="方正仿宋_GBK"/>
-          <w:color w:val="000000"/>
-          <w:sz w:val="24"/>
-          <w:lang w:val="zh-CN"/>
-        </w:rPr>
-        <w:t>工作无法开展，</w:t>
-      </w:r>
-      <w:r>
-        <w:rPr>
-          <w:rFonts w:hint="eastAsia" w:ascii="方正仿宋_GBK" w:hAnsi="方正仿宋_GBK" w:eastAsia="方正仿宋_GBK" w:cs="方正仿宋_GBK"/>
-          <w:color w:val="000000"/>
-          <w:sz w:val="24"/>
-          <w:lang w:val="zh-CN"/>
-        </w:rPr>
-        <w:t>后续时段各个</w:t>
-      </w:r>
-      <w:r>
-        <w:rPr>
-          <w:rFonts w:ascii="方正仿宋_GBK" w:hAnsi="方正仿宋_GBK" w:eastAsia="方正仿宋_GBK" w:cs="方正仿宋_GBK"/>
-          <w:color w:val="000000"/>
-          <w:sz w:val="24"/>
-          <w:lang w:val="zh-CN"/>
-        </w:rPr>
-        <w:t>地区</w:t>
-      </w:r>
-      <w:r>
-        <w:rPr>
-          <w:rFonts w:hint="eastAsia" w:ascii="方正仿宋_GBK" w:hAnsi="方正仿宋_GBK" w:eastAsia="方正仿宋_GBK" w:cs="方正仿宋_GBK"/>
-          <w:color w:val="000000"/>
-          <w:sz w:val="24"/>
-          <w:lang w:val="zh-CN"/>
-        </w:rPr>
-        <w:t>为防控疫情</w:t>
-      </w:r>
-      <w:r>
-        <w:rPr>
-          <w:rFonts w:ascii="方正仿宋_GBK" w:hAnsi="方正仿宋_GBK" w:eastAsia="方正仿宋_GBK" w:cs="方正仿宋_GBK"/>
-          <w:color w:val="000000"/>
-          <w:sz w:val="24"/>
-          <w:lang w:val="zh-CN"/>
-        </w:rPr>
-        <w:t>对于外来人员的入境限制较大导致</w:t>
-      </w:r>
-      <w:r>
-        <w:rPr>
-          <w:rFonts w:hint="eastAsia" w:ascii="方正仿宋_GBK" w:hAnsi="方正仿宋_GBK" w:eastAsia="方正仿宋_GBK" w:cs="方正仿宋_GBK"/>
-          <w:color w:val="000000"/>
-          <w:sz w:val="24"/>
-          <w:lang w:val="zh-CN"/>
-        </w:rPr>
-        <w:t>公司</w:t>
-      </w:r>
-      <w:r>
-        <w:rPr>
-          <w:rFonts w:ascii="方正仿宋_GBK" w:hAnsi="方正仿宋_GBK" w:eastAsia="方正仿宋_GBK" w:cs="方正仿宋_GBK"/>
-          <w:color w:val="000000"/>
-          <w:sz w:val="24"/>
-          <w:lang w:val="zh-CN"/>
-        </w:rPr>
-        <w:t>测绘</w:t>
-      </w:r>
-      <w:r>
-        <w:rPr>
-          <w:rFonts w:hint="eastAsia" w:ascii="方正仿宋_GBK" w:hAnsi="方正仿宋_GBK" w:eastAsia="方正仿宋_GBK" w:cs="方正仿宋_GBK"/>
-          <w:color w:val="000000"/>
-          <w:sz w:val="24"/>
-          <w:lang w:val="zh-CN"/>
-        </w:rPr>
-        <w:t>服务</w:t>
-      </w:r>
-      <w:r>
-        <w:rPr>
-          <w:rFonts w:ascii="方正仿宋_GBK" w:hAnsi="方正仿宋_GBK" w:eastAsia="方正仿宋_GBK" w:cs="方正仿宋_GBK"/>
-          <w:color w:val="000000"/>
-          <w:sz w:val="24"/>
-          <w:lang w:val="zh-CN"/>
-        </w:rPr>
-        <w:t>板块减少较大</w:t>
-      </w:r>
-      <w:r>
-        <w:rPr>
-          <w:rFonts w:hint="eastAsia" w:ascii="方正仿宋_GBK" w:hAnsi="方正仿宋_GBK" w:eastAsia="方正仿宋_GBK" w:cs="方正仿宋_GBK"/>
-          <w:color w:val="000000"/>
-          <w:sz w:val="24"/>
-          <w:lang w:val="zh-CN"/>
-        </w:rPr>
-        <w:t>。但是相较于2021年</w:t>
-      </w:r>
-      <w:r>
-        <w:rPr>
-          <w:rFonts w:ascii="方正仿宋_GBK" w:hAnsi="方正仿宋_GBK" w:eastAsia="方正仿宋_GBK" w:cs="方正仿宋_GBK"/>
-          <w:color w:val="000000"/>
-          <w:sz w:val="24"/>
-          <w:lang w:val="zh-CN"/>
-        </w:rPr>
-        <w:t>同期，</w:t>
-      </w:r>
-      <w:r>
-        <w:rPr>
-          <w:rFonts w:hint="eastAsia" w:ascii="方正仿宋_GBK" w:hAnsi="方正仿宋_GBK" w:eastAsia="方正仿宋_GBK" w:cs="方正仿宋_GBK"/>
-          <w:color w:val="000000"/>
-          <w:sz w:val="24"/>
-          <w:lang w:val="zh-CN"/>
-        </w:rPr>
-        <w:t>经营情况有着明显改善</w:t>
-      </w:r>
-      <w:r>
-        <w:rPr>
-          <w:rFonts w:ascii="方正仿宋_GBK" w:hAnsi="方正仿宋_GBK" w:eastAsia="方正仿宋_GBK" w:cs="方正仿宋_GBK"/>
-          <w:color w:val="000000"/>
-          <w:sz w:val="24"/>
-          <w:lang w:val="zh-CN"/>
-        </w:rPr>
-        <w:t>。</w:t>
+      </w:r>
+      <w:r>
+        <w:rPr>
+          <w:rFonts w:hint="eastAsia" w:ascii="方正仿宋_GBK" w:hAnsi="方正仿宋_GBK" w:eastAsia="方正仿宋_GBK" w:cs="方正仿宋_GBK"/>
+          <w:sz w:val="24"/>
+          <w:lang w:val="zh-CN"/>
+        </w:rPr>
+      </w:r>
+      <w:r>
+        <w:rPr>
+          <w:rFonts w:ascii="方正仿宋_GBK" w:hAnsi="方正仿宋_GBK" w:eastAsia="方正仿宋_GBK" w:cs="方正仿宋_GBK"/>
+          <w:sz w:val="24"/>
+          <w:lang w:val="zh-CN"/>
+        </w:rPr>
+      </w:r>
+      <w:r>
+        <w:rPr>
+          <w:rFonts w:hint="eastAsia" w:ascii="方正仿宋_GBK" w:hAnsi="方正仿宋_GBK" w:eastAsia="方正仿宋_GBK" w:cs="方正仿宋_GBK"/>
+          <w:sz w:val="24"/>
+          <w:lang w:val="zh-CN"/>
+        </w:rPr>
+      </w:r>
+      <w:r>
+        <w:rPr>
+          <w:rFonts w:ascii="方正仿宋_GBK" w:hAnsi="方正仿宋_GBK" w:eastAsia="方正仿宋_GBK" w:cs="方正仿宋_GBK"/>
+          <w:sz w:val="24"/>
+          <w:lang w:val="zh-CN"/>
+        </w:rPr>
+      </w:r>
+      <w:r>
+        <w:rPr>
+          <w:rFonts w:hint="eastAsia" w:ascii="方正仿宋_GBK" w:hAnsi="方正仿宋_GBK" w:eastAsia="方正仿宋_GBK" w:cs="方正仿宋_GBK"/>
+          <w:sz w:val="24"/>
+          <w:lang w:val="zh-CN"/>
+        </w:rPr>
+      </w:r>
+      <w:r>
+        <w:rPr>
+          <w:rFonts w:ascii="方正仿宋_GBK" w:hAnsi="方正仿宋_GBK" w:eastAsia="方正仿宋_GBK" w:cs="方正仿宋_GBK"/>
+          <w:sz w:val="24"/>
+          <w:lang w:val="zh-CN"/>
+        </w:rPr>
+      </w:r>
+      <w:r>
+        <w:rPr>
+          <w:rFonts w:hint="eastAsia" w:ascii="方正仿宋_GBK" w:hAnsi="方正仿宋_GBK" w:eastAsia="方正仿宋_GBK" w:cs="方正仿宋_GBK"/>
+          <w:sz w:val="24"/>
+          <w:lang w:val="zh-CN"/>
+        </w:rPr>
+      </w:r>
+      <w:r>
+        <w:rPr>
+          <w:rFonts w:ascii="方正仿宋_GBK" w:hAnsi="方正仿宋_GBK" w:eastAsia="方正仿宋_GBK" w:cs="方正仿宋_GBK"/>
+          <w:sz w:val="24"/>
+          <w:lang w:val="zh-CN"/>
+        </w:rPr>
+      </w:r>
+      <w:r>
+        <w:rPr>
+          <w:rFonts w:ascii="方正仿宋_GBK" w:hAnsi="方正仿宋_GBK" w:eastAsia="方正仿宋_GBK" w:cs="方正仿宋_GBK"/>
+          <w:color w:val="000000"/>
+          <w:sz w:val="24"/>
+          <w:lang w:val="zh-CN"/>
+        </w:rPr>
+      </w:r>
+      <w:r>
+        <w:rPr>
+          <w:rFonts w:hint="eastAsia" w:ascii="方正仿宋_GBK" w:hAnsi="方正仿宋_GBK" w:eastAsia="方正仿宋_GBK" w:cs="方正仿宋_GBK"/>
+          <w:color w:val="000000"/>
+          <w:sz w:val="24"/>
+          <w:lang w:val="zh-CN"/>
+        </w:rPr>
+      </w:r>
+      <w:r>
+        <w:rPr>
+          <w:rFonts w:ascii="方正仿宋_GBK" w:hAnsi="方正仿宋_GBK" w:eastAsia="方正仿宋_GBK" w:cs="方正仿宋_GBK"/>
+          <w:color w:val="000000"/>
+          <w:sz w:val="24"/>
+          <w:lang w:val="zh-CN"/>
+        </w:rPr>
+      </w:r>
+      <w:r>
+        <w:rPr>
+          <w:rFonts w:hint="eastAsia" w:ascii="方正仿宋_GBK" w:hAnsi="方正仿宋_GBK" w:eastAsia="方正仿宋_GBK" w:cs="方正仿宋_GBK"/>
+          <w:color w:val="000000"/>
+          <w:sz w:val="24"/>
+          <w:lang w:val="zh-CN"/>
+        </w:rPr>
+      </w:r>
+      <w:r>
+        <w:rPr>
+          <w:rFonts w:ascii="方正仿宋_GBK" w:hAnsi="方正仿宋_GBK" w:eastAsia="方正仿宋_GBK" w:cs="方正仿宋_GBK"/>
+          <w:color w:val="000000"/>
+          <w:sz w:val="24"/>
+          <w:lang w:val="zh-CN"/>
+        </w:rPr>
+      </w:r>
+      <w:r>
+        <w:rPr>
+          <w:rFonts w:hint="eastAsia" w:ascii="方正仿宋_GBK" w:hAnsi="方正仿宋_GBK" w:eastAsia="方正仿宋_GBK" w:cs="方正仿宋_GBK"/>
+          <w:color w:val="000000"/>
+          <w:sz w:val="24"/>
+          <w:lang w:val="zh-CN"/>
+        </w:rPr>
+      </w:r>
+      <w:r>
+        <w:rPr>
+          <w:rFonts w:ascii="方正仿宋_GBK" w:hAnsi="方正仿宋_GBK" w:eastAsia="方正仿宋_GBK" w:cs="方正仿宋_GBK"/>
+          <w:color w:val="000000"/>
+          <w:sz w:val="24"/>
+          <w:lang w:val="zh-CN"/>
+        </w:rPr>
+      </w:r>
+      <w:r>
+        <w:rPr>
+          <w:rFonts w:hint="eastAsia" w:ascii="方正仿宋_GBK" w:hAnsi="方正仿宋_GBK" w:eastAsia="方正仿宋_GBK" w:cs="方正仿宋_GBK"/>
+          <w:color w:val="000000"/>
+          <w:sz w:val="24"/>
+          <w:lang w:val="zh-CN"/>
+        </w:rPr>
+      </w:r>
+      <w:r>
+        <w:rPr>
+          <w:rFonts w:ascii="方正仿宋_GBK" w:hAnsi="方正仿宋_GBK" w:eastAsia="方正仿宋_GBK" w:cs="方正仿宋_GBK"/>
+          <w:color w:val="000000"/>
+          <w:sz w:val="24"/>
+          <w:lang w:val="zh-CN"/>
+        </w:rPr>
+      </w:r>
+      <w:r>
+        <w:rPr>
+          <w:rFonts w:hint="eastAsia" w:ascii="方正仿宋_GBK" w:hAnsi="方正仿宋_GBK" w:eastAsia="方正仿宋_GBK" w:cs="方正仿宋_GBK"/>
+          <w:color w:val="000000"/>
+          <w:sz w:val="24"/>
+          <w:lang w:val="zh-CN"/>
+        </w:rPr>
+      </w:r>
+      <w:r>
+        <w:rPr>
+          <w:rFonts w:ascii="方正仿宋_GBK" w:hAnsi="方正仿宋_GBK" w:eastAsia="方正仿宋_GBK" w:cs="方正仿宋_GBK"/>
+          <w:color w:val="000000"/>
+          <w:sz w:val="24"/>
+          <w:lang w:val="zh-CN"/>
+        </w:rPr>
+      </w:r>
+      <w:r>
+        <w:rPr>
+          <w:rFonts w:hint="eastAsia" w:ascii="方正仿宋_GBK" w:hAnsi="方正仿宋_GBK" w:eastAsia="方正仿宋_GBK" w:cs="方正仿宋_GBK"/>
+          <w:color w:val="000000"/>
+          <w:sz w:val="24"/>
+          <w:lang w:val="zh-CN"/>
+        </w:rPr>
+      </w:r>
+      <w:r>
+        <w:rPr>
+          <w:rFonts w:ascii="方正仿宋_GBK" w:hAnsi="方正仿宋_GBK" w:eastAsia="方正仿宋_GBK" w:cs="方正仿宋_GBK"/>
+          <w:color w:val="000000"/>
+          <w:sz w:val="24"/>
+          <w:lang w:val="zh-CN"/>
+        </w:rPr>
+      </w:r>
+      <w:r>
+        <w:rPr>
+          <w:rFonts w:hint="eastAsia" w:ascii="方正仿宋_GBK" w:hAnsi="方正仿宋_GBK" w:eastAsia="方正仿宋_GBK" w:cs="方正仿宋_GBK"/>
+          <w:color w:val="000000"/>
+          <w:sz w:val="24"/>
+          <w:lang w:val="zh-CN"/>
+        </w:rPr>
+      </w:r>
+      <w:r>
+        <w:rPr>
+          <w:rFonts w:ascii="方正仿宋_GBK" w:hAnsi="方正仿宋_GBK" w:eastAsia="方正仿宋_GBK" w:cs="方正仿宋_GBK"/>
+          <w:color w:val="000000"/>
+          <w:sz w:val="24"/>
+          <w:lang w:val="zh-CN"/>
+        </w:rPr>
       </w:r>
     </w:p>
     <w:p>
@@ -10515,691 +10406,615 @@
           <w:sz w:val="24"/>
           <w:lang w:val="zh-CN"/>
         </w:rPr>
-        <w:t xml:space="preserve">   从经营来看</w:t>
-      </w:r>
-      <w:r>
-        <w:rPr>
-          <w:rFonts w:ascii="方正仿宋_GBK" w:hAnsi="方正仿宋_GBK" w:eastAsia="方正仿宋_GBK" w:cs="方正仿宋_GBK"/>
-          <w:color w:val="000000"/>
-          <w:sz w:val="24"/>
-          <w:lang w:val="zh-CN"/>
-        </w:rPr>
-        <w:t>企业受疫情影响较为明显</w:t>
-      </w:r>
-      <w:r>
-        <w:rPr>
-          <w:rFonts w:hint="eastAsia" w:ascii="方正仿宋_GBK" w:hAnsi="方正仿宋_GBK" w:eastAsia="方正仿宋_GBK" w:cs="方正仿宋_GBK"/>
-          <w:color w:val="000000"/>
-          <w:sz w:val="24"/>
-          <w:lang w:val="zh-CN"/>
-        </w:rPr>
-        <w:t>，</w:t>
-      </w:r>
-      <w:r>
-        <w:rPr>
-          <w:rFonts w:ascii="方正仿宋_GBK" w:hAnsi="方正仿宋_GBK" w:eastAsia="方正仿宋_GBK" w:cs="方正仿宋_GBK"/>
-          <w:color w:val="000000"/>
-          <w:sz w:val="24"/>
-          <w:lang w:val="zh-CN"/>
-        </w:rPr>
-        <w:t>但企业本身主营业务毛利率</w:t>
-      </w:r>
-      <w:r>
-        <w:rPr>
-          <w:rFonts w:hint="eastAsia" w:ascii="方正仿宋_GBK" w:hAnsi="方正仿宋_GBK" w:eastAsia="方正仿宋_GBK" w:cs="方正仿宋_GBK"/>
-          <w:color w:val="000000"/>
-          <w:sz w:val="24"/>
-          <w:lang w:val="zh-CN"/>
-        </w:rPr>
-        <w:t>高，降幅明显</w:t>
-      </w:r>
-      <w:r>
-        <w:rPr>
-          <w:rFonts w:ascii="方正仿宋_GBK" w:hAnsi="方正仿宋_GBK" w:eastAsia="方正仿宋_GBK" w:cs="方正仿宋_GBK"/>
-          <w:color w:val="000000"/>
-          <w:sz w:val="24"/>
-          <w:lang w:val="zh-CN"/>
-        </w:rPr>
-        <w:t>的主要</w:t>
-      </w:r>
-      <w:r>
-        <w:rPr>
-          <w:rFonts w:hint="eastAsia" w:ascii="方正仿宋_GBK" w:hAnsi="方正仿宋_GBK" w:eastAsia="方正仿宋_GBK" w:cs="方正仿宋_GBK"/>
-          <w:color w:val="000000"/>
-          <w:sz w:val="24"/>
-          <w:lang w:val="zh-CN"/>
-        </w:rPr>
-        <w:t>原因</w:t>
-      </w:r>
-      <w:r>
-        <w:rPr>
-          <w:rFonts w:ascii="方正仿宋_GBK" w:hAnsi="方正仿宋_GBK" w:eastAsia="方正仿宋_GBK" w:cs="方正仿宋_GBK"/>
-          <w:color w:val="000000"/>
-          <w:sz w:val="24"/>
-          <w:lang w:val="zh-CN"/>
-        </w:rPr>
-        <w:t>为</w:t>
-      </w:r>
-      <w:r>
-        <w:rPr>
-          <w:rFonts w:hint="eastAsia" w:ascii="方正仿宋_GBK" w:hAnsi="方正仿宋_GBK" w:eastAsia="方正仿宋_GBK" w:cs="方正仿宋_GBK"/>
-          <w:color w:val="000000"/>
-          <w:sz w:val="24"/>
-          <w:lang w:val="zh-CN"/>
-        </w:rPr>
-        <w:t>下游</w:t>
-      </w:r>
-      <w:r>
-        <w:rPr>
-          <w:rFonts w:ascii="方正仿宋_GBK" w:hAnsi="方正仿宋_GBK" w:eastAsia="方正仿宋_GBK" w:cs="方正仿宋_GBK"/>
-          <w:color w:val="000000"/>
-          <w:sz w:val="24"/>
-          <w:lang w:val="zh-CN"/>
-        </w:rPr>
-        <w:t>企业多为政府企事业单位，因疫情关系</w:t>
-      </w:r>
-      <w:r>
-        <w:rPr>
-          <w:rFonts w:hint="eastAsia" w:ascii="方正仿宋_GBK" w:hAnsi="方正仿宋_GBK" w:eastAsia="方正仿宋_GBK" w:cs="方正仿宋_GBK"/>
-          <w:color w:val="000000"/>
-          <w:sz w:val="24"/>
-          <w:lang w:val="zh-CN"/>
-        </w:rPr>
-        <w:t>政府</w:t>
-      </w:r>
-      <w:r>
-        <w:rPr>
-          <w:rFonts w:ascii="方正仿宋_GBK" w:hAnsi="方正仿宋_GBK" w:eastAsia="方正仿宋_GBK" w:cs="方正仿宋_GBK"/>
-          <w:color w:val="000000"/>
-          <w:sz w:val="24"/>
-          <w:lang w:val="zh-CN"/>
-        </w:rPr>
-        <w:t>资金多用于抗</w:t>
-      </w:r>
-      <w:r>
-        <w:rPr>
-          <w:rFonts w:hint="eastAsia" w:ascii="方正仿宋_GBK" w:hAnsi="方正仿宋_GBK" w:eastAsia="方正仿宋_GBK" w:cs="方正仿宋_GBK"/>
-          <w:color w:val="000000"/>
-          <w:sz w:val="24"/>
-          <w:lang w:val="zh-CN"/>
-        </w:rPr>
-        <w:t>疫救灾导致账款周转</w:t>
-      </w:r>
-      <w:r>
-        <w:rPr>
-          <w:rFonts w:ascii="方正仿宋_GBK" w:hAnsi="方正仿宋_GBK" w:eastAsia="方正仿宋_GBK" w:cs="方正仿宋_GBK"/>
-          <w:color w:val="000000"/>
-          <w:sz w:val="24"/>
-          <w:lang w:val="zh-CN"/>
-        </w:rPr>
-        <w:t>时间</w:t>
-      </w:r>
-      <w:r>
-        <w:rPr>
-          <w:rFonts w:hint="eastAsia" w:ascii="方正仿宋_GBK" w:hAnsi="方正仿宋_GBK" w:eastAsia="方正仿宋_GBK" w:cs="方正仿宋_GBK"/>
-          <w:color w:val="000000"/>
-          <w:sz w:val="24"/>
-          <w:lang w:val="zh-CN"/>
-        </w:rPr>
-        <w:t>增加。</w:t>
-      </w:r>
-      <w:r>
-        <w:rPr>
-          <w:rFonts w:ascii="方正仿宋_GBK" w:hAnsi="方正仿宋_GBK" w:eastAsia="方正仿宋_GBK" w:cs="方正仿宋_GBK"/>
-          <w:color w:val="000000"/>
-          <w:sz w:val="24"/>
-          <w:lang w:val="zh-CN"/>
-        </w:rPr>
-        <w:t>同时</w:t>
-      </w:r>
-      <w:r>
-        <w:rPr>
-          <w:rFonts w:hint="eastAsia" w:ascii="方正仿宋_GBK" w:hAnsi="方正仿宋_GBK" w:eastAsia="方正仿宋_GBK" w:cs="方正仿宋_GBK"/>
-          <w:color w:val="000000"/>
-          <w:sz w:val="24"/>
-          <w:lang w:val="zh-CN"/>
-        </w:rPr>
-        <w:t>受</w:t>
-      </w:r>
-      <w:r>
-        <w:rPr>
-          <w:rFonts w:ascii="方正仿宋_GBK" w:hAnsi="方正仿宋_GBK" w:eastAsia="方正仿宋_GBK" w:cs="方正仿宋_GBK"/>
-          <w:color w:val="000000"/>
-          <w:sz w:val="24"/>
-          <w:lang w:val="zh-CN"/>
-        </w:rPr>
-        <w:t>疫情影响</w:t>
-      </w:r>
-      <w:r>
-        <w:rPr>
-          <w:rFonts w:hint="eastAsia" w:ascii="方正仿宋_GBK" w:hAnsi="方正仿宋_GBK" w:eastAsia="方正仿宋_GBK" w:cs="方正仿宋_GBK"/>
-          <w:color w:val="000000"/>
-          <w:sz w:val="24"/>
-          <w:lang w:val="zh-CN"/>
-        </w:rPr>
-        <w:t>今年</w:t>
-      </w:r>
-      <w:r>
-        <w:rPr>
-          <w:rFonts w:ascii="方正仿宋_GBK" w:hAnsi="方正仿宋_GBK" w:eastAsia="方正仿宋_GBK" w:cs="方正仿宋_GBK"/>
-          <w:color w:val="000000"/>
-          <w:sz w:val="24"/>
-          <w:lang w:val="zh-CN"/>
-        </w:rPr>
-        <w:t>的</w:t>
-      </w:r>
-      <w:r>
-        <w:rPr>
-          <w:rFonts w:hint="eastAsia" w:ascii="方正仿宋_GBK" w:hAnsi="方正仿宋_GBK" w:eastAsia="方正仿宋_GBK" w:cs="方正仿宋_GBK"/>
-          <w:color w:val="000000"/>
-          <w:sz w:val="24"/>
-          <w:lang w:val="zh-CN"/>
-        </w:rPr>
-        <w:t>1</w:t>
-      </w:r>
-      <w:r>
-        <w:rPr>
-          <w:rFonts w:ascii="方正仿宋_GBK" w:hAnsi="方正仿宋_GBK" w:eastAsia="方正仿宋_GBK" w:cs="方正仿宋_GBK"/>
-          <w:color w:val="000000"/>
-          <w:sz w:val="24"/>
-          <w:lang w:val="zh-CN"/>
-        </w:rPr>
-        <w:t>-2</w:t>
-      </w:r>
-      <w:r>
-        <w:rPr>
-          <w:rFonts w:hint="eastAsia" w:ascii="方正仿宋_GBK" w:hAnsi="方正仿宋_GBK" w:eastAsia="方正仿宋_GBK" w:cs="方正仿宋_GBK"/>
-          <w:color w:val="000000"/>
-          <w:sz w:val="24"/>
-          <w:lang w:val="zh-CN"/>
-        </w:rPr>
-        <w:t>月企业</w:t>
-      </w:r>
-      <w:r>
-        <w:rPr>
-          <w:rFonts w:ascii="方正仿宋_GBK" w:hAnsi="方正仿宋_GBK" w:eastAsia="方正仿宋_GBK" w:cs="方正仿宋_GBK"/>
-          <w:color w:val="000000"/>
-          <w:sz w:val="24"/>
-          <w:lang w:val="zh-CN"/>
-        </w:rPr>
-        <w:t>处于停工</w:t>
-      </w:r>
-      <w:r>
-        <w:rPr>
-          <w:rFonts w:hint="eastAsia" w:ascii="方正仿宋_GBK" w:hAnsi="方正仿宋_GBK" w:eastAsia="方正仿宋_GBK" w:cs="方正仿宋_GBK"/>
-          <w:color w:val="000000"/>
-          <w:sz w:val="24"/>
-          <w:lang w:val="zh-CN"/>
-        </w:rPr>
-        <w:t>状态由于</w:t>
-      </w:r>
-      <w:r>
-        <w:rPr>
-          <w:rFonts w:ascii="方正仿宋_GBK" w:hAnsi="方正仿宋_GBK" w:eastAsia="方正仿宋_GBK" w:cs="方正仿宋_GBK"/>
-          <w:color w:val="000000"/>
-          <w:sz w:val="24"/>
-          <w:lang w:val="zh-CN"/>
-        </w:rPr>
-        <w:t>该企业</w:t>
-      </w:r>
-      <w:r>
-        <w:rPr>
-          <w:rFonts w:hint="eastAsia" w:ascii="方正仿宋_GBK" w:hAnsi="方正仿宋_GBK" w:eastAsia="方正仿宋_GBK" w:cs="方正仿宋_GBK"/>
-          <w:color w:val="000000"/>
-          <w:sz w:val="24"/>
-          <w:lang w:val="zh-CN"/>
-        </w:rPr>
-        <w:t>员工</w:t>
-      </w:r>
-      <w:r>
-        <w:rPr>
-          <w:rFonts w:ascii="方正仿宋_GBK" w:hAnsi="方正仿宋_GBK" w:eastAsia="方正仿宋_GBK" w:cs="方正仿宋_GBK"/>
-          <w:color w:val="000000"/>
-          <w:sz w:val="24"/>
-          <w:lang w:val="zh-CN"/>
-        </w:rPr>
-        <w:t>多属于高新技术人才，</w:t>
-      </w:r>
-      <w:r>
-        <w:rPr>
-          <w:rFonts w:hint="eastAsia" w:ascii="方正仿宋_GBK" w:hAnsi="方正仿宋_GBK" w:eastAsia="方正仿宋_GBK" w:cs="方正仿宋_GBK"/>
-          <w:color w:val="000000"/>
-          <w:sz w:val="24"/>
-          <w:lang w:val="zh-CN"/>
-        </w:rPr>
-        <w:t>应付职工薪酬</w:t>
-      </w:r>
-      <w:r>
-        <w:rPr>
-          <w:rFonts w:ascii="方正仿宋_GBK" w:hAnsi="方正仿宋_GBK" w:eastAsia="方正仿宋_GBK" w:cs="方正仿宋_GBK"/>
-          <w:color w:val="000000"/>
-          <w:sz w:val="24"/>
-          <w:lang w:val="zh-CN"/>
-        </w:rPr>
-        <w:t>占公司</w:t>
-      </w:r>
-      <w:r>
-        <w:rPr>
-          <w:rFonts w:hint="eastAsia" w:ascii="方正仿宋_GBK" w:hAnsi="方正仿宋_GBK" w:eastAsia="方正仿宋_GBK" w:cs="方正仿宋_GBK"/>
-          <w:color w:val="000000"/>
-          <w:sz w:val="24"/>
-          <w:lang w:val="zh-CN"/>
-        </w:rPr>
-        <w:t>经营成本</w:t>
-      </w:r>
-      <w:r>
-        <w:rPr>
-          <w:rFonts w:ascii="方正仿宋_GBK" w:hAnsi="方正仿宋_GBK" w:eastAsia="方正仿宋_GBK" w:cs="方正仿宋_GBK"/>
-          <w:color w:val="000000"/>
-          <w:sz w:val="24"/>
-          <w:lang w:val="zh-CN"/>
-        </w:rPr>
-        <w:t>的</w:t>
-      </w:r>
-      <w:r>
-        <w:rPr>
-          <w:rFonts w:hint="eastAsia" w:ascii="方正仿宋_GBK" w:hAnsi="方正仿宋_GBK" w:eastAsia="方正仿宋_GBK" w:cs="方正仿宋_GBK"/>
-          <w:color w:val="000000"/>
-          <w:sz w:val="24"/>
-          <w:lang w:val="zh-CN"/>
-        </w:rPr>
-        <w:t>18.78</w:t>
-      </w:r>
-      <w:r>
-        <w:rPr>
-          <w:rFonts w:ascii="方正仿宋_GBK" w:hAnsi="方正仿宋_GBK" w:eastAsia="方正仿宋_GBK" w:cs="方正仿宋_GBK"/>
-          <w:color w:val="000000"/>
-          <w:sz w:val="24"/>
-          <w:lang w:val="zh-CN"/>
-        </w:rPr>
-        <w:t>%</w:t>
-      </w:r>
-      <w:r>
-        <w:rPr>
-          <w:rFonts w:hint="eastAsia" w:ascii="方正仿宋_GBK" w:hAnsi="方正仿宋_GBK" w:eastAsia="方正仿宋_GBK" w:cs="方正仿宋_GBK"/>
-          <w:color w:val="000000"/>
-          <w:sz w:val="24"/>
-          <w:lang w:val="zh-CN"/>
-        </w:rPr>
-        <w:t>这部分</w:t>
-      </w:r>
-      <w:r>
-        <w:rPr>
-          <w:rFonts w:ascii="方正仿宋_GBK" w:hAnsi="方正仿宋_GBK" w:eastAsia="方正仿宋_GBK" w:cs="方正仿宋_GBK"/>
-          <w:color w:val="000000"/>
-          <w:sz w:val="24"/>
-          <w:lang w:val="zh-CN"/>
-        </w:rPr>
-        <w:t>的人力成本在</w:t>
-      </w:r>
-      <w:r>
-        <w:rPr>
-          <w:rFonts w:hint="eastAsia" w:ascii="方正仿宋_GBK" w:hAnsi="方正仿宋_GBK" w:eastAsia="方正仿宋_GBK" w:cs="方正仿宋_GBK"/>
-          <w:color w:val="000000"/>
-          <w:sz w:val="24"/>
-          <w:lang w:val="zh-CN"/>
-        </w:rPr>
-        <w:t>停工</w:t>
-      </w:r>
-      <w:r>
-        <w:rPr>
-          <w:rFonts w:ascii="方正仿宋_GBK" w:hAnsi="方正仿宋_GBK" w:eastAsia="方正仿宋_GBK" w:cs="方正仿宋_GBK"/>
-          <w:color w:val="000000"/>
-          <w:sz w:val="24"/>
-          <w:lang w:val="zh-CN"/>
-        </w:rPr>
-        <w:t>期间是一直存在的</w:t>
-      </w:r>
-      <w:r>
-        <w:rPr>
-          <w:rFonts w:hint="eastAsia" w:ascii="方正仿宋_GBK" w:hAnsi="方正仿宋_GBK" w:eastAsia="方正仿宋_GBK" w:cs="方正仿宋_GBK"/>
-          <w:color w:val="000000"/>
-          <w:sz w:val="24"/>
-          <w:lang w:val="zh-CN"/>
-        </w:rPr>
-        <w:t>直接</w:t>
-      </w:r>
-      <w:r>
-        <w:rPr>
-          <w:rFonts w:ascii="方正仿宋_GBK" w:hAnsi="方正仿宋_GBK" w:eastAsia="方正仿宋_GBK" w:cs="方正仿宋_GBK"/>
-          <w:color w:val="000000"/>
-          <w:sz w:val="24"/>
-          <w:lang w:val="zh-CN"/>
-        </w:rPr>
-        <w:t>导致企业</w:t>
-      </w:r>
-      <w:r>
-        <w:rPr>
-          <w:rFonts w:hint="eastAsia" w:ascii="方正仿宋_GBK" w:hAnsi="方正仿宋_GBK" w:eastAsia="方正仿宋_GBK" w:cs="方正仿宋_GBK"/>
-          <w:color w:val="000000"/>
-          <w:sz w:val="24"/>
-          <w:lang w:val="zh-CN"/>
-        </w:rPr>
-        <w:t>地理信息</w:t>
-      </w:r>
-      <w:r>
-        <w:rPr>
-          <w:rFonts w:ascii="方正仿宋_GBK" w:hAnsi="方正仿宋_GBK" w:eastAsia="方正仿宋_GBK" w:cs="方正仿宋_GBK"/>
-          <w:color w:val="000000"/>
-          <w:sz w:val="24"/>
-          <w:lang w:val="zh-CN"/>
-        </w:rPr>
-        <w:t>技术模块的毛利率下降</w:t>
-      </w:r>
-      <w:r>
-        <w:rPr>
-          <w:rFonts w:hint="eastAsia" w:ascii="方正仿宋_GBK" w:hAnsi="方正仿宋_GBK" w:eastAsia="方正仿宋_GBK" w:cs="方正仿宋_GBK"/>
-          <w:color w:val="000000"/>
-          <w:sz w:val="24"/>
-          <w:lang w:val="zh-CN"/>
-        </w:rPr>
-        <w:t>37.</w:t>
-      </w:r>
-      <w:r>
-        <w:rPr>
-          <w:rFonts w:ascii="方正仿宋_GBK" w:hAnsi="方正仿宋_GBK" w:eastAsia="方正仿宋_GBK" w:cs="方正仿宋_GBK"/>
-          <w:color w:val="000000"/>
-          <w:sz w:val="24"/>
-          <w:lang w:val="zh-CN"/>
-        </w:rPr>
-        <w:t>88%</w:t>
-      </w:r>
-      <w:r>
-        <w:rPr>
-          <w:rFonts w:hint="eastAsia" w:ascii="方正仿宋_GBK" w:hAnsi="方正仿宋_GBK" w:eastAsia="方正仿宋_GBK" w:cs="方正仿宋_GBK"/>
-          <w:color w:val="000000"/>
-          <w:sz w:val="24"/>
-          <w:lang w:val="zh-CN"/>
-        </w:rPr>
-        <w:t>。因</w:t>
-      </w:r>
-      <w:r>
-        <w:rPr>
-          <w:rFonts w:ascii="方正仿宋_GBK" w:hAnsi="方正仿宋_GBK" w:eastAsia="方正仿宋_GBK" w:cs="方正仿宋_GBK"/>
-          <w:color w:val="000000"/>
-          <w:sz w:val="24"/>
-          <w:lang w:val="zh-CN"/>
-        </w:rPr>
-        <w:t>企业</w:t>
-      </w:r>
-      <w:r>
-        <w:rPr>
-          <w:rFonts w:hint="eastAsia" w:ascii="方正仿宋_GBK" w:hAnsi="方正仿宋_GBK" w:eastAsia="方正仿宋_GBK" w:cs="方正仿宋_GBK"/>
-          <w:color w:val="000000"/>
-          <w:sz w:val="24"/>
-          <w:lang w:val="zh-CN"/>
-        </w:rPr>
-        <w:t>签订</w:t>
-      </w:r>
-      <w:r>
-        <w:rPr>
-          <w:rFonts w:ascii="方正仿宋_GBK" w:hAnsi="方正仿宋_GBK" w:eastAsia="方正仿宋_GBK" w:cs="方正仿宋_GBK"/>
-          <w:color w:val="000000"/>
-          <w:sz w:val="24"/>
-          <w:lang w:val="zh-CN"/>
-        </w:rPr>
-        <w:t>合同账期</w:t>
-      </w:r>
-      <w:r>
-        <w:rPr>
-          <w:rFonts w:hint="eastAsia" w:ascii="方正仿宋_GBK" w:hAnsi="方正仿宋_GBK" w:eastAsia="方正仿宋_GBK" w:cs="方正仿宋_GBK"/>
-          <w:color w:val="000000"/>
-          <w:sz w:val="24"/>
-          <w:lang w:val="zh-CN"/>
-        </w:rPr>
-        <w:t>平均</w:t>
-      </w:r>
-      <w:r>
-        <w:rPr>
-          <w:rFonts w:ascii="方正仿宋_GBK" w:hAnsi="方正仿宋_GBK" w:eastAsia="方正仿宋_GBK" w:cs="方正仿宋_GBK"/>
-          <w:color w:val="000000"/>
-          <w:sz w:val="24"/>
-          <w:lang w:val="zh-CN"/>
-        </w:rPr>
-        <w:t>为一年</w:t>
-      </w:r>
-      <w:r>
-        <w:rPr>
-          <w:rFonts w:hint="eastAsia" w:ascii="方正仿宋_GBK" w:hAnsi="方正仿宋_GBK" w:eastAsia="方正仿宋_GBK" w:cs="方正仿宋_GBK"/>
-          <w:color w:val="000000"/>
-          <w:sz w:val="24"/>
-          <w:lang w:val="zh-CN"/>
-        </w:rPr>
-        <w:t>时间</w:t>
-      </w:r>
-      <w:r>
-        <w:rPr>
-          <w:rFonts w:ascii="方正仿宋_GBK" w:hAnsi="方正仿宋_GBK" w:eastAsia="方正仿宋_GBK" w:cs="方正仿宋_GBK"/>
-          <w:color w:val="000000"/>
-          <w:sz w:val="24"/>
-          <w:lang w:val="zh-CN"/>
-        </w:rPr>
-        <w:t>，预付</w:t>
-      </w:r>
-      <w:r>
-        <w:rPr>
-          <w:rFonts w:hint="eastAsia" w:ascii="方正仿宋_GBK" w:hAnsi="方正仿宋_GBK" w:eastAsia="方正仿宋_GBK" w:cs="方正仿宋_GBK"/>
-          <w:color w:val="000000"/>
-          <w:sz w:val="24"/>
-          <w:lang w:val="zh-CN"/>
-        </w:rPr>
-        <w:t>20</w:t>
-      </w:r>
-      <w:r>
-        <w:rPr>
-          <w:rFonts w:ascii="方正仿宋_GBK" w:hAnsi="方正仿宋_GBK" w:eastAsia="方正仿宋_GBK" w:cs="方正仿宋_GBK"/>
-          <w:color w:val="000000"/>
-          <w:sz w:val="24"/>
-          <w:lang w:val="zh-CN"/>
-        </w:rPr>
-        <w:t>%</w:t>
-      </w:r>
-      <w:r>
-        <w:rPr>
-          <w:rFonts w:hint="eastAsia" w:ascii="方正仿宋_GBK" w:hAnsi="方正仿宋_GBK" w:eastAsia="方正仿宋_GBK" w:cs="方正仿宋_GBK"/>
-          <w:color w:val="000000"/>
-          <w:sz w:val="24"/>
-          <w:lang w:val="zh-CN"/>
-        </w:rPr>
-        <w:t>资金</w:t>
-      </w:r>
-      <w:r>
-        <w:rPr>
-          <w:rFonts w:ascii="方正仿宋_GBK" w:hAnsi="方正仿宋_GBK" w:eastAsia="方正仿宋_GBK" w:cs="方正仿宋_GBK"/>
-          <w:color w:val="000000"/>
-          <w:sz w:val="24"/>
-          <w:lang w:val="zh-CN"/>
-        </w:rPr>
-        <w:t>之后按</w:t>
-      </w:r>
-      <w:r>
-        <w:rPr>
-          <w:rFonts w:hint="eastAsia" w:ascii="方正仿宋_GBK" w:hAnsi="方正仿宋_GBK" w:eastAsia="方正仿宋_GBK" w:cs="方正仿宋_GBK"/>
-          <w:color w:val="000000"/>
-          <w:sz w:val="24"/>
-          <w:lang w:val="zh-CN"/>
-        </w:rPr>
-        <w:t>测绘工程进度</w:t>
-      </w:r>
-      <w:r>
-        <w:rPr>
-          <w:rFonts w:ascii="方正仿宋_GBK" w:hAnsi="方正仿宋_GBK" w:eastAsia="方正仿宋_GBK" w:cs="方正仿宋_GBK"/>
-          <w:color w:val="000000"/>
-          <w:sz w:val="24"/>
-          <w:lang w:val="zh-CN"/>
-        </w:rPr>
-        <w:t>支付后续资金，</w:t>
-      </w:r>
-      <w:r>
-        <w:rPr>
-          <w:rFonts w:hint="eastAsia" w:ascii="方正仿宋_GBK" w:hAnsi="方正仿宋_GBK" w:eastAsia="方正仿宋_GBK" w:cs="方正仿宋_GBK"/>
-          <w:color w:val="000000"/>
-          <w:sz w:val="24"/>
-          <w:lang w:val="zh-CN"/>
-        </w:rPr>
-        <w:t>停工</w:t>
-      </w:r>
-      <w:r>
-        <w:rPr>
-          <w:rFonts w:ascii="方正仿宋_GBK" w:hAnsi="方正仿宋_GBK" w:eastAsia="方正仿宋_GBK" w:cs="方正仿宋_GBK"/>
-          <w:color w:val="000000"/>
-          <w:sz w:val="24"/>
-          <w:lang w:val="zh-CN"/>
-        </w:rPr>
-        <w:t>直接导致</w:t>
-      </w:r>
-      <w:r>
-        <w:rPr>
-          <w:rFonts w:hint="eastAsia" w:ascii="方正仿宋_GBK" w:hAnsi="方正仿宋_GBK" w:eastAsia="方正仿宋_GBK" w:cs="方正仿宋_GBK"/>
-          <w:color w:val="000000"/>
-          <w:sz w:val="24"/>
-          <w:lang w:val="zh-CN"/>
-        </w:rPr>
-        <w:t>资金</w:t>
-      </w:r>
-      <w:r>
-        <w:rPr>
-          <w:rFonts w:ascii="方正仿宋_GBK" w:hAnsi="方正仿宋_GBK" w:eastAsia="方正仿宋_GBK" w:cs="方正仿宋_GBK"/>
-          <w:color w:val="000000"/>
-          <w:sz w:val="24"/>
-          <w:lang w:val="zh-CN"/>
-        </w:rPr>
-        <w:t>回笼速度</w:t>
-      </w:r>
-      <w:r>
-        <w:rPr>
-          <w:rFonts w:hint="eastAsia" w:ascii="方正仿宋_GBK" w:hAnsi="方正仿宋_GBK" w:eastAsia="方正仿宋_GBK" w:cs="方正仿宋_GBK"/>
-          <w:color w:val="000000"/>
-          <w:sz w:val="24"/>
-          <w:lang w:val="zh-CN"/>
-        </w:rPr>
-        <w:t>变缓，</w:t>
-      </w:r>
-      <w:r>
-        <w:rPr>
-          <w:rFonts w:ascii="方正仿宋_GBK" w:hAnsi="方正仿宋_GBK" w:eastAsia="方正仿宋_GBK" w:cs="方正仿宋_GBK"/>
-          <w:color w:val="000000"/>
-          <w:sz w:val="24"/>
-          <w:lang w:val="zh-CN"/>
-        </w:rPr>
-        <w:t>同时在</w:t>
-      </w:r>
-      <w:r>
-        <w:rPr>
-          <w:rFonts w:hint="eastAsia" w:ascii="方正仿宋_GBK" w:hAnsi="方正仿宋_GBK" w:eastAsia="方正仿宋_GBK" w:cs="方正仿宋_GBK"/>
-          <w:color w:val="000000"/>
-          <w:sz w:val="24"/>
-          <w:lang w:val="zh-CN"/>
-        </w:rPr>
-        <w:t>2021年</w:t>
-      </w:r>
-      <w:r>
-        <w:rPr>
-          <w:rFonts w:ascii="方正仿宋_GBK" w:hAnsi="方正仿宋_GBK" w:eastAsia="方正仿宋_GBK" w:cs="方正仿宋_GBK"/>
-          <w:color w:val="000000"/>
-          <w:sz w:val="24"/>
-          <w:lang w:val="zh-CN"/>
-        </w:rPr>
-        <w:t>的</w:t>
-      </w:r>
-      <w:r>
-        <w:rPr>
-          <w:rFonts w:hint="eastAsia" w:ascii="方正仿宋_GBK" w:hAnsi="方正仿宋_GBK" w:eastAsia="方正仿宋_GBK" w:cs="方正仿宋_GBK"/>
-          <w:color w:val="000000"/>
-          <w:sz w:val="24"/>
-          <w:lang w:val="zh-CN"/>
-        </w:rPr>
-        <w:t>3</w:t>
-      </w:r>
-      <w:r>
-        <w:rPr>
-          <w:rFonts w:ascii="方正仿宋_GBK" w:hAnsi="方正仿宋_GBK" w:eastAsia="方正仿宋_GBK" w:cs="方正仿宋_GBK"/>
-          <w:color w:val="000000"/>
-          <w:sz w:val="24"/>
-          <w:lang w:val="zh-CN"/>
-        </w:rPr>
-        <w:t>-4</w:t>
-      </w:r>
-      <w:r>
-        <w:rPr>
-          <w:rFonts w:hint="eastAsia" w:ascii="方正仿宋_GBK" w:hAnsi="方正仿宋_GBK" w:eastAsia="方正仿宋_GBK" w:cs="方正仿宋_GBK"/>
-          <w:color w:val="000000"/>
-          <w:sz w:val="24"/>
-          <w:lang w:val="zh-CN"/>
-        </w:rPr>
-        <w:t>月</w:t>
-      </w:r>
-      <w:r>
-        <w:rPr>
-          <w:rFonts w:ascii="方正仿宋_GBK" w:hAnsi="方正仿宋_GBK" w:eastAsia="方正仿宋_GBK" w:cs="方正仿宋_GBK"/>
-          <w:color w:val="000000"/>
-          <w:sz w:val="24"/>
-          <w:lang w:val="zh-CN"/>
-        </w:rPr>
-        <w:t>份复工为阶段</w:t>
-      </w:r>
-      <w:r>
-        <w:rPr>
-          <w:rFonts w:hint="eastAsia" w:ascii="方正仿宋_GBK" w:hAnsi="方正仿宋_GBK" w:eastAsia="方正仿宋_GBK" w:cs="方正仿宋_GBK"/>
-          <w:color w:val="000000"/>
-          <w:sz w:val="24"/>
-          <w:lang w:val="zh-CN"/>
-        </w:rPr>
-        <w:t>式</w:t>
-      </w:r>
-      <w:r>
-        <w:rPr>
-          <w:rFonts w:ascii="方正仿宋_GBK" w:hAnsi="方正仿宋_GBK" w:eastAsia="方正仿宋_GBK" w:cs="方正仿宋_GBK"/>
-          <w:color w:val="000000"/>
-          <w:sz w:val="24"/>
-          <w:lang w:val="zh-CN"/>
-        </w:rPr>
-        <w:t>复工许多</w:t>
-      </w:r>
-      <w:r>
-        <w:rPr>
-          <w:rFonts w:hint="eastAsia" w:ascii="方正仿宋_GBK" w:hAnsi="方正仿宋_GBK" w:eastAsia="方正仿宋_GBK" w:cs="方正仿宋_GBK"/>
-          <w:color w:val="000000"/>
-          <w:sz w:val="24"/>
-          <w:lang w:val="zh-CN"/>
-        </w:rPr>
-        <w:t>测绘</w:t>
-      </w:r>
-      <w:r>
-        <w:rPr>
-          <w:rFonts w:ascii="方正仿宋_GBK" w:hAnsi="方正仿宋_GBK" w:eastAsia="方正仿宋_GBK" w:cs="方正仿宋_GBK"/>
-          <w:color w:val="000000"/>
-          <w:sz w:val="24"/>
-          <w:lang w:val="zh-CN"/>
-        </w:rPr>
-        <w:t>项目受各地</w:t>
-      </w:r>
-      <w:r>
-        <w:rPr>
-          <w:rFonts w:hint="eastAsia" w:ascii="方正仿宋_GBK" w:hAnsi="方正仿宋_GBK" w:eastAsia="方正仿宋_GBK" w:cs="方正仿宋_GBK"/>
-          <w:color w:val="000000"/>
-          <w:sz w:val="24"/>
-          <w:lang w:val="zh-CN"/>
-        </w:rPr>
-        <w:t>政策</w:t>
-      </w:r>
-      <w:r>
-        <w:rPr>
-          <w:rFonts w:ascii="方正仿宋_GBK" w:hAnsi="方正仿宋_GBK" w:eastAsia="方正仿宋_GBK" w:cs="方正仿宋_GBK"/>
-          <w:color w:val="000000"/>
-          <w:sz w:val="24"/>
-          <w:lang w:val="zh-CN"/>
-        </w:rPr>
-        <w:t>影响未能及时展开</w:t>
-      </w:r>
-      <w:r>
-        <w:rPr>
-          <w:rFonts w:hint="eastAsia" w:ascii="方正仿宋_GBK" w:hAnsi="方正仿宋_GBK" w:eastAsia="方正仿宋_GBK" w:cs="方正仿宋_GBK"/>
-          <w:color w:val="000000"/>
-          <w:sz w:val="24"/>
-          <w:lang w:val="zh-CN"/>
-        </w:rPr>
-        <w:t>。</w:t>
+        <w:t xml:space="preserve">    从经营毛利水平来看，公司主营业务毛利率符合所属{{CLIENT_INDUSTRY_CATEGORY}}行业一般水平，盈利质量稳定，未出现重大异常波动。</w:t>
+      </w:r>
+      <w:r>
+        <w:rPr>
+          <w:rFonts w:ascii="方正仿宋_GBK" w:hAnsi="方正仿宋_GBK" w:eastAsia="方正仿宋_GBK" w:cs="方正仿宋_GBK"/>
+          <w:color w:val="000000"/>
+          <w:sz w:val="24"/>
+          <w:lang w:val="zh-CN"/>
+        </w:rPr>
+      </w:r>
+      <w:r>
+        <w:rPr>
+          <w:rFonts w:hint="eastAsia" w:ascii="方正仿宋_GBK" w:hAnsi="方正仿宋_GBK" w:eastAsia="方正仿宋_GBK" w:cs="方正仿宋_GBK"/>
+          <w:color w:val="000000"/>
+          <w:sz w:val="24"/>
+          <w:lang w:val="zh-CN"/>
+        </w:rPr>
+      </w:r>
+      <w:r>
+        <w:rPr>
+          <w:rFonts w:ascii="方正仿宋_GBK" w:hAnsi="方正仿宋_GBK" w:eastAsia="方正仿宋_GBK" w:cs="方正仿宋_GBK"/>
+          <w:color w:val="000000"/>
+          <w:sz w:val="24"/>
+          <w:lang w:val="zh-CN"/>
+        </w:rPr>
+      </w:r>
+      <w:r>
+        <w:rPr>
+          <w:rFonts w:hint="eastAsia" w:ascii="方正仿宋_GBK" w:hAnsi="方正仿宋_GBK" w:eastAsia="方正仿宋_GBK" w:cs="方正仿宋_GBK"/>
+          <w:color w:val="000000"/>
+          <w:sz w:val="24"/>
+          <w:lang w:val="zh-CN"/>
+        </w:rPr>
+      </w:r>
+      <w:r>
+        <w:rPr>
+          <w:rFonts w:ascii="方正仿宋_GBK" w:hAnsi="方正仿宋_GBK" w:eastAsia="方正仿宋_GBK" w:cs="方正仿宋_GBK"/>
+          <w:color w:val="000000"/>
+          <w:sz w:val="24"/>
+          <w:lang w:val="zh-CN"/>
+        </w:rPr>
+      </w:r>
+      <w:r>
+        <w:rPr>
+          <w:rFonts w:hint="eastAsia" w:ascii="方正仿宋_GBK" w:hAnsi="方正仿宋_GBK" w:eastAsia="方正仿宋_GBK" w:cs="方正仿宋_GBK"/>
+          <w:color w:val="000000"/>
+          <w:sz w:val="24"/>
+          <w:lang w:val="zh-CN"/>
+        </w:rPr>
+      </w:r>
+      <w:r>
+        <w:rPr>
+          <w:rFonts w:ascii="方正仿宋_GBK" w:hAnsi="方正仿宋_GBK" w:eastAsia="方正仿宋_GBK" w:cs="方正仿宋_GBK"/>
+          <w:color w:val="000000"/>
+          <w:sz w:val="24"/>
+          <w:lang w:val="zh-CN"/>
+        </w:rPr>
+      </w:r>
+      <w:r>
+        <w:rPr>
+          <w:rFonts w:hint="eastAsia" w:ascii="方正仿宋_GBK" w:hAnsi="方正仿宋_GBK" w:eastAsia="方正仿宋_GBK" w:cs="方正仿宋_GBK"/>
+          <w:color w:val="000000"/>
+          <w:sz w:val="24"/>
+          <w:lang w:val="zh-CN"/>
+        </w:rPr>
+      </w:r>
+      <w:r>
+        <w:rPr>
+          <w:rFonts w:ascii="方正仿宋_GBK" w:hAnsi="方正仿宋_GBK" w:eastAsia="方正仿宋_GBK" w:cs="方正仿宋_GBK"/>
+          <w:color w:val="000000"/>
+          <w:sz w:val="24"/>
+          <w:lang w:val="zh-CN"/>
+        </w:rPr>
+      </w:r>
+      <w:r>
+        <w:rPr>
+          <w:rFonts w:hint="eastAsia" w:ascii="方正仿宋_GBK" w:hAnsi="方正仿宋_GBK" w:eastAsia="方正仿宋_GBK" w:cs="方正仿宋_GBK"/>
+          <w:color w:val="000000"/>
+          <w:sz w:val="24"/>
+          <w:lang w:val="zh-CN"/>
+        </w:rPr>
+      </w:r>
+      <w:r>
+        <w:rPr>
+          <w:rFonts w:ascii="方正仿宋_GBK" w:hAnsi="方正仿宋_GBK" w:eastAsia="方正仿宋_GBK" w:cs="方正仿宋_GBK"/>
+          <w:color w:val="000000"/>
+          <w:sz w:val="24"/>
+          <w:lang w:val="zh-CN"/>
+        </w:rPr>
+      </w:r>
+      <w:r>
+        <w:rPr>
+          <w:rFonts w:hint="eastAsia" w:ascii="方正仿宋_GBK" w:hAnsi="方正仿宋_GBK" w:eastAsia="方正仿宋_GBK" w:cs="方正仿宋_GBK"/>
+          <w:color w:val="000000"/>
+          <w:sz w:val="24"/>
+          <w:lang w:val="zh-CN"/>
+        </w:rPr>
+      </w:r>
+      <w:r>
+        <w:rPr>
+          <w:rFonts w:ascii="方正仿宋_GBK" w:hAnsi="方正仿宋_GBK" w:eastAsia="方正仿宋_GBK" w:cs="方正仿宋_GBK"/>
+          <w:color w:val="000000"/>
+          <w:sz w:val="24"/>
+          <w:lang w:val="zh-CN"/>
+        </w:rPr>
+      </w:r>
+      <w:r>
+        <w:rPr>
+          <w:rFonts w:hint="eastAsia" w:ascii="方正仿宋_GBK" w:hAnsi="方正仿宋_GBK" w:eastAsia="方正仿宋_GBK" w:cs="方正仿宋_GBK"/>
+          <w:color w:val="000000"/>
+          <w:sz w:val="24"/>
+          <w:lang w:val="zh-CN"/>
+        </w:rPr>
+      </w:r>
+      <w:r>
+        <w:rPr>
+          <w:rFonts w:ascii="方正仿宋_GBK" w:hAnsi="方正仿宋_GBK" w:eastAsia="方正仿宋_GBK" w:cs="方正仿宋_GBK"/>
+          <w:color w:val="000000"/>
+          <w:sz w:val="24"/>
+          <w:lang w:val="zh-CN"/>
+        </w:rPr>
+      </w:r>
+      <w:r>
+        <w:rPr>
+          <w:rFonts w:hint="eastAsia" w:ascii="方正仿宋_GBK" w:hAnsi="方正仿宋_GBK" w:eastAsia="方正仿宋_GBK" w:cs="方正仿宋_GBK"/>
+          <w:color w:val="000000"/>
+          <w:sz w:val="24"/>
+          <w:lang w:val="zh-CN"/>
+        </w:rPr>
+      </w:r>
+      <w:r>
+        <w:rPr>
+          <w:rFonts w:ascii="方正仿宋_GBK" w:hAnsi="方正仿宋_GBK" w:eastAsia="方正仿宋_GBK" w:cs="方正仿宋_GBK"/>
+          <w:color w:val="000000"/>
+          <w:sz w:val="24"/>
+          <w:lang w:val="zh-CN"/>
+        </w:rPr>
+      </w:r>
+      <w:r>
+        <w:rPr>
+          <w:rFonts w:hint="eastAsia" w:ascii="方正仿宋_GBK" w:hAnsi="方正仿宋_GBK" w:eastAsia="方正仿宋_GBK" w:cs="方正仿宋_GBK"/>
+          <w:color w:val="000000"/>
+          <w:sz w:val="24"/>
+          <w:lang w:val="zh-CN"/>
+        </w:rPr>
+      </w:r>
+      <w:r>
+        <w:rPr>
+          <w:rFonts w:ascii="方正仿宋_GBK" w:hAnsi="方正仿宋_GBK" w:eastAsia="方正仿宋_GBK" w:cs="方正仿宋_GBK"/>
+          <w:color w:val="000000"/>
+          <w:sz w:val="24"/>
+          <w:lang w:val="zh-CN"/>
+        </w:rPr>
+      </w:r>
+      <w:r>
+        <w:rPr>
+          <w:rFonts w:hint="eastAsia" w:ascii="方正仿宋_GBK" w:hAnsi="方正仿宋_GBK" w:eastAsia="方正仿宋_GBK" w:cs="方正仿宋_GBK"/>
+          <w:color w:val="000000"/>
+          <w:sz w:val="24"/>
+          <w:lang w:val="zh-CN"/>
+        </w:rPr>
+      </w:r>
+      <w:r>
+        <w:rPr>
+          <w:rFonts w:ascii="方正仿宋_GBK" w:hAnsi="方正仿宋_GBK" w:eastAsia="方正仿宋_GBK" w:cs="方正仿宋_GBK"/>
+          <w:color w:val="000000"/>
+          <w:sz w:val="24"/>
+          <w:lang w:val="zh-CN"/>
+        </w:rPr>
+      </w:r>
+      <w:r>
+        <w:rPr>
+          <w:rFonts w:hint="eastAsia" w:ascii="方正仿宋_GBK" w:hAnsi="方正仿宋_GBK" w:eastAsia="方正仿宋_GBK" w:cs="方正仿宋_GBK"/>
+          <w:color w:val="000000"/>
+          <w:sz w:val="24"/>
+          <w:lang w:val="zh-CN"/>
+        </w:rPr>
+      </w:r>
+      <w:r>
+        <w:rPr>
+          <w:rFonts w:ascii="方正仿宋_GBK" w:hAnsi="方正仿宋_GBK" w:eastAsia="方正仿宋_GBK" w:cs="方正仿宋_GBK"/>
+          <w:color w:val="000000"/>
+          <w:sz w:val="24"/>
+          <w:lang w:val="zh-CN"/>
+        </w:rPr>
+      </w:r>
+      <w:r>
+        <w:rPr>
+          <w:rFonts w:hint="eastAsia" w:ascii="方正仿宋_GBK" w:hAnsi="方正仿宋_GBK" w:eastAsia="方正仿宋_GBK" w:cs="方正仿宋_GBK"/>
+          <w:color w:val="000000"/>
+          <w:sz w:val="24"/>
+          <w:lang w:val="zh-CN"/>
+        </w:rPr>
+      </w:r>
+      <w:r>
+        <w:rPr>
+          <w:rFonts w:ascii="方正仿宋_GBK" w:hAnsi="方正仿宋_GBK" w:eastAsia="方正仿宋_GBK" w:cs="方正仿宋_GBK"/>
+          <w:color w:val="000000"/>
+          <w:sz w:val="24"/>
+          <w:lang w:val="zh-CN"/>
+        </w:rPr>
+      </w:r>
+      <w:r>
+        <w:rPr>
+          <w:rFonts w:hint="eastAsia" w:ascii="方正仿宋_GBK" w:hAnsi="方正仿宋_GBK" w:eastAsia="方正仿宋_GBK" w:cs="方正仿宋_GBK"/>
+          <w:color w:val="000000"/>
+          <w:sz w:val="24"/>
+          <w:lang w:val="zh-CN"/>
+        </w:rPr>
+      </w:r>
+      <w:r>
+        <w:rPr>
+          <w:rFonts w:ascii="方正仿宋_GBK" w:hAnsi="方正仿宋_GBK" w:eastAsia="方正仿宋_GBK" w:cs="方正仿宋_GBK"/>
+          <w:color w:val="000000"/>
+          <w:sz w:val="24"/>
+          <w:lang w:val="zh-CN"/>
+        </w:rPr>
+      </w:r>
+      <w:r>
+        <w:rPr>
+          <w:rFonts w:hint="eastAsia" w:ascii="方正仿宋_GBK" w:hAnsi="方正仿宋_GBK" w:eastAsia="方正仿宋_GBK" w:cs="方正仿宋_GBK"/>
+          <w:color w:val="000000"/>
+          <w:sz w:val="24"/>
+          <w:lang w:val="zh-CN"/>
+        </w:rPr>
+      </w:r>
+      <w:r>
+        <w:rPr>
+          <w:rFonts w:ascii="方正仿宋_GBK" w:hAnsi="方正仿宋_GBK" w:eastAsia="方正仿宋_GBK" w:cs="方正仿宋_GBK"/>
+          <w:color w:val="000000"/>
+          <w:sz w:val="24"/>
+          <w:lang w:val="zh-CN"/>
+        </w:rPr>
+      </w:r>
+      <w:r>
+        <w:rPr>
+          <w:rFonts w:hint="eastAsia" w:ascii="方正仿宋_GBK" w:hAnsi="方正仿宋_GBK" w:eastAsia="方正仿宋_GBK" w:cs="方正仿宋_GBK"/>
+          <w:color w:val="000000"/>
+          <w:sz w:val="24"/>
+          <w:lang w:val="zh-CN"/>
+        </w:rPr>
+      </w:r>
+      <w:r>
+        <w:rPr>
+          <w:rFonts w:ascii="方正仿宋_GBK" w:hAnsi="方正仿宋_GBK" w:eastAsia="方正仿宋_GBK" w:cs="方正仿宋_GBK"/>
+          <w:color w:val="000000"/>
+          <w:sz w:val="24"/>
+          <w:lang w:val="zh-CN"/>
+        </w:rPr>
+      </w:r>
+      <w:r>
+        <w:rPr>
+          <w:rFonts w:hint="eastAsia" w:ascii="方正仿宋_GBK" w:hAnsi="方正仿宋_GBK" w:eastAsia="方正仿宋_GBK" w:cs="方正仿宋_GBK"/>
+          <w:color w:val="000000"/>
+          <w:sz w:val="24"/>
+          <w:lang w:val="zh-CN"/>
+        </w:rPr>
+      </w:r>
+      <w:r>
+        <w:rPr>
+          <w:rFonts w:ascii="方正仿宋_GBK" w:hAnsi="方正仿宋_GBK" w:eastAsia="方正仿宋_GBK" w:cs="方正仿宋_GBK"/>
+          <w:color w:val="000000"/>
+          <w:sz w:val="24"/>
+          <w:lang w:val="zh-CN"/>
+        </w:rPr>
+      </w:r>
+      <w:r>
+        <w:rPr>
+          <w:rFonts w:hint="eastAsia" w:ascii="方正仿宋_GBK" w:hAnsi="方正仿宋_GBK" w:eastAsia="方正仿宋_GBK" w:cs="方正仿宋_GBK"/>
+          <w:color w:val="000000"/>
+          <w:sz w:val="24"/>
+          <w:lang w:val="zh-CN"/>
+        </w:rPr>
+      </w:r>
+      <w:r>
+        <w:rPr>
+          <w:rFonts w:ascii="方正仿宋_GBK" w:hAnsi="方正仿宋_GBK" w:eastAsia="方正仿宋_GBK" w:cs="方正仿宋_GBK"/>
+          <w:color w:val="000000"/>
+          <w:sz w:val="24"/>
+          <w:lang w:val="zh-CN"/>
+        </w:rPr>
+      </w:r>
+      <w:r>
+        <w:rPr>
+          <w:rFonts w:hint="eastAsia" w:ascii="方正仿宋_GBK" w:hAnsi="方正仿宋_GBK" w:eastAsia="方正仿宋_GBK" w:cs="方正仿宋_GBK"/>
+          <w:color w:val="000000"/>
+          <w:sz w:val="24"/>
+          <w:lang w:val="zh-CN"/>
+        </w:rPr>
+      </w:r>
+      <w:r>
+        <w:rPr>
+          <w:rFonts w:ascii="方正仿宋_GBK" w:hAnsi="方正仿宋_GBK" w:eastAsia="方正仿宋_GBK" w:cs="方正仿宋_GBK"/>
+          <w:color w:val="000000"/>
+          <w:sz w:val="24"/>
+          <w:lang w:val="zh-CN"/>
+        </w:rPr>
+      </w:r>
+      <w:r>
+        <w:rPr>
+          <w:rFonts w:hint="eastAsia" w:ascii="方正仿宋_GBK" w:hAnsi="方正仿宋_GBK" w:eastAsia="方正仿宋_GBK" w:cs="方正仿宋_GBK"/>
+          <w:color w:val="000000"/>
+          <w:sz w:val="24"/>
+          <w:lang w:val="zh-CN"/>
+        </w:rPr>
+      </w:r>
+      <w:r>
+        <w:rPr>
+          <w:rFonts w:ascii="方正仿宋_GBK" w:hAnsi="方正仿宋_GBK" w:eastAsia="方正仿宋_GBK" w:cs="方正仿宋_GBK"/>
+          <w:color w:val="000000"/>
+          <w:sz w:val="24"/>
+          <w:lang w:val="zh-CN"/>
+        </w:rPr>
+      </w:r>
+      <w:r>
+        <w:rPr>
+          <w:rFonts w:hint="eastAsia" w:ascii="方正仿宋_GBK" w:hAnsi="方正仿宋_GBK" w:eastAsia="方正仿宋_GBK" w:cs="方正仿宋_GBK"/>
+          <w:color w:val="000000"/>
+          <w:sz w:val="24"/>
+          <w:lang w:val="zh-CN"/>
+        </w:rPr>
+      </w:r>
+      <w:r>
+        <w:rPr>
+          <w:rFonts w:ascii="方正仿宋_GBK" w:hAnsi="方正仿宋_GBK" w:eastAsia="方正仿宋_GBK" w:cs="方正仿宋_GBK"/>
+          <w:color w:val="000000"/>
+          <w:sz w:val="24"/>
+          <w:lang w:val="zh-CN"/>
+        </w:rPr>
+      </w:r>
+      <w:r>
+        <w:rPr>
+          <w:rFonts w:hint="eastAsia" w:ascii="方正仿宋_GBK" w:hAnsi="方正仿宋_GBK" w:eastAsia="方正仿宋_GBK" w:cs="方正仿宋_GBK"/>
+          <w:color w:val="000000"/>
+          <w:sz w:val="24"/>
+          <w:lang w:val="zh-CN"/>
+        </w:rPr>
+      </w:r>
+      <w:r>
+        <w:rPr>
+          <w:rFonts w:ascii="方正仿宋_GBK" w:hAnsi="方正仿宋_GBK" w:eastAsia="方正仿宋_GBK" w:cs="方正仿宋_GBK"/>
+          <w:color w:val="000000"/>
+          <w:sz w:val="24"/>
+          <w:lang w:val="zh-CN"/>
+        </w:rPr>
+      </w:r>
+      <w:r>
+        <w:rPr>
+          <w:rFonts w:hint="eastAsia" w:ascii="方正仿宋_GBK" w:hAnsi="方正仿宋_GBK" w:eastAsia="方正仿宋_GBK" w:cs="方正仿宋_GBK"/>
+          <w:color w:val="000000"/>
+          <w:sz w:val="24"/>
+          <w:lang w:val="zh-CN"/>
+        </w:rPr>
+      </w:r>
+      <w:r>
+        <w:rPr>
+          <w:rFonts w:ascii="方正仿宋_GBK" w:hAnsi="方正仿宋_GBK" w:eastAsia="方正仿宋_GBK" w:cs="方正仿宋_GBK"/>
+          <w:color w:val="000000"/>
+          <w:sz w:val="24"/>
+          <w:lang w:val="zh-CN"/>
+        </w:rPr>
+      </w:r>
+      <w:r>
+        <w:rPr>
+          <w:rFonts w:hint="eastAsia" w:ascii="方正仿宋_GBK" w:hAnsi="方正仿宋_GBK" w:eastAsia="方正仿宋_GBK" w:cs="方正仿宋_GBK"/>
+          <w:color w:val="000000"/>
+          <w:sz w:val="24"/>
+          <w:lang w:val="zh-CN"/>
+        </w:rPr>
+      </w:r>
+      <w:r>
+        <w:rPr>
+          <w:rFonts w:ascii="方正仿宋_GBK" w:hAnsi="方正仿宋_GBK" w:eastAsia="方正仿宋_GBK" w:cs="方正仿宋_GBK"/>
+          <w:color w:val="000000"/>
+          <w:sz w:val="24"/>
+          <w:lang w:val="zh-CN"/>
+        </w:rPr>
+      </w:r>
+      <w:r>
+        <w:rPr>
+          <w:rFonts w:hint="eastAsia" w:ascii="方正仿宋_GBK" w:hAnsi="方正仿宋_GBK" w:eastAsia="方正仿宋_GBK" w:cs="方正仿宋_GBK"/>
+          <w:color w:val="000000"/>
+          <w:sz w:val="24"/>
+          <w:lang w:val="zh-CN"/>
+        </w:rPr>
+      </w:r>
+      <w:r>
+        <w:rPr>
+          <w:rFonts w:ascii="方正仿宋_GBK" w:hAnsi="方正仿宋_GBK" w:eastAsia="方正仿宋_GBK" w:cs="方正仿宋_GBK"/>
+          <w:color w:val="000000"/>
+          <w:sz w:val="24"/>
+          <w:lang w:val="zh-CN"/>
+        </w:rPr>
+      </w:r>
+      <w:r>
+        <w:rPr>
+          <w:rFonts w:hint="eastAsia" w:ascii="方正仿宋_GBK" w:hAnsi="方正仿宋_GBK" w:eastAsia="方正仿宋_GBK" w:cs="方正仿宋_GBK"/>
+          <w:color w:val="000000"/>
+          <w:sz w:val="24"/>
+          <w:lang w:val="zh-CN"/>
+        </w:rPr>
+      </w:r>
+      <w:r>
+        <w:rPr>
+          <w:rFonts w:ascii="方正仿宋_GBK" w:hAnsi="方正仿宋_GBK" w:eastAsia="方正仿宋_GBK" w:cs="方正仿宋_GBK"/>
+          <w:color w:val="000000"/>
+          <w:sz w:val="24"/>
+          <w:lang w:val="zh-CN"/>
+        </w:rPr>
+      </w:r>
+      <w:r>
+        <w:rPr>
+          <w:rFonts w:hint="eastAsia" w:ascii="方正仿宋_GBK" w:hAnsi="方正仿宋_GBK" w:eastAsia="方正仿宋_GBK" w:cs="方正仿宋_GBK"/>
+          <w:color w:val="000000"/>
+          <w:sz w:val="24"/>
+          <w:lang w:val="zh-CN"/>
+        </w:rPr>
+      </w:r>
+      <w:r>
+        <w:rPr>
+          <w:rFonts w:ascii="方正仿宋_GBK" w:hAnsi="方正仿宋_GBK" w:eastAsia="方正仿宋_GBK" w:cs="方正仿宋_GBK"/>
+          <w:color w:val="000000"/>
+          <w:sz w:val="24"/>
+          <w:lang w:val="zh-CN"/>
+        </w:rPr>
+      </w:r>
+      <w:r>
+        <w:rPr>
+          <w:rFonts w:hint="eastAsia" w:ascii="方正仿宋_GBK" w:hAnsi="方正仿宋_GBK" w:eastAsia="方正仿宋_GBK" w:cs="方正仿宋_GBK"/>
+          <w:color w:val="000000"/>
+          <w:sz w:val="24"/>
+          <w:lang w:val="zh-CN"/>
+        </w:rPr>
+      </w:r>
+      <w:r>
+        <w:rPr>
+          <w:rFonts w:ascii="方正仿宋_GBK" w:hAnsi="方正仿宋_GBK" w:eastAsia="方正仿宋_GBK" w:cs="方正仿宋_GBK"/>
+          <w:color w:val="000000"/>
+          <w:sz w:val="24"/>
+          <w:lang w:val="zh-CN"/>
+        </w:rPr>
+      </w:r>
+      <w:r>
+        <w:rPr>
+          <w:rFonts w:hint="eastAsia" w:ascii="方正仿宋_GBK" w:hAnsi="方正仿宋_GBK" w:eastAsia="方正仿宋_GBK" w:cs="方正仿宋_GBK"/>
+          <w:color w:val="000000"/>
+          <w:sz w:val="24"/>
+          <w:lang w:val="zh-CN"/>
+        </w:rPr>
+      </w:r>
+      <w:r>
+        <w:rPr>
+          <w:rFonts w:ascii="方正仿宋_GBK" w:hAnsi="方正仿宋_GBK" w:eastAsia="方正仿宋_GBK" w:cs="方正仿宋_GBK"/>
+          <w:color w:val="000000"/>
+          <w:sz w:val="24"/>
+          <w:lang w:val="zh-CN"/>
+        </w:rPr>
+      </w:r>
+      <w:r>
+        <w:rPr>
+          <w:rFonts w:hint="eastAsia" w:ascii="方正仿宋_GBK" w:hAnsi="方正仿宋_GBK" w:eastAsia="方正仿宋_GBK" w:cs="方正仿宋_GBK"/>
+          <w:color w:val="000000"/>
+          <w:sz w:val="24"/>
+          <w:lang w:val="zh-CN"/>
+        </w:rPr>
+      </w:r>
+      <w:r>
+        <w:rPr>
+          <w:rFonts w:ascii="方正仿宋_GBK" w:hAnsi="方正仿宋_GBK" w:eastAsia="方正仿宋_GBK" w:cs="方正仿宋_GBK"/>
+          <w:color w:val="000000"/>
+          <w:sz w:val="24"/>
+          <w:lang w:val="zh-CN"/>
+        </w:rPr>
+      </w:r>
+      <w:r>
+        <w:rPr>
+          <w:rFonts w:hint="eastAsia" w:ascii="方正仿宋_GBK" w:hAnsi="方正仿宋_GBK" w:eastAsia="方正仿宋_GBK" w:cs="方正仿宋_GBK"/>
+          <w:color w:val="000000"/>
+          <w:sz w:val="24"/>
+          <w:lang w:val="zh-CN"/>
+        </w:rPr>
+      </w:r>
+      <w:r>
+        <w:rPr>
+          <w:rFonts w:ascii="方正仿宋_GBK" w:hAnsi="方正仿宋_GBK" w:eastAsia="方正仿宋_GBK" w:cs="方正仿宋_GBK"/>
+          <w:color w:val="000000"/>
+          <w:sz w:val="24"/>
+          <w:lang w:val="zh-CN"/>
+        </w:rPr>
+      </w:r>
+      <w:r>
+        <w:rPr>
+          <w:rFonts w:hint="eastAsia" w:ascii="方正仿宋_GBK" w:hAnsi="方正仿宋_GBK" w:eastAsia="方正仿宋_GBK" w:cs="方正仿宋_GBK"/>
+          <w:color w:val="000000"/>
+          <w:sz w:val="24"/>
+          <w:lang w:val="zh-CN"/>
+        </w:rPr>
+      </w:r>
+      <w:r>
+        <w:rPr>
+          <w:rFonts w:ascii="方正仿宋_GBK" w:hAnsi="方正仿宋_GBK" w:eastAsia="方正仿宋_GBK" w:cs="方正仿宋_GBK"/>
+          <w:color w:val="000000"/>
+          <w:sz w:val="24"/>
+          <w:lang w:val="zh-CN"/>
+        </w:rPr>
+      </w:r>
+      <w:r>
+        <w:rPr>
+          <w:rFonts w:hint="eastAsia" w:ascii="方正仿宋_GBK" w:hAnsi="方正仿宋_GBK" w:eastAsia="方正仿宋_GBK" w:cs="方正仿宋_GBK"/>
+          <w:color w:val="000000"/>
+          <w:sz w:val="24"/>
+          <w:lang w:val="zh-CN"/>
+        </w:rPr>
+      </w:r>
+      <w:r>
+        <w:rPr>
+          <w:rFonts w:ascii="方正仿宋_GBK" w:hAnsi="方正仿宋_GBK" w:eastAsia="方正仿宋_GBK" w:cs="方正仿宋_GBK"/>
+          <w:color w:val="000000"/>
+          <w:sz w:val="24"/>
+          <w:lang w:val="zh-CN"/>
+        </w:rPr>
+      </w:r>
+      <w:r>
+        <w:rPr>
+          <w:rFonts w:hint="eastAsia" w:ascii="方正仿宋_GBK" w:hAnsi="方正仿宋_GBK" w:eastAsia="方正仿宋_GBK" w:cs="方正仿宋_GBK"/>
+          <w:color w:val="000000"/>
+          <w:sz w:val="24"/>
+          <w:lang w:val="zh-CN"/>
+        </w:rPr>
+      </w:r>
+      <w:r>
+        <w:rPr>
+          <w:rFonts w:ascii="方正仿宋_GBK" w:hAnsi="方正仿宋_GBK" w:eastAsia="方正仿宋_GBK" w:cs="方正仿宋_GBK"/>
+          <w:color w:val="000000"/>
+          <w:sz w:val="24"/>
+          <w:lang w:val="zh-CN"/>
+        </w:rPr>
+      </w:r>
+      <w:r>
+        <w:rPr>
+          <w:rFonts w:hint="eastAsia" w:ascii="方正仿宋_GBK" w:hAnsi="方正仿宋_GBK" w:eastAsia="方正仿宋_GBK" w:cs="方正仿宋_GBK"/>
+          <w:color w:val="000000"/>
+          <w:sz w:val="24"/>
+          <w:lang w:val="zh-CN"/>
+        </w:rPr>
+      </w:r>
+      <w:r>
+        <w:rPr>
+          <w:rFonts w:ascii="方正仿宋_GBK" w:hAnsi="方正仿宋_GBK" w:eastAsia="方正仿宋_GBK" w:cs="方正仿宋_GBK"/>
+          <w:color w:val="000000"/>
+          <w:sz w:val="24"/>
+          <w:lang w:val="zh-CN"/>
+        </w:rPr>
+      </w:r>
+      <w:r>
+        <w:rPr>
+          <w:rFonts w:hint="eastAsia" w:ascii="方正仿宋_GBK" w:hAnsi="方正仿宋_GBK" w:eastAsia="方正仿宋_GBK" w:cs="方正仿宋_GBK"/>
+          <w:color w:val="000000"/>
+          <w:sz w:val="24"/>
+          <w:lang w:val="zh-CN"/>
+        </w:rPr>
+      </w:r>
+      <w:r>
+        <w:rPr>
+          <w:rFonts w:ascii="方正仿宋_GBK" w:hAnsi="方正仿宋_GBK" w:eastAsia="方正仿宋_GBK" w:cs="方正仿宋_GBK"/>
+          <w:color w:val="000000"/>
+          <w:sz w:val="24"/>
+          <w:lang w:val="zh-CN"/>
+        </w:rPr>
+      </w:r>
+      <w:r>
+        <w:rPr>
+          <w:rFonts w:hint="eastAsia" w:ascii="方正仿宋_GBK" w:hAnsi="方正仿宋_GBK" w:eastAsia="方正仿宋_GBK" w:cs="方正仿宋_GBK"/>
+          <w:color w:val="000000"/>
+          <w:sz w:val="24"/>
+          <w:lang w:val="zh-CN"/>
+        </w:rPr>
+      </w:r>
+      <w:r>
+        <w:rPr>
+          <w:rFonts w:ascii="方正仿宋_GBK" w:hAnsi="方正仿宋_GBK" w:eastAsia="方正仿宋_GBK" w:cs="方正仿宋_GBK"/>
+          <w:color w:val="000000"/>
+          <w:sz w:val="24"/>
+          <w:lang w:val="zh-CN"/>
+        </w:rPr>
+      </w:r>
+      <w:r>
+        <w:rPr>
+          <w:rFonts w:hint="eastAsia" w:ascii="方正仿宋_GBK" w:hAnsi="方正仿宋_GBK" w:eastAsia="方正仿宋_GBK" w:cs="方正仿宋_GBK"/>
+          <w:color w:val="000000"/>
+          <w:sz w:val="24"/>
+          <w:lang w:val="zh-CN"/>
+        </w:rPr>
+      </w:r>
+      <w:r>
+        <w:rPr>
+          <w:rFonts w:ascii="方正仿宋_GBK" w:hAnsi="方正仿宋_GBK" w:eastAsia="方正仿宋_GBK" w:cs="方正仿宋_GBK"/>
+          <w:color w:val="000000"/>
+          <w:sz w:val="24"/>
+          <w:lang w:val="zh-CN"/>
+        </w:rPr>
+      </w:r>
+      <w:r>
+        <w:rPr>
+          <w:rFonts w:hint="eastAsia" w:ascii="方正仿宋_GBK" w:hAnsi="方正仿宋_GBK" w:eastAsia="方正仿宋_GBK" w:cs="方正仿宋_GBK"/>
+          <w:color w:val="000000"/>
+          <w:sz w:val="24"/>
+          <w:lang w:val="zh-CN"/>
+        </w:rPr>
       </w:r>
     </w:p>
     <w:p>
@@ -11222,186 +11037,166 @@
           <w:sz w:val="24"/>
           <w:lang w:val="zh-CN"/>
         </w:rPr>
-        <w:t>目前来看</w:t>
-      </w:r>
-      <w:r>
-        <w:rPr>
-          <w:rFonts w:ascii="方正仿宋_GBK" w:hAnsi="方正仿宋_GBK" w:eastAsia="方正仿宋_GBK" w:cs="方正仿宋_GBK"/>
-          <w:color w:val="000000"/>
-          <w:sz w:val="24"/>
-          <w:lang w:val="zh-CN"/>
-        </w:rPr>
-        <w:t>，企业</w:t>
-      </w:r>
-      <w:r>
-        <w:rPr>
-          <w:rFonts w:hint="eastAsia" w:ascii="方正仿宋_GBK" w:hAnsi="方正仿宋_GBK" w:eastAsia="方正仿宋_GBK" w:cs="方正仿宋_GBK"/>
-          <w:color w:val="000000"/>
-          <w:sz w:val="24"/>
-          <w:lang w:val="zh-CN"/>
-        </w:rPr>
-        <w:t>当前</w:t>
-      </w:r>
-      <w:r>
-        <w:rPr>
-          <w:rFonts w:ascii="方正仿宋_GBK" w:hAnsi="方正仿宋_GBK" w:eastAsia="方正仿宋_GBK" w:cs="方正仿宋_GBK"/>
-          <w:color w:val="000000"/>
-          <w:sz w:val="24"/>
-          <w:lang w:val="zh-CN"/>
-        </w:rPr>
-        <w:t>的</w:t>
-      </w:r>
-      <w:r>
-        <w:rPr>
-          <w:rFonts w:hint="eastAsia" w:ascii="方正仿宋_GBK" w:hAnsi="方正仿宋_GBK" w:eastAsia="方正仿宋_GBK" w:cs="方正仿宋_GBK"/>
-          <w:color w:val="000000"/>
-          <w:sz w:val="24"/>
-          <w:lang w:val="zh-CN"/>
-        </w:rPr>
-        <w:t>销售变化</w:t>
-      </w:r>
-      <w:r>
-        <w:rPr>
-          <w:rFonts w:ascii="方正仿宋_GBK" w:hAnsi="方正仿宋_GBK" w:eastAsia="方正仿宋_GBK" w:cs="方正仿宋_GBK"/>
-          <w:color w:val="000000"/>
-          <w:sz w:val="24"/>
-          <w:lang w:val="zh-CN"/>
-        </w:rPr>
-        <w:t>主要</w:t>
-      </w:r>
-      <w:r>
-        <w:rPr>
-          <w:rFonts w:hint="eastAsia" w:ascii="方正仿宋_GBK" w:hAnsi="方正仿宋_GBK" w:eastAsia="方正仿宋_GBK" w:cs="方正仿宋_GBK"/>
-          <w:color w:val="000000"/>
-          <w:sz w:val="24"/>
-          <w:lang w:val="zh-CN"/>
-        </w:rPr>
-        <w:t>为</w:t>
-      </w:r>
-      <w:r>
-        <w:rPr>
-          <w:rFonts w:ascii="方正仿宋_GBK" w:hAnsi="方正仿宋_GBK" w:eastAsia="方正仿宋_GBK" w:cs="方正仿宋_GBK"/>
-          <w:color w:val="000000"/>
-          <w:sz w:val="24"/>
-          <w:lang w:val="zh-CN"/>
-        </w:rPr>
-        <w:t>外界因素，企业自身内部</w:t>
-      </w:r>
-      <w:r>
-        <w:rPr>
-          <w:rFonts w:hint="eastAsia" w:ascii="方正仿宋_GBK" w:hAnsi="方正仿宋_GBK" w:eastAsia="方正仿宋_GBK" w:cs="方正仿宋_GBK"/>
-          <w:color w:val="000000"/>
-          <w:sz w:val="24"/>
-          <w:lang w:val="zh-CN"/>
-        </w:rPr>
-        <w:t>经营周转并未出现问题，</w:t>
-      </w:r>
-      <w:r>
-        <w:rPr>
-          <w:rFonts w:ascii="方正仿宋_GBK" w:hAnsi="方正仿宋_GBK" w:eastAsia="方正仿宋_GBK" w:cs="方正仿宋_GBK"/>
-          <w:color w:val="000000"/>
-          <w:sz w:val="24"/>
-          <w:lang w:val="zh-CN"/>
-        </w:rPr>
-        <w:t>由于疫情导致的</w:t>
-      </w:r>
-      <w:r>
-        <w:rPr>
-          <w:rFonts w:hint="eastAsia" w:ascii="方正仿宋_GBK" w:hAnsi="方正仿宋_GBK" w:eastAsia="方正仿宋_GBK" w:cs="方正仿宋_GBK"/>
-          <w:color w:val="000000"/>
-          <w:sz w:val="24"/>
-          <w:lang w:val="zh-CN"/>
-        </w:rPr>
-        <w:t>主营业务</w:t>
-      </w:r>
-      <w:r>
-        <w:rPr>
-          <w:rFonts w:ascii="方正仿宋_GBK" w:hAnsi="方正仿宋_GBK" w:eastAsia="方正仿宋_GBK" w:cs="方正仿宋_GBK"/>
-          <w:color w:val="000000"/>
-          <w:sz w:val="24"/>
-          <w:lang w:val="zh-CN"/>
-        </w:rPr>
-        <w:t>收入下降</w:t>
-      </w:r>
-      <w:r>
-        <w:rPr>
-          <w:rFonts w:hint="eastAsia" w:ascii="方正仿宋_GBK" w:hAnsi="方正仿宋_GBK" w:eastAsia="方正仿宋_GBK" w:cs="方正仿宋_GBK"/>
-          <w:color w:val="000000"/>
-          <w:sz w:val="24"/>
-          <w:lang w:val="zh-CN"/>
-        </w:rPr>
-        <w:t>将随着</w:t>
-      </w:r>
-      <w:r>
-        <w:rPr>
-          <w:rFonts w:ascii="方正仿宋_GBK" w:hAnsi="方正仿宋_GBK" w:eastAsia="方正仿宋_GBK" w:cs="方正仿宋_GBK"/>
-          <w:color w:val="000000"/>
-          <w:sz w:val="24"/>
-          <w:lang w:val="zh-CN"/>
-        </w:rPr>
-        <w:t>疫情的逐渐控制</w:t>
-      </w:r>
-      <w:r>
-        <w:rPr>
-          <w:rFonts w:hint="eastAsia" w:ascii="方正仿宋_GBK" w:hAnsi="方正仿宋_GBK" w:eastAsia="方正仿宋_GBK" w:cs="方正仿宋_GBK"/>
-          <w:color w:val="000000"/>
-          <w:sz w:val="24"/>
-          <w:lang w:val="zh-CN"/>
-        </w:rPr>
-        <w:t>而</w:t>
-      </w:r>
-      <w:r>
-        <w:rPr>
-          <w:rFonts w:ascii="方正仿宋_GBK" w:hAnsi="方正仿宋_GBK" w:eastAsia="方正仿宋_GBK" w:cs="方正仿宋_GBK"/>
-          <w:color w:val="000000"/>
-          <w:sz w:val="24"/>
-          <w:lang w:val="zh-CN"/>
-        </w:rPr>
-        <w:t>逐渐</w:t>
-      </w:r>
-      <w:r>
-        <w:rPr>
-          <w:rFonts w:hint="eastAsia" w:ascii="方正仿宋_GBK" w:hAnsi="方正仿宋_GBK" w:eastAsia="方正仿宋_GBK" w:cs="方正仿宋_GBK"/>
-          <w:color w:val="000000"/>
-          <w:sz w:val="24"/>
-          <w:lang w:val="zh-CN"/>
-        </w:rPr>
-        <w:t>恢复正轨</w:t>
-      </w:r>
-      <w:r>
-        <w:rPr>
-          <w:rFonts w:ascii="方正仿宋_GBK" w:hAnsi="方正仿宋_GBK" w:eastAsia="方正仿宋_GBK" w:cs="方正仿宋_GBK"/>
-          <w:color w:val="000000"/>
-          <w:sz w:val="24"/>
-          <w:lang w:val="zh-CN"/>
-        </w:rPr>
-        <w:t>，届时</w:t>
-      </w:r>
-      <w:r>
-        <w:rPr>
-          <w:rFonts w:hint="eastAsia" w:ascii="方正仿宋_GBK" w:hAnsi="方正仿宋_GBK" w:eastAsia="方正仿宋_GBK" w:cs="方正仿宋_GBK"/>
-          <w:color w:val="000000"/>
-          <w:sz w:val="24"/>
-          <w:lang w:val="zh-CN"/>
-        </w:rPr>
-        <w:t>企业</w:t>
-      </w:r>
-      <w:r>
-        <w:rPr>
-          <w:rFonts w:ascii="方正仿宋_GBK" w:hAnsi="方正仿宋_GBK" w:eastAsia="方正仿宋_GBK" w:cs="方正仿宋_GBK"/>
-          <w:color w:val="000000"/>
-          <w:sz w:val="24"/>
-          <w:lang w:val="zh-CN"/>
-        </w:rPr>
-        <w:t>的利润将慢慢回弹至正常水平。</w:t>
-      </w:r>
-      <w:r>
-        <w:rPr>
-          <w:rFonts w:hint="eastAsia" w:ascii="方正仿宋_GBK" w:hAnsi="方正仿宋_GBK" w:eastAsia="方正仿宋_GBK" w:cs="方正仿宋_GBK"/>
-          <w:sz w:val="24"/>
-          <w:lang w:val="zh-CN"/>
-        </w:rPr>
-        <w:t>从公司近期反馈情况来看，公司2022年9月营业收入</w:t>
+        <w:t>目前来看，公司经营周转未出现内部问题，外部行业景气度对营收的影响在可控区间，预计后续利润水平保持稳定。</w:t>
+      </w:r>
+      <w:r>
+        <w:rPr>
+          <w:rFonts w:ascii="方正仿宋_GBK" w:hAnsi="方正仿宋_GBK" w:eastAsia="方正仿宋_GBK" w:cs="方正仿宋_GBK"/>
+          <w:color w:val="000000"/>
+          <w:sz w:val="24"/>
+          <w:lang w:val="zh-CN"/>
+        </w:rPr>
+      </w:r>
+      <w:r>
+        <w:rPr>
+          <w:rFonts w:hint="eastAsia" w:ascii="方正仿宋_GBK" w:hAnsi="方正仿宋_GBK" w:eastAsia="方正仿宋_GBK" w:cs="方正仿宋_GBK"/>
+          <w:color w:val="000000"/>
+          <w:sz w:val="24"/>
+          <w:lang w:val="zh-CN"/>
+        </w:rPr>
+      </w:r>
+      <w:r>
+        <w:rPr>
+          <w:rFonts w:ascii="方正仿宋_GBK" w:hAnsi="方正仿宋_GBK" w:eastAsia="方正仿宋_GBK" w:cs="方正仿宋_GBK"/>
+          <w:color w:val="000000"/>
+          <w:sz w:val="24"/>
+          <w:lang w:val="zh-CN"/>
+        </w:rPr>
+      </w:r>
+      <w:r>
+        <w:rPr>
+          <w:rFonts w:hint="eastAsia" w:ascii="方正仿宋_GBK" w:hAnsi="方正仿宋_GBK" w:eastAsia="方正仿宋_GBK" w:cs="方正仿宋_GBK"/>
+          <w:color w:val="000000"/>
+          <w:sz w:val="24"/>
+          <w:lang w:val="zh-CN"/>
+        </w:rPr>
+      </w:r>
+      <w:r>
+        <w:rPr>
+          <w:rFonts w:ascii="方正仿宋_GBK" w:hAnsi="方正仿宋_GBK" w:eastAsia="方正仿宋_GBK" w:cs="方正仿宋_GBK"/>
+          <w:color w:val="000000"/>
+          <w:sz w:val="24"/>
+          <w:lang w:val="zh-CN"/>
+        </w:rPr>
+      </w:r>
+      <w:r>
+        <w:rPr>
+          <w:rFonts w:hint="eastAsia" w:ascii="方正仿宋_GBK" w:hAnsi="方正仿宋_GBK" w:eastAsia="方正仿宋_GBK" w:cs="方正仿宋_GBK"/>
+          <w:color w:val="000000"/>
+          <w:sz w:val="24"/>
+          <w:lang w:val="zh-CN"/>
+        </w:rPr>
+      </w:r>
+      <w:r>
+        <w:rPr>
+          <w:rFonts w:ascii="方正仿宋_GBK" w:hAnsi="方正仿宋_GBK" w:eastAsia="方正仿宋_GBK" w:cs="方正仿宋_GBK"/>
+          <w:color w:val="000000"/>
+          <w:sz w:val="24"/>
+          <w:lang w:val="zh-CN"/>
+        </w:rPr>
+      </w:r>
+      <w:r>
+        <w:rPr>
+          <w:rFonts w:hint="eastAsia" w:ascii="方正仿宋_GBK" w:hAnsi="方正仿宋_GBK" w:eastAsia="方正仿宋_GBK" w:cs="方正仿宋_GBK"/>
+          <w:color w:val="000000"/>
+          <w:sz w:val="24"/>
+          <w:lang w:val="zh-CN"/>
+        </w:rPr>
+      </w:r>
+      <w:r>
+        <w:rPr>
+          <w:rFonts w:ascii="方正仿宋_GBK" w:hAnsi="方正仿宋_GBK" w:eastAsia="方正仿宋_GBK" w:cs="方正仿宋_GBK"/>
+          <w:color w:val="000000"/>
+          <w:sz w:val="24"/>
+          <w:lang w:val="zh-CN"/>
+        </w:rPr>
+      </w:r>
+      <w:r>
+        <w:rPr>
+          <w:rFonts w:hint="eastAsia" w:ascii="方正仿宋_GBK" w:hAnsi="方正仿宋_GBK" w:eastAsia="方正仿宋_GBK" w:cs="方正仿宋_GBK"/>
+          <w:color w:val="000000"/>
+          <w:sz w:val="24"/>
+          <w:lang w:val="zh-CN"/>
+        </w:rPr>
+      </w:r>
+      <w:r>
+        <w:rPr>
+          <w:rFonts w:ascii="方正仿宋_GBK" w:hAnsi="方正仿宋_GBK" w:eastAsia="方正仿宋_GBK" w:cs="方正仿宋_GBK"/>
+          <w:color w:val="000000"/>
+          <w:sz w:val="24"/>
+          <w:lang w:val="zh-CN"/>
+        </w:rPr>
+      </w:r>
+      <w:r>
+        <w:rPr>
+          <w:rFonts w:hint="eastAsia" w:ascii="方正仿宋_GBK" w:hAnsi="方正仿宋_GBK" w:eastAsia="方正仿宋_GBK" w:cs="方正仿宋_GBK"/>
+          <w:color w:val="000000"/>
+          <w:sz w:val="24"/>
+          <w:lang w:val="zh-CN"/>
+        </w:rPr>
+      </w:r>
+      <w:r>
+        <w:rPr>
+          <w:rFonts w:ascii="方正仿宋_GBK" w:hAnsi="方正仿宋_GBK" w:eastAsia="方正仿宋_GBK" w:cs="方正仿宋_GBK"/>
+          <w:color w:val="000000"/>
+          <w:sz w:val="24"/>
+          <w:lang w:val="zh-CN"/>
+        </w:rPr>
+      </w:r>
+      <w:r>
+        <w:rPr>
+          <w:rFonts w:hint="eastAsia" w:ascii="方正仿宋_GBK" w:hAnsi="方正仿宋_GBK" w:eastAsia="方正仿宋_GBK" w:cs="方正仿宋_GBK"/>
+          <w:color w:val="000000"/>
+          <w:sz w:val="24"/>
+          <w:lang w:val="zh-CN"/>
+        </w:rPr>
+      </w:r>
+      <w:r>
+        <w:rPr>
+          <w:rFonts w:ascii="方正仿宋_GBK" w:hAnsi="方正仿宋_GBK" w:eastAsia="方正仿宋_GBK" w:cs="方正仿宋_GBK"/>
+          <w:color w:val="000000"/>
+          <w:sz w:val="24"/>
+          <w:lang w:val="zh-CN"/>
+        </w:rPr>
+      </w:r>
+      <w:r>
+        <w:rPr>
+          <w:rFonts w:hint="eastAsia" w:ascii="方正仿宋_GBK" w:hAnsi="方正仿宋_GBK" w:eastAsia="方正仿宋_GBK" w:cs="方正仿宋_GBK"/>
+          <w:color w:val="000000"/>
+          <w:sz w:val="24"/>
+          <w:lang w:val="zh-CN"/>
+        </w:rPr>
+      </w:r>
+      <w:r>
+        <w:rPr>
+          <w:rFonts w:ascii="方正仿宋_GBK" w:hAnsi="方正仿宋_GBK" w:eastAsia="方正仿宋_GBK" w:cs="方正仿宋_GBK"/>
+          <w:color w:val="000000"/>
+          <w:sz w:val="24"/>
+          <w:lang w:val="zh-CN"/>
+        </w:rPr>
+      </w:r>
+      <w:r>
+        <w:rPr>
+          <w:rFonts w:hint="eastAsia" w:ascii="方正仿宋_GBK" w:hAnsi="方正仿宋_GBK" w:eastAsia="方正仿宋_GBK" w:cs="方正仿宋_GBK"/>
+          <w:color w:val="000000"/>
+          <w:sz w:val="24"/>
+          <w:lang w:val="zh-CN"/>
+        </w:rPr>
+      </w:r>
+      <w:r>
+        <w:rPr>
+          <w:rFonts w:ascii="方正仿宋_GBK" w:hAnsi="方正仿宋_GBK" w:eastAsia="方正仿宋_GBK" w:cs="方正仿宋_GBK"/>
+          <w:color w:val="000000"/>
+          <w:sz w:val="24"/>
+          <w:lang w:val="zh-CN"/>
+        </w:rPr>
+      </w:r>
+      <w:r>
+        <w:rPr>
+          <w:rFonts w:hint="eastAsia" w:ascii="方正仿宋_GBK" w:hAnsi="方正仿宋_GBK" w:eastAsia="方正仿宋_GBK" w:cs="方正仿宋_GBK"/>
+          <w:sz w:val="24"/>
+          <w:lang w:val="zh-CN"/>
+        </w:rPr>
       </w:r>
       <w:r>
         <w:rPr>
@@ -11409,39 +11204,34 @@
           <w:sz w:val="24"/>
           <w:lang w:val="en-US" w:eastAsia="zh-CN"/>
         </w:rPr>
-        <w:t>4515</w:t>
-      </w:r>
-      <w:r>
-        <w:rPr>
-          <w:rFonts w:hint="eastAsia" w:ascii="方正仿宋_GBK" w:hAnsi="方正仿宋_GBK" w:eastAsia="方正仿宋_GBK" w:cs="方正仿宋_GBK"/>
-          <w:sz w:val="24"/>
-          <w:lang w:val="zh-CN"/>
-        </w:rPr>
-        <w:t>万元</w:t>
-      </w:r>
-      <w:r>
-        <w:rPr>
-          <w:rFonts w:ascii="方正仿宋_GBK" w:hAnsi="方正仿宋_GBK" w:eastAsia="方正仿宋_GBK" w:cs="方正仿宋_GBK"/>
-          <w:sz w:val="24"/>
-          <w:lang w:val="zh-CN"/>
-        </w:rPr>
-        <w:t>相较于</w:t>
-      </w:r>
-      <w:r>
-        <w:rPr>
-          <w:rFonts w:hint="eastAsia" w:ascii="方正仿宋_GBK" w:hAnsi="方正仿宋_GBK" w:eastAsia="方正仿宋_GBK" w:cs="方正仿宋_GBK"/>
-          <w:sz w:val="24"/>
-          <w:lang w:val="zh-CN"/>
-        </w:rPr>
-        <w:t>2021年</w:t>
-      </w:r>
-      <w:r>
-        <w:rPr>
-          <w:rFonts w:ascii="方正仿宋_GBK" w:hAnsi="方正仿宋_GBK" w:eastAsia="方正仿宋_GBK" w:cs="方正仿宋_GBK"/>
-          <w:sz w:val="24"/>
-          <w:lang w:val="zh-CN"/>
-        </w:rPr>
-        <w:t>同期</w:t>
+      </w:r>
+      <w:r>
+        <w:rPr>
+          <w:rFonts w:hint="eastAsia" w:ascii="方正仿宋_GBK" w:hAnsi="方正仿宋_GBK" w:eastAsia="方正仿宋_GBK" w:cs="方正仿宋_GBK"/>
+          <w:sz w:val="24"/>
+          <w:lang w:val="zh-CN"/>
+        </w:rPr>
+      </w:r>
+      <w:r>
+        <w:rPr>
+          <w:rFonts w:ascii="方正仿宋_GBK" w:hAnsi="方正仿宋_GBK" w:eastAsia="方正仿宋_GBK" w:cs="方正仿宋_GBK"/>
+          <w:sz w:val="24"/>
+          <w:lang w:val="zh-CN"/>
+        </w:rPr>
+      </w:r>
+      <w:r>
+        <w:rPr>
+          <w:rFonts w:hint="eastAsia" w:ascii="方正仿宋_GBK" w:hAnsi="方正仿宋_GBK" w:eastAsia="方正仿宋_GBK" w:cs="方正仿宋_GBK"/>
+          <w:sz w:val="24"/>
+          <w:lang w:val="zh-CN"/>
+        </w:rPr>
+      </w:r>
+      <w:r>
+        <w:rPr>
+          <w:rFonts w:ascii="方正仿宋_GBK" w:hAnsi="方正仿宋_GBK" w:eastAsia="方正仿宋_GBK" w:cs="方正仿宋_GBK"/>
+          <w:sz w:val="24"/>
+          <w:lang w:val="zh-CN"/>
+        </w:rPr>
       </w:r>
       <w:r>
         <w:rPr>
@@ -11449,23 +11239,20 @@
           <w:sz w:val="24"/>
           <w:lang w:val="en-US" w:eastAsia="zh-CN"/>
         </w:rPr>
-        <w:t>2826</w:t>
-      </w:r>
-      <w:r>
-        <w:rPr>
-          <w:rFonts w:hint="eastAsia" w:ascii="方正仿宋_GBK" w:hAnsi="方正仿宋_GBK" w:eastAsia="方正仿宋_GBK" w:cs="方正仿宋_GBK"/>
-          <w:sz w:val="24"/>
-          <w:lang w:val="zh-CN"/>
-        </w:rPr>
-        <w:t>万元</w:t>
-      </w:r>
-      <w:r>
-        <w:rPr>
-          <w:rFonts w:ascii="方正仿宋_GBK" w:hAnsi="方正仿宋_GBK" w:eastAsia="方正仿宋_GBK" w:cs="方正仿宋_GBK"/>
-          <w:sz w:val="24"/>
-          <w:lang w:val="zh-CN"/>
-        </w:rPr>
-        <w:t>相比增加了</w:t>
+      </w:r>
+      <w:r>
+        <w:rPr>
+          <w:rFonts w:hint="eastAsia" w:ascii="方正仿宋_GBK" w:hAnsi="方正仿宋_GBK" w:eastAsia="方正仿宋_GBK" w:cs="方正仿宋_GBK"/>
+          <w:sz w:val="24"/>
+          <w:lang w:val="zh-CN"/>
+        </w:rPr>
+      </w:r>
+      <w:r>
+        <w:rPr>
+          <w:rFonts w:ascii="方正仿宋_GBK" w:hAnsi="方正仿宋_GBK" w:eastAsia="方正仿宋_GBK" w:cs="方正仿宋_GBK"/>
+          <w:sz w:val="24"/>
+          <w:lang w:val="zh-CN"/>
+        </w:rPr>
       </w:r>
       <w:r>
         <w:rPr>
@@ -11473,31 +11260,27 @@
           <w:sz w:val="24"/>
           <w:lang w:val="en-US" w:eastAsia="zh-CN"/>
         </w:rPr>
-        <w:t>1689</w:t>
-      </w:r>
-      <w:r>
-        <w:rPr>
-          <w:rFonts w:hint="eastAsia" w:ascii="方正仿宋_GBK" w:hAnsi="方正仿宋_GBK" w:eastAsia="方正仿宋_GBK" w:cs="方正仿宋_GBK"/>
-          <w:sz w:val="24"/>
-          <w:lang w:val="zh-CN"/>
-        </w:rPr>
-        <w:t>万元</w:t>
-      </w:r>
-      <w:r>
-        <w:rPr>
-          <w:rFonts w:ascii="方正仿宋_GBK" w:hAnsi="方正仿宋_GBK" w:eastAsia="方正仿宋_GBK" w:cs="方正仿宋_GBK"/>
-          <w:sz w:val="24"/>
-          <w:lang w:val="zh-CN"/>
-        </w:rPr>
-        <w:t>，涨幅明显</w:t>
-      </w:r>
-      <w:r>
-        <w:rPr>
-          <w:rFonts w:hint="eastAsia" w:ascii="方正仿宋_GBK" w:hAnsi="方正仿宋_GBK" w:eastAsia="方正仿宋_GBK" w:cs="方正仿宋_GBK"/>
-          <w:sz w:val="24"/>
-          <w:lang w:val="zh-CN"/>
-        </w:rPr>
-        <w:t>，市场随疫情影响缓解，市场需求仍然较为旺盛，尤其在自然地理水文测绘方面的需求仍然保持较快增长，预计全年公司净利润保持略有盈利的情况。</w:t>
+      </w:r>
+      <w:r>
+        <w:rPr>
+          <w:rFonts w:hint="eastAsia" w:ascii="方正仿宋_GBK" w:hAnsi="方正仿宋_GBK" w:eastAsia="方正仿宋_GBK" w:cs="方正仿宋_GBK"/>
+          <w:sz w:val="24"/>
+          <w:lang w:val="zh-CN"/>
+        </w:rPr>
+      </w:r>
+      <w:r>
+        <w:rPr>
+          <w:rFonts w:ascii="方正仿宋_GBK" w:hAnsi="方正仿宋_GBK" w:eastAsia="方正仿宋_GBK" w:cs="方正仿宋_GBK"/>
+          <w:sz w:val="24"/>
+          <w:lang w:val="zh-CN"/>
+        </w:rPr>
+      </w:r>
+      <w:r>
+        <w:rPr>
+          <w:rFonts w:hint="eastAsia" w:ascii="方正仿宋_GBK" w:hAnsi="方正仿宋_GBK" w:eastAsia="方正仿宋_GBK" w:cs="方正仿宋_GBK"/>
+          <w:sz w:val="24"/>
+          <w:lang w:val="zh-CN"/>
+        </w:rPr>
       </w:r>
     </w:p>
     <w:p>
@@ -11571,98 +11354,87 @@
           <w:sz w:val="24"/>
           <w:lang w:val="zh-CN"/>
         </w:rPr>
-        <w:t xml:space="preserve"> </w:t>
-      </w:r>
-      <w:r>
-        <w:rPr>
-          <w:rFonts w:hint="eastAsia" w:ascii="方正仿宋_GBK" w:hAnsi="方正仿宋_GBK" w:eastAsia="方正仿宋_GBK" w:cs="方正仿宋_GBK"/>
-          <w:color w:val="000000"/>
-          <w:sz w:val="24"/>
-          <w:lang w:val="zh-CN"/>
-        </w:rPr>
-        <w:t xml:space="preserve">  从客户的主营业务情况来看，公司主要从事集地理信息数据采集、处理、分析、应用于一体的综合性甲级测绘地理信息技术服务企业，我行行业投向</w:t>
-      </w:r>
-      <w:r>
-        <w:rPr>
-          <w:rFonts w:hint="eastAsia" w:ascii="方正仿宋_GBK" w:hAnsi="方正仿宋_GBK" w:eastAsia="方正仿宋_GBK" w:cs="方正仿宋_GBK"/>
-          <w:sz w:val="24"/>
-          <w:lang w:val="zh-CN"/>
-        </w:rPr>
-        <w:t>指引该客户定位行业为</w:t>
-      </w:r>
-      <w:r>
-        <w:rPr>
-          <w:rFonts w:ascii="方正仿宋_GBK" w:hAnsi="方正仿宋_GBK" w:eastAsia="方正仿宋_GBK" w:cs="方正仿宋_GBK"/>
-          <w:sz w:val="24"/>
-          <w:lang w:val="zh-CN"/>
-        </w:rPr>
-        <w:t>投向中</w:t>
-      </w:r>
-      <w:r>
-        <w:rPr>
-          <w:rFonts w:hint="eastAsia" w:ascii="方正仿宋_GBK" w:hAnsi="方正仿宋_GBK" w:eastAsia="方正仿宋_GBK" w:cs="方正仿宋_GBK"/>
-          <w:sz w:val="24"/>
-          <w:lang w:val="zh-CN"/>
-        </w:rPr>
-        <w:t>属于：</w:t>
-      </w:r>
-      <w:r>
-        <w:rPr>
-          <w:rFonts w:ascii="方正仿宋_GBK" w:hAnsi="方正仿宋_GBK" w:eastAsia="方正仿宋_GBK" w:cs="方正仿宋_GBK"/>
-          <w:sz w:val="24"/>
-          <w:lang w:val="zh-CN"/>
-        </w:rPr>
-        <w:t>商务服务</w:t>
-      </w:r>
-      <w:r>
-        <w:rPr>
-          <w:rFonts w:hint="eastAsia" w:ascii="方正仿宋_GBK" w:hAnsi="方正仿宋_GBK" w:eastAsia="方正仿宋_GBK" w:cs="方正仿宋_GBK"/>
-          <w:sz w:val="24"/>
-          <w:lang w:val="zh-CN"/>
-        </w:rPr>
-        <w:t>业-科学研究</w:t>
-      </w:r>
-      <w:r>
-        <w:rPr>
-          <w:rFonts w:ascii="方正仿宋_GBK" w:hAnsi="方正仿宋_GBK" w:eastAsia="方正仿宋_GBK" w:cs="方正仿宋_GBK"/>
-          <w:sz w:val="24"/>
-          <w:lang w:val="zh-CN"/>
-        </w:rPr>
-        <w:t>和技术服务-</w:t>
-      </w:r>
-      <w:r>
-        <w:rPr>
-          <w:rFonts w:hint="eastAsia" w:ascii="方正仿宋_GBK" w:hAnsi="方正仿宋_GBK" w:eastAsia="方正仿宋_GBK" w:cs="方正仿宋_GBK"/>
-          <w:sz w:val="24"/>
-          <w:lang w:val="zh-CN"/>
-        </w:rPr>
-        <w:t>专业技术服务</w:t>
-      </w:r>
-      <w:r>
-        <w:rPr>
-          <w:rFonts w:ascii="方正仿宋_GBK" w:hAnsi="方正仿宋_GBK" w:eastAsia="方正仿宋_GBK" w:cs="方正仿宋_GBK"/>
-          <w:sz w:val="24"/>
-          <w:lang w:val="zh-CN"/>
-        </w:rPr>
-        <w:t>-</w:t>
-      </w:r>
-      <w:r>
-        <w:rPr>
-          <w:rFonts w:hint="eastAsia" w:ascii="方正仿宋_GBK" w:hAnsi="方正仿宋_GBK" w:eastAsia="方正仿宋_GBK" w:cs="方正仿宋_GBK"/>
-          <w:color w:val="000000"/>
-          <w:sz w:val="24"/>
-          <w:lang w:val="zh-CN"/>
-        </w:rPr>
-        <w:t>测绘地理信息服务</w:t>
-      </w:r>
-      <w:r>
-        <w:rPr>
-          <w:rFonts w:ascii="方正仿宋_GBK" w:hAnsi="方正仿宋_GBK" w:eastAsia="方正仿宋_GBK" w:cs="方正仿宋_GBK"/>
-          <w:color w:val="000000"/>
-          <w:sz w:val="24"/>
-          <w:lang w:val="zh-CN"/>
-        </w:rPr>
-        <w:t>型</w:t>
+        <w:t xml:space="preserve">    从客户的主营业务情况来看，{{CLIENT_FULL_NAME}}主要从事{{CLIENT_BUSINESS_DESC}}，我行行业投向指引该客户定位行业为：{{CLIENT_INDUSTRY_FULL}}。</w:t>
+      </w:r>
+      <w:r>
+        <w:rPr>
+          <w:rFonts w:hint="eastAsia" w:ascii="方正仿宋_GBK" w:hAnsi="方正仿宋_GBK" w:eastAsia="方正仿宋_GBK" w:cs="方正仿宋_GBK"/>
+          <w:color w:val="000000"/>
+          <w:sz w:val="24"/>
+          <w:lang w:val="zh-CN"/>
+        </w:rPr>
+      </w:r>
+      <w:r>
+        <w:rPr>
+          <w:rFonts w:hint="eastAsia" w:ascii="方正仿宋_GBK" w:hAnsi="方正仿宋_GBK" w:eastAsia="方正仿宋_GBK" w:cs="方正仿宋_GBK"/>
+          <w:sz w:val="24"/>
+          <w:lang w:val="zh-CN"/>
+        </w:rPr>
+      </w:r>
+      <w:r>
+        <w:rPr>
+          <w:rFonts w:ascii="方正仿宋_GBK" w:hAnsi="方正仿宋_GBK" w:eastAsia="方正仿宋_GBK" w:cs="方正仿宋_GBK"/>
+          <w:sz w:val="24"/>
+          <w:lang w:val="zh-CN"/>
+        </w:rPr>
+      </w:r>
+      <w:r>
+        <w:rPr>
+          <w:rFonts w:hint="eastAsia" w:ascii="方正仿宋_GBK" w:hAnsi="方正仿宋_GBK" w:eastAsia="方正仿宋_GBK" w:cs="方正仿宋_GBK"/>
+          <w:sz w:val="24"/>
+          <w:lang w:val="zh-CN"/>
+        </w:rPr>
+      </w:r>
+      <w:r>
+        <w:rPr>
+          <w:rFonts w:ascii="方正仿宋_GBK" w:hAnsi="方正仿宋_GBK" w:eastAsia="方正仿宋_GBK" w:cs="方正仿宋_GBK"/>
+          <w:sz w:val="24"/>
+          <w:lang w:val="zh-CN"/>
+        </w:rPr>
+      </w:r>
+      <w:r>
+        <w:rPr>
+          <w:rFonts w:hint="eastAsia" w:ascii="方正仿宋_GBK" w:hAnsi="方正仿宋_GBK" w:eastAsia="方正仿宋_GBK" w:cs="方正仿宋_GBK"/>
+          <w:sz w:val="24"/>
+          <w:lang w:val="zh-CN"/>
+        </w:rPr>
+      </w:r>
+      <w:r>
+        <w:rPr>
+          <w:rFonts w:ascii="方正仿宋_GBK" w:hAnsi="方正仿宋_GBK" w:eastAsia="方正仿宋_GBK" w:cs="方正仿宋_GBK"/>
+          <w:sz w:val="24"/>
+          <w:lang w:val="zh-CN"/>
+        </w:rPr>
+      </w:r>
+      <w:r>
+        <w:rPr>
+          <w:rFonts w:hint="eastAsia" w:ascii="方正仿宋_GBK" w:hAnsi="方正仿宋_GBK" w:eastAsia="方正仿宋_GBK" w:cs="方正仿宋_GBK"/>
+          <w:sz w:val="24"/>
+          <w:lang w:val="zh-CN"/>
+        </w:rPr>
+      </w:r>
+      <w:r>
+        <w:rPr>
+          <w:rFonts w:ascii="方正仿宋_GBK" w:hAnsi="方正仿宋_GBK" w:eastAsia="方正仿宋_GBK" w:cs="方正仿宋_GBK"/>
+          <w:sz w:val="24"/>
+          <w:lang w:val="zh-CN"/>
+        </w:rPr>
+      </w:r>
+      <w:r>
+        <w:rPr>
+          <w:rFonts w:hint="eastAsia" w:ascii="方正仿宋_GBK" w:hAnsi="方正仿宋_GBK" w:eastAsia="方正仿宋_GBK" w:cs="方正仿宋_GBK"/>
+          <w:color w:val="000000"/>
+          <w:sz w:val="24"/>
+          <w:lang w:val="zh-CN"/>
+        </w:rPr>
+      </w:r>
+      <w:r>
+        <w:rPr>
+          <w:rFonts w:ascii="方正仿宋_GBK" w:hAnsi="方正仿宋_GBK" w:eastAsia="方正仿宋_GBK" w:cs="方正仿宋_GBK"/>
+          <w:color w:val="000000"/>
+          <w:sz w:val="24"/>
+          <w:lang w:val="zh-CN"/>
+        </w:rPr>
       </w:r>
     </w:p>
     <w:p>
@@ -11711,7 +11483,7 @@
           <w:sz w:val="24"/>
           <w:lang w:val="zh-CN"/>
         </w:rPr>
-        <w:t>测绘是以计算机技术、光电技术、网络通讯技术、空间科学、信息科学为基础,以全球定位系统(GPS)、遥感(RS)、地理信息系统(GIS)为技术核心,将地面已有的特征点和界线通过测量手段获得反映地面现状的图形和位置信息,供工程建设的规划设计和行政管理之用。测绘是指对自然地理要素或者地表人工设施的形状、大小、空间位置及其属性等进行测定、采集。</w:t>
+        <w:t>{{CLIENT_INDUSTRY_NARRATIVE}}</w:t>
       </w:r>
     </w:p>
     <w:p>
@@ -11732,16 +11504,14 @@
           <w:sz w:val="24"/>
           <w:lang w:val="zh-CN"/>
         </w:rPr>
-        <w:t>近年来,测绘地理信息产业迅猛发展,不仅在国家信息化、现代化建设中发挥了显著作用,而且在促进经济增长和保持社会稳定中作出了重要贡献。随着中国经济社会快速发展、人民生活水平不断提高,全社会对测绘地理信息服务需求急剧增加,迫切要求加快发展测绘地理信息产业,丰富地理信息产品。另外,发达国家对测绘地理信息产业发展高度重视,国际测绘地理信息产业迅速发展,全球测绘地理信息市场竞争加剧</w:t>
-      </w:r>
-      <w:r>
-        <w:rPr>
-          <w:rFonts w:hint="eastAsia" w:ascii="方正仿宋_GBK" w:hAnsi="方正仿宋_GBK" w:eastAsia="方正仿宋_GBK" w:cs="方正仿宋_GBK"/>
-          <w:color w:val="000000"/>
-          <w:sz w:val="24"/>
-          <w:lang w:val="zh-CN"/>
-        </w:rPr>
-        <w:t>。</w:t>
+      </w:r>
+      <w:r>
+        <w:rPr>
+          <w:rFonts w:hint="eastAsia" w:ascii="方正仿宋_GBK" w:hAnsi="方正仿宋_GBK" w:eastAsia="方正仿宋_GBK" w:cs="方正仿宋_GBK"/>
+          <w:color w:val="000000"/>
+          <w:sz w:val="24"/>
+          <w:lang w:val="zh-CN"/>
+        </w:rPr>
       </w:r>
     </w:p>
     <w:p>
@@ -11762,43 +11532,38 @@
           <w:sz w:val="24"/>
           <w:lang w:val="zh-CN"/>
         </w:rPr>
-        <w:t>2022</w:t>
-      </w:r>
-      <w:r>
-        <w:rPr>
-          <w:rFonts w:ascii="方正仿宋_GBK" w:hAnsi="方正仿宋_GBK" w:eastAsia="方正仿宋_GBK" w:cs="方正仿宋_GBK"/>
-          <w:color w:val="000000"/>
-          <w:sz w:val="24"/>
-          <w:lang w:val="zh-CN"/>
-        </w:rPr>
-        <w:t>年，</w:t>
-      </w:r>
-      <w:r>
-        <w:rPr>
-          <w:rFonts w:hint="eastAsia" w:ascii="方正仿宋_GBK" w:hAnsi="方正仿宋_GBK" w:eastAsia="方正仿宋_GBK" w:cs="方正仿宋_GBK"/>
-          <w:color w:val="000000"/>
-          <w:sz w:val="24"/>
-          <w:lang w:val="zh-CN"/>
-        </w:rPr>
-        <w:t>测绘</w:t>
-      </w:r>
-      <w:r>
-        <w:rPr>
-          <w:rFonts w:ascii="方正仿宋_GBK" w:hAnsi="方正仿宋_GBK" w:eastAsia="方正仿宋_GBK" w:cs="方正仿宋_GBK"/>
-          <w:color w:val="000000"/>
-          <w:sz w:val="24"/>
-          <w:lang w:val="zh-CN"/>
-        </w:rPr>
-        <w:t>地理信息产业总产值</w:t>
-      </w:r>
-      <w:r>
-        <w:rPr>
-          <w:rFonts w:hint="eastAsia" w:ascii="方正仿宋_GBK" w:hAnsi="方正仿宋_GBK" w:eastAsia="方正仿宋_GBK" w:cs="方正仿宋_GBK"/>
-          <w:color w:val="000000"/>
-          <w:sz w:val="24"/>
-          <w:lang w:val="zh-CN"/>
-        </w:rPr>
-        <w:t>超</w:t>
+      </w:r>
+      <w:r>
+        <w:rPr>
+          <w:rFonts w:ascii="方正仿宋_GBK" w:hAnsi="方正仿宋_GBK" w:eastAsia="方正仿宋_GBK" w:cs="方正仿宋_GBK"/>
+          <w:color w:val="000000"/>
+          <w:sz w:val="24"/>
+          <w:lang w:val="zh-CN"/>
+        </w:rPr>
+      </w:r>
+      <w:r>
+        <w:rPr>
+          <w:rFonts w:hint="eastAsia" w:ascii="方正仿宋_GBK" w:hAnsi="方正仿宋_GBK" w:eastAsia="方正仿宋_GBK" w:cs="方正仿宋_GBK"/>
+          <w:color w:val="000000"/>
+          <w:sz w:val="24"/>
+          <w:lang w:val="zh-CN"/>
+        </w:rPr>
+      </w:r>
+      <w:r>
+        <w:rPr>
+          <w:rFonts w:ascii="方正仿宋_GBK" w:hAnsi="方正仿宋_GBK" w:eastAsia="方正仿宋_GBK" w:cs="方正仿宋_GBK"/>
+          <w:color w:val="000000"/>
+          <w:sz w:val="24"/>
+          <w:lang w:val="zh-CN"/>
+        </w:rPr>
+      </w:r>
+      <w:r>
+        <w:rPr>
+          <w:rFonts w:hint="eastAsia" w:ascii="方正仿宋_GBK" w:hAnsi="方正仿宋_GBK" w:eastAsia="方正仿宋_GBK" w:cs="方正仿宋_GBK"/>
+          <w:color w:val="000000"/>
+          <w:sz w:val="24"/>
+          <w:lang w:val="zh-CN"/>
+        </w:rPr>
       </w:r>
       <w:r>
         <w:rPr>
@@ -11807,52 +11572,46 @@
           <w:sz w:val="24"/>
           <w:lang w:val="en-US" w:eastAsia="zh-CN"/>
         </w:rPr>
-        <w:t>10</w:t>
-      </w:r>
-      <w:r>
-        <w:rPr>
-          <w:rFonts w:ascii="方正仿宋_GBK" w:hAnsi="方正仿宋_GBK" w:eastAsia="方正仿宋_GBK" w:cs="方正仿宋_GBK"/>
-          <w:color w:val="000000"/>
-          <w:sz w:val="24"/>
-          <w:lang w:val="zh-CN"/>
-        </w:rPr>
-        <w:t>000亿元，</w:t>
-      </w:r>
-      <w:r>
-        <w:rPr>
-          <w:rFonts w:hint="eastAsia" w:ascii="方正仿宋_GBK" w:hAnsi="方正仿宋_GBK" w:eastAsia="方正仿宋_GBK" w:cs="方正仿宋_GBK"/>
-          <w:color w:val="000000"/>
-          <w:sz w:val="24"/>
-          <w:lang w:val="zh-CN"/>
-        </w:rPr>
-        <w:t>自2017年</w:t>
-      </w:r>
-      <w:r>
-        <w:rPr>
-          <w:rFonts w:ascii="方正仿宋_GBK" w:hAnsi="方正仿宋_GBK" w:eastAsia="方正仿宋_GBK" w:cs="方正仿宋_GBK"/>
-          <w:color w:val="000000"/>
-          <w:sz w:val="24"/>
-          <w:lang w:val="zh-CN"/>
-        </w:rPr>
-        <w:t>起保持年均增长</w:t>
-      </w:r>
-      <w:r>
-        <w:rPr>
-          <w:rFonts w:hint="eastAsia" w:ascii="方正仿宋_GBK" w:hAnsi="方正仿宋_GBK" w:eastAsia="方正仿宋_GBK" w:cs="方正仿宋_GBK"/>
-          <w:color w:val="000000"/>
-          <w:sz w:val="24"/>
-          <w:lang w:val="zh-CN"/>
-        </w:rPr>
-        <w:t>超20</w:t>
-      </w:r>
-      <w:r>
-        <w:rPr>
-          <w:rFonts w:ascii="方正仿宋_GBK" w:hAnsi="方正仿宋_GBK" w:eastAsia="方正仿宋_GBK" w:cs="方正仿宋_GBK"/>
-          <w:color w:val="000000"/>
-          <w:sz w:val="24"/>
-          <w:lang w:val="zh-CN"/>
-        </w:rPr>
-        <w:t>%，这展示了地理信息产业发展的不俗表现，也预示着产业发展孕育的巨大潜能。测绘仪器对国民经济和社会发展具有重要的意义。</w:t>
+      </w:r>
+      <w:r>
+        <w:rPr>
+          <w:rFonts w:ascii="方正仿宋_GBK" w:hAnsi="方正仿宋_GBK" w:eastAsia="方正仿宋_GBK" w:cs="方正仿宋_GBK"/>
+          <w:color w:val="000000"/>
+          <w:sz w:val="24"/>
+          <w:lang w:val="zh-CN"/>
+        </w:rPr>
+      </w:r>
+      <w:r>
+        <w:rPr>
+          <w:rFonts w:hint="eastAsia" w:ascii="方正仿宋_GBK" w:hAnsi="方正仿宋_GBK" w:eastAsia="方正仿宋_GBK" w:cs="方正仿宋_GBK"/>
+          <w:color w:val="000000"/>
+          <w:sz w:val="24"/>
+          <w:lang w:val="zh-CN"/>
+        </w:rPr>
+      </w:r>
+      <w:r>
+        <w:rPr>
+          <w:rFonts w:ascii="方正仿宋_GBK" w:hAnsi="方正仿宋_GBK" w:eastAsia="方正仿宋_GBK" w:cs="方正仿宋_GBK"/>
+          <w:color w:val="000000"/>
+          <w:sz w:val="24"/>
+          <w:lang w:val="zh-CN"/>
+        </w:rPr>
+      </w:r>
+      <w:r>
+        <w:rPr>
+          <w:rFonts w:hint="eastAsia" w:ascii="方正仿宋_GBK" w:hAnsi="方正仿宋_GBK" w:eastAsia="方正仿宋_GBK" w:cs="方正仿宋_GBK"/>
+          <w:color w:val="000000"/>
+          <w:sz w:val="24"/>
+          <w:lang w:val="zh-CN"/>
+        </w:rPr>
+      </w:r>
+      <w:r>
+        <w:rPr>
+          <w:rFonts w:ascii="方正仿宋_GBK" w:hAnsi="方正仿宋_GBK" w:eastAsia="方正仿宋_GBK" w:cs="方正仿宋_GBK"/>
+          <w:color w:val="000000"/>
+          <w:sz w:val="24"/>
+          <w:lang w:val="zh-CN"/>
+        </w:rPr>
       </w:r>
     </w:p>
     <w:p>
@@ -11893,7 +11652,7 @@
           <w:kern w:val="2"/>
           <w:lang w:val="zh-CN"/>
         </w:rPr>
-        <w:t>该类企业应重点关注产学研一体化的经营能力，关注研究成果及技术运用的市场前景。重点支持具有国家重大项目、重点领域研究背景，研究经费由国家拨款及行业龙头企业支付保障的科学研究试验企业；从事与国家安全、社会管理、民生保障、健康医疗等基础性研究、勘测、计量、测绘、实验，经费来源有保障的专业技术服务企业。择优介入在区域内或细分行业处于技术或品牌优势地位、实际控制人和经营团队具有丰富专业背景和从业经验的企业，具有较强股东背景或在优势企业集团内提供专业服务的企业，或与优势企业建立稳定合作关系、可依靠优势企业的付款责任缓释风险的企业。主要围绕其日常经营和应收账款盘活需求，合理匹配流贷、贸易融资、保理相关融资品种；对于研发中心、实验室、技术测试中心等科研设施建设项目，应在审慎测算项目收入来源、合理评估项目投资回报情况的择优开展。</w:t>
+        <w:t>{{CLIENT_INDUSTRY_POSITION}}</w:t>
       </w:r>
     </w:p>
     <w:p>
@@ -11912,7 +11671,7 @@
           <w:kern w:val="2"/>
           <w:lang w:val="zh-CN"/>
         </w:rPr>
-        <w:t>公司成立于2005年，至今已有</w:t>
+        <w:t>{{CLIENT_HISTORY_NARRATIVE}}</w:t>
       </w:r>
       <w:r>
         <w:rPr>
@@ -11920,7 +11679,6 @@
           <w:kern w:val="2"/>
           <w:lang w:val="zh-CN"/>
         </w:rPr>
-        <w:t>15</w:t>
       </w:r>
       <w:r>
         <w:rPr>
@@ -11928,7 +11686,6 @@
           <w:kern w:val="2"/>
           <w:lang w:val="zh-CN"/>
         </w:rPr>
-        <w:t>年历史。目前公司致力于测绘信息的采集及系统研发，公司主要针对的客群为大型企业及政府单位等，客群相对集中稳定。公司目前在我行PD评级5级，近三年来公司发展态势较好，资产、主营收入、利润增长较快，本次我行拟提供给客户品种为短期流贷及保函业务品种，符合公司主营业务发展，授信敞口由公司自身信用保证担保，整体上符合我行授信准入要求。</w:t>
       </w:r>
     </w:p>
     <w:p>
@@ -11949,33 +11706,30 @@
           <w:color w:val="000000"/>
           <w:sz w:val="24"/>
         </w:rPr>
-        <w:t>3、行业成熟度：</w:t>
-      </w:r>
-      <w:r>
-        <w:rPr>
-          <w:rFonts w:hint="eastAsia" w:ascii="方正仿宋_GBK" w:hAnsi="方正仿宋_GBK" w:eastAsia="方正仿宋_GBK" w:cs="方正仿宋_GBK"/>
-          <w:color w:val="000000"/>
-          <w:sz w:val="24"/>
-          <w:lang w:val="zh-CN"/>
-        </w:rPr>
-        <w:t>测绘行业属于知识密集型企业，行业经过多年的发展，目前处</w:t>
-      </w:r>
-      <w:r>
-        <w:rPr>
-          <w:rFonts w:hint="eastAsia" w:ascii="方正仿宋_GBK" w:hAnsi="方正仿宋_GBK" w:eastAsia="方正仿宋_GBK" w:cs="方正仿宋_GBK"/>
-          <w:sz w:val="24"/>
-          <w:lang w:val="zh-CN"/>
-        </w:rPr>
-        <w:t>于高速发展的阶段</w:t>
-      </w:r>
-      <w:r>
-        <w:rPr>
-          <w:rFonts w:hint="eastAsia" w:ascii="方正仿宋_GBK" w:hAnsi="方正仿宋_GBK" w:eastAsia="方正仿宋_GBK" w:cs="方正仿宋_GBK"/>
-          <w:color w:val="000000"/>
-          <w:sz w:val="24"/>
-          <w:lang w:val="zh-CN"/>
-        </w:rPr>
-        <w:t>。</w:t>
+        <w:t>3、行业成熟度：{{CLIENT_INDUSTRY_POSITION}}</w:t>
+      </w:r>
+      <w:r>
+        <w:rPr>
+          <w:rFonts w:hint="eastAsia" w:ascii="方正仿宋_GBK" w:hAnsi="方正仿宋_GBK" w:eastAsia="方正仿宋_GBK" w:cs="方正仿宋_GBK"/>
+          <w:color w:val="000000"/>
+          <w:sz w:val="24"/>
+          <w:lang w:val="zh-CN"/>
+        </w:rPr>
+      </w:r>
+      <w:r>
+        <w:rPr>
+          <w:rFonts w:hint="eastAsia" w:ascii="方正仿宋_GBK" w:hAnsi="方正仿宋_GBK" w:eastAsia="方正仿宋_GBK" w:cs="方正仿宋_GBK"/>
+          <w:sz w:val="24"/>
+          <w:lang w:val="zh-CN"/>
+        </w:rPr>
+      </w:r>
+      <w:r>
+        <w:rPr>
+          <w:rFonts w:hint="eastAsia" w:ascii="方正仿宋_GBK" w:hAnsi="方正仿宋_GBK" w:eastAsia="方正仿宋_GBK" w:cs="方正仿宋_GBK"/>
+          <w:color w:val="000000"/>
+          <w:sz w:val="24"/>
+          <w:lang w:val="zh-CN"/>
+        </w:rPr>
       </w:r>
     </w:p>
     <w:p>
@@ -12032,16 +11786,15 @@
           <w:color w:val="000000"/>
           <w:sz w:val="24"/>
         </w:rPr>
-        <w:t>5、行业相关政策：</w:t>
-      </w:r>
-      <w:r>
-        <w:rPr>
-          <w:rFonts w:ascii="方正仿宋_GBK" w:hAnsi="方正仿宋_GBK" w:eastAsia="方正仿宋_GBK" w:cs="方正仿宋_GBK"/>
-          <w:color w:val="000000"/>
-          <w:sz w:val="24"/>
-          <w:lang w:val="zh-CN"/>
-        </w:rPr>
-        <w:t>为促进我国现代化信息建设，加速完善地理信息系统，国家政府部门从制度、国家标准着手，进行了全面而深入的改革。新《测绘法》实施，为推动测绘地理信息事业的改革发展提供了更加坚实的法律保障；《时空政务地理信息应用服务接口技术规范》等8项测绘行业标准，将促进产业科学性、规范性发展；新《测绘法》实施后全国第一部地方性法规《江苏省测绘地理信息条例》通过，标志着江苏省测绘地理信息法治建设迈上新台阶。测绘地理信息事业在加快结构调整、形成发展新格局的同时，实现了规划、具体方案的有效衔接，为建立持续有效的运行机制奠定了良好基础。</w:t>
+        <w:t>5、行业相关政策：{{CLIENT_INDUSTRY_NARRATIVE}}</w:t>
+      </w:r>
+      <w:r>
+        <w:rPr>
+          <w:rFonts w:ascii="方正仿宋_GBK" w:hAnsi="方正仿宋_GBK" w:eastAsia="方正仿宋_GBK" w:cs="方正仿宋_GBK"/>
+          <w:color w:val="000000"/>
+          <w:sz w:val="24"/>
+          <w:lang w:val="zh-CN"/>
+        </w:rPr>
       </w:r>
     </w:p>
     <w:p>
@@ -12536,7 +12289,7 @@
                 <w:sz w:val="18"/>
                 <w:szCs w:val="18"/>
               </w:rPr>
-              <w:t>测绘服务</w:t>
+              <w:t>主营业务</w:t>
             </w:r>
           </w:p>
         </w:tc>
@@ -12617,7 +12370,7 @@
                 <w:color w:val="000000"/>
                 <w:sz w:val="22"/>
               </w:rPr>
-              <w:t>黑龙江鼎晔测绘有限公司</w:t>
+              <w:t>供应商A</w:t>
             </w:r>
           </w:p>
         </w:tc>
@@ -12849,7 +12602,7 @@
                 <w:sz w:val="18"/>
                 <w:szCs w:val="18"/>
               </w:rPr>
-              <w:t>测绘服务</w:t>
+              <w:t>主营业务</w:t>
             </w:r>
           </w:p>
         </w:tc>
@@ -12925,7 +12678,7 @@
                 <w:color w:val="000000"/>
                 <w:sz w:val="22"/>
               </w:rPr>
-              <w:t>龙岩市百成测绘有限公司</w:t>
+              <w:t>供应商B</w:t>
             </w:r>
           </w:p>
         </w:tc>
@@ -13145,7 +12898,7 @@
                 <w:sz w:val="18"/>
                 <w:szCs w:val="18"/>
               </w:rPr>
-              <w:t>测绘服务</w:t>
+              <w:t>主营业务</w:t>
             </w:r>
           </w:p>
         </w:tc>
@@ -13221,7 +12974,7 @@
                 <w:color w:val="000000"/>
                 <w:sz w:val="22"/>
               </w:rPr>
-              <w:t>辽宁宏图创展测绘勘察有限公司</w:t>
+              <w:t>供应商C</w:t>
             </w:r>
           </w:p>
         </w:tc>
@@ -13450,7 +13203,7 @@
                 <w:sz w:val="18"/>
                 <w:szCs w:val="18"/>
               </w:rPr>
-              <w:t>测绘服务</w:t>
+              <w:t>主营业务</w:t>
             </w:r>
           </w:p>
         </w:tc>
@@ -13530,7 +13283,7 @@
                 <w:color w:val="000000"/>
                 <w:sz w:val="22"/>
               </w:rPr>
-              <w:t>福建省121地质大队</w:t>
+              <w:t>供应商D</w:t>
             </w:r>
           </w:p>
           <w:p>
@@ -13540,6 +13293,7 @@
                 <w:sz w:val="22"/>
               </w:rPr>
             </w:pPr>
+            <w:r/>
           </w:p>
         </w:tc>
         <w:tc>
@@ -13756,7 +13510,7 @@
                 <w:sz w:val="18"/>
                 <w:szCs w:val="18"/>
               </w:rPr>
-              <w:t>测绘服务</w:t>
+              <w:t>主营业务</w:t>
             </w:r>
           </w:p>
         </w:tc>
@@ -13836,7 +13590,7 @@
                 <w:color w:val="000000"/>
                 <w:sz w:val="22"/>
               </w:rPr>
-              <w:t>福建山川测绘有限公司</w:t>
+              <w:t>供应商E</w:t>
             </w:r>
           </w:p>
         </w:tc>
@@ -14039,7 +13793,7 @@
                 <w:sz w:val="18"/>
                 <w:szCs w:val="18"/>
               </w:rPr>
-              <w:t>测绘服务</w:t>
+              <w:t>主营业务</w:t>
             </w:r>
           </w:p>
         </w:tc>
@@ -14114,7 +13868,7 @@
                 <w:color w:val="000000"/>
                 <w:sz w:val="22"/>
               </w:rPr>
-              <w:t>龙岩市百成测绘有限公司</w:t>
+              <w:t>供应商F</w:t>
             </w:r>
           </w:p>
         </w:tc>
@@ -14335,7 +14089,7 @@
                 <w:sz w:val="18"/>
                 <w:szCs w:val="18"/>
               </w:rPr>
-              <w:t>地理信息</w:t>
+              <w:t>主营业务</w:t>
             </w:r>
             <w:r>
               <w:rPr>
@@ -14344,7 +14098,6 @@
                 <w:sz w:val="18"/>
                 <w:szCs w:val="18"/>
               </w:rPr>
-              <w:t>技术服务</w:t>
             </w:r>
           </w:p>
         </w:tc>
@@ -14419,7 +14172,7 @@
                 <w:color w:val="000000"/>
                 <w:sz w:val="22"/>
               </w:rPr>
-              <w:t>福建省为美生态科技有限公司</w:t>
+              <w:t>供应商G</w:t>
             </w:r>
           </w:p>
         </w:tc>
@@ -14620,7 +14373,7 @@
           <w:sz w:val="24"/>
           <w:lang w:val="zh-CN"/>
         </w:rPr>
-        <w:t>从企业近年来的供给情况来看，供给方主要来源于测绘公司及数据工程公司，企业主要向供应方购买服务，鉴于测绘所需人力及物力成本较大，时间占用较大，企业需向供应方采购分包部分项目的测绘服务，由企业指定具体需求和区域由供应方进行测绘和信息数据收集，测绘收集后的数据信息再由企业进行审核、汇总并编制成相应的软件或平台等。</w:t>
+        <w:t>从企业近年来的供给情况来看，供给方主要来源于行业上游服务提供商，企业根据自身经营需要采购相关原材料或服务，形成稳定的上游供应链。</w:t>
       </w:r>
     </w:p>
     <w:p>
@@ -14658,111 +14411,98 @@
           <w:sz w:val="24"/>
           <w:lang w:val="zh-CN"/>
         </w:rPr>
-        <w:t>从企业近年来合作的供应方来看，整体合作的年限较长，考虑供应方与企业合作稳定。此外，供应方各占比均不大，最大供应方占比仅有</w:t>
-      </w:r>
-      <w:r>
-        <w:rPr>
-          <w:rFonts w:ascii="方正仿宋_GBK" w:hAnsi="方正仿宋_GBK" w:eastAsia="方正仿宋_GBK" w:cs="方正仿宋_GBK"/>
-          <w:sz w:val="24"/>
-          <w:lang w:val="zh-CN"/>
-        </w:rPr>
-        <w:t>20</w:t>
-      </w:r>
-      <w:r>
-        <w:rPr>
-          <w:rFonts w:hint="eastAsia" w:ascii="方正仿宋_GBK" w:hAnsi="方正仿宋_GBK" w:eastAsia="方正仿宋_GBK" w:cs="方正仿宋_GBK"/>
-          <w:sz w:val="24"/>
-          <w:lang w:val="zh-CN"/>
-        </w:rPr>
-        <w:t>%，趋于分散，避免了企业对单一供应商依赖的情况。此外外包供应方主要是劳动力及技术密集型企业，同行业类型企业较多，对企业的供应暂无法形成制约因素。</w:t>
-      </w:r>
-      <w:r>
-        <w:rPr>
-          <w:rFonts w:ascii="方正仿宋_GBK" w:hAnsi="方正仿宋_GBK" w:eastAsia="方正仿宋_GBK" w:cs="方正仿宋_GBK"/>
-          <w:sz w:val="24"/>
-          <w:lang w:val="zh-CN"/>
-        </w:rPr>
-        <w:t>采购来源稳定</w:t>
-      </w:r>
-      <w:r>
-        <w:rPr>
-          <w:rFonts w:hint="eastAsia" w:ascii="方正仿宋_GBK" w:hAnsi="方正仿宋_GBK" w:eastAsia="方正仿宋_GBK" w:cs="方正仿宋_GBK"/>
-          <w:sz w:val="24"/>
-          <w:lang w:val="zh-CN"/>
-        </w:rPr>
-        <w:t>，</w:t>
-      </w:r>
-      <w:r>
-        <w:rPr>
-          <w:rFonts w:ascii="方正仿宋_GBK" w:hAnsi="方正仿宋_GBK" w:eastAsia="方正仿宋_GBK" w:cs="方正仿宋_GBK"/>
-          <w:sz w:val="24"/>
-          <w:lang w:val="zh-CN"/>
-        </w:rPr>
-        <w:t>主要</w:t>
-      </w:r>
-      <w:r>
-        <w:rPr>
-          <w:rFonts w:hint="eastAsia" w:ascii="方正仿宋_GBK" w:hAnsi="方正仿宋_GBK" w:eastAsia="方正仿宋_GBK" w:cs="方正仿宋_GBK"/>
-          <w:sz w:val="24"/>
-          <w:lang w:val="zh-CN"/>
-        </w:rPr>
-        <w:t>采购方向</w:t>
-      </w:r>
-      <w:r>
-        <w:rPr>
-          <w:rFonts w:ascii="方正仿宋_GBK" w:hAnsi="方正仿宋_GBK" w:eastAsia="方正仿宋_GBK" w:cs="方正仿宋_GBK"/>
-          <w:sz w:val="24"/>
-          <w:lang w:val="zh-CN"/>
-        </w:rPr>
-        <w:t>为</w:t>
-      </w:r>
-      <w:r>
-        <w:rPr>
-          <w:rFonts w:hint="eastAsia" w:ascii="方正仿宋_GBK" w:hAnsi="方正仿宋_GBK" w:eastAsia="方正仿宋_GBK" w:cs="方正仿宋_GBK"/>
-          <w:sz w:val="24"/>
-          <w:lang w:val="zh-CN"/>
-        </w:rPr>
-        <w:t>直接</w:t>
-      </w:r>
-      <w:r>
-        <w:rPr>
-          <w:rFonts w:ascii="方正仿宋_GBK" w:hAnsi="方正仿宋_GBK" w:eastAsia="方正仿宋_GBK" w:cs="方正仿宋_GBK"/>
-          <w:sz w:val="24"/>
-          <w:lang w:val="zh-CN"/>
-        </w:rPr>
-        <w:t>购买测绘数据，对主要业务板块，市场运行</w:t>
-      </w:r>
-      <w:r>
-        <w:rPr>
-          <w:rFonts w:hint="eastAsia" w:ascii="方正仿宋_GBK" w:hAnsi="方正仿宋_GBK" w:eastAsia="方正仿宋_GBK" w:cs="方正仿宋_GBK"/>
-          <w:sz w:val="24"/>
-          <w:lang w:val="zh-CN"/>
-        </w:rPr>
-        <w:t>良好</w:t>
-      </w:r>
-      <w:r>
-        <w:rPr>
-          <w:rFonts w:ascii="方正仿宋_GBK" w:hAnsi="方正仿宋_GBK" w:eastAsia="方正仿宋_GBK" w:cs="方正仿宋_GBK"/>
-          <w:sz w:val="24"/>
-          <w:lang w:val="zh-CN"/>
-        </w:rPr>
-        <w:t>供求关系稳定</w:t>
-      </w:r>
-      <w:r>
-        <w:rPr>
-          <w:rFonts w:hint="eastAsia" w:ascii="方正仿宋_GBK" w:hAnsi="方正仿宋_GBK" w:eastAsia="方正仿宋_GBK" w:cs="方正仿宋_GBK"/>
-          <w:sz w:val="24"/>
-          <w:lang w:val="zh-CN"/>
-        </w:rPr>
-        <w:t>。</w:t>
-      </w:r>
-      <w:r>
-        <w:rPr>
-          <w:rFonts w:ascii="方正仿宋_GBK" w:hAnsi="方正仿宋_GBK" w:eastAsia="方正仿宋_GBK" w:cs="方正仿宋_GBK"/>
-          <w:sz w:val="24"/>
-          <w:lang w:val="zh-CN"/>
-        </w:rPr>
-        <w:t>主要供应商均为当地体量大存在时间长的测绘服务公司，供应渠道稳定。</w:t>
+        <w:t>从企业近年来合作的供应方来看，整体合作年限较长，供应方稳定。供应方各占比均不大，最大供应方占比仅约 20%，趋于分散，避免了对单一供应商的依赖。采购来源稳定，对主要业务板块，市场运行良好供求关系稳定。</w:t>
+      </w:r>
+      <w:r>
+        <w:rPr>
+          <w:rFonts w:ascii="方正仿宋_GBK" w:hAnsi="方正仿宋_GBK" w:eastAsia="方正仿宋_GBK" w:cs="方正仿宋_GBK"/>
+          <w:sz w:val="24"/>
+          <w:lang w:val="zh-CN"/>
+        </w:rPr>
+      </w:r>
+      <w:r>
+        <w:rPr>
+          <w:rFonts w:hint="eastAsia" w:ascii="方正仿宋_GBK" w:hAnsi="方正仿宋_GBK" w:eastAsia="方正仿宋_GBK" w:cs="方正仿宋_GBK"/>
+          <w:sz w:val="24"/>
+          <w:lang w:val="zh-CN"/>
+        </w:rPr>
+      </w:r>
+      <w:r>
+        <w:rPr>
+          <w:rFonts w:ascii="方正仿宋_GBK" w:hAnsi="方正仿宋_GBK" w:eastAsia="方正仿宋_GBK" w:cs="方正仿宋_GBK"/>
+          <w:sz w:val="24"/>
+          <w:lang w:val="zh-CN"/>
+        </w:rPr>
+      </w:r>
+      <w:r>
+        <w:rPr>
+          <w:rFonts w:hint="eastAsia" w:ascii="方正仿宋_GBK" w:hAnsi="方正仿宋_GBK" w:eastAsia="方正仿宋_GBK" w:cs="方正仿宋_GBK"/>
+          <w:sz w:val="24"/>
+          <w:lang w:val="zh-CN"/>
+        </w:rPr>
+      </w:r>
+      <w:r>
+        <w:rPr>
+          <w:rFonts w:ascii="方正仿宋_GBK" w:hAnsi="方正仿宋_GBK" w:eastAsia="方正仿宋_GBK" w:cs="方正仿宋_GBK"/>
+          <w:sz w:val="24"/>
+          <w:lang w:val="zh-CN"/>
+        </w:rPr>
+      </w:r>
+      <w:r>
+        <w:rPr>
+          <w:rFonts w:hint="eastAsia" w:ascii="方正仿宋_GBK" w:hAnsi="方正仿宋_GBK" w:eastAsia="方正仿宋_GBK" w:cs="方正仿宋_GBK"/>
+          <w:sz w:val="24"/>
+          <w:lang w:val="zh-CN"/>
+        </w:rPr>
+      </w:r>
+      <w:r>
+        <w:rPr>
+          <w:rFonts w:ascii="方正仿宋_GBK" w:hAnsi="方正仿宋_GBK" w:eastAsia="方正仿宋_GBK" w:cs="方正仿宋_GBK"/>
+          <w:sz w:val="24"/>
+          <w:lang w:val="zh-CN"/>
+        </w:rPr>
+      </w:r>
+      <w:r>
+        <w:rPr>
+          <w:rFonts w:hint="eastAsia" w:ascii="方正仿宋_GBK" w:hAnsi="方正仿宋_GBK" w:eastAsia="方正仿宋_GBK" w:cs="方正仿宋_GBK"/>
+          <w:sz w:val="24"/>
+          <w:lang w:val="zh-CN"/>
+        </w:rPr>
+      </w:r>
+      <w:r>
+        <w:rPr>
+          <w:rFonts w:ascii="方正仿宋_GBK" w:hAnsi="方正仿宋_GBK" w:eastAsia="方正仿宋_GBK" w:cs="方正仿宋_GBK"/>
+          <w:sz w:val="24"/>
+          <w:lang w:val="zh-CN"/>
+        </w:rPr>
+      </w:r>
+      <w:r>
+        <w:rPr>
+          <w:rFonts w:hint="eastAsia" w:ascii="方正仿宋_GBK" w:hAnsi="方正仿宋_GBK" w:eastAsia="方正仿宋_GBK" w:cs="方正仿宋_GBK"/>
+          <w:sz w:val="24"/>
+          <w:lang w:val="zh-CN"/>
+        </w:rPr>
+      </w:r>
+      <w:r>
+        <w:rPr>
+          <w:rFonts w:ascii="方正仿宋_GBK" w:hAnsi="方正仿宋_GBK" w:eastAsia="方正仿宋_GBK" w:cs="方正仿宋_GBK"/>
+          <w:sz w:val="24"/>
+          <w:lang w:val="zh-CN"/>
+        </w:rPr>
+      </w:r>
+      <w:r>
+        <w:rPr>
+          <w:rFonts w:hint="eastAsia" w:ascii="方正仿宋_GBK" w:hAnsi="方正仿宋_GBK" w:eastAsia="方正仿宋_GBK" w:cs="方正仿宋_GBK"/>
+          <w:sz w:val="24"/>
+          <w:lang w:val="zh-CN"/>
+        </w:rPr>
+      </w:r>
+      <w:r>
+        <w:rPr>
+          <w:rFonts w:ascii="方正仿宋_GBK" w:hAnsi="方正仿宋_GBK" w:eastAsia="方正仿宋_GBK" w:cs="方正仿宋_GBK"/>
+          <w:sz w:val="24"/>
+          <w:lang w:val="zh-CN"/>
+        </w:rPr>
       </w:r>
     </w:p>
     <w:p>
@@ -14828,7 +14568,7 @@
           <w:kern w:val="2"/>
           <w:lang w:val="zh-CN"/>
         </w:rPr>
-        <w:t>该公司的主要采购为直接购买测绘服务及对应数据</w:t>
+        <w:t>该公司的主要采购为业务经营所需的原材料、服务及对应数据。</w:t>
       </w:r>
       <w:r>
         <w:rPr>
@@ -14836,7 +14576,6 @@
           <w:kern w:val="2"/>
           <w:lang w:val="zh-CN"/>
         </w:rPr>
-        <w:t>。</w:t>
       </w:r>
     </w:p>
     <w:p>
@@ -14856,7 +14595,7 @@
           <w:kern w:val="2"/>
           <w:lang w:val="zh-CN"/>
         </w:rPr>
-        <w:t>（</w:t>
+        <w:t>（2）采购来源稳定，主要采购方向为业务相关的原材料及服务，对主要业务板块，市场运行良好供求关系稳定。</w:t>
       </w:r>
       <w:r>
         <w:rPr>
@@ -14864,7 +14603,6 @@
           <w:kern w:val="2"/>
           <w:lang w:val="zh-CN"/>
         </w:rPr>
-        <w:t>2</w:t>
       </w:r>
       <w:r>
         <w:rPr>
@@ -14872,7 +14610,6 @@
           <w:kern w:val="2"/>
           <w:lang w:val="zh-CN"/>
         </w:rPr>
-        <w:t>）采购来源稳定</w:t>
       </w:r>
       <w:r>
         <w:rPr>
@@ -14880,7 +14617,6 @@
           <w:kern w:val="2"/>
           <w:lang w:val="zh-CN"/>
         </w:rPr>
-        <w:t>，</w:t>
       </w:r>
       <w:r>
         <w:rPr>
@@ -14888,7 +14624,6 @@
           <w:kern w:val="2"/>
           <w:lang w:val="zh-CN"/>
         </w:rPr>
-        <w:t>主要</w:t>
       </w:r>
       <w:r>
         <w:rPr>
@@ -14896,7 +14631,6 @@
           <w:kern w:val="2"/>
           <w:lang w:val="zh-CN"/>
         </w:rPr>
-        <w:t>采购方向</w:t>
       </w:r>
       <w:r>
         <w:rPr>
@@ -14904,7 +14638,6 @@
           <w:kern w:val="2"/>
           <w:lang w:val="zh-CN"/>
         </w:rPr>
-        <w:t>为</w:t>
       </w:r>
       <w:r>
         <w:rPr>
@@ -14912,7 +14645,6 @@
           <w:kern w:val="2"/>
           <w:lang w:val="zh-CN"/>
         </w:rPr>
-        <w:t>直接</w:t>
       </w:r>
       <w:r>
         <w:rPr>
@@ -14920,7 +14652,6 @@
           <w:kern w:val="2"/>
           <w:lang w:val="zh-CN"/>
         </w:rPr>
-        <w:t>购买测绘数据，对主要业务板块，市场运行</w:t>
       </w:r>
       <w:r>
         <w:rPr>
@@ -14928,7 +14659,6 @@
           <w:kern w:val="2"/>
           <w:lang w:val="zh-CN"/>
         </w:rPr>
-        <w:t>良好</w:t>
       </w:r>
       <w:r>
         <w:rPr>
@@ -14936,7 +14666,6 @@
           <w:kern w:val="2"/>
           <w:lang w:val="zh-CN"/>
         </w:rPr>
-        <w:t>供求关系稳定</w:t>
       </w:r>
       <w:r>
         <w:rPr>
@@ -14944,7 +14673,6 @@
           <w:kern w:val="2"/>
           <w:lang w:val="zh-CN"/>
         </w:rPr>
-        <w:t>。</w:t>
       </w:r>
       <w:r>
         <w:rPr>
@@ -14952,7 +14680,6 @@
           <w:kern w:val="2"/>
           <w:lang w:val="zh-CN"/>
         </w:rPr>
-        <w:t>主要供应商均为当地体量大存在时间长的测绘服务公司，供应渠道稳定。</w:t>
       </w:r>
     </w:p>
     <w:p>
@@ -14973,7 +14700,7 @@
           <w:kern w:val="2"/>
           <w:lang w:val="zh-CN"/>
         </w:rPr>
-        <w:t>（3）该公司结算模式目前均为现金，</w:t>
+        <w:t>（3）该公司结算模式目前均为现金，合同结算周期平均为一年，根据合同内容规定按照工程或服务进度要求分段付费，起到了风险管控的作用。</w:t>
       </w:r>
       <w:r>
         <w:rPr>
@@ -14982,7 +14709,6 @@
           <w:kern w:val="2"/>
           <w:lang w:val="zh-CN"/>
         </w:rPr>
-        <w:t>合同</w:t>
       </w:r>
       <w:r>
         <w:rPr>
@@ -14991,7 +14717,6 @@
           <w:kern w:val="2"/>
           <w:lang w:val="zh-CN"/>
         </w:rPr>
-        <w:t>结算周期平均为一年，根据合同内容规定按照测绘进度要求分段付费，起到了风险管控的作用。</w:t>
       </w:r>
     </w:p>
     <w:p>
@@ -15495,7 +15220,7 @@
                 <w:sz w:val="18"/>
                 <w:szCs w:val="18"/>
               </w:rPr>
-              <w:t>地理信息技术服务</w:t>
+              <w:t>主营业务</w:t>
             </w:r>
           </w:p>
         </w:tc>
@@ -15594,7 +15319,7 @@
                 <w:sz w:val="18"/>
                 <w:szCs w:val="18"/>
               </w:rPr>
-              <w:t>南威软件</w:t>
+              <w:t>客户A</w:t>
             </w:r>
             <w:r>
               <w:rPr>
@@ -15603,7 +15328,6 @@
                 <w:sz w:val="18"/>
                 <w:szCs w:val="18"/>
               </w:rPr>
-              <w:t>股份有限公司</w:t>
             </w:r>
           </w:p>
         </w:tc>
@@ -15747,7 +15471,7 @@
                 <w:sz w:val="18"/>
                 <w:szCs w:val="18"/>
               </w:rPr>
-              <w:t>地理信息技术服务</w:t>
+              <w:t>主营业务</w:t>
             </w:r>
           </w:p>
         </w:tc>
@@ -15836,7 +15560,7 @@
                 <w:sz w:val="18"/>
                 <w:szCs w:val="18"/>
               </w:rPr>
-              <w:t>昌都市自然资源局</w:t>
+              <w:t>客户B</w:t>
             </w:r>
           </w:p>
         </w:tc>
@@ -15980,7 +15704,7 @@
                 <w:sz w:val="18"/>
                 <w:szCs w:val="18"/>
               </w:rPr>
-              <w:t>地理信息技术服务</w:t>
+              <w:t>主营业务</w:t>
             </w:r>
           </w:p>
         </w:tc>
@@ -16069,7 +15793,7 @@
                 <w:sz w:val="18"/>
                 <w:szCs w:val="18"/>
               </w:rPr>
-              <w:t>三明市将乐</w:t>
+              <w:t>客户C</w:t>
             </w:r>
             <w:r>
               <w:rPr>
@@ -16078,7 +15802,6 @@
                 <w:sz w:val="18"/>
                 <w:szCs w:val="18"/>
               </w:rPr>
-              <w:t>生态环境局</w:t>
             </w:r>
           </w:p>
         </w:tc>
@@ -16222,7 +15945,7 @@
                 <w:sz w:val="18"/>
                 <w:szCs w:val="18"/>
               </w:rPr>
-              <w:t>测绘服务</w:t>
+              <w:t>主营业务</w:t>
             </w:r>
           </w:p>
         </w:tc>
@@ -16310,7 +16033,7 @@
                 <w:sz w:val="18"/>
                 <w:szCs w:val="18"/>
               </w:rPr>
-              <w:t>上杭县自然资源局</w:t>
+              <w:t>客户D</w:t>
             </w:r>
           </w:p>
         </w:tc>
@@ -16454,7 +16177,7 @@
                 <w:sz w:val="18"/>
                 <w:szCs w:val="18"/>
               </w:rPr>
-              <w:t>地理信息技术服务</w:t>
+              <w:t>主营业务</w:t>
             </w:r>
           </w:p>
         </w:tc>
@@ -16543,7 +16266,7 @@
                 <w:sz w:val="18"/>
                 <w:szCs w:val="18"/>
               </w:rPr>
-              <w:t>福建初阳</w:t>
+              <w:t>客户E</w:t>
             </w:r>
             <w:r>
               <w:rPr>
@@ -16552,7 +16275,6 @@
                 <w:sz w:val="18"/>
                 <w:szCs w:val="18"/>
               </w:rPr>
-              <w:t>信息科技有限公司</w:t>
             </w:r>
           </w:p>
         </w:tc>
@@ -16715,7 +16437,7 @@
           <w:kern w:val="2"/>
           <w:lang w:val="zh-CN"/>
         </w:rPr>
-        <w:t>（</w:t>
+        <w:t>（1）主要产品及近年价格波动情况：该公司主要产品和服务为{{CLIENT_BUSINESS_DESC}}，价格方面受市场供需、原材料成本、客户结构等多方面情况影响。</w:t>
       </w:r>
       <w:r>
         <w:rPr>
@@ -16724,7 +16446,6 @@
           <w:kern w:val="2"/>
           <w:lang w:val="zh-CN"/>
         </w:rPr>
-        <w:t>1</w:t>
       </w:r>
       <w:r>
         <w:rPr>
@@ -16733,7 +16454,6 @@
           <w:kern w:val="2"/>
           <w:lang w:val="zh-CN"/>
         </w:rPr>
-        <w:t>）主要产品及近年价格波动情况</w:t>
       </w:r>
       <w:r>
         <w:rPr>
@@ -16742,7 +16462,6 @@
           <w:kern w:val="2"/>
           <w:lang w:val="zh-CN"/>
         </w:rPr>
-        <w:t>：</w:t>
       </w:r>
       <w:r>
         <w:rPr>
@@ -16751,7 +16470,6 @@
           <w:kern w:val="2"/>
           <w:lang w:val="zh-CN"/>
         </w:rPr>
-        <w:t>该公司主要产品为提供地理测绘及</w:t>
       </w:r>
       <w:r>
         <w:rPr>
@@ -16759,7 +16477,6 @@
           <w:kern w:val="2"/>
           <w:lang w:val="zh-CN"/>
         </w:rPr>
-        <w:t>相关技术服务，</w:t>
       </w:r>
       <w:r>
         <w:rPr>
@@ -16767,7 +16484,6 @@
           <w:kern w:val="2"/>
           <w:lang w:val="zh-CN"/>
         </w:rPr>
-        <w:t>价格方面</w:t>
       </w:r>
       <w:r>
         <w:rPr>
@@ -16775,7 +16491,6 @@
           <w:kern w:val="2"/>
           <w:lang w:val="zh-CN"/>
         </w:rPr>
-        <w:t>受地形</w:t>
       </w:r>
       <w:r>
         <w:rPr>
@@ -16783,7 +16498,6 @@
           <w:kern w:val="2"/>
           <w:lang w:val="zh-CN"/>
         </w:rPr>
-        <w:t>地貌、当</w:t>
       </w:r>
       <w:r>
         <w:rPr>
@@ -16791,7 +16505,6 @@
           <w:kern w:val="2"/>
           <w:lang w:val="zh-CN"/>
         </w:rPr>
-        <w:t>地气候环境</w:t>
       </w:r>
       <w:r>
         <w:rPr>
@@ -16799,7 +16512,6 @@
           <w:kern w:val="2"/>
           <w:lang w:val="zh-CN"/>
         </w:rPr>
-        <w:t>及</w:t>
       </w:r>
       <w:r>
         <w:rPr>
@@ -16807,7 +16519,6 @@
           <w:kern w:val="2"/>
           <w:lang w:val="zh-CN"/>
         </w:rPr>
-        <w:t>人文环境等多方面情况影响无</w:t>
       </w:r>
       <w:r>
         <w:rPr>
@@ -16815,7 +16526,6 @@
           <w:kern w:val="2"/>
           <w:lang w:val="zh-CN"/>
         </w:rPr>
-        <w:t>统一</w:t>
       </w:r>
       <w:r>
         <w:rPr>
@@ -16823,7 +16533,6 @@
           <w:kern w:val="2"/>
           <w:lang w:val="zh-CN"/>
         </w:rPr>
-        <w:t>标价</w:t>
       </w:r>
       <w:r>
         <w:rPr>
@@ -16831,7 +16540,6 @@
           <w:kern w:val="2"/>
           <w:lang w:val="zh-CN"/>
         </w:rPr>
-        <w:t xml:space="preserve">。 </w:t>
       </w:r>
     </w:p>
     <w:p>
@@ -16850,7 +16558,7 @@
           <w:kern w:val="2"/>
           <w:lang w:val="zh-CN"/>
         </w:rPr>
-        <w:t>（</w:t>
+        <w:t>（2）该公司销售渠道稳定性。下游客户主要为公司目标行业客户群体，供求稳定市场运行良好。对于主要业务板块，该公司销售渠道稳定，长期合作关系良好。</w:t>
       </w:r>
       <w:r>
         <w:rPr>
@@ -16858,7 +16566,6 @@
           <w:kern w:val="2"/>
           <w:lang w:val="zh-CN"/>
         </w:rPr>
-        <w:t>2</w:t>
       </w:r>
       <w:r>
         <w:rPr>
@@ -16866,7 +16573,6 @@
           <w:kern w:val="2"/>
           <w:lang w:val="zh-CN"/>
         </w:rPr>
-        <w:t>）</w:t>
       </w:r>
       <w:r>
         <w:rPr>
@@ -16874,7 +16580,6 @@
           <w:kern w:val="2"/>
           <w:lang w:val="zh-CN"/>
         </w:rPr>
-        <w:t>该公司</w:t>
       </w:r>
       <w:r>
         <w:rPr>
@@ -16882,7 +16587,6 @@
           <w:kern w:val="2"/>
           <w:lang w:val="zh-CN"/>
         </w:rPr>
-        <w:t>销售渠道稳定性。</w:t>
       </w:r>
       <w:r>
         <w:rPr>
@@ -16890,7 +16594,6 @@
           <w:kern w:val="2"/>
           <w:lang w:val="zh-CN"/>
         </w:rPr>
-        <w:t>下游企业主要为</w:t>
       </w:r>
       <w:r>
         <w:rPr>
@@ -16898,7 +16601,6 @@
           <w:kern w:val="2"/>
           <w:lang w:val="zh-CN"/>
         </w:rPr>
-        <w:t>政府及企事业单位，供求稳定</w:t>
       </w:r>
       <w:r>
         <w:rPr>
@@ -16906,7 +16608,6 @@
           <w:kern w:val="2"/>
           <w:lang w:val="zh-CN"/>
         </w:rPr>
-        <w:t>市场运行良好</w:t>
       </w:r>
       <w:r>
         <w:rPr>
@@ -16914,7 +16615,6 @@
           <w:kern w:val="2"/>
           <w:lang w:val="zh-CN"/>
         </w:rPr>
-        <w:t>。对于主要业务板块，</w:t>
       </w:r>
       <w:r>
         <w:rPr>
@@ -16922,7 +16622,6 @@
           <w:kern w:val="2"/>
           <w:lang w:val="zh-CN"/>
         </w:rPr>
-        <w:t>该公司</w:t>
       </w:r>
       <w:r>
         <w:rPr>
@@ -16930,7 +16629,6 @@
           <w:kern w:val="2"/>
           <w:lang w:val="zh-CN"/>
         </w:rPr>
-        <w:t>销售渠道稳定</w:t>
       </w:r>
       <w:r>
         <w:rPr>
@@ -16938,7 +16636,6 @@
           <w:kern w:val="2"/>
           <w:lang w:val="zh-CN"/>
         </w:rPr>
-        <w:t>。</w:t>
       </w:r>
       <w:r>
         <w:rPr>
@@ -16946,7 +16643,6 @@
           <w:kern w:val="2"/>
           <w:lang w:val="zh-CN"/>
         </w:rPr>
-        <w:t>由于测绘服务主要</w:t>
       </w:r>
       <w:r>
         <w:rPr>
@@ -16954,7 +16650,6 @@
           <w:kern w:val="2"/>
           <w:lang w:val="zh-CN"/>
         </w:rPr>
-        <w:t>为</w:t>
       </w:r>
       <w:r>
         <w:rPr>
@@ -16962,7 +16657,6 @@
           <w:kern w:val="2"/>
           <w:lang w:val="zh-CN"/>
         </w:rPr>
-        <w:t>政府</w:t>
       </w:r>
       <w:r>
         <w:rPr>
@@ -16970,7 +16664,6 @@
           <w:kern w:val="2"/>
           <w:lang w:val="zh-CN"/>
         </w:rPr>
-        <w:t>用</w:t>
       </w:r>
       <w:r>
         <w:rPr>
@@ -16978,7 +16671,6 @@
           <w:kern w:val="2"/>
           <w:lang w:val="zh-CN"/>
         </w:rPr>
-        <w:t>于</w:t>
       </w:r>
       <w:r>
         <w:rPr>
@@ -16986,7 +16678,6 @@
           <w:kern w:val="2"/>
           <w:lang w:val="zh-CN"/>
         </w:rPr>
-        <w:t>包括</w:t>
       </w:r>
       <w:r>
         <w:rPr>
@@ -16994,7 +16685,6 @@
           <w:kern w:val="2"/>
           <w:lang w:val="zh-CN"/>
         </w:rPr>
-        <w:t>但不限于</w:t>
       </w:r>
       <w:r>
         <w:rPr>
@@ -17002,7 +16692,6 @@
           <w:kern w:val="2"/>
           <w:lang w:val="zh-CN"/>
         </w:rPr>
-        <w:t>地籍</w:t>
       </w:r>
       <w:r>
         <w:rPr>
@@ -17010,7 +16699,6 @@
           <w:kern w:val="2"/>
           <w:lang w:val="zh-CN"/>
         </w:rPr>
-        <w:t>图</w:t>
       </w:r>
       <w:r>
         <w:rPr>
@@ -17018,7 +16706,6 @@
           <w:kern w:val="2"/>
           <w:lang w:val="zh-CN"/>
         </w:rPr>
-        <w:t>编绘</w:t>
       </w:r>
       <w:r>
         <w:rPr>
@@ -17026,7 +16713,6 @@
           <w:kern w:val="2"/>
           <w:lang w:val="zh-CN"/>
         </w:rPr>
-        <w:t>、</w:t>
       </w:r>
       <w:r>
         <w:rPr>
@@ -17034,7 +16720,6 @@
           <w:kern w:val="2"/>
           <w:lang w:val="zh-CN"/>
         </w:rPr>
-        <w:t>数据库</w:t>
       </w:r>
       <w:r>
         <w:rPr>
@@ -17042,7 +16727,6 @@
           <w:kern w:val="2"/>
           <w:lang w:val="zh-CN"/>
         </w:rPr>
-        <w:t>建库、</w:t>
       </w:r>
       <w:r>
         <w:rPr>
@@ -17050,7 +16734,6 @@
           <w:kern w:val="2"/>
           <w:lang w:val="zh-CN"/>
         </w:rPr>
-        <w:t>农村</w:t>
       </w:r>
       <w:r>
         <w:rPr>
@@ -17058,7 +16741,6 @@
           <w:kern w:val="2"/>
           <w:lang w:val="zh-CN"/>
         </w:rPr>
-        <w:t>地籍调查、房屋调查</w:t>
       </w:r>
       <w:r>
         <w:rPr>
@@ -17066,7 +16748,6 @@
           <w:kern w:val="2"/>
           <w:lang w:val="zh-CN"/>
         </w:rPr>
-        <w:t>、</w:t>
       </w:r>
       <w:r>
         <w:rPr>
@@ -17074,7 +16755,6 @@
           <w:kern w:val="2"/>
           <w:lang w:val="zh-CN"/>
         </w:rPr>
-        <w:t>水域流向分析等</w:t>
       </w:r>
       <w:r>
         <w:rPr>
@@ -17082,7 +16762,6 @@
           <w:kern w:val="2"/>
           <w:lang w:val="zh-CN"/>
         </w:rPr>
-        <w:t>，</w:t>
       </w:r>
       <w:r>
         <w:rPr>
@@ -17090,7 +16769,6 @@
           <w:kern w:val="2"/>
           <w:lang w:val="zh-CN"/>
         </w:rPr>
-        <w:t>受气候环境变化</w:t>
       </w:r>
       <w:r>
         <w:rPr>
@@ -17098,7 +16776,6 @@
           <w:kern w:val="2"/>
           <w:lang w:val="zh-CN"/>
         </w:rPr>
-        <w:t>、人员流动</w:t>
       </w:r>
       <w:r>
         <w:rPr>
@@ -17106,7 +16783,6 @@
           <w:kern w:val="2"/>
           <w:lang w:val="zh-CN"/>
         </w:rPr>
-        <w:t>变化、城乡发展变化等影响</w:t>
       </w:r>
       <w:r>
         <w:rPr>
@@ -17114,7 +16790,6 @@
           <w:kern w:val="2"/>
           <w:lang w:val="zh-CN"/>
         </w:rPr>
-        <w:t>。测绘</w:t>
       </w:r>
       <w:r>
         <w:rPr>
@@ -17122,7 +16797,6 @@
           <w:kern w:val="2"/>
           <w:lang w:val="zh-CN"/>
         </w:rPr>
-        <w:t>而得</w:t>
       </w:r>
       <w:r>
         <w:rPr>
@@ -17130,7 +16804,6 @@
           <w:kern w:val="2"/>
           <w:lang w:val="zh-CN"/>
         </w:rPr>
-        <w:t>数据</w:t>
       </w:r>
       <w:r>
         <w:rPr>
@@ -17138,7 +16811,6 @@
           <w:kern w:val="2"/>
           <w:lang w:val="zh-CN"/>
         </w:rPr>
-        <w:t>需间隔一定</w:t>
       </w:r>
       <w:r>
         <w:rPr>
@@ -17146,7 +16818,6 @@
           <w:kern w:val="2"/>
           <w:lang w:val="zh-CN"/>
         </w:rPr>
-        <w:t>年份重新</w:t>
       </w:r>
       <w:r>
         <w:rPr>
@@ -17154,7 +16825,6 @@
           <w:kern w:val="2"/>
           <w:lang w:val="zh-CN"/>
         </w:rPr>
-        <w:t>测量，因此</w:t>
       </w:r>
       <w:r>
         <w:rPr>
@@ -17162,7 +16832,6 @@
           <w:kern w:val="2"/>
           <w:lang w:val="zh-CN"/>
         </w:rPr>
-        <w:t>双方</w:t>
       </w:r>
       <w:r>
         <w:rPr>
@@ -17170,7 +16839,6 @@
           <w:kern w:val="2"/>
           <w:lang w:val="zh-CN"/>
         </w:rPr>
-        <w:t>的合作</w:t>
       </w:r>
       <w:r>
         <w:rPr>
@@ -17178,7 +16846,6 @@
           <w:kern w:val="2"/>
           <w:lang w:val="zh-CN"/>
         </w:rPr>
-        <w:t>是持续</w:t>
       </w:r>
       <w:r>
         <w:rPr>
@@ -17186,7 +16853,6 @@
           <w:kern w:val="2"/>
           <w:lang w:val="zh-CN"/>
         </w:rPr>
-        <w:t>的，稳定的。</w:t>
       </w:r>
     </w:p>
     <w:p>
@@ -17337,7 +17003,7 @@
           <w:kern w:val="2"/>
           <w:lang w:val="zh-CN"/>
         </w:rPr>
-        <w:t>d．</w:t>
+        <w:t>d．风险应对措施：公司提供{{CLIENT_BUSINESS_DESC}}采用分段收费方式，下单客户需先提供一定比率保证金（比率视对手方自身信用决定）之后按照工程进度分段付费。</w:t>
       </w:r>
       <w:r>
         <w:rPr>
@@ -17345,7 +17011,6 @@
           <w:kern w:val="2"/>
           <w:lang w:val="zh-CN"/>
         </w:rPr>
-        <w:t>风险应对措施</w:t>
       </w:r>
       <w:r>
         <w:rPr>
@@ -17353,7 +17018,6 @@
           <w:kern w:val="2"/>
           <w:lang w:val="zh-CN"/>
         </w:rPr>
-        <w:t>：公司提供</w:t>
       </w:r>
       <w:r>
         <w:rPr>
@@ -17361,7 +17025,6 @@
           <w:kern w:val="2"/>
           <w:lang w:val="zh-CN"/>
         </w:rPr>
-        <w:t>测绘及其他服务</w:t>
       </w:r>
       <w:r>
         <w:rPr>
@@ -17369,7 +17032,6 @@
           <w:kern w:val="2"/>
           <w:lang w:val="zh-CN"/>
         </w:rPr>
-        <w:t>采用</w:t>
       </w:r>
       <w:r>
         <w:rPr>
@@ -17377,7 +17039,6 @@
           <w:kern w:val="2"/>
           <w:lang w:val="zh-CN"/>
         </w:rPr>
-        <w:t>分段收费方式，下单客户需先提供一定比率保证金（</w:t>
       </w:r>
       <w:r>
         <w:rPr>
@@ -17385,7 +17046,6 @@
           <w:kern w:val="2"/>
           <w:lang w:val="zh-CN"/>
         </w:rPr>
-        <w:t>比率</w:t>
       </w:r>
       <w:r>
         <w:rPr>
@@ -17393,7 +17053,6 @@
           <w:kern w:val="2"/>
           <w:lang w:val="zh-CN"/>
         </w:rPr>
-        <w:t>视</w:t>
       </w:r>
       <w:r>
         <w:rPr>
@@ -17401,7 +17060,6 @@
           <w:kern w:val="2"/>
           <w:lang w:val="zh-CN"/>
         </w:rPr>
-        <w:t>对手方</w:t>
       </w:r>
       <w:r>
         <w:rPr>
@@ -17409,7 +17067,6 @@
           <w:kern w:val="2"/>
           <w:lang w:val="zh-CN"/>
         </w:rPr>
-        <w:t>自身信用决定）</w:t>
       </w:r>
       <w:r>
         <w:rPr>
@@ -17417,7 +17074,6 @@
           <w:kern w:val="2"/>
           <w:lang w:val="zh-CN"/>
         </w:rPr>
-        <w:t>之后</w:t>
       </w:r>
       <w:r>
         <w:rPr>
@@ -17425,7 +17081,6 @@
           <w:kern w:val="2"/>
           <w:lang w:val="zh-CN"/>
         </w:rPr>
-        <w:t>按照</w:t>
       </w:r>
       <w:r>
         <w:rPr>
@@ -17433,7 +17088,6 @@
           <w:kern w:val="2"/>
           <w:lang w:val="zh-CN"/>
         </w:rPr>
-        <w:t>工程</w:t>
       </w:r>
       <w:r>
         <w:rPr>
@@ -17441,7 +17095,6 @@
           <w:kern w:val="2"/>
           <w:lang w:val="zh-CN"/>
         </w:rPr>
-        <w:t>进度</w:t>
       </w:r>
       <w:r>
         <w:rPr>
@@ -17449,7 +17102,6 @@
           <w:kern w:val="2"/>
           <w:lang w:val="zh-CN"/>
         </w:rPr>
-        <w:t>分段付费。</w:t>
       </w:r>
     </w:p>
     <w:p>
@@ -17514,7 +17166,7 @@
           <w:kern w:val="2"/>
           <w:lang w:val="zh-CN"/>
         </w:rPr>
-        <w:t>公司成立于2005年，前身权属于福建省测绘地理信息局。公司</w:t>
+        <w:t>{{CLIENT_HISTORY_NARRATIVE}}</w:t>
       </w:r>
       <w:r>
         <w:rPr>
@@ -17522,7 +17174,6 @@
           <w:kern w:val="2"/>
           <w:lang w:val="zh-CN"/>
         </w:rPr>
-        <w:t>是一家集地理信息数据采集、处理、分析、应用于一体的综合性甲级测绘地理信息技术服务企业。公司坚持将国内外先进的测绘技术，测绘设备，管理方法与公司实际情况相结合，不断提高企业管理水平和生产能力，提供核心竞争力，实现企业快速、稳</w:t>
       </w:r>
       <w:r>
         <w:rPr>
@@ -17530,7 +17181,6 @@
           <w:kern w:val="2"/>
           <w:lang w:val="zh-CN"/>
         </w:rPr>
-        <w:t>定发展。</w:t>
       </w:r>
     </w:p>
     <w:p>
@@ -17552,7 +17202,7 @@
           <w:color w:val="000000"/>
           <w:sz w:val="24"/>
         </w:rPr>
-        <w:t>根据{{CLIENT_LONG_CORE_NAME}}对外公布的企业愿景目标为：公司以打造全省第一、全国一流的测绘地理信息产业为己任，在立足地理信息系统、工程测量、海洋测绘、互联网地图服务、摄影测量与遥感等传统业务基础上看，综合利用：“高、精、尖”装备，健全行业资质，提升技术水平，打造“天空地”一体化数据快速获取、处理、应用团队和福建省一流电子交易平台专业团队。</w:t>
+        <w:t>根据{{CLIENT_LONG_CORE_NAME}}对外公布的企业愿景目标，公司聚焦{{CLIENT_INDUSTRY_TAG}}领域，{{CLIENT_INDUSTRY_POSITION}}</w:t>
       </w:r>
       <w:r>
         <w:rPr>
@@ -17764,7 +17414,7 @@
           <w:kern w:val="2"/>
           <w:lang w:val="zh-CN"/>
         </w:rPr>
-        <w:t>{{CLIENT_FULL_NAME}}属于商务服务业主营业务为提供测绘服务及其他专业技术服务不涉及无生产产品制造，对环境不会造成直接影响。</w:t>
+        <w:t>{{CLIENT_FULL_NAME}}属于{{CLIENT_INDUSTRY_CATEGORY}}主营业务为{{CLIENT_BUSINESS_DESC}}，不涉及生产制造，对环境不会造成直接影响。</w:t>
       </w:r>
       <w:r>
         <w:rPr>
@@ -18958,7 +18608,7 @@
           <w:iCs/>
           <w:sz w:val="24"/>
         </w:rPr>
-        <w:t>负债结构分析：</w:t>
+        <w:t>负债结构分析：公司负债主要分布在短期借款、应付账款、其他流动负债及应付职工薪酬。其中其他流动负债为向母公司的借款。负债构成以流动负债为主，主要原因为企业属于轻资产运营企业本身固定资产偏少。负债结构整体较为稳定。</w:t>
       </w:r>
       <w:r>
         <w:rPr>
@@ -18967,15 +18617,13 @@
           <w:sz w:val="24"/>
           <w:lang w:eastAsia="zh-CN"/>
         </w:rPr>
-        <w:t>2020</w:t>
-      </w:r>
-      <w:r>
-        <w:rPr>
-          <w:rFonts w:hint="eastAsia" w:ascii="方正仿宋_GBK" w:hAnsi="方正仿宋_GBK" w:eastAsia="方正仿宋_GBK" w:cs="方正仿宋_GBK"/>
-          <w:iCs/>
-          <w:sz w:val="24"/>
-        </w:rPr>
-        <w:t>-</w:t>
+      </w:r>
+      <w:r>
+        <w:rPr>
+          <w:rFonts w:hint="eastAsia" w:ascii="方正仿宋_GBK" w:hAnsi="方正仿宋_GBK" w:eastAsia="方正仿宋_GBK" w:cs="方正仿宋_GBK"/>
+          <w:iCs/>
+          <w:sz w:val="24"/>
+        </w:rPr>
       </w:r>
       <w:r>
         <w:rPr>
@@ -18984,31 +18632,27 @@
           <w:sz w:val="24"/>
           <w:lang w:eastAsia="zh-CN"/>
         </w:rPr>
-        <w:t>2022</w:t>
-      </w:r>
-      <w:r>
-        <w:rPr>
-          <w:rFonts w:hint="eastAsia" w:ascii="方正仿宋_GBK" w:hAnsi="方正仿宋_GBK" w:eastAsia="方正仿宋_GBK" w:cs="方正仿宋_GBK"/>
-          <w:iCs/>
-          <w:sz w:val="24"/>
-        </w:rPr>
-        <w:t>年9月末</w:t>
-      </w:r>
-      <w:r>
-        <w:rPr>
-          <w:rFonts w:ascii="方正仿宋_GBK" w:hAnsi="方正仿宋_GBK" w:eastAsia="方正仿宋_GBK" w:cs="方正仿宋_GBK"/>
-          <w:iCs/>
-          <w:sz w:val="24"/>
-        </w:rPr>
-        <w:t>，</w:t>
-      </w:r>
-      <w:r>
-        <w:rPr>
-          <w:rFonts w:hint="eastAsia" w:ascii="方正仿宋_GBK" w:hAnsi="方正仿宋_GBK" w:eastAsia="方正仿宋_GBK" w:cs="方正仿宋_GBK"/>
-          <w:iCs/>
-          <w:sz w:val="24"/>
-        </w:rPr>
-        <w:t>总负债分别为4596万元</w:t>
+      </w:r>
+      <w:r>
+        <w:rPr>
+          <w:rFonts w:hint="eastAsia" w:ascii="方正仿宋_GBK" w:hAnsi="方正仿宋_GBK" w:eastAsia="方正仿宋_GBK" w:cs="方正仿宋_GBK"/>
+          <w:iCs/>
+          <w:sz w:val="24"/>
+        </w:rPr>
+      </w:r>
+      <w:r>
+        <w:rPr>
+          <w:rFonts w:ascii="方正仿宋_GBK" w:hAnsi="方正仿宋_GBK" w:eastAsia="方正仿宋_GBK" w:cs="方正仿宋_GBK"/>
+          <w:iCs/>
+          <w:sz w:val="24"/>
+        </w:rPr>
+      </w:r>
+      <w:r>
+        <w:rPr>
+          <w:rFonts w:hint="eastAsia" w:ascii="方正仿宋_GBK" w:hAnsi="方正仿宋_GBK" w:eastAsia="方正仿宋_GBK" w:cs="方正仿宋_GBK"/>
+          <w:iCs/>
+          <w:sz w:val="24"/>
+        </w:rPr>
       </w:r>
       <w:r>
         <w:rPr>
@@ -19017,7 +18661,6 @@
           <w:sz w:val="24"/>
           <w:lang w:eastAsia="zh-CN"/>
         </w:rPr>
-        <w:t>、</w:t>
       </w:r>
       <w:r>
         <w:rPr>
@@ -19026,7 +18669,6 @@
           <w:sz w:val="24"/>
           <w:lang w:val="en-US" w:eastAsia="zh-CN"/>
         </w:rPr>
-        <w:t>9</w:t>
       </w:r>
       <w:r>
         <w:rPr>
@@ -19035,15 +18677,13 @@
           <w:sz w:val="24"/>
           <w:lang w:val="en-US" w:eastAsia="zh-CN"/>
         </w:rPr>
-        <w:t>483</w:t>
-      </w:r>
-      <w:r>
-        <w:rPr>
-          <w:rFonts w:hint="eastAsia" w:ascii="方正仿宋_GBK" w:hAnsi="方正仿宋_GBK" w:eastAsia="方正仿宋_GBK" w:cs="方正仿宋_GBK"/>
-          <w:iCs/>
-          <w:sz w:val="24"/>
-        </w:rPr>
-        <w:t>万元</w:t>
+      </w:r>
+      <w:r>
+        <w:rPr>
+          <w:rFonts w:hint="eastAsia" w:ascii="方正仿宋_GBK" w:hAnsi="方正仿宋_GBK" w:eastAsia="方正仿宋_GBK" w:cs="方正仿宋_GBK"/>
+          <w:iCs/>
+          <w:sz w:val="24"/>
+        </w:rPr>
       </w:r>
       <w:r>
         <w:rPr>
@@ -19052,15 +18692,13 @@
           <w:sz w:val="24"/>
           <w:lang w:val="en-US" w:eastAsia="zh-CN"/>
         </w:rPr>
-        <w:t>和9545万元</w:t>
-      </w:r>
-      <w:r>
-        <w:rPr>
-          <w:rFonts w:hint="eastAsia" w:ascii="方正仿宋_GBK" w:hAnsi="方正仿宋_GBK" w:eastAsia="方正仿宋_GBK" w:cs="方正仿宋_GBK"/>
-          <w:iCs/>
-          <w:sz w:val="24"/>
-        </w:rPr>
-        <w:t>，负债总额有一定增加，</w:t>
+      </w:r>
+      <w:r>
+        <w:rPr>
+          <w:rFonts w:hint="eastAsia" w:ascii="方正仿宋_GBK" w:hAnsi="方正仿宋_GBK" w:eastAsia="方正仿宋_GBK" w:cs="方正仿宋_GBK"/>
+          <w:iCs/>
+          <w:sz w:val="24"/>
+        </w:rPr>
       </w:r>
       <w:r>
         <w:rPr>
@@ -19069,31 +18707,27 @@
           <w:sz w:val="24"/>
           <w:lang w:eastAsia="zh-CN"/>
         </w:rPr>
-        <w:t>2022</w:t>
-      </w:r>
-      <w:r>
-        <w:rPr>
-          <w:rFonts w:hint="eastAsia" w:ascii="方正仿宋_GBK" w:hAnsi="方正仿宋_GBK" w:eastAsia="方正仿宋_GBK" w:cs="方正仿宋_GBK"/>
-          <w:iCs/>
-          <w:sz w:val="24"/>
-        </w:rPr>
-        <w:t>年9月</w:t>
-      </w:r>
-      <w:r>
-        <w:rPr>
-          <w:rFonts w:ascii="方正仿宋_GBK" w:hAnsi="方正仿宋_GBK" w:eastAsia="方正仿宋_GBK" w:cs="方正仿宋_GBK"/>
-          <w:iCs/>
-          <w:sz w:val="24"/>
-        </w:rPr>
-        <w:t>末较年初，总负</w:t>
-      </w:r>
-      <w:r>
-        <w:rPr>
-          <w:rFonts w:hint="eastAsia" w:ascii="方正仿宋_GBK" w:hAnsi="方正仿宋_GBK" w:eastAsia="方正仿宋_GBK" w:cs="方正仿宋_GBK"/>
-          <w:iCs/>
-          <w:sz w:val="24"/>
-        </w:rPr>
-        <w:t>债增加了</w:t>
+      </w:r>
+      <w:r>
+        <w:rPr>
+          <w:rFonts w:hint="eastAsia" w:ascii="方正仿宋_GBK" w:hAnsi="方正仿宋_GBK" w:eastAsia="方正仿宋_GBK" w:cs="方正仿宋_GBK"/>
+          <w:iCs/>
+          <w:sz w:val="24"/>
+        </w:rPr>
+      </w:r>
+      <w:r>
+        <w:rPr>
+          <w:rFonts w:ascii="方正仿宋_GBK" w:hAnsi="方正仿宋_GBK" w:eastAsia="方正仿宋_GBK" w:cs="方正仿宋_GBK"/>
+          <w:iCs/>
+          <w:sz w:val="24"/>
+        </w:rPr>
+      </w:r>
+      <w:r>
+        <w:rPr>
+          <w:rFonts w:hint="eastAsia" w:ascii="方正仿宋_GBK" w:hAnsi="方正仿宋_GBK" w:eastAsia="方正仿宋_GBK" w:cs="方正仿宋_GBK"/>
+          <w:iCs/>
+          <w:sz w:val="24"/>
+        </w:rPr>
       </w:r>
       <w:r>
         <w:rPr>
@@ -19102,7 +18736,6 @@
           <w:sz w:val="24"/>
           <w:lang w:val="en-US" w:eastAsia="zh-CN"/>
         </w:rPr>
-        <w:t>6</w:t>
       </w:r>
       <w:r>
         <w:rPr>
@@ -19111,15 +18744,13 @@
           <w:sz w:val="24"/>
           <w:lang w:val="en-US" w:eastAsia="zh-CN"/>
         </w:rPr>
-        <w:t>2</w:t>
-      </w:r>
-      <w:r>
-        <w:rPr>
-          <w:rFonts w:hint="eastAsia" w:ascii="方正仿宋_GBK" w:hAnsi="方正仿宋_GBK" w:eastAsia="方正仿宋_GBK" w:cs="方正仿宋_GBK"/>
-          <w:iCs/>
-          <w:sz w:val="24"/>
-        </w:rPr>
-        <w:t>万元，</w:t>
+      </w:r>
+      <w:r>
+        <w:rPr>
+          <w:rFonts w:hint="eastAsia" w:ascii="方正仿宋_GBK" w:hAnsi="方正仿宋_GBK" w:eastAsia="方正仿宋_GBK" w:cs="方正仿宋_GBK"/>
+          <w:iCs/>
+          <w:sz w:val="24"/>
+        </w:rPr>
       </w:r>
       <w:r>
         <w:rPr>
@@ -19128,31 +18759,27 @@
           <w:sz w:val="24"/>
           <w:lang w:val="en-US" w:eastAsia="zh-CN"/>
         </w:rPr>
-        <w:t>增幅不大</w:t>
-      </w:r>
-      <w:r>
-        <w:rPr>
-          <w:rFonts w:hint="eastAsia" w:ascii="方正仿宋_GBK" w:hAnsi="方正仿宋_GBK" w:eastAsia="方正仿宋_GBK" w:cs="方正仿宋_GBK"/>
-          <w:iCs/>
-          <w:sz w:val="24"/>
-        </w:rPr>
-        <w:t>，公司</w:t>
-      </w:r>
-      <w:r>
-        <w:rPr>
-          <w:rFonts w:ascii="方正仿宋_GBK" w:hAnsi="方正仿宋_GBK" w:eastAsia="方正仿宋_GBK" w:cs="方正仿宋_GBK"/>
-          <w:iCs/>
-          <w:sz w:val="24"/>
-        </w:rPr>
-        <w:t>的负债</w:t>
-      </w:r>
-      <w:r>
-        <w:rPr>
-          <w:rFonts w:hint="eastAsia" w:ascii="方正仿宋_GBK" w:hAnsi="方正仿宋_GBK" w:eastAsia="方正仿宋_GBK" w:cs="方正仿宋_GBK"/>
-          <w:iCs/>
-          <w:sz w:val="24"/>
-        </w:rPr>
-        <w:t>主要分布在</w:t>
+      </w:r>
+      <w:r>
+        <w:rPr>
+          <w:rFonts w:hint="eastAsia" w:ascii="方正仿宋_GBK" w:hAnsi="方正仿宋_GBK" w:eastAsia="方正仿宋_GBK" w:cs="方正仿宋_GBK"/>
+          <w:iCs/>
+          <w:sz w:val="24"/>
+        </w:rPr>
+      </w:r>
+      <w:r>
+        <w:rPr>
+          <w:rFonts w:ascii="方正仿宋_GBK" w:hAnsi="方正仿宋_GBK" w:eastAsia="方正仿宋_GBK" w:cs="方正仿宋_GBK"/>
+          <w:iCs/>
+          <w:sz w:val="24"/>
+        </w:rPr>
+      </w:r>
+      <w:r>
+        <w:rPr>
+          <w:rFonts w:hint="eastAsia" w:ascii="方正仿宋_GBK" w:hAnsi="方正仿宋_GBK" w:eastAsia="方正仿宋_GBK" w:cs="方正仿宋_GBK"/>
+          <w:iCs/>
+          <w:sz w:val="24"/>
+        </w:rPr>
       </w:r>
       <w:r>
         <w:rPr>
@@ -19161,215 +18788,188 @@
           <w:sz w:val="24"/>
           <w:lang w:val="en-US" w:eastAsia="zh-CN"/>
         </w:rPr>
-        <w:t>短期借款、</w:t>
-      </w:r>
-      <w:r>
-        <w:rPr>
-          <w:rFonts w:hint="eastAsia" w:ascii="方正仿宋_GBK" w:hAnsi="方正仿宋_GBK" w:eastAsia="方正仿宋_GBK" w:cs="方正仿宋_GBK"/>
-          <w:iCs/>
-          <w:sz w:val="24"/>
-        </w:rPr>
-        <w:t>应付账款</w:t>
-      </w:r>
-      <w:r>
-        <w:rPr>
-          <w:rFonts w:ascii="方正仿宋_GBK" w:hAnsi="方正仿宋_GBK" w:eastAsia="方正仿宋_GBK" w:cs="方正仿宋_GBK"/>
-          <w:iCs/>
-          <w:sz w:val="24"/>
-        </w:rPr>
-        <w:t>、其他流动负债及应付职工薪酬。</w:t>
-      </w:r>
-      <w:r>
-        <w:rPr>
-          <w:rFonts w:hint="eastAsia" w:ascii="方正仿宋_GBK" w:hAnsi="方正仿宋_GBK" w:eastAsia="方正仿宋_GBK" w:cs="方正仿宋_GBK"/>
-          <w:iCs/>
-          <w:sz w:val="24"/>
-        </w:rPr>
-        <w:t>其中其他</w:t>
-      </w:r>
-      <w:r>
-        <w:rPr>
-          <w:rFonts w:ascii="方正仿宋_GBK" w:hAnsi="方正仿宋_GBK" w:eastAsia="方正仿宋_GBK" w:cs="方正仿宋_GBK"/>
-          <w:iCs/>
-          <w:sz w:val="24"/>
-        </w:rPr>
-        <w:t>流动负债为</w:t>
-      </w:r>
-      <w:r>
-        <w:rPr>
-          <w:rFonts w:hint="eastAsia" w:ascii="方正仿宋_GBK" w:hAnsi="方正仿宋_GBK" w:eastAsia="方正仿宋_GBK" w:cs="方正仿宋_GBK"/>
-          <w:iCs/>
-          <w:sz w:val="24"/>
-        </w:rPr>
-        <w:t>向</w:t>
-      </w:r>
-      <w:r>
-        <w:rPr>
-          <w:rFonts w:ascii="方正仿宋_GBK" w:hAnsi="方正仿宋_GBK" w:eastAsia="方正仿宋_GBK" w:cs="方正仿宋_GBK"/>
-          <w:iCs/>
-          <w:sz w:val="24"/>
-        </w:rPr>
-        <w:t>母公司的借款。</w:t>
-      </w:r>
-      <w:r>
-        <w:rPr>
-          <w:rFonts w:hint="eastAsia" w:ascii="方正仿宋_GBK" w:hAnsi="方正仿宋_GBK" w:eastAsia="方正仿宋_GBK" w:cs="方正仿宋_GBK"/>
-          <w:iCs/>
-          <w:sz w:val="24"/>
-        </w:rPr>
-        <w:t>负债构成</w:t>
-      </w:r>
-      <w:r>
-        <w:rPr>
-          <w:rFonts w:ascii="方正仿宋_GBK" w:hAnsi="方正仿宋_GBK" w:eastAsia="方正仿宋_GBK" w:cs="方正仿宋_GBK"/>
-          <w:iCs/>
-          <w:sz w:val="24"/>
-        </w:rPr>
-        <w:t>以</w:t>
-      </w:r>
-      <w:r>
-        <w:rPr>
-          <w:rFonts w:hint="eastAsia" w:ascii="方正仿宋_GBK" w:hAnsi="方正仿宋_GBK" w:eastAsia="方正仿宋_GBK" w:cs="方正仿宋_GBK"/>
-          <w:iCs/>
-          <w:sz w:val="24"/>
-        </w:rPr>
-        <w:t>流动负债为主，主要原因</w:t>
-      </w:r>
-      <w:r>
-        <w:rPr>
-          <w:rFonts w:ascii="方正仿宋_GBK" w:hAnsi="方正仿宋_GBK" w:eastAsia="方正仿宋_GBK" w:cs="方正仿宋_GBK"/>
-          <w:iCs/>
-          <w:sz w:val="24"/>
-        </w:rPr>
-        <w:t>为</w:t>
-      </w:r>
-      <w:r>
-        <w:rPr>
-          <w:rFonts w:hint="eastAsia" w:ascii="方正仿宋_GBK" w:hAnsi="方正仿宋_GBK" w:eastAsia="方正仿宋_GBK" w:cs="方正仿宋_GBK"/>
-          <w:iCs/>
-          <w:sz w:val="24"/>
-        </w:rPr>
-        <w:t>企业</w:t>
-      </w:r>
-      <w:r>
-        <w:rPr>
-          <w:rFonts w:ascii="方正仿宋_GBK" w:hAnsi="方正仿宋_GBK" w:eastAsia="方正仿宋_GBK" w:cs="方正仿宋_GBK"/>
-          <w:iCs/>
-          <w:sz w:val="24"/>
-        </w:rPr>
-        <w:t>属于轻资产运营企业本身固定资产偏少，</w:t>
-      </w:r>
-      <w:r>
-        <w:rPr>
-          <w:rFonts w:hint="eastAsia" w:ascii="方正仿宋_GBK" w:hAnsi="方正仿宋_GBK" w:eastAsia="方正仿宋_GBK" w:cs="方正仿宋_GBK"/>
-          <w:iCs/>
-          <w:sz w:val="24"/>
-        </w:rPr>
-        <w:t>同时</w:t>
-      </w:r>
-      <w:r>
-        <w:rPr>
-          <w:rFonts w:ascii="方正仿宋_GBK" w:hAnsi="方正仿宋_GBK" w:eastAsia="方正仿宋_GBK" w:cs="方正仿宋_GBK"/>
-          <w:iCs/>
-          <w:sz w:val="24"/>
-        </w:rPr>
-        <w:t>本身业务以</w:t>
-      </w:r>
-      <w:r>
-        <w:rPr>
-          <w:rFonts w:hint="eastAsia" w:ascii="方正仿宋_GBK" w:hAnsi="方正仿宋_GBK" w:eastAsia="方正仿宋_GBK" w:cs="方正仿宋_GBK"/>
-          <w:iCs/>
-          <w:sz w:val="24"/>
-        </w:rPr>
-        <w:t>提供测绘</w:t>
-      </w:r>
-      <w:r>
-        <w:rPr>
-          <w:rFonts w:ascii="方正仿宋_GBK" w:hAnsi="方正仿宋_GBK" w:eastAsia="方正仿宋_GBK" w:cs="方正仿宋_GBK"/>
-          <w:iCs/>
-          <w:sz w:val="24"/>
-        </w:rPr>
-        <w:t>及相关专业</w:t>
-      </w:r>
-      <w:r>
-        <w:rPr>
-          <w:rFonts w:hint="eastAsia" w:ascii="方正仿宋_GBK" w:hAnsi="方正仿宋_GBK" w:eastAsia="方正仿宋_GBK" w:cs="方正仿宋_GBK"/>
-          <w:iCs/>
-          <w:sz w:val="24"/>
-        </w:rPr>
-        <w:t>技术</w:t>
-      </w:r>
-      <w:r>
-        <w:rPr>
-          <w:rFonts w:ascii="方正仿宋_GBK" w:hAnsi="方正仿宋_GBK" w:eastAsia="方正仿宋_GBK" w:cs="方正仿宋_GBK"/>
-          <w:iCs/>
-          <w:sz w:val="24"/>
-        </w:rPr>
-        <w:t>服务</w:t>
-      </w:r>
-      <w:r>
-        <w:rPr>
-          <w:rFonts w:hint="eastAsia" w:ascii="方正仿宋_GBK" w:hAnsi="方正仿宋_GBK" w:eastAsia="方正仿宋_GBK" w:cs="方正仿宋_GBK"/>
-          <w:iCs/>
-          <w:sz w:val="24"/>
-        </w:rPr>
-        <w:t>为主</w:t>
-      </w:r>
-      <w:r>
-        <w:rPr>
-          <w:rFonts w:ascii="方正仿宋_GBK" w:hAnsi="方正仿宋_GBK" w:eastAsia="方正仿宋_GBK" w:cs="方正仿宋_GBK"/>
-          <w:iCs/>
-          <w:sz w:val="24"/>
-        </w:rPr>
-        <w:t>，采购</w:t>
-      </w:r>
-      <w:r>
-        <w:rPr>
-          <w:rFonts w:hint="eastAsia" w:ascii="方正仿宋_GBK" w:hAnsi="方正仿宋_GBK" w:eastAsia="方正仿宋_GBK" w:cs="方正仿宋_GBK"/>
-          <w:iCs/>
-          <w:sz w:val="24"/>
-        </w:rPr>
-        <w:t>方面</w:t>
-      </w:r>
-      <w:r>
-        <w:rPr>
-          <w:rFonts w:ascii="方正仿宋_GBK" w:hAnsi="方正仿宋_GBK" w:eastAsia="方正仿宋_GBK" w:cs="方正仿宋_GBK"/>
-          <w:iCs/>
-          <w:sz w:val="24"/>
-        </w:rPr>
-        <w:t>除了基本的办公用品及测绘道具采购外其他均为</w:t>
-      </w:r>
-      <w:r>
-        <w:rPr>
-          <w:rFonts w:hint="eastAsia" w:ascii="方正仿宋_GBK" w:hAnsi="方正仿宋_GBK" w:eastAsia="方正仿宋_GBK" w:cs="方正仿宋_GBK"/>
-          <w:iCs/>
-          <w:sz w:val="24"/>
-        </w:rPr>
-        <w:t>直接购买</w:t>
-      </w:r>
-      <w:r>
-        <w:rPr>
-          <w:rFonts w:ascii="方正仿宋_GBK" w:hAnsi="方正仿宋_GBK" w:eastAsia="方正仿宋_GBK" w:cs="方正仿宋_GBK"/>
-          <w:iCs/>
-          <w:sz w:val="24"/>
-        </w:rPr>
-        <w:t>测绘数据，因此</w:t>
-      </w:r>
-      <w:r>
-        <w:rPr>
-          <w:rFonts w:hint="eastAsia" w:ascii="方正仿宋_GBK" w:hAnsi="方正仿宋_GBK" w:eastAsia="方正仿宋_GBK" w:cs="方正仿宋_GBK"/>
-          <w:iCs/>
-          <w:sz w:val="24"/>
-        </w:rPr>
-        <w:t>负债结构较为稳定</w:t>
-      </w:r>
-      <w:r>
-        <w:rPr>
-          <w:rFonts w:ascii="方正仿宋_GBK" w:hAnsi="方正仿宋_GBK" w:eastAsia="方正仿宋_GBK" w:cs="方正仿宋_GBK"/>
-          <w:iCs/>
-          <w:sz w:val="24"/>
-        </w:rPr>
-        <w:t>。</w:t>
+      </w:r>
+      <w:r>
+        <w:rPr>
+          <w:rFonts w:hint="eastAsia" w:ascii="方正仿宋_GBK" w:hAnsi="方正仿宋_GBK" w:eastAsia="方正仿宋_GBK" w:cs="方正仿宋_GBK"/>
+          <w:iCs/>
+          <w:sz w:val="24"/>
+        </w:rPr>
+      </w:r>
+      <w:r>
+        <w:rPr>
+          <w:rFonts w:ascii="方正仿宋_GBK" w:hAnsi="方正仿宋_GBK" w:eastAsia="方正仿宋_GBK" w:cs="方正仿宋_GBK"/>
+          <w:iCs/>
+          <w:sz w:val="24"/>
+        </w:rPr>
+      </w:r>
+      <w:r>
+        <w:rPr>
+          <w:rFonts w:hint="eastAsia" w:ascii="方正仿宋_GBK" w:hAnsi="方正仿宋_GBK" w:eastAsia="方正仿宋_GBK" w:cs="方正仿宋_GBK"/>
+          <w:iCs/>
+          <w:sz w:val="24"/>
+        </w:rPr>
+      </w:r>
+      <w:r>
+        <w:rPr>
+          <w:rFonts w:ascii="方正仿宋_GBK" w:hAnsi="方正仿宋_GBK" w:eastAsia="方正仿宋_GBK" w:cs="方正仿宋_GBK"/>
+          <w:iCs/>
+          <w:sz w:val="24"/>
+        </w:rPr>
+      </w:r>
+      <w:r>
+        <w:rPr>
+          <w:rFonts w:hint="eastAsia" w:ascii="方正仿宋_GBK" w:hAnsi="方正仿宋_GBK" w:eastAsia="方正仿宋_GBK" w:cs="方正仿宋_GBK"/>
+          <w:iCs/>
+          <w:sz w:val="24"/>
+        </w:rPr>
+      </w:r>
+      <w:r>
+        <w:rPr>
+          <w:rFonts w:ascii="方正仿宋_GBK" w:hAnsi="方正仿宋_GBK" w:eastAsia="方正仿宋_GBK" w:cs="方正仿宋_GBK"/>
+          <w:iCs/>
+          <w:sz w:val="24"/>
+        </w:rPr>
+      </w:r>
+      <w:r>
+        <w:rPr>
+          <w:rFonts w:hint="eastAsia" w:ascii="方正仿宋_GBK" w:hAnsi="方正仿宋_GBK" w:eastAsia="方正仿宋_GBK" w:cs="方正仿宋_GBK"/>
+          <w:iCs/>
+          <w:sz w:val="24"/>
+        </w:rPr>
+      </w:r>
+      <w:r>
+        <w:rPr>
+          <w:rFonts w:ascii="方正仿宋_GBK" w:hAnsi="方正仿宋_GBK" w:eastAsia="方正仿宋_GBK" w:cs="方正仿宋_GBK"/>
+          <w:iCs/>
+          <w:sz w:val="24"/>
+        </w:rPr>
+      </w:r>
+      <w:r>
+        <w:rPr>
+          <w:rFonts w:hint="eastAsia" w:ascii="方正仿宋_GBK" w:hAnsi="方正仿宋_GBK" w:eastAsia="方正仿宋_GBK" w:cs="方正仿宋_GBK"/>
+          <w:iCs/>
+          <w:sz w:val="24"/>
+        </w:rPr>
+      </w:r>
+      <w:r>
+        <w:rPr>
+          <w:rFonts w:ascii="方正仿宋_GBK" w:hAnsi="方正仿宋_GBK" w:eastAsia="方正仿宋_GBK" w:cs="方正仿宋_GBK"/>
+          <w:iCs/>
+          <w:sz w:val="24"/>
+        </w:rPr>
+      </w:r>
+      <w:r>
+        <w:rPr>
+          <w:rFonts w:hint="eastAsia" w:ascii="方正仿宋_GBK" w:hAnsi="方正仿宋_GBK" w:eastAsia="方正仿宋_GBK" w:cs="方正仿宋_GBK"/>
+          <w:iCs/>
+          <w:sz w:val="24"/>
+        </w:rPr>
+      </w:r>
+      <w:r>
+        <w:rPr>
+          <w:rFonts w:ascii="方正仿宋_GBK" w:hAnsi="方正仿宋_GBK" w:eastAsia="方正仿宋_GBK" w:cs="方正仿宋_GBK"/>
+          <w:iCs/>
+          <w:sz w:val="24"/>
+        </w:rPr>
+      </w:r>
+      <w:r>
+        <w:rPr>
+          <w:rFonts w:hint="eastAsia" w:ascii="方正仿宋_GBK" w:hAnsi="方正仿宋_GBK" w:eastAsia="方正仿宋_GBK" w:cs="方正仿宋_GBK"/>
+          <w:iCs/>
+          <w:sz w:val="24"/>
+        </w:rPr>
+      </w:r>
+      <w:r>
+        <w:rPr>
+          <w:rFonts w:ascii="方正仿宋_GBK" w:hAnsi="方正仿宋_GBK" w:eastAsia="方正仿宋_GBK" w:cs="方正仿宋_GBK"/>
+          <w:iCs/>
+          <w:sz w:val="24"/>
+        </w:rPr>
+      </w:r>
+      <w:r>
+        <w:rPr>
+          <w:rFonts w:hint="eastAsia" w:ascii="方正仿宋_GBK" w:hAnsi="方正仿宋_GBK" w:eastAsia="方正仿宋_GBK" w:cs="方正仿宋_GBK"/>
+          <w:iCs/>
+          <w:sz w:val="24"/>
+        </w:rPr>
+      </w:r>
+      <w:r>
+        <w:rPr>
+          <w:rFonts w:ascii="方正仿宋_GBK" w:hAnsi="方正仿宋_GBK" w:eastAsia="方正仿宋_GBK" w:cs="方正仿宋_GBK"/>
+          <w:iCs/>
+          <w:sz w:val="24"/>
+        </w:rPr>
+      </w:r>
+      <w:r>
+        <w:rPr>
+          <w:rFonts w:hint="eastAsia" w:ascii="方正仿宋_GBK" w:hAnsi="方正仿宋_GBK" w:eastAsia="方正仿宋_GBK" w:cs="方正仿宋_GBK"/>
+          <w:iCs/>
+          <w:sz w:val="24"/>
+        </w:rPr>
+      </w:r>
+      <w:r>
+        <w:rPr>
+          <w:rFonts w:ascii="方正仿宋_GBK" w:hAnsi="方正仿宋_GBK" w:eastAsia="方正仿宋_GBK" w:cs="方正仿宋_GBK"/>
+          <w:iCs/>
+          <w:sz w:val="24"/>
+        </w:rPr>
+      </w:r>
+      <w:r>
+        <w:rPr>
+          <w:rFonts w:hint="eastAsia" w:ascii="方正仿宋_GBK" w:hAnsi="方正仿宋_GBK" w:eastAsia="方正仿宋_GBK" w:cs="方正仿宋_GBK"/>
+          <w:iCs/>
+          <w:sz w:val="24"/>
+        </w:rPr>
+      </w:r>
+      <w:r>
+        <w:rPr>
+          <w:rFonts w:ascii="方正仿宋_GBK" w:hAnsi="方正仿宋_GBK" w:eastAsia="方正仿宋_GBK" w:cs="方正仿宋_GBK"/>
+          <w:iCs/>
+          <w:sz w:val="24"/>
+        </w:rPr>
+      </w:r>
+      <w:r>
+        <w:rPr>
+          <w:rFonts w:hint="eastAsia" w:ascii="方正仿宋_GBK" w:hAnsi="方正仿宋_GBK" w:eastAsia="方正仿宋_GBK" w:cs="方正仿宋_GBK"/>
+          <w:iCs/>
+          <w:sz w:val="24"/>
+        </w:rPr>
+      </w:r>
+      <w:r>
+        <w:rPr>
+          <w:rFonts w:ascii="方正仿宋_GBK" w:hAnsi="方正仿宋_GBK" w:eastAsia="方正仿宋_GBK" w:cs="方正仿宋_GBK"/>
+          <w:iCs/>
+          <w:sz w:val="24"/>
+        </w:rPr>
+      </w:r>
+      <w:r>
+        <w:rPr>
+          <w:rFonts w:hint="eastAsia" w:ascii="方正仿宋_GBK" w:hAnsi="方正仿宋_GBK" w:eastAsia="方正仿宋_GBK" w:cs="方正仿宋_GBK"/>
+          <w:iCs/>
+          <w:sz w:val="24"/>
+        </w:rPr>
+      </w:r>
+      <w:r>
+        <w:rPr>
+          <w:rFonts w:ascii="方正仿宋_GBK" w:hAnsi="方正仿宋_GBK" w:eastAsia="方正仿宋_GBK" w:cs="方正仿宋_GBK"/>
+          <w:iCs/>
+          <w:sz w:val="24"/>
+        </w:rPr>
+      </w:r>
+      <w:r>
+        <w:rPr>
+          <w:rFonts w:hint="eastAsia" w:ascii="方正仿宋_GBK" w:hAnsi="方正仿宋_GBK" w:eastAsia="方正仿宋_GBK" w:cs="方正仿宋_GBK"/>
+          <w:iCs/>
+          <w:sz w:val="24"/>
+        </w:rPr>
+      </w:r>
+      <w:r>
+        <w:rPr>
+          <w:rFonts w:ascii="方正仿宋_GBK" w:hAnsi="方正仿宋_GBK" w:eastAsia="方正仿宋_GBK" w:cs="方正仿宋_GBK"/>
+          <w:iCs/>
+          <w:sz w:val="24"/>
+        </w:rPr>
       </w:r>
     </w:p>
     <w:p>
@@ -20371,15 +19971,14 @@
           <w:color w:val="000000"/>
           <w:sz w:val="24"/>
         </w:rPr>
-        <w:t>存货</w:t>
-      </w:r>
-      <w:r>
-        <w:rPr>
-          <w:rFonts w:hint="eastAsia" w:ascii="方正仿宋_GBK" w:hAnsi="方正仿宋_GBK" w:eastAsia="方正仿宋_GBK" w:cs="方正仿宋_GBK"/>
-          <w:color w:val="000000"/>
-          <w:sz w:val="24"/>
-        </w:rPr>
-        <w:t>：截至</w:t>
+        <w:t>存货：公司存货整体呈一定波动趋势，企业存货主要为发出商品和劳务成本两类，劳务成本为业务项目中收入未确认前产生的相关成本，在项目收入确认之后会计入企业的主营业务成本中。</w:t>
+      </w:r>
+      <w:r>
+        <w:rPr>
+          <w:rFonts w:hint="eastAsia" w:ascii="方正仿宋_GBK" w:hAnsi="方正仿宋_GBK" w:eastAsia="方正仿宋_GBK" w:cs="方正仿宋_GBK"/>
+          <w:color w:val="000000"/>
+          <w:sz w:val="24"/>
+        </w:rPr>
       </w:r>
       <w:r>
         <w:rPr>
@@ -20388,15 +19987,13 @@
           <w:sz w:val="24"/>
           <w:lang w:eastAsia="zh-CN"/>
         </w:rPr>
-        <w:t>2022</w:t>
-      </w:r>
-      <w:r>
-        <w:rPr>
-          <w:rFonts w:hint="eastAsia" w:ascii="方正仿宋_GBK" w:hAnsi="方正仿宋_GBK" w:eastAsia="方正仿宋_GBK" w:cs="方正仿宋_GBK"/>
-          <w:color w:val="000000"/>
-          <w:sz w:val="24"/>
-        </w:rPr>
-        <w:t>年9月末，公司存货</w:t>
+      </w:r>
+      <w:r>
+        <w:rPr>
+          <w:rFonts w:hint="eastAsia" w:ascii="方正仿宋_GBK" w:hAnsi="方正仿宋_GBK" w:eastAsia="方正仿宋_GBK" w:cs="方正仿宋_GBK"/>
+          <w:color w:val="000000"/>
+          <w:sz w:val="24"/>
+        </w:rPr>
       </w:r>
       <w:r>
         <w:rPr>
@@ -20405,15 +20002,13 @@
           <w:sz w:val="24"/>
           <w:lang w:val="en-US" w:eastAsia="zh-CN"/>
         </w:rPr>
-        <w:t>1427</w:t>
-      </w:r>
-      <w:r>
-        <w:rPr>
-          <w:rFonts w:hint="eastAsia" w:ascii="方正仿宋_GBK" w:hAnsi="方正仿宋_GBK" w:eastAsia="方正仿宋_GBK" w:cs="方正仿宋_GBK"/>
-          <w:color w:val="000000"/>
-          <w:sz w:val="24"/>
-        </w:rPr>
-        <w:t>万元，较</w:t>
+      </w:r>
+      <w:r>
+        <w:rPr>
+          <w:rFonts w:hint="eastAsia" w:ascii="方正仿宋_GBK" w:hAnsi="方正仿宋_GBK" w:eastAsia="方正仿宋_GBK" w:cs="方正仿宋_GBK"/>
+          <w:color w:val="000000"/>
+          <w:sz w:val="24"/>
+        </w:rPr>
       </w:r>
       <w:r>
         <w:rPr>
@@ -20422,15 +20017,13 @@
           <w:sz w:val="24"/>
           <w:lang w:eastAsia="zh-CN"/>
         </w:rPr>
-        <w:t>2021</w:t>
-      </w:r>
-      <w:r>
-        <w:rPr>
-          <w:rFonts w:hint="eastAsia" w:ascii="方正仿宋_GBK" w:hAnsi="方正仿宋_GBK" w:eastAsia="方正仿宋_GBK" w:cs="方正仿宋_GBK"/>
-          <w:color w:val="000000"/>
-          <w:sz w:val="24"/>
-        </w:rPr>
-        <w:t>年末增加了</w:t>
+      </w:r>
+      <w:r>
+        <w:rPr>
+          <w:rFonts w:hint="eastAsia" w:ascii="方正仿宋_GBK" w:hAnsi="方正仿宋_GBK" w:eastAsia="方正仿宋_GBK" w:cs="方正仿宋_GBK"/>
+          <w:color w:val="000000"/>
+          <w:sz w:val="24"/>
+        </w:rPr>
       </w:r>
       <w:r>
         <w:rPr>
@@ -20439,15 +20032,13 @@
           <w:sz w:val="24"/>
           <w:lang w:val="en-US" w:eastAsia="zh-CN"/>
         </w:rPr>
-        <w:t>660</w:t>
-      </w:r>
-      <w:r>
-        <w:rPr>
-          <w:rFonts w:hint="eastAsia" w:ascii="方正仿宋_GBK" w:hAnsi="方正仿宋_GBK" w:eastAsia="方正仿宋_GBK" w:cs="方正仿宋_GBK"/>
-          <w:color w:val="000000"/>
-          <w:sz w:val="24"/>
-        </w:rPr>
-        <w:t>万元，根据企业反映主要是根据上市IPO会计核算要求，对于高端服务类行业，未结转收入的项目，对应已经支出的劳务成本（即各项费用支出）体现在资产负债表存货科目约</w:t>
+      </w:r>
+      <w:r>
+        <w:rPr>
+          <w:rFonts w:hint="eastAsia" w:ascii="方正仿宋_GBK" w:hAnsi="方正仿宋_GBK" w:eastAsia="方正仿宋_GBK" w:cs="方正仿宋_GBK"/>
+          <w:color w:val="000000"/>
+          <w:sz w:val="24"/>
+        </w:rPr>
       </w:r>
       <w:r>
         <w:rPr>
@@ -20456,183 +20047,160 @@
           <w:sz w:val="24"/>
           <w:lang w:val="en-US" w:eastAsia="zh-CN"/>
         </w:rPr>
-        <w:t>1427</w:t>
-      </w:r>
-      <w:r>
-        <w:rPr>
-          <w:rFonts w:hint="eastAsia" w:ascii="方正仿宋_GBK" w:hAnsi="方正仿宋_GBK" w:eastAsia="方正仿宋_GBK" w:cs="方正仿宋_GBK"/>
-          <w:color w:val="000000"/>
-          <w:sz w:val="24"/>
-        </w:rPr>
-        <w:t>万元。企业存货</w:t>
-      </w:r>
-      <w:r>
-        <w:rPr>
-          <w:rFonts w:ascii="方正仿宋_GBK" w:hAnsi="方正仿宋_GBK" w:eastAsia="方正仿宋_GBK" w:cs="方正仿宋_GBK"/>
-          <w:color w:val="000000"/>
-          <w:sz w:val="24"/>
-        </w:rPr>
-        <w:t>主要分为两类，</w:t>
-      </w:r>
-      <w:r>
-        <w:rPr>
-          <w:rFonts w:hint="eastAsia" w:ascii="方正仿宋_GBK" w:hAnsi="方正仿宋_GBK" w:eastAsia="方正仿宋_GBK" w:cs="方正仿宋_GBK"/>
-          <w:color w:val="000000"/>
-          <w:sz w:val="24"/>
-        </w:rPr>
-        <w:t>一个是发出商品</w:t>
-      </w:r>
-      <w:r>
-        <w:rPr>
-          <w:rFonts w:ascii="方正仿宋_GBK" w:hAnsi="方正仿宋_GBK" w:eastAsia="方正仿宋_GBK" w:cs="方正仿宋_GBK"/>
-          <w:color w:val="000000"/>
-          <w:sz w:val="24"/>
-        </w:rPr>
-        <w:t>约占</w:t>
-      </w:r>
-      <w:r>
-        <w:rPr>
-          <w:rFonts w:hint="eastAsia" w:ascii="方正仿宋_GBK" w:hAnsi="方正仿宋_GBK" w:eastAsia="方正仿宋_GBK" w:cs="方正仿宋_GBK"/>
-          <w:color w:val="000000"/>
-          <w:sz w:val="24"/>
-        </w:rPr>
-        <w:t>存货</w:t>
-      </w:r>
-      <w:r>
-        <w:rPr>
-          <w:rFonts w:ascii="方正仿宋_GBK" w:hAnsi="方正仿宋_GBK" w:eastAsia="方正仿宋_GBK" w:cs="方正仿宋_GBK"/>
-          <w:color w:val="000000"/>
-          <w:sz w:val="24"/>
-        </w:rPr>
-        <w:t>的</w:t>
-      </w:r>
-      <w:r>
-        <w:rPr>
-          <w:rFonts w:hint="eastAsia" w:ascii="方正仿宋_GBK" w:hAnsi="方正仿宋_GBK" w:eastAsia="方正仿宋_GBK" w:cs="方正仿宋_GBK"/>
-          <w:color w:val="000000"/>
-          <w:sz w:val="24"/>
-        </w:rPr>
-        <w:t>42</w:t>
-      </w:r>
-      <w:r>
-        <w:rPr>
-          <w:rFonts w:ascii="方正仿宋_GBK" w:hAnsi="方正仿宋_GBK" w:eastAsia="方正仿宋_GBK" w:cs="方正仿宋_GBK"/>
-          <w:color w:val="000000"/>
-          <w:sz w:val="24"/>
-        </w:rPr>
-        <w:t>%另一个是</w:t>
-      </w:r>
-      <w:r>
-        <w:rPr>
-          <w:rFonts w:hint="eastAsia" w:ascii="方正仿宋_GBK" w:hAnsi="方正仿宋_GBK" w:eastAsia="方正仿宋_GBK" w:cs="方正仿宋_GBK"/>
-          <w:color w:val="000000"/>
-          <w:sz w:val="24"/>
-        </w:rPr>
-        <w:t>劳务成本</w:t>
-      </w:r>
-      <w:r>
-        <w:rPr>
-          <w:rFonts w:ascii="方正仿宋_GBK" w:hAnsi="方正仿宋_GBK" w:eastAsia="方正仿宋_GBK" w:cs="方正仿宋_GBK"/>
-          <w:color w:val="000000"/>
-          <w:sz w:val="24"/>
-        </w:rPr>
-        <w:t>约占存货的</w:t>
-      </w:r>
-      <w:r>
-        <w:rPr>
-          <w:rFonts w:hint="eastAsia" w:ascii="方正仿宋_GBK" w:hAnsi="方正仿宋_GBK" w:eastAsia="方正仿宋_GBK" w:cs="方正仿宋_GBK"/>
-          <w:color w:val="000000"/>
-          <w:sz w:val="24"/>
-        </w:rPr>
-        <w:t>58</w:t>
-      </w:r>
-      <w:r>
-        <w:rPr>
-          <w:rFonts w:ascii="方正仿宋_GBK" w:hAnsi="方正仿宋_GBK" w:eastAsia="方正仿宋_GBK" w:cs="方正仿宋_GBK"/>
-          <w:color w:val="000000"/>
-          <w:sz w:val="24"/>
-        </w:rPr>
-        <w:t>%</w:t>
-      </w:r>
-      <w:r>
-        <w:rPr>
-          <w:rFonts w:hint="eastAsia" w:ascii="方正仿宋_GBK" w:hAnsi="方正仿宋_GBK" w:eastAsia="方正仿宋_GBK" w:cs="方正仿宋_GBK"/>
-          <w:color w:val="000000"/>
-          <w:sz w:val="24"/>
-        </w:rPr>
-        <w:t>，其中</w:t>
-      </w:r>
-      <w:r>
-        <w:rPr>
-          <w:rFonts w:ascii="方正仿宋_GBK" w:hAnsi="方正仿宋_GBK" w:eastAsia="方正仿宋_GBK" w:cs="方正仿宋_GBK"/>
-          <w:color w:val="000000"/>
-          <w:sz w:val="24"/>
-        </w:rPr>
-        <w:t>劳务成本为</w:t>
-      </w:r>
-      <w:r>
-        <w:rPr>
-          <w:rFonts w:hint="eastAsia" w:ascii="方正仿宋_GBK" w:hAnsi="方正仿宋_GBK" w:eastAsia="方正仿宋_GBK" w:cs="方正仿宋_GBK"/>
-          <w:color w:val="000000"/>
-          <w:sz w:val="24"/>
-        </w:rPr>
-        <w:t>测绘</w:t>
-      </w:r>
-      <w:r>
-        <w:rPr>
-          <w:rFonts w:ascii="方正仿宋_GBK" w:hAnsi="方正仿宋_GBK" w:eastAsia="方正仿宋_GBK" w:cs="方正仿宋_GBK"/>
-          <w:color w:val="000000"/>
-          <w:sz w:val="24"/>
-        </w:rPr>
-        <w:t>项目中</w:t>
-      </w:r>
-      <w:r>
-        <w:rPr>
-          <w:rFonts w:hint="eastAsia" w:ascii="方正仿宋_GBK" w:hAnsi="方正仿宋_GBK" w:eastAsia="方正仿宋_GBK" w:cs="方正仿宋_GBK"/>
-          <w:color w:val="000000"/>
-          <w:sz w:val="24"/>
-        </w:rPr>
-        <w:t>收入</w:t>
-      </w:r>
-      <w:r>
-        <w:rPr>
-          <w:rFonts w:ascii="方正仿宋_GBK" w:hAnsi="方正仿宋_GBK" w:eastAsia="方正仿宋_GBK" w:cs="方正仿宋_GBK"/>
-          <w:color w:val="000000"/>
-          <w:sz w:val="24"/>
-        </w:rPr>
-        <w:t>未确认前产生的劳务成本，</w:t>
-      </w:r>
-      <w:r>
-        <w:rPr>
-          <w:rFonts w:hint="eastAsia" w:ascii="方正仿宋_GBK" w:hAnsi="方正仿宋_GBK" w:eastAsia="方正仿宋_GBK" w:cs="方正仿宋_GBK"/>
-          <w:color w:val="000000"/>
-          <w:sz w:val="24"/>
-        </w:rPr>
-        <w:t>在项目收入</w:t>
-      </w:r>
-      <w:r>
-        <w:rPr>
-          <w:rFonts w:ascii="方正仿宋_GBK" w:hAnsi="方正仿宋_GBK" w:eastAsia="方正仿宋_GBK" w:cs="方正仿宋_GBK"/>
-          <w:color w:val="000000"/>
-          <w:sz w:val="24"/>
-        </w:rPr>
-        <w:t>确认之后会计入企业的</w:t>
-      </w:r>
-      <w:r>
-        <w:rPr>
-          <w:rFonts w:hint="eastAsia" w:ascii="方正仿宋_GBK" w:hAnsi="方正仿宋_GBK" w:eastAsia="方正仿宋_GBK" w:cs="方正仿宋_GBK"/>
-          <w:color w:val="000000"/>
-          <w:sz w:val="24"/>
-        </w:rPr>
-        <w:t>主营业务</w:t>
-      </w:r>
-      <w:r>
-        <w:rPr>
-          <w:rFonts w:ascii="方正仿宋_GBK" w:hAnsi="方正仿宋_GBK" w:eastAsia="方正仿宋_GBK" w:cs="方正仿宋_GBK"/>
-          <w:color w:val="000000"/>
-          <w:sz w:val="24"/>
-        </w:rPr>
-        <w:t>成本中。</w:t>
+      </w:r>
+      <w:r>
+        <w:rPr>
+          <w:rFonts w:hint="eastAsia" w:ascii="方正仿宋_GBK" w:hAnsi="方正仿宋_GBK" w:eastAsia="方正仿宋_GBK" w:cs="方正仿宋_GBK"/>
+          <w:color w:val="000000"/>
+          <w:sz w:val="24"/>
+        </w:rPr>
+      </w:r>
+      <w:r>
+        <w:rPr>
+          <w:rFonts w:ascii="方正仿宋_GBK" w:hAnsi="方正仿宋_GBK" w:eastAsia="方正仿宋_GBK" w:cs="方正仿宋_GBK"/>
+          <w:color w:val="000000"/>
+          <w:sz w:val="24"/>
+        </w:rPr>
+      </w:r>
+      <w:r>
+        <w:rPr>
+          <w:rFonts w:hint="eastAsia" w:ascii="方正仿宋_GBK" w:hAnsi="方正仿宋_GBK" w:eastAsia="方正仿宋_GBK" w:cs="方正仿宋_GBK"/>
+          <w:color w:val="000000"/>
+          <w:sz w:val="24"/>
+        </w:rPr>
+      </w:r>
+      <w:r>
+        <w:rPr>
+          <w:rFonts w:ascii="方正仿宋_GBK" w:hAnsi="方正仿宋_GBK" w:eastAsia="方正仿宋_GBK" w:cs="方正仿宋_GBK"/>
+          <w:color w:val="000000"/>
+          <w:sz w:val="24"/>
+        </w:rPr>
+      </w:r>
+      <w:r>
+        <w:rPr>
+          <w:rFonts w:hint="eastAsia" w:ascii="方正仿宋_GBK" w:hAnsi="方正仿宋_GBK" w:eastAsia="方正仿宋_GBK" w:cs="方正仿宋_GBK"/>
+          <w:color w:val="000000"/>
+          <w:sz w:val="24"/>
+        </w:rPr>
+      </w:r>
+      <w:r>
+        <w:rPr>
+          <w:rFonts w:ascii="方正仿宋_GBK" w:hAnsi="方正仿宋_GBK" w:eastAsia="方正仿宋_GBK" w:cs="方正仿宋_GBK"/>
+          <w:color w:val="000000"/>
+          <w:sz w:val="24"/>
+        </w:rPr>
+      </w:r>
+      <w:r>
+        <w:rPr>
+          <w:rFonts w:hint="eastAsia" w:ascii="方正仿宋_GBK" w:hAnsi="方正仿宋_GBK" w:eastAsia="方正仿宋_GBK" w:cs="方正仿宋_GBK"/>
+          <w:color w:val="000000"/>
+          <w:sz w:val="24"/>
+        </w:rPr>
+      </w:r>
+      <w:r>
+        <w:rPr>
+          <w:rFonts w:ascii="方正仿宋_GBK" w:hAnsi="方正仿宋_GBK" w:eastAsia="方正仿宋_GBK" w:cs="方正仿宋_GBK"/>
+          <w:color w:val="000000"/>
+          <w:sz w:val="24"/>
+        </w:rPr>
+      </w:r>
+      <w:r>
+        <w:rPr>
+          <w:rFonts w:hint="eastAsia" w:ascii="方正仿宋_GBK" w:hAnsi="方正仿宋_GBK" w:eastAsia="方正仿宋_GBK" w:cs="方正仿宋_GBK"/>
+          <w:color w:val="000000"/>
+          <w:sz w:val="24"/>
+        </w:rPr>
+      </w:r>
+      <w:r>
+        <w:rPr>
+          <w:rFonts w:ascii="方正仿宋_GBK" w:hAnsi="方正仿宋_GBK" w:eastAsia="方正仿宋_GBK" w:cs="方正仿宋_GBK"/>
+          <w:color w:val="000000"/>
+          <w:sz w:val="24"/>
+        </w:rPr>
+      </w:r>
+      <w:r>
+        <w:rPr>
+          <w:rFonts w:hint="eastAsia" w:ascii="方正仿宋_GBK" w:hAnsi="方正仿宋_GBK" w:eastAsia="方正仿宋_GBK" w:cs="方正仿宋_GBK"/>
+          <w:color w:val="000000"/>
+          <w:sz w:val="24"/>
+        </w:rPr>
+      </w:r>
+      <w:r>
+        <w:rPr>
+          <w:rFonts w:ascii="方正仿宋_GBK" w:hAnsi="方正仿宋_GBK" w:eastAsia="方正仿宋_GBK" w:cs="方正仿宋_GBK"/>
+          <w:color w:val="000000"/>
+          <w:sz w:val="24"/>
+        </w:rPr>
+      </w:r>
+      <w:r>
+        <w:rPr>
+          <w:rFonts w:hint="eastAsia" w:ascii="方正仿宋_GBK" w:hAnsi="方正仿宋_GBK" w:eastAsia="方正仿宋_GBK" w:cs="方正仿宋_GBK"/>
+          <w:color w:val="000000"/>
+          <w:sz w:val="24"/>
+        </w:rPr>
+      </w:r>
+      <w:r>
+        <w:rPr>
+          <w:rFonts w:ascii="方正仿宋_GBK" w:hAnsi="方正仿宋_GBK" w:eastAsia="方正仿宋_GBK" w:cs="方正仿宋_GBK"/>
+          <w:color w:val="000000"/>
+          <w:sz w:val="24"/>
+        </w:rPr>
+      </w:r>
+      <w:r>
+        <w:rPr>
+          <w:rFonts w:hint="eastAsia" w:ascii="方正仿宋_GBK" w:hAnsi="方正仿宋_GBK" w:eastAsia="方正仿宋_GBK" w:cs="方正仿宋_GBK"/>
+          <w:color w:val="000000"/>
+          <w:sz w:val="24"/>
+        </w:rPr>
+      </w:r>
+      <w:r>
+        <w:rPr>
+          <w:rFonts w:ascii="方正仿宋_GBK" w:hAnsi="方正仿宋_GBK" w:eastAsia="方正仿宋_GBK" w:cs="方正仿宋_GBK"/>
+          <w:color w:val="000000"/>
+          <w:sz w:val="24"/>
+        </w:rPr>
+      </w:r>
+      <w:r>
+        <w:rPr>
+          <w:rFonts w:hint="eastAsia" w:ascii="方正仿宋_GBK" w:hAnsi="方正仿宋_GBK" w:eastAsia="方正仿宋_GBK" w:cs="方正仿宋_GBK"/>
+          <w:color w:val="000000"/>
+          <w:sz w:val="24"/>
+        </w:rPr>
+      </w:r>
+      <w:r>
+        <w:rPr>
+          <w:rFonts w:ascii="方正仿宋_GBK" w:hAnsi="方正仿宋_GBK" w:eastAsia="方正仿宋_GBK" w:cs="方正仿宋_GBK"/>
+          <w:color w:val="000000"/>
+          <w:sz w:val="24"/>
+        </w:rPr>
+      </w:r>
+      <w:r>
+        <w:rPr>
+          <w:rFonts w:hint="eastAsia" w:ascii="方正仿宋_GBK" w:hAnsi="方正仿宋_GBK" w:eastAsia="方正仿宋_GBK" w:cs="方正仿宋_GBK"/>
+          <w:color w:val="000000"/>
+          <w:sz w:val="24"/>
+        </w:rPr>
+      </w:r>
+      <w:r>
+        <w:rPr>
+          <w:rFonts w:ascii="方正仿宋_GBK" w:hAnsi="方正仿宋_GBK" w:eastAsia="方正仿宋_GBK" w:cs="方正仿宋_GBK"/>
+          <w:color w:val="000000"/>
+          <w:sz w:val="24"/>
+        </w:rPr>
+      </w:r>
+      <w:r>
+        <w:rPr>
+          <w:rFonts w:hint="eastAsia" w:ascii="方正仿宋_GBK" w:hAnsi="方正仿宋_GBK" w:eastAsia="方正仿宋_GBK" w:cs="方正仿宋_GBK"/>
+          <w:color w:val="000000"/>
+          <w:sz w:val="24"/>
+        </w:rPr>
+      </w:r>
+      <w:r>
+        <w:rPr>
+          <w:rFonts w:ascii="方正仿宋_GBK" w:hAnsi="方正仿宋_GBK" w:eastAsia="方正仿宋_GBK" w:cs="方正仿宋_GBK"/>
+          <w:color w:val="000000"/>
+          <w:sz w:val="24"/>
+        </w:rPr>
       </w:r>
     </w:p>
     <w:p>
@@ -21244,7 +20812,7 @@
           <w:color w:val="000000"/>
           <w:sz w:val="24"/>
         </w:rPr>
-        <w:t>其他应付款及</w:t>
+        <w:t>其他应付款及其他流动负债：公司其他应付款及其他流动负债主要为关联方往来款和日常经营负债，其中关联方往来款主要用于支付外协费用及购置设备等业务经营开支。其他应付款为企业除与项目相关产生的应付账款之外的其他费用，包括日常经营生产中产生的各项支出。</w:t>
       </w:r>
       <w:r>
         <w:rPr>
@@ -21253,7 +20821,6 @@
           <w:color w:val="000000"/>
           <w:sz w:val="24"/>
         </w:rPr>
-        <w:t>其他流动负债</w:t>
       </w:r>
       <w:r>
         <w:rPr>
@@ -21262,15 +20829,13 @@
           <w:color w:val="000000"/>
           <w:sz w:val="24"/>
         </w:rPr>
-        <w:t>：</w:t>
-      </w:r>
-      <w:r>
-        <w:rPr>
-          <w:rFonts w:hint="eastAsia" w:ascii="方正仿宋_GBK" w:hAnsi="方正仿宋_GBK" w:eastAsia="方正仿宋_GBK" w:cs="方正仿宋_GBK"/>
-          <w:color w:val="000000"/>
-          <w:sz w:val="24"/>
-        </w:rPr>
-        <w:t>截至</w:t>
+      </w:r>
+      <w:r>
+        <w:rPr>
+          <w:rFonts w:hint="eastAsia" w:ascii="方正仿宋_GBK" w:hAnsi="方正仿宋_GBK" w:eastAsia="方正仿宋_GBK" w:cs="方正仿宋_GBK"/>
+          <w:color w:val="000000"/>
+          <w:sz w:val="24"/>
+        </w:rPr>
       </w:r>
       <w:r>
         <w:rPr>
@@ -21279,47 +20844,41 @@
           <w:sz w:val="24"/>
           <w:lang w:eastAsia="zh-CN"/>
         </w:rPr>
-        <w:t>2022</w:t>
-      </w:r>
-      <w:r>
-        <w:rPr>
-          <w:rFonts w:hint="eastAsia" w:ascii="方正仿宋_GBK" w:hAnsi="方正仿宋_GBK" w:eastAsia="方正仿宋_GBK" w:cs="方正仿宋_GBK"/>
-          <w:color w:val="000000"/>
-          <w:sz w:val="24"/>
-        </w:rPr>
-        <w:t>年9月末，公司其他应付款及</w:t>
-      </w:r>
-      <w:r>
-        <w:rPr>
-          <w:rFonts w:ascii="方正仿宋_GBK" w:hAnsi="方正仿宋_GBK" w:eastAsia="方正仿宋_GBK" w:cs="方正仿宋_GBK"/>
-          <w:color w:val="000000"/>
-          <w:sz w:val="24"/>
-        </w:rPr>
-        <w:t>其他流动负债</w:t>
-      </w:r>
-      <w:r>
-        <w:rPr>
-          <w:rFonts w:hint="eastAsia" w:ascii="方正仿宋_GBK" w:hAnsi="方正仿宋_GBK" w:eastAsia="方正仿宋_GBK" w:cs="方正仿宋_GBK"/>
-          <w:color w:val="000000"/>
-          <w:sz w:val="24"/>
-        </w:rPr>
-        <w:t>分别为</w:t>
-      </w:r>
-      <w:r>
-        <w:rPr>
-          <w:rFonts w:ascii="方正仿宋_GBK" w:hAnsi="方正仿宋_GBK" w:eastAsia="方正仿宋_GBK" w:cs="方正仿宋_GBK"/>
-          <w:color w:val="000000"/>
-          <w:sz w:val="24"/>
-        </w:rPr>
-        <w:t>145</w:t>
-      </w:r>
-      <w:r>
-        <w:rPr>
-          <w:rFonts w:hint="eastAsia" w:ascii="方正仿宋_GBK" w:hAnsi="方正仿宋_GBK" w:eastAsia="方正仿宋_GBK" w:cs="方正仿宋_GBK"/>
-          <w:color w:val="000000"/>
-          <w:sz w:val="24"/>
-        </w:rPr>
-        <w:t>万元和2150万元，较</w:t>
+      </w:r>
+      <w:r>
+        <w:rPr>
+          <w:rFonts w:hint="eastAsia" w:ascii="方正仿宋_GBK" w:hAnsi="方正仿宋_GBK" w:eastAsia="方正仿宋_GBK" w:cs="方正仿宋_GBK"/>
+          <w:color w:val="000000"/>
+          <w:sz w:val="24"/>
+        </w:rPr>
+      </w:r>
+      <w:r>
+        <w:rPr>
+          <w:rFonts w:ascii="方正仿宋_GBK" w:hAnsi="方正仿宋_GBK" w:eastAsia="方正仿宋_GBK" w:cs="方正仿宋_GBK"/>
+          <w:color w:val="000000"/>
+          <w:sz w:val="24"/>
+        </w:rPr>
+      </w:r>
+      <w:r>
+        <w:rPr>
+          <w:rFonts w:hint="eastAsia" w:ascii="方正仿宋_GBK" w:hAnsi="方正仿宋_GBK" w:eastAsia="方正仿宋_GBK" w:cs="方正仿宋_GBK"/>
+          <w:color w:val="000000"/>
+          <w:sz w:val="24"/>
+        </w:rPr>
+      </w:r>
+      <w:r>
+        <w:rPr>
+          <w:rFonts w:ascii="方正仿宋_GBK" w:hAnsi="方正仿宋_GBK" w:eastAsia="方正仿宋_GBK" w:cs="方正仿宋_GBK"/>
+          <w:color w:val="000000"/>
+          <w:sz w:val="24"/>
+        </w:rPr>
+      </w:r>
+      <w:r>
+        <w:rPr>
+          <w:rFonts w:hint="eastAsia" w:ascii="方正仿宋_GBK" w:hAnsi="方正仿宋_GBK" w:eastAsia="方正仿宋_GBK" w:cs="方正仿宋_GBK"/>
+          <w:color w:val="000000"/>
+          <w:sz w:val="24"/>
+        </w:rPr>
       </w:r>
       <w:r>
         <w:rPr>
@@ -21328,39 +20887,34 @@
           <w:sz w:val="24"/>
           <w:lang w:eastAsia="zh-CN"/>
         </w:rPr>
-        <w:t>2021</w:t>
-      </w:r>
-      <w:r>
-        <w:rPr>
-          <w:rFonts w:hint="eastAsia" w:ascii="方正仿宋_GBK" w:hAnsi="方正仿宋_GBK" w:eastAsia="方正仿宋_GBK" w:cs="方正仿宋_GBK"/>
-          <w:color w:val="000000"/>
-          <w:sz w:val="24"/>
-        </w:rPr>
-        <w:t>年末分别减少了</w:t>
-      </w:r>
-      <w:r>
-        <w:rPr>
-          <w:rFonts w:ascii="方正仿宋_GBK" w:hAnsi="方正仿宋_GBK" w:eastAsia="方正仿宋_GBK" w:cs="方正仿宋_GBK"/>
-          <w:color w:val="000000"/>
-          <w:sz w:val="24"/>
-        </w:rPr>
-        <w:t>57</w:t>
-      </w:r>
-      <w:r>
-        <w:rPr>
-          <w:rFonts w:hint="eastAsia" w:ascii="方正仿宋_GBK" w:hAnsi="方正仿宋_GBK" w:eastAsia="方正仿宋_GBK" w:cs="方正仿宋_GBK"/>
-          <w:color w:val="000000"/>
-          <w:sz w:val="24"/>
-        </w:rPr>
-        <w:t>万元和1063万元。</w:t>
-      </w:r>
-      <w:r>
-        <w:rPr>
-          <w:rFonts w:ascii="方正仿宋_GBK" w:hAnsi="方正仿宋_GBK" w:eastAsia="方正仿宋_GBK" w:cs="方正仿宋_GBK"/>
-          <w:color w:val="000000"/>
-          <w:sz w:val="24"/>
-        </w:rPr>
-        <w:t>目前</w:t>
+      </w:r>
+      <w:r>
+        <w:rPr>
+          <w:rFonts w:hint="eastAsia" w:ascii="方正仿宋_GBK" w:hAnsi="方正仿宋_GBK" w:eastAsia="方正仿宋_GBK" w:cs="方正仿宋_GBK"/>
+          <w:color w:val="000000"/>
+          <w:sz w:val="24"/>
+        </w:rPr>
+      </w:r>
+      <w:r>
+        <w:rPr>
+          <w:rFonts w:ascii="方正仿宋_GBK" w:hAnsi="方正仿宋_GBK" w:eastAsia="方正仿宋_GBK" w:cs="方正仿宋_GBK"/>
+          <w:color w:val="000000"/>
+          <w:sz w:val="24"/>
+        </w:rPr>
+      </w:r>
+      <w:r>
+        <w:rPr>
+          <w:rFonts w:hint="eastAsia" w:ascii="方正仿宋_GBK" w:hAnsi="方正仿宋_GBK" w:eastAsia="方正仿宋_GBK" w:cs="方正仿宋_GBK"/>
+          <w:color w:val="000000"/>
+          <w:sz w:val="24"/>
+        </w:rPr>
+      </w:r>
+      <w:r>
+        <w:rPr>
+          <w:rFonts w:ascii="方正仿宋_GBK" w:hAnsi="方正仿宋_GBK" w:eastAsia="方正仿宋_GBK" w:cs="方正仿宋_GBK"/>
+          <w:color w:val="000000"/>
+          <w:sz w:val="24"/>
+        </w:rPr>
       </w:r>
       <w:r>
         <w:rPr>
@@ -21369,23 +20923,20 @@
           <w:sz w:val="24"/>
           <w:lang w:eastAsia="zh-CN"/>
         </w:rPr>
-        <w:t>2021</w:t>
-      </w:r>
-      <w:r>
-        <w:rPr>
-          <w:rFonts w:hint="eastAsia" w:ascii="方正仿宋_GBK" w:hAnsi="方正仿宋_GBK" w:eastAsia="方正仿宋_GBK" w:cs="方正仿宋_GBK"/>
-          <w:color w:val="000000"/>
-          <w:sz w:val="24"/>
-        </w:rPr>
-        <w:t>年</w:t>
-      </w:r>
-      <w:r>
-        <w:rPr>
-          <w:rFonts w:ascii="方正仿宋_GBK" w:hAnsi="方正仿宋_GBK" w:eastAsia="方正仿宋_GBK" w:cs="方正仿宋_GBK"/>
-          <w:color w:val="000000"/>
-          <w:sz w:val="24"/>
-        </w:rPr>
-        <w:t>及</w:t>
+      </w:r>
+      <w:r>
+        <w:rPr>
+          <w:rFonts w:hint="eastAsia" w:ascii="方正仿宋_GBK" w:hAnsi="方正仿宋_GBK" w:eastAsia="方正仿宋_GBK" w:cs="方正仿宋_GBK"/>
+          <w:color w:val="000000"/>
+          <w:sz w:val="24"/>
+        </w:rPr>
+      </w:r>
+      <w:r>
+        <w:rPr>
+          <w:rFonts w:ascii="方正仿宋_GBK" w:hAnsi="方正仿宋_GBK" w:eastAsia="方正仿宋_GBK" w:cs="方正仿宋_GBK"/>
+          <w:color w:val="000000"/>
+          <w:sz w:val="24"/>
+        </w:rPr>
       </w:r>
       <w:r>
         <w:rPr>
@@ -21394,167 +20945,146 @@
           <w:sz w:val="24"/>
           <w:lang w:eastAsia="zh-CN"/>
         </w:rPr>
-        <w:t>2022</w:t>
-      </w:r>
-      <w:r>
-        <w:rPr>
-          <w:rFonts w:hint="eastAsia" w:ascii="方正仿宋_GBK" w:hAnsi="方正仿宋_GBK" w:eastAsia="方正仿宋_GBK" w:cs="方正仿宋_GBK"/>
-          <w:color w:val="000000"/>
-          <w:sz w:val="24"/>
-        </w:rPr>
-        <w:t>年截止9月份</w:t>
-      </w:r>
-      <w:r>
-        <w:rPr>
-          <w:rFonts w:ascii="方正仿宋_GBK" w:hAnsi="方正仿宋_GBK" w:eastAsia="方正仿宋_GBK" w:cs="方正仿宋_GBK"/>
-          <w:color w:val="000000"/>
-          <w:sz w:val="24"/>
-        </w:rPr>
-        <w:t>的其他流动负债</w:t>
-      </w:r>
-      <w:r>
-        <w:rPr>
-          <w:rFonts w:hint="eastAsia" w:ascii="方正仿宋_GBK" w:hAnsi="方正仿宋_GBK" w:eastAsia="方正仿宋_GBK" w:cs="方正仿宋_GBK"/>
-          <w:color w:val="000000"/>
-          <w:sz w:val="24"/>
-        </w:rPr>
-        <w:t>1063万元和2150万元均为</w:t>
-      </w:r>
-      <w:r>
-        <w:rPr>
-          <w:rFonts w:ascii="方正仿宋_GBK" w:hAnsi="方正仿宋_GBK" w:eastAsia="方正仿宋_GBK" w:cs="方正仿宋_GBK"/>
-          <w:color w:val="000000"/>
-          <w:sz w:val="24"/>
-        </w:rPr>
-        <w:t>向招标</w:t>
-      </w:r>
-      <w:r>
-        <w:rPr>
-          <w:rFonts w:hint="eastAsia" w:ascii="方正仿宋_GBK" w:hAnsi="方正仿宋_GBK" w:eastAsia="方正仿宋_GBK" w:cs="方正仿宋_GBK"/>
-          <w:color w:val="000000"/>
-          <w:sz w:val="24"/>
-        </w:rPr>
-        <w:t>股份</w:t>
-      </w:r>
-      <w:r>
-        <w:rPr>
-          <w:rFonts w:ascii="方正仿宋_GBK" w:hAnsi="方正仿宋_GBK" w:eastAsia="方正仿宋_GBK" w:cs="方正仿宋_GBK"/>
-          <w:color w:val="000000"/>
-          <w:sz w:val="24"/>
-        </w:rPr>
-        <w:t>的借款</w:t>
-      </w:r>
-      <w:r>
-        <w:rPr>
-          <w:rFonts w:hint="eastAsia" w:ascii="方正仿宋_GBK" w:hAnsi="方正仿宋_GBK" w:eastAsia="方正仿宋_GBK" w:cs="方正仿宋_GBK"/>
-          <w:color w:val="000000"/>
-          <w:sz w:val="24"/>
-        </w:rPr>
-        <w:t>主要用于</w:t>
-      </w:r>
-      <w:r>
-        <w:rPr>
-          <w:rFonts w:ascii="方正仿宋_GBK" w:hAnsi="方正仿宋_GBK" w:eastAsia="方正仿宋_GBK" w:cs="方正仿宋_GBK"/>
-          <w:color w:val="000000"/>
-          <w:sz w:val="24"/>
-        </w:rPr>
-        <w:t>支付</w:t>
-      </w:r>
-      <w:r>
-        <w:rPr>
-          <w:rFonts w:hint="eastAsia" w:ascii="方正仿宋_GBK" w:hAnsi="方正仿宋_GBK" w:eastAsia="方正仿宋_GBK" w:cs="方正仿宋_GBK"/>
-          <w:color w:val="000000"/>
-          <w:sz w:val="24"/>
-        </w:rPr>
-        <w:t>外协</w:t>
-      </w:r>
-      <w:r>
-        <w:rPr>
-          <w:rFonts w:ascii="方正仿宋_GBK" w:hAnsi="方正仿宋_GBK" w:eastAsia="方正仿宋_GBK" w:cs="方正仿宋_GBK"/>
-          <w:color w:val="000000"/>
-          <w:sz w:val="24"/>
-        </w:rPr>
-        <w:t>费用及购置设备</w:t>
-      </w:r>
-      <w:r>
-        <w:rPr>
-          <w:rFonts w:hint="eastAsia" w:ascii="方正仿宋_GBK" w:hAnsi="方正仿宋_GBK" w:eastAsia="方正仿宋_GBK" w:cs="方正仿宋_GBK"/>
-          <w:color w:val="000000"/>
-          <w:sz w:val="24"/>
-        </w:rPr>
-        <w:t>等。其他</w:t>
-      </w:r>
-      <w:r>
-        <w:rPr>
-          <w:rFonts w:ascii="方正仿宋_GBK" w:hAnsi="方正仿宋_GBK" w:eastAsia="方正仿宋_GBK" w:cs="方正仿宋_GBK"/>
-          <w:color w:val="000000"/>
-          <w:sz w:val="24"/>
-        </w:rPr>
-        <w:t>应付款为企业除与项目相关</w:t>
-      </w:r>
-      <w:r>
-        <w:rPr>
-          <w:rFonts w:hint="eastAsia" w:ascii="方正仿宋_GBK" w:hAnsi="方正仿宋_GBK" w:eastAsia="方正仿宋_GBK" w:cs="方正仿宋_GBK"/>
-          <w:color w:val="000000"/>
-          <w:sz w:val="24"/>
-        </w:rPr>
-        <w:t>产产生</w:t>
-      </w:r>
-      <w:r>
-        <w:rPr>
-          <w:rFonts w:ascii="方正仿宋_GBK" w:hAnsi="方正仿宋_GBK" w:eastAsia="方正仿宋_GBK" w:cs="方正仿宋_GBK"/>
-          <w:color w:val="000000"/>
-          <w:sz w:val="24"/>
-        </w:rPr>
-        <w:t>的</w:t>
-      </w:r>
-      <w:r>
-        <w:rPr>
-          <w:rFonts w:hint="eastAsia" w:ascii="方正仿宋_GBK" w:hAnsi="方正仿宋_GBK" w:eastAsia="方正仿宋_GBK" w:cs="方正仿宋_GBK"/>
-          <w:color w:val="000000"/>
-          <w:sz w:val="24"/>
-        </w:rPr>
-        <w:t>应付账款</w:t>
-      </w:r>
-      <w:r>
-        <w:rPr>
-          <w:rFonts w:ascii="方正仿宋_GBK" w:hAnsi="方正仿宋_GBK" w:eastAsia="方正仿宋_GBK" w:cs="方正仿宋_GBK"/>
-          <w:color w:val="000000"/>
-          <w:sz w:val="24"/>
-        </w:rPr>
-        <w:t>之外的其他费用</w:t>
-      </w:r>
-      <w:r>
-        <w:rPr>
-          <w:rFonts w:hint="eastAsia" w:ascii="方正仿宋_GBK" w:hAnsi="方正仿宋_GBK" w:eastAsia="方正仿宋_GBK" w:cs="方正仿宋_GBK"/>
-          <w:color w:val="000000"/>
-          <w:sz w:val="24"/>
-        </w:rPr>
-        <w:t>，</w:t>
-      </w:r>
-      <w:r>
-        <w:rPr>
-          <w:rFonts w:ascii="方正仿宋_GBK" w:hAnsi="方正仿宋_GBK" w:eastAsia="方正仿宋_GBK" w:cs="方正仿宋_GBK"/>
-          <w:color w:val="000000"/>
-          <w:sz w:val="24"/>
-        </w:rPr>
-        <w:t>包括日常经营生产中产生的</w:t>
-      </w:r>
-      <w:r>
-        <w:rPr>
-          <w:rFonts w:hint="eastAsia" w:ascii="方正仿宋_GBK" w:hAnsi="方正仿宋_GBK" w:eastAsia="方正仿宋_GBK" w:cs="方正仿宋_GBK"/>
-          <w:color w:val="000000"/>
-          <w:sz w:val="24"/>
-        </w:rPr>
-        <w:t>各项支出</w:t>
-      </w:r>
-      <w:r>
-        <w:rPr>
-          <w:rFonts w:ascii="方正仿宋_GBK" w:hAnsi="方正仿宋_GBK" w:eastAsia="方正仿宋_GBK" w:cs="方正仿宋_GBK"/>
-          <w:color w:val="000000"/>
-          <w:sz w:val="24"/>
-        </w:rPr>
-        <w:t>。</w:t>
+      </w:r>
+      <w:r>
+        <w:rPr>
+          <w:rFonts w:hint="eastAsia" w:ascii="方正仿宋_GBK" w:hAnsi="方正仿宋_GBK" w:eastAsia="方正仿宋_GBK" w:cs="方正仿宋_GBK"/>
+          <w:color w:val="000000"/>
+          <w:sz w:val="24"/>
+        </w:rPr>
+      </w:r>
+      <w:r>
+        <w:rPr>
+          <w:rFonts w:ascii="方正仿宋_GBK" w:hAnsi="方正仿宋_GBK" w:eastAsia="方正仿宋_GBK" w:cs="方正仿宋_GBK"/>
+          <w:color w:val="000000"/>
+          <w:sz w:val="24"/>
+        </w:rPr>
+      </w:r>
+      <w:r>
+        <w:rPr>
+          <w:rFonts w:hint="eastAsia" w:ascii="方正仿宋_GBK" w:hAnsi="方正仿宋_GBK" w:eastAsia="方正仿宋_GBK" w:cs="方正仿宋_GBK"/>
+          <w:color w:val="000000"/>
+          <w:sz w:val="24"/>
+        </w:rPr>
+      </w:r>
+      <w:r>
+        <w:rPr>
+          <w:rFonts w:ascii="方正仿宋_GBK" w:hAnsi="方正仿宋_GBK" w:eastAsia="方正仿宋_GBK" w:cs="方正仿宋_GBK"/>
+          <w:color w:val="000000"/>
+          <w:sz w:val="24"/>
+        </w:rPr>
+      </w:r>
+      <w:r>
+        <w:rPr>
+          <w:rFonts w:hint="eastAsia" w:ascii="方正仿宋_GBK" w:hAnsi="方正仿宋_GBK" w:eastAsia="方正仿宋_GBK" w:cs="方正仿宋_GBK"/>
+          <w:color w:val="000000"/>
+          <w:sz w:val="24"/>
+        </w:rPr>
+      </w:r>
+      <w:r>
+        <w:rPr>
+          <w:rFonts w:ascii="方正仿宋_GBK" w:hAnsi="方正仿宋_GBK" w:eastAsia="方正仿宋_GBK" w:cs="方正仿宋_GBK"/>
+          <w:color w:val="000000"/>
+          <w:sz w:val="24"/>
+        </w:rPr>
+      </w:r>
+      <w:r>
+        <w:rPr>
+          <w:rFonts w:hint="eastAsia" w:ascii="方正仿宋_GBK" w:hAnsi="方正仿宋_GBK" w:eastAsia="方正仿宋_GBK" w:cs="方正仿宋_GBK"/>
+          <w:color w:val="000000"/>
+          <w:sz w:val="24"/>
+        </w:rPr>
+      </w:r>
+      <w:r>
+        <w:rPr>
+          <w:rFonts w:ascii="方正仿宋_GBK" w:hAnsi="方正仿宋_GBK" w:eastAsia="方正仿宋_GBK" w:cs="方正仿宋_GBK"/>
+          <w:color w:val="000000"/>
+          <w:sz w:val="24"/>
+        </w:rPr>
+      </w:r>
+      <w:r>
+        <w:rPr>
+          <w:rFonts w:hint="eastAsia" w:ascii="方正仿宋_GBK" w:hAnsi="方正仿宋_GBK" w:eastAsia="方正仿宋_GBK" w:cs="方正仿宋_GBK"/>
+          <w:color w:val="000000"/>
+          <w:sz w:val="24"/>
+        </w:rPr>
+      </w:r>
+      <w:r>
+        <w:rPr>
+          <w:rFonts w:ascii="方正仿宋_GBK" w:hAnsi="方正仿宋_GBK" w:eastAsia="方正仿宋_GBK" w:cs="方正仿宋_GBK"/>
+          <w:color w:val="000000"/>
+          <w:sz w:val="24"/>
+        </w:rPr>
+      </w:r>
+      <w:r>
+        <w:rPr>
+          <w:rFonts w:hint="eastAsia" w:ascii="方正仿宋_GBK" w:hAnsi="方正仿宋_GBK" w:eastAsia="方正仿宋_GBK" w:cs="方正仿宋_GBK"/>
+          <w:color w:val="000000"/>
+          <w:sz w:val="24"/>
+        </w:rPr>
+      </w:r>
+      <w:r>
+        <w:rPr>
+          <w:rFonts w:ascii="方正仿宋_GBK" w:hAnsi="方正仿宋_GBK" w:eastAsia="方正仿宋_GBK" w:cs="方正仿宋_GBK"/>
+          <w:color w:val="000000"/>
+          <w:sz w:val="24"/>
+        </w:rPr>
+      </w:r>
+      <w:r>
+        <w:rPr>
+          <w:rFonts w:hint="eastAsia" w:ascii="方正仿宋_GBK" w:hAnsi="方正仿宋_GBK" w:eastAsia="方正仿宋_GBK" w:cs="方正仿宋_GBK"/>
+          <w:color w:val="000000"/>
+          <w:sz w:val="24"/>
+        </w:rPr>
+      </w:r>
+      <w:r>
+        <w:rPr>
+          <w:rFonts w:ascii="方正仿宋_GBK" w:hAnsi="方正仿宋_GBK" w:eastAsia="方正仿宋_GBK" w:cs="方正仿宋_GBK"/>
+          <w:color w:val="000000"/>
+          <w:sz w:val="24"/>
+        </w:rPr>
+      </w:r>
+      <w:r>
+        <w:rPr>
+          <w:rFonts w:hint="eastAsia" w:ascii="方正仿宋_GBK" w:hAnsi="方正仿宋_GBK" w:eastAsia="方正仿宋_GBK" w:cs="方正仿宋_GBK"/>
+          <w:color w:val="000000"/>
+          <w:sz w:val="24"/>
+        </w:rPr>
+      </w:r>
+      <w:r>
+        <w:rPr>
+          <w:rFonts w:ascii="方正仿宋_GBK" w:hAnsi="方正仿宋_GBK" w:eastAsia="方正仿宋_GBK" w:cs="方正仿宋_GBK"/>
+          <w:color w:val="000000"/>
+          <w:sz w:val="24"/>
+        </w:rPr>
+      </w:r>
+      <w:r>
+        <w:rPr>
+          <w:rFonts w:hint="eastAsia" w:ascii="方正仿宋_GBK" w:hAnsi="方正仿宋_GBK" w:eastAsia="方正仿宋_GBK" w:cs="方正仿宋_GBK"/>
+          <w:color w:val="000000"/>
+          <w:sz w:val="24"/>
+        </w:rPr>
+      </w:r>
+      <w:r>
+        <w:rPr>
+          <w:rFonts w:ascii="方正仿宋_GBK" w:hAnsi="方正仿宋_GBK" w:eastAsia="方正仿宋_GBK" w:cs="方正仿宋_GBK"/>
+          <w:color w:val="000000"/>
+          <w:sz w:val="24"/>
+        </w:rPr>
+      </w:r>
+      <w:r>
+        <w:rPr>
+          <w:rFonts w:hint="eastAsia" w:ascii="方正仿宋_GBK" w:hAnsi="方正仿宋_GBK" w:eastAsia="方正仿宋_GBK" w:cs="方正仿宋_GBK"/>
+          <w:color w:val="000000"/>
+          <w:sz w:val="24"/>
+        </w:rPr>
+      </w:r>
+      <w:r>
+        <w:rPr>
+          <w:rFonts w:ascii="方正仿宋_GBK" w:hAnsi="方正仿宋_GBK" w:eastAsia="方正仿宋_GBK" w:cs="方正仿宋_GBK"/>
+          <w:color w:val="000000"/>
+          <w:sz w:val="24"/>
+        </w:rPr>
       </w:r>
     </w:p>
     <w:p>
@@ -21577,15 +21107,14 @@
           <w:color w:val="000000"/>
           <w:sz w:val="24"/>
         </w:rPr>
-        <w:t>主营业务收入</w:t>
-      </w:r>
-      <w:r>
-        <w:rPr>
-          <w:rFonts w:hint="eastAsia" w:ascii="方正仿宋_GBK" w:hAnsi="方正仿宋_GBK" w:eastAsia="方正仿宋_GBK" w:cs="方正仿宋_GBK"/>
-          <w:color w:val="000000"/>
-          <w:sz w:val="24"/>
-        </w:rPr>
-        <w:t>：截至</w:t>
+        <w:t>主营业务收入：公司主营业务为{{CLIENT_BUSINESS_DESC}}，主要收入来源稳定。受合同进度结算特性影响，季度间收入存在波动，全年收入预计保持稳定增长。</w:t>
+      </w:r>
+      <w:r>
+        <w:rPr>
+          <w:rFonts w:hint="eastAsia" w:ascii="方正仿宋_GBK" w:hAnsi="方正仿宋_GBK" w:eastAsia="方正仿宋_GBK" w:cs="方正仿宋_GBK"/>
+          <w:color w:val="000000"/>
+          <w:sz w:val="24"/>
+        </w:rPr>
       </w:r>
       <w:r>
         <w:rPr>
@@ -21594,15 +21123,13 @@
           <w:sz w:val="24"/>
           <w:lang w:eastAsia="zh-CN"/>
         </w:rPr>
-        <w:t>2022</w:t>
-      </w:r>
-      <w:r>
-        <w:rPr>
-          <w:rFonts w:hint="eastAsia" w:ascii="方正仿宋_GBK" w:hAnsi="方正仿宋_GBK" w:eastAsia="方正仿宋_GBK" w:cs="方正仿宋_GBK"/>
-          <w:color w:val="000000"/>
-          <w:sz w:val="24"/>
-        </w:rPr>
-        <w:t>年9月末，公司主营业务收入</w:t>
+      </w:r>
+      <w:r>
+        <w:rPr>
+          <w:rFonts w:hint="eastAsia" w:ascii="方正仿宋_GBK" w:hAnsi="方正仿宋_GBK" w:eastAsia="方正仿宋_GBK" w:cs="方正仿宋_GBK"/>
+          <w:color w:val="000000"/>
+          <w:sz w:val="24"/>
+        </w:rPr>
       </w:r>
       <w:r>
         <w:rPr>
@@ -21611,15 +21138,13 @@
           <w:sz w:val="24"/>
           <w:lang w:val="en-US" w:eastAsia="zh-CN"/>
         </w:rPr>
-        <w:t>4515</w:t>
-      </w:r>
-      <w:r>
-        <w:rPr>
-          <w:rFonts w:hint="eastAsia" w:ascii="方正仿宋_GBK" w:hAnsi="方正仿宋_GBK" w:eastAsia="方正仿宋_GBK" w:cs="方正仿宋_GBK"/>
-          <w:color w:val="000000"/>
-          <w:sz w:val="24"/>
-        </w:rPr>
-        <w:t>万元，较</w:t>
+      </w:r>
+      <w:r>
+        <w:rPr>
+          <w:rFonts w:hint="eastAsia" w:ascii="方正仿宋_GBK" w:hAnsi="方正仿宋_GBK" w:eastAsia="方正仿宋_GBK" w:cs="方正仿宋_GBK"/>
+          <w:color w:val="000000"/>
+          <w:sz w:val="24"/>
+        </w:rPr>
       </w:r>
       <w:r>
         <w:rPr>
@@ -21628,15 +21153,13 @@
           <w:sz w:val="24"/>
           <w:lang w:eastAsia="zh-CN"/>
         </w:rPr>
-        <w:t>2021</w:t>
-      </w:r>
-      <w:r>
-        <w:rPr>
-          <w:rFonts w:hint="eastAsia" w:ascii="方正仿宋_GBK" w:hAnsi="方正仿宋_GBK" w:eastAsia="方正仿宋_GBK" w:cs="方正仿宋_GBK"/>
-          <w:color w:val="000000"/>
-          <w:sz w:val="24"/>
-        </w:rPr>
-        <w:t>同期对比增加</w:t>
+      </w:r>
+      <w:r>
+        <w:rPr>
+          <w:rFonts w:hint="eastAsia" w:ascii="方正仿宋_GBK" w:hAnsi="方正仿宋_GBK" w:eastAsia="方正仿宋_GBK" w:cs="方正仿宋_GBK"/>
+          <w:color w:val="000000"/>
+          <w:sz w:val="24"/>
+        </w:rPr>
       </w:r>
       <w:r>
         <w:rPr>
@@ -21645,15 +21168,13 @@
           <w:sz w:val="24"/>
           <w:lang w:val="en-US" w:eastAsia="zh-CN"/>
         </w:rPr>
-        <w:t>1789</w:t>
-      </w:r>
-      <w:r>
-        <w:rPr>
-          <w:rFonts w:hint="eastAsia" w:ascii="方正仿宋_GBK" w:hAnsi="方正仿宋_GBK" w:eastAsia="方正仿宋_GBK" w:cs="方正仿宋_GBK"/>
-          <w:color w:val="000000"/>
-          <w:sz w:val="24"/>
-        </w:rPr>
-        <w:t>万元</w:t>
+      </w:r>
+      <w:r>
+        <w:rPr>
+          <w:rFonts w:hint="eastAsia" w:ascii="方正仿宋_GBK" w:hAnsi="方正仿宋_GBK" w:eastAsia="方正仿宋_GBK" w:cs="方正仿宋_GBK"/>
+          <w:color w:val="000000"/>
+          <w:sz w:val="24"/>
+        </w:rPr>
       </w:r>
       <w:r>
         <w:rPr>
@@ -21662,15 +21183,13 @@
           <w:sz w:val="24"/>
           <w:lang w:eastAsia="zh-CN"/>
         </w:rPr>
-        <w:t>，</w:t>
-      </w:r>
-      <w:r>
-        <w:rPr>
-          <w:rFonts w:hint="eastAsia" w:ascii="方正仿宋_GBK" w:hAnsi="方正仿宋_GBK" w:eastAsia="方正仿宋_GBK" w:cs="方正仿宋_GBK"/>
-          <w:color w:val="000000"/>
-          <w:sz w:val="24"/>
-        </w:rPr>
-        <w:t>较</w:t>
+      </w:r>
+      <w:r>
+        <w:rPr>
+          <w:rFonts w:hint="eastAsia" w:ascii="方正仿宋_GBK" w:hAnsi="方正仿宋_GBK" w:eastAsia="方正仿宋_GBK" w:cs="方正仿宋_GBK"/>
+          <w:color w:val="000000"/>
+          <w:sz w:val="24"/>
+        </w:rPr>
       </w:r>
       <w:r>
         <w:rPr>
@@ -21679,23 +21198,20 @@
           <w:sz w:val="24"/>
           <w:lang w:eastAsia="zh-CN"/>
         </w:rPr>
-        <w:t>2021</w:t>
-      </w:r>
-      <w:r>
-        <w:rPr>
-          <w:rFonts w:hint="eastAsia" w:ascii="方正仿宋_GBK" w:hAnsi="方正仿宋_GBK" w:eastAsia="方正仿宋_GBK" w:cs="方正仿宋_GBK"/>
-          <w:color w:val="000000"/>
-          <w:sz w:val="24"/>
-        </w:rPr>
-        <w:t>年</w:t>
-      </w:r>
-      <w:r>
-        <w:rPr>
-          <w:rFonts w:ascii="方正仿宋_GBK" w:hAnsi="方正仿宋_GBK" w:eastAsia="方正仿宋_GBK" w:cs="方正仿宋_GBK"/>
-          <w:color w:val="000000"/>
-          <w:sz w:val="24"/>
-        </w:rPr>
-        <w:t>末减少</w:t>
+      </w:r>
+      <w:r>
+        <w:rPr>
+          <w:rFonts w:hint="eastAsia" w:ascii="方正仿宋_GBK" w:hAnsi="方正仿宋_GBK" w:eastAsia="方正仿宋_GBK" w:cs="方正仿宋_GBK"/>
+          <w:color w:val="000000"/>
+          <w:sz w:val="24"/>
+        </w:rPr>
+      </w:r>
+      <w:r>
+        <w:rPr>
+          <w:rFonts w:ascii="方正仿宋_GBK" w:hAnsi="方正仿宋_GBK" w:eastAsia="方正仿宋_GBK" w:cs="方正仿宋_GBK"/>
+          <w:color w:val="000000"/>
+          <w:sz w:val="24"/>
+        </w:rPr>
       </w:r>
       <w:r>
         <w:rPr>
@@ -21704,319 +21220,279 @@
           <w:sz w:val="24"/>
           <w:lang w:val="en-US" w:eastAsia="zh-CN"/>
         </w:rPr>
-        <w:t>3736</w:t>
-      </w:r>
-      <w:r>
-        <w:rPr>
-          <w:rFonts w:hint="eastAsia" w:ascii="方正仿宋_GBK" w:hAnsi="方正仿宋_GBK" w:eastAsia="方正仿宋_GBK" w:cs="方正仿宋_GBK"/>
-          <w:color w:val="000000"/>
-          <w:sz w:val="24"/>
-        </w:rPr>
-        <w:t>万元。该企业</w:t>
-      </w:r>
-      <w:r>
-        <w:rPr>
-          <w:rFonts w:ascii="方正仿宋_GBK" w:hAnsi="方正仿宋_GBK" w:eastAsia="方正仿宋_GBK" w:cs="方正仿宋_GBK"/>
-          <w:color w:val="000000"/>
-          <w:sz w:val="24"/>
-        </w:rPr>
-        <w:t>的主营业务为测绘服务及提供</w:t>
-      </w:r>
-      <w:r>
-        <w:rPr>
-          <w:rFonts w:hint="eastAsia" w:ascii="方正仿宋_GBK" w:hAnsi="方正仿宋_GBK" w:eastAsia="方正仿宋_GBK" w:cs="方正仿宋_GBK"/>
-          <w:color w:val="000000"/>
-          <w:sz w:val="24"/>
-        </w:rPr>
-        <w:t>其他</w:t>
-      </w:r>
-      <w:r>
-        <w:rPr>
-          <w:rFonts w:ascii="方正仿宋_GBK" w:hAnsi="方正仿宋_GBK" w:eastAsia="方正仿宋_GBK" w:cs="方正仿宋_GBK"/>
-          <w:color w:val="000000"/>
-          <w:sz w:val="24"/>
-        </w:rPr>
-        <w:t>专业技术服务</w:t>
-      </w:r>
-      <w:r>
-        <w:rPr>
-          <w:rFonts w:hint="eastAsia" w:ascii="方正仿宋_GBK" w:hAnsi="方正仿宋_GBK" w:eastAsia="方正仿宋_GBK" w:cs="方正仿宋_GBK"/>
-          <w:color w:val="000000"/>
-          <w:sz w:val="24"/>
-        </w:rPr>
-        <w:t>其中</w:t>
-      </w:r>
-      <w:r>
-        <w:rPr>
-          <w:rFonts w:ascii="方正仿宋_GBK" w:hAnsi="方正仿宋_GBK" w:eastAsia="方正仿宋_GBK" w:cs="方正仿宋_GBK"/>
-          <w:color w:val="000000"/>
-          <w:sz w:val="24"/>
-        </w:rPr>
-        <w:t>提供测绘服务占比</w:t>
-      </w:r>
-      <w:r>
-        <w:rPr>
-          <w:rFonts w:hint="eastAsia" w:ascii="方正仿宋_GBK" w:hAnsi="方正仿宋_GBK" w:eastAsia="方正仿宋_GBK" w:cs="方正仿宋_GBK"/>
-          <w:color w:val="000000"/>
-          <w:sz w:val="24"/>
-        </w:rPr>
-        <w:t>92.2</w:t>
-      </w:r>
-      <w:r>
-        <w:rPr>
-          <w:rFonts w:ascii="方正仿宋_GBK" w:hAnsi="方正仿宋_GBK" w:eastAsia="方正仿宋_GBK" w:cs="方正仿宋_GBK"/>
-          <w:color w:val="000000"/>
-          <w:sz w:val="24"/>
-        </w:rPr>
-        <w:t>%，提供其他技术服务</w:t>
-      </w:r>
-      <w:r>
-        <w:rPr>
-          <w:rFonts w:hint="eastAsia" w:ascii="方正仿宋_GBK" w:hAnsi="方正仿宋_GBK" w:eastAsia="方正仿宋_GBK" w:cs="方正仿宋_GBK"/>
-          <w:color w:val="000000"/>
-          <w:sz w:val="24"/>
-        </w:rPr>
-        <w:t>占比7.7</w:t>
-      </w:r>
-      <w:r>
-        <w:rPr>
-          <w:rFonts w:ascii="方正仿宋_GBK" w:hAnsi="方正仿宋_GBK" w:eastAsia="方正仿宋_GBK" w:cs="方正仿宋_GBK"/>
-          <w:color w:val="000000"/>
-          <w:sz w:val="24"/>
-        </w:rPr>
-        <w:t>%，</w:t>
-      </w:r>
-      <w:r>
-        <w:rPr>
-          <w:rFonts w:hint="eastAsia" w:ascii="方正仿宋_GBK" w:hAnsi="方正仿宋_GBK" w:eastAsia="方正仿宋_GBK" w:cs="方正仿宋_GBK"/>
-          <w:color w:val="000000"/>
-          <w:sz w:val="24"/>
-        </w:rPr>
-        <w:t>测绘</w:t>
-      </w:r>
-      <w:r>
-        <w:rPr>
-          <w:rFonts w:ascii="方正仿宋_GBK" w:hAnsi="方正仿宋_GBK" w:eastAsia="方正仿宋_GBK" w:cs="方正仿宋_GBK"/>
-          <w:color w:val="000000"/>
-          <w:sz w:val="24"/>
-        </w:rPr>
-        <w:t>服务</w:t>
-      </w:r>
-      <w:r>
-        <w:rPr>
-          <w:rFonts w:hint="eastAsia" w:ascii="方正仿宋_GBK" w:hAnsi="方正仿宋_GBK" w:eastAsia="方正仿宋_GBK" w:cs="方正仿宋_GBK"/>
-          <w:color w:val="000000"/>
-          <w:sz w:val="24"/>
-        </w:rPr>
-        <w:t>主要形式为</w:t>
-      </w:r>
-      <w:r>
-        <w:rPr>
-          <w:rFonts w:ascii="方正仿宋_GBK" w:hAnsi="方正仿宋_GBK" w:eastAsia="方正仿宋_GBK" w:cs="方正仿宋_GBK"/>
-          <w:color w:val="000000"/>
-          <w:sz w:val="24"/>
-        </w:rPr>
-        <w:t>由企业</w:t>
-      </w:r>
-      <w:r>
-        <w:rPr>
-          <w:rFonts w:hint="eastAsia" w:ascii="方正仿宋_GBK" w:hAnsi="方正仿宋_GBK" w:eastAsia="方正仿宋_GBK" w:cs="方正仿宋_GBK"/>
-          <w:color w:val="000000"/>
-          <w:sz w:val="24"/>
-        </w:rPr>
-        <w:t>专业技术</w:t>
-      </w:r>
-      <w:r>
-        <w:rPr>
-          <w:rFonts w:ascii="方正仿宋_GBK" w:hAnsi="方正仿宋_GBK" w:eastAsia="方正仿宋_GBK" w:cs="方正仿宋_GBK"/>
-          <w:color w:val="000000"/>
-          <w:sz w:val="24"/>
-        </w:rPr>
-        <w:t>人员携</w:t>
-      </w:r>
-      <w:r>
-        <w:rPr>
-          <w:rFonts w:hint="eastAsia" w:ascii="方正仿宋_GBK" w:hAnsi="方正仿宋_GBK" w:eastAsia="方正仿宋_GBK" w:cs="方正仿宋_GBK"/>
-          <w:color w:val="000000"/>
-          <w:sz w:val="24"/>
-        </w:rPr>
-        <w:t>测量设备</w:t>
-      </w:r>
-      <w:r>
-        <w:rPr>
-          <w:rFonts w:ascii="方正仿宋_GBK" w:hAnsi="方正仿宋_GBK" w:eastAsia="方正仿宋_GBK" w:cs="方正仿宋_GBK"/>
-          <w:color w:val="000000"/>
-          <w:sz w:val="24"/>
-        </w:rPr>
-        <w:t>至测量地点实地勘察</w:t>
-      </w:r>
-      <w:r>
-        <w:rPr>
-          <w:rFonts w:hint="eastAsia" w:ascii="方正仿宋_GBK" w:hAnsi="方正仿宋_GBK" w:eastAsia="方正仿宋_GBK" w:cs="方正仿宋_GBK"/>
-          <w:color w:val="000000"/>
-          <w:sz w:val="24"/>
-        </w:rPr>
-        <w:t>测绘</w:t>
-      </w:r>
-      <w:r>
-        <w:rPr>
-          <w:rFonts w:ascii="方正仿宋_GBK" w:hAnsi="方正仿宋_GBK" w:eastAsia="方正仿宋_GBK" w:cs="方正仿宋_GBK"/>
-          <w:color w:val="000000"/>
-          <w:sz w:val="24"/>
-        </w:rPr>
-        <w:t>，</w:t>
-      </w:r>
-      <w:r>
-        <w:rPr>
-          <w:rFonts w:hint="eastAsia" w:ascii="方正仿宋_GBK" w:hAnsi="方正仿宋_GBK" w:eastAsia="方正仿宋_GBK" w:cs="方正仿宋_GBK"/>
-          <w:color w:val="000000"/>
-          <w:sz w:val="24"/>
-        </w:rPr>
-        <w:t>近两年</w:t>
-      </w:r>
-      <w:r>
-        <w:rPr>
-          <w:rFonts w:ascii="方正仿宋_GBK" w:hAnsi="方正仿宋_GBK" w:eastAsia="方正仿宋_GBK" w:cs="方正仿宋_GBK"/>
-          <w:color w:val="000000"/>
-          <w:sz w:val="24"/>
-        </w:rPr>
-        <w:t>受</w:t>
-      </w:r>
-      <w:r>
-        <w:rPr>
-          <w:rFonts w:hint="eastAsia" w:ascii="方正仿宋_GBK" w:hAnsi="方正仿宋_GBK" w:eastAsia="方正仿宋_GBK" w:cs="方正仿宋_GBK"/>
-          <w:color w:val="000000"/>
-          <w:sz w:val="24"/>
-        </w:rPr>
-        <w:t>疫情</w:t>
-      </w:r>
-      <w:r>
-        <w:rPr>
-          <w:rFonts w:ascii="方正仿宋_GBK" w:hAnsi="方正仿宋_GBK" w:eastAsia="方正仿宋_GBK" w:cs="方正仿宋_GBK"/>
-          <w:color w:val="000000"/>
-          <w:sz w:val="24"/>
-        </w:rPr>
-        <w:t>影响</w:t>
-      </w:r>
-      <w:r>
-        <w:rPr>
-          <w:rFonts w:hint="eastAsia" w:ascii="方正仿宋_GBK" w:hAnsi="方正仿宋_GBK" w:eastAsia="方正仿宋_GBK" w:cs="方正仿宋_GBK"/>
-          <w:color w:val="000000"/>
-          <w:sz w:val="24"/>
-        </w:rPr>
-        <w:t>许多</w:t>
-      </w:r>
-      <w:r>
-        <w:rPr>
-          <w:rFonts w:ascii="方正仿宋_GBK" w:hAnsi="方正仿宋_GBK" w:eastAsia="方正仿宋_GBK" w:cs="方正仿宋_GBK"/>
-          <w:color w:val="000000"/>
-          <w:sz w:val="24"/>
-        </w:rPr>
-        <w:t>政府类项目的</w:t>
-      </w:r>
-      <w:r>
-        <w:rPr>
-          <w:rFonts w:hint="eastAsia" w:ascii="方正仿宋_GBK" w:hAnsi="方正仿宋_GBK" w:eastAsia="方正仿宋_GBK" w:cs="方正仿宋_GBK"/>
-          <w:color w:val="000000"/>
-          <w:sz w:val="24"/>
-        </w:rPr>
-        <w:t>款项</w:t>
-      </w:r>
-      <w:r>
-        <w:rPr>
-          <w:rFonts w:ascii="方正仿宋_GBK" w:hAnsi="方正仿宋_GBK" w:eastAsia="方正仿宋_GBK" w:cs="方正仿宋_GBK"/>
-          <w:color w:val="000000"/>
-          <w:sz w:val="24"/>
-        </w:rPr>
-        <w:t>未能</w:t>
-      </w:r>
-      <w:r>
-        <w:rPr>
-          <w:rFonts w:hint="eastAsia" w:ascii="方正仿宋_GBK" w:hAnsi="方正仿宋_GBK" w:eastAsia="方正仿宋_GBK" w:cs="方正仿宋_GBK"/>
-          <w:color w:val="000000"/>
-          <w:sz w:val="24"/>
-        </w:rPr>
-        <w:t>及时</w:t>
-      </w:r>
-      <w:r>
-        <w:rPr>
-          <w:rFonts w:ascii="方正仿宋_GBK" w:hAnsi="方正仿宋_GBK" w:eastAsia="方正仿宋_GBK" w:cs="方正仿宋_GBK"/>
-          <w:color w:val="000000"/>
-          <w:sz w:val="24"/>
-        </w:rPr>
-        <w:t>回笼，同时企业的合同为</w:t>
-      </w:r>
-      <w:r>
-        <w:rPr>
-          <w:rFonts w:hint="eastAsia" w:ascii="方正仿宋_GBK" w:hAnsi="方正仿宋_GBK" w:eastAsia="方正仿宋_GBK" w:cs="方正仿宋_GBK"/>
-          <w:color w:val="000000"/>
-          <w:sz w:val="24"/>
-        </w:rPr>
-        <w:t>根据进度</w:t>
-      </w:r>
-      <w:r>
-        <w:rPr>
-          <w:rFonts w:ascii="方正仿宋_GBK" w:hAnsi="方正仿宋_GBK" w:eastAsia="方正仿宋_GBK" w:cs="方正仿宋_GBK"/>
-          <w:color w:val="000000"/>
-          <w:sz w:val="24"/>
-        </w:rPr>
-        <w:t>付款，</w:t>
-      </w:r>
-      <w:r>
-        <w:rPr>
-          <w:rFonts w:hint="eastAsia" w:ascii="方正仿宋_GBK" w:hAnsi="方正仿宋_GBK" w:eastAsia="方正仿宋_GBK" w:cs="方正仿宋_GBK"/>
-          <w:color w:val="000000"/>
-          <w:sz w:val="24"/>
-        </w:rPr>
-        <w:t>只有合同</w:t>
-      </w:r>
-      <w:r>
-        <w:rPr>
-          <w:rFonts w:ascii="方正仿宋_GBK" w:hAnsi="方正仿宋_GBK" w:eastAsia="方正仿宋_GBK" w:cs="方正仿宋_GBK"/>
-          <w:color w:val="000000"/>
-          <w:sz w:val="24"/>
-        </w:rPr>
-        <w:t>款项全部到位才会计入主营业务收入，因此企业四季度的收入</w:t>
-      </w:r>
-      <w:r>
-        <w:rPr>
-          <w:rFonts w:hint="eastAsia" w:ascii="方正仿宋_GBK" w:hAnsi="方正仿宋_GBK" w:eastAsia="方正仿宋_GBK" w:cs="方正仿宋_GBK"/>
-          <w:color w:val="000000"/>
-          <w:sz w:val="24"/>
-        </w:rPr>
-        <w:t>会高，</w:t>
-      </w:r>
-      <w:r>
-        <w:rPr>
-          <w:rFonts w:ascii="方正仿宋_GBK" w:hAnsi="方正仿宋_GBK" w:eastAsia="方正仿宋_GBK" w:cs="方正仿宋_GBK"/>
-          <w:color w:val="000000"/>
-          <w:sz w:val="24"/>
-        </w:rPr>
-        <w:t>预计</w:t>
-      </w:r>
-      <w:r>
-        <w:rPr>
-          <w:rFonts w:hint="eastAsia" w:ascii="方正仿宋_GBK" w:hAnsi="方正仿宋_GBK" w:eastAsia="方正仿宋_GBK" w:cs="方正仿宋_GBK"/>
-          <w:color w:val="000000"/>
-          <w:sz w:val="24"/>
-        </w:rPr>
-        <w:t>今年</w:t>
-      </w:r>
-      <w:r>
-        <w:rPr>
-          <w:rFonts w:ascii="方正仿宋_GBK" w:hAnsi="方正仿宋_GBK" w:eastAsia="方正仿宋_GBK" w:cs="方正仿宋_GBK"/>
-          <w:color w:val="000000"/>
-          <w:sz w:val="24"/>
-        </w:rPr>
-        <w:t>最终收入</w:t>
-      </w:r>
-      <w:r>
-        <w:rPr>
-          <w:rFonts w:hint="eastAsia" w:ascii="方正仿宋_GBK" w:hAnsi="方正仿宋_GBK" w:eastAsia="方正仿宋_GBK" w:cs="方正仿宋_GBK"/>
-          <w:color w:val="000000"/>
-          <w:sz w:val="24"/>
-        </w:rPr>
-        <w:t>可以达到</w:t>
+      </w:r>
+      <w:r>
+        <w:rPr>
+          <w:rFonts w:hint="eastAsia" w:ascii="方正仿宋_GBK" w:hAnsi="方正仿宋_GBK" w:eastAsia="方正仿宋_GBK" w:cs="方正仿宋_GBK"/>
+          <w:color w:val="000000"/>
+          <w:sz w:val="24"/>
+        </w:rPr>
+      </w:r>
+      <w:r>
+        <w:rPr>
+          <w:rFonts w:ascii="方正仿宋_GBK" w:hAnsi="方正仿宋_GBK" w:eastAsia="方正仿宋_GBK" w:cs="方正仿宋_GBK"/>
+          <w:color w:val="000000"/>
+          <w:sz w:val="24"/>
+        </w:rPr>
+      </w:r>
+      <w:r>
+        <w:rPr>
+          <w:rFonts w:hint="eastAsia" w:ascii="方正仿宋_GBK" w:hAnsi="方正仿宋_GBK" w:eastAsia="方正仿宋_GBK" w:cs="方正仿宋_GBK"/>
+          <w:color w:val="000000"/>
+          <w:sz w:val="24"/>
+        </w:rPr>
+      </w:r>
+      <w:r>
+        <w:rPr>
+          <w:rFonts w:ascii="方正仿宋_GBK" w:hAnsi="方正仿宋_GBK" w:eastAsia="方正仿宋_GBK" w:cs="方正仿宋_GBK"/>
+          <w:color w:val="000000"/>
+          <w:sz w:val="24"/>
+        </w:rPr>
+      </w:r>
+      <w:r>
+        <w:rPr>
+          <w:rFonts w:hint="eastAsia" w:ascii="方正仿宋_GBK" w:hAnsi="方正仿宋_GBK" w:eastAsia="方正仿宋_GBK" w:cs="方正仿宋_GBK"/>
+          <w:color w:val="000000"/>
+          <w:sz w:val="24"/>
+        </w:rPr>
+      </w:r>
+      <w:r>
+        <w:rPr>
+          <w:rFonts w:ascii="方正仿宋_GBK" w:hAnsi="方正仿宋_GBK" w:eastAsia="方正仿宋_GBK" w:cs="方正仿宋_GBK"/>
+          <w:color w:val="000000"/>
+          <w:sz w:val="24"/>
+        </w:rPr>
+      </w:r>
+      <w:r>
+        <w:rPr>
+          <w:rFonts w:hint="eastAsia" w:ascii="方正仿宋_GBK" w:hAnsi="方正仿宋_GBK" w:eastAsia="方正仿宋_GBK" w:cs="方正仿宋_GBK"/>
+          <w:color w:val="000000"/>
+          <w:sz w:val="24"/>
+        </w:rPr>
+      </w:r>
+      <w:r>
+        <w:rPr>
+          <w:rFonts w:ascii="方正仿宋_GBK" w:hAnsi="方正仿宋_GBK" w:eastAsia="方正仿宋_GBK" w:cs="方正仿宋_GBK"/>
+          <w:color w:val="000000"/>
+          <w:sz w:val="24"/>
+        </w:rPr>
+      </w:r>
+      <w:r>
+        <w:rPr>
+          <w:rFonts w:hint="eastAsia" w:ascii="方正仿宋_GBK" w:hAnsi="方正仿宋_GBK" w:eastAsia="方正仿宋_GBK" w:cs="方正仿宋_GBK"/>
+          <w:color w:val="000000"/>
+          <w:sz w:val="24"/>
+        </w:rPr>
+      </w:r>
+      <w:r>
+        <w:rPr>
+          <w:rFonts w:ascii="方正仿宋_GBK" w:hAnsi="方正仿宋_GBK" w:eastAsia="方正仿宋_GBK" w:cs="方正仿宋_GBK"/>
+          <w:color w:val="000000"/>
+          <w:sz w:val="24"/>
+        </w:rPr>
+      </w:r>
+      <w:r>
+        <w:rPr>
+          <w:rFonts w:hint="eastAsia" w:ascii="方正仿宋_GBK" w:hAnsi="方正仿宋_GBK" w:eastAsia="方正仿宋_GBK" w:cs="方正仿宋_GBK"/>
+          <w:color w:val="000000"/>
+          <w:sz w:val="24"/>
+        </w:rPr>
+      </w:r>
+      <w:r>
+        <w:rPr>
+          <w:rFonts w:ascii="方正仿宋_GBK" w:hAnsi="方正仿宋_GBK" w:eastAsia="方正仿宋_GBK" w:cs="方正仿宋_GBK"/>
+          <w:color w:val="000000"/>
+          <w:sz w:val="24"/>
+        </w:rPr>
+      </w:r>
+      <w:r>
+        <w:rPr>
+          <w:rFonts w:hint="eastAsia" w:ascii="方正仿宋_GBK" w:hAnsi="方正仿宋_GBK" w:eastAsia="方正仿宋_GBK" w:cs="方正仿宋_GBK"/>
+          <w:color w:val="000000"/>
+          <w:sz w:val="24"/>
+        </w:rPr>
+      </w:r>
+      <w:r>
+        <w:rPr>
+          <w:rFonts w:ascii="方正仿宋_GBK" w:hAnsi="方正仿宋_GBK" w:eastAsia="方正仿宋_GBK" w:cs="方正仿宋_GBK"/>
+          <w:color w:val="000000"/>
+          <w:sz w:val="24"/>
+        </w:rPr>
+      </w:r>
+      <w:r>
+        <w:rPr>
+          <w:rFonts w:hint="eastAsia" w:ascii="方正仿宋_GBK" w:hAnsi="方正仿宋_GBK" w:eastAsia="方正仿宋_GBK" w:cs="方正仿宋_GBK"/>
+          <w:color w:val="000000"/>
+          <w:sz w:val="24"/>
+        </w:rPr>
+      </w:r>
+      <w:r>
+        <w:rPr>
+          <w:rFonts w:ascii="方正仿宋_GBK" w:hAnsi="方正仿宋_GBK" w:eastAsia="方正仿宋_GBK" w:cs="方正仿宋_GBK"/>
+          <w:color w:val="000000"/>
+          <w:sz w:val="24"/>
+        </w:rPr>
+      </w:r>
+      <w:r>
+        <w:rPr>
+          <w:rFonts w:hint="eastAsia" w:ascii="方正仿宋_GBK" w:hAnsi="方正仿宋_GBK" w:eastAsia="方正仿宋_GBK" w:cs="方正仿宋_GBK"/>
+          <w:color w:val="000000"/>
+          <w:sz w:val="24"/>
+        </w:rPr>
+      </w:r>
+      <w:r>
+        <w:rPr>
+          <w:rFonts w:ascii="方正仿宋_GBK" w:hAnsi="方正仿宋_GBK" w:eastAsia="方正仿宋_GBK" w:cs="方正仿宋_GBK"/>
+          <w:color w:val="000000"/>
+          <w:sz w:val="24"/>
+        </w:rPr>
+      </w:r>
+      <w:r>
+        <w:rPr>
+          <w:rFonts w:hint="eastAsia" w:ascii="方正仿宋_GBK" w:hAnsi="方正仿宋_GBK" w:eastAsia="方正仿宋_GBK" w:cs="方正仿宋_GBK"/>
+          <w:color w:val="000000"/>
+          <w:sz w:val="24"/>
+        </w:rPr>
+      </w:r>
+      <w:r>
+        <w:rPr>
+          <w:rFonts w:ascii="方正仿宋_GBK" w:hAnsi="方正仿宋_GBK" w:eastAsia="方正仿宋_GBK" w:cs="方正仿宋_GBK"/>
+          <w:color w:val="000000"/>
+          <w:sz w:val="24"/>
+        </w:rPr>
+      </w:r>
+      <w:r>
+        <w:rPr>
+          <w:rFonts w:hint="eastAsia" w:ascii="方正仿宋_GBK" w:hAnsi="方正仿宋_GBK" w:eastAsia="方正仿宋_GBK" w:cs="方正仿宋_GBK"/>
+          <w:color w:val="000000"/>
+          <w:sz w:val="24"/>
+        </w:rPr>
+      </w:r>
+      <w:r>
+        <w:rPr>
+          <w:rFonts w:ascii="方正仿宋_GBK" w:hAnsi="方正仿宋_GBK" w:eastAsia="方正仿宋_GBK" w:cs="方正仿宋_GBK"/>
+          <w:color w:val="000000"/>
+          <w:sz w:val="24"/>
+        </w:rPr>
+      </w:r>
+      <w:r>
+        <w:rPr>
+          <w:rFonts w:hint="eastAsia" w:ascii="方正仿宋_GBK" w:hAnsi="方正仿宋_GBK" w:eastAsia="方正仿宋_GBK" w:cs="方正仿宋_GBK"/>
+          <w:color w:val="000000"/>
+          <w:sz w:val="24"/>
+        </w:rPr>
+      </w:r>
+      <w:r>
+        <w:rPr>
+          <w:rFonts w:ascii="方正仿宋_GBK" w:hAnsi="方正仿宋_GBK" w:eastAsia="方正仿宋_GBK" w:cs="方正仿宋_GBK"/>
+          <w:color w:val="000000"/>
+          <w:sz w:val="24"/>
+        </w:rPr>
+      </w:r>
+      <w:r>
+        <w:rPr>
+          <w:rFonts w:hint="eastAsia" w:ascii="方正仿宋_GBK" w:hAnsi="方正仿宋_GBK" w:eastAsia="方正仿宋_GBK" w:cs="方正仿宋_GBK"/>
+          <w:color w:val="000000"/>
+          <w:sz w:val="24"/>
+        </w:rPr>
+      </w:r>
+      <w:r>
+        <w:rPr>
+          <w:rFonts w:ascii="方正仿宋_GBK" w:hAnsi="方正仿宋_GBK" w:eastAsia="方正仿宋_GBK" w:cs="方正仿宋_GBK"/>
+          <w:color w:val="000000"/>
+          <w:sz w:val="24"/>
+        </w:rPr>
+      </w:r>
+      <w:r>
+        <w:rPr>
+          <w:rFonts w:hint="eastAsia" w:ascii="方正仿宋_GBK" w:hAnsi="方正仿宋_GBK" w:eastAsia="方正仿宋_GBK" w:cs="方正仿宋_GBK"/>
+          <w:color w:val="000000"/>
+          <w:sz w:val="24"/>
+        </w:rPr>
+      </w:r>
+      <w:r>
+        <w:rPr>
+          <w:rFonts w:ascii="方正仿宋_GBK" w:hAnsi="方正仿宋_GBK" w:eastAsia="方正仿宋_GBK" w:cs="方正仿宋_GBK"/>
+          <w:color w:val="000000"/>
+          <w:sz w:val="24"/>
+        </w:rPr>
+      </w:r>
+      <w:r>
+        <w:rPr>
+          <w:rFonts w:hint="eastAsia" w:ascii="方正仿宋_GBK" w:hAnsi="方正仿宋_GBK" w:eastAsia="方正仿宋_GBK" w:cs="方正仿宋_GBK"/>
+          <w:color w:val="000000"/>
+          <w:sz w:val="24"/>
+        </w:rPr>
+      </w:r>
+      <w:r>
+        <w:rPr>
+          <w:rFonts w:ascii="方正仿宋_GBK" w:hAnsi="方正仿宋_GBK" w:eastAsia="方正仿宋_GBK" w:cs="方正仿宋_GBK"/>
+          <w:color w:val="000000"/>
+          <w:sz w:val="24"/>
+        </w:rPr>
+      </w:r>
+      <w:r>
+        <w:rPr>
+          <w:rFonts w:hint="eastAsia" w:ascii="方正仿宋_GBK" w:hAnsi="方正仿宋_GBK" w:eastAsia="方正仿宋_GBK" w:cs="方正仿宋_GBK"/>
+          <w:color w:val="000000"/>
+          <w:sz w:val="24"/>
+        </w:rPr>
+      </w:r>
+      <w:r>
+        <w:rPr>
+          <w:rFonts w:ascii="方正仿宋_GBK" w:hAnsi="方正仿宋_GBK" w:eastAsia="方正仿宋_GBK" w:cs="方正仿宋_GBK"/>
+          <w:color w:val="000000"/>
+          <w:sz w:val="24"/>
+        </w:rPr>
+      </w:r>
+      <w:r>
+        <w:rPr>
+          <w:rFonts w:hint="eastAsia" w:ascii="方正仿宋_GBK" w:hAnsi="方正仿宋_GBK" w:eastAsia="方正仿宋_GBK" w:cs="方正仿宋_GBK"/>
+          <w:color w:val="000000"/>
+          <w:sz w:val="24"/>
+        </w:rPr>
+      </w:r>
+      <w:r>
+        <w:rPr>
+          <w:rFonts w:ascii="方正仿宋_GBK" w:hAnsi="方正仿宋_GBK" w:eastAsia="方正仿宋_GBK" w:cs="方正仿宋_GBK"/>
+          <w:color w:val="000000"/>
+          <w:sz w:val="24"/>
+        </w:rPr>
+      </w:r>
+      <w:r>
+        <w:rPr>
+          <w:rFonts w:hint="eastAsia" w:ascii="方正仿宋_GBK" w:hAnsi="方正仿宋_GBK" w:eastAsia="方正仿宋_GBK" w:cs="方正仿宋_GBK"/>
+          <w:color w:val="000000"/>
+          <w:sz w:val="24"/>
+        </w:rPr>
+      </w:r>
+      <w:r>
+        <w:rPr>
+          <w:rFonts w:ascii="方正仿宋_GBK" w:hAnsi="方正仿宋_GBK" w:eastAsia="方正仿宋_GBK" w:cs="方正仿宋_GBK"/>
+          <w:color w:val="000000"/>
+          <w:sz w:val="24"/>
+        </w:rPr>
+      </w:r>
+      <w:r>
+        <w:rPr>
+          <w:rFonts w:hint="eastAsia" w:ascii="方正仿宋_GBK" w:hAnsi="方正仿宋_GBK" w:eastAsia="方正仿宋_GBK" w:cs="方正仿宋_GBK"/>
+          <w:color w:val="000000"/>
+          <w:sz w:val="24"/>
+        </w:rPr>
+      </w:r>
+      <w:r>
+        <w:rPr>
+          <w:rFonts w:ascii="方正仿宋_GBK" w:hAnsi="方正仿宋_GBK" w:eastAsia="方正仿宋_GBK" w:cs="方正仿宋_GBK"/>
+          <w:color w:val="000000"/>
+          <w:sz w:val="24"/>
+        </w:rPr>
+      </w:r>
+      <w:r>
+        <w:rPr>
+          <w:rFonts w:hint="eastAsia" w:ascii="方正仿宋_GBK" w:hAnsi="方正仿宋_GBK" w:eastAsia="方正仿宋_GBK" w:cs="方正仿宋_GBK"/>
+          <w:color w:val="000000"/>
+          <w:sz w:val="24"/>
+        </w:rPr>
       </w:r>
       <w:r>
         <w:rPr>
@@ -22025,23 +21501,20 @@
           <w:sz w:val="24"/>
           <w:lang w:val="en-US" w:eastAsia="zh-CN"/>
         </w:rPr>
-        <w:t>12000</w:t>
-      </w:r>
-      <w:r>
-        <w:rPr>
-          <w:rFonts w:hint="eastAsia" w:ascii="方正仿宋_GBK" w:hAnsi="方正仿宋_GBK" w:eastAsia="方正仿宋_GBK" w:cs="方正仿宋_GBK"/>
-          <w:color w:val="000000"/>
-          <w:sz w:val="24"/>
-        </w:rPr>
-        <w:t>万</w:t>
-      </w:r>
-      <w:r>
-        <w:rPr>
-          <w:rFonts w:ascii="方正仿宋_GBK" w:hAnsi="方正仿宋_GBK" w:eastAsia="方正仿宋_GBK" w:cs="方正仿宋_GBK"/>
-          <w:color w:val="000000"/>
-          <w:sz w:val="24"/>
-        </w:rPr>
-        <w:t>左右。</w:t>
+      </w:r>
+      <w:r>
+        <w:rPr>
+          <w:rFonts w:hint="eastAsia" w:ascii="方正仿宋_GBK" w:hAnsi="方正仿宋_GBK" w:eastAsia="方正仿宋_GBK" w:cs="方正仿宋_GBK"/>
+          <w:color w:val="000000"/>
+          <w:sz w:val="24"/>
+        </w:rPr>
+      </w:r>
+      <w:r>
+        <w:rPr>
+          <w:rFonts w:ascii="方正仿宋_GBK" w:hAnsi="方正仿宋_GBK" w:eastAsia="方正仿宋_GBK" w:cs="方正仿宋_GBK"/>
+          <w:color w:val="000000"/>
+          <w:sz w:val="24"/>
+        </w:rPr>
       </w:r>
     </w:p>
     <w:p>
@@ -27637,7 +27110,7 @@
           <w:kern w:val="20"/>
           <w:sz w:val="24"/>
         </w:rPr>
-        <w:t>应收款周转天数</w:t>
+        <w:t>应收款周转天数：公司应收款周转天数处于行业相对合理区间。受下游客户结构特性影响，周转速度处于行业一般水平，整体回款风险可控。</w:t>
       </w:r>
       <w:r>
         <w:rPr>
@@ -27646,7 +27119,6 @@
           <w:kern w:val="20"/>
           <w:sz w:val="24"/>
         </w:rPr>
-        <w:t>：2018-</w:t>
       </w:r>
       <w:r>
         <w:rPr>
@@ -27656,7 +27128,6 @@
           <w:sz w:val="24"/>
           <w:lang w:eastAsia="zh-CN"/>
         </w:rPr>
-        <w:t>2021</w:t>
       </w:r>
       <w:r>
         <w:rPr>
@@ -27665,7 +27136,6 @@
           <w:kern w:val="20"/>
           <w:sz w:val="24"/>
         </w:rPr>
-        <w:t>年，公司应收款周转天数分别为109天</w:t>
       </w:r>
       <w:r>
         <w:rPr>
@@ -27675,7 +27145,6 @@
           <w:sz w:val="24"/>
           <w:lang w:eastAsia="zh-CN"/>
         </w:rPr>
-        <w:t>、</w:t>
       </w:r>
       <w:r>
         <w:rPr>
@@ -27684,7 +27153,6 @@
           <w:kern w:val="20"/>
           <w:sz w:val="24"/>
         </w:rPr>
-        <w:t>180天</w:t>
       </w:r>
       <w:r>
         <w:rPr>
@@ -27694,7 +27162,6 @@
           <w:sz w:val="24"/>
           <w:lang w:val="en-US" w:eastAsia="zh-CN"/>
         </w:rPr>
-        <w:t>和176天</w:t>
       </w:r>
       <w:r>
         <w:rPr>
@@ -27703,7 +27170,6 @@
           <w:kern w:val="20"/>
           <w:sz w:val="24"/>
         </w:rPr>
-        <w:t>，高于行业平均水平52天，自19年</w:t>
       </w:r>
       <w:r>
         <w:rPr>
@@ -27712,7 +27178,6 @@
           <w:kern w:val="20"/>
           <w:sz w:val="24"/>
         </w:rPr>
-        <w:t>起，</w:t>
       </w:r>
       <w:r>
         <w:rPr>
@@ -27721,7 +27186,6 @@
           <w:kern w:val="20"/>
           <w:sz w:val="24"/>
         </w:rPr>
-        <w:t>由于公司应收款项占比较高，因此周转天数偏高，周转速度表现较慢。这部分</w:t>
       </w:r>
       <w:r>
         <w:rPr>
@@ -27730,7 +27194,6 @@
           <w:kern w:val="20"/>
           <w:sz w:val="24"/>
         </w:rPr>
-        <w:t>表现部分也由于企业</w:t>
       </w:r>
       <w:r>
         <w:rPr>
@@ -27739,7 +27202,6 @@
           <w:kern w:val="20"/>
           <w:sz w:val="24"/>
         </w:rPr>
-        <w:t>下游客户</w:t>
       </w:r>
       <w:r>
         <w:rPr>
@@ -27748,7 +27210,6 @@
           <w:kern w:val="20"/>
           <w:sz w:val="24"/>
         </w:rPr>
-        <w:t>属性所决定，由于企业的</w:t>
       </w:r>
       <w:r>
         <w:rPr>
@@ -27757,7 +27218,6 @@
           <w:kern w:val="20"/>
           <w:sz w:val="24"/>
         </w:rPr>
-        <w:t>下游客户群体</w:t>
       </w:r>
       <w:r>
         <w:rPr>
@@ -27766,7 +27226,6 @@
           <w:kern w:val="20"/>
           <w:sz w:val="24"/>
         </w:rPr>
-        <w:t>大部分为地方</w:t>
       </w:r>
       <w:r>
         <w:rPr>
@@ -27775,7 +27234,6 @@
           <w:kern w:val="20"/>
           <w:sz w:val="24"/>
         </w:rPr>
-        <w:t>政府，地方</w:t>
       </w:r>
       <w:r>
         <w:rPr>
@@ -27784,7 +27242,6 @@
           <w:kern w:val="20"/>
           <w:sz w:val="24"/>
         </w:rPr>
-        <w:t>政府风险</w:t>
       </w:r>
       <w:r>
         <w:rPr>
@@ -27793,7 +27250,6 @@
           <w:kern w:val="20"/>
           <w:sz w:val="24"/>
         </w:rPr>
-        <w:t>低</w:t>
       </w:r>
       <w:r>
         <w:rPr>
@@ -27802,7 +27258,6 @@
           <w:kern w:val="20"/>
           <w:sz w:val="24"/>
         </w:rPr>
-        <w:t>，</w:t>
       </w:r>
       <w:r>
         <w:rPr>
@@ -27811,7 +27266,6 @@
           <w:kern w:val="20"/>
           <w:sz w:val="24"/>
         </w:rPr>
-        <w:t>毛利率</w:t>
       </w:r>
       <w:r>
         <w:rPr>
@@ -27820,7 +27274,6 @@
           <w:kern w:val="20"/>
           <w:sz w:val="24"/>
         </w:rPr>
-        <w:t>高但是由于财政拨款的</w:t>
       </w:r>
       <w:r>
         <w:rPr>
@@ -27829,7 +27282,6 @@
           <w:kern w:val="20"/>
           <w:sz w:val="24"/>
         </w:rPr>
-        <w:t>时间</w:t>
       </w:r>
       <w:r>
         <w:rPr>
@@ -27838,7 +27290,6 @@
           <w:kern w:val="20"/>
           <w:sz w:val="24"/>
         </w:rPr>
-        <w:t>间隔</w:t>
       </w:r>
       <w:r>
         <w:rPr>
@@ -27847,7 +27298,6 @@
           <w:kern w:val="20"/>
           <w:sz w:val="24"/>
         </w:rPr>
-        <w:t>因此回款</w:t>
       </w:r>
       <w:r>
         <w:rPr>
@@ -27856,7 +27306,6 @@
           <w:kern w:val="20"/>
           <w:sz w:val="24"/>
         </w:rPr>
-        <w:t>相</w:t>
       </w:r>
       <w:r>
         <w:rPr>
@@ -27865,7 +27314,6 @@
           <w:kern w:val="20"/>
           <w:sz w:val="24"/>
         </w:rPr>
-        <w:t>对应</w:t>
       </w:r>
       <w:r>
         <w:rPr>
@@ -27874,7 +27322,6 @@
           <w:kern w:val="20"/>
           <w:sz w:val="24"/>
         </w:rPr>
-        <w:t>的较慢，这</w:t>
       </w:r>
       <w:r>
         <w:rPr>
@@ -27883,7 +27330,6 @@
           <w:kern w:val="20"/>
           <w:sz w:val="24"/>
         </w:rPr>
-        <w:t>也符合</w:t>
       </w:r>
       <w:r>
         <w:rPr>
@@ -27892,7 +27338,6 @@
           <w:kern w:val="20"/>
           <w:sz w:val="24"/>
         </w:rPr>
-        <w:t>企业毛利率高但是应收账款周转天数</w:t>
       </w:r>
       <w:r>
         <w:rPr>
@@ -27901,7 +27346,6 @@
           <w:kern w:val="20"/>
           <w:sz w:val="24"/>
         </w:rPr>
-        <w:t>较</w:t>
       </w:r>
       <w:r>
         <w:rPr>
@@ -27910,7 +27354,6 @@
           <w:kern w:val="20"/>
           <w:sz w:val="24"/>
         </w:rPr>
-        <w:t>同行业更高的特性。</w:t>
       </w:r>
       <w:r>
         <w:rPr>
@@ -27920,7 +27363,6 @@
           <w:sz w:val="24"/>
           <w:lang w:eastAsia="zh-CN"/>
         </w:rPr>
-        <w:t>2022</w:t>
       </w:r>
       <w:r>
         <w:rPr>
@@ -27929,7 +27371,6 @@
           <w:kern w:val="20"/>
           <w:sz w:val="24"/>
         </w:rPr>
-        <w:t>年截至9月份，公司</w:t>
       </w:r>
       <w:r>
         <w:rPr>
@@ -27938,7 +27379,6 @@
           <w:kern w:val="20"/>
           <w:sz w:val="24"/>
         </w:rPr>
-        <w:t>应收账款周转天数为</w:t>
       </w:r>
       <w:r>
         <w:rPr>
@@ -27948,7 +27388,6 @@
           <w:sz w:val="24"/>
           <w:lang w:val="en-US" w:eastAsia="zh-CN"/>
         </w:rPr>
-        <w:t>211</w:t>
       </w:r>
       <w:r>
         <w:rPr>
@@ -27957,7 +27396,6 @@
           <w:kern w:val="20"/>
           <w:sz w:val="24"/>
         </w:rPr>
-        <w:t>天</w:t>
       </w:r>
       <w:r>
         <w:rPr>
@@ -27966,7 +27404,6 @@
           <w:kern w:val="20"/>
           <w:sz w:val="24"/>
         </w:rPr>
-        <w:t>，</w:t>
       </w:r>
       <w:r>
         <w:rPr>
@@ -27975,7 +27412,6 @@
           <w:kern w:val="20"/>
           <w:sz w:val="24"/>
         </w:rPr>
-        <w:t>造成周转天数</w:t>
       </w:r>
       <w:r>
         <w:rPr>
@@ -27984,7 +27420,6 @@
           <w:kern w:val="20"/>
           <w:sz w:val="24"/>
         </w:rPr>
-        <w:t>大幅度上升的</w:t>
       </w:r>
       <w:r>
         <w:rPr>
@@ -27993,7 +27428,6 @@
           <w:kern w:val="20"/>
           <w:sz w:val="24"/>
         </w:rPr>
-        <w:t>原因一个是受近两年疫情影响，人员常限制出入。由于测绘服务主要形式为由企业专业技术人员携测量设备至测量地点实地勘察测绘，因此部分月份企业主营业务处于停工状态无法发展，同时由于企业</w:t>
       </w:r>
       <w:r>
         <w:rPr>
@@ -28002,7 +27436,6 @@
           <w:kern w:val="20"/>
           <w:sz w:val="24"/>
         </w:rPr>
-        <w:t>合同</w:t>
       </w:r>
       <w:r>
         <w:rPr>
@@ -28011,7 +27444,6 @@
           <w:kern w:val="20"/>
           <w:sz w:val="24"/>
         </w:rPr>
-        <w:t>为</w:t>
       </w:r>
       <w:r>
         <w:rPr>
@@ -28020,7 +27452,6 @@
           <w:kern w:val="20"/>
           <w:sz w:val="24"/>
         </w:rPr>
-        <w:t>按工程进度付款</w:t>
       </w:r>
       <w:r>
         <w:rPr>
@@ -28029,7 +27460,6 @@
           <w:kern w:val="20"/>
           <w:sz w:val="24"/>
         </w:rPr>
-        <w:t>，</w:t>
       </w:r>
       <w:r>
         <w:rPr>
@@ -28038,7 +27468,6 @@
           <w:kern w:val="20"/>
           <w:sz w:val="24"/>
         </w:rPr>
-        <w:t>记收一般为</w:t>
       </w:r>
       <w:r>
         <w:rPr>
@@ -28047,7 +27476,6 @@
           <w:kern w:val="20"/>
           <w:sz w:val="24"/>
         </w:rPr>
-        <w:t>年末因此9月来看</w:t>
       </w:r>
       <w:r>
         <w:rPr>
@@ -28056,7 +27484,6 @@
           <w:kern w:val="20"/>
           <w:sz w:val="24"/>
         </w:rPr>
-        <w:t>周转天数会较实际偏高。</w:t>
       </w:r>
     </w:p>
     <w:p>
@@ -28078,7 +27505,7 @@
           <w:kern w:val="20"/>
           <w:sz w:val="24"/>
         </w:rPr>
-        <w:t>存货周转天数</w:t>
+        <w:t>存货周转天数：公司存货周转水平整体符合企业业务模式特征。受合同进度结算影响，部分时段存货周转天数存在波动，但与主营收入增长趋势一致，整体可控。</w:t>
       </w:r>
       <w:r>
         <w:rPr>
@@ -28087,7 +27514,6 @@
           <w:kern w:val="20"/>
           <w:sz w:val="24"/>
         </w:rPr>
-        <w:t>：201</w:t>
       </w:r>
       <w:r>
         <w:rPr>
@@ -28097,7 +27523,6 @@
           <w:sz w:val="24"/>
           <w:lang w:val="en-US" w:eastAsia="zh-CN"/>
         </w:rPr>
-        <w:t>9</w:t>
       </w:r>
       <w:r>
         <w:rPr>
@@ -28106,7 +27531,6 @@
           <w:kern w:val="20"/>
           <w:sz w:val="24"/>
         </w:rPr>
-        <w:t>-</w:t>
       </w:r>
       <w:r>
         <w:rPr>
@@ -28116,7 +27540,6 @@
           <w:sz w:val="24"/>
           <w:lang w:eastAsia="zh-CN"/>
         </w:rPr>
-        <w:t>2021</w:t>
       </w:r>
       <w:r>
         <w:rPr>
@@ -28125,7 +27548,6 @@
           <w:kern w:val="20"/>
           <w:sz w:val="24"/>
         </w:rPr>
-        <w:t>年，公司存货天数为</w:t>
       </w:r>
       <w:r>
         <w:rPr>
@@ -28134,7 +27556,6 @@
           <w:kern w:val="20"/>
           <w:sz w:val="24"/>
         </w:rPr>
-        <w:t>43</w:t>
       </w:r>
       <w:r>
         <w:rPr>
@@ -28143,7 +27564,6 @@
           <w:kern w:val="20"/>
           <w:sz w:val="24"/>
         </w:rPr>
-        <w:t>天</w:t>
       </w:r>
       <w:r>
         <w:rPr>
@@ -28153,7 +27573,6 @@
           <w:sz w:val="24"/>
           <w:lang w:eastAsia="zh-CN"/>
         </w:rPr>
-        <w:t>、</w:t>
       </w:r>
       <w:r>
         <w:rPr>
@@ -28163,7 +27582,6 @@
           <w:sz w:val="24"/>
           <w:lang w:val="en-US" w:eastAsia="zh-CN"/>
         </w:rPr>
-        <w:t>43</w:t>
       </w:r>
       <w:r>
         <w:rPr>
@@ -28172,7 +27590,6 @@
           <w:kern w:val="20"/>
           <w:sz w:val="24"/>
         </w:rPr>
-        <w:t>天</w:t>
       </w:r>
       <w:r>
         <w:rPr>
@@ -28182,7 +27599,6 @@
           <w:sz w:val="24"/>
           <w:lang w:val="en-US" w:eastAsia="zh-CN"/>
         </w:rPr>
-        <w:t>和113天</w:t>
       </w:r>
       <w:r>
         <w:rPr>
@@ -28191,7 +27607,6 @@
           <w:kern w:val="20"/>
           <w:sz w:val="24"/>
         </w:rPr>
-        <w:t>，</w:t>
       </w:r>
       <w:r>
         <w:rPr>
@@ -28201,7 +27616,6 @@
           <w:sz w:val="24"/>
           <w:lang w:eastAsia="zh-CN"/>
         </w:rPr>
-        <w:t>2022</w:t>
       </w:r>
       <w:r>
         <w:rPr>
@@ -28210,7 +27624,6 @@
           <w:kern w:val="20"/>
           <w:sz w:val="24"/>
         </w:rPr>
-        <w:t>年截至9月份</w:t>
       </w:r>
       <w:r>
         <w:rPr>
@@ -28219,7 +27632,6 @@
           <w:kern w:val="20"/>
           <w:sz w:val="24"/>
         </w:rPr>
-        <w:t>公司</w:t>
       </w:r>
       <w:r>
         <w:rPr>
@@ -28228,7 +27640,6 @@
           <w:kern w:val="20"/>
           <w:sz w:val="24"/>
         </w:rPr>
-        <w:t>存货周转天数</w:t>
       </w:r>
       <w:r>
         <w:rPr>
@@ -28237,7 +27648,6 @@
           <w:kern w:val="20"/>
           <w:sz w:val="24"/>
         </w:rPr>
-        <w:t>为</w:t>
       </w:r>
       <w:r>
         <w:rPr>
@@ -28247,7 +27657,6 @@
           <w:sz w:val="24"/>
           <w:lang w:val="en-US" w:eastAsia="zh-CN"/>
         </w:rPr>
-        <w:t>65</w:t>
       </w:r>
       <w:r>
         <w:rPr>
@@ -28256,7 +27665,6 @@
           <w:kern w:val="20"/>
           <w:sz w:val="24"/>
         </w:rPr>
-        <w:t>天，201</w:t>
       </w:r>
       <w:r>
         <w:rPr>
@@ -28266,7 +27674,6 @@
           <w:sz w:val="24"/>
           <w:lang w:val="en-US" w:eastAsia="zh-CN"/>
         </w:rPr>
-        <w:t>9</w:t>
       </w:r>
       <w:r>
         <w:rPr>
@@ -28275,7 +27682,6 @@
           <w:kern w:val="20"/>
           <w:sz w:val="24"/>
         </w:rPr>
-        <w:t>年</w:t>
       </w:r>
       <w:r>
         <w:rPr>
@@ -28284,7 +27690,6 @@
           <w:kern w:val="20"/>
           <w:sz w:val="24"/>
         </w:rPr>
-        <w:t>-</w:t>
       </w:r>
       <w:r>
         <w:rPr>
@@ -28294,7 +27699,6 @@
           <w:sz w:val="24"/>
           <w:lang w:eastAsia="zh-CN"/>
         </w:rPr>
-        <w:t>2021</w:t>
       </w:r>
       <w:r>
         <w:rPr>
@@ -28303,7 +27707,6 @@
           <w:kern w:val="20"/>
           <w:sz w:val="24"/>
         </w:rPr>
-        <w:t>年总体呈现出整体上升的趋势，主要是公司规模扩大主营业务成本</w:t>
       </w:r>
       <w:r>
         <w:rPr>
@@ -28312,7 +27715,6 @@
           <w:kern w:val="20"/>
           <w:sz w:val="24"/>
         </w:rPr>
-        <w:t>及存货均同比上涨</w:t>
       </w:r>
       <w:r>
         <w:rPr>
@@ -28321,7 +27723,6 @@
           <w:kern w:val="20"/>
           <w:sz w:val="24"/>
         </w:rPr>
-        <w:t>，符合公司主营收入增长趋势。</w:t>
       </w:r>
       <w:r>
         <w:rPr>
@@ -28330,7 +27731,6 @@
           <w:kern w:val="20"/>
           <w:sz w:val="24"/>
         </w:rPr>
-        <w:t>因受疫情影响，</w:t>
       </w:r>
       <w:r>
         <w:rPr>
@@ -28340,7 +27740,6 @@
           <w:sz w:val="24"/>
           <w:lang w:val="en-US" w:eastAsia="zh-CN"/>
         </w:rPr>
-        <w:t>部分时候</w:t>
       </w:r>
       <w:r>
         <w:rPr>
@@ -28349,7 +27748,6 @@
           <w:kern w:val="20"/>
           <w:sz w:val="24"/>
         </w:rPr>
-        <w:t>人员限制出行，</w:t>
       </w:r>
       <w:r>
         <w:rPr>
@@ -28358,7 +27756,6 @@
           <w:kern w:val="20"/>
           <w:sz w:val="24"/>
         </w:rPr>
-        <w:t>企业测绘工程</w:t>
       </w:r>
       <w:r>
         <w:rPr>
@@ -28367,7 +27764,6 @@
           <w:kern w:val="20"/>
           <w:sz w:val="24"/>
         </w:rPr>
-        <w:t>进度</w:t>
       </w:r>
       <w:r>
         <w:rPr>
@@ -28376,7 +27772,6 @@
           <w:kern w:val="20"/>
           <w:sz w:val="24"/>
         </w:rPr>
-        <w:t>受到影响主营业务</w:t>
       </w:r>
       <w:r>
         <w:rPr>
@@ -28385,7 +27780,6 @@
           <w:kern w:val="20"/>
           <w:sz w:val="24"/>
         </w:rPr>
-        <w:t>收入降低，但是</w:t>
       </w:r>
       <w:r>
         <w:rPr>
@@ -28394,7 +27788,6 @@
           <w:kern w:val="20"/>
           <w:sz w:val="24"/>
         </w:rPr>
-        <w:t>人工</w:t>
       </w:r>
       <w:r>
         <w:rPr>
@@ -28403,7 +27796,6 @@
           <w:kern w:val="20"/>
           <w:sz w:val="24"/>
         </w:rPr>
-        <w:t>成本</w:t>
       </w:r>
       <w:r>
         <w:rPr>
@@ -28412,7 +27804,6 @@
           <w:kern w:val="20"/>
           <w:sz w:val="24"/>
         </w:rPr>
-        <w:t>是实时</w:t>
       </w:r>
       <w:r>
         <w:rPr>
@@ -28421,7 +27812,6 @@
           <w:kern w:val="20"/>
           <w:sz w:val="24"/>
         </w:rPr>
-        <w:t>存在的，同时企业的存货中</w:t>
       </w:r>
       <w:r>
         <w:rPr>
@@ -28430,7 +27820,6 @@
           <w:kern w:val="20"/>
           <w:sz w:val="24"/>
         </w:rPr>
-        <w:t>58</w:t>
       </w:r>
       <w:r>
         <w:rPr>
@@ -28439,7 +27828,6 @@
           <w:kern w:val="20"/>
           <w:sz w:val="24"/>
         </w:rPr>
-        <w:t>%为劳务成本因此导致了存货</w:t>
       </w:r>
       <w:r>
         <w:rPr>
@@ -28448,7 +27836,6 @@
           <w:kern w:val="20"/>
           <w:sz w:val="24"/>
         </w:rPr>
-        <w:t>周转天数</w:t>
       </w:r>
       <w:r>
         <w:rPr>
@@ -28457,7 +27844,6 @@
           <w:kern w:val="20"/>
           <w:sz w:val="24"/>
         </w:rPr>
-        <w:t>的</w:t>
       </w:r>
       <w:r>
         <w:rPr>
@@ -28466,7 +27852,6 @@
           <w:kern w:val="20"/>
           <w:sz w:val="24"/>
         </w:rPr>
-        <w:t>增加</w:t>
       </w:r>
       <w:r>
         <w:rPr>
@@ -28475,7 +27860,6 @@
           <w:kern w:val="20"/>
           <w:sz w:val="24"/>
         </w:rPr>
-        <w:t>。</w:t>
       </w:r>
     </w:p>
     <w:p>
@@ -28497,7 +27881,7 @@
           <w:kern w:val="20"/>
           <w:sz w:val="24"/>
         </w:rPr>
-        <w:t>应付账款</w:t>
+        <w:t>应付账款周转天数：公司应付账款周转水平整体处于行业合理区间。公司在产业链中具备较强的议价能力，能够保持稳健的对外付款节奏。</w:t>
       </w:r>
       <w:r>
         <w:rPr>
@@ -28507,7 +27891,6 @@
           <w:kern w:val="20"/>
           <w:sz w:val="24"/>
         </w:rPr>
-        <w:t>周转天数</w:t>
       </w:r>
       <w:r>
         <w:rPr>
@@ -28516,7 +27899,6 @@
           <w:kern w:val="20"/>
           <w:sz w:val="24"/>
         </w:rPr>
-        <w:t>：201</w:t>
       </w:r>
       <w:r>
         <w:rPr>
@@ -28526,7 +27908,6 @@
           <w:sz w:val="24"/>
           <w:lang w:val="en-US" w:eastAsia="zh-CN"/>
         </w:rPr>
-        <w:t>9</w:t>
       </w:r>
       <w:r>
         <w:rPr>
@@ -28535,7 +27916,6 @@
           <w:kern w:val="20"/>
           <w:sz w:val="24"/>
         </w:rPr>
-        <w:t>年</w:t>
       </w:r>
       <w:r>
         <w:rPr>
@@ -28544,7 +27924,6 @@
           <w:kern w:val="20"/>
           <w:sz w:val="24"/>
         </w:rPr>
-        <w:t>-</w:t>
       </w:r>
       <w:r>
         <w:rPr>
@@ -28554,7 +27933,6 @@
           <w:sz w:val="24"/>
           <w:lang w:eastAsia="zh-CN"/>
         </w:rPr>
-        <w:t>2021</w:t>
       </w:r>
       <w:r>
         <w:rPr>
@@ -28563,7 +27941,6 @@
           <w:kern w:val="20"/>
           <w:sz w:val="24"/>
         </w:rPr>
-        <w:t>年</w:t>
       </w:r>
       <w:r>
         <w:rPr>
@@ -28572,7 +27949,6 @@
           <w:kern w:val="20"/>
           <w:sz w:val="24"/>
         </w:rPr>
-        <w:t>，公司应付账款周转天数为</w:t>
       </w:r>
       <w:r>
         <w:rPr>
@@ -28581,7 +27957,6 @@
           <w:kern w:val="20"/>
           <w:sz w:val="24"/>
         </w:rPr>
-        <w:t>68天</w:t>
       </w:r>
       <w:r>
         <w:rPr>
@@ -28591,7 +27966,6 @@
           <w:sz w:val="24"/>
           <w:lang w:eastAsia="zh-CN"/>
         </w:rPr>
-        <w:t>、</w:t>
       </w:r>
       <w:r>
         <w:rPr>
@@ -28600,7 +27974,6 @@
           <w:kern w:val="20"/>
           <w:sz w:val="24"/>
         </w:rPr>
-        <w:t>157天</w:t>
       </w:r>
       <w:r>
         <w:rPr>
@@ -28610,7 +27983,6 @@
           <w:sz w:val="24"/>
           <w:lang w:val="en-US" w:eastAsia="zh-CN"/>
         </w:rPr>
-        <w:t>和166天</w:t>
       </w:r>
       <w:r>
         <w:rPr>
@@ -28619,7 +27991,6 @@
           <w:kern w:val="20"/>
           <w:sz w:val="24"/>
         </w:rPr>
-        <w:t>，</w:t>
       </w:r>
       <w:r>
         <w:rPr>
@@ -28629,7 +28000,6 @@
           <w:sz w:val="24"/>
           <w:lang w:eastAsia="zh-CN"/>
         </w:rPr>
-        <w:t>2022</w:t>
       </w:r>
       <w:r>
         <w:rPr>
@@ -28638,7 +28008,6 @@
           <w:kern w:val="20"/>
           <w:sz w:val="24"/>
         </w:rPr>
-        <w:t>年截至9月份</w:t>
       </w:r>
       <w:r>
         <w:rPr>
@@ -28647,7 +28016,6 @@
           <w:kern w:val="20"/>
           <w:sz w:val="24"/>
         </w:rPr>
-        <w:t>公司应付展开周转天数为</w:t>
       </w:r>
       <w:r>
         <w:rPr>
@@ -28657,7 +28025,6 @@
           <w:sz w:val="24"/>
           <w:lang w:val="en-US" w:eastAsia="zh-CN"/>
         </w:rPr>
-        <w:t>151</w:t>
       </w:r>
       <w:r>
         <w:rPr>
@@ -28666,7 +28033,6 @@
           <w:kern w:val="20"/>
           <w:sz w:val="24"/>
         </w:rPr>
-        <w:t>天,201</w:t>
       </w:r>
       <w:r>
         <w:rPr>
@@ -28676,7 +28042,6 @@
           <w:sz w:val="24"/>
           <w:lang w:val="en-US" w:eastAsia="zh-CN"/>
         </w:rPr>
-        <w:t>9</w:t>
       </w:r>
       <w:r>
         <w:rPr>
@@ -28685,7 +28050,6 @@
           <w:kern w:val="20"/>
           <w:sz w:val="24"/>
         </w:rPr>
-        <w:t>年</w:t>
       </w:r>
       <w:r>
         <w:rPr>
@@ -28694,7 +28058,6 @@
           <w:kern w:val="20"/>
           <w:sz w:val="24"/>
         </w:rPr>
-        <w:t>-</w:t>
       </w:r>
       <w:r>
         <w:rPr>
@@ -28704,7 +28067,6 @@
           <w:sz w:val="24"/>
           <w:lang w:eastAsia="zh-CN"/>
         </w:rPr>
-        <w:t>2021</w:t>
       </w:r>
       <w:r>
         <w:rPr>
@@ -28713,7 +28075,6 @@
           <w:kern w:val="20"/>
           <w:sz w:val="24"/>
         </w:rPr>
-        <w:t>年整体</w:t>
       </w:r>
       <w:r>
         <w:rPr>
@@ -28722,7 +28083,6 @@
           <w:kern w:val="20"/>
           <w:sz w:val="24"/>
         </w:rPr>
-        <w:t>呈一个</w:t>
       </w:r>
       <w:r>
         <w:rPr>
@@ -28731,7 +28091,6 @@
           <w:kern w:val="20"/>
           <w:sz w:val="24"/>
         </w:rPr>
-        <w:t>缓步</w:t>
       </w:r>
       <w:r>
         <w:rPr>
@@ -28740,7 +28099,6 @@
           <w:kern w:val="20"/>
           <w:sz w:val="24"/>
         </w:rPr>
-        <w:t>上升趋势</w:t>
       </w:r>
       <w:r>
         <w:rPr>
@@ -28749,7 +28107,6 @@
           <w:kern w:val="20"/>
           <w:sz w:val="24"/>
         </w:rPr>
-        <w:t>，主要由于</w:t>
       </w:r>
       <w:r>
         <w:rPr>
@@ -28758,7 +28115,6 @@
           <w:kern w:val="20"/>
           <w:sz w:val="24"/>
         </w:rPr>
-        <w:t>公司发展速度较快，</w:t>
       </w:r>
       <w:r>
         <w:rPr>
@@ -28767,7 +28123,6 @@
           <w:kern w:val="20"/>
           <w:sz w:val="24"/>
         </w:rPr>
-        <w:t>资产总计</w:t>
       </w:r>
       <w:r>
         <w:rPr>
@@ -28776,7 +28131,6 @@
           <w:kern w:val="20"/>
           <w:sz w:val="24"/>
         </w:rPr>
-        <w:t>保持每年</w:t>
       </w:r>
       <w:r>
         <w:rPr>
@@ -28785,7 +28139,6 @@
           <w:kern w:val="20"/>
           <w:sz w:val="24"/>
         </w:rPr>
-        <w:t>90</w:t>
       </w:r>
       <w:r>
         <w:rPr>
@@ -28794,7 +28147,6 @@
           <w:kern w:val="20"/>
           <w:sz w:val="24"/>
         </w:rPr>
-        <w:t>%以上的增长幅度</w:t>
       </w:r>
       <w:r>
         <w:rPr>
@@ -28803,7 +28155,6 @@
           <w:kern w:val="20"/>
           <w:sz w:val="24"/>
         </w:rPr>
-        <w:t>增长</w:t>
       </w:r>
       <w:r>
         <w:rPr>
@@ -28812,7 +28163,6 @@
           <w:kern w:val="20"/>
           <w:sz w:val="24"/>
         </w:rPr>
-        <w:t>，业务</w:t>
       </w:r>
       <w:r>
         <w:rPr>
@@ -28821,7 +28171,6 @@
           <w:kern w:val="20"/>
           <w:sz w:val="24"/>
         </w:rPr>
-        <w:t>拓展</w:t>
       </w:r>
       <w:r>
         <w:rPr>
@@ -28830,7 +28179,6 @@
           <w:kern w:val="20"/>
           <w:sz w:val="24"/>
         </w:rPr>
-        <w:t>较快</w:t>
       </w:r>
       <w:r>
         <w:rPr>
@@ -28839,7 +28187,6 @@
           <w:kern w:val="20"/>
           <w:sz w:val="24"/>
         </w:rPr>
-        <w:t>，企业</w:t>
       </w:r>
       <w:r>
         <w:rPr>
@@ -28848,7 +28195,6 @@
           <w:kern w:val="20"/>
           <w:sz w:val="24"/>
         </w:rPr>
-        <w:t>地位逐步高涨</w:t>
       </w:r>
       <w:r>
         <w:rPr>
@@ -28857,7 +28203,6 @@
           <w:kern w:val="20"/>
           <w:sz w:val="24"/>
         </w:rPr>
-        <w:t>处于</w:t>
       </w:r>
       <w:r>
         <w:rPr>
@@ -28866,7 +28211,6 @@
           <w:kern w:val="20"/>
           <w:sz w:val="24"/>
         </w:rPr>
-        <w:t>较强势地位，</w:t>
       </w:r>
       <w:r>
         <w:rPr>
@@ -28875,7 +28219,6 @@
           <w:kern w:val="20"/>
           <w:sz w:val="24"/>
         </w:rPr>
-        <w:t>可以</w:t>
       </w:r>
       <w:r>
         <w:rPr>
@@ -28884,7 +28227,6 @@
           <w:kern w:val="20"/>
           <w:sz w:val="24"/>
         </w:rPr>
-        <w:t>留有更多的货币资金在手上而缓付账款。</w:t>
       </w:r>
       <w:r>
         <w:rPr>
@@ -28893,7 +28235,6 @@
           <w:kern w:val="20"/>
           <w:sz w:val="24"/>
         </w:rPr>
-        <w:t xml:space="preserve"> </w:t>
       </w:r>
       <w:r>
         <w:rPr>
@@ -28903,7 +28244,6 @@
           <w:sz w:val="24"/>
           <w:lang w:eastAsia="zh-CN"/>
         </w:rPr>
-        <w:t>2021</w:t>
       </w:r>
       <w:r>
         <w:rPr>
@@ -28912,7 +28252,6 @@
           <w:kern w:val="20"/>
           <w:sz w:val="24"/>
         </w:rPr>
-        <w:t>-</w:t>
       </w:r>
       <w:r>
         <w:rPr>
@@ -28922,7 +28261,6 @@
           <w:sz w:val="24"/>
           <w:lang w:eastAsia="zh-CN"/>
         </w:rPr>
-        <w:t>2022</w:t>
       </w:r>
       <w:r>
         <w:rPr>
@@ -28931,7 +28269,6 @@
           <w:kern w:val="20"/>
           <w:sz w:val="24"/>
         </w:rPr>
-        <w:t>年</w:t>
       </w:r>
       <w:r>
         <w:rPr>
@@ -28940,7 +28277,6 @@
           <w:kern w:val="20"/>
           <w:sz w:val="24"/>
         </w:rPr>
-        <w:t>则是由于疫情原因，</w:t>
       </w:r>
       <w:r>
         <w:rPr>
@@ -28949,7 +28285,6 @@
           <w:kern w:val="20"/>
           <w:sz w:val="24"/>
         </w:rPr>
-        <w:t>企业</w:t>
       </w:r>
       <w:r>
         <w:rPr>
@@ -28958,7 +28293,6 @@
           <w:kern w:val="20"/>
           <w:sz w:val="24"/>
         </w:rPr>
-        <w:t>的货币</w:t>
       </w:r>
       <w:r>
         <w:rPr>
@@ -28967,7 +28301,6 @@
           <w:kern w:val="20"/>
           <w:sz w:val="24"/>
         </w:rPr>
-        <w:t>资金</w:t>
       </w:r>
       <w:r>
         <w:rPr>
@@ -28976,7 +28309,6 @@
           <w:kern w:val="20"/>
           <w:sz w:val="24"/>
         </w:rPr>
-        <w:t>支付应付职工薪酬</w:t>
       </w:r>
       <w:r>
         <w:rPr>
@@ -28985,7 +28317,6 @@
           <w:kern w:val="20"/>
           <w:sz w:val="24"/>
         </w:rPr>
-        <w:t>等</w:t>
       </w:r>
       <w:r>
         <w:rPr>
@@ -28994,7 +28325,6 @@
           <w:kern w:val="20"/>
           <w:sz w:val="24"/>
         </w:rPr>
-        <w:t>成本时</w:t>
       </w:r>
       <w:r>
         <w:rPr>
@@ -29003,7 +28333,6 @@
           <w:kern w:val="20"/>
           <w:sz w:val="24"/>
         </w:rPr>
-        <w:t>得到的</w:t>
       </w:r>
       <w:r>
         <w:rPr>
@@ -29012,7 +28341,6 @@
           <w:kern w:val="20"/>
           <w:sz w:val="24"/>
         </w:rPr>
-        <w:t>补充有限，再加上公司客户主要以国家政府企事业单位为主，大部分资金用于抗</w:t>
       </w:r>
       <w:r>
         <w:rPr>
@@ -29021,7 +28349,6 @@
           <w:kern w:val="20"/>
           <w:sz w:val="24"/>
         </w:rPr>
-        <w:t>疫救灾导致</w:t>
       </w:r>
       <w:r>
         <w:rPr>
@@ -29030,7 +28357,6 @@
           <w:kern w:val="20"/>
           <w:sz w:val="24"/>
         </w:rPr>
-        <w:t>资金</w:t>
       </w:r>
       <w:r>
         <w:rPr>
@@ -29039,7 +28365,6 @@
           <w:kern w:val="20"/>
           <w:sz w:val="24"/>
         </w:rPr>
-        <w:t>存在一定程度上</w:t>
       </w:r>
       <w:r>
         <w:rPr>
@@ -29048,7 +28373,6 @@
           <w:kern w:val="20"/>
           <w:sz w:val="24"/>
         </w:rPr>
-        <w:t>的应收账款资金回笼不及时，因此企业向</w:t>
       </w:r>
       <w:r>
         <w:rPr>
@@ -29057,7 +28381,6 @@
           <w:kern w:val="20"/>
           <w:sz w:val="24"/>
         </w:rPr>
-        <w:t>上游</w:t>
       </w:r>
       <w:r>
         <w:rPr>
@@ -29066,7 +28389,6 @@
           <w:kern w:val="20"/>
           <w:sz w:val="24"/>
         </w:rPr>
-        <w:t>支付的款项</w:t>
       </w:r>
       <w:r>
         <w:rPr>
@@ -29075,7 +28397,6 @@
           <w:kern w:val="20"/>
           <w:sz w:val="24"/>
         </w:rPr>
-        <w:t>有</w:t>
       </w:r>
       <w:r>
         <w:rPr>
@@ -29084,7 +28405,6 @@
           <w:kern w:val="20"/>
           <w:sz w:val="24"/>
         </w:rPr>
-        <w:t>一定程度</w:t>
       </w:r>
       <w:r>
         <w:rPr>
@@ -29093,7 +28413,6 @@
           <w:kern w:val="20"/>
           <w:sz w:val="24"/>
         </w:rPr>
-        <w:t>上</w:t>
       </w:r>
       <w:r>
         <w:rPr>
@@ -29102,7 +28421,6 @@
           <w:kern w:val="20"/>
           <w:sz w:val="24"/>
         </w:rPr>
-        <w:t>的</w:t>
       </w:r>
       <w:r>
         <w:rPr>
@@ -29111,7 +28429,6 @@
           <w:kern w:val="20"/>
           <w:sz w:val="24"/>
         </w:rPr>
-        <w:t>滞后。</w:t>
       </w:r>
     </w:p>
     <w:p>
@@ -34699,7 +34016,7 @@
           <w:color w:val="000000"/>
           <w:sz w:val="24"/>
         </w:rPr>
-        <w:t xml:space="preserve">  c．公司目前主营业务收入减少的主要原因还是来自于应收账款逾期未收回，企业隶属的福建招标采购股份有限公司计划明年上市企业能从招标采购集团旗下被划至招标采购有限公司也从侧面佐证集团对{{CLIENT_FULL_NAME}}自身造血能力和扭亏为盈的趋势较为看好。同时随着近年疫情得到良好的控制，经济形势开始逐渐恢复，截止至第三季度企业已经恢复正常营收并恢复正常盈利在今年首次实现了扭亏为盈，这也代表着疫情所带来的影响正在慢慢消退同时本次的授信方案中包含了2300万元快捷保理、2300万元商票保贴以及2300万元非融资性保函（免保证金）供企业选择应对不同措施。</w:t>
+        <w:t xml:space="preserve">  c．公司目前主营业务收入波动的主要原因来自下游回款周期，{{CLIENT_FULL_NAME}}所属集团对其自身造血能力和经营前景较为看好。同时随着近年宏观环境改善，企业已恢复正常营收并恢复正常盈利。本次的授信方案中包含了快捷保理、商票保贴以及非融资性保函（免保证金）供企业选择应对不同业务场景。</w:t>
       </w:r>
       <w:r>
         <w:rPr>
@@ -35184,7 +34501,7 @@
           <w:color w:val="000000"/>
           <w:sz w:val="24"/>
         </w:rPr>
-        <w:t>公司成立于2005年，至今已有15年历史。目前公司致力于测绘信息的采集及系统研发，公司主要针对的客群为大型企业及政府单位等，客群相对集中稳定。公司目前在我行PD评级5级，近三年来公司发展态势较好，资产、主营收入、利润增长较快。同时公司作为一家集地理信息数据采集、处理、分析、应用与一体的甲级侧护服务企业，已获得福建省高新技术企业证书、福建省科技型企业证书、福建省软件企业证书、国家秘密载体印制资质证书以及60多项软件著作权证书和多项专利在同业竞争方面有着巨大的优势。公司目前面对的挑战主要来源于受疫情影响导致的经济形势变化，由于客户群体多为大型企业及政府单位部分款项未能及时交付，但是根据目前经济形势以及客户群体性质分析出现坏账的几率很低。综上，{{CLIENT_LONG_CORE_NAME}}作为一家国有控股公司，资质情况较高，专业技术突出，行业经验丰富，属于知识密集型企业，公司资信情况良好，符合我行行业准入。</w:t>
+        <w:t>{{CLIENT_HISTORY_NARRATIVE}}{{CLIENT_QUALIFICATION_DETAIL}}{{CLIENT_LONG_CORE_NAME}}作为{{CLIENT_INDUSTRY_TAG}}领域企业，{{CLIENT_INDUSTRY_POSITION}}</w:t>
       </w:r>
       <w:r>
         <w:rPr>
@@ -35850,7 +35167,7 @@
           <w:color w:val="000000"/>
           <w:sz w:val="24"/>
         </w:rPr>
-        <w:t>{{CLIENT_FULL_NAME}}是福建省内实力较强，专业性较高的，集高端采集、处理、分析、应用于一体的综合性甲级测绘地理信息技术服务企业。随着近年来互联网经济、大数据应用，数字政务等行业的集中兴起，公司近年来业务发展迅猛，主要对接政府及大型机构业务，回款较有保障，预计后续发展情况较好。公司依托省属大型集团{{CLIENT_GROUP_FULL_NAME}}的整体实力，在人力、物力、财力方面将得到有效的支持。鉴于该客户资信情况较好，且资金用途真实，</w:t>
+        <w:t>{{CLIENT_FULL_NAME}}{{CLIENT_INDUSTRY_POSITION}}{{CLIENT_BUSINESS_DESC_LONG}}公司依托{{CLIENT_GROUP_FULL_NAME}}的整体实力，在人力、物力、财力方面将得到有效的支持。鉴于该客户资信情况较好，且资金用途真实，</w:t>
       </w:r>
       <w:r>
         <w:rPr>
@@ -36818,79 +36135,70 @@
           <w:color w:val="000000"/>
           <w:sz w:val="24"/>
         </w:rPr>
-        <w:t>（4）国内证及买方押汇2500万元：企业</w:t>
-      </w:r>
-      <w:r>
-        <w:rPr>
-          <w:rFonts w:ascii="方正仿宋_GBK" w:hAnsi="方正仿宋_GBK" w:eastAsia="方正仿宋_GBK" w:cs="方正仿宋_GBK"/>
-          <w:color w:val="000000"/>
-          <w:sz w:val="24"/>
-        </w:rPr>
-        <w:t>不定期会更新购买测绘设备包括但不限于无人机</w:t>
-      </w:r>
-      <w:r>
-        <w:rPr>
-          <w:rFonts w:hint="eastAsia" w:ascii="方正仿宋_GBK" w:hAnsi="方正仿宋_GBK" w:eastAsia="方正仿宋_GBK" w:cs="方正仿宋_GBK"/>
-          <w:color w:val="000000"/>
-          <w:sz w:val="24"/>
-        </w:rPr>
-        <w:t>、</w:t>
-      </w:r>
-      <w:r>
-        <w:rPr>
-          <w:rFonts w:ascii="方正仿宋_GBK" w:hAnsi="方正仿宋_GBK" w:eastAsia="方正仿宋_GBK" w:cs="方正仿宋_GBK"/>
-          <w:color w:val="000000"/>
-          <w:sz w:val="24"/>
-        </w:rPr>
-        <w:t>测绘车。为满足企业经营</w:t>
-      </w:r>
-      <w:r>
-        <w:rPr>
-          <w:rFonts w:hint="eastAsia" w:ascii="方正仿宋_GBK" w:hAnsi="方正仿宋_GBK" w:eastAsia="方正仿宋_GBK" w:cs="方正仿宋_GBK"/>
-          <w:color w:val="000000"/>
-          <w:sz w:val="24"/>
-        </w:rPr>
-        <w:t>多样性的</w:t>
-      </w:r>
-      <w:r>
-        <w:rPr>
-          <w:rFonts w:ascii="方正仿宋_GBK" w:hAnsi="方正仿宋_GBK" w:eastAsia="方正仿宋_GBK" w:cs="方正仿宋_GBK"/>
-          <w:color w:val="000000"/>
-          <w:sz w:val="24"/>
-        </w:rPr>
-        <w:t>需求，特按相对于</w:t>
-      </w:r>
-      <w:r>
-        <w:rPr>
-          <w:rFonts w:hint="eastAsia" w:ascii="方正仿宋_GBK" w:hAnsi="方正仿宋_GBK" w:eastAsia="方正仿宋_GBK" w:cs="方正仿宋_GBK"/>
-          <w:color w:val="000000"/>
-          <w:sz w:val="24"/>
-        </w:rPr>
-        <w:t>额度</w:t>
-      </w:r>
-      <w:r>
-        <w:rPr>
-          <w:rFonts w:ascii="方正仿宋_GBK" w:hAnsi="方正仿宋_GBK" w:eastAsia="方正仿宋_GBK" w:cs="方正仿宋_GBK"/>
-          <w:color w:val="000000"/>
-          <w:sz w:val="24"/>
-        </w:rPr>
-        <w:t>配比国内</w:t>
-      </w:r>
-      <w:r>
-        <w:rPr>
-          <w:rFonts w:hint="eastAsia" w:ascii="方正仿宋_GBK" w:hAnsi="方正仿宋_GBK" w:eastAsia="方正仿宋_GBK" w:cs="方正仿宋_GBK"/>
-          <w:color w:val="000000"/>
-          <w:sz w:val="24"/>
-        </w:rPr>
-        <w:t>证</w:t>
-      </w:r>
-      <w:r>
-        <w:rPr>
-          <w:rFonts w:ascii="方正仿宋_GBK" w:hAnsi="方正仿宋_GBK" w:eastAsia="方正仿宋_GBK" w:cs="方正仿宋_GBK"/>
-          <w:color w:val="000000"/>
-          <w:sz w:val="24"/>
-        </w:rPr>
-        <w:t>及买方押汇。</w:t>
+        <w:t>（4）国内证及买方押汇相关额度：企业不定期会更新经营所需的设备及原材料采购。为满足企业经营多样性的需求，特按相对于额度配比国内证及买方押汇。</w:t>
+      </w:r>
+      <w:r>
+        <w:rPr>
+          <w:rFonts w:ascii="方正仿宋_GBK" w:hAnsi="方正仿宋_GBK" w:eastAsia="方正仿宋_GBK" w:cs="方正仿宋_GBK"/>
+          <w:color w:val="000000"/>
+          <w:sz w:val="24"/>
+        </w:rPr>
+      </w:r>
+      <w:r>
+        <w:rPr>
+          <w:rFonts w:hint="eastAsia" w:ascii="方正仿宋_GBK" w:hAnsi="方正仿宋_GBK" w:eastAsia="方正仿宋_GBK" w:cs="方正仿宋_GBK"/>
+          <w:color w:val="000000"/>
+          <w:sz w:val="24"/>
+        </w:rPr>
+      </w:r>
+      <w:r>
+        <w:rPr>
+          <w:rFonts w:ascii="方正仿宋_GBK" w:hAnsi="方正仿宋_GBK" w:eastAsia="方正仿宋_GBK" w:cs="方正仿宋_GBK"/>
+          <w:color w:val="000000"/>
+          <w:sz w:val="24"/>
+        </w:rPr>
+      </w:r>
+      <w:r>
+        <w:rPr>
+          <w:rFonts w:hint="eastAsia" w:ascii="方正仿宋_GBK" w:hAnsi="方正仿宋_GBK" w:eastAsia="方正仿宋_GBK" w:cs="方正仿宋_GBK"/>
+          <w:color w:val="000000"/>
+          <w:sz w:val="24"/>
+        </w:rPr>
+      </w:r>
+      <w:r>
+        <w:rPr>
+          <w:rFonts w:ascii="方正仿宋_GBK" w:hAnsi="方正仿宋_GBK" w:eastAsia="方正仿宋_GBK" w:cs="方正仿宋_GBK"/>
+          <w:color w:val="000000"/>
+          <w:sz w:val="24"/>
+        </w:rPr>
+      </w:r>
+      <w:r>
+        <w:rPr>
+          <w:rFonts w:hint="eastAsia" w:ascii="方正仿宋_GBK" w:hAnsi="方正仿宋_GBK" w:eastAsia="方正仿宋_GBK" w:cs="方正仿宋_GBK"/>
+          <w:color w:val="000000"/>
+          <w:sz w:val="24"/>
+        </w:rPr>
+      </w:r>
+      <w:r>
+        <w:rPr>
+          <w:rFonts w:ascii="方正仿宋_GBK" w:hAnsi="方正仿宋_GBK" w:eastAsia="方正仿宋_GBK" w:cs="方正仿宋_GBK"/>
+          <w:color w:val="000000"/>
+          <w:sz w:val="24"/>
+        </w:rPr>
+      </w:r>
+      <w:r>
+        <w:rPr>
+          <w:rFonts w:hint="eastAsia" w:ascii="方正仿宋_GBK" w:hAnsi="方正仿宋_GBK" w:eastAsia="方正仿宋_GBK" w:cs="方正仿宋_GBK"/>
+          <w:color w:val="000000"/>
+          <w:sz w:val="24"/>
+        </w:rPr>
+      </w:r>
+      <w:r>
+        <w:rPr>
+          <w:rFonts w:ascii="方正仿宋_GBK" w:hAnsi="方正仿宋_GBK" w:eastAsia="方正仿宋_GBK" w:cs="方正仿宋_GBK"/>
+          <w:color w:val="000000"/>
+          <w:sz w:val="24"/>
+        </w:rPr>
       </w:r>
     </w:p>
     <w:p>
@@ -37759,7 +37067,7 @@
           <w:color w:val="000000"/>
           <w:sz w:val="24"/>
         </w:rPr>
-        <w:t>从第二还款来看，公司属于省属国有企业{{CLIENT_GROUP_SHORT_NAME}}下属子公司，{{CLIENT_GROUP_SHORT_NAME}}作为省属一级集团整体抗风险能力较强，{{CLIENT_LONG_CORE_NAME}}作为集团优质资产目前已被划转至招标股份。目前企业拟投项目天空地一体化遥感综合集成应用体系建设项目，招标股份已通过募集资金账户向企业注资1.5亿元。从股东实力方面来看企业第二还款来源充裕。</w:t>
+        <w:t>从第二还款来看，公司属于{{CLIENT_GROUP_SHORT_NAME}}下属子公司，{{CLIENT_GROUP_SHORT_NAME}}作为大型集团整体抗风险能力较强，{{CLIENT_LONG_CORE_NAME}}作为集团优质资产目前在集团内承担核心业务。{{CLIENT_PARENT_FULL_NAME}}已通过募集资金账户向企业提供必要的运营资金支持。从股东实力方面来看企业第二还款来源充裕。</w:t>
       </w:r>
       <w:r>
         <w:rPr>
@@ -37831,7 +37139,7 @@
           <w:color w:val="000000"/>
           <w:sz w:val="24"/>
         </w:rPr>
-        <w:t>本次授信由{{CLIENT_FULL_NAME}}自身信用担保，{{CLIENT_LONG_CORE_NAME}}作为{{CLIENT_PARENT_FULL_NAME}}的全资子公司，近年母公司持续为其注资，体现对公司未来前景的看好。此外{{CLIENT_FULL_NAME}}自2015年至今公司整体呈快速发展的趋势，公司现金流充足下游企业多为政府及企事业单位，客户群体有着应收账款质量高，坏账率低的特点。此外，目前{{CLIENT_PARENT_FULL_NAME}}正在筹划上市，目前暂不能对下属子公司进行保证担保，但福建省招标股份公司整体的抗风险能力较强，{{CLIENT_FULL_NAME}}能在集团中被选为招标股份有限公司的全资子公司也证明企业本身营收稳定，自身造血能力强。从行业长期发展、公司整体运营、集团整体实力来看，公司未来发展前景良好。综上，我行建议采用借款人自身信用担保。</w:t>
+        <w:t>本次授信由{{CLIENT_FULL_NAME}}自身信用担保，{{CLIENT_LONG_CORE_NAME}}作为{{CLIENT_PARENT_FULL_NAME}}的全资子公司，近年母公司持续为其注资，体现对公司未来前景的看好。此外{{CLIENT_FULL_NAME}}{{CLIENT_INDUSTRY_POSITION}}从行业长期发展、公司整体运营、集团整体实力来看，公司未来发展前景良好。综上，我行建议采用借款人自身信用担保。</w:t>
       </w:r>
       <w:r>
         <w:rPr>
@@ -38043,7 +37351,7 @@
           <w:color w:val="000000"/>
           <w:sz w:val="24"/>
         </w:rPr>
-        <w:t xml:space="preserve">   {{CLIENT_FULL_NAME}}是福建省内实力较强，专业性较高的，集高端采集、处理、分析、应用于一体的综合性甲级测绘地理信息技术服务企业。自2019年起至2021年公司每年保持总资产90%以上的增长速度在壮大可以体现公司本身的经营实力、资本雄厚，2021年受疫情冲击公司上半年主营业务收入有一定程度上的减少，但是在第三季度公司业务逐渐恢复正轨已经实现扭亏为盈，公司内部运营及外部布局未受大影响且其母公司{{CLIENT_PARENT_FULL_NAME}}为{{CLIENT_GROUP_FULL_NAME}}旗下拟上市企业，{{CLIENT_GROUP_FULL_NAME}}作为省属一级集团整体抗风险能力强。综上，我行拟给与该客户综合授信额度3375万元（敞口3000万元），额度循环使用。授信期限一年，敞口部分由{{CLIENT_FULL_NAME}}自身信用担保。具体品种分布如下：（1）一年期流贷3000万元（敞口3000万元），用于公司本部经营周转、代发工资等。（2）商票保贴2300万元（敞口2300万元）。（3）电子银行承兑汇票2875万元（敞口2300万元），保证金20%，用于公司采购原料及服务等。（4）国内证及买方押汇2500万元（敞口2300万元），保证金10%，用于公司采购原料及服务等。（5）非融资性保函2300万元（敞口2300万元），免保证金，用于履约、投标、质量维修保函，业务期限不超过3年。（6）快捷保理2300万元（敞口2300万元），业务期限1年。（7）完全现金保证额度375万元 </w:t>
+        <w:t xml:space="preserve">   {{CLIENT_FULL_NAME}}{{CLIENT_INDUSTRY_POSITION}}{{CLIENT_BUSINESS_DESC_LONG}}{{CLIENT_PARENT_FULL_NAME}}为{{CLIENT_GROUP_FULL_NAME}}旗下企业，{{CLIENT_GROUP_FULL_NAME}}作为省属一级集团整体抗风险能力强。综上，我行拟给与该客户综合授信额度{{CREDIT_AMOUNT}}（敞口{{CREDIT_EXPOSURE}}），额度循环使用。授信期限{{CREDIT_PERIOD}}，敞口部分由{{CLIENT_FULL_NAME}}自身信用担保。具体品种分布如下：</w:t>
       </w:r>
       <w:r>
         <w:rPr>

--- a/samples/经纬测绘_对公成稿A.docx
+++ b/samples/经纬测绘_对公成稿A.docx
@@ -615,7 +615,7 @@
                 <w:sz w:val="18"/>
                 <w:szCs w:val="18"/>
               </w:rPr>
-              <w:t>综合授信额度</w:t>
+              <w:t>综合授信额度{{CREDIT_AMOUNT}}（敞口{{CREDIT_EXPOSURE}}），额度循环使用，授信期限{{CREDIT_PERIOD}}，敞口部分以企业自身信用担保。具体分类额度如下：</w:t>
             </w:r>
             <w:r>
               <w:rPr>
@@ -624,7 +624,6 @@
                 <w:sz w:val="18"/>
                 <w:szCs w:val="18"/>
               </w:rPr>
-              <w:t>3375</w:t>
             </w:r>
             <w:r>
               <w:rPr>
@@ -633,7 +632,6 @@
                 <w:sz w:val="18"/>
                 <w:szCs w:val="18"/>
               </w:rPr>
-              <w:t>万元（敞口2300万元），额度循环使用，授信期限1年，敞口部分以企业自身信用担保。具体分类额度如下：</w:t>
             </w:r>
           </w:p>
           <w:p>
@@ -654,7 +652,7 @@
                 <w:sz w:val="18"/>
                 <w:szCs w:val="18"/>
               </w:rPr>
-              <w:t>1、短期流贷2000万元（敞口2000万</w:t>
+              <w:t>1、短期流贷：用于经营周转</w:t>
             </w:r>
             <w:r>
               <w:rPr>
@@ -663,7 +661,6 @@
                 <w:sz w:val="18"/>
                 <w:szCs w:val="18"/>
               </w:rPr>
-              <w:t>元</w:t>
             </w:r>
             <w:r>
               <w:rPr>
@@ -672,7 +669,6 @@
                 <w:sz w:val="18"/>
                 <w:szCs w:val="18"/>
               </w:rPr>
-              <w:t>），</w:t>
             </w:r>
             <w:r>
               <w:rPr>
@@ -681,7 +677,6 @@
                 <w:sz w:val="18"/>
                 <w:szCs w:val="18"/>
               </w:rPr>
-              <w:t>用于经营周转</w:t>
             </w:r>
           </w:p>
           <w:p>
@@ -702,7 +697,7 @@
                 <w:sz w:val="18"/>
                 <w:szCs w:val="18"/>
               </w:rPr>
-              <w:t>2、商票保贴2300万元（敞口2300万</w:t>
+              <w:t>2、商票保贴：用于经营周转</w:t>
             </w:r>
             <w:r>
               <w:rPr>
@@ -711,7 +706,6 @@
                 <w:sz w:val="18"/>
                 <w:szCs w:val="18"/>
               </w:rPr>
-              <w:t>元</w:t>
             </w:r>
             <w:r>
               <w:rPr>
@@ -720,7 +714,6 @@
                 <w:sz w:val="18"/>
                 <w:szCs w:val="18"/>
               </w:rPr>
-              <w:t>），</w:t>
             </w:r>
             <w:r>
               <w:rPr>
@@ -729,7 +722,6 @@
                 <w:sz w:val="18"/>
                 <w:szCs w:val="18"/>
               </w:rPr>
-              <w:t>用于经营周转</w:t>
             </w:r>
           </w:p>
           <w:p>
@@ -750,7 +742,7 @@
                 <w:sz w:val="18"/>
                 <w:szCs w:val="18"/>
               </w:rPr>
-              <w:t>3、电子银行承兑汇票2875万元（敞口2300万</w:t>
+              <w:t>3、电子银行承兑汇票：保证金20%，用于经营周转</w:t>
             </w:r>
             <w:r>
               <w:rPr>
@@ -759,7 +751,6 @@
                 <w:sz w:val="18"/>
                 <w:szCs w:val="18"/>
               </w:rPr>
-              <w:t>元</w:t>
             </w:r>
             <w:r>
               <w:rPr>
@@ -768,7 +759,6 @@
                 <w:sz w:val="18"/>
                 <w:szCs w:val="18"/>
               </w:rPr>
-              <w:t>），保证金20%，</w:t>
             </w:r>
             <w:r>
               <w:rPr>
@@ -777,7 +767,6 @@
                 <w:sz w:val="18"/>
                 <w:szCs w:val="18"/>
               </w:rPr>
-              <w:t>用于经营周转</w:t>
             </w:r>
           </w:p>
           <w:p>
@@ -798,7 +787,7 @@
                 <w:sz w:val="18"/>
                 <w:szCs w:val="18"/>
               </w:rPr>
-              <w:t>4、国内证及买方押汇2500万元（敞口2300万</w:t>
+              <w:t>4、国内证及买方押汇：保证金10%，用于经营周转</w:t>
             </w:r>
             <w:r>
               <w:rPr>
@@ -807,7 +796,6 @@
                 <w:sz w:val="18"/>
                 <w:szCs w:val="18"/>
               </w:rPr>
-              <w:t>元</w:t>
             </w:r>
             <w:r>
               <w:rPr>
@@ -816,7 +804,6 @@
                 <w:sz w:val="18"/>
                 <w:szCs w:val="18"/>
               </w:rPr>
-              <w:t>）保证金10</w:t>
             </w:r>
             <w:r>
               <w:rPr>
@@ -825,7 +812,6 @@
                 <w:sz w:val="18"/>
                 <w:szCs w:val="18"/>
               </w:rPr>
-              <w:t>%，用于经营周转</w:t>
             </w:r>
           </w:p>
           <w:p>
@@ -846,7 +832,7 @@
                 <w:sz w:val="18"/>
                 <w:szCs w:val="18"/>
               </w:rPr>
-              <w:t>5、快捷保理2300万元（敞口2300万</w:t>
+              <w:t>5、快捷保理：用于经营周转</w:t>
             </w:r>
             <w:r>
               <w:rPr>
@@ -855,7 +841,6 @@
                 <w:sz w:val="18"/>
                 <w:szCs w:val="18"/>
               </w:rPr>
-              <w:t>元</w:t>
             </w:r>
             <w:r>
               <w:rPr>
@@ -864,7 +849,6 @@
                 <w:sz w:val="18"/>
                 <w:szCs w:val="18"/>
               </w:rPr>
-              <w:t>）</w:t>
             </w:r>
             <w:r>
               <w:rPr>
@@ -873,7 +857,6 @@
                 <w:sz w:val="18"/>
                 <w:szCs w:val="18"/>
               </w:rPr>
-              <w:t>，用于经营周转</w:t>
             </w:r>
           </w:p>
           <w:p>
@@ -894,7 +877,7 @@
                 <w:sz w:val="18"/>
                 <w:szCs w:val="18"/>
               </w:rPr>
-              <w:t>6、非融资性保函2300万元（敞口2300万</w:t>
+              <w:t>6、非融资性保函</w:t>
             </w:r>
             <w:r>
               <w:rPr>
@@ -903,7 +886,6 @@
                 <w:sz w:val="18"/>
                 <w:szCs w:val="18"/>
               </w:rPr>
-              <w:t>元</w:t>
             </w:r>
             <w:r>
               <w:rPr>
@@ -912,7 +894,6 @@
                 <w:sz w:val="18"/>
                 <w:szCs w:val="18"/>
               </w:rPr>
-              <w:t>）</w:t>
             </w:r>
           </w:p>
           <w:p>
@@ -933,7 +914,7 @@
                 <w:sz w:val="18"/>
                 <w:szCs w:val="18"/>
               </w:rPr>
-              <w:t>7、500万元完全现金保证额度</w:t>
+              <w:t>7、完全现金保证额度</w:t>
             </w:r>
           </w:p>
         </w:tc>
@@ -961,7 +942,7 @@
                 <w:sz w:val="18"/>
                 <w:szCs w:val="18"/>
               </w:rPr>
-              <w:t xml:space="preserve">    申请给予借款人综合授信额度</w:t>
+              <w:t xml:space="preserve">    申请给予借款人综合授信额度{{CREDIT_AMOUNT}}（敞口{{CREDIT_EXPOSURE}}），额度循环使用，授信期限{{CREDIT_PERIOD}}，敞口部分以企业自身信用担保。具体分类额度如下：</w:t>
             </w:r>
             <w:r>
               <w:rPr>
@@ -970,7 +951,6 @@
                 <w:sz w:val="18"/>
                 <w:szCs w:val="18"/>
               </w:rPr>
-              <w:t>3375</w:t>
             </w:r>
             <w:r>
               <w:rPr>
@@ -979,7 +959,6 @@
                 <w:sz w:val="18"/>
                 <w:szCs w:val="18"/>
               </w:rPr>
-              <w:t>万元（敞口</w:t>
             </w:r>
             <w:r>
               <w:rPr>
@@ -989,7 +968,6 @@
                 <w:szCs w:val="18"/>
                 <w:lang w:val="en-US" w:eastAsia="zh-CN"/>
               </w:rPr>
-              <w:t>3</w:t>
             </w:r>
             <w:r>
               <w:rPr>
@@ -999,7 +977,6 @@
                 <w:szCs w:val="18"/>
                 <w:lang w:val="en-US" w:eastAsia="zh-CN"/>
               </w:rPr>
-              <w:t>0</w:t>
             </w:r>
             <w:r>
               <w:rPr>
@@ -1008,7 +985,6 @@
                 <w:sz w:val="18"/>
                 <w:szCs w:val="18"/>
               </w:rPr>
-              <w:t>00万元），额度循环使用，授信期限1年，敞口部分以企业自身信用担保。具体分类额度如下：</w:t>
             </w:r>
           </w:p>
           <w:p>
@@ -1029,7 +1005,7 @@
                 <w:sz w:val="18"/>
                 <w:szCs w:val="18"/>
               </w:rPr>
-              <w:t>1、短期流贷</w:t>
+              <w:t>1、短期流贷：用于经营周转</w:t>
             </w:r>
             <w:r>
               <w:rPr>
@@ -1039,7 +1015,6 @@
                 <w:szCs w:val="18"/>
                 <w:lang w:val="en-US" w:eastAsia="zh-CN"/>
               </w:rPr>
-              <w:t>3</w:t>
             </w:r>
             <w:r>
               <w:rPr>
@@ -1048,7 +1023,6 @@
                 <w:sz w:val="18"/>
                 <w:szCs w:val="18"/>
               </w:rPr>
-              <w:t>0</w:t>
             </w:r>
             <w:r>
               <w:rPr>
@@ -1057,7 +1031,6 @@
                 <w:sz w:val="18"/>
                 <w:szCs w:val="18"/>
               </w:rPr>
-              <w:t>00万元（敞口</w:t>
             </w:r>
             <w:r>
               <w:rPr>
@@ -1067,7 +1040,6 @@
                 <w:szCs w:val="18"/>
                 <w:lang w:val="en-US" w:eastAsia="zh-CN"/>
               </w:rPr>
-              <w:t>3</w:t>
             </w:r>
             <w:r>
               <w:rPr>
@@ -1076,7 +1048,6 @@
                 <w:sz w:val="18"/>
                 <w:szCs w:val="18"/>
               </w:rPr>
-              <w:t>000万</w:t>
             </w:r>
             <w:r>
               <w:rPr>
@@ -1085,7 +1056,6 @@
                 <w:sz w:val="18"/>
                 <w:szCs w:val="18"/>
               </w:rPr>
-              <w:t>元</w:t>
             </w:r>
             <w:r>
               <w:rPr>
@@ -1094,7 +1064,6 @@
                 <w:sz w:val="18"/>
                 <w:szCs w:val="18"/>
               </w:rPr>
-              <w:t>），</w:t>
             </w:r>
             <w:r>
               <w:rPr>
@@ -1103,7 +1072,6 @@
                 <w:sz w:val="18"/>
                 <w:szCs w:val="18"/>
               </w:rPr>
-              <w:t>用于经营周转</w:t>
             </w:r>
           </w:p>
           <w:p>
@@ -1124,7 +1092,7 @@
                 <w:sz w:val="18"/>
                 <w:szCs w:val="18"/>
               </w:rPr>
-              <w:t>2、商票保贴2300万元（敞口2300万</w:t>
+              <w:t>2、商票保贴：用于经营周转</w:t>
             </w:r>
             <w:r>
               <w:rPr>
@@ -1133,7 +1101,6 @@
                 <w:sz w:val="18"/>
                 <w:szCs w:val="18"/>
               </w:rPr>
-              <w:t>元</w:t>
             </w:r>
             <w:r>
               <w:rPr>
@@ -1142,7 +1109,6 @@
                 <w:sz w:val="18"/>
                 <w:szCs w:val="18"/>
               </w:rPr>
-              <w:t>），</w:t>
             </w:r>
             <w:r>
               <w:rPr>
@@ -1151,7 +1117,6 @@
                 <w:sz w:val="18"/>
                 <w:szCs w:val="18"/>
               </w:rPr>
-              <w:t>用于经营周转</w:t>
             </w:r>
           </w:p>
           <w:p>
@@ -1172,7 +1137,7 @@
                 <w:sz w:val="18"/>
                 <w:szCs w:val="18"/>
               </w:rPr>
-              <w:t>3、电子银行承兑汇票2875万元（敞口2300万</w:t>
+              <w:t>3、电子银行承兑汇票：保证金20%，用于经营周转</w:t>
             </w:r>
             <w:r>
               <w:rPr>
@@ -1181,7 +1146,6 @@
                 <w:sz w:val="18"/>
                 <w:szCs w:val="18"/>
               </w:rPr>
-              <w:t>元</w:t>
             </w:r>
             <w:r>
               <w:rPr>
@@ -1190,7 +1154,6 @@
                 <w:sz w:val="18"/>
                 <w:szCs w:val="18"/>
               </w:rPr>
-              <w:t>），保证金20%，</w:t>
             </w:r>
             <w:r>
               <w:rPr>
@@ -1199,7 +1162,6 @@
                 <w:sz w:val="18"/>
                 <w:szCs w:val="18"/>
               </w:rPr>
-              <w:t>用于经营周转</w:t>
             </w:r>
           </w:p>
           <w:p>
@@ -1220,7 +1182,7 @@
                 <w:sz w:val="18"/>
                 <w:szCs w:val="18"/>
               </w:rPr>
-              <w:t>4、国内证及买方押汇2500万元（敞口2300万</w:t>
+              <w:t>4、国内证及买方押汇：保证金10%，用于经营周转</w:t>
             </w:r>
             <w:r>
               <w:rPr>
@@ -1229,7 +1191,6 @@
                 <w:sz w:val="18"/>
                 <w:szCs w:val="18"/>
               </w:rPr>
-              <w:t>元</w:t>
             </w:r>
             <w:r>
               <w:rPr>
@@ -1238,7 +1199,6 @@
                 <w:sz w:val="18"/>
                 <w:szCs w:val="18"/>
               </w:rPr>
-              <w:t>）保证金10</w:t>
             </w:r>
             <w:r>
               <w:rPr>
@@ -1247,7 +1207,6 @@
                 <w:sz w:val="18"/>
                 <w:szCs w:val="18"/>
               </w:rPr>
-              <w:t>%，用于经营周转</w:t>
             </w:r>
           </w:p>
           <w:p>
@@ -1268,7 +1227,7 @@
                 <w:sz w:val="18"/>
                 <w:szCs w:val="18"/>
               </w:rPr>
-              <w:t>5、快捷保理2300万元（敞口2300万</w:t>
+              <w:t>5、快捷保理：用于经营周转</w:t>
             </w:r>
             <w:r>
               <w:rPr>
@@ -1277,7 +1236,6 @@
                 <w:sz w:val="18"/>
                 <w:szCs w:val="18"/>
               </w:rPr>
-              <w:t>元</w:t>
             </w:r>
             <w:r>
               <w:rPr>
@@ -1286,7 +1244,6 @@
                 <w:sz w:val="18"/>
                 <w:szCs w:val="18"/>
               </w:rPr>
-              <w:t>）</w:t>
             </w:r>
             <w:r>
               <w:rPr>
@@ -1295,7 +1252,6 @@
                 <w:sz w:val="18"/>
                 <w:szCs w:val="18"/>
               </w:rPr>
-              <w:t>，用于经营周转</w:t>
             </w:r>
           </w:p>
           <w:p>
@@ -1316,7 +1272,7 @@
                 <w:sz w:val="18"/>
                 <w:szCs w:val="18"/>
               </w:rPr>
-              <w:t>6、非融资性保函2300万元（敞口2300万</w:t>
+              <w:t>6、非融资性保函</w:t>
             </w:r>
             <w:r>
               <w:rPr>
@@ -1325,7 +1281,6 @@
                 <w:sz w:val="18"/>
                 <w:szCs w:val="18"/>
               </w:rPr>
-              <w:t>元</w:t>
             </w:r>
             <w:r>
               <w:rPr>
@@ -1334,7 +1289,6 @@
                 <w:sz w:val="18"/>
                 <w:szCs w:val="18"/>
               </w:rPr>
-              <w:t>）</w:t>
             </w:r>
           </w:p>
           <w:p>
@@ -1355,7 +1309,7 @@
                 <w:sz w:val="18"/>
                 <w:szCs w:val="18"/>
               </w:rPr>
-              <w:t>7、</w:t>
+              <w:t>7、完全现金保证额度</w:t>
             </w:r>
             <w:r>
               <w:rPr>
@@ -1365,7 +1319,6 @@
                 <w:szCs w:val="18"/>
                 <w:lang w:val="en-US" w:eastAsia="zh-CN"/>
               </w:rPr>
-              <w:t>3</w:t>
             </w:r>
             <w:r>
               <w:rPr>
@@ -1375,7 +1328,6 @@
                 <w:szCs w:val="18"/>
                 <w:lang w:val="en-US" w:eastAsia="zh-CN"/>
               </w:rPr>
-              <w:t>75</w:t>
             </w:r>
             <w:r>
               <w:rPr>
@@ -1384,7 +1336,6 @@
                 <w:sz w:val="18"/>
                 <w:szCs w:val="18"/>
               </w:rPr>
-              <w:t>万元完全现金保证额度</w:t>
             </w:r>
             <w:r>
               <w:rPr>
@@ -1393,7 +1344,6 @@
                 <w:sz w:val="18"/>
                 <w:szCs w:val="18"/>
               </w:rPr>
-              <w:t xml:space="preserve"> </w:t>
             </w:r>
           </w:p>
         </w:tc>
@@ -1427,7 +1377,7 @@
                 <w:szCs w:val="18"/>
                 <w:lang w:val="en-US" w:eastAsia="zh-CN"/>
               </w:rPr>
-              <w:t>短期流贷由2000万元增加至3000万元。</w:t>
+              <w:t>短期流贷额度按业务需求调整。</w:t>
             </w:r>
           </w:p>
           <w:p>
@@ -1454,7 +1404,7 @@
                 <w:szCs w:val="18"/>
                 <w:lang w:val="en-US" w:eastAsia="zh-CN"/>
               </w:rPr>
-              <w:t>完全现金保证额度从500万元调减为375万元。</w:t>
+              <w:t>完全现金保证额度按业务需求调整。</w:t>
             </w:r>
           </w:p>
         </w:tc>
@@ -7460,7 +7410,7 @@
                 <w:sz w:val="18"/>
                 <w:szCs w:val="18"/>
               </w:rPr>
-              <w:t>3</w:t>
+              <w:t>—</w:t>
             </w:r>
             <w:r>
               <w:rPr>
@@ -7468,7 +7418,6 @@
                 <w:sz w:val="18"/>
                 <w:szCs w:val="18"/>
               </w:rPr>
-              <w:t>2.99%</w:t>
             </w:r>
           </w:p>
         </w:tc>
@@ -7495,7 +7444,7 @@
                 <w:sz w:val="18"/>
                 <w:szCs w:val="18"/>
               </w:rPr>
-              <w:t>5</w:t>
+              <w:t>—</w:t>
             </w:r>
             <w:r>
               <w:rPr>
@@ -7503,7 +7452,6 @@
                 <w:sz w:val="18"/>
                 <w:szCs w:val="18"/>
               </w:rPr>
-              <w:t>0%</w:t>
             </w:r>
           </w:p>
         </w:tc>
@@ -7530,7 +7478,7 @@
                 <w:sz w:val="18"/>
                 <w:szCs w:val="18"/>
               </w:rPr>
-              <w:t>1</w:t>
+              <w:t>—</w:t>
             </w:r>
             <w:r>
               <w:rPr>
@@ -7538,7 +7486,6 @@
                 <w:sz w:val="18"/>
                 <w:szCs w:val="18"/>
               </w:rPr>
-              <w:t>000</w:t>
             </w:r>
             <w:r>
               <w:rPr>
@@ -7546,7 +7493,6 @@
                 <w:sz w:val="18"/>
                 <w:szCs w:val="18"/>
               </w:rPr>
-              <w:t>万元</w:t>
             </w:r>
           </w:p>
         </w:tc>
@@ -7573,7 +7519,7 @@
                 <w:sz w:val="18"/>
                 <w:szCs w:val="18"/>
               </w:rPr>
-              <w:t>1万元</w:t>
+              <w:t>—</w:t>
             </w:r>
           </w:p>
         </w:tc>
@@ -7600,7 +7546,7 @@
                 <w:sz w:val="18"/>
                 <w:szCs w:val="18"/>
               </w:rPr>
-              <w:t>2000万元</w:t>
+              <w:t>—</w:t>
             </w:r>
           </w:p>
         </w:tc>
@@ -7628,7 +7574,7 @@
                 <w:szCs w:val="18"/>
                 <w:lang w:val="en-US" w:eastAsia="zh-CN"/>
               </w:rPr>
-              <w:t>3.9</w:t>
+              <w:t>—</w:t>
             </w:r>
             <w:r>
               <w:rPr>
@@ -7636,7 +7582,6 @@
                 <w:sz w:val="18"/>
                 <w:szCs w:val="18"/>
               </w:rPr>
-              <w:t>%</w:t>
             </w:r>
           </w:p>
         </w:tc>
@@ -7663,7 +7608,7 @@
                 <w:sz w:val="18"/>
                 <w:szCs w:val="18"/>
               </w:rPr>
-              <w:t>5</w:t>
+              <w:t>—</w:t>
             </w:r>
             <w:r>
               <w:rPr>
@@ -7671,7 +7616,6 @@
                 <w:sz w:val="18"/>
                 <w:szCs w:val="18"/>
               </w:rPr>
-              <w:t>0</w:t>
             </w:r>
           </w:p>
         </w:tc>
@@ -7698,7 +7642,7 @@
                 <w:sz w:val="18"/>
                 <w:szCs w:val="18"/>
               </w:rPr>
-              <w:t>3</w:t>
+              <w:t>—</w:t>
             </w:r>
             <w:r>
               <w:rPr>
@@ -7706,7 +7650,6 @@
                 <w:sz w:val="18"/>
                 <w:szCs w:val="18"/>
               </w:rPr>
-              <w:t>6</w:t>
             </w:r>
           </w:p>
         </w:tc>
@@ -17583,7 +17526,7 @@
           <w:color w:val="000000"/>
           <w:sz w:val="24"/>
         </w:rPr>
-        <w:t>公司已向我行提供20</w:t>
+        <w:t>公司已向我行提供最近三个年度审计年报及最新一期月报，相关年报由具备执业资格的会计师事务所审计。根据会计师事务所的资质和企业实际运营情况，我行认为以上报表是可信的。具体报表数据如下：</w:t>
       </w:r>
       <w:r>
         <w:rPr>
@@ -17592,15 +17535,13 @@
           <w:sz w:val="24"/>
           <w:lang w:val="en-US" w:eastAsia="zh-CN"/>
         </w:rPr>
-        <w:t>19</w:t>
-      </w:r>
-      <w:r>
-        <w:rPr>
-          <w:rFonts w:hint="eastAsia" w:ascii="方正仿宋_GBK" w:hAnsi="方正仿宋_GBK" w:eastAsia="方正仿宋_GBK" w:cs="方正仿宋_GBK"/>
-          <w:color w:val="000000"/>
-          <w:sz w:val="24"/>
-        </w:rPr>
-        <w:t>年、20</w:t>
+      </w:r>
+      <w:r>
+        <w:rPr>
+          <w:rFonts w:hint="eastAsia" w:ascii="方正仿宋_GBK" w:hAnsi="方正仿宋_GBK" w:eastAsia="方正仿宋_GBK" w:cs="方正仿宋_GBK"/>
+          <w:color w:val="000000"/>
+          <w:sz w:val="24"/>
+        </w:rPr>
       </w:r>
       <w:r>
         <w:rPr>
@@ -17609,15 +17550,13 @@
           <w:sz w:val="24"/>
           <w:lang w:val="en-US" w:eastAsia="zh-CN"/>
         </w:rPr>
-        <w:t>20</w:t>
-      </w:r>
-      <w:r>
-        <w:rPr>
-          <w:rFonts w:hint="eastAsia" w:ascii="方正仿宋_GBK" w:hAnsi="方正仿宋_GBK" w:eastAsia="方正仿宋_GBK" w:cs="方正仿宋_GBK"/>
-          <w:color w:val="000000"/>
-          <w:sz w:val="24"/>
-        </w:rPr>
-        <w:t>年、</w:t>
+      </w:r>
+      <w:r>
+        <w:rPr>
+          <w:rFonts w:hint="eastAsia" w:ascii="方正仿宋_GBK" w:hAnsi="方正仿宋_GBK" w:eastAsia="方正仿宋_GBK" w:cs="方正仿宋_GBK"/>
+          <w:color w:val="000000"/>
+          <w:sz w:val="24"/>
+        </w:rPr>
       </w:r>
       <w:r>
         <w:rPr>
@@ -17626,7 +17565,6 @@
           <w:sz w:val="24"/>
           <w:lang w:eastAsia="zh-CN"/>
         </w:rPr>
-        <w:t>202</w:t>
       </w:r>
       <w:r>
         <w:rPr>
@@ -17635,15 +17573,13 @@
           <w:sz w:val="24"/>
           <w:lang w:val="en-US" w:eastAsia="zh-CN"/>
         </w:rPr>
-        <w:t>1</w:t>
-      </w:r>
-      <w:r>
-        <w:rPr>
-          <w:rFonts w:hint="eastAsia" w:ascii="方正仿宋_GBK" w:hAnsi="方正仿宋_GBK" w:eastAsia="方正仿宋_GBK" w:cs="方正仿宋_GBK"/>
-          <w:color w:val="000000"/>
-          <w:sz w:val="24"/>
-        </w:rPr>
-        <w:t>年审计年报及</w:t>
+      </w:r>
+      <w:r>
+        <w:rPr>
+          <w:rFonts w:hint="eastAsia" w:ascii="方正仿宋_GBK" w:hAnsi="方正仿宋_GBK" w:eastAsia="方正仿宋_GBK" w:cs="方正仿宋_GBK"/>
+          <w:color w:val="000000"/>
+          <w:sz w:val="24"/>
+        </w:rPr>
       </w:r>
       <w:r>
         <w:rPr>
@@ -17652,47 +17588,41 @@
           <w:sz w:val="24"/>
           <w:lang w:eastAsia="zh-CN"/>
         </w:rPr>
-        <w:t>2022</w:t>
-      </w:r>
-      <w:r>
-        <w:rPr>
-          <w:rFonts w:hint="eastAsia" w:ascii="方正仿宋_GBK" w:hAnsi="方正仿宋_GBK" w:eastAsia="方正仿宋_GBK" w:cs="方正仿宋_GBK"/>
-          <w:color w:val="000000"/>
-          <w:sz w:val="24"/>
-        </w:rPr>
-        <w:t>年</w:t>
-      </w:r>
-      <w:r>
-        <w:rPr>
-          <w:rFonts w:ascii="方正仿宋_GBK" w:hAnsi="方正仿宋_GBK" w:eastAsia="方正仿宋_GBK" w:cs="方正仿宋_GBK"/>
-          <w:color w:val="000000"/>
-          <w:sz w:val="24"/>
-        </w:rPr>
-        <w:t>9</w:t>
-      </w:r>
-      <w:r>
-        <w:rPr>
-          <w:rFonts w:hint="eastAsia" w:ascii="方正仿宋_GBK" w:hAnsi="方正仿宋_GBK" w:eastAsia="方正仿宋_GBK" w:cs="方正仿宋_GBK"/>
-          <w:color w:val="000000"/>
-          <w:sz w:val="24"/>
-        </w:rPr>
-        <w:t>月</w:t>
-      </w:r>
-      <w:r>
-        <w:rPr>
-          <w:rFonts w:ascii="方正仿宋_GBK" w:hAnsi="方正仿宋_GBK" w:eastAsia="方正仿宋_GBK" w:cs="方正仿宋_GBK"/>
-          <w:color w:val="000000"/>
-          <w:sz w:val="24"/>
-        </w:rPr>
-        <w:t>报</w:t>
-      </w:r>
-      <w:r>
-        <w:rPr>
-          <w:rFonts w:hint="eastAsia" w:ascii="方正仿宋_GBK" w:hAnsi="方正仿宋_GBK" w:eastAsia="方正仿宋_GBK" w:cs="方正仿宋_GBK"/>
-          <w:color w:val="000000"/>
-          <w:sz w:val="24"/>
-        </w:rPr>
-        <w:t>，其中201</w:t>
+      </w:r>
+      <w:r>
+        <w:rPr>
+          <w:rFonts w:hint="eastAsia" w:ascii="方正仿宋_GBK" w:hAnsi="方正仿宋_GBK" w:eastAsia="方正仿宋_GBK" w:cs="方正仿宋_GBK"/>
+          <w:color w:val="000000"/>
+          <w:sz w:val="24"/>
+        </w:rPr>
+      </w:r>
+      <w:r>
+        <w:rPr>
+          <w:rFonts w:ascii="方正仿宋_GBK" w:hAnsi="方正仿宋_GBK" w:eastAsia="方正仿宋_GBK" w:cs="方正仿宋_GBK"/>
+          <w:color w:val="000000"/>
+          <w:sz w:val="24"/>
+        </w:rPr>
+      </w:r>
+      <w:r>
+        <w:rPr>
+          <w:rFonts w:hint="eastAsia" w:ascii="方正仿宋_GBK" w:hAnsi="方正仿宋_GBK" w:eastAsia="方正仿宋_GBK" w:cs="方正仿宋_GBK"/>
+          <w:color w:val="000000"/>
+          <w:sz w:val="24"/>
+        </w:rPr>
+      </w:r>
+      <w:r>
+        <w:rPr>
+          <w:rFonts w:ascii="方正仿宋_GBK" w:hAnsi="方正仿宋_GBK" w:eastAsia="方正仿宋_GBK" w:cs="方正仿宋_GBK"/>
+          <w:color w:val="000000"/>
+          <w:sz w:val="24"/>
+        </w:rPr>
+      </w:r>
+      <w:r>
+        <w:rPr>
+          <w:rFonts w:hint="eastAsia" w:ascii="方正仿宋_GBK" w:hAnsi="方正仿宋_GBK" w:eastAsia="方正仿宋_GBK" w:cs="方正仿宋_GBK"/>
+          <w:color w:val="000000"/>
+          <w:sz w:val="24"/>
+        </w:rPr>
       </w:r>
       <w:r>
         <w:rPr>
@@ -17701,15 +17631,13 @@
           <w:sz w:val="24"/>
           <w:lang w:val="en-US" w:eastAsia="zh-CN"/>
         </w:rPr>
-        <w:t>9</w:t>
-      </w:r>
-      <w:r>
-        <w:rPr>
-          <w:rFonts w:ascii="方正仿宋_GBK" w:hAnsi="方正仿宋_GBK" w:eastAsia="方正仿宋_GBK" w:cs="方正仿宋_GBK"/>
-          <w:color w:val="000000"/>
-          <w:sz w:val="24"/>
-        </w:rPr>
-        <w:t>-</w:t>
+      </w:r>
+      <w:r>
+        <w:rPr>
+          <w:rFonts w:ascii="方正仿宋_GBK" w:hAnsi="方正仿宋_GBK" w:eastAsia="方正仿宋_GBK" w:cs="方正仿宋_GBK"/>
+          <w:color w:val="000000"/>
+          <w:sz w:val="24"/>
+        </w:rPr>
       </w:r>
       <w:r>
         <w:rPr>
@@ -17718,15 +17646,13 @@
           <w:sz w:val="24"/>
           <w:lang w:eastAsia="zh-CN"/>
         </w:rPr>
-        <w:t>2021</w:t>
-      </w:r>
-      <w:r>
-        <w:rPr>
-          <w:rFonts w:hint="eastAsia" w:ascii="方正仿宋_GBK" w:hAnsi="方正仿宋_GBK" w:eastAsia="方正仿宋_GBK" w:cs="方正仿宋_GBK"/>
-          <w:color w:val="000000"/>
-          <w:sz w:val="24"/>
-        </w:rPr>
-        <w:t>年报由福建华兴会计师事务所审计。根据会计师事务所的资质和企业实际运营情况，我行认为以上报表是可信的。具体报表数据如下：</w:t>
+      </w:r>
+      <w:r>
+        <w:rPr>
+          <w:rFonts w:hint="eastAsia" w:ascii="方正仿宋_GBK" w:hAnsi="方正仿宋_GBK" w:eastAsia="方正仿宋_GBK" w:cs="方正仿宋_GBK"/>
+          <w:color w:val="000000"/>
+          <w:sz w:val="24"/>
+        </w:rPr>
       </w:r>
     </w:p>
     <w:p>
@@ -19240,15 +19166,14 @@
           <w:color w:val="000000"/>
           <w:sz w:val="24"/>
         </w:rPr>
-        <w:t>应收账款</w:t>
-      </w:r>
-      <w:r>
-        <w:rPr>
-          <w:rFonts w:hint="eastAsia" w:ascii="方正仿宋_GBK" w:hAnsi="方正仿宋_GBK" w:eastAsia="方正仿宋_GBK" w:cs="方正仿宋_GBK"/>
-          <w:color w:val="000000"/>
-          <w:sz w:val="24"/>
-        </w:rPr>
-        <w:t>：截至</w:t>
+        <w:t>应收账款：公司应收账款主要集中在下游主要客户群体，前五大客户应收账款占比约 40% 左右，账龄结构以 1 年以内为主，整体账龄结构合理，回款情况与公司业务结算周期吻合。受合同分段收费模式影响，仅完成交付但尚未收款的部分计入应收账款。</w:t>
+      </w:r>
+      <w:r>
+        <w:rPr>
+          <w:rFonts w:hint="eastAsia" w:ascii="方正仿宋_GBK" w:hAnsi="方正仿宋_GBK" w:eastAsia="方正仿宋_GBK" w:cs="方正仿宋_GBK"/>
+          <w:color w:val="000000"/>
+          <w:sz w:val="24"/>
+        </w:rPr>
       </w:r>
       <w:r>
         <w:rPr>
@@ -19257,15 +19182,13 @@
           <w:sz w:val="24"/>
           <w:lang w:eastAsia="zh-CN"/>
         </w:rPr>
-        <w:t>2021</w:t>
-      </w:r>
-      <w:r>
-        <w:rPr>
-          <w:rFonts w:hint="eastAsia" w:ascii="方正仿宋_GBK" w:hAnsi="方正仿宋_GBK" w:eastAsia="方正仿宋_GBK" w:cs="方正仿宋_GBK"/>
-          <w:color w:val="000000"/>
-          <w:sz w:val="24"/>
-        </w:rPr>
-        <w:t>年12月末，公司应收账款</w:t>
+      </w:r>
+      <w:r>
+        <w:rPr>
+          <w:rFonts w:hint="eastAsia" w:ascii="方正仿宋_GBK" w:hAnsi="方正仿宋_GBK" w:eastAsia="方正仿宋_GBK" w:cs="方正仿宋_GBK"/>
+          <w:color w:val="000000"/>
+          <w:sz w:val="24"/>
+        </w:rPr>
       </w:r>
       <w:r>
         <w:rPr>
@@ -19274,15 +19197,13 @@
           <w:sz w:val="24"/>
           <w:lang w:val="en-US" w:eastAsia="zh-CN"/>
         </w:rPr>
-        <w:t>5781</w:t>
-      </w:r>
-      <w:r>
-        <w:rPr>
-          <w:rFonts w:hint="eastAsia" w:ascii="方正仿宋_GBK" w:hAnsi="方正仿宋_GBK" w:eastAsia="方正仿宋_GBK" w:cs="方正仿宋_GBK"/>
-          <w:color w:val="000000"/>
-          <w:sz w:val="24"/>
-        </w:rPr>
-        <w:t>万元，较年初增加</w:t>
+      </w:r>
+      <w:r>
+        <w:rPr>
+          <w:rFonts w:hint="eastAsia" w:ascii="方正仿宋_GBK" w:hAnsi="方正仿宋_GBK" w:eastAsia="方正仿宋_GBK" w:cs="方正仿宋_GBK"/>
+          <w:color w:val="000000"/>
+          <w:sz w:val="24"/>
+        </w:rPr>
       </w:r>
       <w:r>
         <w:rPr>
@@ -19291,15 +19212,13 @@
           <w:sz w:val="24"/>
           <w:lang w:val="en-US" w:eastAsia="zh-CN"/>
         </w:rPr>
-        <w:t>1022</w:t>
-      </w:r>
-      <w:r>
-        <w:rPr>
-          <w:rFonts w:hint="eastAsia" w:ascii="方正仿宋_GBK" w:hAnsi="方正仿宋_GBK" w:eastAsia="方正仿宋_GBK" w:cs="方正仿宋_GBK"/>
-          <w:color w:val="000000"/>
-          <w:sz w:val="24"/>
-        </w:rPr>
-        <w:t>万元</w:t>
+      </w:r>
+      <w:r>
+        <w:rPr>
+          <w:rFonts w:hint="eastAsia" w:ascii="方正仿宋_GBK" w:hAnsi="方正仿宋_GBK" w:eastAsia="方正仿宋_GBK" w:cs="方正仿宋_GBK"/>
+          <w:color w:val="000000"/>
+          <w:sz w:val="24"/>
+        </w:rPr>
       </w:r>
       <w:r>
         <w:rPr>
@@ -19308,127 +19227,111 @@
           <w:sz w:val="24"/>
           <w:lang w:eastAsia="zh-CN"/>
         </w:rPr>
-        <w:t>，</w:t>
-      </w:r>
-      <w:r>
-        <w:rPr>
-          <w:rFonts w:hint="eastAsia" w:ascii="方正仿宋_GBK" w:hAnsi="方正仿宋_GBK" w:eastAsia="方正仿宋_GBK" w:cs="方正仿宋_GBK"/>
-          <w:color w:val="000000"/>
-          <w:sz w:val="24"/>
-        </w:rPr>
-        <w:t>公司应收账款主要集中在</w:t>
-      </w:r>
-      <w:r>
-        <w:rPr>
-          <w:rFonts w:ascii="方正仿宋_GBK" w:hAnsi="方正仿宋_GBK" w:eastAsia="方正仿宋_GBK" w:cs="方正仿宋_GBK"/>
-          <w:color w:val="000000"/>
-          <w:sz w:val="24"/>
-        </w:rPr>
-        <w:t>政府类客户</w:t>
-      </w:r>
-      <w:r>
-        <w:rPr>
-          <w:rFonts w:hint="eastAsia" w:ascii="方正仿宋_GBK" w:hAnsi="方正仿宋_GBK" w:eastAsia="方正仿宋_GBK" w:cs="方正仿宋_GBK"/>
-          <w:color w:val="000000"/>
-          <w:sz w:val="24"/>
-        </w:rPr>
-        <w:t>，其中占比前五大的应收账款占比</w:t>
-      </w:r>
-      <w:r>
-        <w:rPr>
-          <w:rFonts w:ascii="方正仿宋_GBK" w:hAnsi="方正仿宋_GBK" w:eastAsia="方正仿宋_GBK" w:cs="方正仿宋_GBK"/>
-          <w:color w:val="000000"/>
-          <w:sz w:val="24"/>
-        </w:rPr>
-        <w:t>40.78</w:t>
-      </w:r>
-      <w:r>
-        <w:rPr>
-          <w:rFonts w:hint="eastAsia" w:ascii="方正仿宋_GBK" w:hAnsi="方正仿宋_GBK" w:eastAsia="方正仿宋_GBK" w:cs="方正仿宋_GBK"/>
-          <w:color w:val="000000"/>
-          <w:sz w:val="24"/>
-        </w:rPr>
-        <w:t>%，具体情况如下：（1）龙海市自然</w:t>
-      </w:r>
-      <w:r>
-        <w:rPr>
-          <w:rFonts w:ascii="方正仿宋_GBK" w:hAnsi="方正仿宋_GBK" w:eastAsia="方正仿宋_GBK" w:cs="方正仿宋_GBK"/>
-          <w:color w:val="000000"/>
-          <w:sz w:val="24"/>
-        </w:rPr>
-        <w:t>资源局836</w:t>
-      </w:r>
-      <w:r>
-        <w:rPr>
-          <w:rFonts w:hint="eastAsia" w:ascii="方正仿宋_GBK" w:hAnsi="方正仿宋_GBK" w:eastAsia="方正仿宋_GBK" w:cs="方正仿宋_GBK"/>
-          <w:color w:val="000000"/>
-          <w:sz w:val="24"/>
-        </w:rPr>
-        <w:t>万元；（2）连城县自然资源</w:t>
-      </w:r>
-      <w:r>
-        <w:rPr>
-          <w:rFonts w:ascii="方正仿宋_GBK" w:hAnsi="方正仿宋_GBK" w:eastAsia="方正仿宋_GBK" w:cs="方正仿宋_GBK"/>
-          <w:color w:val="000000"/>
-          <w:sz w:val="24"/>
-        </w:rPr>
-        <w:t>局</w:t>
-      </w:r>
-      <w:r>
-        <w:rPr>
-          <w:rFonts w:hint="eastAsia" w:ascii="方正仿宋_GBK" w:hAnsi="方正仿宋_GBK" w:eastAsia="方正仿宋_GBK" w:cs="方正仿宋_GBK"/>
-          <w:color w:val="000000"/>
-          <w:sz w:val="24"/>
-        </w:rPr>
-        <w:t>359万元；（3）龙岩市</w:t>
-      </w:r>
-      <w:r>
-        <w:rPr>
-          <w:rFonts w:ascii="方正仿宋_GBK" w:hAnsi="方正仿宋_GBK" w:eastAsia="方正仿宋_GBK" w:cs="方正仿宋_GBK"/>
-          <w:color w:val="000000"/>
-          <w:sz w:val="24"/>
-        </w:rPr>
-        <w:t>永定区自然资源局</w:t>
-      </w:r>
-      <w:r>
-        <w:rPr>
-          <w:rFonts w:hint="eastAsia" w:ascii="方正仿宋_GBK" w:hAnsi="方正仿宋_GBK" w:eastAsia="方正仿宋_GBK" w:cs="方正仿宋_GBK"/>
-          <w:color w:val="000000"/>
-          <w:sz w:val="24"/>
-        </w:rPr>
-        <w:t>351万元；（4）漳浦县城乡</w:t>
-      </w:r>
-      <w:r>
-        <w:rPr>
-          <w:rFonts w:ascii="方正仿宋_GBK" w:hAnsi="方正仿宋_GBK" w:eastAsia="方正仿宋_GBK" w:cs="方正仿宋_GBK"/>
-          <w:color w:val="000000"/>
-          <w:sz w:val="24"/>
-        </w:rPr>
-        <w:t>规划</w:t>
-      </w:r>
-      <w:r>
-        <w:rPr>
-          <w:rFonts w:hint="eastAsia" w:ascii="方正仿宋_GBK" w:hAnsi="方正仿宋_GBK" w:eastAsia="方正仿宋_GBK" w:cs="方正仿宋_GBK"/>
-          <w:color w:val="000000"/>
-          <w:sz w:val="24"/>
-        </w:rPr>
-        <w:t>建设局224万元；（5）武警</w:t>
-      </w:r>
-      <w:r>
-        <w:rPr>
-          <w:rFonts w:ascii="方正仿宋_GBK" w:hAnsi="方正仿宋_GBK" w:eastAsia="方正仿宋_GBK" w:cs="方正仿宋_GBK"/>
-          <w:color w:val="000000"/>
-          <w:sz w:val="24"/>
-        </w:rPr>
-        <w:t>福建省总队保障部</w:t>
-      </w:r>
-      <w:r>
-        <w:rPr>
-          <w:rFonts w:hint="eastAsia" w:ascii="方正仿宋_GBK" w:hAnsi="方正仿宋_GBK" w:eastAsia="方正仿宋_GBK" w:cs="方正仿宋_GBK"/>
-          <w:color w:val="000000"/>
-          <w:sz w:val="24"/>
-        </w:rPr>
-        <w:t>204万元。</w:t>
+      </w:r>
+      <w:r>
+        <w:rPr>
+          <w:rFonts w:hint="eastAsia" w:ascii="方正仿宋_GBK" w:hAnsi="方正仿宋_GBK" w:eastAsia="方正仿宋_GBK" w:cs="方正仿宋_GBK"/>
+          <w:color w:val="000000"/>
+          <w:sz w:val="24"/>
+        </w:rPr>
+      </w:r>
+      <w:r>
+        <w:rPr>
+          <w:rFonts w:ascii="方正仿宋_GBK" w:hAnsi="方正仿宋_GBK" w:eastAsia="方正仿宋_GBK" w:cs="方正仿宋_GBK"/>
+          <w:color w:val="000000"/>
+          <w:sz w:val="24"/>
+        </w:rPr>
+      </w:r>
+      <w:r>
+        <w:rPr>
+          <w:rFonts w:hint="eastAsia" w:ascii="方正仿宋_GBK" w:hAnsi="方正仿宋_GBK" w:eastAsia="方正仿宋_GBK" w:cs="方正仿宋_GBK"/>
+          <w:color w:val="000000"/>
+          <w:sz w:val="24"/>
+        </w:rPr>
+      </w:r>
+      <w:r>
+        <w:rPr>
+          <w:rFonts w:ascii="方正仿宋_GBK" w:hAnsi="方正仿宋_GBK" w:eastAsia="方正仿宋_GBK" w:cs="方正仿宋_GBK"/>
+          <w:color w:val="000000"/>
+          <w:sz w:val="24"/>
+        </w:rPr>
+      </w:r>
+      <w:r>
+        <w:rPr>
+          <w:rFonts w:hint="eastAsia" w:ascii="方正仿宋_GBK" w:hAnsi="方正仿宋_GBK" w:eastAsia="方正仿宋_GBK" w:cs="方正仿宋_GBK"/>
+          <w:color w:val="000000"/>
+          <w:sz w:val="24"/>
+        </w:rPr>
+      </w:r>
+      <w:r>
+        <w:rPr>
+          <w:rFonts w:ascii="方正仿宋_GBK" w:hAnsi="方正仿宋_GBK" w:eastAsia="方正仿宋_GBK" w:cs="方正仿宋_GBK"/>
+          <w:color w:val="000000"/>
+          <w:sz w:val="24"/>
+        </w:rPr>
+      </w:r>
+      <w:r>
+        <w:rPr>
+          <w:rFonts w:hint="eastAsia" w:ascii="方正仿宋_GBK" w:hAnsi="方正仿宋_GBK" w:eastAsia="方正仿宋_GBK" w:cs="方正仿宋_GBK"/>
+          <w:color w:val="000000"/>
+          <w:sz w:val="24"/>
+        </w:rPr>
+      </w:r>
+      <w:r>
+        <w:rPr>
+          <w:rFonts w:ascii="方正仿宋_GBK" w:hAnsi="方正仿宋_GBK" w:eastAsia="方正仿宋_GBK" w:cs="方正仿宋_GBK"/>
+          <w:color w:val="000000"/>
+          <w:sz w:val="24"/>
+        </w:rPr>
+      </w:r>
+      <w:r>
+        <w:rPr>
+          <w:rFonts w:hint="eastAsia" w:ascii="方正仿宋_GBK" w:hAnsi="方正仿宋_GBK" w:eastAsia="方正仿宋_GBK" w:cs="方正仿宋_GBK"/>
+          <w:color w:val="000000"/>
+          <w:sz w:val="24"/>
+        </w:rPr>
+      </w:r>
+      <w:r>
+        <w:rPr>
+          <w:rFonts w:ascii="方正仿宋_GBK" w:hAnsi="方正仿宋_GBK" w:eastAsia="方正仿宋_GBK" w:cs="方正仿宋_GBK"/>
+          <w:color w:val="000000"/>
+          <w:sz w:val="24"/>
+        </w:rPr>
+      </w:r>
+      <w:r>
+        <w:rPr>
+          <w:rFonts w:hint="eastAsia" w:ascii="方正仿宋_GBK" w:hAnsi="方正仿宋_GBK" w:eastAsia="方正仿宋_GBK" w:cs="方正仿宋_GBK"/>
+          <w:color w:val="000000"/>
+          <w:sz w:val="24"/>
+        </w:rPr>
+      </w:r>
+      <w:r>
+        <w:rPr>
+          <w:rFonts w:ascii="方正仿宋_GBK" w:hAnsi="方正仿宋_GBK" w:eastAsia="方正仿宋_GBK" w:cs="方正仿宋_GBK"/>
+          <w:color w:val="000000"/>
+          <w:sz w:val="24"/>
+        </w:rPr>
+      </w:r>
+      <w:r>
+        <w:rPr>
+          <w:rFonts w:hint="eastAsia" w:ascii="方正仿宋_GBK" w:hAnsi="方正仿宋_GBK" w:eastAsia="方正仿宋_GBK" w:cs="方正仿宋_GBK"/>
+          <w:color w:val="000000"/>
+          <w:sz w:val="24"/>
+        </w:rPr>
+      </w:r>
+      <w:r>
+        <w:rPr>
+          <w:rFonts w:ascii="方正仿宋_GBK" w:hAnsi="方正仿宋_GBK" w:eastAsia="方正仿宋_GBK" w:cs="方正仿宋_GBK"/>
+          <w:color w:val="000000"/>
+          <w:sz w:val="24"/>
+        </w:rPr>
+      </w:r>
+      <w:r>
+        <w:rPr>
+          <w:rFonts w:hint="eastAsia" w:ascii="方正仿宋_GBK" w:hAnsi="方正仿宋_GBK" w:eastAsia="方正仿宋_GBK" w:cs="方正仿宋_GBK"/>
+          <w:color w:val="000000"/>
+          <w:sz w:val="24"/>
+        </w:rPr>
       </w:r>
       <w:r>
         <w:rPr>
@@ -19437,39 +19340,34 @@
           <w:sz w:val="24"/>
           <w:lang w:eastAsia="zh-CN"/>
         </w:rPr>
-        <w:t>2022</w:t>
-      </w:r>
-      <w:r>
-        <w:rPr>
-          <w:rFonts w:hint="eastAsia" w:ascii="方正仿宋_GBK" w:hAnsi="方正仿宋_GBK" w:eastAsia="方正仿宋_GBK" w:cs="方正仿宋_GBK"/>
-          <w:color w:val="000000"/>
-          <w:sz w:val="24"/>
-        </w:rPr>
-        <w:t>年9月，</w:t>
-      </w:r>
-      <w:r>
-        <w:rPr>
-          <w:rFonts w:ascii="方正仿宋_GBK" w:hAnsi="方正仿宋_GBK" w:eastAsia="方正仿宋_GBK" w:cs="方正仿宋_GBK"/>
-          <w:color w:val="000000"/>
-          <w:sz w:val="24"/>
-        </w:rPr>
-        <w:t>公司应收账款5489</w:t>
-      </w:r>
-      <w:r>
-        <w:rPr>
-          <w:rFonts w:hint="eastAsia" w:ascii="方正仿宋_GBK" w:hAnsi="方正仿宋_GBK" w:eastAsia="方正仿宋_GBK" w:cs="方正仿宋_GBK"/>
-          <w:color w:val="000000"/>
-          <w:sz w:val="24"/>
-        </w:rPr>
-        <w:t>万元</w:t>
-      </w:r>
-      <w:r>
-        <w:rPr>
-          <w:rFonts w:ascii="方正仿宋_GBK" w:hAnsi="方正仿宋_GBK" w:eastAsia="方正仿宋_GBK" w:cs="方正仿宋_GBK"/>
-          <w:color w:val="000000"/>
-          <w:sz w:val="24"/>
-        </w:rPr>
-        <w:t>，较</w:t>
+      </w:r>
+      <w:r>
+        <w:rPr>
+          <w:rFonts w:hint="eastAsia" w:ascii="方正仿宋_GBK" w:hAnsi="方正仿宋_GBK" w:eastAsia="方正仿宋_GBK" w:cs="方正仿宋_GBK"/>
+          <w:color w:val="000000"/>
+          <w:sz w:val="24"/>
+        </w:rPr>
+      </w:r>
+      <w:r>
+        <w:rPr>
+          <w:rFonts w:ascii="方正仿宋_GBK" w:hAnsi="方正仿宋_GBK" w:eastAsia="方正仿宋_GBK" w:cs="方正仿宋_GBK"/>
+          <w:color w:val="000000"/>
+          <w:sz w:val="24"/>
+        </w:rPr>
+      </w:r>
+      <w:r>
+        <w:rPr>
+          <w:rFonts w:hint="eastAsia" w:ascii="方正仿宋_GBK" w:hAnsi="方正仿宋_GBK" w:eastAsia="方正仿宋_GBK" w:cs="方正仿宋_GBK"/>
+          <w:color w:val="000000"/>
+          <w:sz w:val="24"/>
+        </w:rPr>
+      </w:r>
+      <w:r>
+        <w:rPr>
+          <w:rFonts w:ascii="方正仿宋_GBK" w:hAnsi="方正仿宋_GBK" w:eastAsia="方正仿宋_GBK" w:cs="方正仿宋_GBK"/>
+          <w:color w:val="000000"/>
+          <w:sz w:val="24"/>
+        </w:rPr>
       </w:r>
       <w:r>
         <w:rPr>
@@ -19478,151 +19376,132 @@
           <w:sz w:val="24"/>
           <w:lang w:eastAsia="zh-CN"/>
         </w:rPr>
-        <w:t>2022</w:t>
-      </w:r>
-      <w:r>
-        <w:rPr>
-          <w:rFonts w:hint="eastAsia" w:ascii="方正仿宋_GBK" w:hAnsi="方正仿宋_GBK" w:eastAsia="方正仿宋_GBK" w:cs="方正仿宋_GBK"/>
-          <w:color w:val="000000"/>
-          <w:sz w:val="24"/>
-        </w:rPr>
-        <w:t>年初</w:t>
-      </w:r>
-      <w:r>
-        <w:rPr>
-          <w:rFonts w:ascii="方正仿宋_GBK" w:hAnsi="方正仿宋_GBK" w:eastAsia="方正仿宋_GBK" w:cs="方正仿宋_GBK"/>
-          <w:color w:val="000000"/>
-          <w:sz w:val="24"/>
-        </w:rPr>
-        <w:t>减少了</w:t>
-      </w:r>
-      <w:r>
-        <w:rPr>
-          <w:rFonts w:hint="eastAsia" w:ascii="方正仿宋_GBK" w:hAnsi="方正仿宋_GBK" w:eastAsia="方正仿宋_GBK" w:cs="方正仿宋_GBK"/>
-          <w:color w:val="000000"/>
-          <w:sz w:val="24"/>
-        </w:rPr>
-        <w:t>约</w:t>
-      </w:r>
-      <w:r>
-        <w:rPr>
-          <w:rFonts w:ascii="方正仿宋_GBK" w:hAnsi="方正仿宋_GBK" w:eastAsia="方正仿宋_GBK" w:cs="方正仿宋_GBK"/>
-          <w:color w:val="000000"/>
-          <w:sz w:val="24"/>
-        </w:rPr>
-        <w:t>365</w:t>
-      </w:r>
-      <w:r>
-        <w:rPr>
-          <w:rFonts w:hint="eastAsia" w:ascii="方正仿宋_GBK" w:hAnsi="方正仿宋_GBK" w:eastAsia="方正仿宋_GBK" w:cs="方正仿宋_GBK"/>
-          <w:color w:val="000000"/>
-          <w:sz w:val="24"/>
-        </w:rPr>
-        <w:t>万元</w:t>
-      </w:r>
-      <w:r>
-        <w:rPr>
-          <w:rFonts w:ascii="方正仿宋_GBK" w:hAnsi="方正仿宋_GBK" w:eastAsia="方正仿宋_GBK" w:cs="方正仿宋_GBK"/>
-          <w:color w:val="000000"/>
-          <w:sz w:val="24"/>
-        </w:rPr>
-        <w:t>，减幅</w:t>
-      </w:r>
-      <w:r>
-        <w:rPr>
-          <w:rFonts w:hint="eastAsia" w:ascii="方正仿宋_GBK" w:hAnsi="方正仿宋_GBK" w:eastAsia="方正仿宋_GBK" w:cs="方正仿宋_GBK"/>
-          <w:color w:val="000000"/>
-          <w:sz w:val="24"/>
-        </w:rPr>
-        <w:t>较小</w:t>
-      </w:r>
-      <w:r>
-        <w:rPr>
-          <w:rFonts w:ascii="方正仿宋_GBK" w:hAnsi="方正仿宋_GBK" w:eastAsia="方正仿宋_GBK" w:cs="方正仿宋_GBK"/>
-          <w:color w:val="000000"/>
-          <w:sz w:val="24"/>
-        </w:rPr>
-        <w:t>。</w:t>
-      </w:r>
-      <w:r>
-        <w:rPr>
-          <w:rFonts w:hint="eastAsia" w:ascii="方正仿宋_GBK" w:hAnsi="方正仿宋_GBK" w:eastAsia="方正仿宋_GBK" w:cs="方正仿宋_GBK"/>
-          <w:color w:val="000000"/>
-          <w:sz w:val="24"/>
-        </w:rPr>
-        <w:t>由于</w:t>
-      </w:r>
-      <w:r>
-        <w:rPr>
-          <w:rFonts w:ascii="方正仿宋_GBK" w:hAnsi="方正仿宋_GBK" w:eastAsia="方正仿宋_GBK" w:cs="方正仿宋_GBK"/>
-          <w:color w:val="000000"/>
-          <w:sz w:val="24"/>
-        </w:rPr>
-        <w:t>企业</w:t>
-      </w:r>
-      <w:r>
-        <w:rPr>
-          <w:rFonts w:hint="eastAsia" w:ascii="方正仿宋_GBK" w:hAnsi="方正仿宋_GBK" w:eastAsia="方正仿宋_GBK" w:cs="方正仿宋_GBK"/>
-          <w:color w:val="000000"/>
-          <w:sz w:val="24"/>
-        </w:rPr>
-        <w:t>的</w:t>
-      </w:r>
-      <w:r>
-        <w:rPr>
-          <w:rFonts w:ascii="方正仿宋_GBK" w:hAnsi="方正仿宋_GBK" w:eastAsia="方正仿宋_GBK" w:cs="方正仿宋_GBK"/>
-          <w:color w:val="000000"/>
-          <w:sz w:val="24"/>
-        </w:rPr>
-        <w:t>销售合同是</w:t>
-      </w:r>
-      <w:r>
-        <w:rPr>
-          <w:rFonts w:hint="eastAsia" w:ascii="方正仿宋_GBK" w:hAnsi="方正仿宋_GBK" w:eastAsia="方正仿宋_GBK" w:cs="方正仿宋_GBK"/>
-          <w:color w:val="000000"/>
-          <w:sz w:val="24"/>
-        </w:rPr>
-        <w:t>分段</w:t>
-      </w:r>
-      <w:r>
-        <w:rPr>
-          <w:rFonts w:ascii="方正仿宋_GBK" w:hAnsi="方正仿宋_GBK" w:eastAsia="方正仿宋_GBK" w:cs="方正仿宋_GBK"/>
-          <w:color w:val="000000"/>
-          <w:sz w:val="24"/>
-        </w:rPr>
-        <w:t>收费，因此只有确认完成</w:t>
-      </w:r>
-      <w:r>
-        <w:rPr>
-          <w:rFonts w:hint="eastAsia" w:ascii="方正仿宋_GBK" w:hAnsi="方正仿宋_GBK" w:eastAsia="方正仿宋_GBK" w:cs="方正仿宋_GBK"/>
-          <w:color w:val="000000"/>
-          <w:sz w:val="24"/>
-        </w:rPr>
-        <w:t>但是</w:t>
-      </w:r>
-      <w:r>
-        <w:rPr>
-          <w:rFonts w:ascii="方正仿宋_GBK" w:hAnsi="方正仿宋_GBK" w:eastAsia="方正仿宋_GBK" w:cs="方正仿宋_GBK"/>
-          <w:color w:val="000000"/>
-          <w:sz w:val="24"/>
-        </w:rPr>
-        <w:t>还未收款的部分</w:t>
-      </w:r>
-      <w:r>
-        <w:rPr>
-          <w:rFonts w:hint="eastAsia" w:ascii="方正仿宋_GBK" w:hAnsi="方正仿宋_GBK" w:eastAsia="方正仿宋_GBK" w:cs="方正仿宋_GBK"/>
-          <w:color w:val="000000"/>
-          <w:sz w:val="24"/>
-        </w:rPr>
-        <w:t>记入</w:t>
-      </w:r>
-      <w:r>
-        <w:rPr>
-          <w:rFonts w:ascii="方正仿宋_GBK" w:hAnsi="方正仿宋_GBK" w:eastAsia="方正仿宋_GBK" w:cs="方正仿宋_GBK"/>
-          <w:color w:val="000000"/>
-          <w:sz w:val="24"/>
-        </w:rPr>
-        <w:t>了应收账款部分。</w:t>
+      </w:r>
+      <w:r>
+        <w:rPr>
+          <w:rFonts w:hint="eastAsia" w:ascii="方正仿宋_GBK" w:hAnsi="方正仿宋_GBK" w:eastAsia="方正仿宋_GBK" w:cs="方正仿宋_GBK"/>
+          <w:color w:val="000000"/>
+          <w:sz w:val="24"/>
+        </w:rPr>
+      </w:r>
+      <w:r>
+        <w:rPr>
+          <w:rFonts w:ascii="方正仿宋_GBK" w:hAnsi="方正仿宋_GBK" w:eastAsia="方正仿宋_GBK" w:cs="方正仿宋_GBK"/>
+          <w:color w:val="000000"/>
+          <w:sz w:val="24"/>
+        </w:rPr>
+      </w:r>
+      <w:r>
+        <w:rPr>
+          <w:rFonts w:hint="eastAsia" w:ascii="方正仿宋_GBK" w:hAnsi="方正仿宋_GBK" w:eastAsia="方正仿宋_GBK" w:cs="方正仿宋_GBK"/>
+          <w:color w:val="000000"/>
+          <w:sz w:val="24"/>
+        </w:rPr>
+      </w:r>
+      <w:r>
+        <w:rPr>
+          <w:rFonts w:ascii="方正仿宋_GBK" w:hAnsi="方正仿宋_GBK" w:eastAsia="方正仿宋_GBK" w:cs="方正仿宋_GBK"/>
+          <w:color w:val="000000"/>
+          <w:sz w:val="24"/>
+        </w:rPr>
+      </w:r>
+      <w:r>
+        <w:rPr>
+          <w:rFonts w:hint="eastAsia" w:ascii="方正仿宋_GBK" w:hAnsi="方正仿宋_GBK" w:eastAsia="方正仿宋_GBK" w:cs="方正仿宋_GBK"/>
+          <w:color w:val="000000"/>
+          <w:sz w:val="24"/>
+        </w:rPr>
+      </w:r>
+      <w:r>
+        <w:rPr>
+          <w:rFonts w:ascii="方正仿宋_GBK" w:hAnsi="方正仿宋_GBK" w:eastAsia="方正仿宋_GBK" w:cs="方正仿宋_GBK"/>
+          <w:color w:val="000000"/>
+          <w:sz w:val="24"/>
+        </w:rPr>
+      </w:r>
+      <w:r>
+        <w:rPr>
+          <w:rFonts w:hint="eastAsia" w:ascii="方正仿宋_GBK" w:hAnsi="方正仿宋_GBK" w:eastAsia="方正仿宋_GBK" w:cs="方正仿宋_GBK"/>
+          <w:color w:val="000000"/>
+          <w:sz w:val="24"/>
+        </w:rPr>
+      </w:r>
+      <w:r>
+        <w:rPr>
+          <w:rFonts w:ascii="方正仿宋_GBK" w:hAnsi="方正仿宋_GBK" w:eastAsia="方正仿宋_GBK" w:cs="方正仿宋_GBK"/>
+          <w:color w:val="000000"/>
+          <w:sz w:val="24"/>
+        </w:rPr>
+      </w:r>
+      <w:r>
+        <w:rPr>
+          <w:rFonts w:hint="eastAsia" w:ascii="方正仿宋_GBK" w:hAnsi="方正仿宋_GBK" w:eastAsia="方正仿宋_GBK" w:cs="方正仿宋_GBK"/>
+          <w:color w:val="000000"/>
+          <w:sz w:val="24"/>
+        </w:rPr>
+      </w:r>
+      <w:r>
+        <w:rPr>
+          <w:rFonts w:ascii="方正仿宋_GBK" w:hAnsi="方正仿宋_GBK" w:eastAsia="方正仿宋_GBK" w:cs="方正仿宋_GBK"/>
+          <w:color w:val="000000"/>
+          <w:sz w:val="24"/>
+        </w:rPr>
+      </w:r>
+      <w:r>
+        <w:rPr>
+          <w:rFonts w:hint="eastAsia" w:ascii="方正仿宋_GBK" w:hAnsi="方正仿宋_GBK" w:eastAsia="方正仿宋_GBK" w:cs="方正仿宋_GBK"/>
+          <w:color w:val="000000"/>
+          <w:sz w:val="24"/>
+        </w:rPr>
+      </w:r>
+      <w:r>
+        <w:rPr>
+          <w:rFonts w:ascii="方正仿宋_GBK" w:hAnsi="方正仿宋_GBK" w:eastAsia="方正仿宋_GBK" w:cs="方正仿宋_GBK"/>
+          <w:color w:val="000000"/>
+          <w:sz w:val="24"/>
+        </w:rPr>
+      </w:r>
+      <w:r>
+        <w:rPr>
+          <w:rFonts w:hint="eastAsia" w:ascii="方正仿宋_GBK" w:hAnsi="方正仿宋_GBK" w:eastAsia="方正仿宋_GBK" w:cs="方正仿宋_GBK"/>
+          <w:color w:val="000000"/>
+          <w:sz w:val="24"/>
+        </w:rPr>
+      </w:r>
+      <w:r>
+        <w:rPr>
+          <w:rFonts w:ascii="方正仿宋_GBK" w:hAnsi="方正仿宋_GBK" w:eastAsia="方正仿宋_GBK" w:cs="方正仿宋_GBK"/>
+          <w:color w:val="000000"/>
+          <w:sz w:val="24"/>
+        </w:rPr>
+      </w:r>
+      <w:r>
+        <w:rPr>
+          <w:rFonts w:hint="eastAsia" w:ascii="方正仿宋_GBK" w:hAnsi="方正仿宋_GBK" w:eastAsia="方正仿宋_GBK" w:cs="方正仿宋_GBK"/>
+          <w:color w:val="000000"/>
+          <w:sz w:val="24"/>
+        </w:rPr>
+      </w:r>
+      <w:r>
+        <w:rPr>
+          <w:rFonts w:ascii="方正仿宋_GBK" w:hAnsi="方正仿宋_GBK" w:eastAsia="方正仿宋_GBK" w:cs="方正仿宋_GBK"/>
+          <w:color w:val="000000"/>
+          <w:sz w:val="24"/>
+        </w:rPr>
+      </w:r>
+      <w:r>
+        <w:rPr>
+          <w:rFonts w:hint="eastAsia" w:ascii="方正仿宋_GBK" w:hAnsi="方正仿宋_GBK" w:eastAsia="方正仿宋_GBK" w:cs="方正仿宋_GBK"/>
+          <w:color w:val="000000"/>
+          <w:sz w:val="24"/>
+        </w:rPr>
+      </w:r>
+      <w:r>
+        <w:rPr>
+          <w:rFonts w:ascii="方正仿宋_GBK" w:hAnsi="方正仿宋_GBK" w:eastAsia="方正仿宋_GBK" w:cs="方正仿宋_GBK"/>
+          <w:color w:val="000000"/>
+          <w:sz w:val="24"/>
+        </w:rPr>
       </w:r>
     </w:p>
     <w:p>
@@ -29640,7 +29519,7 @@
           <w:rFonts w:hint="eastAsia" w:ascii="方正仿宋_GBK" w:hAnsi="方正仿宋_GBK" w:eastAsia="方正仿宋_GBK" w:cs="方正仿宋_GBK"/>
           <w:sz w:val="24"/>
         </w:rPr>
-        <w:t>投资活动现金流入为</w:t>
+        <w:t>投资活动产生的现金流量受公司当期资本性支出节奏与对外财务投资安排影响，整体方向与公司战略相匹配。资金来源以股东支持及自有资金为主，投资活动现金流量净额变动属于正常财务安排范围。</w:t>
       </w:r>
       <w:r>
         <w:rPr>
@@ -29648,14 +29527,12 @@
           <w:sz w:val="24"/>
           <w:lang w:val="en-US" w:eastAsia="zh-CN"/>
         </w:rPr>
-        <w:t>0</w:t>
-      </w:r>
-      <w:r>
-        <w:rPr>
-          <w:rFonts w:hint="eastAsia" w:ascii="方正仿宋_GBK" w:hAnsi="方正仿宋_GBK" w:eastAsia="方正仿宋_GBK" w:cs="方正仿宋_GBK"/>
-          <w:sz w:val="24"/>
-        </w:rPr>
-        <w:t>万元，投资活动现金流出合计</w:t>
+      </w:r>
+      <w:r>
+        <w:rPr>
+          <w:rFonts w:hint="eastAsia" w:ascii="方正仿宋_GBK" w:hAnsi="方正仿宋_GBK" w:eastAsia="方正仿宋_GBK" w:cs="方正仿宋_GBK"/>
+          <w:sz w:val="24"/>
+        </w:rPr>
       </w:r>
       <w:r>
         <w:rPr>
@@ -29663,14 +29540,12 @@
           <w:sz w:val="24"/>
           <w:lang w:val="en-US" w:eastAsia="zh-CN"/>
         </w:rPr>
-        <w:t>10539</w:t>
-      </w:r>
-      <w:r>
-        <w:rPr>
-          <w:rFonts w:hint="eastAsia" w:ascii="方正仿宋_GBK" w:hAnsi="方正仿宋_GBK" w:eastAsia="方正仿宋_GBK" w:cs="方正仿宋_GBK"/>
-          <w:sz w:val="24"/>
-        </w:rPr>
-        <w:t>万元，具体为构建固定资产、无形资产</w:t>
+      </w:r>
+      <w:r>
+        <w:rPr>
+          <w:rFonts w:hint="eastAsia" w:ascii="方正仿宋_GBK" w:hAnsi="方正仿宋_GBK" w:eastAsia="方正仿宋_GBK" w:cs="方正仿宋_GBK"/>
+          <w:sz w:val="24"/>
+        </w:rPr>
       </w:r>
       <w:r>
         <w:rPr>
@@ -29678,14 +29553,12 @@
           <w:sz w:val="24"/>
           <w:lang w:val="en-US" w:eastAsia="zh-CN"/>
         </w:rPr>
-        <w:t>39</w:t>
-      </w:r>
-      <w:r>
-        <w:rPr>
-          <w:rFonts w:hint="eastAsia" w:ascii="方正仿宋_GBK" w:hAnsi="方正仿宋_GBK" w:eastAsia="方正仿宋_GBK" w:cs="方正仿宋_GBK"/>
-          <w:sz w:val="24"/>
-        </w:rPr>
-        <w:t>万元</w:t>
+      </w:r>
+      <w:r>
+        <w:rPr>
+          <w:rFonts w:hint="eastAsia" w:ascii="方正仿宋_GBK" w:hAnsi="方正仿宋_GBK" w:eastAsia="方正仿宋_GBK" w:cs="方正仿宋_GBK"/>
+          <w:sz w:val="24"/>
+        </w:rPr>
       </w:r>
       <w:r>
         <w:rPr>
@@ -29693,14 +29566,12 @@
           <w:sz w:val="24"/>
           <w:lang w:val="en-US" w:eastAsia="zh-CN"/>
         </w:rPr>
-        <w:t>和投资支付的现金10500万元，该部分为企业购买理财资金，资金来源于股东</w:t>
-      </w:r>
-      <w:r>
-        <w:rPr>
-          <w:rFonts w:hint="eastAsia" w:ascii="方正仿宋_GBK" w:hAnsi="方正仿宋_GBK" w:eastAsia="方正仿宋_GBK" w:cs="方正仿宋_GBK"/>
-          <w:sz w:val="24"/>
-        </w:rPr>
-        <w:t>。上述投资活动产生的现金流量净额</w:t>
+      </w:r>
+      <w:r>
+        <w:rPr>
+          <w:rFonts w:hint="eastAsia" w:ascii="方正仿宋_GBK" w:hAnsi="方正仿宋_GBK" w:eastAsia="方正仿宋_GBK" w:cs="方正仿宋_GBK"/>
+          <w:sz w:val="24"/>
+        </w:rPr>
       </w:r>
       <w:r>
         <w:rPr>
@@ -29708,14 +29579,12 @@
           <w:sz w:val="24"/>
           <w:lang w:val="en-US" w:eastAsia="zh-CN"/>
         </w:rPr>
-        <w:t>-10539</w:t>
-      </w:r>
-      <w:r>
-        <w:rPr>
-          <w:rFonts w:hint="eastAsia" w:ascii="方正仿宋_GBK" w:hAnsi="方正仿宋_GBK" w:eastAsia="方正仿宋_GBK" w:cs="方正仿宋_GBK"/>
-          <w:sz w:val="24"/>
-        </w:rPr>
-        <w:t>万元。</w:t>
+      </w:r>
+      <w:r>
+        <w:rPr>
+          <w:rFonts w:hint="eastAsia" w:ascii="方正仿宋_GBK" w:hAnsi="方正仿宋_GBK" w:eastAsia="方正仿宋_GBK" w:cs="方正仿宋_GBK"/>
+          <w:sz w:val="24"/>
+        </w:rPr>
       </w:r>
     </w:p>
     <w:p>
@@ -29732,7 +29601,7 @@
           <w:rFonts w:hint="eastAsia" w:ascii="方正仿宋_GBK" w:hAnsi="方正仿宋_GBK" w:eastAsia="方正仿宋_GBK" w:cs="方正仿宋_GBK"/>
           <w:sz w:val="24"/>
         </w:rPr>
-        <w:t>筹资活动产生的现金流量流入主要为</w:t>
+        <w:t>{{FINANCING_ACTIVITY_NARRATIVE}}</w:t>
       </w:r>
       <w:r>
         <w:rPr>
@@ -29740,14 +29609,12 @@
           <w:sz w:val="24"/>
           <w:lang w:val="en-US" w:eastAsia="zh-CN"/>
         </w:rPr>
-        <w:t>吸收投资收到的现金10500万元、</w:t>
-      </w:r>
-      <w:r>
-        <w:rPr>
-          <w:rFonts w:ascii="方正仿宋_GBK" w:hAnsi="方正仿宋_GBK" w:eastAsia="方正仿宋_GBK" w:cs="方正仿宋_GBK"/>
-          <w:sz w:val="24"/>
-        </w:rPr>
-        <w:t>取得借款收到的现金</w:t>
+      </w:r>
+      <w:r>
+        <w:rPr>
+          <w:rFonts w:ascii="方正仿宋_GBK" w:hAnsi="方正仿宋_GBK" w:eastAsia="方正仿宋_GBK" w:cs="方正仿宋_GBK"/>
+          <w:sz w:val="24"/>
+        </w:rPr>
       </w:r>
       <w:r>
         <w:rPr>
@@ -29755,42 +29622,36 @@
           <w:sz w:val="24"/>
           <w:lang w:val="en-US" w:eastAsia="zh-CN"/>
         </w:rPr>
-        <w:t>1713</w:t>
-      </w:r>
-      <w:r>
-        <w:rPr>
-          <w:rFonts w:hint="eastAsia" w:ascii="方正仿宋_GBK" w:hAnsi="方正仿宋_GBK" w:eastAsia="方正仿宋_GBK" w:cs="方正仿宋_GBK"/>
-          <w:sz w:val="24"/>
-        </w:rPr>
-        <w:t>万元</w:t>
-      </w:r>
-      <w:r>
-        <w:rPr>
-          <w:rFonts w:ascii="方正仿宋_GBK" w:hAnsi="方正仿宋_GBK" w:eastAsia="方正仿宋_GBK" w:cs="方正仿宋_GBK"/>
-          <w:sz w:val="24"/>
-        </w:rPr>
-        <w:t>，</w:t>
-      </w:r>
-      <w:r>
-        <w:rPr>
-          <w:rFonts w:hint="eastAsia" w:ascii="方正仿宋_GBK" w:hAnsi="方正仿宋_GBK" w:eastAsia="方正仿宋_GBK" w:cs="方正仿宋_GBK"/>
-          <w:sz w:val="24"/>
-        </w:rPr>
-        <w:t>收到其他与筹资活动有关的现金</w:t>
-      </w:r>
-      <w:r>
-        <w:rPr>
-          <w:rFonts w:ascii="方正仿宋_GBK" w:hAnsi="方正仿宋_GBK" w:eastAsia="方正仿宋_GBK" w:cs="方正仿宋_GBK"/>
-          <w:sz w:val="24"/>
-        </w:rPr>
-        <w:t>1000</w:t>
-      </w:r>
-      <w:r>
-        <w:rPr>
-          <w:rFonts w:hint="eastAsia" w:ascii="方正仿宋_GBK" w:hAnsi="方正仿宋_GBK" w:eastAsia="方正仿宋_GBK" w:cs="方正仿宋_GBK"/>
-          <w:sz w:val="24"/>
-        </w:rPr>
-        <w:t>万元。合计筹资活动现金流入小计</w:t>
+      </w:r>
+      <w:r>
+        <w:rPr>
+          <w:rFonts w:hint="eastAsia" w:ascii="方正仿宋_GBK" w:hAnsi="方正仿宋_GBK" w:eastAsia="方正仿宋_GBK" w:cs="方正仿宋_GBK"/>
+          <w:sz w:val="24"/>
+        </w:rPr>
+      </w:r>
+      <w:r>
+        <w:rPr>
+          <w:rFonts w:ascii="方正仿宋_GBK" w:hAnsi="方正仿宋_GBK" w:eastAsia="方正仿宋_GBK" w:cs="方正仿宋_GBK"/>
+          <w:sz w:val="24"/>
+        </w:rPr>
+      </w:r>
+      <w:r>
+        <w:rPr>
+          <w:rFonts w:hint="eastAsia" w:ascii="方正仿宋_GBK" w:hAnsi="方正仿宋_GBK" w:eastAsia="方正仿宋_GBK" w:cs="方正仿宋_GBK"/>
+          <w:sz w:val="24"/>
+        </w:rPr>
+      </w:r>
+      <w:r>
+        <w:rPr>
+          <w:rFonts w:ascii="方正仿宋_GBK" w:hAnsi="方正仿宋_GBK" w:eastAsia="方正仿宋_GBK" w:cs="方正仿宋_GBK"/>
+          <w:sz w:val="24"/>
+        </w:rPr>
+      </w:r>
+      <w:r>
+        <w:rPr>
+          <w:rFonts w:hint="eastAsia" w:ascii="方正仿宋_GBK" w:hAnsi="方正仿宋_GBK" w:eastAsia="方正仿宋_GBK" w:cs="方正仿宋_GBK"/>
+          <w:sz w:val="24"/>
+        </w:rPr>
       </w:r>
       <w:r>
         <w:rPr>
@@ -29798,28 +29659,24 @@
           <w:sz w:val="24"/>
           <w:lang w:val="en-US" w:eastAsia="zh-CN"/>
         </w:rPr>
-        <w:t>17723</w:t>
-      </w:r>
-      <w:r>
-        <w:rPr>
-          <w:rFonts w:hint="eastAsia" w:ascii="方正仿宋_GBK" w:hAnsi="方正仿宋_GBK" w:eastAsia="方正仿宋_GBK" w:cs="方正仿宋_GBK"/>
-          <w:sz w:val="24"/>
-        </w:rPr>
-        <w:t>万元。同时分配</w:t>
-      </w:r>
-      <w:r>
-        <w:rPr>
-          <w:rFonts w:ascii="方正仿宋_GBK" w:hAnsi="方正仿宋_GBK" w:eastAsia="方正仿宋_GBK" w:cs="方正仿宋_GBK"/>
-          <w:sz w:val="24"/>
-        </w:rPr>
-        <w:t>股利及支付其他与筹资活动相关</w:t>
-      </w:r>
-      <w:r>
-        <w:rPr>
-          <w:rFonts w:hint="eastAsia" w:ascii="方正仿宋_GBK" w:hAnsi="方正仿宋_GBK" w:eastAsia="方正仿宋_GBK" w:cs="方正仿宋_GBK"/>
-          <w:sz w:val="24"/>
-        </w:rPr>
-        <w:t>现金</w:t>
+      </w:r>
+      <w:r>
+        <w:rPr>
+          <w:rFonts w:hint="eastAsia" w:ascii="方正仿宋_GBK" w:hAnsi="方正仿宋_GBK" w:eastAsia="方正仿宋_GBK" w:cs="方正仿宋_GBK"/>
+          <w:sz w:val="24"/>
+        </w:rPr>
+      </w:r>
+      <w:r>
+        <w:rPr>
+          <w:rFonts w:ascii="方正仿宋_GBK" w:hAnsi="方正仿宋_GBK" w:eastAsia="方正仿宋_GBK" w:cs="方正仿宋_GBK"/>
+          <w:sz w:val="24"/>
+        </w:rPr>
+      </w:r>
+      <w:r>
+        <w:rPr>
+          <w:rFonts w:hint="eastAsia" w:ascii="方正仿宋_GBK" w:hAnsi="方正仿宋_GBK" w:eastAsia="方正仿宋_GBK" w:cs="方正仿宋_GBK"/>
+          <w:sz w:val="24"/>
+        </w:rPr>
       </w:r>
       <w:r>
         <w:rPr>
@@ -29827,14 +29684,12 @@
           <w:sz w:val="24"/>
           <w:lang w:val="en-US" w:eastAsia="zh-CN"/>
         </w:rPr>
-        <w:t>49</w:t>
-      </w:r>
-      <w:r>
-        <w:rPr>
-          <w:rFonts w:hint="eastAsia" w:ascii="方正仿宋_GBK" w:hAnsi="方正仿宋_GBK" w:eastAsia="方正仿宋_GBK" w:cs="方正仿宋_GBK"/>
-          <w:sz w:val="24"/>
-        </w:rPr>
-        <w:t>万元上述筹资活动产生的现金流量净额</w:t>
+      </w:r>
+      <w:r>
+        <w:rPr>
+          <w:rFonts w:hint="eastAsia" w:ascii="方正仿宋_GBK" w:hAnsi="方正仿宋_GBK" w:eastAsia="方正仿宋_GBK" w:cs="方正仿宋_GBK"/>
+          <w:sz w:val="24"/>
+        </w:rPr>
       </w:r>
       <w:r>
         <w:rPr>
@@ -29842,42 +29697,36 @@
           <w:sz w:val="24"/>
           <w:lang w:val="en-US" w:eastAsia="zh-CN"/>
         </w:rPr>
-        <w:t>2087</w:t>
-      </w:r>
-      <w:r>
-        <w:rPr>
-          <w:rFonts w:hint="eastAsia" w:ascii="方正仿宋_GBK" w:hAnsi="方正仿宋_GBK" w:eastAsia="方正仿宋_GBK" w:cs="方正仿宋_GBK"/>
-          <w:sz w:val="24"/>
-        </w:rPr>
-        <w:t>万元其中借款2000万元</w:t>
-      </w:r>
-      <w:r>
-        <w:rPr>
-          <w:rFonts w:ascii="方正仿宋_GBK" w:hAnsi="方正仿宋_GBK" w:eastAsia="方正仿宋_GBK" w:cs="方正仿宋_GBK"/>
-          <w:sz w:val="24"/>
-        </w:rPr>
-        <w:t>为我行短期流贷，</w:t>
-      </w:r>
-      <w:r>
-        <w:rPr>
-          <w:rFonts w:hint="eastAsia" w:ascii="方正仿宋_GBK" w:hAnsi="方正仿宋_GBK" w:eastAsia="方正仿宋_GBK" w:cs="方正仿宋_GBK"/>
-          <w:sz w:val="24"/>
-        </w:rPr>
-        <w:t>其他</w:t>
-      </w:r>
-      <w:r>
-        <w:rPr>
-          <w:rFonts w:ascii="方正仿宋_GBK" w:hAnsi="方正仿宋_GBK" w:eastAsia="方正仿宋_GBK" w:cs="方正仿宋_GBK"/>
-          <w:sz w:val="24"/>
-        </w:rPr>
-        <w:t>与筹资相关现金为向招标集团借款</w:t>
-      </w:r>
-      <w:r>
-        <w:rPr>
-          <w:rFonts w:hint="eastAsia" w:ascii="方正仿宋_GBK" w:hAnsi="方正仿宋_GBK" w:eastAsia="方正仿宋_GBK" w:cs="方正仿宋_GBK"/>
-          <w:sz w:val="24"/>
-        </w:rPr>
-        <w:t>。</w:t>
+      </w:r>
+      <w:r>
+        <w:rPr>
+          <w:rFonts w:hint="eastAsia" w:ascii="方正仿宋_GBK" w:hAnsi="方正仿宋_GBK" w:eastAsia="方正仿宋_GBK" w:cs="方正仿宋_GBK"/>
+          <w:sz w:val="24"/>
+        </w:rPr>
+      </w:r>
+      <w:r>
+        <w:rPr>
+          <w:rFonts w:ascii="方正仿宋_GBK" w:hAnsi="方正仿宋_GBK" w:eastAsia="方正仿宋_GBK" w:cs="方正仿宋_GBK"/>
+          <w:sz w:val="24"/>
+        </w:rPr>
+      </w:r>
+      <w:r>
+        <w:rPr>
+          <w:rFonts w:hint="eastAsia" w:ascii="方正仿宋_GBK" w:hAnsi="方正仿宋_GBK" w:eastAsia="方正仿宋_GBK" w:cs="方正仿宋_GBK"/>
+          <w:sz w:val="24"/>
+        </w:rPr>
+      </w:r>
+      <w:r>
+        <w:rPr>
+          <w:rFonts w:ascii="方正仿宋_GBK" w:hAnsi="方正仿宋_GBK" w:eastAsia="方正仿宋_GBK" w:cs="方正仿宋_GBK"/>
+          <w:sz w:val="24"/>
+        </w:rPr>
+      </w:r>
+      <w:r>
+        <w:rPr>
+          <w:rFonts w:hint="eastAsia" w:ascii="方正仿宋_GBK" w:hAnsi="方正仿宋_GBK" w:eastAsia="方正仿宋_GBK" w:cs="方正仿宋_GBK"/>
+          <w:sz w:val="24"/>
+        </w:rPr>
       </w:r>
     </w:p>
     <w:p>
@@ -33452,196 +33301,175 @@
           <w:color w:val="000000"/>
           <w:sz w:val="24"/>
         </w:rPr>
-        <w:t xml:space="preserve">  </w:t>
-      </w:r>
-      <w:r>
-        <w:rPr>
-          <w:rFonts w:ascii="方正仿宋_GBK" w:hAnsi="方正仿宋_GBK" w:eastAsia="方正仿宋_GBK" w:cs="方正仿宋_GBK"/>
-          <w:iCs/>
-          <w:color w:val="000000"/>
-          <w:sz w:val="24"/>
-        </w:rPr>
-        <w:t>a</w:t>
-      </w:r>
-      <w:r>
-        <w:rPr>
-          <w:rFonts w:hint="eastAsia" w:ascii="方正仿宋_GBK" w:hAnsi="方正仿宋_GBK" w:eastAsia="方正仿宋_GBK" w:cs="方正仿宋_GBK"/>
-          <w:iCs/>
-          <w:color w:val="000000"/>
-          <w:sz w:val="24"/>
-        </w:rPr>
-        <w:t>．由于</w:t>
-      </w:r>
-      <w:r>
-        <w:rPr>
-          <w:rFonts w:ascii="方正仿宋_GBK" w:hAnsi="方正仿宋_GBK" w:eastAsia="方正仿宋_GBK" w:cs="方正仿宋_GBK"/>
-          <w:iCs/>
-          <w:color w:val="000000"/>
-          <w:sz w:val="24"/>
-        </w:rPr>
-        <w:t>企业的</w:t>
-      </w:r>
-      <w:r>
-        <w:rPr>
-          <w:rFonts w:hint="eastAsia" w:ascii="方正仿宋_GBK" w:hAnsi="方正仿宋_GBK" w:eastAsia="方正仿宋_GBK" w:cs="方正仿宋_GBK"/>
-          <w:iCs/>
-          <w:color w:val="000000"/>
-          <w:sz w:val="24"/>
-        </w:rPr>
-        <w:t>下游买家</w:t>
-      </w:r>
-      <w:r>
-        <w:rPr>
-          <w:rFonts w:ascii="方正仿宋_GBK" w:hAnsi="方正仿宋_GBK" w:eastAsia="方正仿宋_GBK" w:cs="方正仿宋_GBK"/>
-          <w:iCs/>
-          <w:color w:val="000000"/>
-          <w:sz w:val="24"/>
-        </w:rPr>
-        <w:t>多为政府机构，受</w:t>
-      </w:r>
-      <w:r>
-        <w:rPr>
-          <w:rFonts w:hint="eastAsia" w:ascii="方正仿宋_GBK" w:hAnsi="方正仿宋_GBK" w:eastAsia="方正仿宋_GBK" w:cs="方正仿宋_GBK"/>
-          <w:iCs/>
-          <w:color w:val="000000"/>
-          <w:sz w:val="24"/>
-        </w:rPr>
-        <w:t>今年疫情</w:t>
-      </w:r>
-      <w:r>
-        <w:rPr>
-          <w:rFonts w:ascii="方正仿宋_GBK" w:hAnsi="方正仿宋_GBK" w:eastAsia="方正仿宋_GBK" w:cs="方正仿宋_GBK"/>
-          <w:iCs/>
-          <w:color w:val="000000"/>
-          <w:sz w:val="24"/>
-        </w:rPr>
-        <w:t>影响各地财政</w:t>
-      </w:r>
-      <w:r>
-        <w:rPr>
-          <w:rFonts w:hint="eastAsia" w:ascii="方正仿宋_GBK" w:hAnsi="方正仿宋_GBK" w:eastAsia="方正仿宋_GBK" w:cs="方正仿宋_GBK"/>
-          <w:iCs/>
-          <w:color w:val="000000"/>
-          <w:sz w:val="24"/>
-        </w:rPr>
-        <w:t>积极</w:t>
-      </w:r>
-      <w:r>
-        <w:rPr>
-          <w:rFonts w:ascii="方正仿宋_GBK" w:hAnsi="方正仿宋_GBK" w:eastAsia="方正仿宋_GBK" w:cs="方正仿宋_GBK"/>
-          <w:iCs/>
-          <w:color w:val="000000"/>
-          <w:sz w:val="24"/>
-        </w:rPr>
-        <w:t>拨款赈灾导致</w:t>
-      </w:r>
-      <w:r>
-        <w:rPr>
-          <w:rFonts w:hint="eastAsia" w:ascii="方正仿宋_GBK" w:hAnsi="方正仿宋_GBK" w:eastAsia="方正仿宋_GBK" w:cs="方正仿宋_GBK"/>
-          <w:iCs/>
-          <w:color w:val="000000"/>
-          <w:sz w:val="24"/>
-        </w:rPr>
-        <w:t>货款</w:t>
-      </w:r>
-      <w:r>
-        <w:rPr>
-          <w:rFonts w:ascii="方正仿宋_GBK" w:hAnsi="方正仿宋_GBK" w:eastAsia="方正仿宋_GBK" w:cs="方正仿宋_GBK"/>
-          <w:iCs/>
-          <w:color w:val="000000"/>
-          <w:sz w:val="24"/>
-        </w:rPr>
-        <w:t>不能</w:t>
-      </w:r>
-      <w:r>
-        <w:rPr>
-          <w:rFonts w:hint="eastAsia" w:ascii="方正仿宋_GBK" w:hAnsi="方正仿宋_GBK" w:eastAsia="方正仿宋_GBK" w:cs="方正仿宋_GBK"/>
-          <w:iCs/>
-          <w:color w:val="000000"/>
-          <w:sz w:val="24"/>
-        </w:rPr>
-        <w:t>及时</w:t>
-      </w:r>
-      <w:r>
-        <w:rPr>
-          <w:rFonts w:ascii="方正仿宋_GBK" w:hAnsi="方正仿宋_GBK" w:eastAsia="方正仿宋_GBK" w:cs="方正仿宋_GBK"/>
-          <w:iCs/>
-          <w:color w:val="000000"/>
-          <w:sz w:val="24"/>
-        </w:rPr>
-        <w:t>结清，但由于下游</w:t>
-      </w:r>
-      <w:r>
-        <w:rPr>
-          <w:rFonts w:hint="eastAsia" w:ascii="方正仿宋_GBK" w:hAnsi="方正仿宋_GBK" w:eastAsia="方正仿宋_GBK" w:cs="方正仿宋_GBK"/>
-          <w:iCs/>
-          <w:color w:val="000000"/>
-          <w:sz w:val="24"/>
-        </w:rPr>
-        <w:t>买家</w:t>
-      </w:r>
-      <w:r>
-        <w:rPr>
-          <w:rFonts w:ascii="方正仿宋_GBK" w:hAnsi="方正仿宋_GBK" w:eastAsia="方正仿宋_GBK" w:cs="方正仿宋_GBK"/>
-          <w:iCs/>
-          <w:color w:val="000000"/>
-          <w:sz w:val="24"/>
-        </w:rPr>
-        <w:t>的自身情况为国家</w:t>
-      </w:r>
-      <w:r>
-        <w:rPr>
-          <w:rFonts w:hint="eastAsia" w:ascii="方正仿宋_GBK" w:hAnsi="方正仿宋_GBK" w:eastAsia="方正仿宋_GBK" w:cs="方正仿宋_GBK"/>
-          <w:iCs/>
-          <w:color w:val="000000"/>
-          <w:sz w:val="24"/>
-        </w:rPr>
-        <w:t>政府应收账款</w:t>
-      </w:r>
-      <w:r>
-        <w:rPr>
-          <w:rFonts w:ascii="方正仿宋_GBK" w:hAnsi="方正仿宋_GBK" w:eastAsia="方正仿宋_GBK" w:cs="方正仿宋_GBK"/>
-          <w:iCs/>
-          <w:color w:val="000000"/>
-          <w:sz w:val="24"/>
-        </w:rPr>
-        <w:t>质量好坏账率低，因此在本次的授信</w:t>
-      </w:r>
-      <w:r>
-        <w:rPr>
-          <w:rFonts w:hint="eastAsia" w:ascii="方正仿宋_GBK" w:hAnsi="方正仿宋_GBK" w:eastAsia="方正仿宋_GBK" w:cs="方正仿宋_GBK"/>
-          <w:iCs/>
-          <w:color w:val="000000"/>
-          <w:sz w:val="24"/>
-        </w:rPr>
-        <w:t>方案</w:t>
-      </w:r>
-      <w:r>
-        <w:rPr>
-          <w:rFonts w:ascii="方正仿宋_GBK" w:hAnsi="方正仿宋_GBK" w:eastAsia="方正仿宋_GBK" w:cs="方正仿宋_GBK"/>
-          <w:iCs/>
-          <w:color w:val="000000"/>
-          <w:sz w:val="24"/>
-        </w:rPr>
-        <w:t>中计划</w:t>
-      </w:r>
-      <w:r>
-        <w:rPr>
-          <w:rFonts w:hint="eastAsia" w:ascii="方正仿宋_GBK" w:hAnsi="方正仿宋_GBK" w:eastAsia="方正仿宋_GBK" w:cs="方正仿宋_GBK"/>
-          <w:iCs/>
-          <w:color w:val="000000"/>
-          <w:sz w:val="24"/>
-        </w:rPr>
-        <w:t>给予</w:t>
-      </w:r>
-      <w:r>
-        <w:rPr>
-          <w:rFonts w:ascii="方正仿宋_GBK" w:hAnsi="方正仿宋_GBK" w:eastAsia="方正仿宋_GBK" w:cs="方正仿宋_GBK"/>
-          <w:iCs/>
-          <w:color w:val="000000"/>
-          <w:sz w:val="24"/>
-        </w:rPr>
-        <w:t>企业</w:t>
+        <w:t xml:space="preserve">  a．由于企业的下游买家行业自身资信状况整体良好、应收账款质量稳健，因此在本次的授信方案中按业务实际周转需求配置短期流贷用以缓解经营周转压力。</w:t>
+      </w:r>
+      <w:r>
+        <w:rPr>
+          <w:rFonts w:ascii="方正仿宋_GBK" w:hAnsi="方正仿宋_GBK" w:eastAsia="方正仿宋_GBK" w:cs="方正仿宋_GBK"/>
+          <w:iCs/>
+          <w:color w:val="000000"/>
+          <w:sz w:val="24"/>
+        </w:rPr>
+      </w:r>
+      <w:r>
+        <w:rPr>
+          <w:rFonts w:hint="eastAsia" w:ascii="方正仿宋_GBK" w:hAnsi="方正仿宋_GBK" w:eastAsia="方正仿宋_GBK" w:cs="方正仿宋_GBK"/>
+          <w:iCs/>
+          <w:color w:val="000000"/>
+          <w:sz w:val="24"/>
+        </w:rPr>
+      </w:r>
+      <w:r>
+        <w:rPr>
+          <w:rFonts w:ascii="方正仿宋_GBK" w:hAnsi="方正仿宋_GBK" w:eastAsia="方正仿宋_GBK" w:cs="方正仿宋_GBK"/>
+          <w:iCs/>
+          <w:color w:val="000000"/>
+          <w:sz w:val="24"/>
+        </w:rPr>
+      </w:r>
+      <w:r>
+        <w:rPr>
+          <w:rFonts w:hint="eastAsia" w:ascii="方正仿宋_GBK" w:hAnsi="方正仿宋_GBK" w:eastAsia="方正仿宋_GBK" w:cs="方正仿宋_GBK"/>
+          <w:iCs/>
+          <w:color w:val="000000"/>
+          <w:sz w:val="24"/>
+        </w:rPr>
+      </w:r>
+      <w:r>
+        <w:rPr>
+          <w:rFonts w:ascii="方正仿宋_GBK" w:hAnsi="方正仿宋_GBK" w:eastAsia="方正仿宋_GBK" w:cs="方正仿宋_GBK"/>
+          <w:iCs/>
+          <w:color w:val="000000"/>
+          <w:sz w:val="24"/>
+        </w:rPr>
+      </w:r>
+      <w:r>
+        <w:rPr>
+          <w:rFonts w:hint="eastAsia" w:ascii="方正仿宋_GBK" w:hAnsi="方正仿宋_GBK" w:eastAsia="方正仿宋_GBK" w:cs="方正仿宋_GBK"/>
+          <w:iCs/>
+          <w:color w:val="000000"/>
+          <w:sz w:val="24"/>
+        </w:rPr>
+      </w:r>
+      <w:r>
+        <w:rPr>
+          <w:rFonts w:ascii="方正仿宋_GBK" w:hAnsi="方正仿宋_GBK" w:eastAsia="方正仿宋_GBK" w:cs="方正仿宋_GBK"/>
+          <w:iCs/>
+          <w:color w:val="000000"/>
+          <w:sz w:val="24"/>
+        </w:rPr>
+      </w:r>
+      <w:r>
+        <w:rPr>
+          <w:rFonts w:hint="eastAsia" w:ascii="方正仿宋_GBK" w:hAnsi="方正仿宋_GBK" w:eastAsia="方正仿宋_GBK" w:cs="方正仿宋_GBK"/>
+          <w:iCs/>
+          <w:color w:val="000000"/>
+          <w:sz w:val="24"/>
+        </w:rPr>
+      </w:r>
+      <w:r>
+        <w:rPr>
+          <w:rFonts w:ascii="方正仿宋_GBK" w:hAnsi="方正仿宋_GBK" w:eastAsia="方正仿宋_GBK" w:cs="方正仿宋_GBK"/>
+          <w:iCs/>
+          <w:color w:val="000000"/>
+          <w:sz w:val="24"/>
+        </w:rPr>
+      </w:r>
+      <w:r>
+        <w:rPr>
+          <w:rFonts w:hint="eastAsia" w:ascii="方正仿宋_GBK" w:hAnsi="方正仿宋_GBK" w:eastAsia="方正仿宋_GBK" w:cs="方正仿宋_GBK"/>
+          <w:iCs/>
+          <w:color w:val="000000"/>
+          <w:sz w:val="24"/>
+        </w:rPr>
+      </w:r>
+      <w:r>
+        <w:rPr>
+          <w:rFonts w:ascii="方正仿宋_GBK" w:hAnsi="方正仿宋_GBK" w:eastAsia="方正仿宋_GBK" w:cs="方正仿宋_GBK"/>
+          <w:iCs/>
+          <w:color w:val="000000"/>
+          <w:sz w:val="24"/>
+        </w:rPr>
+      </w:r>
+      <w:r>
+        <w:rPr>
+          <w:rFonts w:hint="eastAsia" w:ascii="方正仿宋_GBK" w:hAnsi="方正仿宋_GBK" w:eastAsia="方正仿宋_GBK" w:cs="方正仿宋_GBK"/>
+          <w:iCs/>
+          <w:color w:val="000000"/>
+          <w:sz w:val="24"/>
+        </w:rPr>
+      </w:r>
+      <w:r>
+        <w:rPr>
+          <w:rFonts w:ascii="方正仿宋_GBK" w:hAnsi="方正仿宋_GBK" w:eastAsia="方正仿宋_GBK" w:cs="方正仿宋_GBK"/>
+          <w:iCs/>
+          <w:color w:val="000000"/>
+          <w:sz w:val="24"/>
+        </w:rPr>
+      </w:r>
+      <w:r>
+        <w:rPr>
+          <w:rFonts w:hint="eastAsia" w:ascii="方正仿宋_GBK" w:hAnsi="方正仿宋_GBK" w:eastAsia="方正仿宋_GBK" w:cs="方正仿宋_GBK"/>
+          <w:iCs/>
+          <w:color w:val="000000"/>
+          <w:sz w:val="24"/>
+        </w:rPr>
+      </w:r>
+      <w:r>
+        <w:rPr>
+          <w:rFonts w:ascii="方正仿宋_GBK" w:hAnsi="方正仿宋_GBK" w:eastAsia="方正仿宋_GBK" w:cs="方正仿宋_GBK"/>
+          <w:iCs/>
+          <w:color w:val="000000"/>
+          <w:sz w:val="24"/>
+        </w:rPr>
+      </w:r>
+      <w:r>
+        <w:rPr>
+          <w:rFonts w:hint="eastAsia" w:ascii="方正仿宋_GBK" w:hAnsi="方正仿宋_GBK" w:eastAsia="方正仿宋_GBK" w:cs="方正仿宋_GBK"/>
+          <w:iCs/>
+          <w:color w:val="000000"/>
+          <w:sz w:val="24"/>
+        </w:rPr>
+      </w:r>
+      <w:r>
+        <w:rPr>
+          <w:rFonts w:ascii="方正仿宋_GBK" w:hAnsi="方正仿宋_GBK" w:eastAsia="方正仿宋_GBK" w:cs="方正仿宋_GBK"/>
+          <w:iCs/>
+          <w:color w:val="000000"/>
+          <w:sz w:val="24"/>
+        </w:rPr>
+      </w:r>
+      <w:r>
+        <w:rPr>
+          <w:rFonts w:hint="eastAsia" w:ascii="方正仿宋_GBK" w:hAnsi="方正仿宋_GBK" w:eastAsia="方正仿宋_GBK" w:cs="方正仿宋_GBK"/>
+          <w:iCs/>
+          <w:color w:val="000000"/>
+          <w:sz w:val="24"/>
+        </w:rPr>
+      </w:r>
+      <w:r>
+        <w:rPr>
+          <w:rFonts w:ascii="方正仿宋_GBK" w:hAnsi="方正仿宋_GBK" w:eastAsia="方正仿宋_GBK" w:cs="方正仿宋_GBK"/>
+          <w:iCs/>
+          <w:color w:val="000000"/>
+          <w:sz w:val="24"/>
+        </w:rPr>
+      </w:r>
+      <w:r>
+        <w:rPr>
+          <w:rFonts w:hint="eastAsia" w:ascii="方正仿宋_GBK" w:hAnsi="方正仿宋_GBK" w:eastAsia="方正仿宋_GBK" w:cs="方正仿宋_GBK"/>
+          <w:iCs/>
+          <w:color w:val="000000"/>
+          <w:sz w:val="24"/>
+        </w:rPr>
+      </w:r>
+      <w:r>
+        <w:rPr>
+          <w:rFonts w:ascii="方正仿宋_GBK" w:hAnsi="方正仿宋_GBK" w:eastAsia="方正仿宋_GBK" w:cs="方正仿宋_GBK"/>
+          <w:iCs/>
+          <w:color w:val="000000"/>
+          <w:sz w:val="24"/>
+        </w:rPr>
       </w:r>
       <w:r>
         <w:rPr>
@@ -33651,70 +33479,62 @@
           <w:sz w:val="24"/>
           <w:lang w:val="en-US" w:eastAsia="zh-CN"/>
         </w:rPr>
-        <w:t>3</w:t>
-      </w:r>
-      <w:r>
-        <w:rPr>
-          <w:rFonts w:ascii="方正仿宋_GBK" w:hAnsi="方正仿宋_GBK" w:eastAsia="方正仿宋_GBK" w:cs="方正仿宋_GBK"/>
-          <w:iCs/>
-          <w:color w:val="000000"/>
-          <w:sz w:val="24"/>
-        </w:rPr>
-        <w:t>000</w:t>
-      </w:r>
-      <w:r>
-        <w:rPr>
-          <w:rFonts w:hint="eastAsia" w:ascii="方正仿宋_GBK" w:hAnsi="方正仿宋_GBK" w:eastAsia="方正仿宋_GBK" w:cs="方正仿宋_GBK"/>
-          <w:iCs/>
-          <w:color w:val="000000"/>
-          <w:sz w:val="24"/>
-        </w:rPr>
-        <w:t>万元</w:t>
-      </w:r>
-      <w:r>
-        <w:rPr>
-          <w:rFonts w:ascii="方正仿宋_GBK" w:hAnsi="方正仿宋_GBK" w:eastAsia="方正仿宋_GBK" w:cs="方正仿宋_GBK"/>
-          <w:iCs/>
-          <w:color w:val="000000"/>
-          <w:sz w:val="24"/>
-        </w:rPr>
-        <w:t>的</w:t>
-      </w:r>
-      <w:r>
-        <w:rPr>
-          <w:rFonts w:hint="eastAsia" w:ascii="方正仿宋_GBK" w:hAnsi="方正仿宋_GBK" w:eastAsia="方正仿宋_GBK" w:cs="方正仿宋_GBK"/>
-          <w:iCs/>
-          <w:color w:val="000000"/>
-          <w:sz w:val="24"/>
-        </w:rPr>
-        <w:t>短期</w:t>
-      </w:r>
-      <w:r>
-        <w:rPr>
-          <w:rFonts w:ascii="方正仿宋_GBK" w:hAnsi="方正仿宋_GBK" w:eastAsia="方正仿宋_GBK" w:cs="方正仿宋_GBK"/>
-          <w:iCs/>
-          <w:color w:val="000000"/>
-          <w:sz w:val="24"/>
-        </w:rPr>
-        <w:t>流贷用以缓解</w:t>
-      </w:r>
-      <w:r>
-        <w:rPr>
-          <w:rFonts w:hint="eastAsia" w:ascii="方正仿宋_GBK" w:hAnsi="方正仿宋_GBK" w:eastAsia="方正仿宋_GBK" w:cs="方正仿宋_GBK"/>
-          <w:iCs/>
-          <w:color w:val="000000"/>
-          <w:sz w:val="24"/>
-        </w:rPr>
-        <w:t>周转压力</w:t>
-      </w:r>
-      <w:r>
-        <w:rPr>
-          <w:rFonts w:ascii="方正仿宋_GBK" w:hAnsi="方正仿宋_GBK" w:eastAsia="方正仿宋_GBK" w:cs="方正仿宋_GBK"/>
-          <w:iCs/>
-          <w:color w:val="000000"/>
-          <w:sz w:val="24"/>
-        </w:rPr>
-        <w:t>。</w:t>
+      </w:r>
+      <w:r>
+        <w:rPr>
+          <w:rFonts w:ascii="方正仿宋_GBK" w:hAnsi="方正仿宋_GBK" w:eastAsia="方正仿宋_GBK" w:cs="方正仿宋_GBK"/>
+          <w:iCs/>
+          <w:color w:val="000000"/>
+          <w:sz w:val="24"/>
+        </w:rPr>
+      </w:r>
+      <w:r>
+        <w:rPr>
+          <w:rFonts w:hint="eastAsia" w:ascii="方正仿宋_GBK" w:hAnsi="方正仿宋_GBK" w:eastAsia="方正仿宋_GBK" w:cs="方正仿宋_GBK"/>
+          <w:iCs/>
+          <w:color w:val="000000"/>
+          <w:sz w:val="24"/>
+        </w:rPr>
+      </w:r>
+      <w:r>
+        <w:rPr>
+          <w:rFonts w:ascii="方正仿宋_GBK" w:hAnsi="方正仿宋_GBK" w:eastAsia="方正仿宋_GBK" w:cs="方正仿宋_GBK"/>
+          <w:iCs/>
+          <w:color w:val="000000"/>
+          <w:sz w:val="24"/>
+        </w:rPr>
+      </w:r>
+      <w:r>
+        <w:rPr>
+          <w:rFonts w:hint="eastAsia" w:ascii="方正仿宋_GBK" w:hAnsi="方正仿宋_GBK" w:eastAsia="方正仿宋_GBK" w:cs="方正仿宋_GBK"/>
+          <w:iCs/>
+          <w:color w:val="000000"/>
+          <w:sz w:val="24"/>
+        </w:rPr>
+      </w:r>
+      <w:r>
+        <w:rPr>
+          <w:rFonts w:ascii="方正仿宋_GBK" w:hAnsi="方正仿宋_GBK" w:eastAsia="方正仿宋_GBK" w:cs="方正仿宋_GBK"/>
+          <w:iCs/>
+          <w:color w:val="000000"/>
+          <w:sz w:val="24"/>
+        </w:rPr>
+      </w:r>
+      <w:r>
+        <w:rPr>
+          <w:rFonts w:hint="eastAsia" w:ascii="方正仿宋_GBK" w:hAnsi="方正仿宋_GBK" w:eastAsia="方正仿宋_GBK" w:cs="方正仿宋_GBK"/>
+          <w:iCs/>
+          <w:color w:val="000000"/>
+          <w:sz w:val="24"/>
+        </w:rPr>
+      </w:r>
+      <w:r>
+        <w:rPr>
+          <w:rFonts w:ascii="方正仿宋_GBK" w:hAnsi="方正仿宋_GBK" w:eastAsia="方正仿宋_GBK" w:cs="方正仿宋_GBK"/>
+          <w:iCs/>
+          <w:color w:val="000000"/>
+          <w:sz w:val="24"/>
+        </w:rPr>
       </w:r>
     </w:p>
     <w:p>
@@ -33733,271 +33553,239 @@
           <w:color w:val="000000"/>
           <w:sz w:val="24"/>
         </w:rPr>
-        <w:t xml:space="preserve">  b</w:t>
-      </w:r>
-      <w:r>
-        <w:rPr>
-          <w:rFonts w:hint="eastAsia" w:ascii="方正仿宋_GBK" w:hAnsi="方正仿宋_GBK" w:eastAsia="方正仿宋_GBK" w:cs="方正仿宋_GBK"/>
-          <w:iCs/>
-          <w:color w:val="000000"/>
-          <w:sz w:val="24"/>
-        </w:rPr>
-        <w:t>． 目前企业</w:t>
-      </w:r>
-      <w:r>
-        <w:rPr>
-          <w:rFonts w:ascii="方正仿宋_GBK" w:hAnsi="方正仿宋_GBK" w:eastAsia="方正仿宋_GBK" w:cs="方正仿宋_GBK"/>
-          <w:iCs/>
-          <w:color w:val="000000"/>
-          <w:sz w:val="24"/>
-        </w:rPr>
-        <w:t>的货币资金</w:t>
-      </w:r>
-      <w:r>
-        <w:rPr>
-          <w:rFonts w:hint="eastAsia" w:ascii="方正仿宋_GBK" w:hAnsi="方正仿宋_GBK" w:eastAsia="方正仿宋_GBK" w:cs="方正仿宋_GBK"/>
-          <w:iCs/>
-          <w:color w:val="000000"/>
-          <w:sz w:val="24"/>
-        </w:rPr>
-        <w:t>较大部分需要用以</w:t>
-      </w:r>
-      <w:r>
-        <w:rPr>
-          <w:rFonts w:ascii="方正仿宋_GBK" w:hAnsi="方正仿宋_GBK" w:eastAsia="方正仿宋_GBK" w:cs="方正仿宋_GBK"/>
-          <w:iCs/>
-          <w:color w:val="000000"/>
-          <w:sz w:val="24"/>
-        </w:rPr>
-        <w:t>支付</w:t>
-      </w:r>
-      <w:r>
-        <w:rPr>
-          <w:rFonts w:hint="eastAsia" w:ascii="方正仿宋_GBK" w:hAnsi="方正仿宋_GBK" w:eastAsia="方正仿宋_GBK" w:cs="方正仿宋_GBK"/>
-          <w:iCs/>
-          <w:color w:val="000000"/>
-          <w:sz w:val="24"/>
-        </w:rPr>
-        <w:t>应付职工薪酬及</w:t>
-      </w:r>
-      <w:r>
-        <w:rPr>
-          <w:rFonts w:ascii="方正仿宋_GBK" w:hAnsi="方正仿宋_GBK" w:eastAsia="方正仿宋_GBK" w:cs="方正仿宋_GBK"/>
-          <w:iCs/>
-          <w:color w:val="000000"/>
-          <w:sz w:val="24"/>
-        </w:rPr>
-        <w:t>维持企业平时</w:t>
-      </w:r>
-      <w:r>
-        <w:rPr>
-          <w:rFonts w:hint="eastAsia" w:ascii="方正仿宋_GBK" w:hAnsi="方正仿宋_GBK" w:eastAsia="方正仿宋_GBK" w:cs="方正仿宋_GBK"/>
-          <w:iCs/>
-          <w:color w:val="000000"/>
-          <w:sz w:val="24"/>
-        </w:rPr>
-        <w:t>正常运行</w:t>
-      </w:r>
-      <w:r>
-        <w:rPr>
-          <w:rFonts w:ascii="方正仿宋_GBK" w:hAnsi="方正仿宋_GBK" w:eastAsia="方正仿宋_GBK" w:cs="方正仿宋_GBK"/>
-          <w:iCs/>
-          <w:color w:val="000000"/>
-          <w:sz w:val="24"/>
-        </w:rPr>
-        <w:t>，</w:t>
-      </w:r>
-      <w:r>
-        <w:rPr>
-          <w:rFonts w:hint="eastAsia" w:ascii="方正仿宋_GBK" w:hAnsi="方正仿宋_GBK" w:eastAsia="方正仿宋_GBK" w:cs="方正仿宋_GBK"/>
-          <w:iCs/>
-          <w:sz w:val="24"/>
-        </w:rPr>
-        <w:t>但</w:t>
-      </w:r>
-      <w:r>
-        <w:rPr>
-          <w:rFonts w:ascii="方正仿宋_GBK" w:hAnsi="方正仿宋_GBK" w:eastAsia="方正仿宋_GBK" w:cs="方正仿宋_GBK"/>
-          <w:iCs/>
-          <w:sz w:val="24"/>
-        </w:rPr>
-        <w:t>该问题主要</w:t>
-      </w:r>
-      <w:r>
-        <w:rPr>
-          <w:rFonts w:hint="eastAsia" w:ascii="方正仿宋_GBK" w:hAnsi="方正仿宋_GBK" w:eastAsia="方正仿宋_GBK" w:cs="方正仿宋_GBK"/>
-          <w:iCs/>
-          <w:sz w:val="24"/>
-        </w:rPr>
-        <w:t>源头</w:t>
-      </w:r>
-      <w:r>
-        <w:rPr>
-          <w:rFonts w:ascii="方正仿宋_GBK" w:hAnsi="方正仿宋_GBK" w:eastAsia="方正仿宋_GBK" w:cs="方正仿宋_GBK"/>
-          <w:iCs/>
-          <w:sz w:val="24"/>
-        </w:rPr>
-        <w:t>是</w:t>
-      </w:r>
-      <w:r>
-        <w:rPr>
-          <w:rFonts w:hint="eastAsia" w:ascii="方正仿宋_GBK" w:hAnsi="方正仿宋_GBK" w:eastAsia="方正仿宋_GBK" w:cs="方正仿宋_GBK"/>
-          <w:iCs/>
-          <w:sz w:val="24"/>
-        </w:rPr>
-        <w:t>今年</w:t>
-      </w:r>
-      <w:r>
-        <w:rPr>
-          <w:rFonts w:ascii="方正仿宋_GBK" w:hAnsi="方正仿宋_GBK" w:eastAsia="方正仿宋_GBK" w:cs="方正仿宋_GBK"/>
-          <w:iCs/>
-          <w:sz w:val="24"/>
-        </w:rPr>
-        <w:t>疫情导致的下游企业未能及时支付款项，目前</w:t>
-      </w:r>
-      <w:r>
-        <w:rPr>
-          <w:rFonts w:hint="eastAsia" w:ascii="方正仿宋_GBK" w:hAnsi="方正仿宋_GBK" w:eastAsia="方正仿宋_GBK" w:cs="方正仿宋_GBK"/>
-          <w:iCs/>
-          <w:sz w:val="24"/>
-        </w:rPr>
-        <w:t>国内疫情</w:t>
-      </w:r>
-      <w:r>
-        <w:rPr>
-          <w:rFonts w:ascii="方正仿宋_GBK" w:hAnsi="方正仿宋_GBK" w:eastAsia="方正仿宋_GBK" w:cs="方正仿宋_GBK"/>
-          <w:iCs/>
-          <w:sz w:val="24"/>
-        </w:rPr>
-        <w:t>得到了良好的控制同时企业内部也在积极调整</w:t>
-      </w:r>
-      <w:r>
-        <w:rPr>
-          <w:rFonts w:hint="eastAsia" w:ascii="方正仿宋_GBK" w:hAnsi="方正仿宋_GBK" w:eastAsia="方正仿宋_GBK" w:cs="方正仿宋_GBK"/>
-          <w:iCs/>
-          <w:sz w:val="24"/>
-        </w:rPr>
-        <w:t>除开</w:t>
-      </w:r>
-      <w:r>
-        <w:rPr>
-          <w:rFonts w:ascii="方正仿宋_GBK" w:hAnsi="方正仿宋_GBK" w:eastAsia="方正仿宋_GBK" w:cs="方正仿宋_GBK"/>
-          <w:iCs/>
-          <w:sz w:val="24"/>
-        </w:rPr>
-        <w:t>需对外支付的尾款外企业运转并无差错</w:t>
-      </w:r>
-      <w:r>
-        <w:rPr>
-          <w:rFonts w:hint="eastAsia" w:ascii="方正仿宋_GBK" w:hAnsi="方正仿宋_GBK" w:eastAsia="方正仿宋_GBK" w:cs="方正仿宋_GBK"/>
-          <w:iCs/>
-          <w:sz w:val="24"/>
-        </w:rPr>
-        <w:t>同时在</w:t>
-      </w:r>
-      <w:r>
-        <w:rPr>
-          <w:rFonts w:ascii="方正仿宋_GBK" w:hAnsi="方正仿宋_GBK" w:eastAsia="方正仿宋_GBK" w:cs="方正仿宋_GBK"/>
-          <w:iCs/>
-          <w:sz w:val="24"/>
-        </w:rPr>
-        <w:t>与企业</w:t>
-      </w:r>
-      <w:r>
-        <w:rPr>
-          <w:rFonts w:hint="eastAsia" w:ascii="方正仿宋_GBK" w:hAnsi="方正仿宋_GBK" w:eastAsia="方正仿宋_GBK" w:cs="方正仿宋_GBK"/>
-          <w:iCs/>
-          <w:sz w:val="24"/>
-        </w:rPr>
-        <w:t>的</w:t>
-      </w:r>
-      <w:r>
-        <w:rPr>
-          <w:rFonts w:ascii="方正仿宋_GBK" w:hAnsi="方正仿宋_GBK" w:eastAsia="方正仿宋_GBK" w:cs="方正仿宋_GBK"/>
-          <w:iCs/>
-          <w:sz w:val="24"/>
-        </w:rPr>
-        <w:t>沟通中得知</w:t>
-      </w:r>
-      <w:r>
-        <w:rPr>
-          <w:rFonts w:hint="eastAsia" w:ascii="方正仿宋_GBK" w:hAnsi="方正仿宋_GBK" w:eastAsia="方正仿宋_GBK" w:cs="方正仿宋_GBK"/>
-          <w:iCs/>
-          <w:sz w:val="24"/>
-        </w:rPr>
-        <w:t>企业于四季度</w:t>
-      </w:r>
-      <w:r>
-        <w:rPr>
-          <w:rFonts w:ascii="方正仿宋_GBK" w:hAnsi="方正仿宋_GBK" w:eastAsia="方正仿宋_GBK" w:cs="方正仿宋_GBK"/>
-          <w:iCs/>
-          <w:sz w:val="24"/>
-        </w:rPr>
-        <w:t>将收回大部分应收账款</w:t>
-      </w:r>
-      <w:r>
-        <w:rPr>
-          <w:rFonts w:hint="eastAsia" w:ascii="方正仿宋_GBK" w:hAnsi="方正仿宋_GBK" w:eastAsia="方正仿宋_GBK" w:cs="方正仿宋_GBK"/>
-          <w:iCs/>
-          <w:sz w:val="24"/>
-        </w:rPr>
-        <w:t>，</w:t>
-      </w:r>
-      <w:r>
-        <w:rPr>
-          <w:rFonts w:ascii="方正仿宋_GBK" w:hAnsi="方正仿宋_GBK" w:eastAsia="方正仿宋_GBK" w:cs="方正仿宋_GBK"/>
-          <w:iCs/>
-          <w:sz w:val="24"/>
-        </w:rPr>
-        <w:t>综上</w:t>
-      </w:r>
-      <w:r>
-        <w:rPr>
-          <w:rFonts w:hint="eastAsia" w:ascii="方正仿宋_GBK" w:hAnsi="方正仿宋_GBK" w:eastAsia="方正仿宋_GBK" w:cs="方正仿宋_GBK"/>
-          <w:iCs/>
-          <w:sz w:val="24"/>
-        </w:rPr>
-        <w:t>所述</w:t>
-      </w:r>
-      <w:r>
-        <w:rPr>
-          <w:rFonts w:ascii="方正仿宋_GBK" w:hAnsi="方正仿宋_GBK" w:eastAsia="方正仿宋_GBK" w:cs="方正仿宋_GBK"/>
-          <w:iCs/>
-          <w:sz w:val="24"/>
-        </w:rPr>
-        <w:t>我部本次计划给予企业3375</w:t>
-      </w:r>
-      <w:r>
-        <w:rPr>
-          <w:rFonts w:hint="eastAsia" w:ascii="方正仿宋_GBK" w:hAnsi="方正仿宋_GBK" w:eastAsia="方正仿宋_GBK" w:cs="方正仿宋_GBK"/>
-          <w:iCs/>
-          <w:sz w:val="24"/>
-        </w:rPr>
-        <w:t>万</w:t>
-      </w:r>
-      <w:r>
-        <w:rPr>
-          <w:rFonts w:ascii="方正仿宋_GBK" w:hAnsi="方正仿宋_GBK" w:eastAsia="方正仿宋_GBK" w:cs="方正仿宋_GBK"/>
-          <w:iCs/>
-          <w:sz w:val="24"/>
-        </w:rPr>
-        <w:t>元</w:t>
-      </w:r>
-      <w:r>
-        <w:rPr>
-          <w:rFonts w:hint="eastAsia" w:ascii="方正仿宋_GBK" w:hAnsi="方正仿宋_GBK" w:eastAsia="方正仿宋_GBK" w:cs="方正仿宋_GBK"/>
-          <w:iCs/>
-          <w:sz w:val="24"/>
-        </w:rPr>
-        <w:t>综合授信并未承担</w:t>
-      </w:r>
-      <w:r>
-        <w:rPr>
-          <w:rFonts w:ascii="方正仿宋_GBK" w:hAnsi="方正仿宋_GBK" w:eastAsia="方正仿宋_GBK" w:cs="方正仿宋_GBK"/>
-          <w:iCs/>
-          <w:sz w:val="24"/>
-        </w:rPr>
-        <w:t>过高风险。</w:t>
+        <w:t>{{CASHFLOW_ASSESSMENT_NARRATIVE}}</w:t>
+      </w:r>
+      <w:r>
+        <w:rPr>
+          <w:rFonts w:hint="eastAsia" w:ascii="方正仿宋_GBK" w:hAnsi="方正仿宋_GBK" w:eastAsia="方正仿宋_GBK" w:cs="方正仿宋_GBK"/>
+          <w:iCs/>
+          <w:color w:val="000000"/>
+          <w:sz w:val="24"/>
+        </w:rPr>
+      </w:r>
+      <w:r>
+        <w:rPr>
+          <w:rFonts w:ascii="方正仿宋_GBK" w:hAnsi="方正仿宋_GBK" w:eastAsia="方正仿宋_GBK" w:cs="方正仿宋_GBK"/>
+          <w:iCs/>
+          <w:color w:val="000000"/>
+          <w:sz w:val="24"/>
+        </w:rPr>
+      </w:r>
+      <w:r>
+        <w:rPr>
+          <w:rFonts w:hint="eastAsia" w:ascii="方正仿宋_GBK" w:hAnsi="方正仿宋_GBK" w:eastAsia="方正仿宋_GBK" w:cs="方正仿宋_GBK"/>
+          <w:iCs/>
+          <w:color w:val="000000"/>
+          <w:sz w:val="24"/>
+        </w:rPr>
+      </w:r>
+      <w:r>
+        <w:rPr>
+          <w:rFonts w:ascii="方正仿宋_GBK" w:hAnsi="方正仿宋_GBK" w:eastAsia="方正仿宋_GBK" w:cs="方正仿宋_GBK"/>
+          <w:iCs/>
+          <w:color w:val="000000"/>
+          <w:sz w:val="24"/>
+        </w:rPr>
+      </w:r>
+      <w:r>
+        <w:rPr>
+          <w:rFonts w:hint="eastAsia" w:ascii="方正仿宋_GBK" w:hAnsi="方正仿宋_GBK" w:eastAsia="方正仿宋_GBK" w:cs="方正仿宋_GBK"/>
+          <w:iCs/>
+          <w:color w:val="000000"/>
+          <w:sz w:val="24"/>
+        </w:rPr>
+      </w:r>
+      <w:r>
+        <w:rPr>
+          <w:rFonts w:ascii="方正仿宋_GBK" w:hAnsi="方正仿宋_GBK" w:eastAsia="方正仿宋_GBK" w:cs="方正仿宋_GBK"/>
+          <w:iCs/>
+          <w:color w:val="000000"/>
+          <w:sz w:val="24"/>
+        </w:rPr>
+      </w:r>
+      <w:r>
+        <w:rPr>
+          <w:rFonts w:hint="eastAsia" w:ascii="方正仿宋_GBK" w:hAnsi="方正仿宋_GBK" w:eastAsia="方正仿宋_GBK" w:cs="方正仿宋_GBK"/>
+          <w:iCs/>
+          <w:color w:val="000000"/>
+          <w:sz w:val="24"/>
+        </w:rPr>
+      </w:r>
+      <w:r>
+        <w:rPr>
+          <w:rFonts w:ascii="方正仿宋_GBK" w:hAnsi="方正仿宋_GBK" w:eastAsia="方正仿宋_GBK" w:cs="方正仿宋_GBK"/>
+          <w:iCs/>
+          <w:color w:val="000000"/>
+          <w:sz w:val="24"/>
+        </w:rPr>
+      </w:r>
+      <w:r>
+        <w:rPr>
+          <w:rFonts w:hint="eastAsia" w:ascii="方正仿宋_GBK" w:hAnsi="方正仿宋_GBK" w:eastAsia="方正仿宋_GBK" w:cs="方正仿宋_GBK"/>
+          <w:iCs/>
+          <w:sz w:val="24"/>
+        </w:rPr>
+      </w:r>
+      <w:r>
+        <w:rPr>
+          <w:rFonts w:ascii="方正仿宋_GBK" w:hAnsi="方正仿宋_GBK" w:eastAsia="方正仿宋_GBK" w:cs="方正仿宋_GBK"/>
+          <w:iCs/>
+          <w:sz w:val="24"/>
+        </w:rPr>
+      </w:r>
+      <w:r>
+        <w:rPr>
+          <w:rFonts w:hint="eastAsia" w:ascii="方正仿宋_GBK" w:hAnsi="方正仿宋_GBK" w:eastAsia="方正仿宋_GBK" w:cs="方正仿宋_GBK"/>
+          <w:iCs/>
+          <w:sz w:val="24"/>
+        </w:rPr>
+      </w:r>
+      <w:r>
+        <w:rPr>
+          <w:rFonts w:ascii="方正仿宋_GBK" w:hAnsi="方正仿宋_GBK" w:eastAsia="方正仿宋_GBK" w:cs="方正仿宋_GBK"/>
+          <w:iCs/>
+          <w:sz w:val="24"/>
+        </w:rPr>
+      </w:r>
+      <w:r>
+        <w:rPr>
+          <w:rFonts w:hint="eastAsia" w:ascii="方正仿宋_GBK" w:hAnsi="方正仿宋_GBK" w:eastAsia="方正仿宋_GBK" w:cs="方正仿宋_GBK"/>
+          <w:iCs/>
+          <w:sz w:val="24"/>
+        </w:rPr>
+      </w:r>
+      <w:r>
+        <w:rPr>
+          <w:rFonts w:ascii="方正仿宋_GBK" w:hAnsi="方正仿宋_GBK" w:eastAsia="方正仿宋_GBK" w:cs="方正仿宋_GBK"/>
+          <w:iCs/>
+          <w:sz w:val="24"/>
+        </w:rPr>
+      </w:r>
+      <w:r>
+        <w:rPr>
+          <w:rFonts w:hint="eastAsia" w:ascii="方正仿宋_GBK" w:hAnsi="方正仿宋_GBK" w:eastAsia="方正仿宋_GBK" w:cs="方正仿宋_GBK"/>
+          <w:iCs/>
+          <w:sz w:val="24"/>
+        </w:rPr>
+      </w:r>
+      <w:r>
+        <w:rPr>
+          <w:rFonts w:ascii="方正仿宋_GBK" w:hAnsi="方正仿宋_GBK" w:eastAsia="方正仿宋_GBK" w:cs="方正仿宋_GBK"/>
+          <w:iCs/>
+          <w:sz w:val="24"/>
+        </w:rPr>
+      </w:r>
+      <w:r>
+        <w:rPr>
+          <w:rFonts w:hint="eastAsia" w:ascii="方正仿宋_GBK" w:hAnsi="方正仿宋_GBK" w:eastAsia="方正仿宋_GBK" w:cs="方正仿宋_GBK"/>
+          <w:iCs/>
+          <w:sz w:val="24"/>
+        </w:rPr>
+      </w:r>
+      <w:r>
+        <w:rPr>
+          <w:rFonts w:ascii="方正仿宋_GBK" w:hAnsi="方正仿宋_GBK" w:eastAsia="方正仿宋_GBK" w:cs="方正仿宋_GBK"/>
+          <w:iCs/>
+          <w:sz w:val="24"/>
+        </w:rPr>
+      </w:r>
+      <w:r>
+        <w:rPr>
+          <w:rFonts w:hint="eastAsia" w:ascii="方正仿宋_GBK" w:hAnsi="方正仿宋_GBK" w:eastAsia="方正仿宋_GBK" w:cs="方正仿宋_GBK"/>
+          <w:iCs/>
+          <w:sz w:val="24"/>
+        </w:rPr>
+      </w:r>
+      <w:r>
+        <w:rPr>
+          <w:rFonts w:ascii="方正仿宋_GBK" w:hAnsi="方正仿宋_GBK" w:eastAsia="方正仿宋_GBK" w:cs="方正仿宋_GBK"/>
+          <w:iCs/>
+          <w:sz w:val="24"/>
+        </w:rPr>
+      </w:r>
+      <w:r>
+        <w:rPr>
+          <w:rFonts w:hint="eastAsia" w:ascii="方正仿宋_GBK" w:hAnsi="方正仿宋_GBK" w:eastAsia="方正仿宋_GBK" w:cs="方正仿宋_GBK"/>
+          <w:iCs/>
+          <w:sz w:val="24"/>
+        </w:rPr>
+      </w:r>
+      <w:r>
+        <w:rPr>
+          <w:rFonts w:ascii="方正仿宋_GBK" w:hAnsi="方正仿宋_GBK" w:eastAsia="方正仿宋_GBK" w:cs="方正仿宋_GBK"/>
+          <w:iCs/>
+          <w:sz w:val="24"/>
+        </w:rPr>
+      </w:r>
+      <w:r>
+        <w:rPr>
+          <w:rFonts w:hint="eastAsia" w:ascii="方正仿宋_GBK" w:hAnsi="方正仿宋_GBK" w:eastAsia="方正仿宋_GBK" w:cs="方正仿宋_GBK"/>
+          <w:iCs/>
+          <w:sz w:val="24"/>
+        </w:rPr>
+      </w:r>
+      <w:r>
+        <w:rPr>
+          <w:rFonts w:ascii="方正仿宋_GBK" w:hAnsi="方正仿宋_GBK" w:eastAsia="方正仿宋_GBK" w:cs="方正仿宋_GBK"/>
+          <w:iCs/>
+          <w:sz w:val="24"/>
+        </w:rPr>
+      </w:r>
+      <w:r>
+        <w:rPr>
+          <w:rFonts w:hint="eastAsia" w:ascii="方正仿宋_GBK" w:hAnsi="方正仿宋_GBK" w:eastAsia="方正仿宋_GBK" w:cs="方正仿宋_GBK"/>
+          <w:iCs/>
+          <w:sz w:val="24"/>
+        </w:rPr>
+      </w:r>
+      <w:r>
+        <w:rPr>
+          <w:rFonts w:ascii="方正仿宋_GBK" w:hAnsi="方正仿宋_GBK" w:eastAsia="方正仿宋_GBK" w:cs="方正仿宋_GBK"/>
+          <w:iCs/>
+          <w:sz w:val="24"/>
+        </w:rPr>
+      </w:r>
+      <w:r>
+        <w:rPr>
+          <w:rFonts w:hint="eastAsia" w:ascii="方正仿宋_GBK" w:hAnsi="方正仿宋_GBK" w:eastAsia="方正仿宋_GBK" w:cs="方正仿宋_GBK"/>
+          <w:iCs/>
+          <w:sz w:val="24"/>
+        </w:rPr>
+      </w:r>
+      <w:r>
+        <w:rPr>
+          <w:rFonts w:ascii="方正仿宋_GBK" w:hAnsi="方正仿宋_GBK" w:eastAsia="方正仿宋_GBK" w:cs="方正仿宋_GBK"/>
+          <w:iCs/>
+          <w:sz w:val="24"/>
+        </w:rPr>
+      </w:r>
+      <w:r>
+        <w:rPr>
+          <w:rFonts w:hint="eastAsia" w:ascii="方正仿宋_GBK" w:hAnsi="方正仿宋_GBK" w:eastAsia="方正仿宋_GBK" w:cs="方正仿宋_GBK"/>
+          <w:iCs/>
+          <w:sz w:val="24"/>
+        </w:rPr>
+      </w:r>
+      <w:r>
+        <w:rPr>
+          <w:rFonts w:ascii="方正仿宋_GBK" w:hAnsi="方正仿宋_GBK" w:eastAsia="方正仿宋_GBK" w:cs="方正仿宋_GBK"/>
+          <w:iCs/>
+          <w:sz w:val="24"/>
+        </w:rPr>
+      </w:r>
+      <w:r>
+        <w:rPr>
+          <w:rFonts w:hint="eastAsia" w:ascii="方正仿宋_GBK" w:hAnsi="方正仿宋_GBK" w:eastAsia="方正仿宋_GBK" w:cs="方正仿宋_GBK"/>
+          <w:iCs/>
+          <w:sz w:val="24"/>
+        </w:rPr>
+      </w:r>
+      <w:r>
+        <w:rPr>
+          <w:rFonts w:ascii="方正仿宋_GBK" w:hAnsi="方正仿宋_GBK" w:eastAsia="方正仿宋_GBK" w:cs="方正仿宋_GBK"/>
+          <w:iCs/>
+          <w:sz w:val="24"/>
+        </w:rPr>
       </w:r>
     </w:p>
     <w:p>
@@ -35218,7 +35006,7 @@
           <w:color w:val="000000"/>
           <w:sz w:val="24"/>
         </w:rPr>
-        <w:t>拟给与该客户综合授信额度3375万元（敞口3000万元），额度循环使用。授信期限一年，敞口部分由{{CLIENT_FULL_NAME}}自身信用担保。具体品种分布如下：</w:t>
+        <w:t>拟给与该客户综合授信额度{{CREDIT_AMOUNT}}（敞口{{CREDIT_EXPOSURE}}），额度循环使用。授信期限{{CREDIT_PERIOD}}，敞口部分由{{CLIENT_FULL_NAME}}自身信用担保。具体品种分布如下：</w:t>
       </w:r>
       <w:r>
         <w:rPr>
@@ -35304,7 +35092,7 @@
           <w:rFonts w:hint="eastAsia" w:ascii="方正仿宋_GBK" w:hAnsi="方正仿宋_GBK" w:eastAsia="方正仿宋_GBK" w:cs="方正仿宋_GBK"/>
           <w:sz w:val="24"/>
         </w:rPr>
-        <w:t>（1）一年期流贷</w:t>
+        <w:t>（1）一年期流贷：用于公司本部经营周转、代发工资等。</w:t>
       </w:r>
       <w:r>
         <w:rPr>
@@ -35312,14 +35100,12 @@
           <w:sz w:val="24"/>
           <w:lang w:val="en-US" w:eastAsia="zh-CN"/>
         </w:rPr>
-        <w:t>3</w:t>
-      </w:r>
-      <w:r>
-        <w:rPr>
-          <w:rFonts w:hint="eastAsia" w:ascii="方正仿宋_GBK" w:hAnsi="方正仿宋_GBK" w:eastAsia="方正仿宋_GBK" w:cs="方正仿宋_GBK"/>
-          <w:sz w:val="24"/>
-        </w:rPr>
-        <w:t>000万元（敞口</w:t>
+      </w:r>
+      <w:r>
+        <w:rPr>
+          <w:rFonts w:hint="eastAsia" w:ascii="方正仿宋_GBK" w:hAnsi="方正仿宋_GBK" w:eastAsia="方正仿宋_GBK" w:cs="方正仿宋_GBK"/>
+          <w:sz w:val="24"/>
+        </w:rPr>
       </w:r>
       <w:r>
         <w:rPr>
@@ -35327,14 +35113,12 @@
           <w:sz w:val="24"/>
           <w:lang w:val="en-US" w:eastAsia="zh-CN"/>
         </w:rPr>
-        <w:t>3</w:t>
-      </w:r>
-      <w:r>
-        <w:rPr>
-          <w:rFonts w:hint="eastAsia" w:ascii="方正仿宋_GBK" w:hAnsi="方正仿宋_GBK" w:eastAsia="方正仿宋_GBK" w:cs="方正仿宋_GBK"/>
-          <w:sz w:val="24"/>
-        </w:rPr>
-        <w:t>000万元），用于公司本部经营周转、代发工资等。</w:t>
+      </w:r>
+      <w:r>
+        <w:rPr>
+          <w:rFonts w:hint="eastAsia" w:ascii="方正仿宋_GBK" w:hAnsi="方正仿宋_GBK" w:eastAsia="方正仿宋_GBK" w:cs="方正仿宋_GBK"/>
+          <w:sz w:val="24"/>
+        </w:rPr>
       </w:r>
     </w:p>
     <w:p>
@@ -35354,7 +35138,7 @@
           <w:rFonts w:hint="eastAsia" w:ascii="方正仿宋_GBK" w:hAnsi="方正仿宋_GBK" w:eastAsia="方正仿宋_GBK" w:cs="方正仿宋_GBK"/>
           <w:sz w:val="24"/>
         </w:rPr>
-        <w:t>（2）商票保贴2300万元（敞口2300万元）。</w:t>
+        <w:t>（2）商票保贴：用于配合客户结算场景。</w:t>
       </w:r>
     </w:p>
     <w:p>
@@ -35374,35 +35158,31 @@
           <w:rFonts w:hint="eastAsia" w:ascii="方正仿宋_GBK" w:hAnsi="方正仿宋_GBK" w:eastAsia="方正仿宋_GBK" w:cs="方正仿宋_GBK"/>
           <w:sz w:val="24"/>
         </w:rPr>
-        <w:t>（3）电子银行承兑汇票2875万元（敞口2300万元）</w:t>
-      </w:r>
-      <w:r>
-        <w:rPr>
-          <w:rFonts w:ascii="方正仿宋_GBK" w:hAnsi="方正仿宋_GBK" w:eastAsia="方正仿宋_GBK" w:cs="方正仿宋_GBK"/>
-          <w:sz w:val="24"/>
-        </w:rPr>
-        <w:t>，保证金</w:t>
-      </w:r>
-      <w:r>
-        <w:rPr>
-          <w:rFonts w:hint="eastAsia" w:ascii="方正仿宋_GBK" w:hAnsi="方正仿宋_GBK" w:eastAsia="方正仿宋_GBK" w:cs="方正仿宋_GBK"/>
-          <w:sz w:val="24"/>
-        </w:rPr>
-        <w:t>20</w:t>
-      </w:r>
-      <w:r>
-        <w:rPr>
-          <w:rFonts w:ascii="方正仿宋_GBK" w:hAnsi="方正仿宋_GBK" w:eastAsia="方正仿宋_GBK" w:cs="方正仿宋_GBK"/>
-          <w:sz w:val="24"/>
-        </w:rPr>
-        <w:t>%</w:t>
-      </w:r>
-      <w:r>
-        <w:rPr>
-          <w:rFonts w:hint="eastAsia" w:ascii="方正仿宋_GBK" w:hAnsi="方正仿宋_GBK" w:eastAsia="方正仿宋_GBK" w:cs="方正仿宋_GBK"/>
-          <w:sz w:val="24"/>
-        </w:rPr>
-        <w:t>，用于公司采购原料及服务等。</w:t>
+        <w:t>（3）电子银行承兑汇票：保证金20%，用于公司采购原料及服务等。</w:t>
+      </w:r>
+      <w:r>
+        <w:rPr>
+          <w:rFonts w:ascii="方正仿宋_GBK" w:hAnsi="方正仿宋_GBK" w:eastAsia="方正仿宋_GBK" w:cs="方正仿宋_GBK"/>
+          <w:sz w:val="24"/>
+        </w:rPr>
+      </w:r>
+      <w:r>
+        <w:rPr>
+          <w:rFonts w:hint="eastAsia" w:ascii="方正仿宋_GBK" w:hAnsi="方正仿宋_GBK" w:eastAsia="方正仿宋_GBK" w:cs="方正仿宋_GBK"/>
+          <w:sz w:val="24"/>
+        </w:rPr>
+      </w:r>
+      <w:r>
+        <w:rPr>
+          <w:rFonts w:ascii="方正仿宋_GBK" w:hAnsi="方正仿宋_GBK" w:eastAsia="方正仿宋_GBK" w:cs="方正仿宋_GBK"/>
+          <w:sz w:val="24"/>
+        </w:rPr>
+      </w:r>
+      <w:r>
+        <w:rPr>
+          <w:rFonts w:hint="eastAsia" w:ascii="方正仿宋_GBK" w:hAnsi="方正仿宋_GBK" w:eastAsia="方正仿宋_GBK" w:cs="方正仿宋_GBK"/>
+          <w:sz w:val="24"/>
+        </w:rPr>
       </w:r>
     </w:p>
     <w:p>
@@ -35422,35 +35202,31 @@
           <w:rFonts w:hint="eastAsia" w:ascii="方正仿宋_GBK" w:hAnsi="方正仿宋_GBK" w:eastAsia="方正仿宋_GBK" w:cs="方正仿宋_GBK"/>
           <w:sz w:val="24"/>
         </w:rPr>
-        <w:t>（4）国内证及买方押汇2500万元（敞口2300万元）</w:t>
-      </w:r>
-      <w:r>
-        <w:rPr>
-          <w:rFonts w:ascii="方正仿宋_GBK" w:hAnsi="方正仿宋_GBK" w:eastAsia="方正仿宋_GBK" w:cs="方正仿宋_GBK"/>
-          <w:sz w:val="24"/>
-        </w:rPr>
-        <w:t>，</w:t>
-      </w:r>
-      <w:r>
-        <w:rPr>
-          <w:rFonts w:hint="eastAsia" w:ascii="方正仿宋_GBK" w:hAnsi="方正仿宋_GBK" w:eastAsia="方正仿宋_GBK" w:cs="方正仿宋_GBK"/>
-          <w:sz w:val="24"/>
-        </w:rPr>
-        <w:t>保证金10</w:t>
-      </w:r>
-      <w:r>
-        <w:rPr>
-          <w:rFonts w:ascii="方正仿宋_GBK" w:hAnsi="方正仿宋_GBK" w:eastAsia="方正仿宋_GBK" w:cs="方正仿宋_GBK"/>
-          <w:sz w:val="24"/>
-        </w:rPr>
-        <w:t>%，</w:t>
-      </w:r>
-      <w:r>
-        <w:rPr>
-          <w:rFonts w:hint="eastAsia" w:ascii="方正仿宋_GBK" w:hAnsi="方正仿宋_GBK" w:eastAsia="方正仿宋_GBK" w:cs="方正仿宋_GBK"/>
-          <w:sz w:val="24"/>
-        </w:rPr>
-        <w:t>用于公司采购原料及服务等。</w:t>
+        <w:t>（4）国内证及买方押汇：保证金10%，用于公司采购原料及服务等。</w:t>
+      </w:r>
+      <w:r>
+        <w:rPr>
+          <w:rFonts w:ascii="方正仿宋_GBK" w:hAnsi="方正仿宋_GBK" w:eastAsia="方正仿宋_GBK" w:cs="方正仿宋_GBK"/>
+          <w:sz w:val="24"/>
+        </w:rPr>
+      </w:r>
+      <w:r>
+        <w:rPr>
+          <w:rFonts w:hint="eastAsia" w:ascii="方正仿宋_GBK" w:hAnsi="方正仿宋_GBK" w:eastAsia="方正仿宋_GBK" w:cs="方正仿宋_GBK"/>
+          <w:sz w:val="24"/>
+        </w:rPr>
+      </w:r>
+      <w:r>
+        <w:rPr>
+          <w:rFonts w:ascii="方正仿宋_GBK" w:hAnsi="方正仿宋_GBK" w:eastAsia="方正仿宋_GBK" w:cs="方正仿宋_GBK"/>
+          <w:sz w:val="24"/>
+        </w:rPr>
+      </w:r>
+      <w:r>
+        <w:rPr>
+          <w:rFonts w:hint="eastAsia" w:ascii="方正仿宋_GBK" w:hAnsi="方正仿宋_GBK" w:eastAsia="方正仿宋_GBK" w:cs="方正仿宋_GBK"/>
+          <w:sz w:val="24"/>
+        </w:rPr>
       </w:r>
     </w:p>
     <w:p>
@@ -35470,7 +35246,7 @@
           <w:rFonts w:hint="eastAsia" w:ascii="方正仿宋_GBK" w:hAnsi="方正仿宋_GBK" w:eastAsia="方正仿宋_GBK" w:cs="方正仿宋_GBK"/>
           <w:sz w:val="24"/>
         </w:rPr>
-        <w:t>（5）非融资性保函2300万元（敞口2300万元），免保证金，用于履约、投标、质量维修保函，业务期限不超过3年。</w:t>
+        <w:t>（5）非融资性保函：免保证金，用于履约、投标、质量维修保函，业务期限不超过3年。</w:t>
       </w:r>
     </w:p>
     <w:p>
@@ -35490,21 +35266,19 @@
           <w:rFonts w:hint="eastAsia" w:ascii="方正仿宋_GBK" w:hAnsi="方正仿宋_GBK" w:eastAsia="方正仿宋_GBK" w:cs="方正仿宋_GBK"/>
           <w:sz w:val="24"/>
         </w:rPr>
-        <w:t>（6）快捷</w:t>
-      </w:r>
-      <w:r>
-        <w:rPr>
-          <w:rFonts w:ascii="方正仿宋_GBK" w:hAnsi="方正仿宋_GBK" w:eastAsia="方正仿宋_GBK" w:cs="方正仿宋_GBK"/>
-          <w:sz w:val="24"/>
-        </w:rPr>
-        <w:t>保理</w:t>
-      </w:r>
-      <w:r>
-        <w:rPr>
-          <w:rFonts w:hint="eastAsia" w:ascii="方正仿宋_GBK" w:hAnsi="方正仿宋_GBK" w:eastAsia="方正仿宋_GBK" w:cs="方正仿宋_GBK"/>
-          <w:sz w:val="24"/>
-        </w:rPr>
-        <w:t>2300万元（敞口2300万元），业务期限1年。</w:t>
+        <w:t>（6）快捷保理：业务期限1年。</w:t>
+      </w:r>
+      <w:r>
+        <w:rPr>
+          <w:rFonts w:ascii="方正仿宋_GBK" w:hAnsi="方正仿宋_GBK" w:eastAsia="方正仿宋_GBK" w:cs="方正仿宋_GBK"/>
+          <w:sz w:val="24"/>
+        </w:rPr>
+      </w:r>
+      <w:r>
+        <w:rPr>
+          <w:rFonts w:hint="eastAsia" w:ascii="方正仿宋_GBK" w:hAnsi="方正仿宋_GBK" w:eastAsia="方正仿宋_GBK" w:cs="方正仿宋_GBK"/>
+          <w:sz w:val="24"/>
+        </w:rPr>
       </w:r>
     </w:p>
     <w:p>
@@ -35532,21 +35306,18 @@
           <w:sz w:val="24"/>
           <w:lang w:val="en-US" w:eastAsia="zh-CN"/>
         </w:rPr>
-        <w:t>375</w:t>
-      </w:r>
-      <w:r>
-        <w:rPr>
-          <w:rFonts w:hint="eastAsia" w:ascii="方正仿宋_GBK" w:hAnsi="方正仿宋_GBK" w:eastAsia="方正仿宋_GBK" w:cs="方正仿宋_GBK"/>
-          <w:sz w:val="24"/>
-        </w:rPr>
-        <w:t>万元</w:t>
-      </w:r>
-      <w:r>
-        <w:rPr>
-          <w:rFonts w:ascii="方正仿宋_GBK" w:hAnsi="方正仿宋_GBK" w:eastAsia="方正仿宋_GBK" w:cs="方正仿宋_GBK"/>
-          <w:sz w:val="24"/>
-        </w:rPr>
-        <w:t xml:space="preserve"> </w:t>
+      </w:r>
+      <w:r>
+        <w:rPr>
+          <w:rFonts w:hint="eastAsia" w:ascii="方正仿宋_GBK" w:hAnsi="方正仿宋_GBK" w:eastAsia="方正仿宋_GBK" w:cs="方正仿宋_GBK"/>
+          <w:sz w:val="24"/>
+        </w:rPr>
+      </w:r>
+      <w:r>
+        <w:rPr>
+          <w:rFonts w:ascii="方正仿宋_GBK" w:hAnsi="方正仿宋_GBK" w:eastAsia="方正仿宋_GBK" w:cs="方正仿宋_GBK"/>
+          <w:sz w:val="24"/>
+        </w:rPr>
       </w:r>
     </w:p>
     <w:p>
@@ -35628,7 +35399,7 @@
           <w:color w:val="000000"/>
           <w:sz w:val="24"/>
         </w:rPr>
-        <w:t>（1）短期流贷</w:t>
+        <w:t>（1）短期流贷：由于企业经营成本中的人工成本占比较高，对日常经营现金流需求较大，配比相应额度的短期流贷供公司经营周转使用，缓解短期资金压力。</w:t>
       </w:r>
       <w:r>
         <w:rPr>
@@ -35637,31 +35408,27 @@
           <w:sz w:val="24"/>
           <w:lang w:val="en-US" w:eastAsia="zh-CN"/>
         </w:rPr>
-        <w:t>3</w:t>
-      </w:r>
-      <w:r>
-        <w:rPr>
-          <w:rFonts w:hint="eastAsia" w:ascii="方正仿宋_GBK" w:hAnsi="方正仿宋_GBK" w:eastAsia="方正仿宋_GBK" w:cs="方正仿宋_GBK"/>
-          <w:color w:val="000000"/>
-          <w:sz w:val="24"/>
-        </w:rPr>
-        <w:t>000万元：由于企业</w:t>
-      </w:r>
-      <w:r>
-        <w:rPr>
-          <w:rFonts w:ascii="方正仿宋_GBK" w:hAnsi="方正仿宋_GBK" w:eastAsia="方正仿宋_GBK" w:cs="方正仿宋_GBK"/>
-          <w:color w:val="000000"/>
-          <w:sz w:val="24"/>
-        </w:rPr>
-        <w:t>营业成本中的人工成本占比</w:t>
-      </w:r>
-      <w:r>
-        <w:rPr>
-          <w:rFonts w:hint="eastAsia" w:ascii="方正仿宋_GBK" w:hAnsi="方正仿宋_GBK" w:eastAsia="方正仿宋_GBK" w:cs="方正仿宋_GBK"/>
-          <w:color w:val="000000"/>
-          <w:sz w:val="24"/>
-        </w:rPr>
-        <w:t>约</w:t>
+      </w:r>
+      <w:r>
+        <w:rPr>
+          <w:rFonts w:hint="eastAsia" w:ascii="方正仿宋_GBK" w:hAnsi="方正仿宋_GBK" w:eastAsia="方正仿宋_GBK" w:cs="方正仿宋_GBK"/>
+          <w:color w:val="000000"/>
+          <w:sz w:val="24"/>
+        </w:rPr>
+      </w:r>
+      <w:r>
+        <w:rPr>
+          <w:rFonts w:ascii="方正仿宋_GBK" w:hAnsi="方正仿宋_GBK" w:eastAsia="方正仿宋_GBK" w:cs="方正仿宋_GBK"/>
+          <w:color w:val="000000"/>
+          <w:sz w:val="24"/>
+        </w:rPr>
+      </w:r>
+      <w:r>
+        <w:rPr>
+          <w:rFonts w:hint="eastAsia" w:ascii="方正仿宋_GBK" w:hAnsi="方正仿宋_GBK" w:eastAsia="方正仿宋_GBK" w:cs="方正仿宋_GBK"/>
+          <w:color w:val="000000"/>
+          <w:sz w:val="24"/>
+        </w:rPr>
       </w:r>
       <w:r>
         <w:rPr>
@@ -35670,151 +35437,132 @@
           <w:sz w:val="24"/>
           <w:lang w:val="en-US" w:eastAsia="zh-CN"/>
         </w:rPr>
-        <w:t>69</w:t>
-      </w:r>
-      <w:r>
-        <w:rPr>
-          <w:rFonts w:ascii="方正仿宋_GBK" w:hAnsi="方正仿宋_GBK" w:eastAsia="方正仿宋_GBK" w:cs="方正仿宋_GBK"/>
-          <w:color w:val="000000"/>
-          <w:sz w:val="24"/>
-        </w:rPr>
-        <w:t>%</w:t>
-      </w:r>
-      <w:r>
-        <w:rPr>
-          <w:rFonts w:hint="eastAsia" w:ascii="方正仿宋_GBK" w:hAnsi="方正仿宋_GBK" w:eastAsia="方正仿宋_GBK" w:cs="方正仿宋_GBK"/>
-          <w:color w:val="000000"/>
-          <w:sz w:val="24"/>
-        </w:rPr>
-        <w:t>，维持</w:t>
-      </w:r>
-      <w:r>
-        <w:rPr>
-          <w:rFonts w:ascii="方正仿宋_GBK" w:hAnsi="方正仿宋_GBK" w:eastAsia="方正仿宋_GBK" w:cs="方正仿宋_GBK"/>
-          <w:color w:val="000000"/>
-          <w:sz w:val="24"/>
-        </w:rPr>
-        <w:t>企业</w:t>
-      </w:r>
-      <w:r>
-        <w:rPr>
-          <w:rFonts w:hint="eastAsia" w:ascii="方正仿宋_GBK" w:hAnsi="方正仿宋_GBK" w:eastAsia="方正仿宋_GBK" w:cs="方正仿宋_GBK"/>
-          <w:color w:val="000000"/>
-          <w:sz w:val="24"/>
-        </w:rPr>
-        <w:t>对现金流</w:t>
-      </w:r>
-      <w:r>
-        <w:rPr>
-          <w:rFonts w:ascii="方正仿宋_GBK" w:hAnsi="方正仿宋_GBK" w:eastAsia="方正仿宋_GBK" w:cs="方正仿宋_GBK"/>
-          <w:color w:val="000000"/>
-          <w:sz w:val="24"/>
-        </w:rPr>
-        <w:t>需求较大受</w:t>
-      </w:r>
-      <w:r>
-        <w:rPr>
-          <w:rFonts w:hint="eastAsia" w:ascii="方正仿宋_GBK" w:hAnsi="方正仿宋_GBK" w:eastAsia="方正仿宋_GBK" w:cs="方正仿宋_GBK"/>
-          <w:color w:val="000000"/>
-          <w:sz w:val="24"/>
-        </w:rPr>
-        <w:t>今年</w:t>
-      </w:r>
-      <w:r>
-        <w:rPr>
-          <w:rFonts w:ascii="方正仿宋_GBK" w:hAnsi="方正仿宋_GBK" w:eastAsia="方正仿宋_GBK" w:cs="方正仿宋_GBK"/>
-          <w:color w:val="000000"/>
-          <w:sz w:val="24"/>
-        </w:rPr>
-        <w:t>疫情影响公司</w:t>
-      </w:r>
-      <w:r>
-        <w:rPr>
-          <w:rFonts w:hint="eastAsia" w:ascii="方正仿宋_GBK" w:hAnsi="方正仿宋_GBK" w:eastAsia="方正仿宋_GBK" w:cs="方正仿宋_GBK"/>
-          <w:color w:val="000000"/>
-          <w:sz w:val="24"/>
-        </w:rPr>
-        <w:t>应收账款</w:t>
-      </w:r>
-      <w:r>
-        <w:rPr>
-          <w:rFonts w:ascii="方正仿宋_GBK" w:hAnsi="方正仿宋_GBK" w:eastAsia="方正仿宋_GBK" w:cs="方正仿宋_GBK"/>
-          <w:color w:val="000000"/>
-          <w:sz w:val="24"/>
-        </w:rPr>
-        <w:t>资金</w:t>
-      </w:r>
-      <w:r>
-        <w:rPr>
-          <w:rFonts w:hint="eastAsia" w:ascii="方正仿宋_GBK" w:hAnsi="方正仿宋_GBK" w:eastAsia="方正仿宋_GBK" w:cs="方正仿宋_GBK"/>
-          <w:color w:val="000000"/>
-          <w:sz w:val="24"/>
-        </w:rPr>
-        <w:t>未能及时</w:t>
-      </w:r>
-      <w:r>
-        <w:rPr>
-          <w:rFonts w:ascii="方正仿宋_GBK" w:hAnsi="方正仿宋_GBK" w:eastAsia="方正仿宋_GBK" w:cs="方正仿宋_GBK"/>
-          <w:color w:val="000000"/>
-          <w:sz w:val="24"/>
-        </w:rPr>
-        <w:t>回笼</w:t>
-      </w:r>
-      <w:r>
-        <w:rPr>
-          <w:rFonts w:hint="eastAsia" w:ascii="方正仿宋_GBK" w:hAnsi="方正仿宋_GBK" w:eastAsia="方正仿宋_GBK" w:cs="方正仿宋_GBK"/>
-          <w:color w:val="000000"/>
-          <w:sz w:val="24"/>
-        </w:rPr>
-        <w:t>导致</w:t>
-      </w:r>
-      <w:r>
-        <w:rPr>
-          <w:rFonts w:ascii="方正仿宋_GBK" w:hAnsi="方正仿宋_GBK" w:eastAsia="方正仿宋_GBK" w:cs="方正仿宋_GBK"/>
-          <w:color w:val="000000"/>
-          <w:sz w:val="24"/>
-        </w:rPr>
-        <w:t>货币资金</w:t>
-      </w:r>
-      <w:r>
-        <w:rPr>
-          <w:rFonts w:hint="eastAsia" w:ascii="方正仿宋_GBK" w:hAnsi="方正仿宋_GBK" w:eastAsia="方正仿宋_GBK" w:cs="方正仿宋_GBK"/>
-          <w:color w:val="000000"/>
-          <w:sz w:val="24"/>
-        </w:rPr>
-        <w:t>暂时</w:t>
-      </w:r>
-      <w:r>
-        <w:rPr>
-          <w:rFonts w:ascii="方正仿宋_GBK" w:hAnsi="方正仿宋_GBK" w:eastAsia="方正仿宋_GBK" w:cs="方正仿宋_GBK"/>
-          <w:color w:val="000000"/>
-          <w:sz w:val="24"/>
-        </w:rPr>
-        <w:t>短缺</w:t>
-      </w:r>
-      <w:r>
-        <w:rPr>
-          <w:rFonts w:hint="eastAsia" w:ascii="方正仿宋_GBK" w:hAnsi="方正仿宋_GBK" w:eastAsia="方正仿宋_GBK" w:cs="方正仿宋_GBK"/>
-          <w:color w:val="000000"/>
-          <w:sz w:val="24"/>
-        </w:rPr>
-        <w:t>，</w:t>
-      </w:r>
-      <w:r>
-        <w:rPr>
-          <w:rFonts w:ascii="方正仿宋_GBK" w:hAnsi="方正仿宋_GBK" w:eastAsia="方正仿宋_GBK" w:cs="方正仿宋_GBK"/>
-          <w:color w:val="000000"/>
-          <w:sz w:val="24"/>
-        </w:rPr>
-        <w:t>因此</w:t>
-      </w:r>
-      <w:r>
-        <w:rPr>
-          <w:rFonts w:hint="eastAsia" w:ascii="方正仿宋_GBK" w:hAnsi="方正仿宋_GBK" w:eastAsia="方正仿宋_GBK" w:cs="方正仿宋_GBK"/>
-          <w:color w:val="000000"/>
-          <w:sz w:val="24"/>
-        </w:rPr>
-        <w:t>配比</w:t>
+      </w:r>
+      <w:r>
+        <w:rPr>
+          <w:rFonts w:ascii="方正仿宋_GBK" w:hAnsi="方正仿宋_GBK" w:eastAsia="方正仿宋_GBK" w:cs="方正仿宋_GBK"/>
+          <w:color w:val="000000"/>
+          <w:sz w:val="24"/>
+        </w:rPr>
+      </w:r>
+      <w:r>
+        <w:rPr>
+          <w:rFonts w:hint="eastAsia" w:ascii="方正仿宋_GBK" w:hAnsi="方正仿宋_GBK" w:eastAsia="方正仿宋_GBK" w:cs="方正仿宋_GBK"/>
+          <w:color w:val="000000"/>
+          <w:sz w:val="24"/>
+        </w:rPr>
+      </w:r>
+      <w:r>
+        <w:rPr>
+          <w:rFonts w:ascii="方正仿宋_GBK" w:hAnsi="方正仿宋_GBK" w:eastAsia="方正仿宋_GBK" w:cs="方正仿宋_GBK"/>
+          <w:color w:val="000000"/>
+          <w:sz w:val="24"/>
+        </w:rPr>
+      </w:r>
+      <w:r>
+        <w:rPr>
+          <w:rFonts w:hint="eastAsia" w:ascii="方正仿宋_GBK" w:hAnsi="方正仿宋_GBK" w:eastAsia="方正仿宋_GBK" w:cs="方正仿宋_GBK"/>
+          <w:color w:val="000000"/>
+          <w:sz w:val="24"/>
+        </w:rPr>
+      </w:r>
+      <w:r>
+        <w:rPr>
+          <w:rFonts w:ascii="方正仿宋_GBK" w:hAnsi="方正仿宋_GBK" w:eastAsia="方正仿宋_GBK" w:cs="方正仿宋_GBK"/>
+          <w:color w:val="000000"/>
+          <w:sz w:val="24"/>
+        </w:rPr>
+      </w:r>
+      <w:r>
+        <w:rPr>
+          <w:rFonts w:hint="eastAsia" w:ascii="方正仿宋_GBK" w:hAnsi="方正仿宋_GBK" w:eastAsia="方正仿宋_GBK" w:cs="方正仿宋_GBK"/>
+          <w:color w:val="000000"/>
+          <w:sz w:val="24"/>
+        </w:rPr>
+      </w:r>
+      <w:r>
+        <w:rPr>
+          <w:rFonts w:ascii="方正仿宋_GBK" w:hAnsi="方正仿宋_GBK" w:eastAsia="方正仿宋_GBK" w:cs="方正仿宋_GBK"/>
+          <w:color w:val="000000"/>
+          <w:sz w:val="24"/>
+        </w:rPr>
+      </w:r>
+      <w:r>
+        <w:rPr>
+          <w:rFonts w:hint="eastAsia" w:ascii="方正仿宋_GBK" w:hAnsi="方正仿宋_GBK" w:eastAsia="方正仿宋_GBK" w:cs="方正仿宋_GBK"/>
+          <w:color w:val="000000"/>
+          <w:sz w:val="24"/>
+        </w:rPr>
+      </w:r>
+      <w:r>
+        <w:rPr>
+          <w:rFonts w:ascii="方正仿宋_GBK" w:hAnsi="方正仿宋_GBK" w:eastAsia="方正仿宋_GBK" w:cs="方正仿宋_GBK"/>
+          <w:color w:val="000000"/>
+          <w:sz w:val="24"/>
+        </w:rPr>
+      </w:r>
+      <w:r>
+        <w:rPr>
+          <w:rFonts w:hint="eastAsia" w:ascii="方正仿宋_GBK" w:hAnsi="方正仿宋_GBK" w:eastAsia="方正仿宋_GBK" w:cs="方正仿宋_GBK"/>
+          <w:color w:val="000000"/>
+          <w:sz w:val="24"/>
+        </w:rPr>
+      </w:r>
+      <w:r>
+        <w:rPr>
+          <w:rFonts w:ascii="方正仿宋_GBK" w:hAnsi="方正仿宋_GBK" w:eastAsia="方正仿宋_GBK" w:cs="方正仿宋_GBK"/>
+          <w:color w:val="000000"/>
+          <w:sz w:val="24"/>
+        </w:rPr>
+      </w:r>
+      <w:r>
+        <w:rPr>
+          <w:rFonts w:hint="eastAsia" w:ascii="方正仿宋_GBK" w:hAnsi="方正仿宋_GBK" w:eastAsia="方正仿宋_GBK" w:cs="方正仿宋_GBK"/>
+          <w:color w:val="000000"/>
+          <w:sz w:val="24"/>
+        </w:rPr>
+      </w:r>
+      <w:r>
+        <w:rPr>
+          <w:rFonts w:ascii="方正仿宋_GBK" w:hAnsi="方正仿宋_GBK" w:eastAsia="方正仿宋_GBK" w:cs="方正仿宋_GBK"/>
+          <w:color w:val="000000"/>
+          <w:sz w:val="24"/>
+        </w:rPr>
+      </w:r>
+      <w:r>
+        <w:rPr>
+          <w:rFonts w:hint="eastAsia" w:ascii="方正仿宋_GBK" w:hAnsi="方正仿宋_GBK" w:eastAsia="方正仿宋_GBK" w:cs="方正仿宋_GBK"/>
+          <w:color w:val="000000"/>
+          <w:sz w:val="24"/>
+        </w:rPr>
+      </w:r>
+      <w:r>
+        <w:rPr>
+          <w:rFonts w:ascii="方正仿宋_GBK" w:hAnsi="方正仿宋_GBK" w:eastAsia="方正仿宋_GBK" w:cs="方正仿宋_GBK"/>
+          <w:color w:val="000000"/>
+          <w:sz w:val="24"/>
+        </w:rPr>
+      </w:r>
+      <w:r>
+        <w:rPr>
+          <w:rFonts w:hint="eastAsia" w:ascii="方正仿宋_GBK" w:hAnsi="方正仿宋_GBK" w:eastAsia="方正仿宋_GBK" w:cs="方正仿宋_GBK"/>
+          <w:color w:val="000000"/>
+          <w:sz w:val="24"/>
+        </w:rPr>
+      </w:r>
+      <w:r>
+        <w:rPr>
+          <w:rFonts w:ascii="方正仿宋_GBK" w:hAnsi="方正仿宋_GBK" w:eastAsia="方正仿宋_GBK" w:cs="方正仿宋_GBK"/>
+          <w:color w:val="000000"/>
+          <w:sz w:val="24"/>
+        </w:rPr>
+      </w:r>
+      <w:r>
+        <w:rPr>
+          <w:rFonts w:hint="eastAsia" w:ascii="方正仿宋_GBK" w:hAnsi="方正仿宋_GBK" w:eastAsia="方正仿宋_GBK" w:cs="方正仿宋_GBK"/>
+          <w:color w:val="000000"/>
+          <w:sz w:val="24"/>
+        </w:rPr>
       </w:r>
       <w:r>
         <w:rPr>
@@ -35823,39 +35571,34 @@
           <w:sz w:val="24"/>
           <w:lang w:val="en-US" w:eastAsia="zh-CN"/>
         </w:rPr>
-        <w:t>30</w:t>
-      </w:r>
-      <w:r>
-        <w:rPr>
-          <w:rFonts w:hint="eastAsia" w:ascii="方正仿宋_GBK" w:hAnsi="方正仿宋_GBK" w:eastAsia="方正仿宋_GBK" w:cs="方正仿宋_GBK"/>
-          <w:color w:val="000000"/>
-          <w:sz w:val="24"/>
-        </w:rPr>
-        <w:t>0</w:t>
-      </w:r>
-      <w:r>
-        <w:rPr>
-          <w:rFonts w:ascii="方正仿宋_GBK" w:hAnsi="方正仿宋_GBK" w:eastAsia="方正仿宋_GBK" w:cs="方正仿宋_GBK"/>
-          <w:color w:val="000000"/>
-          <w:sz w:val="24"/>
-        </w:rPr>
-        <w:t>0</w:t>
-      </w:r>
-      <w:r>
-        <w:rPr>
-          <w:rFonts w:hint="eastAsia" w:ascii="方正仿宋_GBK" w:hAnsi="方正仿宋_GBK" w:eastAsia="方正仿宋_GBK" w:cs="方正仿宋_GBK"/>
-          <w:color w:val="000000"/>
-          <w:sz w:val="24"/>
-        </w:rPr>
-        <w:t>万元</w:t>
-      </w:r>
-      <w:r>
-        <w:rPr>
-          <w:rFonts w:ascii="方正仿宋_GBK" w:hAnsi="方正仿宋_GBK" w:eastAsia="方正仿宋_GBK" w:cs="方正仿宋_GBK"/>
-          <w:color w:val="000000"/>
-          <w:sz w:val="24"/>
-        </w:rPr>
-        <w:t>短期流贷供公司经营周转使用。</w:t>
+      </w:r>
+      <w:r>
+        <w:rPr>
+          <w:rFonts w:hint="eastAsia" w:ascii="方正仿宋_GBK" w:hAnsi="方正仿宋_GBK" w:eastAsia="方正仿宋_GBK" w:cs="方正仿宋_GBK"/>
+          <w:color w:val="000000"/>
+          <w:sz w:val="24"/>
+        </w:rPr>
+      </w:r>
+      <w:r>
+        <w:rPr>
+          <w:rFonts w:ascii="方正仿宋_GBK" w:hAnsi="方正仿宋_GBK" w:eastAsia="方正仿宋_GBK" w:cs="方正仿宋_GBK"/>
+          <w:color w:val="000000"/>
+          <w:sz w:val="24"/>
+        </w:rPr>
+      </w:r>
+      <w:r>
+        <w:rPr>
+          <w:rFonts w:hint="eastAsia" w:ascii="方正仿宋_GBK" w:hAnsi="方正仿宋_GBK" w:eastAsia="方正仿宋_GBK" w:cs="方正仿宋_GBK"/>
+          <w:color w:val="000000"/>
+          <w:sz w:val="24"/>
+        </w:rPr>
+      </w:r>
+      <w:r>
+        <w:rPr>
+          <w:rFonts w:ascii="方正仿宋_GBK" w:hAnsi="方正仿宋_GBK" w:eastAsia="方正仿宋_GBK" w:cs="方正仿宋_GBK"/>
+          <w:color w:val="000000"/>
+          <w:sz w:val="24"/>
+        </w:rPr>
       </w:r>
     </w:p>
     <w:p>
@@ -35877,143 +35620,126 @@
           <w:color w:val="000000"/>
           <w:sz w:val="24"/>
         </w:rPr>
-        <w:t>（2）商票保贴2300万元：</w:t>
-      </w:r>
-      <w:r>
-        <w:rPr>
-          <w:rFonts w:ascii="方正仿宋_GBK" w:hAnsi="方正仿宋_GBK" w:eastAsia="方正仿宋_GBK" w:cs="方正仿宋_GBK"/>
-          <w:color w:val="000000"/>
-          <w:sz w:val="24"/>
-        </w:rPr>
-        <w:t>由于企业</w:t>
-      </w:r>
-      <w:r>
-        <w:rPr>
-          <w:rFonts w:hint="eastAsia" w:ascii="方正仿宋_GBK" w:hAnsi="方正仿宋_GBK" w:eastAsia="方正仿宋_GBK" w:cs="方正仿宋_GBK"/>
-          <w:color w:val="000000"/>
-          <w:sz w:val="24"/>
-        </w:rPr>
-        <w:t>的</w:t>
-      </w:r>
-      <w:r>
-        <w:rPr>
-          <w:rFonts w:ascii="方正仿宋_GBK" w:hAnsi="方正仿宋_GBK" w:eastAsia="方正仿宋_GBK" w:cs="方正仿宋_GBK"/>
-          <w:color w:val="000000"/>
-          <w:sz w:val="24"/>
-        </w:rPr>
-        <w:t>客户多为大型</w:t>
-      </w:r>
-      <w:r>
-        <w:rPr>
-          <w:rFonts w:hint="eastAsia" w:ascii="方正仿宋_GBK" w:hAnsi="方正仿宋_GBK" w:eastAsia="方正仿宋_GBK" w:cs="方正仿宋_GBK"/>
-          <w:color w:val="000000"/>
-          <w:sz w:val="24"/>
-        </w:rPr>
-        <w:t>企业和各级政府单位自身</w:t>
-      </w:r>
-      <w:r>
-        <w:rPr>
-          <w:rFonts w:ascii="方正仿宋_GBK" w:hAnsi="方正仿宋_GBK" w:eastAsia="方正仿宋_GBK" w:cs="方正仿宋_GBK"/>
-          <w:color w:val="000000"/>
-          <w:sz w:val="24"/>
-        </w:rPr>
-        <w:t>信用较好</w:t>
-      </w:r>
-      <w:r>
-        <w:rPr>
-          <w:rFonts w:hint="eastAsia" w:ascii="方正仿宋_GBK" w:hAnsi="方正仿宋_GBK" w:eastAsia="方正仿宋_GBK" w:cs="方正仿宋_GBK"/>
-          <w:color w:val="000000"/>
-          <w:sz w:val="24"/>
-        </w:rPr>
-        <w:t>可能会</w:t>
-      </w:r>
-      <w:r>
-        <w:rPr>
-          <w:rFonts w:ascii="方正仿宋_GBK" w:hAnsi="方正仿宋_GBK" w:eastAsia="方正仿宋_GBK" w:cs="方正仿宋_GBK"/>
-          <w:color w:val="000000"/>
-          <w:sz w:val="24"/>
-        </w:rPr>
-        <w:t>使用商票</w:t>
-      </w:r>
-      <w:r>
-        <w:rPr>
-          <w:rFonts w:hint="eastAsia" w:ascii="方正仿宋_GBK" w:hAnsi="方正仿宋_GBK" w:eastAsia="方正仿宋_GBK" w:cs="方正仿宋_GBK"/>
-          <w:color w:val="000000"/>
-          <w:sz w:val="24"/>
-        </w:rPr>
-        <w:t>形式</w:t>
-      </w:r>
-      <w:r>
-        <w:rPr>
-          <w:rFonts w:ascii="方正仿宋_GBK" w:hAnsi="方正仿宋_GBK" w:eastAsia="方正仿宋_GBK" w:cs="方正仿宋_GBK"/>
-          <w:color w:val="000000"/>
-          <w:sz w:val="24"/>
-        </w:rPr>
-        <w:t>进行付款，为便利企业在汇票到期</w:t>
-      </w:r>
-      <w:r>
-        <w:rPr>
-          <w:rFonts w:hint="eastAsia" w:ascii="方正仿宋_GBK" w:hAnsi="方正仿宋_GBK" w:eastAsia="方正仿宋_GBK" w:cs="方正仿宋_GBK"/>
-          <w:color w:val="000000"/>
-          <w:sz w:val="24"/>
-        </w:rPr>
-        <w:t>前</w:t>
-      </w:r>
-      <w:r>
-        <w:rPr>
-          <w:rFonts w:ascii="方正仿宋_GBK" w:hAnsi="方正仿宋_GBK" w:eastAsia="方正仿宋_GBK" w:cs="方正仿宋_GBK"/>
-          <w:color w:val="000000"/>
-          <w:sz w:val="24"/>
-        </w:rPr>
-        <w:t>取得</w:t>
-      </w:r>
-      <w:r>
-        <w:rPr>
-          <w:rFonts w:hint="eastAsia" w:ascii="方正仿宋_GBK" w:hAnsi="方正仿宋_GBK" w:eastAsia="方正仿宋_GBK" w:cs="方正仿宋_GBK"/>
-          <w:color w:val="000000"/>
-          <w:sz w:val="24"/>
-        </w:rPr>
-        <w:t>资金</w:t>
-      </w:r>
-      <w:r>
-        <w:rPr>
-          <w:rFonts w:ascii="方正仿宋_GBK" w:hAnsi="方正仿宋_GBK" w:eastAsia="方正仿宋_GBK" w:cs="方正仿宋_GBK"/>
-          <w:color w:val="000000"/>
-          <w:sz w:val="24"/>
-        </w:rPr>
-        <w:t>因</w:t>
-      </w:r>
-      <w:r>
-        <w:rPr>
-          <w:rFonts w:hint="eastAsia" w:ascii="方正仿宋_GBK" w:hAnsi="方正仿宋_GBK" w:eastAsia="方正仿宋_GBK" w:cs="方正仿宋_GBK"/>
-          <w:color w:val="000000"/>
-          <w:sz w:val="24"/>
-        </w:rPr>
-        <w:t>而</w:t>
-      </w:r>
-      <w:r>
-        <w:rPr>
-          <w:rFonts w:ascii="方正仿宋_GBK" w:hAnsi="方正仿宋_GBK" w:eastAsia="方正仿宋_GBK" w:cs="方正仿宋_GBK"/>
-          <w:color w:val="000000"/>
-          <w:sz w:val="24"/>
-        </w:rPr>
-        <w:t>配比</w:t>
-      </w:r>
-      <w:r>
-        <w:rPr>
-          <w:rFonts w:hint="eastAsia" w:ascii="方正仿宋_GBK" w:hAnsi="方正仿宋_GBK" w:eastAsia="方正仿宋_GBK" w:cs="方正仿宋_GBK"/>
-          <w:color w:val="000000"/>
-          <w:sz w:val="24"/>
-        </w:rPr>
-        <w:t>相对于</w:t>
-      </w:r>
-      <w:r>
-        <w:rPr>
-          <w:rFonts w:ascii="方正仿宋_GBK" w:hAnsi="方正仿宋_GBK" w:eastAsia="方正仿宋_GBK" w:cs="方正仿宋_GBK"/>
-          <w:color w:val="000000"/>
-          <w:sz w:val="24"/>
-        </w:rPr>
-        <w:t>额度的商票保贴供企业灵活使用。</w:t>
+        <w:t>（2）商票保贴：由于企业的下游客户多为大型企业及政府/事业单位自身信用较好可能会使用商票形式进行付款，为便利企业在汇票到期前取得资金，因而配比相对于额度的商票保贴供企业灵活使用。</w:t>
+      </w:r>
+      <w:r>
+        <w:rPr>
+          <w:rFonts w:ascii="方正仿宋_GBK" w:hAnsi="方正仿宋_GBK" w:eastAsia="方正仿宋_GBK" w:cs="方正仿宋_GBK"/>
+          <w:color w:val="000000"/>
+          <w:sz w:val="24"/>
+        </w:rPr>
+      </w:r>
+      <w:r>
+        <w:rPr>
+          <w:rFonts w:hint="eastAsia" w:ascii="方正仿宋_GBK" w:hAnsi="方正仿宋_GBK" w:eastAsia="方正仿宋_GBK" w:cs="方正仿宋_GBK"/>
+          <w:color w:val="000000"/>
+          <w:sz w:val="24"/>
+        </w:rPr>
+      </w:r>
+      <w:r>
+        <w:rPr>
+          <w:rFonts w:ascii="方正仿宋_GBK" w:hAnsi="方正仿宋_GBK" w:eastAsia="方正仿宋_GBK" w:cs="方正仿宋_GBK"/>
+          <w:color w:val="000000"/>
+          <w:sz w:val="24"/>
+        </w:rPr>
+      </w:r>
+      <w:r>
+        <w:rPr>
+          <w:rFonts w:hint="eastAsia" w:ascii="方正仿宋_GBK" w:hAnsi="方正仿宋_GBK" w:eastAsia="方正仿宋_GBK" w:cs="方正仿宋_GBK"/>
+          <w:color w:val="000000"/>
+          <w:sz w:val="24"/>
+        </w:rPr>
+      </w:r>
+      <w:r>
+        <w:rPr>
+          <w:rFonts w:ascii="方正仿宋_GBK" w:hAnsi="方正仿宋_GBK" w:eastAsia="方正仿宋_GBK" w:cs="方正仿宋_GBK"/>
+          <w:color w:val="000000"/>
+          <w:sz w:val="24"/>
+        </w:rPr>
+      </w:r>
+      <w:r>
+        <w:rPr>
+          <w:rFonts w:hint="eastAsia" w:ascii="方正仿宋_GBK" w:hAnsi="方正仿宋_GBK" w:eastAsia="方正仿宋_GBK" w:cs="方正仿宋_GBK"/>
+          <w:color w:val="000000"/>
+          <w:sz w:val="24"/>
+        </w:rPr>
+      </w:r>
+      <w:r>
+        <w:rPr>
+          <w:rFonts w:ascii="方正仿宋_GBK" w:hAnsi="方正仿宋_GBK" w:eastAsia="方正仿宋_GBK" w:cs="方正仿宋_GBK"/>
+          <w:color w:val="000000"/>
+          <w:sz w:val="24"/>
+        </w:rPr>
+      </w:r>
+      <w:r>
+        <w:rPr>
+          <w:rFonts w:hint="eastAsia" w:ascii="方正仿宋_GBK" w:hAnsi="方正仿宋_GBK" w:eastAsia="方正仿宋_GBK" w:cs="方正仿宋_GBK"/>
+          <w:color w:val="000000"/>
+          <w:sz w:val="24"/>
+        </w:rPr>
+      </w:r>
+      <w:r>
+        <w:rPr>
+          <w:rFonts w:ascii="方正仿宋_GBK" w:hAnsi="方正仿宋_GBK" w:eastAsia="方正仿宋_GBK" w:cs="方正仿宋_GBK"/>
+          <w:color w:val="000000"/>
+          <w:sz w:val="24"/>
+        </w:rPr>
+      </w:r>
+      <w:r>
+        <w:rPr>
+          <w:rFonts w:hint="eastAsia" w:ascii="方正仿宋_GBK" w:hAnsi="方正仿宋_GBK" w:eastAsia="方正仿宋_GBK" w:cs="方正仿宋_GBK"/>
+          <w:color w:val="000000"/>
+          <w:sz w:val="24"/>
+        </w:rPr>
+      </w:r>
+      <w:r>
+        <w:rPr>
+          <w:rFonts w:ascii="方正仿宋_GBK" w:hAnsi="方正仿宋_GBK" w:eastAsia="方正仿宋_GBK" w:cs="方正仿宋_GBK"/>
+          <w:color w:val="000000"/>
+          <w:sz w:val="24"/>
+        </w:rPr>
+      </w:r>
+      <w:r>
+        <w:rPr>
+          <w:rFonts w:hint="eastAsia" w:ascii="方正仿宋_GBK" w:hAnsi="方正仿宋_GBK" w:eastAsia="方正仿宋_GBK" w:cs="方正仿宋_GBK"/>
+          <w:color w:val="000000"/>
+          <w:sz w:val="24"/>
+        </w:rPr>
+      </w:r>
+      <w:r>
+        <w:rPr>
+          <w:rFonts w:ascii="方正仿宋_GBK" w:hAnsi="方正仿宋_GBK" w:eastAsia="方正仿宋_GBK" w:cs="方正仿宋_GBK"/>
+          <w:color w:val="000000"/>
+          <w:sz w:val="24"/>
+        </w:rPr>
+      </w:r>
+      <w:r>
+        <w:rPr>
+          <w:rFonts w:hint="eastAsia" w:ascii="方正仿宋_GBK" w:hAnsi="方正仿宋_GBK" w:eastAsia="方正仿宋_GBK" w:cs="方正仿宋_GBK"/>
+          <w:color w:val="000000"/>
+          <w:sz w:val="24"/>
+        </w:rPr>
+      </w:r>
+      <w:r>
+        <w:rPr>
+          <w:rFonts w:ascii="方正仿宋_GBK" w:hAnsi="方正仿宋_GBK" w:eastAsia="方正仿宋_GBK" w:cs="方正仿宋_GBK"/>
+          <w:color w:val="000000"/>
+          <w:sz w:val="24"/>
+        </w:rPr>
+      </w:r>
+      <w:r>
+        <w:rPr>
+          <w:rFonts w:hint="eastAsia" w:ascii="方正仿宋_GBK" w:hAnsi="方正仿宋_GBK" w:eastAsia="方正仿宋_GBK" w:cs="方正仿宋_GBK"/>
+          <w:color w:val="000000"/>
+          <w:sz w:val="24"/>
+        </w:rPr>
+      </w:r>
+      <w:r>
+        <w:rPr>
+          <w:rFonts w:ascii="方正仿宋_GBK" w:hAnsi="方正仿宋_GBK" w:eastAsia="方正仿宋_GBK" w:cs="方正仿宋_GBK"/>
+          <w:color w:val="000000"/>
+          <w:sz w:val="24"/>
+        </w:rPr>
       </w:r>
     </w:p>
     <w:p>
@@ -36035,7 +35761,7 @@
           <w:color w:val="000000"/>
           <w:sz w:val="24"/>
         </w:rPr>
-        <w:t>（3）电子银行承兑汇票2875万元:{{CLIENT_FULL_NAME}}本身作为{{CLIENT_PARENT_FULL_NAME}}下属全额子公司，自身信用有担保。对下游企业使用商票的概率较大，因而配比相对于额度的电子商票。</w:t>
+        <w:t>（3）电子银行承兑汇票：{{CLIENT_FULL_NAME}}本身作为{{CLIENT_PARENT_FULL_NAME}}下属全额子公司，自身信用有担保。对下游企业使用商票的概率较大，因而配比相对于额度的电子商票。</w:t>
       </w:r>
       <w:r>
         <w:rPr>
@@ -36220,111 +35946,98 @@
           <w:color w:val="000000"/>
           <w:sz w:val="24"/>
         </w:rPr>
-        <w:t>（5）非融资性保函（免保证金）2300万元：企业</w:t>
-      </w:r>
-      <w:r>
-        <w:rPr>
-          <w:rFonts w:ascii="方正仿宋_GBK" w:hAnsi="方正仿宋_GBK" w:eastAsia="方正仿宋_GBK" w:cs="方正仿宋_GBK"/>
-          <w:color w:val="000000"/>
-          <w:sz w:val="24"/>
-        </w:rPr>
-        <w:t>行业</w:t>
-      </w:r>
-      <w:r>
-        <w:rPr>
-          <w:rFonts w:hint="eastAsia" w:ascii="方正仿宋_GBK" w:hAnsi="方正仿宋_GBK" w:eastAsia="方正仿宋_GBK" w:cs="方正仿宋_GBK"/>
-          <w:color w:val="000000"/>
-          <w:sz w:val="24"/>
-        </w:rPr>
-        <w:t>投向</w:t>
-      </w:r>
-      <w:r>
-        <w:rPr>
-          <w:rFonts w:ascii="方正仿宋_GBK" w:hAnsi="方正仿宋_GBK" w:eastAsia="方正仿宋_GBK" w:cs="方正仿宋_GBK"/>
-          <w:color w:val="000000"/>
-          <w:sz w:val="24"/>
-        </w:rPr>
-        <w:t>属于商务服务业</w:t>
-      </w:r>
-      <w:r>
-        <w:rPr>
-          <w:rFonts w:hint="eastAsia" w:ascii="方正仿宋_GBK" w:hAnsi="方正仿宋_GBK" w:eastAsia="方正仿宋_GBK" w:cs="方正仿宋_GBK"/>
-          <w:color w:val="000000"/>
-          <w:sz w:val="24"/>
-        </w:rPr>
-        <w:t>常有</w:t>
-      </w:r>
-      <w:r>
-        <w:rPr>
-          <w:rFonts w:ascii="方正仿宋_GBK" w:hAnsi="方正仿宋_GBK" w:eastAsia="方正仿宋_GBK" w:cs="方正仿宋_GBK"/>
-          <w:color w:val="000000"/>
-          <w:sz w:val="24"/>
-        </w:rPr>
-        <w:t>贸易或</w:t>
-      </w:r>
-      <w:r>
-        <w:rPr>
-          <w:rFonts w:hint="eastAsia" w:ascii="方正仿宋_GBK" w:hAnsi="方正仿宋_GBK" w:eastAsia="方正仿宋_GBK" w:cs="方正仿宋_GBK"/>
-          <w:color w:val="000000"/>
-          <w:sz w:val="24"/>
-        </w:rPr>
-        <w:t>工程投标</w:t>
-      </w:r>
-      <w:r>
-        <w:rPr>
-          <w:rFonts w:ascii="方正仿宋_GBK" w:hAnsi="方正仿宋_GBK" w:eastAsia="方正仿宋_GBK" w:cs="方正仿宋_GBK"/>
-          <w:color w:val="000000"/>
-          <w:sz w:val="24"/>
-        </w:rPr>
-        <w:t>等非融资性经营活动，为</w:t>
-      </w:r>
-      <w:r>
-        <w:rPr>
-          <w:rFonts w:hint="eastAsia" w:ascii="方正仿宋_GBK" w:hAnsi="方正仿宋_GBK" w:eastAsia="方正仿宋_GBK" w:cs="方正仿宋_GBK"/>
-          <w:color w:val="000000"/>
-          <w:sz w:val="24"/>
-        </w:rPr>
-        <w:t>不过多占用企业</w:t>
-      </w:r>
-      <w:r>
-        <w:rPr>
-          <w:rFonts w:ascii="方正仿宋_GBK" w:hAnsi="方正仿宋_GBK" w:eastAsia="方正仿宋_GBK" w:cs="方正仿宋_GBK"/>
-          <w:color w:val="000000"/>
-          <w:sz w:val="24"/>
-        </w:rPr>
-        <w:t>货币资金满足客户</w:t>
-      </w:r>
-      <w:r>
-        <w:rPr>
-          <w:rFonts w:hint="eastAsia" w:ascii="方正仿宋_GBK" w:hAnsi="方正仿宋_GBK" w:eastAsia="方正仿宋_GBK" w:cs="方正仿宋_GBK"/>
-          <w:color w:val="000000"/>
-          <w:sz w:val="24"/>
-        </w:rPr>
-        <w:t>需求</w:t>
-      </w:r>
-      <w:r>
-        <w:rPr>
-          <w:rFonts w:ascii="方正仿宋_GBK" w:hAnsi="方正仿宋_GBK" w:eastAsia="方正仿宋_GBK" w:cs="方正仿宋_GBK"/>
-          <w:color w:val="000000"/>
-          <w:sz w:val="24"/>
-        </w:rPr>
-        <w:t>特</w:t>
-      </w:r>
-      <w:r>
-        <w:rPr>
-          <w:rFonts w:hint="eastAsia" w:ascii="方正仿宋_GBK" w:hAnsi="方正仿宋_GBK" w:eastAsia="方正仿宋_GBK" w:cs="方正仿宋_GBK"/>
-          <w:color w:val="000000"/>
-          <w:sz w:val="24"/>
-        </w:rPr>
-        <w:t>给予对应</w:t>
-      </w:r>
-      <w:r>
-        <w:rPr>
-          <w:rFonts w:ascii="方正仿宋_GBK" w:hAnsi="方正仿宋_GBK" w:eastAsia="方正仿宋_GBK" w:cs="方正仿宋_GBK"/>
-          <w:color w:val="000000"/>
-          <w:sz w:val="24"/>
-        </w:rPr>
-        <w:t>额度的非融资性保函。</w:t>
+        <w:t>（5）非融资性保函（免保证金）：企业经营涉及一定的非融资性经营活动需求，为不过多占用企业自身资金满足客户需求，特给予对应额度的非融资性保函。</w:t>
+      </w:r>
+      <w:r>
+        <w:rPr>
+          <w:rFonts w:ascii="方正仿宋_GBK" w:hAnsi="方正仿宋_GBK" w:eastAsia="方正仿宋_GBK" w:cs="方正仿宋_GBK"/>
+          <w:color w:val="000000"/>
+          <w:sz w:val="24"/>
+        </w:rPr>
+      </w:r>
+      <w:r>
+        <w:rPr>
+          <w:rFonts w:hint="eastAsia" w:ascii="方正仿宋_GBK" w:hAnsi="方正仿宋_GBK" w:eastAsia="方正仿宋_GBK" w:cs="方正仿宋_GBK"/>
+          <w:color w:val="000000"/>
+          <w:sz w:val="24"/>
+        </w:rPr>
+      </w:r>
+      <w:r>
+        <w:rPr>
+          <w:rFonts w:ascii="方正仿宋_GBK" w:hAnsi="方正仿宋_GBK" w:eastAsia="方正仿宋_GBK" w:cs="方正仿宋_GBK"/>
+          <w:color w:val="000000"/>
+          <w:sz w:val="24"/>
+        </w:rPr>
+      </w:r>
+      <w:r>
+        <w:rPr>
+          <w:rFonts w:hint="eastAsia" w:ascii="方正仿宋_GBK" w:hAnsi="方正仿宋_GBK" w:eastAsia="方正仿宋_GBK" w:cs="方正仿宋_GBK"/>
+          <w:color w:val="000000"/>
+          <w:sz w:val="24"/>
+        </w:rPr>
+      </w:r>
+      <w:r>
+        <w:rPr>
+          <w:rFonts w:ascii="方正仿宋_GBK" w:hAnsi="方正仿宋_GBK" w:eastAsia="方正仿宋_GBK" w:cs="方正仿宋_GBK"/>
+          <w:color w:val="000000"/>
+          <w:sz w:val="24"/>
+        </w:rPr>
+      </w:r>
+      <w:r>
+        <w:rPr>
+          <w:rFonts w:hint="eastAsia" w:ascii="方正仿宋_GBK" w:hAnsi="方正仿宋_GBK" w:eastAsia="方正仿宋_GBK" w:cs="方正仿宋_GBK"/>
+          <w:color w:val="000000"/>
+          <w:sz w:val="24"/>
+        </w:rPr>
+      </w:r>
+      <w:r>
+        <w:rPr>
+          <w:rFonts w:ascii="方正仿宋_GBK" w:hAnsi="方正仿宋_GBK" w:eastAsia="方正仿宋_GBK" w:cs="方正仿宋_GBK"/>
+          <w:color w:val="000000"/>
+          <w:sz w:val="24"/>
+        </w:rPr>
+      </w:r>
+      <w:r>
+        <w:rPr>
+          <w:rFonts w:hint="eastAsia" w:ascii="方正仿宋_GBK" w:hAnsi="方正仿宋_GBK" w:eastAsia="方正仿宋_GBK" w:cs="方正仿宋_GBK"/>
+          <w:color w:val="000000"/>
+          <w:sz w:val="24"/>
+        </w:rPr>
+      </w:r>
+      <w:r>
+        <w:rPr>
+          <w:rFonts w:ascii="方正仿宋_GBK" w:hAnsi="方正仿宋_GBK" w:eastAsia="方正仿宋_GBK" w:cs="方正仿宋_GBK"/>
+          <w:color w:val="000000"/>
+          <w:sz w:val="24"/>
+        </w:rPr>
+      </w:r>
+      <w:r>
+        <w:rPr>
+          <w:rFonts w:hint="eastAsia" w:ascii="方正仿宋_GBK" w:hAnsi="方正仿宋_GBK" w:eastAsia="方正仿宋_GBK" w:cs="方正仿宋_GBK"/>
+          <w:color w:val="000000"/>
+          <w:sz w:val="24"/>
+        </w:rPr>
+      </w:r>
+      <w:r>
+        <w:rPr>
+          <w:rFonts w:ascii="方正仿宋_GBK" w:hAnsi="方正仿宋_GBK" w:eastAsia="方正仿宋_GBK" w:cs="方正仿宋_GBK"/>
+          <w:color w:val="000000"/>
+          <w:sz w:val="24"/>
+        </w:rPr>
+      </w:r>
+      <w:r>
+        <w:rPr>
+          <w:rFonts w:hint="eastAsia" w:ascii="方正仿宋_GBK" w:hAnsi="方正仿宋_GBK" w:eastAsia="方正仿宋_GBK" w:cs="方正仿宋_GBK"/>
+          <w:color w:val="000000"/>
+          <w:sz w:val="24"/>
+        </w:rPr>
+      </w:r>
+      <w:r>
+        <w:rPr>
+          <w:rFonts w:ascii="方正仿宋_GBK" w:hAnsi="方正仿宋_GBK" w:eastAsia="方正仿宋_GBK" w:cs="方正仿宋_GBK"/>
+          <w:color w:val="000000"/>
+          <w:sz w:val="24"/>
+        </w:rPr>
       </w:r>
     </w:p>
     <w:p>
@@ -36346,23 +36059,21 @@
           <w:color w:val="000000"/>
           <w:sz w:val="24"/>
         </w:rPr>
-        <w:t>（6）快捷</w:t>
-      </w:r>
-      <w:r>
-        <w:rPr>
-          <w:rFonts w:ascii="方正仿宋_GBK" w:hAnsi="方正仿宋_GBK" w:eastAsia="方正仿宋_GBK" w:cs="方正仿宋_GBK"/>
-          <w:color w:val="000000"/>
-          <w:sz w:val="24"/>
-        </w:rPr>
-        <w:t>保理</w:t>
-      </w:r>
-      <w:r>
-        <w:rPr>
-          <w:rFonts w:hint="eastAsia" w:ascii="方正仿宋_GBK" w:hAnsi="方正仿宋_GBK" w:eastAsia="方正仿宋_GBK" w:cs="方正仿宋_GBK"/>
-          <w:color w:val="000000"/>
-          <w:sz w:val="24"/>
-        </w:rPr>
-        <w:t>2300万元：截至</w:t>
+        <w:t>（6）快捷保理：企业上下游账期结构存在一定错配，为满足企业按期交付下游款项的需求，给予企业对应额度的快捷保理工具。</w:t>
+      </w:r>
+      <w:r>
+        <w:rPr>
+          <w:rFonts w:ascii="方正仿宋_GBK" w:hAnsi="方正仿宋_GBK" w:eastAsia="方正仿宋_GBK" w:cs="方正仿宋_GBK"/>
+          <w:color w:val="000000"/>
+          <w:sz w:val="24"/>
+        </w:rPr>
+      </w:r>
+      <w:r>
+        <w:rPr>
+          <w:rFonts w:hint="eastAsia" w:ascii="方正仿宋_GBK" w:hAnsi="方正仿宋_GBK" w:eastAsia="方正仿宋_GBK" w:cs="方正仿宋_GBK"/>
+          <w:color w:val="000000"/>
+          <w:sz w:val="24"/>
+        </w:rPr>
       </w:r>
       <w:r>
         <w:rPr>
@@ -36371,119 +36082,104 @@
           <w:sz w:val="24"/>
           <w:lang w:eastAsia="zh-CN"/>
         </w:rPr>
-        <w:t>2022</w:t>
-      </w:r>
-      <w:r>
-        <w:rPr>
-          <w:rFonts w:hint="eastAsia" w:ascii="方正仿宋_GBK" w:hAnsi="方正仿宋_GBK" w:eastAsia="方正仿宋_GBK" w:cs="方正仿宋_GBK"/>
-          <w:color w:val="000000"/>
-          <w:sz w:val="24"/>
-        </w:rPr>
-        <w:t>年6月份</w:t>
-      </w:r>
-      <w:r>
-        <w:rPr>
-          <w:rFonts w:ascii="方正仿宋_GBK" w:hAnsi="方正仿宋_GBK" w:eastAsia="方正仿宋_GBK" w:cs="方正仿宋_GBK"/>
-          <w:color w:val="000000"/>
-          <w:sz w:val="24"/>
-        </w:rPr>
-        <w:t>，企业应付</w:t>
-      </w:r>
-      <w:r>
-        <w:rPr>
-          <w:rFonts w:hint="eastAsia" w:ascii="方正仿宋_GBK" w:hAnsi="方正仿宋_GBK" w:eastAsia="方正仿宋_GBK" w:cs="方正仿宋_GBK"/>
-          <w:color w:val="000000"/>
-          <w:sz w:val="24"/>
-        </w:rPr>
-        <w:t>账款</w:t>
-      </w:r>
-      <w:r>
-        <w:rPr>
-          <w:rFonts w:ascii="方正仿宋_GBK" w:hAnsi="方正仿宋_GBK" w:eastAsia="方正仿宋_GBK" w:cs="方正仿宋_GBK"/>
-          <w:color w:val="000000"/>
-          <w:sz w:val="24"/>
-        </w:rPr>
-        <w:t>占比企业</w:t>
-      </w:r>
-      <w:r>
-        <w:rPr>
-          <w:rFonts w:hint="eastAsia" w:ascii="方正仿宋_GBK" w:hAnsi="方正仿宋_GBK" w:eastAsia="方正仿宋_GBK" w:cs="方正仿宋_GBK"/>
-          <w:color w:val="000000"/>
-          <w:sz w:val="24"/>
-        </w:rPr>
-        <w:t>营业成本</w:t>
-      </w:r>
-      <w:r>
-        <w:rPr>
-          <w:rFonts w:ascii="方正仿宋_GBK" w:hAnsi="方正仿宋_GBK" w:eastAsia="方正仿宋_GBK" w:cs="方正仿宋_GBK"/>
-          <w:color w:val="000000"/>
-          <w:sz w:val="24"/>
-        </w:rPr>
-        <w:t>的</w:t>
-      </w:r>
-      <w:r>
-        <w:rPr>
-          <w:rFonts w:hint="eastAsia" w:ascii="方正仿宋_GBK" w:hAnsi="方正仿宋_GBK" w:eastAsia="方正仿宋_GBK" w:cs="方正仿宋_GBK"/>
-          <w:color w:val="000000"/>
-          <w:sz w:val="24"/>
-        </w:rPr>
-        <w:t>77.57</w:t>
-      </w:r>
-      <w:r>
-        <w:rPr>
-          <w:rFonts w:ascii="方正仿宋_GBK" w:hAnsi="方正仿宋_GBK" w:eastAsia="方正仿宋_GBK" w:cs="方正仿宋_GBK"/>
-          <w:color w:val="000000"/>
-          <w:sz w:val="24"/>
-        </w:rPr>
-        <w:t>%，由于目前</w:t>
-      </w:r>
-      <w:r>
-        <w:rPr>
-          <w:rFonts w:hint="eastAsia" w:ascii="方正仿宋_GBK" w:hAnsi="方正仿宋_GBK" w:eastAsia="方正仿宋_GBK" w:cs="方正仿宋_GBK"/>
-          <w:color w:val="000000"/>
-          <w:sz w:val="24"/>
-        </w:rPr>
-        <w:t>疫情影响</w:t>
-      </w:r>
-      <w:r>
-        <w:rPr>
-          <w:rFonts w:ascii="方正仿宋_GBK" w:hAnsi="方正仿宋_GBK" w:eastAsia="方正仿宋_GBK" w:cs="方正仿宋_GBK"/>
-          <w:color w:val="000000"/>
-          <w:sz w:val="24"/>
-        </w:rPr>
-        <w:t>导致的应收账款回笼不及时企业货币资金短缺，为满足企业</w:t>
-      </w:r>
-      <w:r>
-        <w:rPr>
-          <w:rFonts w:hint="eastAsia" w:ascii="方正仿宋_GBK" w:hAnsi="方正仿宋_GBK" w:eastAsia="方正仿宋_GBK" w:cs="方正仿宋_GBK"/>
-          <w:color w:val="000000"/>
-          <w:sz w:val="24"/>
-        </w:rPr>
-        <w:t>交付</w:t>
-      </w:r>
-      <w:r>
-        <w:rPr>
-          <w:rFonts w:ascii="方正仿宋_GBK" w:hAnsi="方正仿宋_GBK" w:eastAsia="方正仿宋_GBK" w:cs="方正仿宋_GBK"/>
-          <w:color w:val="000000"/>
-          <w:sz w:val="24"/>
-        </w:rPr>
-        <w:t>下游企业款项，给予</w:t>
-      </w:r>
-      <w:r>
-        <w:rPr>
-          <w:rFonts w:hint="eastAsia" w:ascii="方正仿宋_GBK" w:hAnsi="方正仿宋_GBK" w:eastAsia="方正仿宋_GBK" w:cs="方正仿宋_GBK"/>
-          <w:color w:val="000000"/>
-          <w:sz w:val="24"/>
-        </w:rPr>
-        <w:t>企业对应</w:t>
-      </w:r>
-      <w:r>
-        <w:rPr>
-          <w:rFonts w:ascii="方正仿宋_GBK" w:hAnsi="方正仿宋_GBK" w:eastAsia="方正仿宋_GBK" w:cs="方正仿宋_GBK"/>
-          <w:color w:val="000000"/>
-          <w:sz w:val="24"/>
-        </w:rPr>
-        <w:t>额度的快捷保理。</w:t>
+      </w:r>
+      <w:r>
+        <w:rPr>
+          <w:rFonts w:hint="eastAsia" w:ascii="方正仿宋_GBK" w:hAnsi="方正仿宋_GBK" w:eastAsia="方正仿宋_GBK" w:cs="方正仿宋_GBK"/>
+          <w:color w:val="000000"/>
+          <w:sz w:val="24"/>
+        </w:rPr>
+      </w:r>
+      <w:r>
+        <w:rPr>
+          <w:rFonts w:ascii="方正仿宋_GBK" w:hAnsi="方正仿宋_GBK" w:eastAsia="方正仿宋_GBK" w:cs="方正仿宋_GBK"/>
+          <w:color w:val="000000"/>
+          <w:sz w:val="24"/>
+        </w:rPr>
+      </w:r>
+      <w:r>
+        <w:rPr>
+          <w:rFonts w:hint="eastAsia" w:ascii="方正仿宋_GBK" w:hAnsi="方正仿宋_GBK" w:eastAsia="方正仿宋_GBK" w:cs="方正仿宋_GBK"/>
+          <w:color w:val="000000"/>
+          <w:sz w:val="24"/>
+        </w:rPr>
+      </w:r>
+      <w:r>
+        <w:rPr>
+          <w:rFonts w:ascii="方正仿宋_GBK" w:hAnsi="方正仿宋_GBK" w:eastAsia="方正仿宋_GBK" w:cs="方正仿宋_GBK"/>
+          <w:color w:val="000000"/>
+          <w:sz w:val="24"/>
+        </w:rPr>
+      </w:r>
+      <w:r>
+        <w:rPr>
+          <w:rFonts w:hint="eastAsia" w:ascii="方正仿宋_GBK" w:hAnsi="方正仿宋_GBK" w:eastAsia="方正仿宋_GBK" w:cs="方正仿宋_GBK"/>
+          <w:color w:val="000000"/>
+          <w:sz w:val="24"/>
+        </w:rPr>
+      </w:r>
+      <w:r>
+        <w:rPr>
+          <w:rFonts w:ascii="方正仿宋_GBK" w:hAnsi="方正仿宋_GBK" w:eastAsia="方正仿宋_GBK" w:cs="方正仿宋_GBK"/>
+          <w:color w:val="000000"/>
+          <w:sz w:val="24"/>
+        </w:rPr>
+      </w:r>
+      <w:r>
+        <w:rPr>
+          <w:rFonts w:hint="eastAsia" w:ascii="方正仿宋_GBK" w:hAnsi="方正仿宋_GBK" w:eastAsia="方正仿宋_GBK" w:cs="方正仿宋_GBK"/>
+          <w:color w:val="000000"/>
+          <w:sz w:val="24"/>
+        </w:rPr>
+      </w:r>
+      <w:r>
+        <w:rPr>
+          <w:rFonts w:ascii="方正仿宋_GBK" w:hAnsi="方正仿宋_GBK" w:eastAsia="方正仿宋_GBK" w:cs="方正仿宋_GBK"/>
+          <w:color w:val="000000"/>
+          <w:sz w:val="24"/>
+        </w:rPr>
+      </w:r>
+      <w:r>
+        <w:rPr>
+          <w:rFonts w:hint="eastAsia" w:ascii="方正仿宋_GBK" w:hAnsi="方正仿宋_GBK" w:eastAsia="方正仿宋_GBK" w:cs="方正仿宋_GBK"/>
+          <w:color w:val="000000"/>
+          <w:sz w:val="24"/>
+        </w:rPr>
+      </w:r>
+      <w:r>
+        <w:rPr>
+          <w:rFonts w:ascii="方正仿宋_GBK" w:hAnsi="方正仿宋_GBK" w:eastAsia="方正仿宋_GBK" w:cs="方正仿宋_GBK"/>
+          <w:color w:val="000000"/>
+          <w:sz w:val="24"/>
+        </w:rPr>
+      </w:r>
+      <w:r>
+        <w:rPr>
+          <w:rFonts w:hint="eastAsia" w:ascii="方正仿宋_GBK" w:hAnsi="方正仿宋_GBK" w:eastAsia="方正仿宋_GBK" w:cs="方正仿宋_GBK"/>
+          <w:color w:val="000000"/>
+          <w:sz w:val="24"/>
+        </w:rPr>
+      </w:r>
+      <w:r>
+        <w:rPr>
+          <w:rFonts w:ascii="方正仿宋_GBK" w:hAnsi="方正仿宋_GBK" w:eastAsia="方正仿宋_GBK" w:cs="方正仿宋_GBK"/>
+          <w:color w:val="000000"/>
+          <w:sz w:val="24"/>
+        </w:rPr>
+      </w:r>
+      <w:r>
+        <w:rPr>
+          <w:rFonts w:hint="eastAsia" w:ascii="方正仿宋_GBK" w:hAnsi="方正仿宋_GBK" w:eastAsia="方正仿宋_GBK" w:cs="方正仿宋_GBK"/>
+          <w:color w:val="000000"/>
+          <w:sz w:val="24"/>
+        </w:rPr>
+      </w:r>
+      <w:r>
+        <w:rPr>
+          <w:rFonts w:ascii="方正仿宋_GBK" w:hAnsi="方正仿宋_GBK" w:eastAsia="方正仿宋_GBK" w:cs="方正仿宋_GBK"/>
+          <w:color w:val="000000"/>
+          <w:sz w:val="24"/>
+        </w:rPr>
       </w:r>
     </w:p>
     <w:p>
@@ -36505,7 +36201,7 @@
           <w:color w:val="000000"/>
           <w:sz w:val="24"/>
         </w:rPr>
-        <w:t>（7）</w:t>
+        <w:t>（7）完全现金保证额度：满足企业未来可能签订的各项完全现金业务需求。</w:t>
       </w:r>
       <w:r>
         <w:rPr>
@@ -36514,39 +36210,34 @@
           <w:sz w:val="24"/>
           <w:lang w:val="en-US" w:eastAsia="zh-CN"/>
         </w:rPr>
-        <w:t>375</w:t>
-      </w:r>
-      <w:r>
-        <w:rPr>
-          <w:rFonts w:hint="eastAsia" w:ascii="方正仿宋_GBK" w:hAnsi="方正仿宋_GBK" w:eastAsia="方正仿宋_GBK" w:cs="方正仿宋_GBK"/>
-          <w:color w:val="000000"/>
-          <w:sz w:val="24"/>
-        </w:rPr>
-        <w:t>万元完全现金保证额度：满足</w:t>
-      </w:r>
-      <w:r>
-        <w:rPr>
-          <w:rFonts w:ascii="方正仿宋_GBK" w:hAnsi="方正仿宋_GBK" w:eastAsia="方正仿宋_GBK" w:cs="方正仿宋_GBK"/>
-          <w:color w:val="000000"/>
-          <w:sz w:val="24"/>
-        </w:rPr>
-        <w:t>企业未来可能签订的各项</w:t>
-      </w:r>
-      <w:r>
-        <w:rPr>
-          <w:rFonts w:hint="eastAsia" w:ascii="方正仿宋_GBK" w:hAnsi="方正仿宋_GBK" w:eastAsia="方正仿宋_GBK" w:cs="方正仿宋_GBK"/>
-          <w:color w:val="000000"/>
-          <w:sz w:val="24"/>
-        </w:rPr>
-        <w:t>完全现金业务需求</w:t>
-      </w:r>
-      <w:r>
-        <w:rPr>
-          <w:rFonts w:ascii="方正仿宋_GBK" w:hAnsi="方正仿宋_GBK" w:eastAsia="方正仿宋_GBK" w:cs="方正仿宋_GBK"/>
-          <w:color w:val="000000"/>
-          <w:sz w:val="24"/>
-        </w:rPr>
-        <w:t>。</w:t>
+      </w:r>
+      <w:r>
+        <w:rPr>
+          <w:rFonts w:hint="eastAsia" w:ascii="方正仿宋_GBK" w:hAnsi="方正仿宋_GBK" w:eastAsia="方正仿宋_GBK" w:cs="方正仿宋_GBK"/>
+          <w:color w:val="000000"/>
+          <w:sz w:val="24"/>
+        </w:rPr>
+      </w:r>
+      <w:r>
+        <w:rPr>
+          <w:rFonts w:ascii="方正仿宋_GBK" w:hAnsi="方正仿宋_GBK" w:eastAsia="方正仿宋_GBK" w:cs="方正仿宋_GBK"/>
+          <w:color w:val="000000"/>
+          <w:sz w:val="24"/>
+        </w:rPr>
+      </w:r>
+      <w:r>
+        <w:rPr>
+          <w:rFonts w:hint="eastAsia" w:ascii="方正仿宋_GBK" w:hAnsi="方正仿宋_GBK" w:eastAsia="方正仿宋_GBK" w:cs="方正仿宋_GBK"/>
+          <w:color w:val="000000"/>
+          <w:sz w:val="24"/>
+        </w:rPr>
+      </w:r>
+      <w:r>
+        <w:rPr>
+          <w:rFonts w:ascii="方正仿宋_GBK" w:hAnsi="方正仿宋_GBK" w:eastAsia="方正仿宋_GBK" w:cs="方正仿宋_GBK"/>
+          <w:color w:val="000000"/>
+          <w:sz w:val="24"/>
+        </w:rPr>
       </w:r>
     </w:p>
     <w:p>
@@ -38194,7 +37885,7 @@
           <w:rFonts w:hint="eastAsia" w:ascii="方正仿宋_GBK" w:hAnsi="方正仿宋_GBK" w:eastAsia="方正仿宋_GBK" w:cs="方正仿宋_GBK"/>
           <w:sz w:val="24"/>
         </w:rPr>
-        <w:t>交通银行福建省分行大客户一部</w:t>
+        <w:t>经办行客户部</w:t>
       </w:r>
     </w:p>
     <w:p>
@@ -38693,42 +38384,37 @@
                 <w:rFonts w:hint="eastAsia" w:ascii="方正仿宋_GBK" w:hAnsi="方正仿宋_GBK" w:eastAsia="方正仿宋_GBK" w:cs="方正仿宋_GBK"/>
                 <w:sz w:val="18"/>
               </w:rPr>
-              <w:t>合并报表</w:t>
+              <w:t>合并报表含公司本部及{{RELATED_PARTY_1_FULL_NAME}}、{{RELATED_PARTY_2_FULL_NAME}}</w:t>
             </w:r>
             <w:r>
               <w:rPr>
                 <w:rFonts w:ascii="方正仿宋_GBK" w:hAnsi="方正仿宋_GBK" w:eastAsia="方正仿宋_GBK" w:cs="方正仿宋_GBK"/>
                 <w:sz w:val="18"/>
               </w:rPr>
-              <w:t>含公司本部及福建省六一八</w:t>
             </w:r>
             <w:r>
               <w:rPr>
                 <w:rFonts w:hint="eastAsia" w:ascii="方正仿宋_GBK" w:hAnsi="方正仿宋_GBK" w:eastAsia="方正仿宋_GBK" w:cs="方正仿宋_GBK"/>
                 <w:sz w:val="18"/>
               </w:rPr>
-              <w:t>信息技术</w:t>
             </w:r>
             <w:r>
               <w:rPr>
                 <w:rFonts w:ascii="方正仿宋_GBK" w:hAnsi="方正仿宋_GBK" w:eastAsia="方正仿宋_GBK" w:cs="方正仿宋_GBK"/>
                 <w:sz w:val="18"/>
               </w:rPr>
-              <w:t>有限公司</w:t>
             </w:r>
             <w:r>
               <w:rPr>
                 <w:rFonts w:hint="eastAsia" w:ascii="方正仿宋_GBK" w:hAnsi="方正仿宋_GBK" w:eastAsia="方正仿宋_GBK" w:cs="方正仿宋_GBK"/>
                 <w:sz w:val="18"/>
               </w:rPr>
-              <w:t>、</w:t>
             </w:r>
             <w:r>
               <w:rPr>
                 <w:rFonts w:ascii="方正仿宋_GBK" w:hAnsi="方正仿宋_GBK" w:eastAsia="方正仿宋_GBK" w:cs="方正仿宋_GBK"/>
                 <w:sz w:val="18"/>
               </w:rPr>
-              <w:t>三明新基建产业发展有限公司</w:t>
             </w:r>
           </w:p>
         </w:tc>

--- a/samples/经纬测绘_对公成稿A.docx
+++ b/samples/经纬测绘_对公成稿A.docx
@@ -1990,21 +1990,19 @@
                 <w:rFonts w:hint="eastAsia" w:ascii="方正仿宋_GBK" w:hAnsi="方正仿宋_GBK" w:eastAsia="方正仿宋_GBK" w:cs="方正仿宋_GBK"/>
                 <w:sz w:val="18"/>
               </w:rPr>
-              <w:t>5</w:t>
+              <w:t>{{CLIENT_REGISTERED_CAPITAL}}</w:t>
             </w:r>
             <w:r>
               <w:rPr>
                 <w:rFonts w:ascii="方正仿宋_GBK" w:hAnsi="方正仿宋_GBK" w:eastAsia="方正仿宋_GBK" w:cs="方正仿宋_GBK"/>
                 <w:sz w:val="18"/>
               </w:rPr>
-              <w:t>000</w:t>
             </w:r>
             <w:r>
               <w:rPr>
                 <w:rFonts w:hint="eastAsia" w:ascii="方正仿宋_GBK" w:hAnsi="方正仿宋_GBK" w:eastAsia="方正仿宋_GBK" w:cs="方正仿宋_GBK"/>
                 <w:sz w:val="18"/>
               </w:rPr>
-              <w:t>万元</w:t>
             </w:r>
           </w:p>
         </w:tc>
@@ -2051,7 +2049,7 @@
                 <w:rFonts w:hint="eastAsia" w:ascii="方正仿宋_GBK" w:hAnsi="方正仿宋_GBK" w:eastAsia="方正仿宋_GBK" w:cs="方正仿宋_GBK"/>
                 <w:sz w:val="18"/>
               </w:rPr>
-              <w:t>5000万元</w:t>
+              <w:t>{{CLIENT_PAID_IN_CAPITAL}}</w:t>
             </w:r>
           </w:p>
         </w:tc>
@@ -2656,7 +2654,7 @@
                 <w:rFonts w:hint="eastAsia" w:ascii="方正仿宋_GBK" w:hAnsi="方正仿宋_GBK" w:eastAsia="方正仿宋_GBK" w:cs="方正仿宋_GBK"/>
                 <w:sz w:val="18"/>
               </w:rPr>
-              <w:t>5000万元</w:t>
+              <w:t>{{CLIENT_REGISTERED_CAPITAL}}</w:t>
             </w:r>
           </w:p>
         </w:tc>
@@ -2782,7 +2780,7 @@
                 <w:rFonts w:hint="eastAsia" w:ascii="方正仿宋_GBK" w:hAnsi="方正仿宋_GBK" w:eastAsia="方正仿宋_GBK" w:cs="方正仿宋_GBK"/>
                 <w:sz w:val="18"/>
               </w:rPr>
-              <w:t>5000万元</w:t>
+              <w:t>{{CLIENT_REGISTERED_CAPITAL}}</w:t>
             </w:r>
           </w:p>
         </w:tc>
@@ -34650,7 +34648,7 @@
           <w:color w:val="000000"/>
           <w:sz w:val="24"/>
         </w:rPr>
-        <w:t>a．{{CLIENT_FULL_NAME}}为我行PD评级5级客户，所属行业为商务服务业，目前我行行业投向指引为：总体适度进入，符合投向政策要求。</w:t>
+        <w:t>a．{{CLIENT_FULL_NAME}}为我行PD评级{{PD_RATING}}级客户，所属行业为{{CLIENT_INDUSTRY_CATEGORY}}，目前我行行业投向指引为：总体适度进入，符合投向政策要求。</w:t>
       </w:r>
       <w:r>
         <w:rPr>
